--- a/Jelena Bakic 2023.docx
+++ b/Jelena Bakic 2023.docx
@@ -1989,203 +1989,201 @@
         </w:rPr>
         <w:br w:type="page"/>
       </w:r>
-      <w:bookmarkStart w:id="4" w:name="_GoBack"/>
+    </w:p>
+    <w:p>
+      <w:pPr>
+        <w:pStyle w:val="Heading1"/>
+        <w:rPr>
+          <w:lang w:val="sr-Latn-RS"/>
+        </w:rPr>
+      </w:pPr>
+    </w:p>
+    <w:p>
+      <w:pPr>
+        <w:pStyle w:val="Heading1"/>
+        <w:rPr>
+          <w:lang w:val="sr-Latn-RS"/>
+        </w:rPr>
+      </w:pPr>
+      <w:bookmarkStart w:id="4" w:name="_Toc125197730"/>
+      <w:r>
+        <w:rPr>
+          <w:lang w:val="sr-Latn-RS"/>
+        </w:rPr>
+        <w:t xml:space="preserve">1 </w:t>
+      </w:r>
+      <w:r>
+        <w:rPr>
+          <w:lang w:val="sr-Latn-RS"/>
+        </w:rPr>
+        <w:t>UVOD</w:t>
+      </w:r>
+      <w:bookmarkStart w:id="5" w:name="уводУМулАнализу"/>
+      <w:bookmarkEnd w:id="3"/>
       <w:bookmarkEnd w:id="4"/>
     </w:p>
     <w:p>
       <w:pPr>
-        <w:pStyle w:val="Heading1"/>
-        <w:rPr>
-          <w:lang w:val="sr-Latn-RS"/>
-        </w:rPr>
-      </w:pPr>
-    </w:p>
-    <w:p>
-      <w:pPr>
-        <w:pStyle w:val="Heading1"/>
-        <w:rPr>
-          <w:lang w:val="sr-Latn-RS"/>
-        </w:rPr>
-      </w:pPr>
-      <w:bookmarkStart w:id="5" w:name="_Toc125197730"/>
-      <w:r>
-        <w:rPr>
-          <w:lang w:val="sr-Latn-RS"/>
-        </w:rPr>
-        <w:t xml:space="preserve">1 </w:t>
-      </w:r>
-      <w:r>
-        <w:rPr>
-          <w:lang w:val="sr-Latn-RS"/>
-        </w:rPr>
-        <w:t>UVOD</w:t>
-      </w:r>
-      <w:bookmarkStart w:id="6" w:name="уводУМулАнализу"/>
-      <w:bookmarkEnd w:id="3"/>
+        <w:rPr>
+          <w:lang w:val="sr-Latn-RS" w:bidi="he-IL"/>
+        </w:rPr>
+      </w:pPr>
+    </w:p>
+    <w:p>
+      <w:pPr>
+        <w:rPr>
+          <w:lang w:val="sr-Latn-RS" w:bidi="he-IL"/>
+        </w:rPr>
+      </w:pPr>
+      <w:r>
+        <w:rPr>
+          <w:lang w:val="sr-Latn-RS" w:bidi="he-IL"/>
+        </w:rPr>
+        <w:t>U U</w:t>
+      </w:r>
+      <w:r>
+        <w:rPr>
+          <w:lang w:val="sr-Latn-RS" w:bidi="he-IL"/>
+        </w:rPr>
+        <w:t xml:space="preserve">vodu je potrebno definisati problem koji se razmatra u diplomskom radu i jasno </w:t>
+      </w:r>
+      <w:r>
+        <w:rPr>
+          <w:lang w:val="sr-Latn-RS" w:bidi="he-IL"/>
+        </w:rPr>
+        <w:t>predstaviti</w:t>
+      </w:r>
+      <w:r>
+        <w:rPr>
+          <w:lang w:val="sr-Latn-RS" w:bidi="he-IL"/>
+        </w:rPr>
+        <w:t xml:space="preserve"> pitanja na koja</w:t>
+      </w:r>
+      <w:r>
+        <w:rPr>
+          <w:lang w:val="sr-Latn-RS" w:bidi="he-IL"/>
+        </w:rPr>
+        <w:t xml:space="preserve"> diplomski</w:t>
+      </w:r>
+      <w:r>
+        <w:rPr>
+          <w:lang w:val="sr-Latn-RS" w:bidi="he-IL"/>
+        </w:rPr>
+        <w:t xml:space="preserve"> rad daje odgovore. Uvod ne treba da bude opšti</w:t>
+      </w:r>
+      <w:r>
+        <w:rPr>
+          <w:lang w:val="sr-Latn-RS" w:bidi="he-IL"/>
+        </w:rPr>
+        <w:t>. Nikako ne prepisivati</w:t>
+      </w:r>
+      <w:r>
+        <w:rPr>
+          <w:lang w:val="sr-Latn-RS" w:bidi="he-IL"/>
+        </w:rPr>
+        <w:t xml:space="preserve"> </w:t>
+      </w:r>
+      <w:r>
+        <w:rPr>
+          <w:lang w:val="sr-Latn-RS" w:bidi="he-IL"/>
+        </w:rPr>
+        <w:t>činjenice</w:t>
+      </w:r>
+      <w:r>
+        <w:rPr>
+          <w:lang w:val="sr-Latn-RS" w:bidi="he-IL"/>
+        </w:rPr>
+        <w:t xml:space="preserve"> </w:t>
+      </w:r>
+      <w:r>
+        <w:rPr>
+          <w:lang w:val="sr-Latn-RS" w:bidi="he-IL"/>
+        </w:rPr>
+        <w:t>iz dos</w:t>
+      </w:r>
+      <w:r>
+        <w:rPr>
+          <w:lang w:val="sr-Latn-RS" w:bidi="he-IL"/>
+        </w:rPr>
+        <w:t>t</w:t>
+      </w:r>
+      <w:r>
+        <w:rPr>
+          <w:lang w:val="sr-Latn-RS" w:bidi="he-IL"/>
+        </w:rPr>
+        <w:t>up</w:t>
+      </w:r>
+      <w:r>
+        <w:rPr>
+          <w:lang w:val="sr-Latn-RS" w:bidi="he-IL"/>
+        </w:rPr>
+        <w:t xml:space="preserve">ne literature </w:t>
+      </w:r>
+      <w:r>
+        <w:rPr>
+          <w:lang w:val="sr-Latn-RS" w:bidi="he-IL"/>
+        </w:rPr>
+        <w:t>o problemu</w:t>
+      </w:r>
+      <w:r>
+        <w:rPr>
+          <w:lang w:val="sr-Latn-RS" w:bidi="he-IL"/>
+        </w:rPr>
+        <w:t xml:space="preserve"> koji se razmatra</w:t>
+      </w:r>
+      <w:r>
+        <w:rPr>
+          <w:lang w:val="sr-Latn-RS" w:bidi="he-IL"/>
+        </w:rPr>
+        <w:t>.</w:t>
+      </w:r>
+      <w:r>
+        <w:rPr>
+          <w:lang w:val="sr-Latn-RS" w:bidi="he-IL"/>
+        </w:rPr>
+        <w:t xml:space="preserve"> Posebno, voditi računa o autorskim pravima i pravilno navoditi citate i literaturu.</w:t>
+      </w:r>
+    </w:p>
+    <w:p>
+      <w:pPr>
+        <w:rPr>
+          <w:lang w:val="sr-Latn-RS" w:bidi="he-IL"/>
+        </w:rPr>
+      </w:pPr>
+      <w:r>
+        <w:rPr>
+          <w:lang w:val="sr-Latn-RS" w:bidi="he-IL"/>
+        </w:rPr>
+        <w:t>Pregled relevantne literature bi trebalo prikazati u Uvodu.</w:t>
+      </w:r>
+      <w:r>
+        <w:rPr>
+          <w:lang w:val="sr-Latn-RS" w:bidi="he-IL"/>
+        </w:rPr>
+        <w:t xml:space="preserve"> U Uvodu se obavezno navodi cilj rada!</w:t>
+      </w:r>
+    </w:p>
+    <w:p>
+      <w:pPr>
+        <w:rPr>
+          <w:lang w:val="sr-Latn-RS" w:bidi="he-IL"/>
+        </w:rPr>
+      </w:pPr>
+      <w:r>
+        <w:rPr>
+          <w:lang w:val="sr-Latn-RS" w:bidi="he-IL"/>
+        </w:rPr>
+        <w:t>Poslednji pasus Uvoda treba da opiše strukturu rada po poglavljima.</w:t>
+      </w:r>
+    </w:p>
+    <w:p>
+      <w:pPr>
+        <w:rPr>
+          <w:lang w:val="sr-Latn-RS" w:bidi="he-IL"/>
+        </w:rPr>
+      </w:pPr>
+      <w:bookmarkStart w:id="6" w:name="методаАнализеГлавнихКомпоненти"/>
       <w:bookmarkEnd w:id="5"/>
-    </w:p>
-    <w:p>
-      <w:pPr>
-        <w:rPr>
-          <w:lang w:val="sr-Latn-RS" w:bidi="he-IL"/>
-        </w:rPr>
-      </w:pPr>
-    </w:p>
-    <w:p>
-      <w:pPr>
-        <w:rPr>
-          <w:lang w:val="sr-Latn-RS" w:bidi="he-IL"/>
-        </w:rPr>
-      </w:pPr>
-      <w:r>
-        <w:rPr>
-          <w:lang w:val="sr-Latn-RS" w:bidi="he-IL"/>
-        </w:rPr>
-        <w:t>U U</w:t>
-      </w:r>
-      <w:r>
-        <w:rPr>
-          <w:lang w:val="sr-Latn-RS" w:bidi="he-IL"/>
-        </w:rPr>
-        <w:t xml:space="preserve">vodu je potrebno definisati problem koji se razmatra u diplomskom radu i jasno </w:t>
-      </w:r>
-      <w:r>
-        <w:rPr>
-          <w:lang w:val="sr-Latn-RS" w:bidi="he-IL"/>
-        </w:rPr>
-        <w:t>predstaviti</w:t>
-      </w:r>
-      <w:r>
-        <w:rPr>
-          <w:lang w:val="sr-Latn-RS" w:bidi="he-IL"/>
-        </w:rPr>
-        <w:t xml:space="preserve"> pitanja na koja</w:t>
-      </w:r>
-      <w:r>
-        <w:rPr>
-          <w:lang w:val="sr-Latn-RS" w:bidi="he-IL"/>
-        </w:rPr>
-        <w:t xml:space="preserve"> diplomski</w:t>
-      </w:r>
-      <w:r>
-        <w:rPr>
-          <w:lang w:val="sr-Latn-RS" w:bidi="he-IL"/>
-        </w:rPr>
-        <w:t xml:space="preserve"> rad daje odgovore. Uvod ne treba da bude opšti</w:t>
-      </w:r>
-      <w:r>
-        <w:rPr>
-          <w:lang w:val="sr-Latn-RS" w:bidi="he-IL"/>
-        </w:rPr>
-        <w:t>. Nikako ne prepisivati</w:t>
-      </w:r>
-      <w:r>
-        <w:rPr>
-          <w:lang w:val="sr-Latn-RS" w:bidi="he-IL"/>
-        </w:rPr>
-        <w:t xml:space="preserve"> </w:t>
-      </w:r>
-      <w:r>
-        <w:rPr>
-          <w:lang w:val="sr-Latn-RS" w:bidi="he-IL"/>
-        </w:rPr>
-        <w:t>činjenice</w:t>
-      </w:r>
-      <w:r>
-        <w:rPr>
-          <w:lang w:val="sr-Latn-RS" w:bidi="he-IL"/>
-        </w:rPr>
-        <w:t xml:space="preserve"> </w:t>
-      </w:r>
-      <w:r>
-        <w:rPr>
-          <w:lang w:val="sr-Latn-RS" w:bidi="he-IL"/>
-        </w:rPr>
-        <w:t>iz dos</w:t>
-      </w:r>
-      <w:r>
-        <w:rPr>
-          <w:lang w:val="sr-Latn-RS" w:bidi="he-IL"/>
-        </w:rPr>
-        <w:t>t</w:t>
-      </w:r>
-      <w:r>
-        <w:rPr>
-          <w:lang w:val="sr-Latn-RS" w:bidi="he-IL"/>
-        </w:rPr>
-        <w:t>up</w:t>
-      </w:r>
-      <w:r>
-        <w:rPr>
-          <w:lang w:val="sr-Latn-RS" w:bidi="he-IL"/>
-        </w:rPr>
-        <w:t xml:space="preserve">ne literature </w:t>
-      </w:r>
-      <w:r>
-        <w:rPr>
-          <w:lang w:val="sr-Latn-RS" w:bidi="he-IL"/>
-        </w:rPr>
-        <w:t>o problemu</w:t>
-      </w:r>
-      <w:r>
-        <w:rPr>
-          <w:lang w:val="sr-Latn-RS" w:bidi="he-IL"/>
-        </w:rPr>
-        <w:t xml:space="preserve"> koji se razmatra</w:t>
-      </w:r>
-      <w:r>
-        <w:rPr>
-          <w:lang w:val="sr-Latn-RS" w:bidi="he-IL"/>
-        </w:rPr>
-        <w:t>.</w:t>
-      </w:r>
-      <w:r>
-        <w:rPr>
-          <w:lang w:val="sr-Latn-RS" w:bidi="he-IL"/>
-        </w:rPr>
-        <w:t xml:space="preserve"> Posebno, voditi računa o autorskim pravima i pravilno navoditi citate i literaturu.</w:t>
-      </w:r>
-    </w:p>
-    <w:p>
-      <w:pPr>
-        <w:rPr>
-          <w:lang w:val="sr-Latn-RS" w:bidi="he-IL"/>
-        </w:rPr>
-      </w:pPr>
-      <w:r>
-        <w:rPr>
-          <w:lang w:val="sr-Latn-RS" w:bidi="he-IL"/>
-        </w:rPr>
-        <w:t>Pregled relevantne literature bi trebalo prikazati u Uvodu.</w:t>
-      </w:r>
-      <w:r>
-        <w:rPr>
-          <w:lang w:val="sr-Latn-RS" w:bidi="he-IL"/>
-        </w:rPr>
-        <w:t xml:space="preserve"> U Uvodu se obavezno navodi cilj rada!</w:t>
-      </w:r>
-    </w:p>
-    <w:p>
-      <w:pPr>
-        <w:rPr>
-          <w:lang w:val="sr-Latn-RS" w:bidi="he-IL"/>
-        </w:rPr>
-      </w:pPr>
-      <w:r>
-        <w:rPr>
-          <w:lang w:val="sr-Latn-RS" w:bidi="he-IL"/>
-        </w:rPr>
-        <w:t>Poslednji pasus Uvoda treba da opiše strukturu rada po poglavljima.</w:t>
-      </w:r>
-    </w:p>
-    <w:p>
-      <w:pPr>
-        <w:rPr>
-          <w:lang w:val="sr-Latn-RS" w:bidi="he-IL"/>
-        </w:rPr>
-      </w:pPr>
-      <w:bookmarkStart w:id="7" w:name="методаАнализеГлавнихКомпоненти"/>
-      <w:bookmarkEnd w:id="6"/>
     </w:p>
     <w:p>
       <w:pPr>
@@ -2225,7 +2223,7 @@
           <w:lang w:val="sr-Latn-RS"/>
         </w:rPr>
       </w:pPr>
-      <w:bookmarkStart w:id="8" w:name="_Toc125197731"/>
+      <w:bookmarkStart w:id="7" w:name="_Toc125197731"/>
       <w:r>
         <w:rPr>
           <w:lang w:val="sr-Latn-RS"/>
@@ -2238,341 +2236,341 @@
         </w:rPr>
         <w:t>LINEARNI BLOK KODOVI</w:t>
       </w:r>
+      <w:bookmarkEnd w:id="7"/>
+    </w:p>
+    <w:bookmarkEnd w:id="6"/>
+    <w:p>
+      <w:pPr>
+        <w:rPr>
+          <w:lang w:val="sr-Latn-RS" w:bidi="he-IL"/>
+        </w:rPr>
+      </w:pPr>
+    </w:p>
+    <w:p>
+      <w:pPr>
+        <w:rPr>
+          <w:lang w:val="sr-Latn-RS" w:bidi="he-IL"/>
+        </w:rPr>
+      </w:pPr>
+      <w:r>
+        <w:rPr>
+          <w:lang w:val="sr-Latn-RS" w:bidi="he-IL"/>
+        </w:rPr>
+        <w:t>Poglavlje "</w:t>
+      </w:r>
+      <w:r>
+        <w:rPr>
+          <w:lang w:val="sr-Latn-RS" w:bidi="he-IL"/>
+        </w:rPr>
+        <w:t>Metod</w:t>
+      </w:r>
+      <w:r>
+        <w:rPr>
+          <w:lang w:val="sr-Latn-RS" w:bidi="he-IL"/>
+        </w:rPr>
+        <w:t>a rada</w:t>
+      </w:r>
+      <w:r>
+        <w:rPr>
+          <w:lang w:val="sr-Latn-RS" w:bidi="he-IL"/>
+        </w:rPr>
+        <w:t xml:space="preserve"> i materijal</w:t>
+      </w:r>
+      <w:r>
+        <w:rPr>
+          <w:lang w:val="sr-Latn-RS" w:bidi="he-IL"/>
+        </w:rPr>
+        <w:t>i" (ili "Metodologija rada")</w:t>
+      </w:r>
+      <w:r>
+        <w:rPr>
+          <w:lang w:val="sr-Latn-RS" w:bidi="he-IL"/>
+        </w:rPr>
+        <w:t xml:space="preserve"> bi trebalo da sadrži informacije o</w:t>
+      </w:r>
+      <w:r>
+        <w:rPr>
+          <w:lang w:val="sr-Latn-RS" w:bidi="he-IL"/>
+        </w:rPr>
+        <w:t xml:space="preserve"> </w:t>
+      </w:r>
+      <w:r>
+        <w:rPr>
+          <w:lang w:val="sr-Latn-RS" w:bidi="he-IL"/>
+        </w:rPr>
+        <w:t>metodama koje su</w:t>
+      </w:r>
+      <w:r>
+        <w:rPr>
+          <w:lang w:val="sr-Latn-RS" w:bidi="he-IL"/>
+        </w:rPr>
+        <w:t xml:space="preserve"> korišćene u izradi diplomskog rada kako bi se odgovorilo na pitanja koja su postavljena u Uvodu. </w:t>
+      </w:r>
+      <w:r>
+        <w:rPr>
+          <w:lang w:val="sr-Latn-RS" w:bidi="he-IL"/>
+        </w:rPr>
+        <w:t xml:space="preserve">U okviru ovog poglavlja je potrebno dati sve teorijske osnove neophodne za dalje razumevanje sadržaja rada. </w:t>
+      </w:r>
+      <w:r>
+        <w:rPr>
+          <w:lang w:val="sr-Latn-RS" w:bidi="he-IL"/>
+        </w:rPr>
+        <w:t>Ovaj deo je potrebno da bude dovoljno detaljan kako bi omogućio svima koji čitaju rad da</w:t>
+      </w:r>
+      <w:r>
+        <w:rPr>
+          <w:lang w:val="sr-Latn-RS" w:bidi="he-IL"/>
+        </w:rPr>
+        <w:t xml:space="preserve"> ponove</w:t>
+      </w:r>
+      <w:r>
+        <w:rPr>
+          <w:lang w:val="sr-Latn-RS" w:bidi="he-IL"/>
+        </w:rPr>
+        <w:t xml:space="preserve"> sva merenja</w:t>
+      </w:r>
+      <w:r>
+        <w:rPr>
+          <w:lang w:val="sr-Latn-RS" w:bidi="he-IL"/>
+        </w:rPr>
+        <w:t>/</w:t>
+      </w:r>
+      <w:r>
+        <w:rPr>
+          <w:lang w:val="sr-Latn-RS" w:bidi="he-IL"/>
+        </w:rPr>
+        <w:t>eksperimente</w:t>
+      </w:r>
+      <w:r>
+        <w:rPr>
+          <w:lang w:val="sr-Latn-RS" w:bidi="he-IL"/>
+        </w:rPr>
+        <w:t>/</w:t>
+      </w:r>
+      <w:r>
+        <w:rPr>
+          <w:lang w:val="sr-Latn-RS" w:bidi="he-IL"/>
+        </w:rPr>
+        <w:t>simulacije</w:t>
+      </w:r>
+      <w:r>
+        <w:rPr>
+          <w:lang w:val="sr-Latn-RS" w:bidi="he-IL"/>
+        </w:rPr>
+        <w:t>/</w:t>
+      </w:r>
+      <w:r>
+        <w:rPr>
+          <w:lang w:val="sr-Latn-RS" w:bidi="he-IL"/>
+        </w:rPr>
+        <w:t>analizu</w:t>
+      </w:r>
+      <w:r>
+        <w:rPr>
+          <w:lang w:val="sr-Latn-RS" w:bidi="he-IL"/>
+        </w:rPr>
+        <w:t>, pod uslovom da ima</w:t>
+      </w:r>
+      <w:r>
+        <w:rPr>
+          <w:lang w:val="sr-Latn-RS" w:bidi="he-IL"/>
+        </w:rPr>
+        <w:t>ju</w:t>
+      </w:r>
+      <w:r>
+        <w:rPr>
+          <w:lang w:val="sr-Latn-RS" w:bidi="he-IL"/>
+        </w:rPr>
+        <w:t xml:space="preserve"> istu opremu</w:t>
+      </w:r>
+      <w:r>
+        <w:rPr>
+          <w:lang w:val="sr-Latn-RS" w:bidi="he-IL"/>
+        </w:rPr>
+        <w:t xml:space="preserve"> i inženjerska predznanja</w:t>
+      </w:r>
+      <w:r>
+        <w:rPr>
+          <w:lang w:val="sr-Latn-RS" w:bidi="he-IL"/>
+        </w:rPr>
+        <w:t>.</w:t>
+      </w:r>
+    </w:p>
+    <w:p>
+      <w:pPr>
+        <w:rPr>
+          <w:lang w:val="sr-Latn-RS" w:bidi="he-IL"/>
+        </w:rPr>
+      </w:pPr>
+      <w:r>
+        <w:rPr>
+          <w:lang w:val="sr-Latn-RS" w:bidi="he-IL"/>
+        </w:rPr>
+        <w:t xml:space="preserve">Svi realizovani programski kodovi </w:t>
+      </w:r>
+      <w:r>
+        <w:rPr>
+          <w:lang w:val="sr-Latn-RS" w:bidi="he-IL"/>
+        </w:rPr>
+        <w:t xml:space="preserve">i materijali neophodni za reprodukciju prikazanih rezultata </w:t>
+      </w:r>
+      <w:r>
+        <w:rPr>
+          <w:lang w:val="sr-Latn-RS" w:bidi="he-IL"/>
+        </w:rPr>
+        <w:t>treba se nalaze u Prilogu diplomskog rada,</w:t>
+      </w:r>
+      <w:r>
+        <w:rPr>
+          <w:lang w:val="sr-Latn-RS" w:bidi="he-IL"/>
+        </w:rPr>
+        <w:t xml:space="preserve"> a disk</w:t>
+      </w:r>
+      <w:r>
+        <w:rPr>
+          <w:lang w:val="sr-Latn-RS" w:bidi="he-IL"/>
+        </w:rPr>
+        <w:t xml:space="preserve"> sa programom koji radi</w:t>
+      </w:r>
+      <w:r>
+        <w:rPr>
+          <w:lang w:val="sr-Latn-RS" w:bidi="he-IL"/>
+        </w:rPr>
+        <w:t xml:space="preserve"> i sa merenim signalima</w:t>
+      </w:r>
+      <w:r>
+        <w:rPr>
+          <w:lang w:val="sr-Latn-RS" w:bidi="he-IL"/>
+        </w:rPr>
+        <w:t xml:space="preserve"> (ukoliko postoje)</w:t>
+      </w:r>
+      <w:r>
+        <w:rPr>
+          <w:lang w:val="sr-Latn-RS" w:bidi="he-IL"/>
+        </w:rPr>
+        <w:t xml:space="preserve"> predati nakon završenog rada </w:t>
+      </w:r>
+      <w:r>
+        <w:rPr>
+          <w:lang w:val="sr-Latn-RS" w:bidi="he-IL"/>
+        </w:rPr>
+        <w:t>mentor</w:t>
+      </w:r>
+      <w:r>
+        <w:rPr>
+          <w:lang w:val="sr-Latn-RS" w:bidi="he-IL"/>
+        </w:rPr>
+        <w:t>u.</w:t>
+      </w:r>
+      <w:r>
+        <w:rPr>
+          <w:lang w:val="sr-Latn-RS" w:bidi="he-IL"/>
+        </w:rPr>
+        <w:t xml:space="preserve"> </w:t>
+      </w:r>
+      <w:r>
+        <w:rPr>
+          <w:lang w:val="sr-Latn-RS" w:bidi="he-IL"/>
+        </w:rPr>
+        <w:t>Za svaki eksperiment</w:t>
+      </w:r>
+      <w:r>
+        <w:rPr>
+          <w:lang w:val="sr-Latn-RS" w:bidi="he-IL"/>
+        </w:rPr>
+        <w:t xml:space="preserve">, </w:t>
+      </w:r>
+      <w:r>
+        <w:rPr>
+          <w:lang w:val="sr-Latn-RS" w:bidi="he-IL"/>
+        </w:rPr>
+        <w:t>potrebno je</w:t>
+      </w:r>
+      <w:r>
+        <w:rPr>
+          <w:lang w:val="sr-Latn-RS" w:bidi="he-IL"/>
+        </w:rPr>
+        <w:t xml:space="preserve"> </w:t>
+      </w:r>
+      <w:r>
+        <w:rPr>
+          <w:lang w:val="sr-Latn-RS" w:bidi="he-IL"/>
+        </w:rPr>
+        <w:t xml:space="preserve">jasno i detaljno opisati korišćenu </w:t>
+      </w:r>
+      <w:r>
+        <w:rPr>
+          <w:lang w:val="sr-Latn-RS" w:bidi="he-IL"/>
+        </w:rPr>
+        <w:t>opremu</w:t>
+      </w:r>
+      <w:r>
+        <w:rPr>
+          <w:lang w:val="sr-Latn-RS" w:bidi="he-IL"/>
+        </w:rPr>
+        <w:t xml:space="preserve"> (A</w:t>
+      </w:r>
+      <w:r>
+        <w:rPr>
+          <w:lang w:val="sr-Latn-RS" w:bidi="he-IL"/>
+        </w:rPr>
+        <w:t>/</w:t>
+      </w:r>
+      <w:r>
+        <w:rPr>
+          <w:lang w:val="sr-Latn-RS" w:bidi="he-IL"/>
+        </w:rPr>
+        <w:t>D konvertori, motori, senzori, kola za kondicioniranje, laboratorijski uređaji i dr.)</w:t>
+      </w:r>
+      <w:r>
+        <w:rPr>
+          <w:lang w:val="sr-Latn-RS" w:bidi="he-IL"/>
+        </w:rPr>
+        <w:t>.</w:t>
+      </w:r>
+      <w:r>
+        <w:rPr>
+          <w:lang w:val="sr-Latn-RS" w:bidi="he-IL"/>
+        </w:rPr>
+        <w:t xml:space="preserve"> U slučaju simulacija, detaljno opisati funkcionalnosti realizovanog softvera.</w:t>
+      </w:r>
+    </w:p>
+    <w:p>
+      <w:pPr>
+        <w:rPr>
+          <w:lang w:val="sr-Latn-RS" w:bidi="he-IL"/>
+        </w:rPr>
+      </w:pPr>
+    </w:p>
+    <w:p>
+      <w:pPr>
+        <w:pStyle w:val="Heading2"/>
+        <w:rPr>
+          <w:lang w:val="sr-Latn-RS"/>
+        </w:rPr>
+      </w:pPr>
+      <w:bookmarkStart w:id="8" w:name="_Toc125197732"/>
+      <w:bookmarkStart w:id="9" w:name="УводУПЦА"/>
+      <w:r>
+        <w:rPr>
+          <w:lang w:val="sr-Latn-RS"/>
+        </w:rPr>
+        <w:t>2</w:t>
+      </w:r>
+      <w:r>
+        <w:rPr>
+          <w:lang w:val="sr-Latn-RS"/>
+        </w:rPr>
+        <w:t xml:space="preserve">.1 </w:t>
+      </w:r>
+      <w:r>
+        <w:rPr>
+          <w:lang w:val="sr-Latn-RS"/>
+        </w:rPr>
+        <w:t>Uvod</w:t>
+      </w:r>
       <w:bookmarkEnd w:id="8"/>
-    </w:p>
-    <w:bookmarkEnd w:id="7"/>
-    <w:p>
-      <w:pPr>
-        <w:rPr>
-          <w:lang w:val="sr-Latn-RS" w:bidi="he-IL"/>
-        </w:rPr>
-      </w:pPr>
-    </w:p>
-    <w:p>
-      <w:pPr>
-        <w:rPr>
-          <w:lang w:val="sr-Latn-RS" w:bidi="he-IL"/>
-        </w:rPr>
-      </w:pPr>
-      <w:r>
-        <w:rPr>
-          <w:lang w:val="sr-Latn-RS" w:bidi="he-IL"/>
-        </w:rPr>
-        <w:t>Poglavlje "</w:t>
-      </w:r>
-      <w:r>
-        <w:rPr>
-          <w:lang w:val="sr-Latn-RS" w:bidi="he-IL"/>
-        </w:rPr>
-        <w:t>Metod</w:t>
-      </w:r>
-      <w:r>
-        <w:rPr>
-          <w:lang w:val="sr-Latn-RS" w:bidi="he-IL"/>
-        </w:rPr>
-        <w:t>a rada</w:t>
-      </w:r>
-      <w:r>
-        <w:rPr>
-          <w:lang w:val="sr-Latn-RS" w:bidi="he-IL"/>
-        </w:rPr>
-        <w:t xml:space="preserve"> i materijal</w:t>
-      </w:r>
-      <w:r>
-        <w:rPr>
-          <w:lang w:val="sr-Latn-RS" w:bidi="he-IL"/>
-        </w:rPr>
-        <w:t>i" (ili "Metodologija rada")</w:t>
-      </w:r>
-      <w:r>
-        <w:rPr>
-          <w:lang w:val="sr-Latn-RS" w:bidi="he-IL"/>
-        </w:rPr>
-        <w:t xml:space="preserve"> bi trebalo da sadrži informacije o</w:t>
-      </w:r>
-      <w:r>
-        <w:rPr>
-          <w:lang w:val="sr-Latn-RS" w:bidi="he-IL"/>
-        </w:rPr>
-        <w:t xml:space="preserve"> </w:t>
-      </w:r>
-      <w:r>
-        <w:rPr>
-          <w:lang w:val="sr-Latn-RS" w:bidi="he-IL"/>
-        </w:rPr>
-        <w:t>metodama koje su</w:t>
-      </w:r>
-      <w:r>
-        <w:rPr>
-          <w:lang w:val="sr-Latn-RS" w:bidi="he-IL"/>
-        </w:rPr>
-        <w:t xml:space="preserve"> korišćene u izradi diplomskog rada kako bi se odgovorilo na pitanja koja su postavljena u Uvodu. </w:t>
-      </w:r>
-      <w:r>
-        <w:rPr>
-          <w:lang w:val="sr-Latn-RS" w:bidi="he-IL"/>
-        </w:rPr>
-        <w:t xml:space="preserve">U okviru ovog poglavlja je potrebno dati sve teorijske osnove neophodne za dalje razumevanje sadržaja rada. </w:t>
-      </w:r>
-      <w:r>
-        <w:rPr>
-          <w:lang w:val="sr-Latn-RS" w:bidi="he-IL"/>
-        </w:rPr>
-        <w:t>Ovaj deo je potrebno da bude dovoljno detaljan kako bi omogućio svima koji čitaju rad da</w:t>
-      </w:r>
-      <w:r>
-        <w:rPr>
-          <w:lang w:val="sr-Latn-RS" w:bidi="he-IL"/>
-        </w:rPr>
-        <w:t xml:space="preserve"> ponove</w:t>
-      </w:r>
-      <w:r>
-        <w:rPr>
-          <w:lang w:val="sr-Latn-RS" w:bidi="he-IL"/>
-        </w:rPr>
-        <w:t xml:space="preserve"> sva merenja</w:t>
-      </w:r>
-      <w:r>
-        <w:rPr>
-          <w:lang w:val="sr-Latn-RS" w:bidi="he-IL"/>
-        </w:rPr>
-        <w:t>/</w:t>
-      </w:r>
-      <w:r>
-        <w:rPr>
-          <w:lang w:val="sr-Latn-RS" w:bidi="he-IL"/>
-        </w:rPr>
-        <w:t>eksperimente</w:t>
-      </w:r>
-      <w:r>
-        <w:rPr>
-          <w:lang w:val="sr-Latn-RS" w:bidi="he-IL"/>
-        </w:rPr>
-        <w:t>/</w:t>
-      </w:r>
-      <w:r>
-        <w:rPr>
-          <w:lang w:val="sr-Latn-RS" w:bidi="he-IL"/>
-        </w:rPr>
-        <w:t>simulacije</w:t>
-      </w:r>
-      <w:r>
-        <w:rPr>
-          <w:lang w:val="sr-Latn-RS" w:bidi="he-IL"/>
-        </w:rPr>
-        <w:t>/</w:t>
-      </w:r>
-      <w:r>
-        <w:rPr>
-          <w:lang w:val="sr-Latn-RS" w:bidi="he-IL"/>
-        </w:rPr>
-        <w:t>analizu</w:t>
-      </w:r>
-      <w:r>
-        <w:rPr>
-          <w:lang w:val="sr-Latn-RS" w:bidi="he-IL"/>
-        </w:rPr>
-        <w:t>, pod uslovom da ima</w:t>
-      </w:r>
-      <w:r>
-        <w:rPr>
-          <w:lang w:val="sr-Latn-RS" w:bidi="he-IL"/>
-        </w:rPr>
-        <w:t>ju</w:t>
-      </w:r>
-      <w:r>
-        <w:rPr>
-          <w:lang w:val="sr-Latn-RS" w:bidi="he-IL"/>
-        </w:rPr>
-        <w:t xml:space="preserve"> istu opremu</w:t>
-      </w:r>
-      <w:r>
-        <w:rPr>
-          <w:lang w:val="sr-Latn-RS" w:bidi="he-IL"/>
-        </w:rPr>
-        <w:t xml:space="preserve"> i inženjerska predznanja</w:t>
-      </w:r>
-      <w:r>
-        <w:rPr>
-          <w:lang w:val="sr-Latn-RS" w:bidi="he-IL"/>
-        </w:rPr>
-        <w:t>.</w:t>
-      </w:r>
-    </w:p>
-    <w:p>
-      <w:pPr>
-        <w:rPr>
-          <w:lang w:val="sr-Latn-RS" w:bidi="he-IL"/>
-        </w:rPr>
-      </w:pPr>
-      <w:r>
-        <w:rPr>
-          <w:lang w:val="sr-Latn-RS" w:bidi="he-IL"/>
-        </w:rPr>
-        <w:t xml:space="preserve">Svi realizovani programski kodovi </w:t>
-      </w:r>
-      <w:r>
-        <w:rPr>
-          <w:lang w:val="sr-Latn-RS" w:bidi="he-IL"/>
-        </w:rPr>
-        <w:t xml:space="preserve">i materijali neophodni za reprodukciju prikazanih rezultata </w:t>
-      </w:r>
-      <w:r>
-        <w:rPr>
-          <w:lang w:val="sr-Latn-RS" w:bidi="he-IL"/>
-        </w:rPr>
-        <w:t>treba se nalaze u Prilogu diplomskog rada,</w:t>
-      </w:r>
-      <w:r>
-        <w:rPr>
-          <w:lang w:val="sr-Latn-RS" w:bidi="he-IL"/>
-        </w:rPr>
-        <w:t xml:space="preserve"> a disk</w:t>
-      </w:r>
-      <w:r>
-        <w:rPr>
-          <w:lang w:val="sr-Latn-RS" w:bidi="he-IL"/>
-        </w:rPr>
-        <w:t xml:space="preserve"> sa programom koji radi</w:t>
-      </w:r>
-      <w:r>
-        <w:rPr>
-          <w:lang w:val="sr-Latn-RS" w:bidi="he-IL"/>
-        </w:rPr>
-        <w:t xml:space="preserve"> i sa merenim signalima</w:t>
-      </w:r>
-      <w:r>
-        <w:rPr>
-          <w:lang w:val="sr-Latn-RS" w:bidi="he-IL"/>
-        </w:rPr>
-        <w:t xml:space="preserve"> (ukoliko postoje)</w:t>
-      </w:r>
-      <w:r>
-        <w:rPr>
-          <w:lang w:val="sr-Latn-RS" w:bidi="he-IL"/>
-        </w:rPr>
-        <w:t xml:space="preserve"> predati nakon završenog rada </w:t>
-      </w:r>
-      <w:r>
-        <w:rPr>
-          <w:lang w:val="sr-Latn-RS" w:bidi="he-IL"/>
-        </w:rPr>
-        <w:t>mentor</w:t>
-      </w:r>
-      <w:r>
-        <w:rPr>
-          <w:lang w:val="sr-Latn-RS" w:bidi="he-IL"/>
-        </w:rPr>
-        <w:t>u.</w:t>
-      </w:r>
-      <w:r>
-        <w:rPr>
-          <w:lang w:val="sr-Latn-RS" w:bidi="he-IL"/>
-        </w:rPr>
-        <w:t xml:space="preserve"> </w:t>
-      </w:r>
-      <w:r>
-        <w:rPr>
-          <w:lang w:val="sr-Latn-RS" w:bidi="he-IL"/>
-        </w:rPr>
-        <w:t>Za svaki eksperiment</w:t>
-      </w:r>
-      <w:r>
-        <w:rPr>
-          <w:lang w:val="sr-Latn-RS" w:bidi="he-IL"/>
-        </w:rPr>
-        <w:t xml:space="preserve">, </w:t>
-      </w:r>
-      <w:r>
-        <w:rPr>
-          <w:lang w:val="sr-Latn-RS" w:bidi="he-IL"/>
-        </w:rPr>
-        <w:t>potrebno je</w:t>
-      </w:r>
-      <w:r>
-        <w:rPr>
-          <w:lang w:val="sr-Latn-RS" w:bidi="he-IL"/>
-        </w:rPr>
-        <w:t xml:space="preserve"> </w:t>
-      </w:r>
-      <w:r>
-        <w:rPr>
-          <w:lang w:val="sr-Latn-RS" w:bidi="he-IL"/>
-        </w:rPr>
-        <w:t xml:space="preserve">jasno i detaljno opisati korišćenu </w:t>
-      </w:r>
-      <w:r>
-        <w:rPr>
-          <w:lang w:val="sr-Latn-RS" w:bidi="he-IL"/>
-        </w:rPr>
-        <w:t>opremu</w:t>
-      </w:r>
-      <w:r>
-        <w:rPr>
-          <w:lang w:val="sr-Latn-RS" w:bidi="he-IL"/>
-        </w:rPr>
-        <w:t xml:space="preserve"> (A</w:t>
-      </w:r>
-      <w:r>
-        <w:rPr>
-          <w:lang w:val="sr-Latn-RS" w:bidi="he-IL"/>
-        </w:rPr>
-        <w:t>/</w:t>
-      </w:r>
-      <w:r>
-        <w:rPr>
-          <w:lang w:val="sr-Latn-RS" w:bidi="he-IL"/>
-        </w:rPr>
-        <w:t>D konvertori, motori, senzori, kola za kondicioniranje, laboratorijski uređaji i dr.)</w:t>
-      </w:r>
-      <w:r>
-        <w:rPr>
-          <w:lang w:val="sr-Latn-RS" w:bidi="he-IL"/>
-        </w:rPr>
-        <w:t>.</w:t>
-      </w:r>
-      <w:r>
-        <w:rPr>
-          <w:lang w:val="sr-Latn-RS" w:bidi="he-IL"/>
-        </w:rPr>
-        <w:t xml:space="preserve"> U slučaju simulacija, detaljno opisati funkcionalnosti realizovanog softvera.</w:t>
-      </w:r>
-    </w:p>
-    <w:p>
-      <w:pPr>
-        <w:rPr>
-          <w:lang w:val="sr-Latn-RS" w:bidi="he-IL"/>
-        </w:rPr>
-      </w:pPr>
-    </w:p>
-    <w:p>
-      <w:pPr>
-        <w:pStyle w:val="Heading2"/>
-        <w:rPr>
-          <w:lang w:val="sr-Latn-RS"/>
-        </w:rPr>
-      </w:pPr>
-      <w:bookmarkStart w:id="9" w:name="УводУПЦА"/>
-      <w:bookmarkStart w:id="10" w:name="_Toc125197732"/>
-      <w:r>
-        <w:rPr>
-          <w:lang w:val="sr-Latn-RS"/>
-        </w:rPr>
-        <w:t>2</w:t>
-      </w:r>
-      <w:r>
-        <w:rPr>
-          <w:lang w:val="sr-Latn-RS"/>
-        </w:rPr>
-        <w:t xml:space="preserve">.1 </w:t>
-      </w:r>
-      <w:r>
-        <w:rPr>
-          <w:lang w:val="sr-Latn-RS"/>
-        </w:rPr>
-        <w:t>Uvod</w:t>
-      </w:r>
-      <w:bookmarkEnd w:id="10"/>
     </w:p>
     <w:bookmarkEnd w:id="9"/>
     <w:p>
@@ -2704,7 +2702,7 @@
           <w:lang w:val="sr-Latn-RS"/>
         </w:rPr>
       </w:pPr>
-      <w:bookmarkStart w:id="11" w:name="_Toc125197733"/>
+      <w:bookmarkStart w:id="10" w:name="_Toc125197733"/>
       <w:r>
         <w:rPr>
           <w:lang w:val="sr-Latn-RS"/>
@@ -2724,117 +2722,117 @@
         </w:rPr>
         <w:t xml:space="preserve"> Matrični opis</w:t>
       </w:r>
+      <w:bookmarkEnd w:id="10"/>
+    </w:p>
+    <w:p>
+      <w:pPr>
+        <w:rPr>
+          <w:lang w:val="sr-Latn-RS" w:bidi="he-IL"/>
+        </w:rPr>
+      </w:pPr>
+    </w:p>
+    <w:p>
+      <w:pPr>
+        <w:rPr>
+          <w:lang w:val="sr-Latn-RS"/>
+        </w:rPr>
+      </w:pPr>
+      <w:r>
+        <w:rPr>
+          <w:lang w:val="sr-Latn-RS" w:bidi="he-IL"/>
+        </w:rPr>
+        <w:t xml:space="preserve">Komercijalne uređaje koji su korišćeni za </w:t>
+      </w:r>
+      <w:r>
+        <w:rPr>
+          <w:lang w:val="sr-Latn-RS" w:bidi="he-IL"/>
+        </w:rPr>
+        <w:t>eksperimente</w:t>
+      </w:r>
+      <w:r>
+        <w:rPr>
+          <w:lang w:val="sr-Latn-RS" w:bidi="he-IL"/>
+        </w:rPr>
+        <w:t xml:space="preserve"> bi </w:t>
+      </w:r>
+      <w:r>
+        <w:rPr>
+          <w:lang w:val="sr-Latn-RS" w:bidi="he-IL"/>
+        </w:rPr>
+        <w:t>trebalo navesti u sledećoj formi</w:t>
+      </w:r>
+      <w:r>
+        <w:rPr>
+          <w:lang w:val="sr-Latn-RS" w:bidi="he-IL"/>
+        </w:rPr>
+        <w:t>: "Naziv uređaja (proizvo</w:t>
+      </w:r>
+      <w:r>
+        <w:rPr>
+          <w:lang w:val="sr-Latn-RS" w:bidi="he-IL"/>
+        </w:rPr>
+        <w:t xml:space="preserve">đač, grad, država)", na primer </w:t>
+      </w:r>
+      <w:r>
+        <w:rPr>
+          <w:lang w:val="sr-Latn-RS" w:bidi="he-IL"/>
+        </w:rPr>
+        <w:t>DataLOG MWX8 (Biometrics Ltd., Newport, UK)</w:t>
+      </w:r>
+      <w:r>
+        <w:rPr>
+          <w:lang w:val="sr-Latn-RS" w:bidi="he-IL"/>
+        </w:rPr>
+        <w:t xml:space="preserve"> i dati njihove specifikacije</w:t>
+      </w:r>
+      <w:r>
+        <w:rPr>
+          <w:lang w:val="sr-Latn-RS" w:bidi="he-IL"/>
+        </w:rPr>
+        <w:t>.</w:t>
+      </w:r>
+    </w:p>
+    <w:p>
+      <w:pPr>
+        <w:rPr>
+          <w:lang w:val="sr-Latn-RS" w:bidi="he-IL"/>
+        </w:rPr>
+      </w:pPr>
+    </w:p>
+    <w:p>
+      <w:pPr>
+        <w:pStyle w:val="Heading2"/>
+        <w:rPr>
+          <w:lang w:val="sr-Latn-RS"/>
+        </w:rPr>
+      </w:pPr>
+      <w:bookmarkStart w:id="11" w:name="_Toc125197734"/>
+      <w:bookmarkStart w:id="12" w:name="процедураОдређивањаПЦА"/>
+      <w:r>
+        <w:rPr>
+          <w:lang w:val="sr-Latn-RS"/>
+        </w:rPr>
+        <w:t>2</w:t>
+      </w:r>
+      <w:r>
+        <w:rPr>
+          <w:lang w:val="sr-Latn-RS"/>
+        </w:rPr>
+        <w:t>.3</w:t>
+      </w:r>
+      <w:r>
+        <w:rPr>
+          <w:lang w:val="sr-Latn-RS"/>
+        </w:rPr>
+        <w:t xml:space="preserve"> </w:t>
+      </w:r>
+      <w:r>
+        <w:rPr>
+          <w:lang w:val="sr-Latn-RS"/>
+        </w:rPr>
+        <w:t>Verovatnoća greške koja se ne može detektovati</w:t>
+      </w:r>
       <w:bookmarkEnd w:id="11"/>
-    </w:p>
-    <w:p>
-      <w:pPr>
-        <w:rPr>
-          <w:lang w:val="sr-Latn-RS" w:bidi="he-IL"/>
-        </w:rPr>
-      </w:pPr>
-    </w:p>
-    <w:p>
-      <w:pPr>
-        <w:rPr>
-          <w:lang w:val="sr-Latn-RS"/>
-        </w:rPr>
-      </w:pPr>
-      <w:r>
-        <w:rPr>
-          <w:lang w:val="sr-Latn-RS" w:bidi="he-IL"/>
-        </w:rPr>
-        <w:t xml:space="preserve">Komercijalne uređaje koji su korišćeni za </w:t>
-      </w:r>
-      <w:r>
-        <w:rPr>
-          <w:lang w:val="sr-Latn-RS" w:bidi="he-IL"/>
-        </w:rPr>
-        <w:t>eksperimente</w:t>
-      </w:r>
-      <w:r>
-        <w:rPr>
-          <w:lang w:val="sr-Latn-RS" w:bidi="he-IL"/>
-        </w:rPr>
-        <w:t xml:space="preserve"> bi </w:t>
-      </w:r>
-      <w:r>
-        <w:rPr>
-          <w:lang w:val="sr-Latn-RS" w:bidi="he-IL"/>
-        </w:rPr>
-        <w:t>trebalo navesti u sledećoj formi</w:t>
-      </w:r>
-      <w:r>
-        <w:rPr>
-          <w:lang w:val="sr-Latn-RS" w:bidi="he-IL"/>
-        </w:rPr>
-        <w:t>: "Naziv uređaja (proizvo</w:t>
-      </w:r>
-      <w:r>
-        <w:rPr>
-          <w:lang w:val="sr-Latn-RS" w:bidi="he-IL"/>
-        </w:rPr>
-        <w:t xml:space="preserve">đač, grad, država)", na primer </w:t>
-      </w:r>
-      <w:r>
-        <w:rPr>
-          <w:lang w:val="sr-Latn-RS" w:bidi="he-IL"/>
-        </w:rPr>
-        <w:t>DataLOG MWX8 (Biometrics Ltd., Newport, UK)</w:t>
-      </w:r>
-      <w:r>
-        <w:rPr>
-          <w:lang w:val="sr-Latn-RS" w:bidi="he-IL"/>
-        </w:rPr>
-        <w:t xml:space="preserve"> i dati njihove specifikacije</w:t>
-      </w:r>
-      <w:r>
-        <w:rPr>
-          <w:lang w:val="sr-Latn-RS" w:bidi="he-IL"/>
-        </w:rPr>
-        <w:t>.</w:t>
-      </w:r>
-    </w:p>
-    <w:p>
-      <w:pPr>
-        <w:rPr>
-          <w:lang w:val="sr-Latn-RS" w:bidi="he-IL"/>
-        </w:rPr>
-      </w:pPr>
-    </w:p>
-    <w:p>
-      <w:pPr>
-        <w:pStyle w:val="Heading2"/>
-        <w:rPr>
-          <w:lang w:val="sr-Latn-RS"/>
-        </w:rPr>
-      </w:pPr>
-      <w:bookmarkStart w:id="12" w:name="процедураОдређивањаПЦА"/>
-      <w:bookmarkStart w:id="13" w:name="_Toc125197734"/>
-      <w:r>
-        <w:rPr>
-          <w:lang w:val="sr-Latn-RS"/>
-        </w:rPr>
-        <w:t>2</w:t>
-      </w:r>
-      <w:r>
-        <w:rPr>
-          <w:lang w:val="sr-Latn-RS"/>
-        </w:rPr>
-        <w:t>.3</w:t>
-      </w:r>
-      <w:r>
-        <w:rPr>
-          <w:lang w:val="sr-Latn-RS"/>
-        </w:rPr>
-        <w:t xml:space="preserve"> </w:t>
-      </w:r>
-      <w:r>
-        <w:rPr>
-          <w:lang w:val="sr-Latn-RS"/>
-        </w:rPr>
-        <w:t>Verovatnoća greške koja se ne može detektovati</w:t>
-      </w:r>
-      <w:bookmarkEnd w:id="13"/>
     </w:p>
     <w:p>
       <w:pPr>
@@ -3205,7 +3203,7 @@
                 <v:shape id="_x0000_i1025" type="#_x0000_t75" style="width:182.4pt;height:26.4pt" o:ole="">
                   <v:imagedata r:id="rId11" o:title=""/>
                 </v:shape>
-                <o:OLEObject Type="Embed" ProgID="PBrush" ShapeID="_x0000_i1025" DrawAspect="Content" ObjectID="_1735810484" r:id="rId12"/>
+                <o:OLEObject Type="Embed" ProgID="PBrush" ShapeID="_x0000_i1025" DrawAspect="Content" ObjectID="_1735891777" r:id="rId12"/>
               </w:object>
             </w:r>
           </w:p>
@@ -4364,7 +4362,7 @@
           <w:lang w:val="sr-Latn-RS" w:bidi="he-IL"/>
         </w:rPr>
       </w:pPr>
-      <w:bookmarkStart w:id="14" w:name="primenaPCAubiomedicini"/>
+      <w:bookmarkStart w:id="13" w:name="primenaPCAubiomedicini"/>
       <w:r>
         <w:rPr>
           <w:lang w:val="sr-Latn-RS"/>
@@ -4387,7 +4385,7 @@
           <w:lang w:val="sr-Latn-RS"/>
         </w:rPr>
       </w:pPr>
-      <w:bookmarkStart w:id="15" w:name="_Toc125197735"/>
+      <w:bookmarkStart w:id="14" w:name="_Toc125197735"/>
       <w:r>
         <w:rPr>
           <w:lang w:val="sr-Latn-RS"/>
@@ -4400,9 +4398,9 @@
         </w:rPr>
         <w:t>CIKLIČNI KODOVI</w:t>
       </w:r>
-      <w:bookmarkEnd w:id="15"/>
-    </w:p>
-    <w:bookmarkEnd w:id="14"/>
+      <w:bookmarkEnd w:id="14"/>
+    </w:p>
+    <w:bookmarkEnd w:id="13"/>
     <w:p>
       <w:pPr>
         <w:rPr>
@@ -4606,8 +4604,8 @@
           <w:lang w:val="sr-Latn-RS"/>
         </w:rPr>
       </w:pPr>
+      <w:bookmarkStart w:id="15" w:name="_Toc125197736"/>
       <w:bookmarkStart w:id="16" w:name="biomedicinski"/>
-      <w:bookmarkStart w:id="17" w:name="_Toc125197736"/>
       <w:r>
         <w:rPr>
           <w:lang w:val="sr-Latn-RS"/>
@@ -4620,46 +4618,46 @@
         </w:rPr>
         <w:t>Uvod</w:t>
       </w:r>
+      <w:bookmarkEnd w:id="15"/>
+    </w:p>
+    <w:p>
+      <w:pPr>
+        <w:rPr>
+          <w:lang w:val="sr-Latn-RS" w:bidi="he-IL"/>
+        </w:rPr>
+      </w:pPr>
+    </w:p>
+    <w:bookmarkEnd w:id="16"/>
+    <w:p>
+      <w:pPr>
+        <w:rPr>
+          <w:lang w:val="sr-Latn-RS" w:bidi="he-IL"/>
+        </w:rPr>
+      </w:pPr>
+    </w:p>
+    <w:p>
+      <w:pPr>
+        <w:ind w:firstLine="0"/>
+        <w:rPr>
+          <w:lang w:val="sr-Latn-RS"/>
+        </w:rPr>
+      </w:pPr>
+    </w:p>
+    <w:p>
+      <w:pPr>
+        <w:pStyle w:val="Heading2"/>
+        <w:rPr>
+          <w:lang w:val="sr-Latn-RS"/>
+        </w:rPr>
+      </w:pPr>
+      <w:bookmarkStart w:id="17" w:name="_Toc125197737"/>
+      <w:r>
+        <w:rPr>
+          <w:lang w:val="sr-Latn-RS"/>
+        </w:rPr>
+        <w:t>3.2 Primeri</w:t>
+      </w:r>
       <w:bookmarkEnd w:id="17"/>
-    </w:p>
-    <w:p>
-      <w:pPr>
-        <w:rPr>
-          <w:lang w:val="sr-Latn-RS" w:bidi="he-IL"/>
-        </w:rPr>
-      </w:pPr>
-    </w:p>
-    <w:bookmarkEnd w:id="16"/>
-    <w:p>
-      <w:pPr>
-        <w:rPr>
-          <w:lang w:val="sr-Latn-RS" w:bidi="he-IL"/>
-        </w:rPr>
-      </w:pPr>
-    </w:p>
-    <w:p>
-      <w:pPr>
-        <w:ind w:firstLine="0"/>
-        <w:rPr>
-          <w:lang w:val="sr-Latn-RS"/>
-        </w:rPr>
-      </w:pPr>
-    </w:p>
-    <w:p>
-      <w:pPr>
-        <w:pStyle w:val="Heading2"/>
-        <w:rPr>
-          <w:lang w:val="sr-Latn-RS"/>
-        </w:rPr>
-      </w:pPr>
-      <w:bookmarkStart w:id="18" w:name="_Toc125197737"/>
-      <w:r>
-        <w:rPr>
-          <w:lang w:val="sr-Latn-RS"/>
-        </w:rPr>
-        <w:t>3.2 Primeri</w:t>
-      </w:r>
-      <w:bookmarkEnd w:id="18"/>
     </w:p>
     <w:p>
       <w:pPr>
@@ -4677,7 +4675,7 @@
           <w:lang w:val="sr-Latn-RS"/>
         </w:rPr>
       </w:pPr>
-      <w:bookmarkStart w:id="19" w:name="закључак"/>
+      <w:bookmarkStart w:id="18" w:name="закључак"/>
       <w:r>
         <w:rPr>
           <w:lang w:val="sr-Latn-RS"/>
@@ -4700,79 +4698,125 @@
           <w:lang w:val="sr-Latn-RS"/>
         </w:rPr>
       </w:pPr>
-      <w:bookmarkStart w:id="20" w:name="_Toc125197738"/>
+      <w:bookmarkStart w:id="19" w:name="_Toc125197738"/>
       <w:r>
         <w:rPr>
           <w:lang w:val="sr-Latn-RS"/>
         </w:rPr>
         <w:t xml:space="preserve">4 </w:t>
       </w:r>
+      <w:bookmarkEnd w:id="18"/>
+      <w:r>
+        <w:rPr>
+          <w:lang w:val="sr-Latn-RS"/>
+        </w:rPr>
+        <w:t>CIKLIČNA PROVERA REDUNDANSE</w:t>
+      </w:r>
+      <w:r>
+        <w:rPr>
+          <w:lang w:val="sr-Latn-RS"/>
+        </w:rPr>
+        <w:t xml:space="preserve"> (CRC)</w:t>
+      </w:r>
       <w:bookmarkEnd w:id="19"/>
-      <w:r>
-        <w:rPr>
-          <w:lang w:val="sr-Latn-RS"/>
-        </w:rPr>
-        <w:t>CIKLIČNA PROVERA REDUNDANSE</w:t>
-      </w:r>
-      <w:r>
-        <w:rPr>
-          <w:lang w:val="sr-Latn-RS"/>
-        </w:rPr>
-        <w:t xml:space="preserve"> (CRC)</w:t>
+    </w:p>
+    <w:p>
+      <w:pPr>
+        <w:rPr>
+          <w:lang w:val="sr-Latn-RS" w:bidi="he-IL"/>
+        </w:rPr>
+      </w:pPr>
+    </w:p>
+    <w:p>
+      <w:pPr>
+        <w:rPr>
+          <w:lang w:val="sr-Latn-RS" w:bidi="he-IL"/>
+        </w:rPr>
+      </w:pPr>
+      <w:r>
+        <w:rPr>
+          <w:lang w:val="sr-Latn-RS" w:bidi="he-IL"/>
+        </w:rPr>
+        <w:t xml:space="preserve">Osnovni zadatak Diskusije je da se prikažu sličnosti i/ili razlike u rezultatima koji su dobijeni u odnosu na literaturu, da se odgovori da li su ispunjena očekivanja koja su navedena u Uvodu </w:t>
+      </w:r>
+      <w:r>
+        <w:rPr>
+          <w:lang w:val="sr-Latn-RS" w:bidi="he-IL"/>
+        </w:rPr>
+        <w:t xml:space="preserve">i da se prikažu </w:t>
+      </w:r>
+      <w:r>
+        <w:rPr>
+          <w:lang w:val="sr-Latn-RS" w:bidi="he-IL"/>
+        </w:rPr>
+        <w:t>problemi u primeni metode.</w:t>
+      </w:r>
+      <w:r>
+        <w:rPr>
+          <w:lang w:val="sr-Latn-RS" w:bidi="he-IL"/>
+        </w:rPr>
+        <w:t xml:space="preserve"> Ovo poglavlje je obavezno!</w:t>
+      </w:r>
+    </w:p>
+    <w:p>
+      <w:pPr>
+        <w:pStyle w:val="Heading2"/>
+        <w:rPr>
+          <w:lang w:val="sr-Latn-RS"/>
+        </w:rPr>
+      </w:pPr>
+      <w:bookmarkStart w:id="20" w:name="_Toc125197739"/>
+      <w:r>
+        <w:rPr>
+          <w:lang w:val="sr-Latn-RS"/>
+        </w:rPr>
+        <w:t>4.1 Uvod</w:t>
       </w:r>
       <w:bookmarkEnd w:id="20"/>
     </w:p>
     <w:p>
       <w:pPr>
-        <w:rPr>
-          <w:lang w:val="sr-Latn-RS" w:bidi="he-IL"/>
-        </w:rPr>
-      </w:pPr>
-    </w:p>
-    <w:p>
-      <w:pPr>
-        <w:rPr>
-          <w:lang w:val="sr-Latn-RS" w:bidi="he-IL"/>
-        </w:rPr>
-      </w:pPr>
-      <w:r>
-        <w:rPr>
-          <w:lang w:val="sr-Latn-RS" w:bidi="he-IL"/>
-        </w:rPr>
-        <w:t xml:space="preserve">Osnovni zadatak Diskusije je da se prikažu sličnosti i/ili razlike u rezultatima koji su dobijeni u odnosu na literaturu, da se odgovori da li su ispunjena očekivanja koja su navedena u Uvodu </w:t>
-      </w:r>
-      <w:r>
-        <w:rPr>
-          <w:lang w:val="sr-Latn-RS" w:bidi="he-IL"/>
-        </w:rPr>
-        <w:t xml:space="preserve">i da se prikažu </w:t>
-      </w:r>
-      <w:r>
-        <w:rPr>
-          <w:lang w:val="sr-Latn-RS" w:bidi="he-IL"/>
-        </w:rPr>
-        <w:t>problemi u primeni metode.</w:t>
-      </w:r>
-      <w:r>
-        <w:rPr>
-          <w:lang w:val="sr-Latn-RS" w:bidi="he-IL"/>
-        </w:rPr>
-        <w:t xml:space="preserve"> Ovo poglavlje je obavezno!</w:t>
-      </w:r>
-    </w:p>
-    <w:p>
-      <w:pPr>
         <w:pStyle w:val="Heading2"/>
         <w:rPr>
           <w:lang w:val="sr-Latn-RS"/>
         </w:rPr>
       </w:pPr>
-      <w:bookmarkStart w:id="21" w:name="_Toc125197739"/>
-      <w:r>
-        <w:rPr>
-          <w:lang w:val="sr-Latn-RS"/>
-        </w:rPr>
-        <w:t>4.1 Uvod</w:t>
+    </w:p>
+    <w:p>
+      <w:pPr>
+        <w:pStyle w:val="Heading2"/>
+        <w:rPr>
+          <w:lang w:val="sr-Latn-RS"/>
+        </w:rPr>
+      </w:pPr>
+      <w:r>
+        <w:rPr>
+          <w:lang w:val="sr-Latn-RS"/>
+        </w:rPr>
+        <w:br/>
+      </w:r>
+    </w:p>
+    <w:p>
+      <w:pPr>
+        <w:pStyle w:val="Heading2"/>
+        <w:rPr>
+          <w:lang w:val="sr-Latn-RS"/>
+        </w:rPr>
+      </w:pPr>
+    </w:p>
+    <w:p>
+      <w:pPr>
+        <w:pStyle w:val="Heading2"/>
+        <w:rPr>
+          <w:lang w:val="sr-Latn-RS"/>
+        </w:rPr>
+      </w:pPr>
+      <w:bookmarkStart w:id="21" w:name="_Toc125197740"/>
+      <w:r>
+        <w:rPr>
+          <w:lang w:val="sr-Latn-RS"/>
+        </w:rPr>
+        <w:t>4.2 Generišući polinomi</w:t>
       </w:r>
       <w:bookmarkEnd w:id="21"/>
     </w:p>
@@ -4786,367 +4830,895 @@
     </w:p>
     <w:p>
       <w:pPr>
+        <w:rPr>
+          <w:lang w:val="sr-Latn-RS" w:bidi="he-IL"/>
+        </w:rPr>
+      </w:pPr>
+    </w:p>
+    <w:p>
+      <w:pPr>
+        <w:rPr>
+          <w:lang w:val="sr-Latn-RS" w:bidi="he-IL"/>
+        </w:rPr>
+      </w:pPr>
+    </w:p>
+    <w:p>
+      <w:pPr>
         <w:pStyle w:val="Heading2"/>
         <w:rPr>
           <w:lang w:val="sr-Latn-RS"/>
         </w:rPr>
       </w:pPr>
-      <w:r>
-        <w:rPr>
-          <w:lang w:val="sr-Latn-RS"/>
+    </w:p>
+    <w:p>
+      <w:pPr>
+        <w:pStyle w:val="Heading2"/>
+        <w:rPr>
+          <w:lang w:val="sr-Latn-RS"/>
+        </w:rPr>
+      </w:pPr>
+      <w:bookmarkStart w:id="22" w:name="_Toc125197741"/>
+      <w:r>
+        <w:rPr>
+          <w:lang w:val="sr-Latn-RS"/>
+        </w:rPr>
+        <w:t xml:space="preserve">4.3 </w:t>
+      </w:r>
+      <w:r>
+        <w:rPr>
+          <w:lang w:val="sr-Latn-RS"/>
+        </w:rPr>
+        <w:t>Performanse CRC postupka</w:t>
+      </w:r>
+      <w:bookmarkEnd w:id="22"/>
+    </w:p>
+    <w:p>
+      <w:pPr>
+        <w:pStyle w:val="Heading2"/>
+        <w:rPr>
+          <w:lang w:val="sr-Latn-RS"/>
+        </w:rPr>
+      </w:pPr>
+    </w:p>
+    <w:p>
+      <w:pPr>
+        <w:pStyle w:val="Heading2"/>
+        <w:rPr>
+          <w:lang w:val="sr-Latn-RS"/>
+        </w:rPr>
+      </w:pPr>
+    </w:p>
+    <w:p>
+      <w:pPr>
+        <w:pStyle w:val="Heading2"/>
+        <w:rPr>
+          <w:lang w:val="sr-Latn-RS"/>
+        </w:rPr>
+      </w:pPr>
+    </w:p>
+    <w:p>
+      <w:pPr>
+        <w:rPr>
+          <w:lang w:val="sr-Latn-RS" w:bidi="he-IL"/>
+        </w:rPr>
+      </w:pPr>
+    </w:p>
+    <w:p>
+      <w:pPr>
+        <w:pStyle w:val="Heading2"/>
+        <w:rPr>
+          <w:lang w:val="sr-Latn-RS"/>
+        </w:rPr>
+      </w:pPr>
+      <w:bookmarkStart w:id="23" w:name="_Toc125197742"/>
+      <w:r>
+        <w:rPr>
+          <w:lang w:val="sr-Latn-RS"/>
+        </w:rPr>
+        <w:t>4.4 Primeri</w:t>
+      </w:r>
+      <w:bookmarkEnd w:id="23"/>
+      <w:r>
+        <w:rPr>
+          <w:lang w:val="sr-Latn-RS"/>
+        </w:rPr>
+        <w:br w:type="page"/>
+      </w:r>
+      <w:bookmarkStart w:id="24" w:name="_Toc491074345"/>
+    </w:p>
+    <w:p>
+      <w:pPr>
+        <w:pStyle w:val="Heading1"/>
+        <w:rPr>
+          <w:lang w:val="sr-Latn-RS"/>
+        </w:rPr>
+      </w:pPr>
+    </w:p>
+    <w:p>
+      <w:pPr>
+        <w:pStyle w:val="Heading1"/>
+      </w:pPr>
+      <w:bookmarkStart w:id="25" w:name="_Toc125197743"/>
+      <w:r>
+        <w:t>5 ANALIZA SIMULACIJE U PROGRAMU</w:t>
+      </w:r>
+      <w:bookmarkStart w:id="26" w:name="_GoBack"/>
+      <w:bookmarkEnd w:id="25"/>
+      <w:bookmarkEnd w:id="26"/>
+    </w:p>
+    <w:p>
+      <w:pPr>
+        <w:ind w:firstLine="0"/>
+        <w:rPr>
+          <w:lang w:val="it-IT" w:bidi="he-IL"/>
+        </w:rPr>
+      </w:pPr>
+    </w:p>
+    <w:p>
+      <w:pPr>
+        <w:ind w:firstLine="0"/>
+        <w:rPr>
+          <w:lang w:val="sr-Latn-RS" w:bidi="he-IL"/>
+        </w:rPr>
+      </w:pPr>
+      <w:r>
+        <w:rPr>
+          <w:lang w:val="it-IT" w:bidi="he-IL"/>
+        </w:rPr>
+        <w:t>Ovo poglavlje sadr</w:t>
+      </w:r>
+      <w:r>
+        <w:rPr>
+          <w:lang w:val="sr-Latn-RS" w:bidi="he-IL"/>
+        </w:rPr>
+        <w:t>ži opis postupka simulacije pojedinih CRC</w:t>
+      </w:r>
+      <w:r>
+        <w:rPr>
+          <w:lang w:val="sr-Latn-RS" w:bidi="he-IL"/>
+        </w:rPr>
+        <w:t xml:space="preserve"> kodova koji su dati u tabeli x.x.</w:t>
+      </w:r>
+      <w:r>
+        <w:rPr>
+          <w:lang w:val="sr-Latn-RS" w:bidi="he-IL"/>
         </w:rPr>
         <w:br/>
-      </w:r>
-    </w:p>
-    <w:p>
-      <w:pPr>
-        <w:pStyle w:val="Heading2"/>
-        <w:rPr>
-          <w:lang w:val="sr-Latn-RS"/>
-        </w:rPr>
-      </w:pPr>
-    </w:p>
-    <w:p>
-      <w:pPr>
-        <w:pStyle w:val="Heading2"/>
-        <w:rPr>
-          <w:lang w:val="sr-Latn-RS"/>
-        </w:rPr>
-      </w:pPr>
-      <w:bookmarkStart w:id="22" w:name="_Toc125197740"/>
-      <w:r>
-        <w:rPr>
-          <w:lang w:val="sr-Latn-RS"/>
-        </w:rPr>
-        <w:t>4.2 Generišući polinomi</w:t>
-      </w:r>
-      <w:bookmarkEnd w:id="22"/>
-    </w:p>
-    <w:p>
-      <w:pPr>
-        <w:pStyle w:val="Heading2"/>
-        <w:rPr>
-          <w:lang w:val="sr-Latn-RS"/>
-        </w:rPr>
-      </w:pPr>
-    </w:p>
-    <w:p>
-      <w:pPr>
-        <w:rPr>
-          <w:lang w:val="sr-Latn-RS" w:bidi="he-IL"/>
-        </w:rPr>
-      </w:pPr>
-    </w:p>
-    <w:p>
-      <w:pPr>
-        <w:rPr>
-          <w:lang w:val="sr-Latn-RS" w:bidi="he-IL"/>
-        </w:rPr>
-      </w:pPr>
-    </w:p>
-    <w:p>
-      <w:pPr>
-        <w:pStyle w:val="Heading2"/>
-        <w:rPr>
-          <w:lang w:val="sr-Latn-RS"/>
-        </w:rPr>
-      </w:pPr>
-    </w:p>
-    <w:p>
-      <w:pPr>
-        <w:pStyle w:val="Heading2"/>
-        <w:rPr>
-          <w:lang w:val="sr-Latn-RS"/>
-        </w:rPr>
-      </w:pPr>
-      <w:bookmarkStart w:id="23" w:name="_Toc125197741"/>
-      <w:r>
-        <w:rPr>
-          <w:lang w:val="sr-Latn-RS"/>
-        </w:rPr>
-        <w:t xml:space="preserve">4.3 </w:t>
-      </w:r>
-      <w:r>
-        <w:rPr>
-          <w:lang w:val="sr-Latn-RS"/>
-        </w:rPr>
-        <w:t>Performanse CRC postupka</w:t>
-      </w:r>
-      <w:bookmarkEnd w:id="23"/>
-    </w:p>
-    <w:p>
-      <w:pPr>
-        <w:pStyle w:val="Heading2"/>
-        <w:rPr>
-          <w:lang w:val="sr-Latn-RS"/>
-        </w:rPr>
-      </w:pPr>
-    </w:p>
-    <w:p>
-      <w:pPr>
-        <w:pStyle w:val="Heading2"/>
-        <w:rPr>
-          <w:lang w:val="sr-Latn-RS"/>
-        </w:rPr>
-      </w:pPr>
-    </w:p>
-    <w:p>
-      <w:pPr>
-        <w:pStyle w:val="Heading2"/>
-        <w:rPr>
-          <w:lang w:val="sr-Latn-RS"/>
-        </w:rPr>
-      </w:pPr>
-    </w:p>
-    <w:p>
-      <w:pPr>
-        <w:rPr>
-          <w:lang w:val="sr-Latn-RS" w:bidi="he-IL"/>
-        </w:rPr>
-      </w:pPr>
-    </w:p>
-    <w:p>
-      <w:pPr>
-        <w:pStyle w:val="Heading2"/>
-        <w:rPr>
-          <w:lang w:val="sr-Latn-RS"/>
-        </w:rPr>
-      </w:pPr>
-      <w:bookmarkStart w:id="24" w:name="_Toc125197742"/>
-      <w:r>
-        <w:rPr>
-          <w:lang w:val="sr-Latn-RS"/>
-        </w:rPr>
-        <w:t>4.4 Primeri</w:t>
+        <w:t xml:space="preserve">Kod programa u kome je vršena simulacija napisan je na programskom jeziku C++ i može se naći u Dodatku. </w:t>
+      </w:r>
+    </w:p>
+    <w:p>
+      <w:pPr>
+        <w:ind w:firstLine="0"/>
+        <w:rPr>
+          <w:lang w:val="sr-Latn-RS" w:bidi="he-IL"/>
+        </w:rPr>
+      </w:pPr>
+    </w:p>
+    <w:p>
+      <w:pPr>
+        <w:ind w:firstLine="0"/>
+        <w:jc w:val="center"/>
+        <w:rPr>
+          <w:lang w:val="sr-Latn-RS" w:bidi="he-IL"/>
+        </w:rPr>
+      </w:pPr>
+      <w:r>
+        <w:rPr>
+          <w:lang w:val="sr-Latn-RS" w:bidi="he-IL"/>
+        </w:rPr>
+        <w:t>Tabela x.x Kodovi za simulaciju i njihovi generišući polinomi</w:t>
+      </w:r>
+    </w:p>
+    <w:tbl>
+      <w:tblPr>
+        <w:tblStyle w:val="TableGrid"/>
+        <w:tblW w:w="3336" w:type="pct"/>
+        <w:jc w:val="center"/>
+        <w:tblLook w:val="04A0" w:firstRow="1" w:lastRow="0" w:firstColumn="1" w:lastColumn="0" w:noHBand="0" w:noVBand="1"/>
+      </w:tblPr>
+      <w:tblGrid>
+        <w:gridCol w:w="3024"/>
+        <w:gridCol w:w="3021"/>
+      </w:tblGrid>
+      <w:tr>
+        <w:trPr>
+          <w:trHeight w:val="317"/>
+          <w:jc w:val="center"/>
+        </w:trPr>
+        <w:tc>
+          <w:tcPr>
+            <w:tcW w:w="2501" w:type="pct"/>
+          </w:tcPr>
+          <w:p>
+            <w:pPr>
+              <w:spacing w:after="0" w:line="240" w:lineRule="auto"/>
+              <w:ind w:firstLine="0"/>
+              <w:jc w:val="center"/>
+              <w:rPr>
+                <w:lang w:val="it-IT" w:bidi="he-IL"/>
+              </w:rPr>
+            </w:pPr>
+            <w:r>
+              <w:rPr>
+                <w:lang w:val="it-IT" w:bidi="he-IL"/>
+              </w:rPr>
+              <w:t>Naziv</w:t>
+            </w:r>
+          </w:p>
+        </w:tc>
+        <w:tc>
+          <w:tcPr>
+            <w:tcW w:w="2499" w:type="pct"/>
+          </w:tcPr>
+          <w:p>
+            <w:pPr>
+              <w:spacing w:after="0" w:line="240" w:lineRule="auto"/>
+              <w:ind w:firstLine="0"/>
+              <w:jc w:val="center"/>
+              <w:rPr>
+                <w:lang w:val="it-IT" w:bidi="he-IL"/>
+              </w:rPr>
+            </w:pPr>
+            <w:r>
+              <w:rPr>
+                <w:lang w:val="it-IT" w:bidi="he-IL"/>
+              </w:rPr>
+              <w:t>Generišući polinom</w:t>
+            </w:r>
+          </w:p>
+        </w:tc>
+      </w:tr>
+      <w:tr>
+        <w:trPr>
+          <w:trHeight w:val="317"/>
+          <w:jc w:val="center"/>
+        </w:trPr>
+        <w:tc>
+          <w:tcPr>
+            <w:tcW w:w="2501" w:type="pct"/>
+          </w:tcPr>
+          <w:p>
+            <w:pPr>
+              <w:spacing w:after="0" w:line="240" w:lineRule="auto"/>
+              <w:ind w:firstLine="0"/>
+              <w:jc w:val="center"/>
+              <w:rPr>
+                <w:lang w:val="it-IT" w:bidi="he-IL"/>
+              </w:rPr>
+            </w:pPr>
+            <w:r>
+              <w:rPr>
+                <w:lang w:val="it-IT" w:bidi="he-IL"/>
+              </w:rPr>
+              <w:t>CRC-8 WiMax</w:t>
+            </w:r>
+          </w:p>
+        </w:tc>
+        <w:tc>
+          <w:tcPr>
+            <w:tcW w:w="2499" w:type="pct"/>
+          </w:tcPr>
+          <w:p>
+            <w:pPr>
+              <w:spacing w:after="0" w:line="240" w:lineRule="auto"/>
+              <w:ind w:firstLine="0"/>
+              <w:jc w:val="center"/>
+              <w:rPr>
+                <w:lang w:val="it-IT" w:bidi="he-IL"/>
+              </w:rPr>
+            </w:pPr>
+            <w:r>
+              <w:rPr>
+                <w:rFonts w:ascii="Arial" w:hAnsi="Arial" w:cs="Arial"/>
+              </w:rPr>
+              <w:t>x</w:t>
+            </w:r>
+            <w:r>
+              <w:rPr>
+                <w:rFonts w:ascii="Arial" w:hAnsi="Arial" w:cs="Arial"/>
+                <w:vertAlign w:val="superscript"/>
+              </w:rPr>
+              <w:t>8</w:t>
+            </w:r>
+            <w:r>
+              <w:rPr>
+                <w:rFonts w:ascii="Arial" w:hAnsi="Arial" w:cs="Arial"/>
+              </w:rPr>
+              <w:t>+x</w:t>
+            </w:r>
+            <w:r>
+              <w:rPr>
+                <w:rFonts w:ascii="Arial" w:hAnsi="Arial" w:cs="Arial"/>
+                <w:vertAlign w:val="superscript"/>
+              </w:rPr>
+              <w:t>2</w:t>
+            </w:r>
+            <w:r>
+              <w:rPr>
+                <w:rFonts w:ascii="Arial" w:hAnsi="Arial" w:cs="Arial"/>
+              </w:rPr>
+              <w:t>+1</w:t>
+            </w:r>
+          </w:p>
+        </w:tc>
+      </w:tr>
+      <w:tr>
+        <w:trPr>
+          <w:trHeight w:val="317"/>
+          <w:jc w:val="center"/>
+        </w:trPr>
+        <w:tc>
+          <w:tcPr>
+            <w:tcW w:w="2501" w:type="pct"/>
+          </w:tcPr>
+          <w:p>
+            <w:pPr>
+              <w:spacing w:after="0" w:line="240" w:lineRule="auto"/>
+              <w:ind w:firstLine="0"/>
+              <w:jc w:val="center"/>
+              <w:rPr>
+                <w:lang w:val="it-IT" w:bidi="he-IL"/>
+              </w:rPr>
+            </w:pPr>
+            <w:r>
+              <w:rPr>
+                <w:lang w:val="it-IT" w:bidi="he-IL"/>
+              </w:rPr>
+              <w:t>CRC-8 ATM</w:t>
+            </w:r>
+          </w:p>
+        </w:tc>
+        <w:tc>
+          <w:tcPr>
+            <w:tcW w:w="2499" w:type="pct"/>
+          </w:tcPr>
+          <w:p>
+            <w:pPr>
+              <w:spacing w:after="0" w:line="240" w:lineRule="auto"/>
+              <w:ind w:firstLine="0"/>
+              <w:jc w:val="center"/>
+              <w:rPr>
+                <w:lang w:val="it-IT" w:bidi="he-IL"/>
+              </w:rPr>
+            </w:pPr>
+            <w:r>
+              <w:rPr>
+                <w:rFonts w:ascii="Arial" w:hAnsi="Arial" w:cs="Arial"/>
+              </w:rPr>
+              <w:t>x</w:t>
+            </w:r>
+            <w:r>
+              <w:rPr>
+                <w:rFonts w:ascii="Arial" w:hAnsi="Arial" w:cs="Arial"/>
+                <w:vertAlign w:val="superscript"/>
+              </w:rPr>
+              <w:t>8</w:t>
+            </w:r>
+            <w:r>
+              <w:rPr>
+                <w:rFonts w:ascii="Arial" w:hAnsi="Arial" w:cs="Arial"/>
+              </w:rPr>
+              <w:t>+x</w:t>
+            </w:r>
+            <w:r>
+              <w:rPr>
+                <w:rFonts w:ascii="Arial" w:hAnsi="Arial" w:cs="Arial"/>
+                <w:vertAlign w:val="superscript"/>
+              </w:rPr>
+              <w:t>2</w:t>
+            </w:r>
+            <w:r>
+              <w:rPr>
+                <w:rFonts w:ascii="Arial" w:hAnsi="Arial" w:cs="Arial"/>
+              </w:rPr>
+              <w:t>+</w:t>
+            </w:r>
+            <w:r>
+              <w:rPr>
+                <w:rFonts w:ascii="Arial" w:hAnsi="Arial" w:cs="Arial"/>
+              </w:rPr>
+              <w:t>x+</w:t>
+            </w:r>
+            <w:r>
+              <w:rPr>
+                <w:rFonts w:ascii="Arial" w:hAnsi="Arial" w:cs="Arial"/>
+              </w:rPr>
+              <w:t>1</w:t>
+            </w:r>
+          </w:p>
+        </w:tc>
+      </w:tr>
+      <w:tr>
+        <w:trPr>
+          <w:trHeight w:val="317"/>
+          <w:jc w:val="center"/>
+        </w:trPr>
+        <w:tc>
+          <w:tcPr>
+            <w:tcW w:w="2501" w:type="pct"/>
+          </w:tcPr>
+          <w:p>
+            <w:pPr>
+              <w:spacing w:after="0" w:line="240" w:lineRule="auto"/>
+              <w:ind w:firstLine="0"/>
+              <w:jc w:val="center"/>
+              <w:rPr>
+                <w:lang w:val="it-IT" w:bidi="he-IL"/>
+              </w:rPr>
+            </w:pPr>
+            <w:r>
+              <w:rPr>
+                <w:lang w:val="it-IT" w:bidi="he-IL"/>
+              </w:rPr>
+              <w:t>CRC-16 Bluetooth</w:t>
+            </w:r>
+          </w:p>
+        </w:tc>
+        <w:tc>
+          <w:tcPr>
+            <w:tcW w:w="2499" w:type="pct"/>
+          </w:tcPr>
+          <w:p>
+            <w:pPr>
+              <w:spacing w:after="0" w:line="240" w:lineRule="auto"/>
+              <w:ind w:firstLine="0"/>
+              <w:jc w:val="center"/>
+              <w:rPr>
+                <w:lang w:val="it-IT" w:bidi="he-IL"/>
+              </w:rPr>
+            </w:pPr>
+            <w:r>
+              <w:rPr>
+                <w:rFonts w:ascii="Arial" w:hAnsi="Arial" w:cs="Arial"/>
+              </w:rPr>
+              <w:t>x</w:t>
+            </w:r>
+            <w:r>
+              <w:rPr>
+                <w:rFonts w:ascii="Arial" w:hAnsi="Arial" w:cs="Arial"/>
+                <w:vertAlign w:val="superscript"/>
+              </w:rPr>
+              <w:t>16</w:t>
+            </w:r>
+            <w:r>
+              <w:rPr>
+                <w:rFonts w:ascii="Arial" w:hAnsi="Arial" w:cs="Arial"/>
+              </w:rPr>
+              <w:t>+x</w:t>
+            </w:r>
+            <w:r>
+              <w:rPr>
+                <w:rFonts w:ascii="Arial" w:hAnsi="Arial" w:cs="Arial"/>
+                <w:vertAlign w:val="superscript"/>
+              </w:rPr>
+              <w:t>12</w:t>
+            </w:r>
+            <w:r>
+              <w:rPr>
+                <w:rFonts w:ascii="Arial" w:hAnsi="Arial" w:cs="Arial"/>
+              </w:rPr>
+              <w:t>+x</w:t>
+            </w:r>
+            <w:r>
+              <w:rPr>
+                <w:rFonts w:ascii="Arial" w:hAnsi="Arial" w:cs="Arial"/>
+                <w:vertAlign w:val="superscript"/>
+              </w:rPr>
+              <w:t>5</w:t>
+            </w:r>
+            <w:r>
+              <w:rPr>
+                <w:rFonts w:ascii="Arial" w:hAnsi="Arial" w:cs="Arial"/>
+              </w:rPr>
+              <w:t>+1</w:t>
+            </w:r>
+          </w:p>
+        </w:tc>
+      </w:tr>
+      <w:tr>
+        <w:trPr>
+          <w:trHeight w:val="317"/>
+          <w:jc w:val="center"/>
+        </w:trPr>
+        <w:tc>
+          <w:tcPr>
+            <w:tcW w:w="2501" w:type="pct"/>
+          </w:tcPr>
+          <w:p>
+            <w:pPr>
+              <w:spacing w:after="0" w:line="240" w:lineRule="auto"/>
+              <w:ind w:firstLine="0"/>
+              <w:jc w:val="center"/>
+              <w:rPr>
+                <w:lang w:val="it-IT" w:bidi="he-IL"/>
+              </w:rPr>
+            </w:pPr>
+            <w:r>
+              <w:rPr>
+                <w:lang w:val="it-IT" w:bidi="he-IL"/>
+              </w:rPr>
+              <w:t>CRC-16 USB</w:t>
+            </w:r>
+          </w:p>
+        </w:tc>
+        <w:tc>
+          <w:tcPr>
+            <w:tcW w:w="2499" w:type="pct"/>
+          </w:tcPr>
+          <w:p>
+            <w:pPr>
+              <w:spacing w:after="0" w:line="240" w:lineRule="auto"/>
+              <w:ind w:firstLine="0"/>
+              <w:jc w:val="center"/>
+              <w:rPr>
+                <w:lang w:val="it-IT" w:bidi="he-IL"/>
+              </w:rPr>
+            </w:pPr>
+            <w:r>
+              <w:rPr>
+                <w:rFonts w:ascii="Arial" w:hAnsi="Arial" w:cs="Arial"/>
+              </w:rPr>
+              <w:t>x</w:t>
+            </w:r>
+            <w:r>
+              <w:rPr>
+                <w:rFonts w:ascii="Arial" w:hAnsi="Arial" w:cs="Arial"/>
+                <w:vertAlign w:val="superscript"/>
+              </w:rPr>
+              <w:t>16</w:t>
+            </w:r>
+            <w:r>
+              <w:rPr>
+                <w:rFonts w:ascii="Arial" w:hAnsi="Arial" w:cs="Arial"/>
+              </w:rPr>
+              <w:t>+x</w:t>
+            </w:r>
+            <w:r>
+              <w:rPr>
+                <w:rFonts w:ascii="Arial" w:hAnsi="Arial" w:cs="Arial"/>
+                <w:vertAlign w:val="superscript"/>
+              </w:rPr>
+              <w:t>15</w:t>
+            </w:r>
+            <w:r>
+              <w:rPr>
+                <w:rFonts w:ascii="Arial" w:hAnsi="Arial" w:cs="Arial"/>
+              </w:rPr>
+              <w:t>+x</w:t>
+            </w:r>
+            <w:r>
+              <w:rPr>
+                <w:rFonts w:ascii="Arial" w:hAnsi="Arial" w:cs="Arial"/>
+                <w:vertAlign w:val="superscript"/>
+              </w:rPr>
+              <w:t>2</w:t>
+            </w:r>
+            <w:r>
+              <w:rPr>
+                <w:rFonts w:ascii="Arial" w:hAnsi="Arial" w:cs="Arial"/>
+              </w:rPr>
+              <w:t>+1</w:t>
+            </w:r>
+          </w:p>
+        </w:tc>
+      </w:tr>
+      <w:tr>
+        <w:trPr>
+          <w:trHeight w:val="317"/>
+          <w:jc w:val="center"/>
+        </w:trPr>
+        <w:tc>
+          <w:tcPr>
+            <w:tcW w:w="2501" w:type="pct"/>
+          </w:tcPr>
+          <w:p>
+            <w:pPr>
+              <w:spacing w:after="0" w:line="240" w:lineRule="auto"/>
+              <w:ind w:firstLine="0"/>
+              <w:jc w:val="center"/>
+              <w:rPr>
+                <w:lang w:val="it-IT" w:bidi="he-IL"/>
+              </w:rPr>
+            </w:pPr>
+            <w:r>
+              <w:rPr>
+                <w:lang w:val="it-IT" w:bidi="he-IL"/>
+              </w:rPr>
+              <w:t>CRC-24 WLAN</w:t>
+            </w:r>
+          </w:p>
+        </w:tc>
+        <w:tc>
+          <w:tcPr>
+            <w:tcW w:w="2499" w:type="pct"/>
+          </w:tcPr>
+          <w:p>
+            <w:pPr>
+              <w:spacing w:after="0" w:line="240" w:lineRule="auto"/>
+              <w:ind w:firstLine="0"/>
+              <w:jc w:val="center"/>
+              <w:rPr>
+                <w:lang w:val="it-IT" w:bidi="he-IL"/>
+              </w:rPr>
+            </w:pPr>
+            <w:r>
+              <w:rPr>
+                <w:rFonts w:ascii="Arial" w:hAnsi="Arial" w:cs="Arial"/>
+              </w:rPr>
+              <w:t>x</w:t>
+            </w:r>
+            <w:r>
+              <w:rPr>
+                <w:rFonts w:ascii="Arial" w:hAnsi="Arial" w:cs="Arial"/>
+                <w:vertAlign w:val="superscript"/>
+              </w:rPr>
+              <w:t>24</w:t>
+            </w:r>
+            <w:r>
+              <w:rPr>
+                <w:rFonts w:ascii="Arial" w:hAnsi="Arial" w:cs="Arial"/>
+              </w:rPr>
+              <w:t>+x</w:t>
+            </w:r>
+            <w:r>
+              <w:rPr>
+                <w:rFonts w:ascii="Arial" w:hAnsi="Arial" w:cs="Arial"/>
+                <w:vertAlign w:val="superscript"/>
+              </w:rPr>
+              <w:t>23</w:t>
+            </w:r>
+            <w:r>
+              <w:rPr>
+                <w:rFonts w:ascii="Arial" w:hAnsi="Arial" w:cs="Arial"/>
+              </w:rPr>
+              <w:t>+x</w:t>
+            </w:r>
+            <w:r>
+              <w:rPr>
+                <w:rFonts w:ascii="Arial" w:hAnsi="Arial" w:cs="Arial"/>
+                <w:vertAlign w:val="superscript"/>
+              </w:rPr>
+              <w:t>6+</w:t>
+            </w:r>
+            <w:r>
+              <w:rPr>
+                <w:rFonts w:ascii="Arial" w:hAnsi="Arial" w:cs="Arial"/>
+              </w:rPr>
+              <w:t>x</w:t>
+            </w:r>
+            <w:r>
+              <w:rPr>
+                <w:rFonts w:ascii="Arial" w:hAnsi="Arial" w:cs="Arial"/>
+                <w:vertAlign w:val="superscript"/>
+              </w:rPr>
+              <w:t>5</w:t>
+            </w:r>
+            <w:r>
+              <w:rPr>
+                <w:rFonts w:ascii="Arial" w:hAnsi="Arial" w:cs="Arial"/>
+              </w:rPr>
+              <w:t>+x+1</w:t>
+            </w:r>
+          </w:p>
+        </w:tc>
+      </w:tr>
+    </w:tbl>
+    <w:p>
+      <w:pPr>
+        <w:rPr>
+          <w:lang w:val="it-IT" w:bidi="he-IL"/>
+        </w:rPr>
+      </w:pPr>
+    </w:p>
+    <w:p>
+      <w:pPr>
+        <w:ind w:firstLine="0"/>
+        <w:rPr>
+          <w:lang w:val="it-IT" w:bidi="he-IL"/>
+        </w:rPr>
+      </w:pPr>
+      <w:r>
+        <w:rPr>
+          <w:lang w:val="it-IT" w:bidi="he-IL"/>
+        </w:rPr>
+        <w:t xml:space="preserve">Na slici y.y prikazani su kodovi </w:t>
+      </w:r>
+    </w:p>
+    <w:p>
+      <w:pPr>
+        <w:rPr>
+          <w:lang w:val="it-IT" w:bidi="he-IL"/>
+        </w:rPr>
+      </w:pPr>
+    </w:p>
+    <w:p>
+      <w:pPr>
+        <w:rPr>
+          <w:lang w:val="it-IT" w:bidi="he-IL"/>
+        </w:rPr>
+      </w:pPr>
+    </w:p>
+    <w:p>
+      <w:pPr>
+        <w:rPr>
+          <w:lang w:val="it-IT" w:bidi="he-IL"/>
+        </w:rPr>
+      </w:pPr>
+    </w:p>
+    <w:p>
+      <w:pPr>
+        <w:rPr>
+          <w:lang w:val="it-IT" w:bidi="he-IL"/>
+        </w:rPr>
+      </w:pPr>
+    </w:p>
+    <w:p>
+      <w:pPr>
+        <w:rPr>
+          <w:lang w:val="it-IT" w:bidi="he-IL"/>
+        </w:rPr>
+      </w:pPr>
+    </w:p>
+    <w:p>
+      <w:pPr>
+        <w:rPr>
+          <w:lang w:val="it-IT" w:bidi="he-IL"/>
+        </w:rPr>
+      </w:pPr>
+    </w:p>
+    <w:p>
+      <w:pPr>
+        <w:rPr>
+          <w:lang w:val="it-IT" w:bidi="he-IL"/>
+        </w:rPr>
+      </w:pPr>
+    </w:p>
+    <w:p>
+      <w:pPr>
+        <w:rPr>
+          <w:lang w:val="it-IT" w:bidi="he-IL"/>
+        </w:rPr>
+      </w:pPr>
+    </w:p>
+    <w:p>
+      <w:pPr>
+        <w:rPr>
+          <w:lang w:val="it-IT" w:bidi="he-IL"/>
+        </w:rPr>
+      </w:pPr>
+    </w:p>
+    <w:p>
+      <w:pPr>
+        <w:rPr>
+          <w:lang w:val="it-IT" w:bidi="he-IL"/>
+        </w:rPr>
+      </w:pPr>
+    </w:p>
+    <w:p>
+      <w:pPr>
+        <w:rPr>
+          <w:lang w:val="it-IT" w:bidi="he-IL"/>
+        </w:rPr>
+      </w:pPr>
+    </w:p>
+    <w:p>
+      <w:pPr>
+        <w:rPr>
+          <w:lang w:val="it-IT" w:bidi="he-IL"/>
+        </w:rPr>
+      </w:pPr>
+    </w:p>
+    <w:p>
+      <w:pPr>
+        <w:rPr>
+          <w:lang w:val="it-IT" w:bidi="he-IL"/>
+        </w:rPr>
+      </w:pPr>
+    </w:p>
+    <w:p>
+      <w:pPr>
+        <w:rPr>
+          <w:lang w:val="it-IT" w:bidi="he-IL"/>
+        </w:rPr>
+      </w:pPr>
+    </w:p>
+    <w:p>
+      <w:pPr>
+        <w:rPr>
+          <w:lang w:val="it-IT" w:bidi="he-IL"/>
+        </w:rPr>
+      </w:pPr>
+    </w:p>
+    <w:p>
+      <w:pPr>
+        <w:rPr>
+          <w:lang w:val="it-IT" w:bidi="he-IL"/>
+        </w:rPr>
+      </w:pPr>
+    </w:p>
+    <w:p>
+      <w:pPr>
+        <w:rPr>
+          <w:lang w:val="it-IT" w:bidi="he-IL"/>
+        </w:rPr>
+      </w:pPr>
+    </w:p>
+    <w:p>
+      <w:pPr>
+        <w:rPr>
+          <w:lang w:val="it-IT" w:bidi="he-IL"/>
+        </w:rPr>
+      </w:pPr>
+    </w:p>
+    <w:p>
+      <w:pPr>
+        <w:rPr>
+          <w:lang w:val="it-IT" w:bidi="he-IL"/>
+        </w:rPr>
+      </w:pPr>
+    </w:p>
+    <w:p>
+      <w:pPr>
+        <w:rPr>
+          <w:lang w:val="it-IT" w:bidi="he-IL"/>
+        </w:rPr>
+      </w:pPr>
+    </w:p>
+    <w:p>
+      <w:pPr>
+        <w:rPr>
+          <w:lang w:val="it-IT" w:bidi="he-IL"/>
+        </w:rPr>
+      </w:pPr>
+    </w:p>
+    <w:p>
+      <w:pPr>
+        <w:rPr>
+          <w:lang w:val="it-IT" w:bidi="he-IL"/>
+        </w:rPr>
+      </w:pPr>
+    </w:p>
+    <w:p>
+      <w:pPr>
+        <w:rPr>
+          <w:lang w:val="it-IT" w:bidi="he-IL"/>
+        </w:rPr>
+      </w:pPr>
+    </w:p>
+    <w:p>
+      <w:pPr>
+        <w:pStyle w:val="Heading1"/>
+        <w:rPr>
+          <w:lang w:val="sr-Latn-RS"/>
+        </w:rPr>
+      </w:pPr>
+      <w:bookmarkStart w:id="27" w:name="_Toc125197744"/>
+      <w:r>
+        <w:rPr>
+          <w:lang w:val="sr-Latn-RS"/>
+        </w:rPr>
+        <w:t>6</w:t>
+      </w:r>
+      <w:r>
+        <w:rPr>
+          <w:lang w:val="sr-Latn-RS"/>
+        </w:rPr>
+        <w:t xml:space="preserve"> </w:t>
+      </w:r>
+      <w:r>
+        <w:rPr>
+          <w:lang w:val="sr-Latn-RS"/>
+        </w:rPr>
+        <w:t>ZAKLJUČ</w:t>
+      </w:r>
+      <w:r>
+        <w:rPr>
+          <w:lang w:val="sr-Latn-RS"/>
+        </w:rPr>
+        <w:t>AK</w:t>
       </w:r>
       <w:bookmarkEnd w:id="24"/>
-      <w:r>
-        <w:rPr>
-          <w:lang w:val="sr-Latn-RS"/>
-        </w:rPr>
-        <w:br w:type="page"/>
-      </w:r>
-      <w:bookmarkStart w:id="25" w:name="_Toc491074345"/>
-    </w:p>
-    <w:p>
-      <w:pPr>
-        <w:pStyle w:val="Heading1"/>
-        <w:rPr>
-          <w:lang w:val="sr-Latn-RS"/>
-        </w:rPr>
-      </w:pPr>
-    </w:p>
-    <w:p>
-      <w:pPr>
-        <w:pStyle w:val="Heading1"/>
-      </w:pPr>
-      <w:bookmarkStart w:id="26" w:name="_Toc125197743"/>
-      <w:r>
-        <w:t>5 ANALIZA SIMULACIJE U PROGRAMU</w:t>
-      </w:r>
-      <w:bookmarkEnd w:id="26"/>
-    </w:p>
-    <w:p>
-      <w:pPr>
-        <w:rPr>
-          <w:lang w:val="it-IT" w:bidi="he-IL"/>
-        </w:rPr>
-      </w:pPr>
-    </w:p>
-    <w:p>
-      <w:pPr>
-        <w:rPr>
-          <w:lang w:val="it-IT" w:bidi="he-IL"/>
-        </w:rPr>
-      </w:pPr>
-    </w:p>
-    <w:p>
-      <w:pPr>
-        <w:rPr>
-          <w:lang w:val="it-IT" w:bidi="he-IL"/>
-        </w:rPr>
-      </w:pPr>
-    </w:p>
-    <w:p>
-      <w:pPr>
-        <w:rPr>
-          <w:lang w:val="it-IT" w:bidi="he-IL"/>
-        </w:rPr>
-      </w:pPr>
-    </w:p>
-    <w:p>
-      <w:pPr>
-        <w:rPr>
-          <w:lang w:val="it-IT" w:bidi="he-IL"/>
-        </w:rPr>
-      </w:pPr>
-    </w:p>
-    <w:p>
-      <w:pPr>
-        <w:rPr>
-          <w:lang w:val="it-IT" w:bidi="he-IL"/>
-        </w:rPr>
-      </w:pPr>
-    </w:p>
-    <w:p>
-      <w:pPr>
-        <w:rPr>
-          <w:lang w:val="it-IT" w:bidi="he-IL"/>
-        </w:rPr>
-      </w:pPr>
-    </w:p>
-    <w:p>
-      <w:pPr>
-        <w:rPr>
-          <w:lang w:val="it-IT" w:bidi="he-IL"/>
-        </w:rPr>
-      </w:pPr>
-    </w:p>
-    <w:p>
-      <w:pPr>
-        <w:rPr>
-          <w:lang w:val="it-IT" w:bidi="he-IL"/>
-        </w:rPr>
-      </w:pPr>
-    </w:p>
-    <w:p>
-      <w:pPr>
-        <w:rPr>
-          <w:lang w:val="it-IT" w:bidi="he-IL"/>
-        </w:rPr>
-      </w:pPr>
-    </w:p>
-    <w:p>
-      <w:pPr>
-        <w:rPr>
-          <w:lang w:val="it-IT" w:bidi="he-IL"/>
-        </w:rPr>
-      </w:pPr>
-    </w:p>
-    <w:p>
-      <w:pPr>
-        <w:rPr>
-          <w:lang w:val="it-IT" w:bidi="he-IL"/>
-        </w:rPr>
-      </w:pPr>
-    </w:p>
-    <w:p>
-      <w:pPr>
-        <w:rPr>
-          <w:lang w:val="it-IT" w:bidi="he-IL"/>
-        </w:rPr>
-      </w:pPr>
-    </w:p>
-    <w:p>
-      <w:pPr>
-        <w:rPr>
-          <w:lang w:val="it-IT" w:bidi="he-IL"/>
-        </w:rPr>
-      </w:pPr>
-    </w:p>
-    <w:p>
-      <w:pPr>
-        <w:rPr>
-          <w:lang w:val="it-IT" w:bidi="he-IL"/>
-        </w:rPr>
-      </w:pPr>
-    </w:p>
-    <w:p>
-      <w:pPr>
-        <w:rPr>
-          <w:lang w:val="it-IT" w:bidi="he-IL"/>
-        </w:rPr>
-      </w:pPr>
-    </w:p>
-    <w:p>
-      <w:pPr>
-        <w:rPr>
-          <w:lang w:val="it-IT" w:bidi="he-IL"/>
-        </w:rPr>
-      </w:pPr>
-    </w:p>
-    <w:p>
-      <w:pPr>
-        <w:rPr>
-          <w:lang w:val="it-IT" w:bidi="he-IL"/>
-        </w:rPr>
-      </w:pPr>
-    </w:p>
-    <w:p>
-      <w:pPr>
-        <w:rPr>
-          <w:lang w:val="it-IT" w:bidi="he-IL"/>
-        </w:rPr>
-      </w:pPr>
-    </w:p>
-    <w:p>
-      <w:pPr>
-        <w:rPr>
-          <w:lang w:val="it-IT" w:bidi="he-IL"/>
-        </w:rPr>
-      </w:pPr>
-    </w:p>
-    <w:p>
-      <w:pPr>
-        <w:rPr>
-          <w:lang w:val="it-IT" w:bidi="he-IL"/>
-        </w:rPr>
-      </w:pPr>
-    </w:p>
-    <w:p>
-      <w:pPr>
-        <w:rPr>
-          <w:lang w:val="it-IT" w:bidi="he-IL"/>
-        </w:rPr>
-      </w:pPr>
-    </w:p>
-    <w:p>
-      <w:pPr>
-        <w:rPr>
-          <w:lang w:val="it-IT" w:bidi="he-IL"/>
-        </w:rPr>
-      </w:pPr>
-    </w:p>
-    <w:p>
-      <w:pPr>
-        <w:rPr>
-          <w:lang w:val="it-IT" w:bidi="he-IL"/>
-        </w:rPr>
-      </w:pPr>
-    </w:p>
-    <w:p>
-      <w:pPr>
-        <w:pStyle w:val="Heading1"/>
-        <w:rPr>
-          <w:lang w:val="sr-Latn-RS"/>
-        </w:rPr>
-      </w:pPr>
-      <w:bookmarkStart w:id="27" w:name="_Toc125197744"/>
-      <w:r>
-        <w:rPr>
-          <w:lang w:val="sr-Latn-RS"/>
-        </w:rPr>
-        <w:t>6</w:t>
-      </w:r>
-      <w:r>
-        <w:rPr>
-          <w:lang w:val="sr-Latn-RS"/>
-        </w:rPr>
-        <w:t xml:space="preserve"> </w:t>
-      </w:r>
-      <w:r>
-        <w:rPr>
-          <w:lang w:val="sr-Latn-RS"/>
-        </w:rPr>
-        <w:t>ZAKLJUČ</w:t>
-      </w:r>
-      <w:r>
-        <w:rPr>
-          <w:lang w:val="sr-Latn-RS"/>
-        </w:rPr>
-        <w:t>AK</w:t>
-      </w:r>
-      <w:bookmarkEnd w:id="25"/>
       <w:bookmarkEnd w:id="27"/>
     </w:p>
     <w:p>
@@ -11204,7 +11776,7 @@
 </file>
 
 <file path=customXml/itemProps1.xml><?xml version="1.0" encoding="utf-8"?>
-<ds:datastoreItem xmlns:ds="http://schemas.openxmlformats.org/officeDocument/2006/customXml" ds:itemID="{4A7319E1-C8C0-4DF1-ACCC-ED379A12069C}">
+<ds:datastoreItem xmlns:ds="http://schemas.openxmlformats.org/officeDocument/2006/customXml" ds:itemID="{8120728D-71BD-4D09-9BDA-47546B500FC3}">
   <ds:schemaRefs>
     <ds:schemaRef ds:uri="http://schemas.openxmlformats.org/officeDocument/2006/bibliography"/>
   </ds:schemaRefs>

--- a/Jelena Bakic 2023.docx
+++ b/Jelena Bakic 2023.docx
@@ -2035,146 +2035,6 @@
           <w:lang w:val="sr-Latn-RS" w:bidi="he-IL"/>
         </w:rPr>
       </w:pPr>
-      <w:r>
-        <w:rPr>
-          <w:lang w:val="sr-Latn-RS" w:bidi="he-IL"/>
-        </w:rPr>
-        <w:t>U U</w:t>
-      </w:r>
-      <w:r>
-        <w:rPr>
-          <w:lang w:val="sr-Latn-RS" w:bidi="he-IL"/>
-        </w:rPr>
-        <w:t xml:space="preserve">vodu je potrebno definisati problem koji se razmatra u diplomskom radu i jasno </w:t>
-      </w:r>
-      <w:r>
-        <w:rPr>
-          <w:lang w:val="sr-Latn-RS" w:bidi="he-IL"/>
-        </w:rPr>
-        <w:t>predstaviti</w:t>
-      </w:r>
-      <w:r>
-        <w:rPr>
-          <w:lang w:val="sr-Latn-RS" w:bidi="he-IL"/>
-        </w:rPr>
-        <w:t xml:space="preserve"> pitanja na koja</w:t>
-      </w:r>
-      <w:r>
-        <w:rPr>
-          <w:lang w:val="sr-Latn-RS" w:bidi="he-IL"/>
-        </w:rPr>
-        <w:t xml:space="preserve"> diplomski</w:t>
-      </w:r>
-      <w:r>
-        <w:rPr>
-          <w:lang w:val="sr-Latn-RS" w:bidi="he-IL"/>
-        </w:rPr>
-        <w:t xml:space="preserve"> rad daje odgovore. Uvod ne treba da bude opšti</w:t>
-      </w:r>
-      <w:r>
-        <w:rPr>
-          <w:lang w:val="sr-Latn-RS" w:bidi="he-IL"/>
-        </w:rPr>
-        <w:t>. Nikako ne prepisivati</w:t>
-      </w:r>
-      <w:r>
-        <w:rPr>
-          <w:lang w:val="sr-Latn-RS" w:bidi="he-IL"/>
-        </w:rPr>
-        <w:t xml:space="preserve"> </w:t>
-      </w:r>
-      <w:r>
-        <w:rPr>
-          <w:lang w:val="sr-Latn-RS" w:bidi="he-IL"/>
-        </w:rPr>
-        <w:t>činjenice</w:t>
-      </w:r>
-      <w:r>
-        <w:rPr>
-          <w:lang w:val="sr-Latn-RS" w:bidi="he-IL"/>
-        </w:rPr>
-        <w:t xml:space="preserve"> </w:t>
-      </w:r>
-      <w:r>
-        <w:rPr>
-          <w:lang w:val="sr-Latn-RS" w:bidi="he-IL"/>
-        </w:rPr>
-        <w:t>iz dos</w:t>
-      </w:r>
-      <w:r>
-        <w:rPr>
-          <w:lang w:val="sr-Latn-RS" w:bidi="he-IL"/>
-        </w:rPr>
-        <w:t>t</w:t>
-      </w:r>
-      <w:r>
-        <w:rPr>
-          <w:lang w:val="sr-Latn-RS" w:bidi="he-IL"/>
-        </w:rPr>
-        <w:t>up</w:t>
-      </w:r>
-      <w:r>
-        <w:rPr>
-          <w:lang w:val="sr-Latn-RS" w:bidi="he-IL"/>
-        </w:rPr>
-        <w:t xml:space="preserve">ne literature </w:t>
-      </w:r>
-      <w:r>
-        <w:rPr>
-          <w:lang w:val="sr-Latn-RS" w:bidi="he-IL"/>
-        </w:rPr>
-        <w:t>o problemu</w:t>
-      </w:r>
-      <w:r>
-        <w:rPr>
-          <w:lang w:val="sr-Latn-RS" w:bidi="he-IL"/>
-        </w:rPr>
-        <w:t xml:space="preserve"> koji se razmatra</w:t>
-      </w:r>
-      <w:r>
-        <w:rPr>
-          <w:lang w:val="sr-Latn-RS" w:bidi="he-IL"/>
-        </w:rPr>
-        <w:t>.</w:t>
-      </w:r>
-      <w:r>
-        <w:rPr>
-          <w:lang w:val="sr-Latn-RS" w:bidi="he-IL"/>
-        </w:rPr>
-        <w:t xml:space="preserve"> Posebno, voditi računa o autorskim pravima i pravilno navoditi citate i literaturu.</w:t>
-      </w:r>
-    </w:p>
-    <w:p>
-      <w:pPr>
-        <w:rPr>
-          <w:lang w:val="sr-Latn-RS" w:bidi="he-IL"/>
-        </w:rPr>
-      </w:pPr>
-      <w:r>
-        <w:rPr>
-          <w:lang w:val="sr-Latn-RS" w:bidi="he-IL"/>
-        </w:rPr>
-        <w:t>Pregled relevantne literature bi trebalo prikazati u Uvodu.</w:t>
-      </w:r>
-      <w:r>
-        <w:rPr>
-          <w:lang w:val="sr-Latn-RS" w:bidi="he-IL"/>
-        </w:rPr>
-        <w:t xml:space="preserve"> U Uvodu se obavezno navodi cilj rada!</w:t>
-      </w:r>
-    </w:p>
-    <w:p>
-      <w:pPr>
-        <w:rPr>
-          <w:lang w:val="sr-Latn-RS" w:bidi="he-IL"/>
-        </w:rPr>
-      </w:pPr>
-      <w:r>
-        <w:rPr>
-          <w:lang w:val="sr-Latn-RS" w:bidi="he-IL"/>
-        </w:rPr>
-        <w:t>Poslednji pasus Uvoda treba da opiše strukturu rada po poglavljima.</w:t>
-      </w:r>
     </w:p>
     <w:p>
       <w:pPr>
@@ -2252,289 +2112,13 @@
           <w:lang w:val="sr-Latn-RS" w:bidi="he-IL"/>
         </w:rPr>
       </w:pPr>
-      <w:r>
-        <w:rPr>
-          <w:lang w:val="sr-Latn-RS" w:bidi="he-IL"/>
-        </w:rPr>
-        <w:t>Poglavlje "</w:t>
-      </w:r>
-      <w:r>
-        <w:rPr>
-          <w:lang w:val="sr-Latn-RS" w:bidi="he-IL"/>
-        </w:rPr>
-        <w:t>Metod</w:t>
-      </w:r>
-      <w:r>
-        <w:rPr>
-          <w:lang w:val="sr-Latn-RS" w:bidi="he-IL"/>
-        </w:rPr>
-        <w:t>a rada</w:t>
-      </w:r>
-      <w:r>
-        <w:rPr>
-          <w:lang w:val="sr-Latn-RS" w:bidi="he-IL"/>
-        </w:rPr>
-        <w:t xml:space="preserve"> i materijal</w:t>
-      </w:r>
-      <w:r>
-        <w:rPr>
-          <w:lang w:val="sr-Latn-RS" w:bidi="he-IL"/>
-        </w:rPr>
-        <w:t>i" (ili "Metodologija rada")</w:t>
-      </w:r>
-      <w:r>
-        <w:rPr>
-          <w:lang w:val="sr-Latn-RS" w:bidi="he-IL"/>
-        </w:rPr>
-        <w:t xml:space="preserve"> bi trebalo da sadrži informacije o</w:t>
-      </w:r>
-      <w:r>
-        <w:rPr>
-          <w:lang w:val="sr-Latn-RS" w:bidi="he-IL"/>
-        </w:rPr>
-        <w:t xml:space="preserve"> </w:t>
-      </w:r>
-      <w:r>
-        <w:rPr>
-          <w:lang w:val="sr-Latn-RS" w:bidi="he-IL"/>
-        </w:rPr>
-        <w:t>metodama koje su</w:t>
-      </w:r>
-      <w:r>
-        <w:rPr>
-          <w:lang w:val="sr-Latn-RS" w:bidi="he-IL"/>
-        </w:rPr>
-        <w:t xml:space="preserve"> korišćene u izradi diplomskog rada kako bi se odgovorilo na pitanja koja su postavljena u Uvodu. </w:t>
-      </w:r>
-      <w:r>
-        <w:rPr>
-          <w:lang w:val="sr-Latn-RS" w:bidi="he-IL"/>
-        </w:rPr>
-        <w:t xml:space="preserve">U okviru ovog poglavlja je potrebno dati sve teorijske osnove neophodne za dalje razumevanje sadržaja rada. </w:t>
-      </w:r>
-      <w:r>
-        <w:rPr>
-          <w:lang w:val="sr-Latn-RS" w:bidi="he-IL"/>
-        </w:rPr>
-        <w:t>Ovaj deo je potrebno da bude dovoljno detaljan kako bi omogućio svima koji čitaju rad da</w:t>
-      </w:r>
-      <w:r>
-        <w:rPr>
-          <w:lang w:val="sr-Latn-RS" w:bidi="he-IL"/>
-        </w:rPr>
-        <w:t xml:space="preserve"> ponove</w:t>
-      </w:r>
-      <w:r>
-        <w:rPr>
-          <w:lang w:val="sr-Latn-RS" w:bidi="he-IL"/>
-        </w:rPr>
-        <w:t xml:space="preserve"> sva merenja</w:t>
-      </w:r>
-      <w:r>
-        <w:rPr>
-          <w:lang w:val="sr-Latn-RS" w:bidi="he-IL"/>
-        </w:rPr>
-        <w:t>/</w:t>
-      </w:r>
-      <w:r>
-        <w:rPr>
-          <w:lang w:val="sr-Latn-RS" w:bidi="he-IL"/>
-        </w:rPr>
-        <w:t>eksperimente</w:t>
-      </w:r>
-      <w:r>
-        <w:rPr>
-          <w:lang w:val="sr-Latn-RS" w:bidi="he-IL"/>
-        </w:rPr>
-        <w:t>/</w:t>
-      </w:r>
-      <w:r>
-        <w:rPr>
-          <w:lang w:val="sr-Latn-RS" w:bidi="he-IL"/>
-        </w:rPr>
-        <w:t>simulacije</w:t>
-      </w:r>
-      <w:r>
-        <w:rPr>
-          <w:lang w:val="sr-Latn-RS" w:bidi="he-IL"/>
-        </w:rPr>
-        <w:t>/</w:t>
-      </w:r>
-      <w:r>
-        <w:rPr>
-          <w:lang w:val="sr-Latn-RS" w:bidi="he-IL"/>
-        </w:rPr>
-        <w:t>analizu</w:t>
-      </w:r>
-      <w:r>
-        <w:rPr>
-          <w:lang w:val="sr-Latn-RS" w:bidi="he-IL"/>
-        </w:rPr>
-        <w:t>, pod uslovom da ima</w:t>
-      </w:r>
-      <w:r>
-        <w:rPr>
-          <w:lang w:val="sr-Latn-RS" w:bidi="he-IL"/>
-        </w:rPr>
-        <w:t>ju</w:t>
-      </w:r>
-      <w:r>
-        <w:rPr>
-          <w:lang w:val="sr-Latn-RS" w:bidi="he-IL"/>
-        </w:rPr>
-        <w:t xml:space="preserve"> istu opremu</w:t>
-      </w:r>
-      <w:r>
-        <w:rPr>
-          <w:lang w:val="sr-Latn-RS" w:bidi="he-IL"/>
-        </w:rPr>
-        <w:t xml:space="preserve"> i inženjerska predznanja</w:t>
-      </w:r>
-      <w:r>
-        <w:rPr>
-          <w:lang w:val="sr-Latn-RS" w:bidi="he-IL"/>
-        </w:rPr>
-        <w:t>.</w:t>
-      </w:r>
-    </w:p>
-    <w:p>
-      <w:pPr>
-        <w:rPr>
-          <w:lang w:val="sr-Latn-RS" w:bidi="he-IL"/>
-        </w:rPr>
-      </w:pPr>
-      <w:r>
-        <w:rPr>
-          <w:lang w:val="sr-Latn-RS" w:bidi="he-IL"/>
-        </w:rPr>
-        <w:t xml:space="preserve">Svi realizovani programski kodovi </w:t>
-      </w:r>
-      <w:r>
-        <w:rPr>
-          <w:lang w:val="sr-Latn-RS" w:bidi="he-IL"/>
-        </w:rPr>
-        <w:t xml:space="preserve">i materijali neophodni za reprodukciju prikazanih rezultata </w:t>
-      </w:r>
-      <w:r>
-        <w:rPr>
-          <w:lang w:val="sr-Latn-RS" w:bidi="he-IL"/>
-        </w:rPr>
-        <w:t>treba se nalaze u Prilogu diplomskog rada,</w:t>
-      </w:r>
-      <w:r>
-        <w:rPr>
-          <w:lang w:val="sr-Latn-RS" w:bidi="he-IL"/>
-        </w:rPr>
-        <w:t xml:space="preserve"> a disk</w:t>
-      </w:r>
-      <w:r>
-        <w:rPr>
-          <w:lang w:val="sr-Latn-RS" w:bidi="he-IL"/>
-        </w:rPr>
-        <w:t xml:space="preserve"> sa programom koji radi</w:t>
-      </w:r>
-      <w:r>
-        <w:rPr>
-          <w:lang w:val="sr-Latn-RS" w:bidi="he-IL"/>
-        </w:rPr>
-        <w:t xml:space="preserve"> i sa merenim signalima</w:t>
-      </w:r>
-      <w:r>
-        <w:rPr>
-          <w:lang w:val="sr-Latn-RS" w:bidi="he-IL"/>
-        </w:rPr>
-        <w:t xml:space="preserve"> (ukoliko postoje)</w:t>
-      </w:r>
-      <w:r>
-        <w:rPr>
-          <w:lang w:val="sr-Latn-RS" w:bidi="he-IL"/>
-        </w:rPr>
-        <w:t xml:space="preserve"> predati nakon završenog rada </w:t>
-      </w:r>
-      <w:r>
-        <w:rPr>
-          <w:lang w:val="sr-Latn-RS" w:bidi="he-IL"/>
-        </w:rPr>
-        <w:t>mentor</w:t>
-      </w:r>
-      <w:r>
-        <w:rPr>
-          <w:lang w:val="sr-Latn-RS" w:bidi="he-IL"/>
-        </w:rPr>
-        <w:t>u.</w:t>
-      </w:r>
-      <w:r>
-        <w:rPr>
-          <w:lang w:val="sr-Latn-RS" w:bidi="he-IL"/>
-        </w:rPr>
-        <w:t xml:space="preserve"> </w:t>
-      </w:r>
-      <w:r>
-        <w:rPr>
-          <w:lang w:val="sr-Latn-RS" w:bidi="he-IL"/>
-        </w:rPr>
-        <w:t>Za svaki eksperiment</w:t>
-      </w:r>
-      <w:r>
-        <w:rPr>
-          <w:lang w:val="sr-Latn-RS" w:bidi="he-IL"/>
-        </w:rPr>
-        <w:t xml:space="preserve">, </w:t>
-      </w:r>
-      <w:r>
-        <w:rPr>
-          <w:lang w:val="sr-Latn-RS" w:bidi="he-IL"/>
-        </w:rPr>
-        <w:t>potrebno je</w:t>
-      </w:r>
-      <w:r>
-        <w:rPr>
-          <w:lang w:val="sr-Latn-RS" w:bidi="he-IL"/>
-        </w:rPr>
-        <w:t xml:space="preserve"> </w:t>
-      </w:r>
-      <w:r>
-        <w:rPr>
-          <w:lang w:val="sr-Latn-RS" w:bidi="he-IL"/>
-        </w:rPr>
-        <w:t xml:space="preserve">jasno i detaljno opisati korišćenu </w:t>
-      </w:r>
-      <w:r>
-        <w:rPr>
-          <w:lang w:val="sr-Latn-RS" w:bidi="he-IL"/>
-        </w:rPr>
-        <w:t>opremu</w:t>
-      </w:r>
-      <w:r>
-        <w:rPr>
-          <w:lang w:val="sr-Latn-RS" w:bidi="he-IL"/>
-        </w:rPr>
-        <w:t xml:space="preserve"> (A</w:t>
-      </w:r>
-      <w:r>
-        <w:rPr>
-          <w:lang w:val="sr-Latn-RS" w:bidi="he-IL"/>
-        </w:rPr>
-        <w:t>/</w:t>
-      </w:r>
-      <w:r>
-        <w:rPr>
-          <w:lang w:val="sr-Latn-RS" w:bidi="he-IL"/>
-        </w:rPr>
-        <w:t>D konvertori, motori, senzori, kola za kondicioniranje, laboratorijski uređaji i dr.)</w:t>
-      </w:r>
-      <w:r>
-        <w:rPr>
-          <w:lang w:val="sr-Latn-RS" w:bidi="he-IL"/>
-        </w:rPr>
-        <w:t>.</w:t>
-      </w:r>
-      <w:r>
-        <w:rPr>
-          <w:lang w:val="sr-Latn-RS" w:bidi="he-IL"/>
-        </w:rPr>
-        <w:t xml:space="preserve"> U slučaju simulacija, detaljno opisati funkcionalnosti realizovanog softvera.</w:t>
-      </w:r>
+    </w:p>
+    <w:p>
+      <w:pPr>
+        <w:rPr>
+          <w:lang w:val="sr-Latn-RS" w:bidi="he-IL"/>
+        </w:rPr>
+      </w:pPr>
     </w:p>
     <w:p>
       <w:pPr>
@@ -2587,89 +2171,13 @@
           <w:lang w:val="sr-Latn-RS"/>
         </w:rPr>
       </w:pPr>
-      <w:r>
-        <w:rPr>
-          <w:lang w:val="sr-Latn-RS"/>
-        </w:rPr>
-        <w:t>Potrebno je navesti osnovne i relevantne podatke o zdravim ispitanicima i pacijentima, ako ih ima</w:t>
-      </w:r>
-      <w:r>
-        <w:rPr>
-          <w:lang w:val="sr-Latn-RS"/>
-        </w:rPr>
-        <w:t xml:space="preserve"> (ovo se posebno odnosi na radove iz oblasti Biomedicinske tehnike)</w:t>
-      </w:r>
-      <w:r>
-        <w:rPr>
-          <w:lang w:val="sr-Latn-RS"/>
-        </w:rPr>
-        <w:t>. Podatke bi trebalo predstaviti u tabeli sa šiframa ispitanika, nikako sa imenima i prezimenima ili inicijalima. Na primer, ispravno je "ispitanik ID2", a</w:t>
-      </w:r>
-      <w:r>
-        <w:rPr>
-          <w:lang w:val="sr-Latn-RS"/>
-        </w:rPr>
-        <w:t xml:space="preserve"> nije ispravno "ispitanik</w:t>
-      </w:r>
-      <w:r>
-        <w:rPr>
-          <w:lang w:val="sr-Latn-RS"/>
-        </w:rPr>
-        <w:t xml:space="preserve"> ML".</w:t>
-      </w:r>
-      <w:r>
-        <w:rPr>
-          <w:lang w:val="sr-Latn-RS"/>
-        </w:rPr>
-        <w:t xml:space="preserve"> </w:t>
-      </w:r>
-    </w:p>
-    <w:p>
-      <w:pPr>
-        <w:rPr>
-          <w:lang w:val="sr-Latn-RS"/>
-        </w:rPr>
-      </w:pPr>
-      <w:r>
-        <w:rPr>
-          <w:lang w:val="sr-Latn-RS"/>
-        </w:rPr>
-        <w:t xml:space="preserve">Dodatno, potrebno je navesti ko je odobrio Etičku dozvolu (za rad sa ispitanicima) i da li su ispitanici potpisali saglasnost odnosno "Informed Consent" za učešće u merenjima za potrebe diplomskog rada. </w:t>
-      </w:r>
-    </w:p>
-    <w:p>
-      <w:pPr>
-        <w:rPr>
-          <w:lang w:val="sr-Latn-RS"/>
-        </w:rPr>
-      </w:pPr>
-      <w:r>
-        <w:rPr>
-          <w:lang w:val="sr-Latn-RS"/>
-        </w:rPr>
-        <w:t>Ova procedura bi trebalo da bude u skladu sa Helsinškom deklaracijom (</w:t>
-      </w:r>
-      <w:hyperlink r:id="rId9" w:history="1">
-        <w:r>
-          <w:rPr>
-            <w:rStyle w:val="Hyperlink"/>
-            <w:lang w:val="sr-Latn-RS"/>
-          </w:rPr>
-          <w:t>https://www.wma.net/policies-post/wma-declaration-of-helsinki-ethical-principles-for-medical-research-involving-human-subjects/</w:t>
-        </w:r>
-      </w:hyperlink>
-      <w:r>
-        <w:rPr>
-          <w:lang w:val="sr-Latn-RS"/>
-        </w:rPr>
-        <w:t>, pristupljeno avgusta 2017.</w:t>
-      </w:r>
-      <w:r>
-        <w:rPr>
-          <w:lang w:val="sr-Latn-RS"/>
-        </w:rPr>
-        <w:t>).</w:t>
-      </w:r>
+    </w:p>
+    <w:p>
+      <w:pPr>
+        <w:rPr>
+          <w:lang w:val="sr-Latn-RS"/>
+        </w:rPr>
+      </w:pPr>
     </w:p>
     <w:p>
       <w:pPr>
@@ -2737,60 +2245,6 @@
           <w:lang w:val="sr-Latn-RS"/>
         </w:rPr>
       </w:pPr>
-      <w:r>
-        <w:rPr>
-          <w:lang w:val="sr-Latn-RS" w:bidi="he-IL"/>
-        </w:rPr>
-        <w:t xml:space="preserve">Komercijalne uređaje koji su korišćeni za </w:t>
-      </w:r>
-      <w:r>
-        <w:rPr>
-          <w:lang w:val="sr-Latn-RS" w:bidi="he-IL"/>
-        </w:rPr>
-        <w:t>eksperimente</w:t>
-      </w:r>
-      <w:r>
-        <w:rPr>
-          <w:lang w:val="sr-Latn-RS" w:bidi="he-IL"/>
-        </w:rPr>
-        <w:t xml:space="preserve"> bi </w:t>
-      </w:r>
-      <w:r>
-        <w:rPr>
-          <w:lang w:val="sr-Latn-RS" w:bidi="he-IL"/>
-        </w:rPr>
-        <w:t>trebalo navesti u sledećoj formi</w:t>
-      </w:r>
-      <w:r>
-        <w:rPr>
-          <w:lang w:val="sr-Latn-RS" w:bidi="he-IL"/>
-        </w:rPr>
-        <w:t>: "Naziv uređaja (proizvo</w:t>
-      </w:r>
-      <w:r>
-        <w:rPr>
-          <w:lang w:val="sr-Latn-RS" w:bidi="he-IL"/>
-        </w:rPr>
-        <w:t xml:space="preserve">đač, grad, država)", na primer </w:t>
-      </w:r>
-      <w:r>
-        <w:rPr>
-          <w:lang w:val="sr-Latn-RS" w:bidi="he-IL"/>
-        </w:rPr>
-        <w:t>DataLOG MWX8 (Biometrics Ltd., Newport, UK)</w:t>
-      </w:r>
-      <w:r>
-        <w:rPr>
-          <w:lang w:val="sr-Latn-RS" w:bidi="he-IL"/>
-        </w:rPr>
-        <w:t xml:space="preserve"> i dati njihove specifikacije</w:t>
-      </w:r>
-      <w:r>
-        <w:rPr>
-          <w:lang w:val="sr-Latn-RS" w:bidi="he-IL"/>
-        </w:rPr>
-        <w:t>.</w:t>
-      </w:r>
     </w:p>
     <w:p>
       <w:pPr>
@@ -2848,1503 +2302,7 @@
           <w:lang w:val="sr-Latn-RS" w:bidi="he-IL"/>
         </w:rPr>
       </w:pPr>
-      <w:r>
-        <w:rPr>
-          <w:lang w:val="sr-Latn-RS" w:bidi="he-IL"/>
-        </w:rPr>
-        <w:t>Potrebno je navesti u kom softverskom paketu je vršena obrada signala, slično kao za ko</w:t>
-      </w:r>
-      <w:r>
-        <w:rPr>
-          <w:lang w:val="sr-Latn-RS" w:bidi="he-IL"/>
-        </w:rPr>
-        <w:t xml:space="preserve">mercijalne uređaje, na primer: </w:t>
-      </w:r>
-      <w:r>
-        <w:rPr>
-          <w:lang w:val="sr-Latn-RS" w:bidi="he-IL"/>
-        </w:rPr>
-        <w:t>LabVIEW (National</w:t>
-      </w:r>
-      <w:r>
-        <w:rPr>
-          <w:lang w:val="sr-Latn-RS" w:bidi="he-IL"/>
-        </w:rPr>
-        <w:t xml:space="preserve"> Instruments Inc., Austin, USA)</w:t>
-      </w:r>
-      <w:r>
-        <w:rPr>
-          <w:lang w:val="sr-Latn-RS" w:bidi="he-IL"/>
-        </w:rPr>
-        <w:t>.</w:t>
-      </w:r>
-      <w:r>
-        <w:rPr>
-          <w:lang w:val="sr-Latn-RS" w:bidi="he-IL"/>
-        </w:rPr>
-        <w:t xml:space="preserve"> U ovom delu ne bi trebalo</w:t>
-      </w:r>
-      <w:r>
-        <w:rPr>
-          <w:lang w:val="sr-Latn-RS" w:bidi="he-IL"/>
-        </w:rPr>
-        <w:t xml:space="preserve"> da stoji programski kod</w:t>
-      </w:r>
-      <w:r>
-        <w:rPr>
-          <w:lang w:val="sr-Latn-RS" w:bidi="he-IL"/>
-        </w:rPr>
-        <w:t>!</w:t>
-      </w:r>
-      <w:r>
-        <w:rPr>
-          <w:lang w:val="sr-Latn-RS" w:bidi="he-IL"/>
-        </w:rPr>
-        <w:t xml:space="preserve"> K</w:t>
-      </w:r>
-      <w:r>
-        <w:rPr>
-          <w:lang w:val="sr-Latn-RS" w:bidi="he-IL"/>
-        </w:rPr>
-        <w:t>ompletan k</w:t>
-      </w:r>
-      <w:r>
-        <w:rPr>
-          <w:lang w:val="sr-Latn-RS" w:bidi="he-IL"/>
-        </w:rPr>
-        <w:t>od se može dodati u Prilogu diplomskog rada, a jedino u cilju prikaza programskog korisničkog interfejsa</w:t>
-      </w:r>
-      <w:r>
-        <w:rPr>
-          <w:lang w:val="sr-Latn-RS" w:bidi="he-IL"/>
-        </w:rPr>
-        <w:t xml:space="preserve"> ili određene metode, moguće je dodati sliku korisničkog interfejsa ili par linija koda</w:t>
-      </w:r>
-      <w:r>
-        <w:rPr>
-          <w:lang w:val="sr-Latn-RS" w:bidi="he-IL"/>
-        </w:rPr>
-        <w:t xml:space="preserve"> u poglavlju Metod</w:t>
-      </w:r>
-      <w:r>
-        <w:rPr>
-          <w:lang w:val="sr-Latn-RS" w:bidi="he-IL"/>
-        </w:rPr>
-        <w:t>ologija rada</w:t>
-      </w:r>
-      <w:r>
-        <w:rPr>
-          <w:lang w:val="sr-Latn-RS" w:bidi="he-IL"/>
-        </w:rPr>
-        <w:t>.</w:t>
-      </w:r>
-      <w:r>
-        <w:rPr>
-          <w:lang w:val="sr-Latn-RS" w:bidi="he-IL"/>
-        </w:rPr>
-        <w:t xml:space="preserve"> Za</w:t>
-      </w:r>
-      <w:r>
-        <w:rPr>
-          <w:lang w:val="sr-Latn-RS" w:bidi="he-IL"/>
-        </w:rPr>
-        <w:t xml:space="preserve"> detalje, proveriti sa mentorom</w:t>
-      </w:r>
-      <w:r>
-        <w:rPr>
-          <w:lang w:val="sr-Latn-RS" w:bidi="he-IL"/>
-        </w:rPr>
-        <w:t xml:space="preserve"> diplomskog rada.</w:t>
-      </w:r>
-    </w:p>
-    <w:p>
-      <w:pPr>
-        <w:rPr>
-          <w:lang w:val="sr-Latn-RS" w:bidi="he-IL"/>
-        </w:rPr>
-      </w:pPr>
-    </w:p>
-    <w:p>
-      <w:pPr>
-        <w:pStyle w:val="Caption"/>
-        <w:rPr>
-          <w:rFonts w:cs="Miriam"/>
-          <w:sz w:val="24"/>
-          <w:szCs w:val="24"/>
-          <w:lang w:val="sr-Latn-RS" w:bidi="he-IL"/>
-        </w:rPr>
-      </w:pPr>
-      <w:r>
-        <w:rPr>
-          <w:lang w:val="sr-Latn-RS"/>
-        </w:rPr>
-        <w:t xml:space="preserve">Tabela </w:t>
-      </w:r>
-      <w:r>
-        <w:rPr>
-          <w:lang w:val="sr-Latn-RS"/>
-        </w:rPr>
-        <w:fldChar w:fldCharType="begin"/>
-      </w:r>
-      <w:r>
-        <w:rPr>
-          <w:lang w:val="sr-Latn-RS"/>
-        </w:rPr>
-        <w:instrText xml:space="preserve"> SEQ Tabela \* ARABIC </w:instrText>
-      </w:r>
-      <w:r>
-        <w:rPr>
-          <w:lang w:val="sr-Latn-RS"/>
-        </w:rPr>
-        <w:fldChar w:fldCharType="separate"/>
-      </w:r>
-      <w:r>
-        <w:rPr>
-          <w:lang w:val="sr-Latn-RS"/>
-        </w:rPr>
-        <w:t>1</w:t>
-      </w:r>
-      <w:r>
-        <w:rPr>
-          <w:lang w:val="sr-Latn-RS"/>
-        </w:rPr>
-        <w:fldChar w:fldCharType="end"/>
-      </w:r>
-      <w:r>
-        <w:rPr>
-          <w:lang w:val="sr-Latn-RS"/>
-        </w:rPr>
-        <w:t>.</w:t>
-      </w:r>
-      <w:r>
-        <w:rPr>
-          <w:lang w:val="sr-Latn-RS"/>
-        </w:rPr>
-        <w:t xml:space="preserve"> Primer neodgovarajuće predstavljene</w:t>
-      </w:r>
-      <w:r>
-        <w:rPr>
-          <w:lang w:val="sr-Latn-RS"/>
-        </w:rPr>
-        <w:t xml:space="preserve"> tabele, koja je kopirana iz tuđeg rada kao slika ili kreirana u grafičkom programu</w:t>
-      </w:r>
-      <w:r>
-        <w:rPr>
-          <w:lang w:val="sr-Latn-RS"/>
-        </w:rPr>
-        <w:t>. Pogledati poglavlje 3.2 za dalja objašnjenja.</w:t>
-      </w:r>
-    </w:p>
-    <w:p>
-      <w:pPr>
-        <w:jc w:val="center"/>
-        <w:rPr>
-          <w:lang w:val="sr-Latn-RS"/>
-        </w:rPr>
-      </w:pPr>
-      <w:r>
-        <w:rPr>
-          <w:noProof/>
-          <w:lang w:val="en-US"/>
-        </w:rPr>
-        <w:drawing>
-          <wp:inline distT="0" distB="0" distL="0" distR="0">
-            <wp:extent cx="3848100" cy="1762125"/>
-            <wp:effectExtent l="19050" t="0" r="0" b="0"/>
-            <wp:docPr id="2" name="Picture 2" descr="slika3.png"/>
-            <wp:cNvGraphicFramePr>
-              <a:graphicFrameLocks xmlns:a="http://schemas.openxmlformats.org/drawingml/2006/main" noChangeAspect="1"/>
-            </wp:cNvGraphicFramePr>
-            <a:graphic xmlns:a="http://schemas.openxmlformats.org/drawingml/2006/main">
-              <a:graphicData uri="http://schemas.openxmlformats.org/drawingml/2006/picture">
-                <pic:pic xmlns:pic="http://schemas.openxmlformats.org/drawingml/2006/picture">
-                  <pic:nvPicPr>
-                    <pic:cNvPr id="0" name="Picture 2" descr="slika3.png"/>
-                    <pic:cNvPicPr>
-                      <a:picLocks noChangeAspect="1" noChangeArrowheads="1"/>
-                    </pic:cNvPicPr>
-                  </pic:nvPicPr>
-                  <pic:blipFill>
-                    <a:blip r:embed="rId10" cstate="print"/>
-                    <a:srcRect/>
-                    <a:stretch>
-                      <a:fillRect/>
-                    </a:stretch>
-                  </pic:blipFill>
-                  <pic:spPr bwMode="auto">
-                    <a:xfrm>
-                      <a:off x="0" y="0"/>
-                      <a:ext cx="3848100" cy="1762125"/>
-                    </a:xfrm>
-                    <a:prstGeom prst="rect">
-                      <a:avLst/>
-                    </a:prstGeom>
-                    <a:noFill/>
-                    <a:ln w="9525">
-                      <a:noFill/>
-                      <a:miter lim="800000"/>
-                      <a:headEnd/>
-                      <a:tailEnd/>
-                    </a:ln>
-                  </pic:spPr>
-                </pic:pic>
-              </a:graphicData>
-            </a:graphic>
-          </wp:inline>
-        </w:drawing>
-      </w:r>
-    </w:p>
-    <w:p>
-      <w:pPr>
-        <w:rPr>
-          <w:lang w:val="sr-Latn-RS" w:bidi="he-IL"/>
-        </w:rPr>
-      </w:pPr>
-    </w:p>
-    <w:p>
-      <w:pPr>
-        <w:rPr>
-          <w:lang w:val="sr-Latn-RS"/>
-        </w:rPr>
-      </w:pPr>
-      <w:r>
-        <w:rPr>
-          <w:lang w:val="sr-Latn-RS"/>
-        </w:rPr>
-        <w:t xml:space="preserve">Primer loše tj. neodgovarajuće predstavljene jednačine (slika koja je kopirana iz drugog dokumenta ili napravljena u grafičkom programu) dat je u (1). Primer dobro tj. odgovarajuće napisane jednačine korišćenjem </w:t>
-      </w:r>
-      <w:r>
-        <w:rPr>
-          <w:i/>
-          <w:lang w:val="sr-Latn-RS"/>
-        </w:rPr>
-        <w:t>Microsoft Equation Editor</w:t>
-      </w:r>
-      <w:r>
-        <w:rPr>
-          <w:lang w:val="sr-Latn-RS"/>
-        </w:rPr>
-        <w:t xml:space="preserve">-a u </w:t>
-      </w:r>
-      <w:r>
-        <w:rPr>
-          <w:i/>
-          <w:lang w:val="sr-Latn-RS"/>
-        </w:rPr>
-        <w:t>Word</w:t>
-      </w:r>
-      <w:r>
-        <w:rPr>
-          <w:lang w:val="sr-Latn-RS"/>
-        </w:rPr>
-        <w:t>-u, dat je u (2).</w:t>
-      </w:r>
-    </w:p>
-    <w:tbl>
-      <w:tblPr>
-        <w:tblStyle w:val="TableGrid"/>
-        <w:tblW w:w="0" w:type="auto"/>
-        <w:tblBorders>
-          <w:top w:val="none" w:sz="0" w:space="0" w:color="auto"/>
-          <w:left w:val="none" w:sz="0" w:space="0" w:color="auto"/>
-          <w:bottom w:val="none" w:sz="0" w:space="0" w:color="auto"/>
-          <w:right w:val="none" w:sz="0" w:space="0" w:color="auto"/>
-          <w:insideH w:val="none" w:sz="0" w:space="0" w:color="auto"/>
-          <w:insideV w:val="none" w:sz="0" w:space="0" w:color="auto"/>
-        </w:tblBorders>
-        <w:tblLook w:val="04A0" w:firstRow="1" w:lastRow="0" w:firstColumn="1" w:lastColumn="0" w:noHBand="0" w:noVBand="1"/>
-      </w:tblPr>
-      <w:tblGrid>
-        <w:gridCol w:w="6721"/>
-        <w:gridCol w:w="2350"/>
-      </w:tblGrid>
-      <w:tr>
-        <w:trPr>
-          <w:trHeight w:val="623"/>
-        </w:trPr>
-        <w:tc>
-          <w:tcPr>
-            <w:tcW w:w="7054" w:type="dxa"/>
-            <w:shd w:val="clear" w:color="auto" w:fill="auto"/>
-            <w:vAlign w:val="center"/>
-          </w:tcPr>
-          <w:p>
-            <w:pPr>
-              <w:ind w:firstLine="0"/>
-              <w:jc w:val="center"/>
-              <w:rPr>
-                <w:lang w:val="sr-Latn-RS"/>
-              </w:rPr>
-            </w:pPr>
-            <w:r>
-              <w:rPr>
-                <w:lang w:val="sr-Latn-RS"/>
-              </w:rPr>
-              <w:object w:dxaOrig="3645" w:dyaOrig="525">
-                <v:shapetype id="_x0000_t75" coordsize="21600,21600" o:spt="75" o:preferrelative="t" path="m@4@5l@4@11@9@11@9@5xe" filled="f" stroked="f">
-                  <v:stroke joinstyle="miter"/>
-                  <v:formulas>
-                    <v:f eqn="if lineDrawn pixelLineWidth 0"/>
-                    <v:f eqn="sum @0 1 0"/>
-                    <v:f eqn="sum 0 0 @1"/>
-                    <v:f eqn="prod @2 1 2"/>
-                    <v:f eqn="prod @3 21600 pixelWidth"/>
-                    <v:f eqn="prod @3 21600 pixelHeight"/>
-                    <v:f eqn="sum @0 0 1"/>
-                    <v:f eqn="prod @6 1 2"/>
-                    <v:f eqn="prod @7 21600 pixelWidth"/>
-                    <v:f eqn="sum @8 21600 0"/>
-                    <v:f eqn="prod @7 21600 pixelHeight"/>
-                    <v:f eqn="sum @10 21600 0"/>
-                  </v:formulas>
-                  <v:path o:extrusionok="f" gradientshapeok="t" o:connecttype="rect"/>
-                  <o:lock v:ext="edit" aspectratio="t"/>
-                </v:shapetype>
-                <v:shape id="_x0000_i1025" type="#_x0000_t75" style="width:182.4pt;height:26.4pt" o:ole="">
-                  <v:imagedata r:id="rId11" o:title=""/>
-                </v:shape>
-                <o:OLEObject Type="Embed" ProgID="PBrush" ShapeID="_x0000_i1025" DrawAspect="Content" ObjectID="_1735891777" r:id="rId12"/>
-              </w:object>
-            </w:r>
-          </w:p>
-        </w:tc>
-        <w:tc>
-          <w:tcPr>
-            <w:tcW w:w="2567" w:type="dxa"/>
-            <w:shd w:val="clear" w:color="auto" w:fill="auto"/>
-            <w:vAlign w:val="center"/>
-          </w:tcPr>
-          <w:p>
-            <w:pPr>
-              <w:pStyle w:val="Caption"/>
-              <w:ind w:firstLine="0"/>
-              <w:jc w:val="right"/>
-              <w:rPr>
-                <w:i w:val="0"/>
-                <w:sz w:val="24"/>
-                <w:szCs w:val="24"/>
-                <w:lang w:val="sr-Latn-RS"/>
-              </w:rPr>
-            </w:pPr>
-            <w:r>
-              <w:rPr>
-                <w:i w:val="0"/>
-                <w:sz w:val="24"/>
-                <w:szCs w:val="24"/>
-                <w:lang w:val="sr-Latn-RS"/>
-              </w:rPr>
-              <w:t>(</w:t>
-            </w:r>
-            <w:r>
-              <w:rPr>
-                <w:i w:val="0"/>
-                <w:sz w:val="24"/>
-                <w:szCs w:val="24"/>
-                <w:lang w:val="sr-Latn-RS"/>
-              </w:rPr>
-              <w:fldChar w:fldCharType="begin"/>
-            </w:r>
-            <w:r>
-              <w:rPr>
-                <w:i w:val="0"/>
-                <w:sz w:val="24"/>
-                <w:szCs w:val="24"/>
-                <w:lang w:val="sr-Latn-RS"/>
-              </w:rPr>
-              <w:instrText xml:space="preserve"> SEQ Relacija \* ARABIC </w:instrText>
-            </w:r>
-            <w:r>
-              <w:rPr>
-                <w:i w:val="0"/>
-                <w:sz w:val="24"/>
-                <w:szCs w:val="24"/>
-                <w:lang w:val="sr-Latn-RS"/>
-              </w:rPr>
-              <w:fldChar w:fldCharType="separate"/>
-            </w:r>
-            <w:r>
-              <w:rPr>
-                <w:i w:val="0"/>
-                <w:sz w:val="24"/>
-                <w:szCs w:val="24"/>
-                <w:lang w:val="sr-Latn-RS"/>
-              </w:rPr>
-              <w:t>1</w:t>
-            </w:r>
-            <w:r>
-              <w:rPr>
-                <w:i w:val="0"/>
-                <w:sz w:val="24"/>
-                <w:szCs w:val="24"/>
-                <w:lang w:val="sr-Latn-RS"/>
-              </w:rPr>
-              <w:fldChar w:fldCharType="end"/>
-            </w:r>
-            <w:r>
-              <w:rPr>
-                <w:i w:val="0"/>
-                <w:sz w:val="24"/>
-                <w:szCs w:val="24"/>
-                <w:lang w:val="sr-Latn-RS"/>
-              </w:rPr>
-              <w:t>)</w:t>
-            </w:r>
-          </w:p>
-        </w:tc>
-      </w:tr>
-      <w:tr>
-        <w:trPr>
-          <w:trHeight w:val="692"/>
-        </w:trPr>
-        <w:tc>
-          <w:tcPr>
-            <w:tcW w:w="7054" w:type="dxa"/>
-            <w:shd w:val="clear" w:color="auto" w:fill="auto"/>
-            <w:vAlign w:val="center"/>
-          </w:tcPr>
-          <w:p>
-            <w:pPr>
-              <w:ind w:firstLine="0"/>
-              <w:jc w:val="center"/>
-              <w:rPr>
-                <w:lang w:val="sr-Latn-RS"/>
-              </w:rPr>
-            </w:pPr>
-            <m:oMathPara>
-              <m:oMath>
-                <m:sSub>
-                  <m:sSubPr>
-                    <m:ctrlPr>
-                      <w:rPr>
-                        <w:rFonts w:ascii="Cambria Math" w:hAnsi="Cambria Math"/>
-                        <w:lang w:val="sr-Latn-RS"/>
-                      </w:rPr>
-                    </m:ctrlPr>
-                  </m:sSubPr>
-                  <m:e>
-                    <m:r>
-                      <w:rPr>
-                        <w:rFonts w:ascii="Cambria Math" w:hAnsi="Cambria Math"/>
-                        <w:lang w:val="sr-Latn-RS"/>
-                      </w:rPr>
-                      <m:t>Y</m:t>
-                    </m:r>
-                  </m:e>
-                  <m:sub>
-                    <m:r>
-                      <m:rPr>
-                        <m:sty m:val="p"/>
-                      </m:rPr>
-                      <w:rPr>
-                        <w:rFonts w:ascii="Cambria Math" w:hAnsi="Cambria Math"/>
-                        <w:lang w:val="sr-Latn-RS"/>
-                      </w:rPr>
-                      <m:t>1</m:t>
-                    </m:r>
-                  </m:sub>
-                </m:sSub>
-                <m:r>
-                  <m:rPr>
-                    <m:sty m:val="p"/>
-                  </m:rPr>
-                  <w:rPr>
-                    <w:rFonts w:ascii="Cambria Math" w:hAnsi="Cambria Math"/>
-                    <w:lang w:val="sr-Latn-RS"/>
-                  </w:rPr>
-                  <m:t>=</m:t>
-                </m:r>
-                <m:sSub>
-                  <m:sSubPr>
-                    <m:ctrlPr>
-                      <w:rPr>
-                        <w:rFonts w:ascii="Cambria Math" w:hAnsi="Cambria Math"/>
-                        <w:lang w:val="sr-Latn-RS"/>
-                      </w:rPr>
-                    </m:ctrlPr>
-                  </m:sSubPr>
-                  <m:e>
-                    <m:r>
-                      <w:rPr>
-                        <w:rFonts w:ascii="Cambria Math" w:hAnsi="Cambria Math"/>
-                        <w:lang w:val="sr-Latn-RS"/>
-                      </w:rPr>
-                      <m:t>α</m:t>
-                    </m:r>
-                  </m:e>
-                  <m:sub>
-                    <m:r>
-                      <m:rPr>
-                        <m:sty m:val="p"/>
-                      </m:rPr>
-                      <w:rPr>
-                        <w:rFonts w:ascii="Cambria Math" w:hAnsi="Cambria Math"/>
-                        <w:lang w:val="sr-Latn-RS"/>
-                      </w:rPr>
-                      <m:t>11</m:t>
-                    </m:r>
-                  </m:sub>
-                </m:sSub>
-                <m:sSub>
-                  <m:sSubPr>
-                    <m:ctrlPr>
-                      <w:rPr>
-                        <w:rFonts w:ascii="Cambria Math" w:hAnsi="Cambria Math"/>
-                        <w:lang w:val="sr-Latn-RS"/>
-                      </w:rPr>
-                    </m:ctrlPr>
-                  </m:sSubPr>
-                  <m:e>
-                    <m:r>
-                      <w:rPr>
-                        <w:rFonts w:ascii="Cambria Math" w:hAnsi="Cambria Math"/>
-                        <w:lang w:val="sr-Latn-RS"/>
-                      </w:rPr>
-                      <m:t>X</m:t>
-                    </m:r>
-                  </m:e>
-                  <m:sub>
-                    <m:r>
-                      <m:rPr>
-                        <m:sty m:val="p"/>
-                      </m:rPr>
-                      <w:rPr>
-                        <w:rFonts w:ascii="Cambria Math" w:hAnsi="Cambria Math"/>
-                        <w:lang w:val="sr-Latn-RS"/>
-                      </w:rPr>
-                      <m:t>1</m:t>
-                    </m:r>
-                  </m:sub>
-                </m:sSub>
-                <m:r>
-                  <m:rPr>
-                    <m:sty m:val="p"/>
-                  </m:rPr>
-                  <w:rPr>
-                    <w:rFonts w:ascii="Cambria Math" w:hAnsi="Cambria Math"/>
-                    <w:lang w:val="sr-Latn-RS"/>
-                  </w:rPr>
-                  <m:t>+</m:t>
-                </m:r>
-                <m:sSub>
-                  <m:sSubPr>
-                    <m:ctrlPr>
-                      <w:rPr>
-                        <w:rFonts w:ascii="Cambria Math" w:hAnsi="Cambria Math"/>
-                        <w:lang w:val="sr-Latn-RS"/>
-                      </w:rPr>
-                    </m:ctrlPr>
-                  </m:sSubPr>
-                  <m:e>
-                    <m:r>
-                      <w:rPr>
-                        <w:rFonts w:ascii="Cambria Math" w:hAnsi="Cambria Math"/>
-                        <w:lang w:val="sr-Latn-RS"/>
-                      </w:rPr>
-                      <m:t>α</m:t>
-                    </m:r>
-                  </m:e>
-                  <m:sub>
-                    <m:r>
-                      <m:rPr>
-                        <m:sty m:val="p"/>
-                      </m:rPr>
-                      <w:rPr>
-                        <w:rFonts w:ascii="Cambria Math" w:hAnsi="Cambria Math"/>
-                        <w:lang w:val="sr-Latn-RS"/>
-                      </w:rPr>
-                      <m:t>12</m:t>
-                    </m:r>
-                  </m:sub>
-                </m:sSub>
-                <m:sSub>
-                  <m:sSubPr>
-                    <m:ctrlPr>
-                      <w:rPr>
-                        <w:rFonts w:ascii="Cambria Math" w:hAnsi="Cambria Math"/>
-                        <w:lang w:val="sr-Latn-RS"/>
-                      </w:rPr>
-                    </m:ctrlPr>
-                  </m:sSubPr>
-                  <m:e>
-                    <m:r>
-                      <w:rPr>
-                        <w:rFonts w:ascii="Cambria Math" w:hAnsi="Cambria Math"/>
-                        <w:lang w:val="sr-Latn-RS"/>
-                      </w:rPr>
-                      <m:t>X</m:t>
-                    </m:r>
-                  </m:e>
-                  <m:sub>
-                    <m:r>
-                      <m:rPr>
-                        <m:sty m:val="p"/>
-                      </m:rPr>
-                      <w:rPr>
-                        <w:rFonts w:ascii="Cambria Math" w:hAnsi="Cambria Math"/>
-                        <w:lang w:val="sr-Latn-RS"/>
-                      </w:rPr>
-                      <m:t>2</m:t>
-                    </m:r>
-                  </m:sub>
-                </m:sSub>
-                <m:r>
-                  <m:rPr>
-                    <m:sty m:val="p"/>
-                  </m:rPr>
-                  <w:rPr>
-                    <w:rFonts w:ascii="Cambria Math" w:hAnsi="Cambria Math"/>
-                    <w:lang w:val="sr-Latn-RS"/>
-                  </w:rPr>
-                  <m:t>+…+</m:t>
-                </m:r>
-                <m:sSub>
-                  <m:sSubPr>
-                    <m:ctrlPr>
-                      <w:rPr>
-                        <w:rFonts w:ascii="Cambria Math" w:hAnsi="Cambria Math"/>
-                        <w:lang w:val="sr-Latn-RS"/>
-                      </w:rPr>
-                    </m:ctrlPr>
-                  </m:sSubPr>
-                  <m:e>
-                    <m:r>
-                      <w:rPr>
-                        <w:rFonts w:ascii="Cambria Math" w:hAnsi="Cambria Math"/>
-                        <w:lang w:val="sr-Latn-RS"/>
-                      </w:rPr>
-                      <m:t>α</m:t>
-                    </m:r>
-                  </m:e>
-                  <m:sub>
-                    <m:r>
-                      <m:rPr>
-                        <m:sty m:val="p"/>
-                      </m:rPr>
-                      <w:rPr>
-                        <w:rFonts w:ascii="Cambria Math" w:hAnsi="Cambria Math"/>
-                        <w:lang w:val="sr-Latn-RS"/>
-                      </w:rPr>
-                      <m:t>1</m:t>
-                    </m:r>
-                    <m:r>
-                      <w:rPr>
-                        <w:rFonts w:ascii="Cambria Math" w:hAnsi="Cambria Math"/>
-                        <w:lang w:val="sr-Latn-RS"/>
-                      </w:rPr>
-                      <m:t>p</m:t>
-                    </m:r>
-                  </m:sub>
-                </m:sSub>
-                <m:sSub>
-                  <m:sSubPr>
-                    <m:ctrlPr>
-                      <w:rPr>
-                        <w:rFonts w:ascii="Cambria Math" w:hAnsi="Cambria Math"/>
-                        <w:lang w:val="sr-Latn-RS"/>
-                      </w:rPr>
-                    </m:ctrlPr>
-                  </m:sSubPr>
-                  <m:e>
-                    <m:r>
-                      <w:rPr>
-                        <w:rFonts w:ascii="Cambria Math" w:hAnsi="Cambria Math"/>
-                        <w:lang w:val="sr-Latn-RS"/>
-                      </w:rPr>
-                      <m:t>X</m:t>
-                    </m:r>
-                  </m:e>
-                  <m:sub>
-                    <m:r>
-                      <w:rPr>
-                        <w:rFonts w:ascii="Cambria Math" w:hAnsi="Cambria Math"/>
-                        <w:lang w:val="sr-Latn-RS"/>
-                      </w:rPr>
-                      <m:t>p</m:t>
-                    </m:r>
-                  </m:sub>
-                </m:sSub>
-              </m:oMath>
-            </m:oMathPara>
-          </w:p>
-        </w:tc>
-        <w:tc>
-          <w:tcPr>
-            <w:tcW w:w="2567" w:type="dxa"/>
-            <w:shd w:val="clear" w:color="auto" w:fill="auto"/>
-            <w:vAlign w:val="center"/>
-          </w:tcPr>
-          <w:p>
-            <w:pPr>
-              <w:pStyle w:val="Caption"/>
-              <w:ind w:firstLine="0"/>
-              <w:jc w:val="right"/>
-              <w:rPr>
-                <w:i w:val="0"/>
-                <w:sz w:val="24"/>
-                <w:szCs w:val="24"/>
-                <w:lang w:val="sr-Latn-RS"/>
-              </w:rPr>
-            </w:pPr>
-            <w:r>
-              <w:rPr>
-                <w:i w:val="0"/>
-                <w:sz w:val="24"/>
-                <w:szCs w:val="24"/>
-                <w:lang w:val="sr-Latn-RS"/>
-              </w:rPr>
-              <w:t>(</w:t>
-            </w:r>
-            <w:r>
-              <w:rPr>
-                <w:i w:val="0"/>
-                <w:sz w:val="24"/>
-                <w:szCs w:val="24"/>
-                <w:lang w:val="sr-Latn-RS"/>
-              </w:rPr>
-              <w:fldChar w:fldCharType="begin"/>
-            </w:r>
-            <w:r>
-              <w:rPr>
-                <w:i w:val="0"/>
-                <w:sz w:val="24"/>
-                <w:szCs w:val="24"/>
-                <w:lang w:val="sr-Latn-RS"/>
-              </w:rPr>
-              <w:instrText xml:space="preserve"> SEQ Relacija \* ARABIC </w:instrText>
-            </w:r>
-            <w:r>
-              <w:rPr>
-                <w:i w:val="0"/>
-                <w:sz w:val="24"/>
-                <w:szCs w:val="24"/>
-                <w:lang w:val="sr-Latn-RS"/>
-              </w:rPr>
-              <w:fldChar w:fldCharType="separate"/>
-            </w:r>
-            <w:r>
-              <w:rPr>
-                <w:i w:val="0"/>
-                <w:sz w:val="24"/>
-                <w:szCs w:val="24"/>
-                <w:lang w:val="sr-Latn-RS"/>
-              </w:rPr>
-              <w:t>2</w:t>
-            </w:r>
-            <w:r>
-              <w:rPr>
-                <w:i w:val="0"/>
-                <w:sz w:val="24"/>
-                <w:szCs w:val="24"/>
-                <w:lang w:val="sr-Latn-RS"/>
-              </w:rPr>
-              <w:fldChar w:fldCharType="end"/>
-            </w:r>
-            <w:r>
-              <w:rPr>
-                <w:i w:val="0"/>
-                <w:sz w:val="24"/>
-                <w:szCs w:val="24"/>
-                <w:lang w:val="sr-Latn-RS"/>
-              </w:rPr>
-              <w:t>)</w:t>
-            </w:r>
-          </w:p>
-        </w:tc>
-      </w:tr>
-    </w:tbl>
-    <w:p>
-      <w:pPr>
-        <w:rPr>
-          <w:lang w:val="sr-Latn-RS"/>
-        </w:rPr>
-      </w:pPr>
-      <w:r>
-        <w:rPr>
-          <w:lang w:val="sr-Latn-RS"/>
-        </w:rPr>
-        <w:lastRenderedPageBreak/>
-        <w:t xml:space="preserve">Jedinice je uvek potrebno pisati sa razmakom od brojne vrednosti i nikako ne treba koristiti opcije </w:t>
-      </w:r>
-      <w:r>
-        <w:rPr>
-          <w:i/>
-          <w:lang w:val="sr-Latn-RS"/>
-        </w:rPr>
-        <w:t>Italic</w:t>
-      </w:r>
-      <w:r>
-        <w:rPr>
-          <w:lang w:val="sr-Latn-RS"/>
-        </w:rPr>
-        <w:t xml:space="preserve"> ili </w:t>
-      </w:r>
-      <w:r>
-        <w:rPr>
-          <w:i/>
-          <w:lang w:val="sr-Latn-RS"/>
-        </w:rPr>
-        <w:t>Bold</w:t>
-      </w:r>
-      <w:r>
-        <w:rPr>
-          <w:lang w:val="sr-Latn-RS"/>
-        </w:rPr>
-        <w:t xml:space="preserve"> tj. kurziv i podebljana slova u </w:t>
-      </w:r>
-      <w:r>
-        <w:rPr>
-          <w:i/>
-          <w:lang w:val="sr-Latn-RS"/>
-        </w:rPr>
-        <w:t>Word</w:t>
-      </w:r>
-      <w:r>
-        <w:rPr>
-          <w:lang w:val="sr-Latn-RS"/>
-        </w:rPr>
-        <w:t>-u za pisanje jedinica. Na primer, pravilno je "Frekvencija odabiranja je bila podešena na 10 Hz.", a nepravilno je "Frekvencija odabiranja je bila podešena na 10</w:t>
-      </w:r>
-      <w:r>
-        <w:rPr>
-          <w:i/>
-          <w:lang w:val="sr-Latn-RS"/>
-        </w:rPr>
-        <w:t>Hz</w:t>
-      </w:r>
-      <w:r>
-        <w:rPr>
-          <w:lang w:val="sr-Latn-RS"/>
-        </w:rPr>
-        <w:t>".</w:t>
-      </w:r>
-    </w:p>
-    <w:p>
-      <w:pPr>
-        <w:rPr>
-          <w:color w:val="4F81BD"/>
-          <w:sz w:val="18"/>
-          <w:szCs w:val="18"/>
-          <w:lang w:val="sr-Latn-RS"/>
-        </w:rPr>
-      </w:pPr>
-    </w:p>
-    <w:p>
-      <w:pPr>
-        <w:pStyle w:val="Caption"/>
-        <w:rPr>
-          <w:lang w:val="sr-Latn-RS"/>
-        </w:rPr>
-      </w:pPr>
-      <w:r>
-        <w:rPr>
-          <w:lang w:val="sr-Latn-RS"/>
-        </w:rPr>
-        <w:t xml:space="preserve">Tabela </w:t>
-      </w:r>
-      <w:r>
-        <w:rPr>
-          <w:lang w:val="sr-Latn-RS"/>
-        </w:rPr>
-        <w:fldChar w:fldCharType="begin"/>
-      </w:r>
-      <w:r>
-        <w:rPr>
-          <w:lang w:val="sr-Latn-RS"/>
-        </w:rPr>
-        <w:instrText xml:space="preserve"> SEQ Tabela \* ARABIC </w:instrText>
-      </w:r>
-      <w:r>
-        <w:rPr>
-          <w:lang w:val="sr-Latn-RS"/>
-        </w:rPr>
-        <w:fldChar w:fldCharType="separate"/>
-      </w:r>
-      <w:r>
-        <w:rPr>
-          <w:lang w:val="sr-Latn-RS"/>
-        </w:rPr>
-        <w:t>2</w:t>
-      </w:r>
-      <w:r>
-        <w:rPr>
-          <w:lang w:val="sr-Latn-RS"/>
-        </w:rPr>
-        <w:fldChar w:fldCharType="end"/>
-      </w:r>
-      <w:r>
-        <w:rPr>
-          <w:lang w:val="sr-Latn-RS"/>
-        </w:rPr>
-        <w:t xml:space="preserve">, Primer </w:t>
-      </w:r>
-      <w:r>
-        <w:rPr>
-          <w:lang w:val="sr-Latn-RS"/>
-        </w:rPr>
-        <w:t>odgovarajuće predstavljene</w:t>
-      </w:r>
-      <w:r>
-        <w:rPr>
-          <w:lang w:val="sr-Latn-RS"/>
-        </w:rPr>
-        <w:t xml:space="preserve"> tabele koja je napravljena opcijom </w:t>
-      </w:r>
-      <w:r>
-        <w:rPr>
-          <w:lang w:val="sr-Latn-RS"/>
-        </w:rPr>
-        <w:t>"</w:t>
-      </w:r>
-      <w:r>
-        <w:rPr>
-          <w:lang w:val="sr-Latn-RS"/>
-        </w:rPr>
-        <w:t>I</w:t>
-      </w:r>
-      <w:r>
-        <w:rPr>
-          <w:lang w:val="sr-Latn-RS"/>
-        </w:rPr>
-        <w:t>n</w:t>
-      </w:r>
-      <w:r>
-        <w:rPr>
-          <w:lang w:val="sr-Latn-RS"/>
-        </w:rPr>
-        <w:t>sert/Table</w:t>
-      </w:r>
-      <w:r>
-        <w:rPr>
-          <w:lang w:val="sr-Latn-RS"/>
-        </w:rPr>
-        <w:t>"</w:t>
-      </w:r>
-      <w:r>
-        <w:rPr>
-          <w:lang w:val="sr-Latn-RS"/>
-        </w:rPr>
-        <w:t xml:space="preserve"> u Word-u.</w:t>
-      </w:r>
-      <w:r>
-        <w:rPr>
-          <w:lang w:val="sr-Latn-RS"/>
-        </w:rPr>
-        <w:t xml:space="preserve"> Pogledati poglavlje 3.2 za dalja objašnjenja.</w:t>
-      </w:r>
-    </w:p>
-    <w:tbl>
-      <w:tblPr>
-        <w:tblStyle w:val="TableGrid"/>
-        <w:tblW w:w="0" w:type="auto"/>
-        <w:jc w:val="center"/>
-        <w:shd w:val="clear" w:color="000000" w:fill="auto"/>
-        <w:tblLook w:val="01E0" w:firstRow="1" w:lastRow="1" w:firstColumn="1" w:lastColumn="1" w:noHBand="0" w:noVBand="0"/>
-      </w:tblPr>
-      <w:tblGrid>
-        <w:gridCol w:w="1521"/>
-        <w:gridCol w:w="1869"/>
-        <w:gridCol w:w="2590"/>
-        <w:gridCol w:w="1376"/>
-        <w:gridCol w:w="1342"/>
-      </w:tblGrid>
-      <w:tr>
-        <w:trPr>
-          <w:trHeight w:val="291"/>
-          <w:jc w:val="center"/>
-        </w:trPr>
-        <w:tc>
-          <w:tcPr>
-            <w:tcW w:w="0" w:type="auto"/>
-            <w:shd w:val="clear" w:color="000000" w:fill="E0E0E0"/>
-            <w:vAlign w:val="center"/>
-          </w:tcPr>
-          <w:p>
-            <w:pPr>
-              <w:ind w:hanging="8"/>
-              <w:jc w:val="center"/>
-              <w:rPr>
-                <w:lang w:val="sr-Latn-RS"/>
-              </w:rPr>
-            </w:pPr>
-            <w:r>
-              <w:rPr>
-                <w:lang w:val="sr-Latn-RS"/>
-              </w:rPr>
-              <w:t>ID ispitanika</w:t>
-            </w:r>
-          </w:p>
-        </w:tc>
-        <w:tc>
-          <w:tcPr>
-            <w:tcW w:w="0" w:type="auto"/>
-            <w:shd w:val="clear" w:color="000000" w:fill="E0E0E0"/>
-            <w:vAlign w:val="center"/>
-          </w:tcPr>
-          <w:p>
-            <w:pPr>
-              <w:ind w:hanging="8"/>
-              <w:jc w:val="center"/>
-              <w:rPr>
-                <w:lang w:val="sr-Latn-RS"/>
-              </w:rPr>
-            </w:pPr>
-            <w:r>
-              <w:rPr>
-                <w:lang w:val="sr-Latn-RS"/>
-              </w:rPr>
-              <w:t>s</w:t>
-            </w:r>
-            <w:r>
-              <w:rPr>
-                <w:lang w:val="sr-Latn-RS"/>
-              </w:rPr>
-              <w:t>tarost [godine]</w:t>
-            </w:r>
-          </w:p>
-        </w:tc>
-        <w:tc>
-          <w:tcPr>
-            <w:tcW w:w="0" w:type="auto"/>
-            <w:shd w:val="clear" w:color="000000" w:fill="E0E0E0"/>
-            <w:vAlign w:val="center"/>
-          </w:tcPr>
-          <w:p>
-            <w:pPr>
-              <w:ind w:hanging="8"/>
-              <w:jc w:val="center"/>
-              <w:rPr>
-                <w:lang w:val="sr-Latn-RS"/>
-              </w:rPr>
-            </w:pPr>
-            <w:r>
-              <w:rPr>
-                <w:lang w:val="sr-Latn-RS"/>
-              </w:rPr>
-              <w:t>p</w:t>
-            </w:r>
-            <w:r>
-              <w:rPr>
-                <w:lang w:val="sr-Latn-RS"/>
-              </w:rPr>
-              <w:t>ol</w:t>
-            </w:r>
-            <w:r>
-              <w:rPr>
-                <w:lang w:val="sr-Latn-RS"/>
-              </w:rPr>
-              <w:t xml:space="preserve"> </w:t>
-            </w:r>
-            <w:r>
-              <w:rPr>
-                <w:lang w:val="sr-Latn-RS"/>
-              </w:rPr>
-              <w:t>[M-muški, Ž-ženski]</w:t>
-            </w:r>
-          </w:p>
-        </w:tc>
-        <w:tc>
-          <w:tcPr>
-            <w:tcW w:w="0" w:type="auto"/>
-            <w:shd w:val="clear" w:color="000000" w:fill="E0E0E0"/>
-            <w:vAlign w:val="center"/>
-          </w:tcPr>
-          <w:p>
-            <w:pPr>
-              <w:ind w:hanging="8"/>
-              <w:jc w:val="center"/>
-              <w:rPr>
-                <w:lang w:val="sr-Latn-RS"/>
-              </w:rPr>
-            </w:pPr>
-            <w:r>
-              <w:rPr>
-                <w:lang w:val="sr-Latn-RS"/>
-              </w:rPr>
-              <w:t>v</w:t>
-            </w:r>
-            <w:r>
-              <w:rPr>
-                <w:lang w:val="sr-Latn-RS"/>
-              </w:rPr>
-              <w:t>isina [cm]</w:t>
-            </w:r>
-          </w:p>
-        </w:tc>
-        <w:tc>
-          <w:tcPr>
-            <w:tcW w:w="0" w:type="auto"/>
-            <w:shd w:val="clear" w:color="000000" w:fill="E0E0E0"/>
-            <w:vAlign w:val="center"/>
-          </w:tcPr>
-          <w:p>
-            <w:pPr>
-              <w:ind w:hanging="8"/>
-              <w:jc w:val="center"/>
-              <w:rPr>
-                <w:lang w:val="sr-Latn-RS"/>
-              </w:rPr>
-            </w:pPr>
-            <w:r>
-              <w:rPr>
-                <w:lang w:val="sr-Latn-RS"/>
-              </w:rPr>
-              <w:t>t</w:t>
-            </w:r>
-            <w:r>
-              <w:rPr>
-                <w:lang w:val="sr-Latn-RS"/>
-              </w:rPr>
-              <w:t>ežina [kg]</w:t>
-            </w:r>
-          </w:p>
-        </w:tc>
-      </w:tr>
-      <w:tr>
-        <w:trPr>
-          <w:jc w:val="center"/>
-        </w:trPr>
-        <w:tc>
-          <w:tcPr>
-            <w:tcW w:w="0" w:type="auto"/>
-            <w:shd w:val="clear" w:color="000000" w:fill="auto"/>
-            <w:vAlign w:val="center"/>
-          </w:tcPr>
-          <w:p>
-            <w:pPr>
-              <w:ind w:hanging="8"/>
-              <w:jc w:val="center"/>
-              <w:rPr>
-                <w:lang w:val="sr-Latn-RS"/>
-              </w:rPr>
-            </w:pPr>
-            <w:r>
-              <w:rPr>
-                <w:lang w:val="sr-Latn-RS"/>
-              </w:rPr>
-              <w:t>ID1</w:t>
-            </w:r>
-          </w:p>
-        </w:tc>
-        <w:tc>
-          <w:tcPr>
-            <w:tcW w:w="0" w:type="auto"/>
-            <w:shd w:val="clear" w:color="000000" w:fill="auto"/>
-            <w:vAlign w:val="center"/>
-          </w:tcPr>
-          <w:p>
-            <w:pPr>
-              <w:ind w:hanging="8"/>
-              <w:jc w:val="center"/>
-              <w:rPr>
-                <w:lang w:val="sr-Latn-RS"/>
-              </w:rPr>
-            </w:pPr>
-            <w:r>
-              <w:rPr>
-                <w:lang w:val="sr-Latn-RS"/>
-              </w:rPr>
-              <w:t>30</w:t>
-            </w:r>
-          </w:p>
-        </w:tc>
-        <w:tc>
-          <w:tcPr>
-            <w:tcW w:w="0" w:type="auto"/>
-            <w:shd w:val="clear" w:color="000000" w:fill="auto"/>
-            <w:vAlign w:val="center"/>
-          </w:tcPr>
-          <w:p>
-            <w:pPr>
-              <w:ind w:hanging="8"/>
-              <w:jc w:val="center"/>
-              <w:rPr>
-                <w:lang w:val="sr-Latn-RS"/>
-              </w:rPr>
-            </w:pPr>
-            <w:r>
-              <w:rPr>
-                <w:lang w:val="sr-Latn-RS"/>
-              </w:rPr>
-              <w:t>M</w:t>
-            </w:r>
-          </w:p>
-        </w:tc>
-        <w:tc>
-          <w:tcPr>
-            <w:tcW w:w="0" w:type="auto"/>
-            <w:shd w:val="clear" w:color="000000" w:fill="auto"/>
-            <w:vAlign w:val="center"/>
-          </w:tcPr>
-          <w:p>
-            <w:pPr>
-              <w:ind w:hanging="8"/>
-              <w:jc w:val="center"/>
-              <w:rPr>
-                <w:lang w:val="sr-Latn-RS"/>
-              </w:rPr>
-            </w:pPr>
-            <w:r>
-              <w:rPr>
-                <w:lang w:val="sr-Latn-RS"/>
-              </w:rPr>
-              <w:t>192</w:t>
-            </w:r>
-          </w:p>
-        </w:tc>
-        <w:tc>
-          <w:tcPr>
-            <w:tcW w:w="0" w:type="auto"/>
-            <w:shd w:val="clear" w:color="000000" w:fill="auto"/>
-            <w:vAlign w:val="center"/>
-          </w:tcPr>
-          <w:p>
-            <w:pPr>
-              <w:ind w:hanging="8"/>
-              <w:jc w:val="center"/>
-              <w:rPr>
-                <w:lang w:val="sr-Latn-RS"/>
-              </w:rPr>
-            </w:pPr>
-            <w:r>
-              <w:rPr>
-                <w:lang w:val="sr-Latn-RS"/>
-              </w:rPr>
-              <w:t>90</w:t>
-            </w:r>
-          </w:p>
-        </w:tc>
-      </w:tr>
-      <w:tr>
-        <w:trPr>
-          <w:jc w:val="center"/>
-        </w:trPr>
-        <w:tc>
-          <w:tcPr>
-            <w:tcW w:w="0" w:type="auto"/>
-            <w:shd w:val="clear" w:color="000000" w:fill="auto"/>
-            <w:vAlign w:val="center"/>
-          </w:tcPr>
-          <w:p>
-            <w:pPr>
-              <w:ind w:hanging="8"/>
-              <w:jc w:val="center"/>
-              <w:rPr>
-                <w:lang w:val="sr-Latn-RS"/>
-              </w:rPr>
-            </w:pPr>
-            <w:r>
-              <w:rPr>
-                <w:lang w:val="sr-Latn-RS"/>
-              </w:rPr>
-              <w:t>ID2</w:t>
-            </w:r>
-          </w:p>
-        </w:tc>
-        <w:tc>
-          <w:tcPr>
-            <w:tcW w:w="0" w:type="auto"/>
-            <w:shd w:val="clear" w:color="000000" w:fill="auto"/>
-            <w:vAlign w:val="center"/>
-          </w:tcPr>
-          <w:p>
-            <w:pPr>
-              <w:ind w:hanging="8"/>
-              <w:jc w:val="center"/>
-              <w:rPr>
-                <w:lang w:val="sr-Latn-RS"/>
-              </w:rPr>
-            </w:pPr>
-            <w:r>
-              <w:rPr>
-                <w:lang w:val="sr-Latn-RS"/>
-              </w:rPr>
-              <w:t>25</w:t>
-            </w:r>
-          </w:p>
-        </w:tc>
-        <w:tc>
-          <w:tcPr>
-            <w:tcW w:w="0" w:type="auto"/>
-            <w:shd w:val="clear" w:color="000000" w:fill="auto"/>
-            <w:vAlign w:val="center"/>
-          </w:tcPr>
-          <w:p>
-            <w:pPr>
-              <w:ind w:hanging="8"/>
-              <w:jc w:val="center"/>
-              <w:rPr>
-                <w:lang w:val="sr-Latn-RS"/>
-              </w:rPr>
-            </w:pPr>
-            <w:r>
-              <w:rPr>
-                <w:lang w:val="sr-Latn-RS"/>
-              </w:rPr>
-              <w:t>M</w:t>
-            </w:r>
-          </w:p>
-        </w:tc>
-        <w:tc>
-          <w:tcPr>
-            <w:tcW w:w="0" w:type="auto"/>
-            <w:shd w:val="clear" w:color="000000" w:fill="auto"/>
-            <w:vAlign w:val="center"/>
-          </w:tcPr>
-          <w:p>
-            <w:pPr>
-              <w:ind w:hanging="8"/>
-              <w:jc w:val="center"/>
-              <w:rPr>
-                <w:lang w:val="sr-Latn-RS"/>
-              </w:rPr>
-            </w:pPr>
-            <w:r>
-              <w:rPr>
-                <w:lang w:val="sr-Latn-RS"/>
-              </w:rPr>
-              <w:t>185</w:t>
-            </w:r>
-          </w:p>
-        </w:tc>
-        <w:tc>
-          <w:tcPr>
-            <w:tcW w:w="0" w:type="auto"/>
-            <w:shd w:val="clear" w:color="000000" w:fill="auto"/>
-            <w:vAlign w:val="center"/>
-          </w:tcPr>
-          <w:p>
-            <w:pPr>
-              <w:ind w:hanging="8"/>
-              <w:jc w:val="center"/>
-              <w:rPr>
-                <w:lang w:val="sr-Latn-RS"/>
-              </w:rPr>
-            </w:pPr>
-            <w:r>
-              <w:rPr>
-                <w:lang w:val="sr-Latn-RS"/>
-              </w:rPr>
-              <w:t>75</w:t>
-            </w:r>
-          </w:p>
-        </w:tc>
-      </w:tr>
-      <w:tr>
-        <w:trPr>
-          <w:jc w:val="center"/>
-        </w:trPr>
-        <w:tc>
-          <w:tcPr>
-            <w:tcW w:w="0" w:type="auto"/>
-            <w:shd w:val="clear" w:color="000000" w:fill="auto"/>
-            <w:vAlign w:val="center"/>
-          </w:tcPr>
-          <w:p>
-            <w:pPr>
-              <w:ind w:hanging="8"/>
-              <w:jc w:val="center"/>
-              <w:rPr>
-                <w:lang w:val="sr-Latn-RS"/>
-              </w:rPr>
-            </w:pPr>
-            <w:r>
-              <w:rPr>
-                <w:lang w:val="sr-Latn-RS"/>
-              </w:rPr>
-              <w:t>ID3</w:t>
-            </w:r>
-          </w:p>
-        </w:tc>
-        <w:tc>
-          <w:tcPr>
-            <w:tcW w:w="0" w:type="auto"/>
-            <w:shd w:val="clear" w:color="000000" w:fill="auto"/>
-            <w:vAlign w:val="center"/>
-          </w:tcPr>
-          <w:p>
-            <w:pPr>
-              <w:ind w:hanging="8"/>
-              <w:jc w:val="center"/>
-              <w:rPr>
-                <w:lang w:val="sr-Latn-RS"/>
-              </w:rPr>
-            </w:pPr>
-            <w:r>
-              <w:rPr>
-                <w:lang w:val="sr-Latn-RS"/>
-              </w:rPr>
-              <w:t>26</w:t>
-            </w:r>
-          </w:p>
-        </w:tc>
-        <w:tc>
-          <w:tcPr>
-            <w:tcW w:w="0" w:type="auto"/>
-            <w:shd w:val="clear" w:color="000000" w:fill="auto"/>
-            <w:vAlign w:val="center"/>
-          </w:tcPr>
-          <w:p>
-            <w:pPr>
-              <w:ind w:hanging="8"/>
-              <w:jc w:val="center"/>
-              <w:rPr>
-                <w:lang w:val="sr-Latn-RS"/>
-              </w:rPr>
-            </w:pPr>
-            <w:r>
-              <w:rPr>
-                <w:lang w:val="sr-Latn-RS"/>
-              </w:rPr>
-              <w:t>Ž</w:t>
-            </w:r>
-          </w:p>
-        </w:tc>
-        <w:tc>
-          <w:tcPr>
-            <w:tcW w:w="0" w:type="auto"/>
-            <w:shd w:val="clear" w:color="000000" w:fill="auto"/>
-            <w:vAlign w:val="center"/>
-          </w:tcPr>
-          <w:p>
-            <w:pPr>
-              <w:ind w:hanging="8"/>
-              <w:jc w:val="center"/>
-              <w:rPr>
-                <w:lang w:val="sr-Latn-RS"/>
-              </w:rPr>
-            </w:pPr>
-            <w:r>
-              <w:rPr>
-                <w:lang w:val="sr-Latn-RS"/>
-              </w:rPr>
-              <w:t>178</w:t>
-            </w:r>
-          </w:p>
-        </w:tc>
-        <w:tc>
-          <w:tcPr>
-            <w:tcW w:w="0" w:type="auto"/>
-            <w:shd w:val="clear" w:color="000000" w:fill="auto"/>
-            <w:vAlign w:val="center"/>
-          </w:tcPr>
-          <w:p>
-            <w:pPr>
-              <w:ind w:hanging="8"/>
-              <w:jc w:val="center"/>
-              <w:rPr>
-                <w:lang w:val="sr-Latn-RS"/>
-              </w:rPr>
-            </w:pPr>
-            <w:r>
-              <w:rPr>
-                <w:lang w:val="sr-Latn-RS"/>
-              </w:rPr>
-              <w:t>70</w:t>
-            </w:r>
-          </w:p>
-        </w:tc>
-      </w:tr>
-    </w:tbl>
+    </w:p>
     <w:p>
       <w:pPr>
         <w:rPr>
@@ -4414,181 +2372,6 @@
           <w:lang w:val="sr-Latn-RS" w:bidi="he-IL"/>
         </w:rPr>
       </w:pPr>
-      <w:r>
-        <w:rPr>
-          <w:lang w:val="sr-Latn-RS" w:bidi="he-IL"/>
-        </w:rPr>
-        <w:t xml:space="preserve">Poglavlje </w:t>
-      </w:r>
-      <w:r>
-        <w:rPr>
-          <w:lang w:val="sr-Latn-RS" w:bidi="he-IL"/>
-        </w:rPr>
-        <w:t>Rezultati bi trebalo da p</w:t>
-      </w:r>
-      <w:r>
-        <w:rPr>
-          <w:lang w:val="sr-Latn-RS" w:bidi="he-IL"/>
-        </w:rPr>
-        <w:t>rikazuje</w:t>
-      </w:r>
-      <w:r>
-        <w:rPr>
-          <w:lang w:val="sr-Latn-RS" w:bidi="he-IL"/>
-        </w:rPr>
-        <w:t xml:space="preserve"> šta je dobijeno primenom metoda koje su ra</w:t>
-      </w:r>
-      <w:r>
-        <w:rPr>
-          <w:lang w:val="sr-Latn-RS" w:bidi="he-IL"/>
-        </w:rPr>
-        <w:t>n</w:t>
-      </w:r>
-      <w:r>
-        <w:rPr>
-          <w:lang w:val="sr-Latn-RS" w:bidi="he-IL"/>
-        </w:rPr>
-        <w:t>ije opisane u poglavlju Metod</w:t>
-      </w:r>
-      <w:r>
-        <w:rPr>
-          <w:lang w:val="sr-Latn-RS" w:bidi="he-IL"/>
-        </w:rPr>
-        <w:t>ologija rada</w:t>
-      </w:r>
-      <w:r>
-        <w:rPr>
-          <w:lang w:val="sr-Latn-RS" w:bidi="he-IL"/>
-        </w:rPr>
-        <w:t xml:space="preserve">. Rezultati moraju da uključe slike i tabele koje moraju da imaju jasno definisane ose i legende. </w:t>
-      </w:r>
-    </w:p>
-    <w:p>
-      <w:pPr>
-        <w:rPr>
-          <w:lang w:val="sr-Latn-RS" w:bidi="he-IL"/>
-        </w:rPr>
-      </w:pPr>
-      <w:r>
-        <w:rPr>
-          <w:lang w:val="sr-Latn-RS" w:bidi="he-IL"/>
-        </w:rPr>
-        <w:t>U slučaju realizovanog merenja, p</w:t>
-      </w:r>
-      <w:r>
-        <w:rPr>
-          <w:lang w:val="sr-Latn-RS" w:bidi="he-IL"/>
-        </w:rPr>
-        <w:t>ot</w:t>
-      </w:r>
-      <w:r>
-        <w:rPr>
-          <w:lang w:val="sr-Latn-RS" w:bidi="he-IL"/>
-        </w:rPr>
-        <w:t>r</w:t>
-      </w:r>
-      <w:r>
-        <w:rPr>
-          <w:lang w:val="sr-Latn-RS" w:bidi="he-IL"/>
-        </w:rPr>
-        <w:t>ebno je pokazati mernu nesigurnost: mernu nesi</w:t>
-      </w:r>
-      <w:r>
-        <w:rPr>
-          <w:lang w:val="sr-Latn-RS" w:bidi="he-IL"/>
-        </w:rPr>
-        <w:t>g</w:t>
-      </w:r>
-      <w:r>
-        <w:rPr>
-          <w:lang w:val="sr-Latn-RS" w:bidi="he-IL"/>
-        </w:rPr>
-        <w:t>urnost tipa B, tipa A ili kombinovanu u zavi</w:t>
-      </w:r>
-      <w:r>
-        <w:rPr>
-          <w:lang w:val="sr-Latn-RS" w:bidi="he-IL"/>
-        </w:rPr>
-        <w:t>snosti o kakvom merenju je reč.</w:t>
-      </w:r>
-      <w:r>
-        <w:rPr>
-          <w:lang w:val="sr-Latn-RS" w:bidi="he-IL"/>
-        </w:rPr>
-        <w:t xml:space="preserve"> </w:t>
-      </w:r>
-      <w:r>
-        <w:rPr>
-          <w:lang w:val="sr-Latn-RS" w:bidi="he-IL"/>
-        </w:rPr>
-        <w:t>Više o mernoj nesigurnosti studenti mogu pogleda</w:t>
-      </w:r>
-      <w:r>
-        <w:rPr>
-          <w:lang w:val="sr-Latn-RS" w:bidi="he-IL"/>
-        </w:rPr>
-        <w:t>ti na</w:t>
-      </w:r>
-      <w:r>
-        <w:rPr>
-          <w:lang w:val="sr-Latn-RS" w:bidi="he-IL"/>
-        </w:rPr>
-        <w:t xml:space="preserve"> npr.</w:t>
-      </w:r>
-      <w:r>
-        <w:rPr>
-          <w:lang w:val="sr-Latn-RS" w:bidi="he-IL"/>
-        </w:rPr>
-        <w:t xml:space="preserve"> sajtovima</w:t>
-      </w:r>
-      <w:r>
-        <w:rPr>
-          <w:lang w:val="sr-Latn-RS" w:bidi="he-IL"/>
-        </w:rPr>
-        <w:t xml:space="preserve"> predmeta za e</w:t>
-      </w:r>
-      <w:r>
-        <w:rPr>
-          <w:lang w:val="sr-Latn-RS" w:bidi="he-IL"/>
-        </w:rPr>
-        <w:t>lektrična merenja:</w:t>
-      </w:r>
-      <w:r>
-        <w:rPr>
-          <w:lang w:val="sr-Latn-RS" w:bidi="he-IL"/>
-        </w:rPr>
-        <w:t xml:space="preserve"> </w:t>
-      </w:r>
-      <w:hyperlink r:id="rId13" w:history="1">
-        <w:r>
-          <w:rPr>
-            <w:rStyle w:val="Hyperlink"/>
-            <w:lang w:val="sr-Latn-RS" w:bidi="he-IL"/>
-          </w:rPr>
-          <w:t>http://tnt.etf.bg.ac.rs/~oe2em/</w:t>
-        </w:r>
-      </w:hyperlink>
-      <w:r>
-        <w:rPr>
-          <w:lang w:val="sr-Latn-RS" w:bidi="he-IL"/>
-        </w:rPr>
-        <w:t xml:space="preserve"> i </w:t>
-      </w:r>
-      <w:hyperlink r:id="rId14" w:history="1">
-        <w:r>
-          <w:rPr>
-            <w:rStyle w:val="Hyperlink"/>
-            <w:lang w:val="sr-Latn-RS"/>
-          </w:rPr>
-          <w:t>http://telekomunikacije.etf.bg.ac.rs/predmeti/ef2em/</w:t>
-        </w:r>
-      </w:hyperlink>
-      <w:r>
-        <w:rPr>
-          <w:lang w:val="sr-Latn-RS" w:bidi="he-IL"/>
-        </w:rPr>
-        <w:t>.</w:t>
-      </w:r>
     </w:p>
     <w:p>
       <w:pPr>
@@ -4733,30 +2516,6 @@
           <w:lang w:val="sr-Latn-RS" w:bidi="he-IL"/>
         </w:rPr>
       </w:pPr>
-      <w:r>
-        <w:rPr>
-          <w:lang w:val="sr-Latn-RS" w:bidi="he-IL"/>
-        </w:rPr>
-        <w:t xml:space="preserve">Osnovni zadatak Diskusije je da se prikažu sličnosti i/ili razlike u rezultatima koji su dobijeni u odnosu na literaturu, da se odgovori da li su ispunjena očekivanja koja su navedena u Uvodu </w:t>
-      </w:r>
-      <w:r>
-        <w:rPr>
-          <w:lang w:val="sr-Latn-RS" w:bidi="he-IL"/>
-        </w:rPr>
-        <w:t xml:space="preserve">i da se prikažu </w:t>
-      </w:r>
-      <w:r>
-        <w:rPr>
-          <w:lang w:val="sr-Latn-RS" w:bidi="he-IL"/>
-        </w:rPr>
-        <w:t>problemi u primeni metode.</w:t>
-      </w:r>
-      <w:r>
-        <w:rPr>
-          <w:lang w:val="sr-Latn-RS" w:bidi="he-IL"/>
-        </w:rPr>
-        <w:t xml:space="preserve"> Ovo poglavlje je obavezno!</w:t>
-      </w:r>
     </w:p>
     <w:p>
       <w:pPr>
@@ -4942,9 +2701,7 @@
       <w:r>
         <w:t>5 ANALIZA SIMULACIJE U PROGRAMU</w:t>
       </w:r>
-      <w:bookmarkStart w:id="26" w:name="_GoBack"/>
       <w:bookmarkEnd w:id="25"/>
-      <w:bookmarkEnd w:id="26"/>
     </w:p>
     <w:p>
       <w:pPr>
@@ -5212,19 +2969,7 @@
               <w:rPr>
                 <w:rFonts w:ascii="Arial" w:hAnsi="Arial" w:cs="Arial"/>
               </w:rPr>
-              <w:t>+</w:t>
-            </w:r>
-            <w:r>
-              <w:rPr>
-                <w:rFonts w:ascii="Arial" w:hAnsi="Arial" w:cs="Arial"/>
-              </w:rPr>
-              <w:t>x+</w:t>
-            </w:r>
-            <w:r>
-              <w:rPr>
-                <w:rFonts w:ascii="Arial" w:hAnsi="Arial" w:cs="Arial"/>
-              </w:rPr>
-              <w:t>1</w:t>
+              <w:t>+x+1</w:t>
             </w:r>
           </w:p>
         </w:tc>
@@ -5506,14 +3251,50 @@
     </w:tbl>
     <w:p>
       <w:pPr>
+        <w:ind w:firstLine="0"/>
         <w:rPr>
           <w:lang w:val="it-IT" w:bidi="he-IL"/>
         </w:rPr>
       </w:pPr>
+      <w:r>
+        <w:rPr>
+          <w:lang w:val="it-IT" w:bidi="he-IL"/>
+        </w:rPr>
+        <w:br/>
+      </w:r>
+      <w:r>
+        <w:rPr>
+          <w:lang w:val="it-IT" w:bidi="he-IL"/>
+        </w:rPr>
+        <w:br/>
+        <w:t>N</w:t>
+      </w:r>
+      <w:r>
+        <w:rPr>
+          <w:lang w:val="it-IT" w:bidi="he-IL"/>
+        </w:rPr>
+        <w:t xml:space="preserve">a slici y.y prikazani su kodovi </w:t>
+      </w:r>
+      <w:r>
+        <w:rPr>
+          <w:lang w:val="it-IT" w:bidi="he-IL"/>
+        </w:rPr>
+        <w:t xml:space="preserve">CRC-24, USB i Bluetooth. Sa slike se može videti da CRC-24 ima </w:t>
+      </w:r>
+      <w:r>
+        <w:rPr>
+          <w:lang w:val="it-IT" w:bidi="he-IL"/>
+        </w:rPr>
+        <w:br/>
+        <w:t xml:space="preserve">slično ponašanje kao CRC-16 Bluetooth, ali znatno bolje od CRC-16 USB koda. Takođe, na slici z.z možemo viseti ponašanje istog koda (CRC-24) </w:t>
+      </w:r>
+      <w:bookmarkStart w:id="26" w:name="_GoBack"/>
+      <w:bookmarkEnd w:id="26"/>
     </w:p>
     <w:p>
       <w:pPr>
         <w:ind w:firstLine="0"/>
+        <w:jc w:val="center"/>
         <w:rPr>
           <w:lang w:val="it-IT" w:bidi="he-IL"/>
         </w:rPr>
@@ -5522,15 +3303,52 @@
         <w:rPr>
           <w:lang w:val="it-IT" w:bidi="he-IL"/>
         </w:rPr>
-        <w:t xml:space="preserve">Na slici y.y prikazani su kodovi </w:t>
-      </w:r>
-    </w:p>
-    <w:p>
-      <w:pPr>
+        <w:lastRenderedPageBreak/>
+        <w:br/>
+      </w:r>
+      <w:r>
         <w:rPr>
           <w:lang w:val="it-IT" w:bidi="he-IL"/>
         </w:rPr>
-      </w:pPr>
+        <w:pict>
+          <v:shapetype id="_x0000_t75" coordsize="21600,21600" o:spt="75" o:preferrelative="t" path="m@4@5l@4@11@9@11@9@5xe" filled="f" stroked="f">
+            <v:stroke joinstyle="miter"/>
+            <v:formulas>
+              <v:f eqn="if lineDrawn pixelLineWidth 0"/>
+              <v:f eqn="sum @0 1 0"/>
+              <v:f eqn="sum 0 0 @1"/>
+              <v:f eqn="prod @2 1 2"/>
+              <v:f eqn="prod @3 21600 pixelWidth"/>
+              <v:f eqn="prod @3 21600 pixelHeight"/>
+              <v:f eqn="sum @0 0 1"/>
+              <v:f eqn="prod @6 1 2"/>
+              <v:f eqn="prod @7 21600 pixelWidth"/>
+              <v:f eqn="sum @8 21600 0"/>
+              <v:f eqn="prod @7 21600 pixelHeight"/>
+              <v:f eqn="sum @10 21600 0"/>
+            </v:formulas>
+            <v:path o:extrusionok="f" gradientshapeok="t" o:connecttype="rect"/>
+            <o:lock v:ext="edit" aspectratio="t"/>
+          </v:shapetype>
+          <v:shape id="_x0000_i1025" type="#_x0000_t75" style="width:387pt;height:291pt">
+            <v:imagedata r:id="rId9" o:title="40_24_usb_bluetooth"/>
+          </v:shape>
+        </w:pict>
+      </w:r>
+    </w:p>
+    <w:p>
+      <w:pPr>
+        <w:jc w:val="center"/>
+        <w:rPr>
+          <w:lang w:val="it-IT" w:bidi="he-IL"/>
+        </w:rPr>
+      </w:pPr>
+      <w:r>
+        <w:rPr>
+          <w:lang w:val="it-IT" w:bidi="he-IL"/>
+        </w:rPr>
+        <w:t>Slika y.y</w:t>
+      </w:r>
     </w:p>
     <w:p>
       <w:pPr>
@@ -6067,7 +3885,7 @@
         </w:rPr>
         <w:t xml:space="preserve">Više o IEEE formatu koji je korišćen u ovom dokumentu, studenti mogu pogledati na </w:t>
       </w:r>
-      <w:hyperlink r:id="rId15" w:history="1">
+      <w:hyperlink r:id="rId10" w:history="1">
         <w:r>
           <w:rPr>
             <w:rStyle w:val="Hyperlink"/>
@@ -6304,7 +4122,7 @@
         </w:rPr>
         <w:t xml:space="preserve">J. Jones. (1991, May 10). Networks (2nd ed.) [Online]. Available: </w:t>
       </w:r>
-      <w:hyperlink r:id="rId16" w:history="1">
+      <w:hyperlink r:id="rId11" w:history="1">
         <w:r>
           <w:rPr>
             <w:rStyle w:val="Hyperlink"/>
@@ -6897,9 +4715,9 @@
       </w:r>
     </w:p>
     <w:sectPr>
-      <w:headerReference w:type="default" r:id="rId17"/>
-      <w:footerReference w:type="even" r:id="rId18"/>
-      <w:footerReference w:type="default" r:id="rId19"/>
+      <w:headerReference w:type="default" r:id="rId12"/>
+      <w:footerReference w:type="even" r:id="rId13"/>
+      <w:footerReference w:type="default" r:id="rId14"/>
       <w:pgSz w:w="11906" w:h="16838" w:code="9"/>
       <w:pgMar w:top="1883" w:right="1417" w:bottom="1417" w:left="1418" w:header="708" w:footer="708" w:gutter="0"/>
       <w:pgBorders w:display="firstPage" w:offsetFrom="page">
@@ -11776,7 +9594,7 @@
 </file>
 
 <file path=customXml/itemProps1.xml><?xml version="1.0" encoding="utf-8"?>
-<ds:datastoreItem xmlns:ds="http://schemas.openxmlformats.org/officeDocument/2006/customXml" ds:itemID="{8120728D-71BD-4D09-9BDA-47546B500FC3}">
+<ds:datastoreItem xmlns:ds="http://schemas.openxmlformats.org/officeDocument/2006/customXml" ds:itemID="{1132D181-414E-4365-AA44-F9EE45C55C40}">
   <ds:schemaRefs>
     <ds:schemaRef ds:uri="http://schemas.openxmlformats.org/officeDocument/2006/bibliography"/>
   </ds:schemaRefs>

--- a/Jelena Bakic 2023.docx
+++ b/Jelena Bakic 2023.docx
@@ -2035,6 +2035,128 @@
           <w:lang w:val="sr-Latn-RS" w:bidi="he-IL"/>
         </w:rPr>
       </w:pPr>
+      <w:r>
+        <w:rPr>
+          <w:lang w:val="sr-Latn-RS" w:bidi="he-IL"/>
+        </w:rPr>
+        <w:t>U današnje vreme glavni način prenosa infor</w:t>
+      </w:r>
+      <w:r>
+        <w:rPr>
+          <w:lang w:val="sr-Latn-RS" w:bidi="he-IL"/>
+        </w:rPr>
+        <w:t>macija je digitalni prenos. Sve informacije predstavljaju se binarno. Kod digitalnog prenosa</w:t>
+      </w:r>
+      <w:r>
+        <w:rPr>
+          <w:lang w:val="sr-Latn-RS" w:bidi="he-IL"/>
+        </w:rPr>
+        <w:t xml:space="preserve"> usled šuma može doći do greške pri prenosu pojedinačnih bita ili do greške na grupi bita. Zbog ovoga se uvodi zaštitno kodovanje. Zaštitno kodovanje daje mogućnost detekcije i korekcije greške pri prenosu informacija. </w:t>
+      </w:r>
+    </w:p>
+    <w:p>
+      <w:pPr>
+        <w:rPr>
+          <w:lang w:val="sr-Latn-RS" w:bidi="he-IL"/>
+        </w:rPr>
+      </w:pPr>
+      <w:r>
+        <w:rPr>
+          <w:lang w:val="sr-Latn-RS" w:bidi="he-IL"/>
+        </w:rPr>
+        <w:t xml:space="preserve">U ovom radu biće reč o zaštitnim kodovima, konkretno o Linearnim blok kodovima. </w:t>
+      </w:r>
+      <w:r>
+        <w:rPr>
+          <w:lang w:val="sr-Latn-RS" w:bidi="he-IL"/>
+        </w:rPr>
+        <w:t>Ciklični kodovi b</w:t>
+      </w:r>
+      <w:r>
+        <w:rPr>
+          <w:lang w:val="sr-Latn-RS" w:bidi="he-IL"/>
+        </w:rPr>
+        <w:t>iće opisani teorijski, kao i kroz primere, sa naglaskom na</w:t>
+      </w:r>
+      <w:r>
+        <w:rPr>
+          <w:lang w:val="sr-Latn-RS" w:bidi="he-IL"/>
+        </w:rPr>
+        <w:t xml:space="preserve"> kodove za</w:t>
+      </w:r>
+      <w:r>
+        <w:rPr>
+          <w:lang w:val="sr-Latn-RS" w:bidi="he-IL"/>
+        </w:rPr>
+        <w:t xml:space="preserve"> </w:t>
+      </w:r>
+      <w:r>
+        <w:rPr>
+          <w:lang w:val="sr-Latn-RS" w:bidi="he-IL"/>
+        </w:rPr>
+        <w:t>c</w:t>
+      </w:r>
+      <w:r>
+        <w:rPr>
+          <w:lang w:val="sr-Latn-RS" w:bidi="he-IL"/>
+        </w:rPr>
+        <w:t>ikličnu  proveru redu</w:t>
+      </w:r>
+      <w:r>
+        <w:rPr>
+          <w:lang w:val="sr-Latn-RS" w:bidi="he-IL"/>
+        </w:rPr>
+        <w:t>n</w:t>
+      </w:r>
+      <w:r>
+        <w:rPr>
+          <w:lang w:val="sr-Latn-RS" w:bidi="he-IL"/>
+        </w:rPr>
+        <w:t>danse</w:t>
+      </w:r>
+      <w:r>
+        <w:rPr>
+          <w:lang w:val="sr-Latn-RS" w:bidi="he-IL"/>
+        </w:rPr>
+        <w:t xml:space="preserve"> (CRC)</w:t>
+      </w:r>
+      <w:r>
+        <w:rPr>
+          <w:lang w:val="sr-Latn-RS" w:bidi="he-IL"/>
+        </w:rPr>
+        <w:t xml:space="preserve"> koji imaju mogućnost samo da otkriju greške, ali ne i da ih koriguju</w:t>
+      </w:r>
+      <w:r>
+        <w:rPr>
+          <w:lang w:val="sr-Latn-RS" w:bidi="he-IL"/>
+        </w:rPr>
+        <w:t xml:space="preserve">. Takođe, biće opisana procena performansi ciklične provere redundanse kroz </w:t>
+      </w:r>
+      <w:r>
+        <w:rPr>
+          <w:lang w:val="sr-Latn-RS" w:bidi="he-IL"/>
+        </w:rPr>
+        <w:t>s</w:t>
+      </w:r>
+      <w:r>
+        <w:rPr>
+          <w:lang w:val="sr-Latn-RS" w:bidi="he-IL"/>
+        </w:rPr>
+        <w:t>imulaciju u programu izrađenom na</w:t>
+      </w:r>
+      <w:r>
+        <w:rPr>
+          <w:lang w:val="sr-Latn-RS" w:bidi="he-IL"/>
+        </w:rPr>
+        <w:t xml:space="preserve"> C++ programskom jeziku.</w:t>
+      </w:r>
+    </w:p>
+    <w:p>
+      <w:pPr>
+        <w:rPr>
+          <w:lang w:val="en-US" w:bidi="he-IL"/>
+        </w:rPr>
+      </w:pPr>
     </w:p>
     <w:p>
       <w:pPr>
@@ -2112,13 +2234,164 @@
           <w:lang w:val="sr-Latn-RS" w:bidi="he-IL"/>
         </w:rPr>
       </w:pPr>
-    </w:p>
-    <w:p>
-      <w:pPr>
-        <w:rPr>
-          <w:lang w:val="sr-Latn-RS" w:bidi="he-IL"/>
-        </w:rPr>
-      </w:pPr>
+      <w:r>
+        <w:rPr>
+          <w:lang w:val="sr-Latn-RS" w:bidi="he-IL"/>
+        </w:rPr>
+        <w:t xml:space="preserve">Kodovi o kojima će biti reč u ovom poglavlju su </w:t>
+      </w:r>
+      <w:r>
+        <w:rPr>
+          <w:lang w:val="sr-Latn-RS" w:bidi="he-IL"/>
+        </w:rPr>
+        <w:t>linearni blok kodovi</w:t>
+      </w:r>
+      <w:r>
+        <w:rPr>
+          <w:lang w:val="sr-Latn-RS" w:bidi="he-IL"/>
+        </w:rPr>
+        <w:t xml:space="preserve">. </w:t>
+      </w:r>
+      <w:r>
+        <w:rPr>
+          <w:lang w:val="sr-Latn-RS" w:bidi="he-IL"/>
+        </w:rPr>
+        <w:t>U opštem slučaju, blok kod (n,k) može se zadati tabelom u kojoj su sa jedne strane blokovi od po k informacionih bita (</w:t>
+      </w:r>
+      <w:r>
+        <w:rPr>
+          <w:lang w:val="sr-Latn-RS" w:bidi="he-IL"/>
+        </w:rPr>
+        <w:t xml:space="preserve">izabranih od </w:t>
+      </w:r>
+      <w:r>
+        <w:rPr>
+          <w:lang w:val="sr-Latn-RS" w:bidi="he-IL"/>
+        </w:rPr>
+        <w:t>2</w:t>
+      </w:r>
+      <w:r>
+        <w:rPr>
+          <w:vertAlign w:val="superscript"/>
+          <w:lang w:val="sr-Latn-RS" w:bidi="he-IL"/>
+        </w:rPr>
+        <w:t>k</w:t>
+      </w:r>
+      <w:r>
+        <w:rPr>
+          <w:lang w:val="sr-Latn-RS" w:bidi="he-IL"/>
+        </w:rPr>
+        <w:t xml:space="preserve"> mogućnosti), a sa druge strane</w:t>
+      </w:r>
+      <w:r>
+        <w:rPr>
+          <w:lang w:val="sr-Latn-RS" w:bidi="he-IL"/>
+        </w:rPr>
+        <w:t xml:space="preserve"> odgovarajuće kodne reči dužine n (od 2</w:t>
+      </w:r>
+      <w:r>
+        <w:rPr>
+          <w:vertAlign w:val="superscript"/>
+          <w:lang w:val="sr-Latn-RS" w:bidi="he-IL"/>
+        </w:rPr>
+        <w:t>n</w:t>
+      </w:r>
+      <w:r>
+        <w:rPr>
+          <w:lang w:val="sr-Latn-RS" w:bidi="he-IL"/>
+        </w:rPr>
+        <w:t xml:space="preserve"> mogućih reči).</w:t>
+      </w:r>
+      <w:r>
+        <w:rPr>
+          <w:lang w:val="sr-Latn-RS" w:bidi="he-IL"/>
+        </w:rPr>
+        <w:t xml:space="preserve"> </w:t>
+      </w:r>
+      <w:r>
+        <w:t>Svaki blok podataka dužine k se obrađuje nezavisno od prethodnih blokova podataka</w:t>
+      </w:r>
+      <w:r>
+        <w:t xml:space="preserve">. </w:t>
+      </w:r>
+      <w:r>
+        <w:t>Blok kodovi funkcionišu tako što se na informacionu poruku dužine k bita, dodaje  n-k redundantnih simbola, da bi se na prijemu mogla detektovati greška nastala pri prenosu  informacione poruke kroz kanal</w:t>
+      </w:r>
+      <w:r>
+        <w:t xml:space="preserve"> (slika 2.1)</w:t>
+      </w:r>
+      <w:r>
+        <w:t>.</w:t>
+      </w:r>
+    </w:p>
+    <w:p>
+      <w:pPr>
+        <w:rPr>
+          <w:lang w:val="sr-Latn-RS" w:bidi="he-IL"/>
+        </w:rPr>
+      </w:pPr>
+    </w:p>
+    <w:p>
+      <w:pPr>
+        <w:jc w:val="center"/>
+        <w:rPr>
+          <w:lang w:val="sr-Latn-RS" w:bidi="he-IL"/>
+        </w:rPr>
+      </w:pPr>
+      <w:r>
+        <w:rPr>
+          <w:lang w:val="sr-Latn-RS" w:bidi="he-IL"/>
+        </w:rPr>
+        <w:drawing>
+          <wp:inline distT="0" distB="0" distL="0" distR="0" wp14:anchorId="1B36113B" wp14:editId="1FD7A545">
+            <wp:extent cx="3962743" cy="1493649"/>
+            <wp:effectExtent l="0" t="0" r="0" b="0"/>
+            <wp:docPr id="1" name="Picture 1"/>
+            <wp:cNvGraphicFramePr>
+              <a:graphicFrameLocks xmlns:a="http://schemas.openxmlformats.org/drawingml/2006/main" noChangeAspect="1"/>
+            </wp:cNvGraphicFramePr>
+            <a:graphic xmlns:a="http://schemas.openxmlformats.org/drawingml/2006/main">
+              <a:graphicData uri="http://schemas.openxmlformats.org/drawingml/2006/picture">
+                <pic:pic xmlns:pic="http://schemas.openxmlformats.org/drawingml/2006/picture">
+                  <pic:nvPicPr>
+                    <pic:cNvPr id="1" name=""/>
+                    <pic:cNvPicPr/>
+                  </pic:nvPicPr>
+                  <pic:blipFill>
+                    <a:blip r:embed="rId9"/>
+                    <a:stretch>
+                      <a:fillRect/>
+                    </a:stretch>
+                  </pic:blipFill>
+                  <pic:spPr>
+                    <a:xfrm>
+                      <a:off x="0" y="0"/>
+                      <a:ext cx="3962743" cy="1493649"/>
+                    </a:xfrm>
+                    <a:prstGeom prst="rect">
+                      <a:avLst/>
+                    </a:prstGeom>
+                  </pic:spPr>
+                </pic:pic>
+              </a:graphicData>
+            </a:graphic>
+          </wp:inline>
+        </w:drawing>
+      </w:r>
+    </w:p>
+    <w:p>
+      <w:pPr>
+        <w:jc w:val="center"/>
+        <w:rPr>
+          <w:lang w:val="sr-Latn-RS" w:bidi="he-IL"/>
+        </w:rPr>
+      </w:pPr>
+      <w:r>
+        <w:rPr>
+          <w:lang w:val="sr-Latn-RS" w:bidi="he-IL"/>
+        </w:rPr>
+        <w:t>Slika 2.1 Informaciona poruka sa dodatkom redundanse</w:t>
+      </w:r>
     </w:p>
     <w:p>
       <w:pPr>
@@ -2168,26 +2441,1142 @@
     <w:p>
       <w:pPr>
         <w:rPr>
-          <w:lang w:val="sr-Latn-RS"/>
-        </w:rPr>
-      </w:pPr>
-    </w:p>
-    <w:p>
-      <w:pPr>
-        <w:rPr>
-          <w:lang w:val="sr-Latn-RS"/>
-        </w:rPr>
-      </w:pPr>
-    </w:p>
-    <w:p>
-      <w:pPr>
-        <w:rPr>
-          <w:lang w:val="sr-Latn-RS"/>
-        </w:rPr>
-      </w:pPr>
-    </w:p>
-    <w:p>
-      <w:pPr>
+          <w:lang w:val="sr-Latn-RS" w:bidi="he-IL"/>
+        </w:rPr>
+      </w:pPr>
+      <w:r>
+        <w:rPr>
+          <w:b/>
+          <w:lang w:val="sr-Latn-RS" w:bidi="he-IL"/>
+        </w:rPr>
+        <w:t>Linearni kod</w:t>
+      </w:r>
+      <w:r>
+        <w:rPr>
+          <w:lang w:val="sr-Latn-RS" w:bidi="he-IL"/>
+        </w:rPr>
+        <w:t xml:space="preserve"> je potprostor vektorskog prostora nad poljem Galoa GF(q), konačnim poljem sa q simbola. U polju GF(q) je definisano sabiranje i množenje elemenata (komutativne operacije</w:t>
+      </w:r>
+      <w:r>
+        <w:rPr>
+          <w:lang w:val="sr-Latn-RS" w:bidi="he-IL"/>
+        </w:rPr>
+        <w:t>, prikazane u tabelama 1 i 2</w:t>
+      </w:r>
+      <w:r>
+        <w:rPr>
+          <w:lang w:val="sr-Latn-RS" w:bidi="he-IL"/>
+        </w:rPr>
+        <w:t>)</w:t>
+      </w:r>
+      <w:r>
+        <w:rPr>
+          <w:lang w:val="sr-Latn-RS" w:bidi="he-IL"/>
+        </w:rPr>
+        <w:t xml:space="preserve">. </w:t>
+      </w:r>
+      <w:r>
+        <w:rPr>
+          <w:lang w:val="sr-Latn-RS" w:bidi="he-IL"/>
+        </w:rPr>
+        <w:t>V</w:t>
+      </w:r>
+      <w:r>
+        <w:rPr>
+          <w:lang w:val="sr-Latn-RS" w:bidi="he-IL"/>
+        </w:rPr>
+        <w:t xml:space="preserve">ektorski prostor V dimenzije </w:t>
+      </w:r>
+      <w:r>
+        <w:rPr>
+          <w:lang w:val="sr-Latn-RS" w:bidi="he-IL"/>
+        </w:rPr>
+        <w:t>n</w:t>
+      </w:r>
+      <w:r>
+        <w:rPr>
+          <w:lang w:val="sr-Latn-RS" w:bidi="he-IL"/>
+        </w:rPr>
+        <w:t xml:space="preserve">  nad datim poljem</w:t>
+      </w:r>
+      <w:r>
+        <w:rPr>
+          <w:lang w:val="sr-Latn-RS" w:bidi="he-IL"/>
+        </w:rPr>
+        <w:t xml:space="preserve"> čine sekvence od po n elemenata polja</w:t>
+      </w:r>
+      <w:r>
+        <w:rPr>
+          <w:lang w:val="sr-Latn-RS" w:bidi="he-IL"/>
+        </w:rPr>
+        <w:t xml:space="preserve">. </w:t>
+      </w:r>
+      <w:r>
+        <w:rPr>
+          <w:lang w:val="sr-Latn-RS" w:bidi="he-IL"/>
+        </w:rPr>
+        <w:t>Ako je broj elemenata u kodnoj listi prost broj ili stepen prostog broja, postoje linearni blok kodovi. Od posebnog značaja je što za svaki stepen br</w:t>
+      </w:r>
+      <w:r>
+        <w:rPr>
+          <w:lang w:val="sr-Latn-RS" w:bidi="he-IL"/>
+        </w:rPr>
+        <w:t xml:space="preserve">oja 2 postoji linearni blok kod. </w:t>
+      </w:r>
+      <w:r>
+        <w:rPr>
+          <w:lang w:val="sr-Latn-RS" w:bidi="he-IL"/>
+        </w:rPr>
+        <w:t>Postoje i ,,nelinearni</w:t>
+      </w:r>
+      <w:r>
+        <w:rPr>
+          <w:lang w:val="en-US" w:bidi="he-IL"/>
+        </w:rPr>
+        <w:t>”</w:t>
+      </w:r>
+      <w:r>
+        <w:rPr>
+          <w:lang w:val="sr-Latn-RS" w:bidi="he-IL"/>
+        </w:rPr>
+        <w:t xml:space="preserve"> kodovi, kodovi sa bilo kojim brojem elemenata u kodnoj listi, ali ovakvi kodovi ne podležu prethodno opisanom matematičkom pristupu.</w:t>
+      </w:r>
+      <w:r>
+        <w:rPr>
+          <w:lang w:val="sr-Latn-RS" w:bidi="he-IL"/>
+        </w:rPr>
+        <w:t xml:space="preserve"> Teorija opisana u nastavku važi za linearne blok kodove sa q različitih simbola, ali biće posmatrano polje sa parametrom q = 2 (GF(2)).</w:t>
+      </w:r>
+    </w:p>
+    <w:p>
+      <w:pPr>
+        <w:rPr>
+          <w:lang w:val="sr-Latn-RS" w:bidi="he-IL"/>
+        </w:rPr>
+      </w:pPr>
+      <w:r>
+        <w:rPr>
+          <w:lang w:val="sr-Latn-RS" w:bidi="he-IL"/>
+        </w:rPr>
+        <w:t xml:space="preserve">Prethodna definicija linearnog koda može se preformulisati. </w:t>
+      </w:r>
+      <w:r>
+        <w:rPr>
+          <w:lang w:val="sr-Latn-RS" w:bidi="he-IL"/>
+        </w:rPr>
+        <w:t>Linearni kod se dobija ako se od 2</w:t>
+      </w:r>
+      <w:r>
+        <w:rPr>
+          <w:vertAlign w:val="superscript"/>
+          <w:lang w:val="sr-Latn-RS" w:bidi="he-IL"/>
+        </w:rPr>
+        <w:t>n</w:t>
+      </w:r>
+      <w:r>
+        <w:rPr>
+          <w:lang w:val="sr-Latn-RS" w:bidi="he-IL"/>
+        </w:rPr>
+        <w:t xml:space="preserve"> kandidata za kodne reči izabere 2</w:t>
+      </w:r>
+      <w:r>
+        <w:rPr>
+          <w:vertAlign w:val="superscript"/>
+          <w:lang w:val="sr-Latn-RS" w:bidi="he-IL"/>
+        </w:rPr>
+        <w:t>k</w:t>
+      </w:r>
+      <w:r>
+        <w:rPr>
+          <w:lang w:val="sr-Latn-RS" w:bidi="he-IL"/>
+        </w:rPr>
+        <w:t xml:space="preserve"> kodnih reči koje čine potprostor posmatranog </w:t>
+      </w:r>
+      <w:r>
+        <w:rPr>
+          <w:lang w:val="sr-Latn-RS" w:bidi="he-IL"/>
+        </w:rPr>
+        <w:lastRenderedPageBreak/>
+        <w:t>vektorskog prostora.</w:t>
+      </w:r>
+      <w:r>
+        <w:rPr>
+          <w:lang w:val="sr-Latn-RS" w:bidi="he-IL"/>
+        </w:rPr>
+        <w:t xml:space="preserve"> Po Lagranžovoj teoremi, za svako n i k postoji linearni kod (n, k), pošto je 2</w:t>
+      </w:r>
+      <w:r>
+        <w:rPr>
+          <w:vertAlign w:val="superscript"/>
+          <w:lang w:val="sr-Latn-RS" w:bidi="he-IL"/>
+        </w:rPr>
+        <w:t>n</w:t>
+      </w:r>
+      <w:r>
+        <w:rPr>
+          <w:lang w:val="sr-Latn-RS" w:bidi="he-IL"/>
+        </w:rPr>
+        <w:t xml:space="preserve"> deljivo sa 2</w:t>
+      </w:r>
+      <w:r>
+        <w:rPr>
+          <w:vertAlign w:val="superscript"/>
+          <w:lang w:val="sr-Latn-RS" w:bidi="he-IL"/>
+        </w:rPr>
+        <w:t>k</w:t>
+      </w:r>
+      <w:r>
+        <w:rPr>
+          <w:lang w:val="sr-Latn-RS" w:bidi="he-IL"/>
+        </w:rPr>
+        <w:t xml:space="preserve"> (teorema kaže da broj elemenata grupe mora biti deljiv brojem elemenata podgrupe</w:t>
+      </w:r>
+      <w:r>
+        <w:rPr>
+          <w:lang w:val="sr-Latn-RS" w:bidi="he-IL"/>
+        </w:rPr>
+        <w:t>, a vektori čine grupu u odnosu na sabiranje</w:t>
+      </w:r>
+      <w:r>
+        <w:rPr>
+          <w:lang w:val="sr-Latn-RS" w:bidi="he-IL"/>
+        </w:rPr>
+        <w:t>).</w:t>
+      </w:r>
+      <w:r>
+        <w:rPr>
+          <w:lang w:val="sr-Latn-RS" w:bidi="he-IL"/>
+        </w:rPr>
+        <w:t xml:space="preserve"> Za podgrupu važi zatvorenost i postojanje neutralnog elementa, pa tako važi  da zbir bilo koje dve kodne reči mora dati kodnu reč takođe, kao i da u linearnom kodu postoji kodna reč (00..0) kao neutralni element.</w:t>
+      </w:r>
+      <w:r>
+        <w:rPr>
+          <w:lang w:val="sr-Latn-RS" w:bidi="he-IL"/>
+        </w:rPr>
+        <w:t xml:space="preserve"> </w:t>
+      </w:r>
+    </w:p>
+    <w:p>
+      <w:r>
+        <w:rPr>
+          <w:b/>
+          <w:lang w:val="sr-Latn-RS" w:bidi="he-IL"/>
+        </w:rPr>
+        <w:t>Težina kodne reči</w:t>
+      </w:r>
+      <w:r>
+        <w:rPr>
+          <w:lang w:val="sr-Latn-RS" w:bidi="he-IL"/>
+        </w:rPr>
+        <w:t xml:space="preserve"> predstavlja broj njenih nenultih bitova</w:t>
+      </w:r>
+      <w:r>
+        <w:rPr>
+          <w:lang w:val="sr-Latn-RS" w:bidi="he-IL"/>
+        </w:rPr>
+        <w:t>.</w:t>
+      </w:r>
+      <w:r>
+        <w:rPr>
+          <w:lang w:val="sr-Latn-RS" w:bidi="he-IL"/>
+        </w:rPr>
+        <w:t xml:space="preserve"> </w:t>
+      </w:r>
+      <w:r>
+        <w:t xml:space="preserve">Kodna reč svih nula se može smatrati kao “rastojanje vektora od samog sebe”. </w:t>
+      </w:r>
+      <w:r>
+        <w:rPr>
+          <w:b/>
+        </w:rPr>
+        <w:t xml:space="preserve">Hemingovo rastojanje </w:t>
+      </w:r>
+      <w:r>
+        <w:t>dve kodne reči je jednako težini njihove razlike.</w:t>
+      </w:r>
+      <w:r>
+        <w:t xml:space="preserve"> </w:t>
+      </w:r>
+      <w:r>
+        <w:rPr>
+          <w:b/>
+        </w:rPr>
+        <w:t>Spektar kodnih rastojanja</w:t>
+      </w:r>
+      <w:r>
+        <w:t xml:space="preserve"> (raspodela težina) je bitan za određivanje verovatnoće greške i pokazuje koliko u kodu ima kodnih reči određene težine.</w:t>
+      </w:r>
+      <w:r>
+        <w:t xml:space="preserve"> </w:t>
+      </w:r>
+      <w:r>
+        <w:t>Spektar kodnih rastojanja u potpunosti opisuje neki linearni blok kod. On pokazuje broj reči određene Hemingove težine u datom kodu. Kodovi koji imaju isti spektar nazivaju se ekvivalentni kodovi.</w:t>
+      </w:r>
+    </w:p>
+    <w:p>
+      <w:pPr>
+        <w:rPr>
+          <w:lang w:val="en-US"/>
+        </w:rPr>
+      </w:pPr>
+    </w:p>
+    <w:p>
+      <w:pPr>
+        <w:jc w:val="left"/>
+        <w:rPr>
+          <w:lang w:val="en-US"/>
+        </w:rPr>
+      </w:pPr>
+      <w:r>
+        <w:rPr>
+          <w:lang w:val="sr-Latn-RS" w:bidi="he-IL"/>
+        </w:rPr>
+        <w:t xml:space="preserve">  Tabela </w:t>
+      </w:r>
+      <w:r>
+        <w:rPr>
+          <w:lang w:val="sr-Latn-RS" w:bidi="he-IL"/>
+        </w:rPr>
+        <w:t>2.</w:t>
+      </w:r>
+      <w:r>
+        <w:rPr>
+          <w:lang w:val="sr-Latn-RS" w:bidi="he-IL"/>
+        </w:rPr>
+        <w:t xml:space="preserve">1 Sabiranje u polju GF(2)        </w:t>
+      </w:r>
+      <w:r>
+        <w:rPr>
+          <w:lang w:val="sr-Latn-RS" w:bidi="he-IL"/>
+        </w:rPr>
+        <w:tab/>
+        <w:t xml:space="preserve">     Tabela </w:t>
+      </w:r>
+      <w:r>
+        <w:rPr>
+          <w:lang w:val="sr-Latn-RS" w:bidi="he-IL"/>
+        </w:rPr>
+        <w:t>2.</w:t>
+      </w:r>
+      <w:r>
+        <w:rPr>
+          <w:lang w:val="sr-Latn-RS" w:bidi="he-IL"/>
+        </w:rPr>
+        <w:t>2 Množenje u polju GF(2)</w:t>
+      </w:r>
+      <w:r>
+        <w:rPr>
+          <w:lang w:val="sr-Latn-RS" w:bidi="he-IL"/>
+        </w:rPr>
+        <w:t xml:space="preserve">                              </w:t>
+      </w:r>
+      <w:r>
+        <w:rPr>
+          <w:lang w:val="sr-Latn-RS" w:bidi="he-IL"/>
+        </w:rPr>
+        <w:br/>
+      </w:r>
+    </w:p>
+    <w:tbl>
+      <w:tblPr>
+        <w:tblStyle w:val="TableGrid"/>
+        <w:tblpPr w:leftFromText="180" w:rightFromText="180" w:vertAnchor="text" w:horzAnchor="page" w:tblpX="6469" w:tblpY="-129"/>
+        <w:tblW w:w="0" w:type="auto"/>
+        <w:tblLook w:val="04A0" w:firstRow="1" w:lastRow="0" w:firstColumn="1" w:lastColumn="0" w:noHBand="0" w:noVBand="1"/>
+      </w:tblPr>
+      <w:tblGrid>
+        <w:gridCol w:w="551"/>
+        <w:gridCol w:w="551"/>
+        <w:gridCol w:w="788"/>
+      </w:tblGrid>
+      <w:tr>
+        <w:trPr>
+          <w:trHeight w:hRule="exact" w:val="288"/>
+        </w:trPr>
+        <w:tc>
+          <w:tcPr>
+            <w:tcW w:w="551" w:type="dxa"/>
+            <w:vAlign w:val="center"/>
+          </w:tcPr>
+          <w:p>
+            <w:pPr>
+              <w:ind w:firstLine="0"/>
+              <w:rPr>
+                <w:vertAlign w:val="subscript"/>
+                <w:lang w:val="sr-Latn-RS"/>
+              </w:rPr>
+            </w:pPr>
+            <w:r>
+              <w:rPr>
+                <w:lang w:val="sr-Latn-RS"/>
+              </w:rPr>
+              <w:t>x</w:t>
+            </w:r>
+            <w:r>
+              <w:rPr>
+                <w:vertAlign w:val="subscript"/>
+                <w:lang w:val="sr-Latn-RS"/>
+              </w:rPr>
+              <w:t>1</w:t>
+            </w:r>
+          </w:p>
+        </w:tc>
+        <w:tc>
+          <w:tcPr>
+            <w:tcW w:w="551" w:type="dxa"/>
+            <w:vAlign w:val="center"/>
+          </w:tcPr>
+          <w:p>
+            <w:pPr>
+              <w:ind w:firstLine="0"/>
+              <w:rPr>
+                <w:vertAlign w:val="subscript"/>
+                <w:lang w:val="sr-Latn-RS"/>
+              </w:rPr>
+            </w:pPr>
+            <w:r>
+              <w:rPr>
+                <w:lang w:val="sr-Latn-RS"/>
+              </w:rPr>
+              <w:t>x</w:t>
+            </w:r>
+            <w:r>
+              <w:rPr>
+                <w:vertAlign w:val="subscript"/>
+                <w:lang w:val="sr-Latn-RS"/>
+              </w:rPr>
+              <w:t>2</w:t>
+            </w:r>
+          </w:p>
+        </w:tc>
+        <w:tc>
+          <w:tcPr>
+            <w:tcW w:w="788" w:type="dxa"/>
+            <w:vAlign w:val="center"/>
+          </w:tcPr>
+          <w:p>
+            <w:pPr>
+              <w:ind w:firstLine="0"/>
+              <w:rPr>
+                <w:vertAlign w:val="subscript"/>
+                <w:lang w:val="sr-Latn-RS"/>
+              </w:rPr>
+            </w:pPr>
+            <w:r>
+              <w:rPr>
+                <w:lang w:val="sr-Latn-RS"/>
+              </w:rPr>
+              <w:t>x</w:t>
+            </w:r>
+            <w:r>
+              <w:rPr>
+                <w:vertAlign w:val="subscript"/>
+                <w:lang w:val="sr-Latn-RS"/>
+              </w:rPr>
+              <w:t>1</w:t>
+            </w:r>
+            <w:r>
+              <w:rPr>
+                <w:lang w:val="sr-Latn-RS"/>
+              </w:rPr>
+              <w:t xml:space="preserve"> * x</w:t>
+            </w:r>
+            <w:r>
+              <w:rPr>
+                <w:vertAlign w:val="subscript"/>
+                <w:lang w:val="sr-Latn-RS"/>
+              </w:rPr>
+              <w:t>2</w:t>
+            </w:r>
+          </w:p>
+        </w:tc>
+      </w:tr>
+      <w:tr>
+        <w:trPr>
+          <w:trHeight w:hRule="exact" w:val="288"/>
+        </w:trPr>
+        <w:tc>
+          <w:tcPr>
+            <w:tcW w:w="551" w:type="dxa"/>
+            <w:vAlign w:val="center"/>
+          </w:tcPr>
+          <w:p>
+            <w:pPr>
+              <w:ind w:firstLine="0"/>
+              <w:jc w:val="center"/>
+              <w:rPr>
+                <w:lang w:val="sr-Latn-RS"/>
+              </w:rPr>
+            </w:pPr>
+            <w:r>
+              <w:rPr>
+                <w:lang w:val="sr-Latn-RS"/>
+              </w:rPr>
+              <w:t>0</w:t>
+            </w:r>
+          </w:p>
+        </w:tc>
+        <w:tc>
+          <w:tcPr>
+            <w:tcW w:w="551" w:type="dxa"/>
+            <w:vAlign w:val="center"/>
+          </w:tcPr>
+          <w:p>
+            <w:pPr>
+              <w:ind w:firstLine="0"/>
+              <w:jc w:val="center"/>
+              <w:rPr>
+                <w:lang w:val="sr-Latn-RS"/>
+              </w:rPr>
+            </w:pPr>
+            <w:r>
+              <w:rPr>
+                <w:lang w:val="sr-Latn-RS"/>
+              </w:rPr>
+              <w:t>0</w:t>
+            </w:r>
+          </w:p>
+        </w:tc>
+        <w:tc>
+          <w:tcPr>
+            <w:tcW w:w="788" w:type="dxa"/>
+            <w:vAlign w:val="center"/>
+          </w:tcPr>
+          <w:p>
+            <w:pPr>
+              <w:ind w:firstLine="0"/>
+              <w:jc w:val="center"/>
+              <w:rPr>
+                <w:lang w:val="sr-Latn-RS"/>
+              </w:rPr>
+            </w:pPr>
+            <w:r>
+              <w:rPr>
+                <w:lang w:val="sr-Latn-RS"/>
+              </w:rPr>
+              <w:t>0</w:t>
+            </w:r>
+          </w:p>
+        </w:tc>
+      </w:tr>
+      <w:tr>
+        <w:trPr>
+          <w:trHeight w:hRule="exact" w:val="288"/>
+        </w:trPr>
+        <w:tc>
+          <w:tcPr>
+            <w:tcW w:w="551" w:type="dxa"/>
+            <w:vAlign w:val="center"/>
+          </w:tcPr>
+          <w:p>
+            <w:pPr>
+              <w:ind w:firstLine="0"/>
+              <w:jc w:val="center"/>
+              <w:rPr>
+                <w:lang w:val="sr-Latn-RS"/>
+              </w:rPr>
+            </w:pPr>
+            <w:r>
+              <w:rPr>
+                <w:lang w:val="sr-Latn-RS"/>
+              </w:rPr>
+              <w:t>0</w:t>
+            </w:r>
+          </w:p>
+        </w:tc>
+        <w:tc>
+          <w:tcPr>
+            <w:tcW w:w="551" w:type="dxa"/>
+            <w:vAlign w:val="center"/>
+          </w:tcPr>
+          <w:p>
+            <w:pPr>
+              <w:ind w:firstLine="0"/>
+              <w:jc w:val="center"/>
+              <w:rPr>
+                <w:lang w:val="sr-Latn-RS"/>
+              </w:rPr>
+            </w:pPr>
+            <w:r>
+              <w:rPr>
+                <w:lang w:val="sr-Latn-RS"/>
+              </w:rPr>
+              <w:t>1</w:t>
+            </w:r>
+          </w:p>
+        </w:tc>
+        <w:tc>
+          <w:tcPr>
+            <w:tcW w:w="788" w:type="dxa"/>
+            <w:vAlign w:val="center"/>
+          </w:tcPr>
+          <w:p>
+            <w:pPr>
+              <w:ind w:firstLine="0"/>
+              <w:jc w:val="center"/>
+              <w:rPr>
+                <w:lang w:val="sr-Latn-RS"/>
+              </w:rPr>
+            </w:pPr>
+            <w:r>
+              <w:rPr>
+                <w:lang w:val="sr-Latn-RS"/>
+              </w:rPr>
+              <w:t>0</w:t>
+            </w:r>
+          </w:p>
+        </w:tc>
+      </w:tr>
+      <w:tr>
+        <w:trPr>
+          <w:trHeight w:hRule="exact" w:val="288"/>
+        </w:trPr>
+        <w:tc>
+          <w:tcPr>
+            <w:tcW w:w="551" w:type="dxa"/>
+            <w:vAlign w:val="center"/>
+          </w:tcPr>
+          <w:p>
+            <w:pPr>
+              <w:ind w:firstLine="0"/>
+              <w:jc w:val="center"/>
+              <w:rPr>
+                <w:lang w:val="sr-Latn-RS"/>
+              </w:rPr>
+            </w:pPr>
+            <w:r>
+              <w:rPr>
+                <w:lang w:val="sr-Latn-RS"/>
+              </w:rPr>
+              <w:t>1</w:t>
+            </w:r>
+          </w:p>
+        </w:tc>
+        <w:tc>
+          <w:tcPr>
+            <w:tcW w:w="551" w:type="dxa"/>
+            <w:vAlign w:val="center"/>
+          </w:tcPr>
+          <w:p>
+            <w:pPr>
+              <w:ind w:firstLine="0"/>
+              <w:jc w:val="center"/>
+              <w:rPr>
+                <w:lang w:val="sr-Latn-RS"/>
+              </w:rPr>
+            </w:pPr>
+            <w:r>
+              <w:rPr>
+                <w:lang w:val="sr-Latn-RS"/>
+              </w:rPr>
+              <w:t>0</w:t>
+            </w:r>
+          </w:p>
+        </w:tc>
+        <w:tc>
+          <w:tcPr>
+            <w:tcW w:w="788" w:type="dxa"/>
+            <w:vAlign w:val="center"/>
+          </w:tcPr>
+          <w:p>
+            <w:pPr>
+              <w:ind w:firstLine="0"/>
+              <w:jc w:val="center"/>
+              <w:rPr>
+                <w:lang w:val="sr-Latn-RS"/>
+              </w:rPr>
+            </w:pPr>
+            <w:r>
+              <w:rPr>
+                <w:lang w:val="sr-Latn-RS"/>
+              </w:rPr>
+              <w:t>0</w:t>
+            </w:r>
+          </w:p>
+        </w:tc>
+      </w:tr>
+      <w:tr>
+        <w:trPr>
+          <w:trHeight w:hRule="exact" w:val="301"/>
+        </w:trPr>
+        <w:tc>
+          <w:tcPr>
+            <w:tcW w:w="551" w:type="dxa"/>
+            <w:vAlign w:val="center"/>
+          </w:tcPr>
+          <w:p>
+            <w:pPr>
+              <w:ind w:firstLine="0"/>
+              <w:jc w:val="center"/>
+              <w:rPr>
+                <w:lang w:val="sr-Latn-RS"/>
+              </w:rPr>
+            </w:pPr>
+            <w:r>
+              <w:rPr>
+                <w:lang w:val="sr-Latn-RS"/>
+              </w:rPr>
+              <w:t>1</w:t>
+            </w:r>
+          </w:p>
+        </w:tc>
+        <w:tc>
+          <w:tcPr>
+            <w:tcW w:w="551" w:type="dxa"/>
+            <w:vAlign w:val="center"/>
+          </w:tcPr>
+          <w:p>
+            <w:pPr>
+              <w:ind w:firstLine="0"/>
+              <w:jc w:val="center"/>
+              <w:rPr>
+                <w:lang w:val="sr-Latn-RS"/>
+              </w:rPr>
+            </w:pPr>
+            <w:r>
+              <w:rPr>
+                <w:lang w:val="sr-Latn-RS"/>
+              </w:rPr>
+              <w:t>1</w:t>
+            </w:r>
+          </w:p>
+        </w:tc>
+        <w:tc>
+          <w:tcPr>
+            <w:tcW w:w="788" w:type="dxa"/>
+            <w:vAlign w:val="center"/>
+          </w:tcPr>
+          <w:p>
+            <w:pPr>
+              <w:ind w:firstLine="0"/>
+              <w:jc w:val="center"/>
+              <w:rPr>
+                <w:lang w:val="sr-Latn-RS"/>
+              </w:rPr>
+            </w:pPr>
+            <w:r>
+              <w:rPr>
+                <w:lang w:val="sr-Latn-RS"/>
+              </w:rPr>
+              <w:t>1</w:t>
+            </w:r>
+          </w:p>
+        </w:tc>
+      </w:tr>
+    </w:tbl>
+    <w:tbl>
+      <w:tblPr>
+        <w:tblStyle w:val="TableGrid"/>
+        <w:tblpPr w:leftFromText="180" w:rightFromText="180" w:vertAnchor="text" w:horzAnchor="page" w:tblpX="2437" w:tblpY="-117"/>
+        <w:tblW w:w="0" w:type="auto"/>
+        <w:tblLook w:val="04A0" w:firstRow="1" w:lastRow="0" w:firstColumn="1" w:lastColumn="0" w:noHBand="0" w:noVBand="1"/>
+      </w:tblPr>
+      <w:tblGrid>
+        <w:gridCol w:w="551"/>
+        <w:gridCol w:w="551"/>
+        <w:gridCol w:w="788"/>
+      </w:tblGrid>
+      <w:tr>
+        <w:trPr>
+          <w:trHeight w:hRule="exact" w:val="288"/>
+        </w:trPr>
+        <w:tc>
+          <w:tcPr>
+            <w:tcW w:w="551" w:type="dxa"/>
+            <w:vAlign w:val="center"/>
+          </w:tcPr>
+          <w:p>
+            <w:pPr>
+              <w:ind w:firstLine="0"/>
+              <w:jc w:val="center"/>
+              <w:rPr>
+                <w:vertAlign w:val="subscript"/>
+                <w:lang w:val="sr-Latn-RS"/>
+              </w:rPr>
+            </w:pPr>
+            <w:r>
+              <w:rPr>
+                <w:lang w:val="sr-Latn-RS"/>
+              </w:rPr>
+              <w:t>x</w:t>
+            </w:r>
+            <w:r>
+              <w:rPr>
+                <w:vertAlign w:val="subscript"/>
+                <w:lang w:val="sr-Latn-RS"/>
+              </w:rPr>
+              <w:t>1</w:t>
+            </w:r>
+          </w:p>
+        </w:tc>
+        <w:tc>
+          <w:tcPr>
+            <w:tcW w:w="551" w:type="dxa"/>
+            <w:vAlign w:val="center"/>
+          </w:tcPr>
+          <w:p>
+            <w:pPr>
+              <w:ind w:firstLine="0"/>
+              <w:rPr>
+                <w:vertAlign w:val="subscript"/>
+                <w:lang w:val="sr-Latn-RS"/>
+              </w:rPr>
+            </w:pPr>
+            <w:r>
+              <w:rPr>
+                <w:lang w:val="sr-Latn-RS"/>
+              </w:rPr>
+              <w:t>x</w:t>
+            </w:r>
+            <w:r>
+              <w:rPr>
+                <w:vertAlign w:val="subscript"/>
+                <w:lang w:val="sr-Latn-RS"/>
+              </w:rPr>
+              <w:t>2</w:t>
+            </w:r>
+          </w:p>
+        </w:tc>
+        <w:tc>
+          <w:tcPr>
+            <w:tcW w:w="788" w:type="dxa"/>
+            <w:vAlign w:val="center"/>
+          </w:tcPr>
+          <w:p>
+            <w:pPr>
+              <w:ind w:firstLine="0"/>
+              <w:rPr>
+                <w:vertAlign w:val="subscript"/>
+                <w:lang w:val="sr-Latn-RS"/>
+              </w:rPr>
+            </w:pPr>
+            <w:r>
+              <w:rPr>
+                <w:lang w:val="sr-Latn-RS"/>
+              </w:rPr>
+              <w:t>x</w:t>
+            </w:r>
+            <w:r>
+              <w:rPr>
+                <w:vertAlign w:val="subscript"/>
+                <w:lang w:val="sr-Latn-RS"/>
+              </w:rPr>
+              <w:t>1</w:t>
+            </w:r>
+            <w:r>
+              <w:rPr>
+                <w:lang w:val="sr-Latn-RS"/>
+              </w:rPr>
+              <w:t xml:space="preserve"> + x</w:t>
+            </w:r>
+            <w:r>
+              <w:rPr>
+                <w:vertAlign w:val="subscript"/>
+                <w:lang w:val="sr-Latn-RS"/>
+              </w:rPr>
+              <w:t>2</w:t>
+            </w:r>
+          </w:p>
+        </w:tc>
+      </w:tr>
+      <w:tr>
+        <w:trPr>
+          <w:trHeight w:hRule="exact" w:val="288"/>
+        </w:trPr>
+        <w:tc>
+          <w:tcPr>
+            <w:tcW w:w="551" w:type="dxa"/>
+            <w:vAlign w:val="center"/>
+          </w:tcPr>
+          <w:p>
+            <w:pPr>
+              <w:ind w:firstLine="0"/>
+              <w:jc w:val="center"/>
+              <w:rPr>
+                <w:lang w:val="sr-Latn-RS"/>
+              </w:rPr>
+            </w:pPr>
+            <w:r>
+              <w:rPr>
+                <w:lang w:val="sr-Latn-RS"/>
+              </w:rPr>
+              <w:t>0</w:t>
+            </w:r>
+          </w:p>
+        </w:tc>
+        <w:tc>
+          <w:tcPr>
+            <w:tcW w:w="551" w:type="dxa"/>
+            <w:vAlign w:val="center"/>
+          </w:tcPr>
+          <w:p>
+            <w:pPr>
+              <w:ind w:firstLine="0"/>
+              <w:jc w:val="center"/>
+              <w:rPr>
+                <w:lang w:val="sr-Latn-RS"/>
+              </w:rPr>
+            </w:pPr>
+            <w:r>
+              <w:rPr>
+                <w:lang w:val="sr-Latn-RS"/>
+              </w:rPr>
+              <w:t>0</w:t>
+            </w:r>
+          </w:p>
+        </w:tc>
+        <w:tc>
+          <w:tcPr>
+            <w:tcW w:w="788" w:type="dxa"/>
+            <w:vAlign w:val="center"/>
+          </w:tcPr>
+          <w:p>
+            <w:pPr>
+              <w:ind w:firstLine="0"/>
+              <w:jc w:val="center"/>
+              <w:rPr>
+                <w:lang w:val="sr-Latn-RS"/>
+              </w:rPr>
+            </w:pPr>
+            <w:r>
+              <w:rPr>
+                <w:lang w:val="sr-Latn-RS"/>
+              </w:rPr>
+              <w:t>0</w:t>
+            </w:r>
+          </w:p>
+        </w:tc>
+      </w:tr>
+      <w:tr>
+        <w:trPr>
+          <w:trHeight w:hRule="exact" w:val="288"/>
+        </w:trPr>
+        <w:tc>
+          <w:tcPr>
+            <w:tcW w:w="551" w:type="dxa"/>
+            <w:vAlign w:val="center"/>
+          </w:tcPr>
+          <w:p>
+            <w:pPr>
+              <w:ind w:firstLine="0"/>
+              <w:jc w:val="center"/>
+              <w:rPr>
+                <w:lang w:val="sr-Latn-RS"/>
+              </w:rPr>
+            </w:pPr>
+            <w:r>
+              <w:rPr>
+                <w:lang w:val="sr-Latn-RS"/>
+              </w:rPr>
+              <w:t>0</w:t>
+            </w:r>
+          </w:p>
+        </w:tc>
+        <w:tc>
+          <w:tcPr>
+            <w:tcW w:w="551" w:type="dxa"/>
+            <w:vAlign w:val="center"/>
+          </w:tcPr>
+          <w:p>
+            <w:pPr>
+              <w:ind w:firstLine="0"/>
+              <w:jc w:val="center"/>
+              <w:rPr>
+                <w:lang w:val="sr-Latn-RS"/>
+              </w:rPr>
+            </w:pPr>
+            <w:r>
+              <w:rPr>
+                <w:lang w:val="sr-Latn-RS"/>
+              </w:rPr>
+              <w:t>1</w:t>
+            </w:r>
+          </w:p>
+        </w:tc>
+        <w:tc>
+          <w:tcPr>
+            <w:tcW w:w="788" w:type="dxa"/>
+            <w:vAlign w:val="center"/>
+          </w:tcPr>
+          <w:p>
+            <w:pPr>
+              <w:ind w:firstLine="0"/>
+              <w:jc w:val="center"/>
+              <w:rPr>
+                <w:lang w:val="sr-Latn-RS"/>
+              </w:rPr>
+            </w:pPr>
+            <w:r>
+              <w:rPr>
+                <w:lang w:val="sr-Latn-RS"/>
+              </w:rPr>
+              <w:t>1</w:t>
+            </w:r>
+          </w:p>
+        </w:tc>
+      </w:tr>
+      <w:tr>
+        <w:trPr>
+          <w:trHeight w:hRule="exact" w:val="288"/>
+        </w:trPr>
+        <w:tc>
+          <w:tcPr>
+            <w:tcW w:w="551" w:type="dxa"/>
+            <w:vAlign w:val="center"/>
+          </w:tcPr>
+          <w:p>
+            <w:pPr>
+              <w:ind w:firstLine="0"/>
+              <w:jc w:val="center"/>
+              <w:rPr>
+                <w:lang w:val="sr-Latn-RS"/>
+              </w:rPr>
+            </w:pPr>
+            <w:r>
+              <w:rPr>
+                <w:lang w:val="sr-Latn-RS"/>
+              </w:rPr>
+              <w:t>1</w:t>
+            </w:r>
+          </w:p>
+        </w:tc>
+        <w:tc>
+          <w:tcPr>
+            <w:tcW w:w="551" w:type="dxa"/>
+            <w:vAlign w:val="center"/>
+          </w:tcPr>
+          <w:p>
+            <w:pPr>
+              <w:ind w:firstLine="0"/>
+              <w:jc w:val="center"/>
+              <w:rPr>
+                <w:lang w:val="sr-Latn-RS"/>
+              </w:rPr>
+            </w:pPr>
+            <w:r>
+              <w:rPr>
+                <w:lang w:val="sr-Latn-RS"/>
+              </w:rPr>
+              <w:t>0</w:t>
+            </w:r>
+          </w:p>
+        </w:tc>
+        <w:tc>
+          <w:tcPr>
+            <w:tcW w:w="788" w:type="dxa"/>
+            <w:vAlign w:val="center"/>
+          </w:tcPr>
+          <w:p>
+            <w:pPr>
+              <w:ind w:firstLine="0"/>
+              <w:jc w:val="center"/>
+              <w:rPr>
+                <w:lang w:val="sr-Latn-RS"/>
+              </w:rPr>
+            </w:pPr>
+            <w:r>
+              <w:rPr>
+                <w:lang w:val="sr-Latn-RS"/>
+              </w:rPr>
+              <w:t>1</w:t>
+            </w:r>
+          </w:p>
+        </w:tc>
+      </w:tr>
+      <w:tr>
+        <w:trPr>
+          <w:trHeight w:hRule="exact" w:val="288"/>
+        </w:trPr>
+        <w:tc>
+          <w:tcPr>
+            <w:tcW w:w="551" w:type="dxa"/>
+            <w:vAlign w:val="center"/>
+          </w:tcPr>
+          <w:p>
+            <w:pPr>
+              <w:ind w:firstLine="0"/>
+              <w:jc w:val="center"/>
+              <w:rPr>
+                <w:lang w:val="sr-Latn-RS"/>
+              </w:rPr>
+            </w:pPr>
+            <w:r>
+              <w:rPr>
+                <w:lang w:val="sr-Latn-RS"/>
+              </w:rPr>
+              <w:t>1</w:t>
+            </w:r>
+          </w:p>
+        </w:tc>
+        <w:tc>
+          <w:tcPr>
+            <w:tcW w:w="551" w:type="dxa"/>
+            <w:vAlign w:val="center"/>
+          </w:tcPr>
+          <w:p>
+            <w:pPr>
+              <w:ind w:firstLine="0"/>
+              <w:jc w:val="center"/>
+              <w:rPr>
+                <w:lang w:val="sr-Latn-RS"/>
+              </w:rPr>
+            </w:pPr>
+            <w:r>
+              <w:rPr>
+                <w:lang w:val="sr-Latn-RS"/>
+              </w:rPr>
+              <w:t>1</w:t>
+            </w:r>
+          </w:p>
+        </w:tc>
+        <w:tc>
+          <w:tcPr>
+            <w:tcW w:w="788" w:type="dxa"/>
+            <w:vAlign w:val="center"/>
+          </w:tcPr>
+          <w:p>
+            <w:pPr>
+              <w:ind w:firstLine="0"/>
+              <w:jc w:val="center"/>
+              <w:rPr>
+                <w:lang w:val="sr-Latn-RS"/>
+              </w:rPr>
+            </w:pPr>
+            <w:r>
+              <w:rPr>
+                <w:lang w:val="sr-Latn-RS"/>
+              </w:rPr>
+              <w:t>0</w:t>
+            </w:r>
+          </w:p>
+        </w:tc>
+      </w:tr>
+    </w:tbl>
+    <w:p>
+      <w:pPr>
+        <w:rPr>
+          <w:lang w:val="sr-Latn-RS"/>
+        </w:rPr>
+      </w:pPr>
+    </w:p>
+    <w:p>
+      <w:pPr>
+        <w:rPr>
+          <w:lang w:val="sr-Latn-RS"/>
+        </w:rPr>
+      </w:pPr>
+    </w:p>
+    <w:p>
+      <w:pPr>
+        <w:ind w:firstLine="0"/>
+        <w:rPr>
+          <w:lang w:val="sr-Latn-RS" w:bidi="he-IL"/>
+        </w:rPr>
+      </w:pPr>
+    </w:p>
+    <w:p>
+      <w:pPr>
+        <w:ind w:firstLine="0"/>
         <w:rPr>
           <w:rFonts w:ascii="Cambria" w:eastAsia="Calibri" w:hAnsi="Cambria"/>
           <w:color w:val="4F81BD"/>
@@ -2196,12 +3585,56 @@
           <w:lang w:val="sr-Latn-RS" w:bidi="he-IL"/>
         </w:rPr>
       </w:pPr>
-      <w:r>
-        <w:rPr>
-          <w:lang w:val="sr-Latn-RS" w:bidi="he-IL"/>
-        </w:rPr>
-        <w:br w:type="page"/>
-      </w:r>
+    </w:p>
+    <w:p>
+      <w:pPr>
+        <w:jc w:val="left"/>
+      </w:pPr>
+      <w:r>
+        <w:rPr>
+          <w:b/>
+        </w:rPr>
+        <w:t>Primer 2.1</w:t>
+      </w:r>
+      <w:r>
+        <w:t>: Težina kodnih reči i Hemingovo rastojanje</w:t>
+      </w:r>
+    </w:p>
+    <w:p>
+      <w:pPr>
+        <w:ind w:firstLine="0"/>
+        <w:jc w:val="left"/>
+        <w:rPr>
+          <w:rFonts w:ascii="Cambria" w:eastAsia="Calibri" w:hAnsi="Cambria"/>
+          <w:color w:val="4F81BD"/>
+          <w:sz w:val="26"/>
+          <w:szCs w:val="26"/>
+          <w:lang w:val="sr-Latn-RS" w:bidi="he-IL"/>
+        </w:rPr>
+      </w:pPr>
+      <w:r>
+        <w:t xml:space="preserve">Kodna reč 1001100 ima težinu 3, a težina reči 1000000 je jednaka 1. </w:t>
+      </w:r>
+      <w:r>
+        <w:br/>
+        <w:t>Hemingovo rastojanje d(1001100, 1000000) = 2</w:t>
+      </w:r>
+      <w:r>
+        <w:br/>
+        <w:t>Težina razlike 1001100 – 1000000 = 0001100 takođe je jednaka 2.</w:t>
+      </w:r>
+    </w:p>
+    <w:p>
+      <w:pPr>
+        <w:ind w:firstLine="0"/>
+        <w:rPr>
+          <w:rFonts w:ascii="Cambria" w:eastAsia="Calibri" w:hAnsi="Cambria"/>
+          <w:color w:val="4F81BD"/>
+          <w:sz w:val="26"/>
+          <w:szCs w:val="26"/>
+          <w:lang w:val="sr-Latn-RS" w:bidi="he-IL"/>
+        </w:rPr>
+      </w:pPr>
     </w:p>
     <w:p>
       <w:pPr>
@@ -2215,43 +3648,1849 @@
         <w:rPr>
           <w:lang w:val="sr-Latn-RS"/>
         </w:rPr>
+        <w:t>2</w:t>
+      </w:r>
+      <w:r>
+        <w:rPr>
+          <w:lang w:val="sr-Latn-RS"/>
+        </w:rPr>
+        <w:t>.2</w:t>
+      </w:r>
+      <w:r>
+        <w:rPr>
+          <w:lang w:val="sr-Latn-RS"/>
+        </w:rPr>
+        <w:t xml:space="preserve"> Matrični opis</w:t>
+      </w:r>
+      <w:bookmarkEnd w:id="10"/>
+    </w:p>
+    <w:p>
+      <w:pPr>
+        <w:rPr>
+          <w:lang w:val="sr-Latn-RS" w:bidi="he-IL"/>
+        </w:rPr>
+      </w:pPr>
+      <w:r>
+        <w:rPr>
+          <w:lang w:val="sr-Latn-RS" w:bidi="he-IL"/>
+        </w:rPr>
+        <w:t xml:space="preserve"> </w:t>
+      </w:r>
+    </w:p>
+    <w:p>
+      <w:pPr>
+        <w:rPr>
+          <w:lang w:val="sr-Latn-RS"/>
+        </w:rPr>
+      </w:pPr>
+      <w:r>
+        <w:rPr>
+          <w:lang w:val="sr-Latn-RS"/>
+        </w:rPr>
+        <w:t xml:space="preserve">Linearni kod može se opisati skupom linearno nezavisnih vektora čijim se sabiranjem dobijaju svi vektori prostora. Za kod (n, k) važi da je dimenzija prostora jednaka n, a dimenzija potprostora je k, pa važi i to da je broj gore navedenih vektora jednak n, odnosno dimenziji prostora. </w:t>
+      </w:r>
+      <w:r>
+        <w:rPr>
+          <w:lang w:val="sr-Latn-RS"/>
+        </w:rPr>
+        <w:t xml:space="preserve">Vektori se mogu predstaviti matricom dimenzija </w:t>
+      </w:r>
+      <w:r>
+        <w:rPr>
+          <w:i/>
+          <w:lang w:val="sr-Latn-RS"/>
+        </w:rPr>
+        <w:t>k</w:t>
+      </w:r>
+      <m:oMath>
+        <m:r>
+          <w:rPr>
+            <w:rFonts w:ascii="Cambria Math" w:hAnsi="Cambria Math"/>
+            <w:lang w:val="sr-Latn-RS"/>
+          </w:rPr>
+          <m:t>×</m:t>
+        </m:r>
+      </m:oMath>
+      <w:r>
+        <w:rPr>
+          <w:i/>
+          <w:lang w:val="sr-Latn-RS"/>
+        </w:rPr>
+        <w:t>n</w:t>
+      </w:r>
+      <w:r>
+        <w:rPr>
+          <w:i/>
+          <w:lang w:val="sr-Latn-RS"/>
+        </w:rPr>
+        <w:t xml:space="preserve">, </w:t>
+      </w:r>
+      <w:r>
+        <w:rPr>
+          <w:lang w:val="sr-Latn-RS"/>
+        </w:rPr>
+        <w:t xml:space="preserve">koja se još naziva i </w:t>
+      </w:r>
+      <w:r>
+        <w:rPr>
+          <w:b/>
+          <w:lang w:val="sr-Latn-RS"/>
+        </w:rPr>
+        <w:t>generišuća matrica</w:t>
+      </w:r>
+      <w:r>
+        <w:rPr>
+          <w:lang w:val="sr-Latn-RS"/>
+        </w:rPr>
+        <w:t>.</w:t>
+      </w:r>
+      <w:r>
+        <w:rPr>
+          <w:lang w:val="sr-Latn-RS"/>
+        </w:rPr>
+        <w:t xml:space="preserve"> Njen rang je k i ima linearno nezavisne vrste.</w:t>
+      </w:r>
+    </w:p>
+    <w:p>
+      <w:pPr>
+        <w:rPr>
+          <w:lang w:val="sr-Latn-RS"/>
+        </w:rPr>
+      </w:pPr>
+      <w:r>
+        <w:rPr>
+          <w:lang w:val="sr-Latn-RS"/>
+        </w:rPr>
         <w:lastRenderedPageBreak/>
+        <w:t xml:space="preserve">Množenjem informacione poruke </w:t>
+      </w:r>
+      <w:r>
+        <w:rPr>
+          <w:b/>
+          <w:lang w:val="sr-Latn-RS"/>
+        </w:rPr>
+        <w:t>i</w:t>
+      </w:r>
+      <w:r>
+        <w:rPr>
+          <w:lang w:val="sr-Latn-RS"/>
+        </w:rPr>
+        <w:t xml:space="preserve">, dužine k i generišuće matrice </w:t>
+      </w:r>
+      <w:r>
+        <w:rPr>
+          <w:b/>
+          <w:lang w:val="sr-Latn-RS"/>
+        </w:rPr>
+        <w:t>G</w:t>
+      </w:r>
+      <w:r>
+        <w:rPr>
+          <w:lang w:val="sr-Latn-RS"/>
+        </w:rPr>
+        <w:t xml:space="preserve">, dobija se kodna reč </w:t>
+      </w:r>
+      <w:r>
+        <w:rPr>
+          <w:b/>
+          <w:lang w:val="sr-Latn-RS"/>
+        </w:rPr>
+        <w:t>c</w:t>
+      </w:r>
+      <w:r>
+        <w:rPr>
+          <w:lang w:val="sr-Latn-RS"/>
+        </w:rPr>
+        <w:t>, dužine n.</w:t>
+      </w:r>
+    </w:p>
+    <w:p>
+      <w:pPr>
+        <w:jc w:val="right"/>
+        <w:rPr>
+          <w:lang w:val="sr-Latn-RS"/>
+        </w:rPr>
+      </w:pPr>
+      <w:r>
+        <w:rPr>
+          <w:rFonts w:ascii="Cambria Math" w:hAnsi="Cambria Math"/>
+          <w:lang w:val="sr-Latn-RS"/>
+        </w:rPr>
+        <w:t>i = i</w:t>
+      </w:r>
+      <w:r>
+        <w:rPr>
+          <w:rFonts w:ascii="Cambria Math" w:hAnsi="Cambria Math"/>
+          <w:vertAlign w:val="subscript"/>
+          <w:lang w:val="sr-Latn-RS"/>
+        </w:rPr>
+        <w:t>1</w:t>
+      </w:r>
+      <w:r>
+        <w:rPr>
+          <w:rFonts w:ascii="Cambria Math" w:hAnsi="Cambria Math"/>
+          <w:lang w:val="sr-Latn-RS"/>
+        </w:rPr>
+        <w:t>i</w:t>
+      </w:r>
+      <w:r>
+        <w:rPr>
+          <w:rFonts w:ascii="Cambria Math" w:hAnsi="Cambria Math"/>
+          <w:vertAlign w:val="subscript"/>
+          <w:lang w:val="sr-Latn-RS"/>
+        </w:rPr>
         <w:t>2</w:t>
       </w:r>
       <w:r>
         <w:rPr>
-          <w:lang w:val="sr-Latn-RS"/>
-        </w:rPr>
-        <w:t>.2</w:t>
-      </w:r>
-      <w:r>
-        <w:rPr>
-          <w:lang w:val="sr-Latn-RS"/>
-        </w:rPr>
-        <w:t xml:space="preserve"> Matrični opis</w:t>
-      </w:r>
-      <w:bookmarkEnd w:id="10"/>
-    </w:p>
-    <w:p>
-      <w:pPr>
-        <w:rPr>
-          <w:lang w:val="sr-Latn-RS" w:bidi="he-IL"/>
-        </w:rPr>
-      </w:pPr>
-    </w:p>
-    <w:p>
-      <w:pPr>
-        <w:rPr>
-          <w:lang w:val="sr-Latn-RS"/>
-        </w:rPr>
-      </w:pPr>
-    </w:p>
-    <w:p>
-      <w:pPr>
-        <w:rPr>
-          <w:lang w:val="sr-Latn-RS" w:bidi="he-IL"/>
-        </w:rPr>
-      </w:pPr>
+          <w:rFonts w:ascii="Cambria Math" w:hAnsi="Cambria Math"/>
+          <w:lang w:val="sr-Latn-RS"/>
+        </w:rPr>
+        <w:t>i</w:t>
+      </w:r>
+      <w:r>
+        <w:rPr>
+          <w:rFonts w:ascii="Cambria Math" w:hAnsi="Cambria Math"/>
+          <w:vertAlign w:val="subscript"/>
+          <w:lang w:val="sr-Latn-RS"/>
+        </w:rPr>
+        <w:t>3</w:t>
+      </w:r>
+      <w:r>
+        <w:rPr>
+          <w:rFonts w:ascii="Cambria Math" w:hAnsi="Cambria Math"/>
+          <w:lang w:val="sr-Latn-RS"/>
+        </w:rPr>
+        <w:t>...i</w:t>
+      </w:r>
+      <w:r>
+        <w:rPr>
+          <w:rFonts w:ascii="Cambria Math" w:hAnsi="Cambria Math"/>
+          <w:vertAlign w:val="subscript"/>
+          <w:lang w:val="sr-Latn-RS"/>
+        </w:rPr>
+        <w:t>k</w:t>
+      </w:r>
+      <w:r>
+        <w:rPr>
+          <w:lang w:val="sr-Latn-RS"/>
+        </w:rPr>
+        <w:tab/>
+      </w:r>
+      <w:r>
+        <w:rPr>
+          <w:lang w:val="sr-Latn-RS"/>
+        </w:rPr>
+        <w:tab/>
+      </w:r>
+      <w:r>
+        <w:rPr>
+          <w:lang w:val="sr-Latn-RS"/>
+        </w:rPr>
+        <w:tab/>
+      </w:r>
+      <w:r>
+        <w:rPr>
+          <w:lang w:val="sr-Latn-RS"/>
+        </w:rPr>
+        <w:tab/>
+      </w:r>
+      <w:r>
+        <w:rPr>
+          <w:lang w:val="sr-Latn-RS"/>
+        </w:rPr>
+        <w:tab/>
+        <w:t>(2.1)</w:t>
+      </w:r>
+    </w:p>
+    <w:p>
+      <w:pPr>
+        <w:jc w:val="right"/>
+        <w:rPr>
+          <w:lang w:val="sr-Latn-RS"/>
+        </w:rPr>
+      </w:pPr>
+    </w:p>
+    <w:p>
+      <w:pPr>
+        <w:jc w:val="right"/>
+        <w:rPr>
+          <w:lang w:val="sr-Latn-RS"/>
+        </w:rPr>
+      </w:pPr>
+      <m:oMath>
+        <m:r>
+          <w:rPr>
+            <w:rFonts w:ascii="Cambria Math" w:hAnsi="Cambria Math"/>
+            <w:lang w:val="sr-Latn-RS"/>
+          </w:rPr>
+          <m:t>G=</m:t>
+        </m:r>
+        <m:d>
+          <m:dPr>
+            <m:begChr m:val="["/>
+            <m:endChr m:val="]"/>
+            <m:ctrlPr>
+              <w:rPr>
+                <w:rFonts w:ascii="Cambria Math" w:hAnsi="Cambria Math"/>
+                <w:i/>
+                <w:lang w:val="sr-Latn-RS"/>
+              </w:rPr>
+            </m:ctrlPr>
+          </m:dPr>
+          <m:e>
+            <m:d>
+              <m:dPr>
+                <m:begChr m:val="["/>
+                <m:endChr m:val="]"/>
+                <m:ctrlPr>
+                  <w:rPr>
+                    <w:rFonts w:ascii="Cambria Math" w:hAnsi="Cambria Math"/>
+                    <w:i/>
+                    <w:lang w:val="sr-Latn-RS"/>
+                  </w:rPr>
+                </m:ctrlPr>
+              </m:dPr>
+              <m:e>
+                <m:m>
+                  <m:mPr>
+                    <m:mcs>
+                      <m:mc>
+                        <m:mcPr>
+                          <m:count m:val="3"/>
+                          <m:mcJc m:val="center"/>
+                        </m:mcPr>
+                      </m:mc>
+                    </m:mcs>
+                    <m:ctrlPr>
+                      <w:rPr>
+                        <w:rFonts w:ascii="Cambria Math" w:hAnsi="Cambria Math"/>
+                        <w:i/>
+                        <w:lang w:val="sr-Latn-RS"/>
+                      </w:rPr>
+                    </m:ctrlPr>
+                  </m:mPr>
+                  <m:mr>
+                    <m:e>
+                      <m:sSub>
+                        <m:sSubPr>
+                          <m:ctrlPr>
+                            <w:rPr>
+                              <w:rFonts w:ascii="Cambria Math" w:hAnsi="Cambria Math"/>
+                              <w:i/>
+                              <w:lang w:val="sr-Latn-RS"/>
+                            </w:rPr>
+                          </m:ctrlPr>
+                        </m:sSubPr>
+                        <m:e>
+                          <m:r>
+                            <w:rPr>
+                              <w:rFonts w:ascii="Cambria Math" w:hAnsi="Cambria Math"/>
+                              <w:lang w:val="sr-Latn-RS"/>
+                            </w:rPr>
+                            <m:t>g</m:t>
+                          </m:r>
+                        </m:e>
+                        <m:sub>
+                          <m:r>
+                            <w:rPr>
+                              <w:rFonts w:ascii="Cambria Math" w:hAnsi="Cambria Math"/>
+                              <w:lang w:val="sr-Latn-RS"/>
+                            </w:rPr>
+                            <m:t>11</m:t>
+                          </m:r>
+                        </m:sub>
+                      </m:sSub>
+                    </m:e>
+                    <m:e>
+                      <m:r>
+                        <w:rPr>
+                          <w:rFonts w:ascii="Cambria Math" w:hAnsi="Cambria Math"/>
+                          <w:lang w:val="sr-Latn-RS"/>
+                        </w:rPr>
+                        <m:t>⋯</m:t>
+                      </m:r>
+                    </m:e>
+                    <m:e>
+                      <m:sSub>
+                        <m:sSubPr>
+                          <m:ctrlPr>
+                            <w:rPr>
+                              <w:rFonts w:ascii="Cambria Math" w:hAnsi="Cambria Math"/>
+                              <w:i/>
+                              <w:lang w:val="sr-Latn-RS"/>
+                            </w:rPr>
+                          </m:ctrlPr>
+                        </m:sSubPr>
+                        <m:e>
+                          <m:r>
+                            <w:rPr>
+                              <w:rFonts w:ascii="Cambria Math" w:hAnsi="Cambria Math"/>
+                              <w:lang w:val="sr-Latn-RS"/>
+                            </w:rPr>
+                            <m:t>g</m:t>
+                          </m:r>
+                        </m:e>
+                        <m:sub>
+                          <m:r>
+                            <w:rPr>
+                              <w:rFonts w:ascii="Cambria Math" w:hAnsi="Cambria Math"/>
+                              <w:lang w:val="sr-Latn-RS"/>
+                            </w:rPr>
+                            <m:t>1n</m:t>
+                          </m:r>
+                        </m:sub>
+                      </m:sSub>
+                    </m:e>
+                  </m:mr>
+                  <m:mr>
+                    <m:e>
+                      <m:r>
+                        <w:rPr>
+                          <w:rFonts w:ascii="Cambria Math" w:hAnsi="Cambria Math"/>
+                          <w:lang w:val="sr-Latn-RS"/>
+                        </w:rPr>
+                        <m:t>⋮</m:t>
+                      </m:r>
+                    </m:e>
+                    <m:e>
+                      <m:r>
+                        <w:rPr>
+                          <w:rFonts w:ascii="Cambria Math" w:hAnsi="Cambria Math"/>
+                          <w:lang w:val="sr-Latn-RS"/>
+                        </w:rPr>
+                        <m:t>⋱</m:t>
+                      </m:r>
+                    </m:e>
+                    <m:e>
+                      <m:r>
+                        <w:rPr>
+                          <w:rFonts w:ascii="Cambria Math" w:hAnsi="Cambria Math"/>
+                          <w:lang w:val="sr-Latn-RS"/>
+                        </w:rPr>
+                        <m:t>⋮</m:t>
+                      </m:r>
+                    </m:e>
+                  </m:mr>
+                  <m:mr>
+                    <m:e>
+                      <m:sSub>
+                        <m:sSubPr>
+                          <m:ctrlPr>
+                            <w:rPr>
+                              <w:rFonts w:ascii="Cambria Math" w:hAnsi="Cambria Math"/>
+                              <w:i/>
+                              <w:lang w:val="sr-Latn-RS"/>
+                            </w:rPr>
+                          </m:ctrlPr>
+                        </m:sSubPr>
+                        <m:e>
+                          <m:r>
+                            <w:rPr>
+                              <w:rFonts w:ascii="Cambria Math" w:hAnsi="Cambria Math"/>
+                              <w:lang w:val="sr-Latn-RS"/>
+                            </w:rPr>
+                            <m:t>g</m:t>
+                          </m:r>
+                        </m:e>
+                        <m:sub>
+                          <m:r>
+                            <w:rPr>
+                              <w:rFonts w:ascii="Cambria Math" w:hAnsi="Cambria Math"/>
+                              <w:lang w:val="sr-Latn-RS"/>
+                            </w:rPr>
+                            <m:t>k1</m:t>
+                          </m:r>
+                        </m:sub>
+                      </m:sSub>
+                    </m:e>
+                    <m:e>
+                      <m:r>
+                        <w:rPr>
+                          <w:rFonts w:ascii="Cambria Math" w:hAnsi="Cambria Math"/>
+                          <w:lang w:val="sr-Latn-RS"/>
+                        </w:rPr>
+                        <m:t>⋯</m:t>
+                      </m:r>
+                    </m:e>
+                    <m:e>
+                      <m:sSub>
+                        <m:sSubPr>
+                          <m:ctrlPr>
+                            <w:rPr>
+                              <w:rFonts w:ascii="Cambria Math" w:hAnsi="Cambria Math"/>
+                              <w:i/>
+                              <w:lang w:val="sr-Latn-RS"/>
+                            </w:rPr>
+                          </m:ctrlPr>
+                        </m:sSubPr>
+                        <m:e>
+                          <m:r>
+                            <w:rPr>
+                              <w:rFonts w:ascii="Cambria Math" w:hAnsi="Cambria Math"/>
+                              <w:lang w:val="sr-Latn-RS"/>
+                            </w:rPr>
+                            <m:t>g</m:t>
+                          </m:r>
+                        </m:e>
+                        <m:sub>
+                          <m:r>
+                            <w:rPr>
+                              <w:rFonts w:ascii="Cambria Math" w:hAnsi="Cambria Math"/>
+                              <w:lang w:val="sr-Latn-RS"/>
+                            </w:rPr>
+                            <m:t>kn</m:t>
+                          </m:r>
+                        </m:sub>
+                      </m:sSub>
+                    </m:e>
+                  </m:mr>
+                </m:m>
+              </m:e>
+            </m:d>
+          </m:e>
+        </m:d>
+      </m:oMath>
+      <w:r>
+        <w:rPr>
+          <w:b/>
+          <w:lang w:val="sr-Latn-RS"/>
+        </w:rPr>
+        <w:tab/>
+      </w:r>
+      <w:r>
+        <w:rPr>
+          <w:lang w:val="sr-Latn-RS"/>
+        </w:rPr>
+        <w:tab/>
+      </w:r>
+      <w:r>
+        <w:rPr>
+          <w:lang w:val="sr-Latn-RS"/>
+        </w:rPr>
+        <w:tab/>
+      </w:r>
+      <w:r>
+        <w:rPr>
+          <w:lang w:val="sr-Latn-RS"/>
+        </w:rPr>
+        <w:tab/>
+      </w:r>
+      <w:r>
+        <w:rPr>
+          <w:lang w:val="sr-Latn-RS"/>
+        </w:rPr>
+        <w:tab/>
+        <w:t>(2.2)</w:t>
+      </w:r>
+      <w:r>
+        <w:rPr>
+          <w:lang w:val="sr-Latn-RS"/>
+        </w:rPr>
+        <w:t xml:space="preserve"> </w:t>
+      </w:r>
+    </w:p>
+    <w:p>
+      <w:pPr>
+        <w:jc w:val="right"/>
+        <w:rPr>
+          <w:lang w:val="sr-Latn-RS"/>
+        </w:rPr>
+      </w:pPr>
+    </w:p>
+    <w:p>
+      <w:pPr>
+        <w:ind w:left="720" w:firstLine="720"/>
+        <w:jc w:val="right"/>
+        <w:rPr>
+          <w:lang w:val="sr-Latn-RS"/>
+        </w:rPr>
+      </w:pPr>
+      <w:r>
+        <w:rPr>
+          <w:rFonts w:ascii="Cambria Math" w:hAnsi="Cambria Math"/>
+          <w:lang w:val="sr-Latn-RS"/>
+        </w:rPr>
+        <w:t>c = i * G</w:t>
+      </w:r>
+      <w:r>
+        <w:rPr>
+          <w:rFonts w:ascii="Cambria Math" w:hAnsi="Cambria Math"/>
+          <w:lang w:val="sr-Latn-RS"/>
+        </w:rPr>
+        <w:t xml:space="preserve">  </w:t>
+      </w:r>
+      <w:r>
+        <w:rPr>
+          <w:lang w:val="sr-Latn-RS"/>
+        </w:rPr>
+        <w:t xml:space="preserve"> </w:t>
+      </w:r>
+      <w:r>
+        <w:rPr>
+          <w:lang w:val="sr-Latn-RS"/>
+        </w:rPr>
+        <w:tab/>
+      </w:r>
+      <w:r>
+        <w:rPr>
+          <w:lang w:val="sr-Latn-RS"/>
+        </w:rPr>
+        <w:tab/>
+      </w:r>
+      <w:r>
+        <w:rPr>
+          <w:lang w:val="sr-Latn-RS"/>
+        </w:rPr>
+        <w:tab/>
+      </w:r>
+      <w:r>
+        <w:rPr>
+          <w:lang w:val="sr-Latn-RS"/>
+        </w:rPr>
+        <w:tab/>
+      </w:r>
+      <w:r>
+        <w:rPr>
+          <w:lang w:val="sr-Latn-RS"/>
+        </w:rPr>
+        <w:tab/>
+        <w:t>(2.3)</w:t>
+      </w:r>
+    </w:p>
+    <w:p>
+      <w:pPr>
+        <w:ind w:left="720" w:firstLine="720"/>
+        <w:jc w:val="right"/>
+        <w:rPr>
+          <w:lang w:val="sr-Latn-RS"/>
+        </w:rPr>
+      </w:pPr>
+    </w:p>
+    <w:p>
+      <w:pPr>
+        <w:ind w:firstLine="0"/>
+        <w:rPr>
+          <w:lang w:val="sr-Latn-RS"/>
+        </w:rPr>
+      </w:pPr>
+      <w:r>
+        <w:rPr>
+          <w:lang w:val="sr-Latn-RS"/>
+        </w:rPr>
+        <w:t>Zbog svojstva generišuće matrice koje kaže da su njene vrste linearno nezavisne, možemo zaključiti da će svaki različit informacioni vektor imati različitu kodnu reč. Kodna reč c dobijena je sabiranjem vrsta matrice G čiji je redni broj jednak pozicijama na kojima se nalaze jedinice u informacionom vektoru i.</w:t>
+      </w:r>
+      <w:r>
+        <w:rPr>
+          <w:lang w:val="sr-Latn-RS"/>
+        </w:rPr>
+        <w:t xml:space="preserve"> Ukupan broj ovakvih kodnih reči je zbir kombinacija koje nastaju sabiranjem  pojedinačnih vrsta, zatim po dve vrste, po tri vrste itd. Matematički zapisano:</w:t>
+      </w:r>
+    </w:p>
+    <w:p>
+      <w:pPr>
+        <w:rPr>
+          <w:lang w:val="sr-Latn-RS" w:bidi="he-IL"/>
+        </w:rPr>
+      </w:pPr>
+    </w:p>
+    <w:p>
+      <w:pPr>
+        <w:jc w:val="right"/>
+        <w:rPr>
+          <w:lang w:val="sr-Latn-RS" w:bidi="he-IL"/>
+        </w:rPr>
+      </w:pPr>
+      <m:oMath>
+        <m:d>
+          <m:dPr>
+            <m:ctrlPr>
+              <w:rPr>
+                <w:rFonts w:ascii="Cambria Math" w:hAnsi="Cambria Math"/>
+                <w:i/>
+                <w:lang w:val="sr-Latn-RS" w:bidi="he-IL"/>
+              </w:rPr>
+            </m:ctrlPr>
+          </m:dPr>
+          <m:e>
+            <m:f>
+              <m:fPr>
+                <m:type m:val="noBar"/>
+                <m:ctrlPr>
+                  <w:rPr>
+                    <w:rFonts w:ascii="Cambria Math" w:hAnsi="Cambria Math"/>
+                    <w:i/>
+                    <w:lang w:val="sr-Latn-RS" w:bidi="he-IL"/>
+                  </w:rPr>
+                </m:ctrlPr>
+              </m:fPr>
+              <m:num>
+                <m:r>
+                  <w:rPr>
+                    <w:rFonts w:ascii="Cambria Math" w:hAnsi="Cambria Math"/>
+                    <w:lang w:val="sr-Latn-RS" w:bidi="he-IL"/>
+                  </w:rPr>
+                  <m:t>k</m:t>
+                </m:r>
+              </m:num>
+              <m:den>
+                <m:r>
+                  <w:rPr>
+                    <w:rFonts w:ascii="Cambria Math" w:hAnsi="Cambria Math"/>
+                    <w:lang w:val="sr-Latn-RS" w:bidi="he-IL"/>
+                  </w:rPr>
+                  <m:t>0</m:t>
+                </m:r>
+              </m:den>
+            </m:f>
+          </m:e>
+        </m:d>
+        <m:r>
+          <w:rPr>
+            <w:rFonts w:ascii="Cambria Math" w:hAnsi="Cambria Math"/>
+            <w:lang w:val="sr-Latn-RS" w:bidi="he-IL"/>
+          </w:rPr>
+          <m:t>+</m:t>
+        </m:r>
+        <m:d>
+          <m:dPr>
+            <m:ctrlPr>
+              <w:rPr>
+                <w:rFonts w:ascii="Cambria Math" w:hAnsi="Cambria Math"/>
+                <w:i/>
+                <w:lang w:val="sr-Latn-RS" w:bidi="he-IL"/>
+              </w:rPr>
+            </m:ctrlPr>
+          </m:dPr>
+          <m:e>
+            <m:f>
+              <m:fPr>
+                <m:type m:val="noBar"/>
+                <m:ctrlPr>
+                  <w:rPr>
+                    <w:rFonts w:ascii="Cambria Math" w:hAnsi="Cambria Math"/>
+                    <w:i/>
+                    <w:lang w:val="sr-Latn-RS" w:bidi="he-IL"/>
+                  </w:rPr>
+                </m:ctrlPr>
+              </m:fPr>
+              <m:num>
+                <m:r>
+                  <w:rPr>
+                    <w:rFonts w:ascii="Cambria Math" w:hAnsi="Cambria Math"/>
+                    <w:lang w:val="sr-Latn-RS" w:bidi="he-IL"/>
+                  </w:rPr>
+                  <m:t>k</m:t>
+                </m:r>
+              </m:num>
+              <m:den>
+                <m:r>
+                  <w:rPr>
+                    <w:rFonts w:ascii="Cambria Math" w:hAnsi="Cambria Math"/>
+                    <w:lang w:val="sr-Latn-RS" w:bidi="he-IL"/>
+                  </w:rPr>
+                  <m:t>1</m:t>
+                </m:r>
+              </m:den>
+            </m:f>
+          </m:e>
+        </m:d>
+        <m:r>
+          <w:rPr>
+            <w:rFonts w:ascii="Cambria Math" w:hAnsi="Cambria Math"/>
+            <w:lang w:val="sr-Latn-RS" w:bidi="he-IL"/>
+          </w:rPr>
+          <m:t>+</m:t>
+        </m:r>
+        <m:d>
+          <m:dPr>
+            <m:ctrlPr>
+              <w:rPr>
+                <w:rFonts w:ascii="Cambria Math" w:hAnsi="Cambria Math"/>
+                <w:i/>
+                <w:lang w:val="sr-Latn-RS" w:bidi="he-IL"/>
+              </w:rPr>
+            </m:ctrlPr>
+          </m:dPr>
+          <m:e>
+            <m:f>
+              <m:fPr>
+                <m:type m:val="noBar"/>
+                <m:ctrlPr>
+                  <w:rPr>
+                    <w:rFonts w:ascii="Cambria Math" w:hAnsi="Cambria Math"/>
+                    <w:i/>
+                    <w:lang w:val="sr-Latn-RS" w:bidi="he-IL"/>
+                  </w:rPr>
+                </m:ctrlPr>
+              </m:fPr>
+              <m:num>
+                <m:r>
+                  <w:rPr>
+                    <w:rFonts w:ascii="Cambria Math" w:hAnsi="Cambria Math"/>
+                    <w:lang w:val="sr-Latn-RS" w:bidi="he-IL"/>
+                  </w:rPr>
+                  <m:t>k</m:t>
+                </m:r>
+              </m:num>
+              <m:den>
+                <m:r>
+                  <w:rPr>
+                    <w:rFonts w:ascii="Cambria Math" w:hAnsi="Cambria Math"/>
+                    <w:lang w:val="sr-Latn-RS" w:bidi="he-IL"/>
+                  </w:rPr>
+                  <m:t>2</m:t>
+                </m:r>
+              </m:den>
+            </m:f>
+          </m:e>
+        </m:d>
+        <m:r>
+          <w:rPr>
+            <w:rFonts w:ascii="Cambria Math" w:hAnsi="Cambria Math"/>
+            <w:lang w:val="sr-Latn-RS" w:bidi="he-IL"/>
+          </w:rPr>
+          <m:t>+…+</m:t>
+        </m:r>
+        <m:d>
+          <m:dPr>
+            <m:ctrlPr>
+              <w:rPr>
+                <w:rFonts w:ascii="Cambria Math" w:hAnsi="Cambria Math"/>
+                <w:i/>
+                <w:lang w:val="sr-Latn-RS" w:bidi="he-IL"/>
+              </w:rPr>
+            </m:ctrlPr>
+          </m:dPr>
+          <m:e>
+            <m:f>
+              <m:fPr>
+                <m:type m:val="noBar"/>
+                <m:ctrlPr>
+                  <w:rPr>
+                    <w:rFonts w:ascii="Cambria Math" w:hAnsi="Cambria Math"/>
+                    <w:i/>
+                    <w:lang w:val="sr-Latn-RS" w:bidi="he-IL"/>
+                  </w:rPr>
+                </m:ctrlPr>
+              </m:fPr>
+              <m:num>
+                <m:r>
+                  <w:rPr>
+                    <w:rFonts w:ascii="Cambria Math" w:hAnsi="Cambria Math"/>
+                    <w:lang w:val="sr-Latn-RS" w:bidi="he-IL"/>
+                  </w:rPr>
+                  <m:t>k</m:t>
+                </m:r>
+              </m:num>
+              <m:den>
+                <m:r>
+                  <w:rPr>
+                    <w:rFonts w:ascii="Cambria Math" w:hAnsi="Cambria Math"/>
+                    <w:lang w:val="sr-Latn-RS" w:bidi="he-IL"/>
+                  </w:rPr>
+                  <m:t>k</m:t>
+                </m:r>
+              </m:den>
+            </m:f>
+          </m:e>
+        </m:d>
+        <m:r>
+          <w:rPr>
+            <w:rFonts w:ascii="Cambria Math" w:hAnsi="Cambria Math"/>
+            <w:lang w:val="sr-Latn-RS" w:bidi="he-IL"/>
+          </w:rPr>
+          <m:t>=</m:t>
+        </m:r>
+        <m:sSup>
+          <m:sSupPr>
+            <m:ctrlPr>
+              <w:rPr>
+                <w:rFonts w:ascii="Cambria Math" w:hAnsi="Cambria Math"/>
+                <w:i/>
+                <w:lang w:val="sr-Latn-RS" w:bidi="he-IL"/>
+              </w:rPr>
+            </m:ctrlPr>
+          </m:sSupPr>
+          <m:e>
+            <m:r>
+              <w:rPr>
+                <w:rFonts w:ascii="Cambria Math" w:hAnsi="Cambria Math"/>
+                <w:lang w:val="sr-Latn-RS" w:bidi="he-IL"/>
+              </w:rPr>
+              <m:t>2</m:t>
+            </m:r>
+          </m:e>
+          <m:sup>
+            <m:r>
+              <w:rPr>
+                <w:rFonts w:ascii="Cambria Math" w:hAnsi="Cambria Math"/>
+                <w:lang w:val="sr-Latn-RS" w:bidi="he-IL"/>
+              </w:rPr>
+              <m:t>k</m:t>
+            </m:r>
+          </m:sup>
+        </m:sSup>
+      </m:oMath>
+      <w:r>
+        <w:rPr>
+          <w:lang w:val="sr-Latn-RS" w:bidi="he-IL"/>
+        </w:rPr>
+        <w:tab/>
+      </w:r>
+      <w:r>
+        <w:rPr>
+          <w:lang w:val="sr-Latn-RS" w:bidi="he-IL"/>
+        </w:rPr>
+        <w:tab/>
+      </w:r>
+      <w:r>
+        <w:rPr>
+          <w:lang w:val="sr-Latn-RS" w:bidi="he-IL"/>
+        </w:rPr>
+        <w:tab/>
+      </w:r>
+      <w:r>
+        <w:rPr>
+          <w:lang w:val="sr-Latn-RS" w:bidi="he-IL"/>
+        </w:rPr>
+        <w:tab/>
+        <w:t>(2.4)</w:t>
+      </w:r>
+    </w:p>
+    <w:p>
+      <w:pPr>
+        <w:jc w:val="right"/>
+        <w:rPr>
+          <w:lang w:val="sr-Latn-RS" w:bidi="he-IL"/>
+        </w:rPr>
+      </w:pPr>
+    </w:p>
+    <w:p>
+      <w:pPr>
+        <w:jc w:val="left"/>
+        <w:rPr>
+          <w:lang w:val="sr-Latn-RS"/>
+        </w:rPr>
+      </w:pPr>
+      <w:r>
+        <w:rPr>
+          <w:lang w:val="sr-Latn-RS" w:bidi="he-IL"/>
+        </w:rPr>
+        <w:t xml:space="preserve">Ovo je takođe i broj svih vektora u kodnom potprostoru. </w:t>
+      </w:r>
+      <w:r>
+        <w:rPr>
+          <w:lang w:val="en-US" w:bidi="he-IL"/>
+        </w:rPr>
+        <w:t xml:space="preserve">Ako sa </w:t>
+      </w:r>
+      <w:r>
+        <w:rPr>
+          <w:b/>
+          <w:lang w:val="en-US" w:bidi="he-IL"/>
+        </w:rPr>
+        <w:t>I</w:t>
+      </w:r>
+      <w:r>
+        <w:rPr>
+          <w:b/>
+          <w:vertAlign w:val="subscript"/>
+          <w:lang w:val="en-US" w:bidi="he-IL"/>
+        </w:rPr>
+        <w:t>k</w:t>
+      </w:r>
+      <w:r>
+        <w:rPr>
+          <w:b/>
+          <w:lang w:val="en-US" w:bidi="he-IL"/>
+        </w:rPr>
+        <w:t xml:space="preserve"> </w:t>
+      </w:r>
+      <w:r>
+        <w:rPr>
+          <w:lang w:val="sr-Latn-RS" w:bidi="he-IL"/>
+        </w:rPr>
+        <w:t xml:space="preserve">označimo jediničnu matricu </w:t>
+      </w:r>
+      <w:r>
+        <w:rPr>
+          <w:lang w:val="sr-Latn-RS"/>
+        </w:rPr>
+        <w:t xml:space="preserve">dimenzija </w:t>
+      </w:r>
+      <w:r>
+        <w:rPr>
+          <w:i/>
+          <w:lang w:val="sr-Latn-RS"/>
+        </w:rPr>
+        <w:t>k</w:t>
+      </w:r>
+      <m:oMath>
+        <m:r>
+          <w:rPr>
+            <w:rFonts w:ascii="Cambria Math" w:hAnsi="Cambria Math"/>
+            <w:lang w:val="sr-Latn-RS"/>
+          </w:rPr>
+          <m:t>×</m:t>
+        </m:r>
+      </m:oMath>
+      <w:r>
+        <w:rPr>
+          <w:i/>
+          <w:lang w:val="sr-Latn-RS"/>
+        </w:rPr>
+        <w:t>k,</w:t>
+      </w:r>
+      <w:r>
+        <w:rPr>
+          <w:lang w:val="sr-Latn-RS"/>
+        </w:rPr>
+        <w:t xml:space="preserve"> a sa </w:t>
+      </w:r>
+      <w:r>
+        <w:rPr>
+          <w:b/>
+          <w:lang w:val="sr-Latn-RS"/>
+        </w:rPr>
+        <w:t>P</w:t>
+      </w:r>
+      <w:r>
+        <w:rPr>
+          <w:lang w:val="sr-Latn-RS"/>
+        </w:rPr>
+        <w:t xml:space="preserve"> matricu </w:t>
+      </w:r>
+      <w:r>
+        <w:rPr>
+          <w:lang w:val="sr-Latn-RS"/>
+        </w:rPr>
+        <w:t xml:space="preserve">dimenzija </w:t>
+      </w:r>
+      <w:proofErr w:type="gramStart"/>
+      <w:r>
+        <w:rPr>
+          <w:i/>
+          <w:lang w:val="sr-Latn-RS"/>
+        </w:rPr>
+        <w:t>k</w:t>
+      </w:r>
+      <w:proofErr w:type="gramEnd"/>
+      <m:oMath>
+        <m:r>
+          <w:rPr>
+            <w:rFonts w:ascii="Cambria Math" w:hAnsi="Cambria Math"/>
+            <w:lang w:val="sr-Latn-RS"/>
+          </w:rPr>
+          <m:t>×</m:t>
+        </m:r>
+      </m:oMath>
+      <w:r>
+        <w:rPr>
+          <w:i/>
+          <w:lang w:val="sr-Latn-RS"/>
+        </w:rPr>
+        <w:t>(</w:t>
+      </w:r>
+      <w:r>
+        <w:rPr>
+          <w:i/>
+          <w:lang w:val="sr-Latn-RS"/>
+        </w:rPr>
+        <w:t>n</w:t>
+      </w:r>
+      <w:r>
+        <w:rPr>
+          <w:i/>
+          <w:lang w:val="sr-Latn-RS"/>
+        </w:rPr>
+        <w:t>-k)</w:t>
+      </w:r>
+      <w:r>
+        <w:rPr>
+          <w:lang w:val="sr-Latn-RS"/>
+        </w:rPr>
+        <w:t>, zamenom mesta kolona i elementarnim operacijama nad vrstama generišuće matrice, dobijamo novu generišuću matricu ekvivalentnog koda, oblika:</w:t>
+      </w:r>
+    </w:p>
+    <w:p>
+      <w:pPr>
+        <w:jc w:val="left"/>
+        <w:rPr>
+          <w:lang w:val="sr-Latn-RS"/>
+        </w:rPr>
+      </w:pPr>
+    </w:p>
+    <w:p>
+      <w:pPr>
+        <w:jc w:val="right"/>
+        <w:rPr>
+          <w:lang w:val="sr-Latn-RS" w:bidi="he-IL"/>
+        </w:rPr>
+      </w:pPr>
+      <m:oMath>
+        <m:r>
+          <w:rPr>
+            <w:rFonts w:ascii="Cambria Math" w:hAnsi="Cambria Math"/>
+            <w:lang w:val="sr-Latn-RS" w:bidi="he-IL"/>
+          </w:rPr>
+          <m:t>G=</m:t>
+        </m:r>
+        <m:d>
+          <m:dPr>
+            <m:begChr m:val="["/>
+            <m:endChr m:val="]"/>
+            <m:ctrlPr>
+              <w:rPr>
+                <w:rFonts w:ascii="Cambria Math" w:hAnsi="Cambria Math"/>
+                <w:i/>
+                <w:lang w:val="sr-Latn-RS" w:bidi="he-IL"/>
+              </w:rPr>
+            </m:ctrlPr>
+          </m:dPr>
+          <m:e>
+            <m:m>
+              <m:mPr>
+                <m:mcs>
+                  <m:mc>
+                    <m:mcPr>
+                      <m:count m:val="3"/>
+                      <m:mcJc m:val="center"/>
+                    </m:mcPr>
+                  </m:mc>
+                </m:mcs>
+                <m:ctrlPr>
+                  <w:rPr>
+                    <w:rFonts w:ascii="Cambria Math" w:hAnsi="Cambria Math"/>
+                    <w:i/>
+                    <w:lang w:val="sr-Latn-RS" w:bidi="he-IL"/>
+                  </w:rPr>
+                </m:ctrlPr>
+              </m:mPr>
+              <m:mr>
+                <m:e>
+                  <m:r>
+                    <w:rPr>
+                      <w:rFonts w:ascii="Cambria Math" w:hAnsi="Cambria Math"/>
+                      <w:lang w:val="sr-Latn-RS" w:bidi="he-IL"/>
+                    </w:rPr>
+                    <m:t>1</m:t>
+                  </m:r>
+                </m:e>
+                <m:e>
+                  <m:m>
+                    <m:mPr>
+                      <m:mcs>
+                        <m:mc>
+                          <m:mcPr>
+                            <m:count m:val="3"/>
+                            <m:mcJc m:val="center"/>
+                          </m:mcPr>
+                        </m:mc>
+                      </m:mcs>
+                      <m:ctrlPr>
+                        <w:rPr>
+                          <w:rFonts w:ascii="Cambria Math" w:hAnsi="Cambria Math"/>
+                          <w:i/>
+                          <w:lang w:val="sr-Latn-RS" w:bidi="he-IL"/>
+                        </w:rPr>
+                      </m:ctrlPr>
+                    </m:mPr>
+                    <m:mr>
+                      <m:e>
+                        <m:r>
+                          <w:rPr>
+                            <w:rFonts w:ascii="Cambria Math" w:hAnsi="Cambria Math"/>
+                            <w:lang w:val="sr-Latn-RS" w:bidi="he-IL"/>
+                          </w:rPr>
+                          <m:t>0</m:t>
+                        </m:r>
+                      </m:e>
+                      <m:e>
+                        <m:r>
+                          <w:rPr>
+                            <w:rFonts w:ascii="Cambria Math" w:hAnsi="Cambria Math"/>
+                            <w:lang w:val="sr-Latn-RS" w:bidi="he-IL"/>
+                          </w:rPr>
+                          <m:t>…</m:t>
+                        </m:r>
+                      </m:e>
+                      <m:e>
+                        <m:r>
+                          <w:rPr>
+                            <w:rFonts w:ascii="Cambria Math" w:hAnsi="Cambria Math"/>
+                            <w:lang w:val="sr-Latn-RS" w:bidi="he-IL"/>
+                          </w:rPr>
+                          <m:t>0</m:t>
+                        </m:r>
+                      </m:e>
+                    </m:mr>
+                  </m:m>
+                </m:e>
+                <m:e>
+                  <m:m>
+                    <m:mPr>
+                      <m:mcs>
+                        <m:mc>
+                          <m:mcPr>
+                            <m:count m:val="3"/>
+                            <m:mcJc m:val="center"/>
+                          </m:mcPr>
+                        </m:mc>
+                      </m:mcs>
+                      <m:ctrlPr>
+                        <w:rPr>
+                          <w:rFonts w:ascii="Cambria Math" w:hAnsi="Cambria Math"/>
+                          <w:i/>
+                          <w:lang w:val="sr-Latn-RS" w:bidi="he-IL"/>
+                        </w:rPr>
+                      </m:ctrlPr>
+                    </m:mPr>
+                    <m:mr>
+                      <m:e>
+                        <m:sSub>
+                          <m:sSubPr>
+                            <m:ctrlPr>
+                              <w:rPr>
+                                <w:rFonts w:ascii="Cambria Math" w:hAnsi="Cambria Math"/>
+                                <w:i/>
+                                <w:lang w:val="sr-Latn-RS" w:bidi="he-IL"/>
+                              </w:rPr>
+                            </m:ctrlPr>
+                          </m:sSubPr>
+                          <m:e>
+                            <m:r>
+                              <w:rPr>
+                                <w:rFonts w:ascii="Cambria Math" w:hAnsi="Cambria Math"/>
+                                <w:lang w:val="sr-Latn-RS" w:bidi="he-IL"/>
+                              </w:rPr>
+                              <m:t>p</m:t>
+                            </m:r>
+                          </m:e>
+                          <m:sub>
+                            <m:r>
+                              <w:rPr>
+                                <w:rFonts w:ascii="Cambria Math" w:hAnsi="Cambria Math"/>
+                                <w:lang w:val="sr-Latn-RS" w:bidi="he-IL"/>
+                              </w:rPr>
+                              <m:t>11</m:t>
+                            </m:r>
+                          </m:sub>
+                        </m:sSub>
+                      </m:e>
+                      <m:e>
+                        <m:r>
+                          <w:rPr>
+                            <w:rFonts w:ascii="Cambria Math" w:hAnsi="Cambria Math"/>
+                            <w:lang w:val="sr-Latn-RS" w:bidi="he-IL"/>
+                          </w:rPr>
+                          <m:t>…</m:t>
+                        </m:r>
+                      </m:e>
+                      <m:e>
+                        <m:sSub>
+                          <m:sSubPr>
+                            <m:ctrlPr>
+                              <w:rPr>
+                                <w:rFonts w:ascii="Cambria Math" w:hAnsi="Cambria Math"/>
+                                <w:i/>
+                                <w:lang w:val="sr-Latn-RS" w:bidi="he-IL"/>
+                              </w:rPr>
+                            </m:ctrlPr>
+                          </m:sSubPr>
+                          <m:e>
+                            <m:r>
+                              <w:rPr>
+                                <w:rFonts w:ascii="Cambria Math" w:hAnsi="Cambria Math"/>
+                                <w:lang w:val="sr-Latn-RS" w:bidi="he-IL"/>
+                              </w:rPr>
+                              <m:t>p</m:t>
+                            </m:r>
+                          </m:e>
+                          <m:sub>
+                            <m:r>
+                              <w:rPr>
+                                <w:rFonts w:ascii="Cambria Math" w:hAnsi="Cambria Math"/>
+                                <w:lang w:val="sr-Latn-RS" w:bidi="he-IL"/>
+                              </w:rPr>
+                              <m:t>1</m:t>
+                            </m:r>
+                            <m:r>
+                              <w:rPr>
+                                <w:rFonts w:ascii="Cambria Math" w:hAnsi="Cambria Math"/>
+                                <w:lang w:val="sr-Latn-RS" w:bidi="he-IL"/>
+                              </w:rPr>
+                              <m:t>,n-k</m:t>
+                            </m:r>
+                          </m:sub>
+                        </m:sSub>
+                      </m:e>
+                    </m:mr>
+                  </m:m>
+                </m:e>
+              </m:mr>
+              <m:mr>
+                <m:e>
+                  <m:m>
+                    <m:mPr>
+                      <m:mcs>
+                        <m:mc>
+                          <m:mcPr>
+                            <m:count m:val="1"/>
+                            <m:mcJc m:val="center"/>
+                          </m:mcPr>
+                        </m:mc>
+                      </m:mcs>
+                      <m:ctrlPr>
+                        <w:rPr>
+                          <w:rFonts w:ascii="Cambria Math" w:hAnsi="Cambria Math"/>
+                          <w:i/>
+                          <w:lang w:val="sr-Latn-RS" w:bidi="he-IL"/>
+                        </w:rPr>
+                      </m:ctrlPr>
+                    </m:mPr>
+                    <m:mr>
+                      <m:e>
+                        <m:r>
+                          <w:rPr>
+                            <w:rFonts w:ascii="Cambria Math" w:hAnsi="Cambria Math"/>
+                            <w:lang w:val="sr-Latn-RS" w:bidi="he-IL"/>
+                          </w:rPr>
+                          <m:t>0</m:t>
+                        </m:r>
+                      </m:e>
+                    </m:mr>
+                    <m:mr>
+                      <m:e>
+                        <m:r>
+                          <w:rPr>
+                            <w:rFonts w:ascii="Cambria Math" w:hAnsi="Cambria Math"/>
+                            <w:lang w:val="sr-Latn-RS" w:bidi="he-IL"/>
+                          </w:rPr>
+                          <m:t>⋮</m:t>
+                        </m:r>
+                      </m:e>
+                    </m:mr>
+                    <m:mr>
+                      <m:e>
+                        <m:r>
+                          <w:rPr>
+                            <w:rFonts w:ascii="Cambria Math" w:hAnsi="Cambria Math"/>
+                            <w:lang w:val="sr-Latn-RS" w:bidi="he-IL"/>
+                          </w:rPr>
+                          <m:t>0</m:t>
+                        </m:r>
+                      </m:e>
+                    </m:mr>
+                  </m:m>
+                </m:e>
+                <m:e>
+                  <m:m>
+                    <m:mPr>
+                      <m:mcs>
+                        <m:mc>
+                          <m:mcPr>
+                            <m:count m:val="3"/>
+                            <m:mcJc m:val="center"/>
+                          </m:mcPr>
+                        </m:mc>
+                      </m:mcs>
+                      <m:ctrlPr>
+                        <w:rPr>
+                          <w:rFonts w:ascii="Cambria Math" w:hAnsi="Cambria Math"/>
+                          <w:i/>
+                          <w:lang w:val="sr-Latn-RS" w:bidi="he-IL"/>
+                        </w:rPr>
+                      </m:ctrlPr>
+                    </m:mPr>
+                    <m:mr>
+                      <m:e>
+                        <m:r>
+                          <w:rPr>
+                            <w:rFonts w:ascii="Cambria Math" w:hAnsi="Cambria Math"/>
+                            <w:lang w:val="sr-Latn-RS" w:bidi="he-IL"/>
+                          </w:rPr>
+                          <m:t>1</m:t>
+                        </m:r>
+                      </m:e>
+                      <m:e>
+                        <m:r>
+                          <w:rPr>
+                            <w:rFonts w:ascii="Cambria Math" w:hAnsi="Cambria Math"/>
+                            <w:lang w:val="sr-Latn-RS" w:bidi="he-IL"/>
+                          </w:rPr>
+                          <m:t>…</m:t>
+                        </m:r>
+                      </m:e>
+                      <m:e>
+                        <m:r>
+                          <w:rPr>
+                            <w:rFonts w:ascii="Cambria Math" w:hAnsi="Cambria Math"/>
+                            <w:lang w:val="sr-Latn-RS" w:bidi="he-IL"/>
+                          </w:rPr>
+                          <m:t>0</m:t>
+                        </m:r>
+                      </m:e>
+                    </m:mr>
+                    <m:mr>
+                      <m:e>
+                        <m:r>
+                          <w:rPr>
+                            <w:rFonts w:ascii="Cambria Math" w:hAnsi="Cambria Math"/>
+                            <w:lang w:val="sr-Latn-RS" w:bidi="he-IL"/>
+                          </w:rPr>
+                          <m:t>⋮</m:t>
+                        </m:r>
+                      </m:e>
+                      <m:e>
+                        <m:r>
+                          <w:rPr>
+                            <w:rFonts w:ascii="Cambria Math" w:hAnsi="Cambria Math"/>
+                            <w:lang w:val="sr-Latn-RS" w:bidi="he-IL"/>
+                          </w:rPr>
+                          <m:t>⋱</m:t>
+                        </m:r>
+                      </m:e>
+                      <m:e>
+                        <m:r>
+                          <w:rPr>
+                            <w:rFonts w:ascii="Cambria Math" w:hAnsi="Cambria Math"/>
+                            <w:lang w:val="sr-Latn-RS" w:bidi="he-IL"/>
+                          </w:rPr>
+                          <m:t>⋮</m:t>
+                        </m:r>
+                      </m:e>
+                    </m:mr>
+                    <m:mr>
+                      <m:e>
+                        <m:r>
+                          <w:rPr>
+                            <w:rFonts w:ascii="Cambria Math" w:hAnsi="Cambria Math"/>
+                            <w:lang w:val="sr-Latn-RS" w:bidi="he-IL"/>
+                          </w:rPr>
+                          <m:t>0</m:t>
+                        </m:r>
+                      </m:e>
+                      <m:e>
+                        <m:r>
+                          <w:rPr>
+                            <w:rFonts w:ascii="Cambria Math" w:hAnsi="Cambria Math"/>
+                            <w:lang w:val="sr-Latn-RS" w:bidi="he-IL"/>
+                          </w:rPr>
+                          <m:t>…</m:t>
+                        </m:r>
+                      </m:e>
+                      <m:e>
+                        <m:r>
+                          <w:rPr>
+                            <w:rFonts w:ascii="Cambria Math" w:hAnsi="Cambria Math"/>
+                            <w:lang w:val="sr-Latn-RS" w:bidi="he-IL"/>
+                          </w:rPr>
+                          <m:t>1</m:t>
+                        </m:r>
+                      </m:e>
+                    </m:mr>
+                  </m:m>
+                </m:e>
+                <m:e>
+                  <m:m>
+                    <m:mPr>
+                      <m:mcs>
+                        <m:mc>
+                          <m:mcPr>
+                            <m:count m:val="3"/>
+                            <m:mcJc m:val="center"/>
+                          </m:mcPr>
+                        </m:mc>
+                      </m:mcs>
+                      <m:ctrlPr>
+                        <w:rPr>
+                          <w:rFonts w:ascii="Cambria Math" w:hAnsi="Cambria Math"/>
+                          <w:i/>
+                          <w:lang w:val="sr-Latn-RS" w:bidi="he-IL"/>
+                        </w:rPr>
+                      </m:ctrlPr>
+                    </m:mPr>
+                    <m:mr>
+                      <m:e>
+                        <m:sSub>
+                          <m:sSubPr>
+                            <m:ctrlPr>
+                              <w:rPr>
+                                <w:rFonts w:ascii="Cambria Math" w:hAnsi="Cambria Math"/>
+                                <w:i/>
+                                <w:lang w:val="sr-Latn-RS" w:bidi="he-IL"/>
+                              </w:rPr>
+                            </m:ctrlPr>
+                          </m:sSubPr>
+                          <m:e>
+                            <m:r>
+                              <w:rPr>
+                                <w:rFonts w:ascii="Cambria Math" w:hAnsi="Cambria Math"/>
+                                <w:lang w:val="sr-Latn-RS" w:bidi="he-IL"/>
+                              </w:rPr>
+                              <m:t>p</m:t>
+                            </m:r>
+                          </m:e>
+                          <m:sub>
+                            <m:r>
+                              <w:rPr>
+                                <w:rFonts w:ascii="Cambria Math" w:hAnsi="Cambria Math"/>
+                                <w:lang w:val="sr-Latn-RS" w:bidi="he-IL"/>
+                              </w:rPr>
+                              <m:t>2</m:t>
+                            </m:r>
+                            <m:r>
+                              <w:rPr>
+                                <w:rFonts w:ascii="Cambria Math" w:hAnsi="Cambria Math"/>
+                                <w:lang w:val="sr-Latn-RS" w:bidi="he-IL"/>
+                              </w:rPr>
+                              <m:t>1</m:t>
+                            </m:r>
+                          </m:sub>
+                        </m:sSub>
+                      </m:e>
+                      <m:e>
+                        <m:r>
+                          <w:rPr>
+                            <w:rFonts w:ascii="Cambria Math" w:hAnsi="Cambria Math"/>
+                            <w:lang w:val="sr-Latn-RS" w:bidi="he-IL"/>
+                          </w:rPr>
+                          <m:t>…</m:t>
+                        </m:r>
+                      </m:e>
+                      <m:e>
+                        <m:sSub>
+                          <m:sSubPr>
+                            <m:ctrlPr>
+                              <w:rPr>
+                                <w:rFonts w:ascii="Cambria Math" w:hAnsi="Cambria Math"/>
+                                <w:i/>
+                                <w:lang w:val="sr-Latn-RS" w:bidi="he-IL"/>
+                              </w:rPr>
+                            </m:ctrlPr>
+                          </m:sSubPr>
+                          <m:e>
+                            <m:r>
+                              <w:rPr>
+                                <w:rFonts w:ascii="Cambria Math" w:hAnsi="Cambria Math"/>
+                                <w:lang w:val="sr-Latn-RS" w:bidi="he-IL"/>
+                              </w:rPr>
+                              <m:t>p</m:t>
+                            </m:r>
+                          </m:e>
+                          <m:sub>
+                            <m:r>
+                              <w:rPr>
+                                <w:rFonts w:ascii="Cambria Math" w:hAnsi="Cambria Math"/>
+                                <w:lang w:val="sr-Latn-RS" w:bidi="he-IL"/>
+                              </w:rPr>
+                              <m:t>1</m:t>
+                            </m:r>
+                            <m:r>
+                              <w:rPr>
+                                <w:rFonts w:ascii="Cambria Math" w:hAnsi="Cambria Math"/>
+                                <w:lang w:val="sr-Latn-RS" w:bidi="he-IL"/>
+                              </w:rPr>
+                              <m:t>,n-k</m:t>
+                            </m:r>
+                          </m:sub>
+                        </m:sSub>
+                      </m:e>
+                    </m:mr>
+                    <m:mr>
+                      <m:e>
+                        <m:r>
+                          <w:rPr>
+                            <w:rFonts w:ascii="Cambria Math" w:hAnsi="Cambria Math"/>
+                            <w:lang w:val="sr-Latn-RS" w:bidi="he-IL"/>
+                          </w:rPr>
+                          <m:t>⋮</m:t>
+                        </m:r>
+                      </m:e>
+                      <m:e>
+                        <m:r>
+                          <w:rPr>
+                            <w:rFonts w:ascii="Cambria Math" w:hAnsi="Cambria Math"/>
+                            <w:lang w:val="sr-Latn-RS" w:bidi="he-IL"/>
+                          </w:rPr>
+                          <m:t>⋱</m:t>
+                        </m:r>
+                      </m:e>
+                      <m:e>
+                        <m:r>
+                          <w:rPr>
+                            <w:rFonts w:ascii="Cambria Math" w:hAnsi="Cambria Math"/>
+                            <w:lang w:val="sr-Latn-RS" w:bidi="he-IL"/>
+                          </w:rPr>
+                          <m:t>⋮</m:t>
+                        </m:r>
+                      </m:e>
+                    </m:mr>
+                    <m:mr>
+                      <m:e>
+                        <m:sSub>
+                          <m:sSubPr>
+                            <m:ctrlPr>
+                              <w:rPr>
+                                <w:rFonts w:ascii="Cambria Math" w:hAnsi="Cambria Math"/>
+                                <w:i/>
+                                <w:lang w:val="sr-Latn-RS" w:bidi="he-IL"/>
+                              </w:rPr>
+                            </m:ctrlPr>
+                          </m:sSubPr>
+                          <m:e>
+                            <m:r>
+                              <w:rPr>
+                                <w:rFonts w:ascii="Cambria Math" w:hAnsi="Cambria Math"/>
+                                <w:lang w:val="sr-Latn-RS" w:bidi="he-IL"/>
+                              </w:rPr>
+                              <m:t>p</m:t>
+                            </m:r>
+                          </m:e>
+                          <m:sub>
+                            <m:r>
+                              <w:rPr>
+                                <w:rFonts w:ascii="Cambria Math" w:hAnsi="Cambria Math"/>
+                                <w:lang w:val="sr-Latn-RS" w:bidi="he-IL"/>
+                              </w:rPr>
+                              <m:t>k</m:t>
+                            </m:r>
+                            <m:r>
+                              <w:rPr>
+                                <w:rFonts w:ascii="Cambria Math" w:hAnsi="Cambria Math"/>
+                                <w:lang w:val="sr-Latn-RS" w:bidi="he-IL"/>
+                              </w:rPr>
+                              <m:t>1</m:t>
+                            </m:r>
+                          </m:sub>
+                        </m:sSub>
+                      </m:e>
+                      <m:e>
+                        <m:r>
+                          <w:rPr>
+                            <w:rFonts w:ascii="Cambria Math" w:hAnsi="Cambria Math"/>
+                            <w:lang w:val="sr-Latn-RS" w:bidi="he-IL"/>
+                          </w:rPr>
+                          <m:t>…</m:t>
+                        </m:r>
+                      </m:e>
+                      <m:e>
+                        <m:sSub>
+                          <m:sSubPr>
+                            <m:ctrlPr>
+                              <w:rPr>
+                                <w:rFonts w:ascii="Cambria Math" w:hAnsi="Cambria Math"/>
+                                <w:i/>
+                                <w:lang w:val="sr-Latn-RS" w:bidi="he-IL"/>
+                              </w:rPr>
+                            </m:ctrlPr>
+                          </m:sSubPr>
+                          <m:e>
+                            <m:r>
+                              <w:rPr>
+                                <w:rFonts w:ascii="Cambria Math" w:hAnsi="Cambria Math"/>
+                                <w:lang w:val="sr-Latn-RS" w:bidi="he-IL"/>
+                              </w:rPr>
+                              <m:t>p</m:t>
+                            </m:r>
+                          </m:e>
+                          <m:sub>
+                            <m:r>
+                              <w:rPr>
+                                <w:rFonts w:ascii="Cambria Math" w:hAnsi="Cambria Math"/>
+                                <w:lang w:val="sr-Latn-RS" w:bidi="he-IL"/>
+                              </w:rPr>
+                              <m:t>1</m:t>
+                            </m:r>
+                            <m:r>
+                              <w:rPr>
+                                <w:rFonts w:ascii="Cambria Math" w:hAnsi="Cambria Math"/>
+                                <w:lang w:val="sr-Latn-RS" w:bidi="he-IL"/>
+                              </w:rPr>
+                              <m:t>,n-k</m:t>
+                            </m:r>
+                          </m:sub>
+                        </m:sSub>
+                      </m:e>
+                    </m:mr>
+                  </m:m>
+                </m:e>
+              </m:mr>
+            </m:m>
+          </m:e>
+        </m:d>
+        <m:r>
+          <w:rPr>
+            <w:rFonts w:ascii="Cambria Math" w:hAnsi="Cambria Math"/>
+            <w:lang w:val="sr-Latn-RS" w:bidi="he-IL"/>
+          </w:rPr>
+          <m:t>=</m:t>
+        </m:r>
+        <m:d>
+          <m:dPr>
+            <m:begChr m:val="["/>
+            <m:endChr m:val="]"/>
+            <m:ctrlPr>
+              <w:rPr>
+                <w:rFonts w:ascii="Cambria Math" w:hAnsi="Cambria Math"/>
+                <w:i/>
+                <w:lang w:val="sr-Latn-RS" w:bidi="he-IL"/>
+              </w:rPr>
+            </m:ctrlPr>
+          </m:dPr>
+          <m:e>
+            <m:m>
+              <m:mPr>
+                <m:mcs>
+                  <m:mc>
+                    <m:mcPr>
+                      <m:count m:val="2"/>
+                      <m:mcJc m:val="center"/>
+                    </m:mcPr>
+                  </m:mc>
+                </m:mcs>
+                <m:ctrlPr>
+                  <w:rPr>
+                    <w:rFonts w:ascii="Cambria Math" w:hAnsi="Cambria Math"/>
+                    <w:i/>
+                    <w:lang w:val="sr-Latn-RS" w:bidi="he-IL"/>
+                  </w:rPr>
+                </m:ctrlPr>
+              </m:mPr>
+              <m:mr>
+                <m:e>
+                  <m:sSub>
+                    <m:sSubPr>
+                      <m:ctrlPr>
+                        <w:rPr>
+                          <w:rFonts w:ascii="Cambria Math" w:hAnsi="Cambria Math"/>
+                          <w:i/>
+                          <w:lang w:val="sr-Latn-RS" w:bidi="he-IL"/>
+                        </w:rPr>
+                      </m:ctrlPr>
+                    </m:sSubPr>
+                    <m:e>
+                      <m:r>
+                        <w:rPr>
+                          <w:rFonts w:ascii="Cambria Math" w:hAnsi="Cambria Math"/>
+                          <w:lang w:val="sr-Latn-RS" w:bidi="he-IL"/>
+                        </w:rPr>
+                        <m:t>I</m:t>
+                      </m:r>
+                    </m:e>
+                    <m:sub>
+                      <m:r>
+                        <w:rPr>
+                          <w:rFonts w:ascii="Cambria Math" w:hAnsi="Cambria Math"/>
+                          <w:lang w:val="sr-Latn-RS" w:bidi="he-IL"/>
+                        </w:rPr>
+                        <m:t>k</m:t>
+                      </m:r>
+                    </m:sub>
+                  </m:sSub>
+                </m:e>
+                <m:e>
+                  <m:r>
+                    <w:rPr>
+                      <w:rFonts w:ascii="Cambria Math" w:hAnsi="Cambria Math"/>
+                      <w:lang w:val="sr-Latn-RS" w:bidi="he-IL"/>
+                    </w:rPr>
+                    <m:t>P</m:t>
+                  </m:r>
+                </m:e>
+              </m:mr>
+            </m:m>
+          </m:e>
+        </m:d>
+      </m:oMath>
+      <w:r>
+        <w:rPr>
+          <w:lang w:val="sr-Latn-RS" w:bidi="he-IL"/>
+        </w:rPr>
+        <w:t xml:space="preserve"> </w:t>
+      </w:r>
+      <w:r>
+        <w:rPr>
+          <w:lang w:val="sr-Latn-RS" w:bidi="he-IL"/>
+        </w:rPr>
+        <w:tab/>
+      </w:r>
+      <w:r>
+        <w:rPr>
+          <w:lang w:val="sr-Latn-RS" w:bidi="he-IL"/>
+        </w:rPr>
+        <w:tab/>
+        <w:t>(2.5)</w:t>
+      </w:r>
+    </w:p>
+    <w:p>
+      <w:pPr>
+        <w:jc w:val="right"/>
+        <w:rPr>
+          <w:lang w:val="sr-Latn-RS" w:bidi="he-IL"/>
+        </w:rPr>
+      </w:pPr>
+    </w:p>
+    <w:p>
+      <w:pPr>
+        <w:rPr>
+          <w:lang w:val="sr-Latn-RS" w:bidi="he-IL"/>
+        </w:rPr>
+      </w:pPr>
+      <w:r>
+        <w:rPr>
+          <w:lang w:val="sr-Latn-RS" w:bidi="he-IL"/>
+        </w:rPr>
+        <w:t>Na ovaj način dobijamo sistematski kod, kod kod koga informacioni biti u kodnoj reči ostaju nepromenjeni, a preostali biti (n-k bita) predstavljaju proveru na parnost po bitima gde odgovarajuća kolona (kolona koj</w:t>
+      </w:r>
+      <w:bookmarkStart w:id="11" w:name="_GoBack"/>
+      <w:bookmarkEnd w:id="11"/>
+      <w:r>
+        <w:rPr>
+          <w:lang w:val="sr-Latn-RS" w:bidi="he-IL"/>
+        </w:rPr>
+        <w:t xml:space="preserve">a odgovara poziciji informacionog bita) matrice P ima jedinice. </w:t>
+      </w:r>
+      <w:r>
+        <w:rPr>
+          <w:lang w:val="sr-Latn-RS" w:bidi="he-IL"/>
+        </w:rPr>
+        <w:lastRenderedPageBreak/>
+        <w:t xml:space="preserve">Problem kodera je rešen na ovaj način. Za kodovanje je dovoljno imati matricu G. Sada treba rešiti problem prijema vektora. Pitanje je na koji način proveriti da li je primljeni </w:t>
+      </w:r>
+      <w:r>
+        <w:rPr>
+          <w:lang w:val="sr-Latn-RS" w:bidi="he-IL"/>
+        </w:rPr>
+        <w:t xml:space="preserve">vektor </w:t>
+      </w:r>
+      <w:r>
+        <w:rPr>
+          <w:b/>
+          <w:lang w:val="sr-Latn-RS" w:bidi="he-IL"/>
+        </w:rPr>
+        <w:t>r</w:t>
+      </w:r>
+      <w:r>
+        <w:rPr>
+          <w:lang w:val="sr-Latn-RS" w:bidi="he-IL"/>
+        </w:rPr>
+        <w:t xml:space="preserve"> zapravo poslati vektor </w:t>
+      </w:r>
+      <w:r>
+        <w:rPr>
+          <w:b/>
+          <w:lang w:val="sr-Latn-RS" w:bidi="he-IL"/>
+        </w:rPr>
+        <w:t>c</w:t>
+      </w:r>
+      <w:r>
+        <w:rPr>
+          <w:lang w:val="sr-Latn-RS" w:bidi="he-IL"/>
+        </w:rPr>
+        <w:t>.</w:t>
+      </w:r>
     </w:p>
     <w:p>
       <w:pPr>
@@ -2260,8 +5499,8 @@
           <w:lang w:val="sr-Latn-RS"/>
         </w:rPr>
       </w:pPr>
-      <w:bookmarkStart w:id="11" w:name="_Toc125197734"/>
-      <w:bookmarkStart w:id="12" w:name="процедураОдређивањаПЦА"/>
+      <w:bookmarkStart w:id="12" w:name="_Toc125197734"/>
+      <w:bookmarkStart w:id="13" w:name="процедураОдређивањаПЦА"/>
       <w:r>
         <w:rPr>
           <w:lang w:val="sr-Latn-RS"/>
@@ -2286,16 +5525,16 @@
         </w:rPr>
         <w:t>Verovatnoća greške koja se ne može detektovati</w:t>
       </w:r>
-      <w:bookmarkEnd w:id="11"/>
-    </w:p>
-    <w:p>
-      <w:pPr>
-        <w:rPr>
-          <w:lang w:val="sr-Latn-RS" w:bidi="he-IL"/>
-        </w:rPr>
-      </w:pPr>
-    </w:p>
-    <w:bookmarkEnd w:id="12"/>
+      <w:bookmarkEnd w:id="12"/>
+    </w:p>
+    <w:p>
+      <w:pPr>
+        <w:rPr>
+          <w:lang w:val="sr-Latn-RS" w:bidi="he-IL"/>
+        </w:rPr>
+      </w:pPr>
+    </w:p>
+    <w:bookmarkEnd w:id="13"/>
     <w:p>
       <w:pPr>
         <w:rPr>
@@ -2320,7 +5559,7 @@
           <w:lang w:val="sr-Latn-RS" w:bidi="he-IL"/>
         </w:rPr>
       </w:pPr>
-      <w:bookmarkStart w:id="13" w:name="primenaPCAubiomedicini"/>
+      <w:bookmarkStart w:id="14" w:name="primenaPCAubiomedicini"/>
       <w:r>
         <w:rPr>
           <w:lang w:val="sr-Latn-RS"/>
@@ -2343,7 +5582,7 @@
           <w:lang w:val="sr-Latn-RS"/>
         </w:rPr>
       </w:pPr>
-      <w:bookmarkStart w:id="14" w:name="_Toc125197735"/>
+      <w:bookmarkStart w:id="15" w:name="_Toc125197735"/>
       <w:r>
         <w:rPr>
           <w:lang w:val="sr-Latn-RS"/>
@@ -2356,9 +5595,9 @@
         </w:rPr>
         <w:t>CIKLIČNI KODOVI</w:t>
       </w:r>
-      <w:bookmarkEnd w:id="14"/>
-    </w:p>
-    <w:bookmarkEnd w:id="13"/>
+      <w:bookmarkEnd w:id="15"/>
+    </w:p>
+    <w:bookmarkEnd w:id="14"/>
     <w:p>
       <w:pPr>
         <w:rPr>
@@ -2387,8 +5626,8 @@
           <w:lang w:val="sr-Latn-RS"/>
         </w:rPr>
       </w:pPr>
-      <w:bookmarkStart w:id="15" w:name="_Toc125197736"/>
-      <w:bookmarkStart w:id="16" w:name="biomedicinski"/>
+      <w:bookmarkStart w:id="16" w:name="_Toc125197736"/>
+      <w:bookmarkStart w:id="17" w:name="biomedicinski"/>
       <w:r>
         <w:rPr>
           <w:lang w:val="sr-Latn-RS"/>
@@ -2401,16 +5640,23 @@
         </w:rPr>
         <w:t>Uvod</w:t>
       </w:r>
-      <w:bookmarkEnd w:id="15"/>
-    </w:p>
-    <w:p>
-      <w:pPr>
-        <w:rPr>
-          <w:lang w:val="sr-Latn-RS" w:bidi="he-IL"/>
-        </w:rPr>
-      </w:pPr>
-    </w:p>
-    <w:bookmarkEnd w:id="16"/>
+      <w:bookmarkEnd w:id="16"/>
+    </w:p>
+    <w:p>
+      <w:pPr>
+        <w:rPr>
+          <w:lang w:val="sr-Latn-RS" w:bidi="he-IL"/>
+        </w:rPr>
+      </w:pPr>
+    </w:p>
+    <w:bookmarkEnd w:id="17"/>
+    <w:p>
+      <w:pPr>
+        <w:rPr>
+          <w:lang w:val="sr-Latn-RS" w:bidi="he-IL"/>
+        </w:rPr>
+      </w:pPr>
+    </w:p>
     <w:p>
       <w:pPr>
         <w:rPr>
@@ -2433,14 +5679,14 @@
           <w:lang w:val="sr-Latn-RS"/>
         </w:rPr>
       </w:pPr>
-      <w:bookmarkStart w:id="17" w:name="_Toc125197737"/>
+      <w:bookmarkStart w:id="18" w:name="_Toc125197737"/>
       <w:r>
         <w:rPr>
           <w:lang w:val="sr-Latn-RS"/>
         </w:rPr>
         <w:t>3.2 Primeri</w:t>
       </w:r>
-      <w:bookmarkEnd w:id="17"/>
+      <w:bookmarkEnd w:id="18"/>
     </w:p>
     <w:p>
       <w:pPr>
@@ -2458,7 +5704,7 @@
           <w:lang w:val="sr-Latn-RS"/>
         </w:rPr>
       </w:pPr>
-      <w:bookmarkStart w:id="18" w:name="закључак"/>
+      <w:bookmarkStart w:id="19" w:name="закључак"/>
       <w:r>
         <w:rPr>
           <w:lang w:val="sr-Latn-RS"/>
@@ -2481,14 +5727,14 @@
           <w:lang w:val="sr-Latn-RS"/>
         </w:rPr>
       </w:pPr>
-      <w:bookmarkStart w:id="19" w:name="_Toc125197738"/>
+      <w:bookmarkStart w:id="20" w:name="_Toc125197738"/>
       <w:r>
         <w:rPr>
           <w:lang w:val="sr-Latn-RS"/>
         </w:rPr>
         <w:t xml:space="preserve">4 </w:t>
       </w:r>
-      <w:bookmarkEnd w:id="18"/>
+      <w:bookmarkEnd w:id="19"/>
       <w:r>
         <w:rPr>
           <w:lang w:val="sr-Latn-RS"/>
@@ -2501,7 +5747,7 @@
         </w:rPr>
         <w:t xml:space="preserve"> (CRC)</w:t>
       </w:r>
-      <w:bookmarkEnd w:id="19"/>
+      <w:bookmarkEnd w:id="20"/>
     </w:p>
     <w:p>
       <w:pPr>
@@ -2524,14 +5770,14 @@
           <w:lang w:val="sr-Latn-RS"/>
         </w:rPr>
       </w:pPr>
-      <w:bookmarkStart w:id="20" w:name="_Toc125197739"/>
+      <w:bookmarkStart w:id="21" w:name="_Toc125197739"/>
       <w:r>
         <w:rPr>
           <w:lang w:val="sr-Latn-RS"/>
         </w:rPr>
         <w:t>4.1 Uvod</w:t>
       </w:r>
-      <w:bookmarkEnd w:id="20"/>
+      <w:bookmarkEnd w:id="21"/>
     </w:p>
     <w:p>
       <w:pPr>
@@ -2570,14 +5816,14 @@
           <w:lang w:val="sr-Latn-RS"/>
         </w:rPr>
       </w:pPr>
-      <w:bookmarkStart w:id="21" w:name="_Toc125197740"/>
+      <w:bookmarkStart w:id="22" w:name="_Toc125197740"/>
       <w:r>
         <w:rPr>
           <w:lang w:val="sr-Latn-RS"/>
         </w:rPr>
         <w:t>4.2 Generišući polinomi</w:t>
       </w:r>
-      <w:bookmarkEnd w:id="21"/>
+      <w:bookmarkEnd w:id="22"/>
     </w:p>
     <w:p>
       <w:pPr>
@@ -2616,7 +5862,7 @@
           <w:lang w:val="sr-Latn-RS"/>
         </w:rPr>
       </w:pPr>
-      <w:bookmarkStart w:id="22" w:name="_Toc125197741"/>
+      <w:bookmarkStart w:id="23" w:name="_Toc125197741"/>
       <w:r>
         <w:rPr>
           <w:lang w:val="sr-Latn-RS"/>
@@ -2629,7 +5875,7 @@
         </w:rPr>
         <w:t>Performanse CRC postupka</w:t>
       </w:r>
-      <w:bookmarkEnd w:id="22"/>
+      <w:bookmarkEnd w:id="23"/>
     </w:p>
     <w:p>
       <w:pPr>
@@ -2669,21 +5915,21 @@
           <w:lang w:val="sr-Latn-RS"/>
         </w:rPr>
       </w:pPr>
-      <w:bookmarkStart w:id="23" w:name="_Toc125197742"/>
+      <w:bookmarkStart w:id="24" w:name="_Toc125197742"/>
       <w:r>
         <w:rPr>
           <w:lang w:val="sr-Latn-RS"/>
         </w:rPr>
         <w:t>4.4 Primeri</w:t>
       </w:r>
-      <w:bookmarkEnd w:id="23"/>
+      <w:bookmarkEnd w:id="24"/>
       <w:r>
         <w:rPr>
           <w:lang w:val="sr-Latn-RS"/>
         </w:rPr>
         <w:br w:type="page"/>
       </w:r>
-      <w:bookmarkStart w:id="24" w:name="_Toc491074345"/>
+      <w:bookmarkStart w:id="25" w:name="_Toc491074345"/>
     </w:p>
     <w:p>
       <w:pPr>
@@ -2697,11 +5943,11 @@
       <w:pPr>
         <w:pStyle w:val="Heading1"/>
       </w:pPr>
-      <w:bookmarkStart w:id="25" w:name="_Toc125197743"/>
+      <w:bookmarkStart w:id="26" w:name="_Toc125197743"/>
       <w:r>
         <w:t>5 ANALIZA SIMULACIJE U PROGRAMU</w:t>
       </w:r>
-      <w:bookmarkEnd w:id="25"/>
+      <w:bookmarkEnd w:id="26"/>
     </w:p>
     <w:p>
       <w:pPr>
@@ -2848,7 +6094,7 @@
               <w:rPr>
                 <w:lang w:val="it-IT" w:bidi="he-IL"/>
               </w:rPr>
-              <w:t>CRC-8 WiMax</w:t>
+              <w:t>CRC-16 Bluetooth</w:t>
             </w:r>
           </w:p>
         </w:tc>
@@ -2876,7 +6122,7 @@
                 <w:rFonts w:ascii="Arial" w:hAnsi="Arial" w:cs="Arial"/>
                 <w:vertAlign w:val="superscript"/>
               </w:rPr>
-              <w:t>8</w:t>
+              <w:t>16</w:t>
             </w:r>
             <w:r>
               <w:rPr>
@@ -2889,7 +6135,20 @@
                 <w:rFonts w:ascii="Arial" w:hAnsi="Arial" w:cs="Arial"/>
                 <w:vertAlign w:val="superscript"/>
               </w:rPr>
-              <w:t>2</w:t>
+              <w:t>12</w:t>
+            </w:r>
+            <w:r>
+              <w:rPr>
+                <w:rFonts w:ascii="Arial" w:hAnsi="Arial" w:cs="Arial"/>
+              </w:rPr>
+              <w:t>+x</w:t>
+            </w:r>
+            <w:r>
+              <w:rPr>
+                <w:rFonts w:ascii="Arial" w:hAnsi="Arial" w:cs="Arial"/>
+                <w:vertAlign w:val="superscript"/>
+              </w:rPr>
+              <w:t>5</w:t>
             </w:r>
             <w:r>
               <w:rPr>
@@ -2922,7 +6181,7 @@
               <w:rPr>
                 <w:lang w:val="it-IT" w:bidi="he-IL"/>
               </w:rPr>
-              <w:t>CRC-8 ATM</w:t>
+              <w:t>CRC-16 USB</w:t>
             </w:r>
           </w:p>
         </w:tc>
@@ -2950,7 +6209,7 @@
                 <w:rFonts w:ascii="Arial" w:hAnsi="Arial" w:cs="Arial"/>
                 <w:vertAlign w:val="superscript"/>
               </w:rPr>
-              <w:t>8</w:t>
+              <w:t>16</w:t>
             </w:r>
             <w:r>
               <w:rPr>
@@ -2963,68 +6222,7 @@
                 <w:rFonts w:ascii="Arial" w:hAnsi="Arial" w:cs="Arial"/>
                 <w:vertAlign w:val="superscript"/>
               </w:rPr>
-              <w:t>2</w:t>
-            </w:r>
-            <w:r>
-              <w:rPr>
-                <w:rFonts w:ascii="Arial" w:hAnsi="Arial" w:cs="Arial"/>
-              </w:rPr>
-              <w:t>+x+1</w:t>
-            </w:r>
-          </w:p>
-        </w:tc>
-      </w:tr>
-      <w:tr>
-        <w:trPr>
-          <w:trHeight w:val="317"/>
-          <w:jc w:val="center"/>
-        </w:trPr>
-        <w:tc>
-          <w:tcPr>
-            <w:tcW w:w="2501" w:type="pct"/>
-          </w:tcPr>
-          <w:p>
-            <w:pPr>
-              <w:spacing w:after="0" w:line="240" w:lineRule="auto"/>
-              <w:ind w:firstLine="0"/>
-              <w:jc w:val="center"/>
-              <w:rPr>
-                <w:lang w:val="it-IT" w:bidi="he-IL"/>
-              </w:rPr>
-            </w:pPr>
-            <w:r>
-              <w:rPr>
-                <w:lang w:val="it-IT" w:bidi="he-IL"/>
-              </w:rPr>
-              <w:t>CRC-16 Bluetooth</w:t>
-            </w:r>
-          </w:p>
-        </w:tc>
-        <w:tc>
-          <w:tcPr>
-            <w:tcW w:w="2499" w:type="pct"/>
-          </w:tcPr>
-          <w:p>
-            <w:pPr>
-              <w:spacing w:after="0" w:line="240" w:lineRule="auto"/>
-              <w:ind w:firstLine="0"/>
-              <w:jc w:val="center"/>
-              <w:rPr>
-                <w:lang w:val="it-IT" w:bidi="he-IL"/>
-              </w:rPr>
-            </w:pPr>
-            <w:r>
-              <w:rPr>
-                <w:rFonts w:ascii="Arial" w:hAnsi="Arial" w:cs="Arial"/>
-              </w:rPr>
-              <w:t>x</w:t>
-            </w:r>
-            <w:r>
-              <w:rPr>
-                <w:rFonts w:ascii="Arial" w:hAnsi="Arial" w:cs="Arial"/>
-                <w:vertAlign w:val="superscript"/>
-              </w:rPr>
-              <w:t>16</w:t>
+              <w:t>15</w:t>
             </w:r>
             <w:r>
               <w:rPr>
@@ -3037,20 +6235,7 @@
                 <w:rFonts w:ascii="Arial" w:hAnsi="Arial" w:cs="Arial"/>
                 <w:vertAlign w:val="superscript"/>
               </w:rPr>
-              <w:t>12</w:t>
-            </w:r>
-            <w:r>
-              <w:rPr>
-                <w:rFonts w:ascii="Arial" w:hAnsi="Arial" w:cs="Arial"/>
-              </w:rPr>
-              <w:t>+x</w:t>
-            </w:r>
-            <w:r>
-              <w:rPr>
-                <w:rFonts w:ascii="Arial" w:hAnsi="Arial" w:cs="Arial"/>
-                <w:vertAlign w:val="superscript"/>
-              </w:rPr>
-              <w:t>5</w:t>
+              <w:t>2</w:t>
             </w:r>
             <w:r>
               <w:rPr>
@@ -3083,93 +6268,6 @@
               <w:rPr>
                 <w:lang w:val="it-IT" w:bidi="he-IL"/>
               </w:rPr>
-              <w:t>CRC-16 USB</w:t>
-            </w:r>
-          </w:p>
-        </w:tc>
-        <w:tc>
-          <w:tcPr>
-            <w:tcW w:w="2499" w:type="pct"/>
-          </w:tcPr>
-          <w:p>
-            <w:pPr>
-              <w:spacing w:after="0" w:line="240" w:lineRule="auto"/>
-              <w:ind w:firstLine="0"/>
-              <w:jc w:val="center"/>
-              <w:rPr>
-                <w:lang w:val="it-IT" w:bidi="he-IL"/>
-              </w:rPr>
-            </w:pPr>
-            <w:r>
-              <w:rPr>
-                <w:rFonts w:ascii="Arial" w:hAnsi="Arial" w:cs="Arial"/>
-              </w:rPr>
-              <w:t>x</w:t>
-            </w:r>
-            <w:r>
-              <w:rPr>
-                <w:rFonts w:ascii="Arial" w:hAnsi="Arial" w:cs="Arial"/>
-                <w:vertAlign w:val="superscript"/>
-              </w:rPr>
-              <w:t>16</w:t>
-            </w:r>
-            <w:r>
-              <w:rPr>
-                <w:rFonts w:ascii="Arial" w:hAnsi="Arial" w:cs="Arial"/>
-              </w:rPr>
-              <w:t>+x</w:t>
-            </w:r>
-            <w:r>
-              <w:rPr>
-                <w:rFonts w:ascii="Arial" w:hAnsi="Arial" w:cs="Arial"/>
-                <w:vertAlign w:val="superscript"/>
-              </w:rPr>
-              <w:t>15</w:t>
-            </w:r>
-            <w:r>
-              <w:rPr>
-                <w:rFonts w:ascii="Arial" w:hAnsi="Arial" w:cs="Arial"/>
-              </w:rPr>
-              <w:t>+x</w:t>
-            </w:r>
-            <w:r>
-              <w:rPr>
-                <w:rFonts w:ascii="Arial" w:hAnsi="Arial" w:cs="Arial"/>
-                <w:vertAlign w:val="superscript"/>
-              </w:rPr>
-              <w:t>2</w:t>
-            </w:r>
-            <w:r>
-              <w:rPr>
-                <w:rFonts w:ascii="Arial" w:hAnsi="Arial" w:cs="Arial"/>
-              </w:rPr>
-              <w:t>+1</w:t>
-            </w:r>
-          </w:p>
-        </w:tc>
-      </w:tr>
-      <w:tr>
-        <w:trPr>
-          <w:trHeight w:val="317"/>
-          <w:jc w:val="center"/>
-        </w:trPr>
-        <w:tc>
-          <w:tcPr>
-            <w:tcW w:w="2501" w:type="pct"/>
-          </w:tcPr>
-          <w:p>
-            <w:pPr>
-              <w:spacing w:after="0" w:line="240" w:lineRule="auto"/>
-              <w:ind w:firstLine="0"/>
-              <w:jc w:val="center"/>
-              <w:rPr>
-                <w:lang w:val="it-IT" w:bidi="he-IL"/>
-              </w:rPr>
-            </w:pPr>
-            <w:r>
-              <w:rPr>
-                <w:lang w:val="it-IT" w:bidi="he-IL"/>
-              </w:rPr>
               <w:t>CRC-24 WLAN</w:t>
             </w:r>
           </w:p>
@@ -3253,7 +6351,7 @@
       <w:pPr>
         <w:ind w:firstLine="0"/>
         <w:rPr>
-          <w:lang w:val="it-IT" w:bidi="he-IL"/>
+          <w:lang w:val="en-US" w:bidi="he-IL"/>
         </w:rPr>
       </w:pPr>
       <w:r>
@@ -3279,37 +6377,103 @@
         <w:rPr>
           <w:lang w:val="it-IT" w:bidi="he-IL"/>
         </w:rPr>
-        <w:t xml:space="preserve">CRC-24, USB i Bluetooth. Sa slike se može videti da CRC-24 ima </w:t>
+        <w:t xml:space="preserve">CRC-24 WLAN, CRC-16 USB i CRC-16 Bluetooth. Vidi se zavisnost </w:t>
+      </w:r>
+      <w:r>
+        <w:rPr>
+          <w:lang w:val="sr-Latn-RS" w:bidi="he-IL"/>
+        </w:rPr>
+        <w:t xml:space="preserve">greške na izlazu iz dekodera i greške u kanalu,  verovatnoća greške u kanalu je uzeta u opsegu </w:t>
+      </w:r>
+      <w:r>
+        <w:rPr>
+          <w:lang w:val="en-US" w:bidi="he-IL"/>
+        </w:rPr>
+        <w:t>[0.01,0.13].</w:t>
       </w:r>
       <w:r>
         <w:rPr>
           <w:lang w:val="it-IT" w:bidi="he-IL"/>
         </w:rPr>
-        <w:br/>
-        <w:t xml:space="preserve">slično ponašanje kao CRC-16 Bluetooth, ali znatno bolje od CRC-16 USB koda. Takođe, na slici z.z možemo viseti ponašanje istog koda (CRC-24) </w:t>
-      </w:r>
-      <w:bookmarkStart w:id="26" w:name="_GoBack"/>
-      <w:bookmarkEnd w:id="26"/>
+        <w:t xml:space="preserve"> Sa slike se može videti da CRC-24 WLAN ima </w:t>
+      </w:r>
+      <w:r>
+        <w:rPr>
+          <w:lang w:val="it-IT" w:bidi="he-IL"/>
+        </w:rPr>
+        <w:t>slično ponašanje kao CRC-16 Bluetooth, ali z</w:t>
+      </w:r>
+      <w:r>
+        <w:rPr>
+          <w:lang w:val="it-IT" w:bidi="he-IL"/>
+        </w:rPr>
+        <w:t>natno bolje od CRC-16 USB koda. Takođe, na slici z.z možemo vid</w:t>
+      </w:r>
+      <w:r>
+        <w:rPr>
+          <w:lang w:val="it-IT" w:bidi="he-IL"/>
+        </w:rPr>
+        <w:t xml:space="preserve">eti ponašanje istog koda (CRC-24) </w:t>
+      </w:r>
+      <w:r>
+        <w:rPr>
+          <w:lang w:val="it-IT" w:bidi="he-IL"/>
+        </w:rPr>
+        <w:t>za razli</w:t>
+      </w:r>
+      <w:r>
+        <w:rPr>
+          <w:lang w:val="sr-Latn-RS" w:bidi="he-IL"/>
+        </w:rPr>
+        <w:t>čite vrednosti parametra payloadSize</w:t>
+      </w:r>
+      <w:r>
+        <w:rPr>
+          <w:lang w:val="sr-Latn-RS" w:bidi="he-IL"/>
+        </w:rPr>
+        <w:t xml:space="preserve"> </w:t>
+      </w:r>
+      <w:r>
+        <w:rPr>
+          <w:color w:val="FF0000"/>
+          <w:lang w:val="sr-Latn-RS" w:bidi="he-IL"/>
+        </w:rPr>
+        <w:t>(koji je tačan prevod parametra payload?)</w:t>
+      </w:r>
+      <w:r>
+        <w:rPr>
+          <w:lang w:val="sr-Latn-RS" w:bidi="he-IL"/>
+        </w:rPr>
+        <w:t xml:space="preserve">. Najbolje rezultate ima za payloadSize </w:t>
+      </w:r>
+      <w:r>
+        <w:rPr>
+          <w:lang w:val="en-US" w:bidi="he-IL"/>
+        </w:rPr>
+        <w:t>= 100.</w:t>
+      </w:r>
+    </w:p>
+    <w:p>
+      <w:pPr>
+        <w:ind w:firstLine="0"/>
+        <w:rPr>
+          <w:lang w:val="sr-Latn-RS" w:bidi="he-IL"/>
+        </w:rPr>
+      </w:pPr>
     </w:p>
     <w:p>
       <w:pPr>
         <w:ind w:firstLine="0"/>
         <w:jc w:val="center"/>
         <w:rPr>
+          <w:lang w:val="sr-Latn-RS" w:bidi="he-IL"/>
+        </w:rPr>
+      </w:pPr>
+      <w:r>
+        <w:rPr>
           <w:lang w:val="it-IT" w:bidi="he-IL"/>
         </w:rPr>
-      </w:pPr>
-      <w:r>
-        <w:rPr>
-          <w:lang w:val="it-IT" w:bidi="he-IL"/>
-        </w:rPr>
         <w:lastRenderedPageBreak/>
-        <w:br/>
-      </w:r>
-      <w:r>
-        <w:rPr>
-          <w:lang w:val="it-IT" w:bidi="he-IL"/>
-        </w:rPr>
         <w:pict>
           <v:shapetype id="_x0000_t75" coordsize="21600,21600" o:spt="75" o:preferrelative="t" path="m@4@5l@4@11@9@11@9@5xe" filled="f" stroked="f">
             <v:stroke joinstyle="miter"/>
@@ -3330,8 +6494,8 @@
             <v:path o:extrusionok="f" gradientshapeok="t" o:connecttype="rect"/>
             <o:lock v:ext="edit" aspectratio="t"/>
           </v:shapetype>
-          <v:shape id="_x0000_i1025" type="#_x0000_t75" style="width:387pt;height:291pt">
-            <v:imagedata r:id="rId9" o:title="40_24_usb_bluetooth"/>
+          <v:shape id="_x0000_i1025" type="#_x0000_t75" style="width:364.2pt;height:273.6pt">
+            <v:imagedata r:id="rId10" o:title="40_24_usb_bluetooth"/>
           </v:shape>
         </w:pict>
       </w:r>
@@ -3340,43 +6504,63 @@
       <w:pPr>
         <w:jc w:val="center"/>
         <w:rPr>
+          <w:lang w:val="en-US" w:bidi="he-IL"/>
+        </w:rPr>
+      </w:pPr>
+      <w:r>
+        <w:rPr>
           <w:lang w:val="it-IT" w:bidi="he-IL"/>
         </w:rPr>
-      </w:pPr>
+        <w:t>Slika y.y</w:t>
+      </w:r>
       <w:r>
         <w:rPr>
           <w:lang w:val="it-IT" w:bidi="he-IL"/>
         </w:rPr>
-        <w:t>Slika y.y</w:t>
-      </w:r>
-    </w:p>
-    <w:p>
-      <w:pPr>
+        <w:t xml:space="preserve"> Zavisnost </w:t>
+      </w:r>
+      <w:r>
+        <w:rPr>
+          <w:lang w:val="sr-Latn-RS" w:bidi="he-IL"/>
+        </w:rPr>
+        <w:t>greške na izlazu iz dekodera i greške u kanalu</w:t>
+      </w:r>
+      <w:r>
         <w:rPr>
           <w:lang w:val="it-IT" w:bidi="he-IL"/>
         </w:rPr>
-      </w:pPr>
-    </w:p>
-    <w:p>
-      <w:pPr>
+        <w:br/>
+      </w:r>
+      <w:r>
         <w:rPr>
           <w:lang w:val="it-IT" w:bidi="he-IL"/>
         </w:rPr>
-      </w:pPr>
-    </w:p>
-    <w:p>
-      <w:pPr>
+        <w:pict>
+          <v:shape id="_x0000_i1026" type="#_x0000_t75" style="width:364.8pt;height:338.4pt">
+            <v:imagedata r:id="rId11" o:title="40_60_100"/>
+          </v:shape>
+        </w:pict>
+      </w:r>
+    </w:p>
+    <w:p>
+      <w:pPr>
+        <w:jc w:val="center"/>
         <w:rPr>
           <w:lang w:val="it-IT" w:bidi="he-IL"/>
         </w:rPr>
       </w:pPr>
-    </w:p>
-    <w:p>
-      <w:pPr>
+      <w:r>
         <w:rPr>
           <w:lang w:val="it-IT" w:bidi="he-IL"/>
         </w:rPr>
-      </w:pPr>
+        <w:t>Slika z.z Ponašanje koda CRC-24 za razli</w:t>
+      </w:r>
+      <w:r>
+        <w:rPr>
+          <w:lang w:val="sr-Latn-RS" w:bidi="he-IL"/>
+        </w:rPr>
+        <w:t>čite vrednosti parametra payloadSize</w:t>
+      </w:r>
     </w:p>
     <w:p>
       <w:pPr>
@@ -3506,6 +6690,48 @@
     </w:p>
     <w:p>
       <w:pPr>
+        <w:rPr>
+          <w:lang w:val="it-IT" w:bidi="he-IL"/>
+        </w:rPr>
+      </w:pPr>
+    </w:p>
+    <w:p>
+      <w:pPr>
+        <w:rPr>
+          <w:lang w:val="it-IT" w:bidi="he-IL"/>
+        </w:rPr>
+      </w:pPr>
+    </w:p>
+    <w:p>
+      <w:pPr>
+        <w:rPr>
+          <w:lang w:val="it-IT" w:bidi="he-IL"/>
+        </w:rPr>
+      </w:pPr>
+    </w:p>
+    <w:p>
+      <w:pPr>
+        <w:rPr>
+          <w:lang w:val="it-IT" w:bidi="he-IL"/>
+        </w:rPr>
+      </w:pPr>
+    </w:p>
+    <w:p>
+      <w:pPr>
+        <w:rPr>
+          <w:lang w:val="it-IT" w:bidi="he-IL"/>
+        </w:rPr>
+      </w:pPr>
+    </w:p>
+    <w:p>
+      <w:pPr>
+        <w:rPr>
+          <w:lang w:val="it-IT" w:bidi="he-IL"/>
+        </w:rPr>
+      </w:pPr>
+    </w:p>
+    <w:p>
+      <w:pPr>
         <w:pStyle w:val="Heading1"/>
         <w:rPr>
           <w:lang w:val="sr-Latn-RS"/>
@@ -3516,6 +6742,7 @@
         <w:rPr>
           <w:lang w:val="sr-Latn-RS"/>
         </w:rPr>
+        <w:lastRenderedPageBreak/>
         <w:t>6</w:t>
       </w:r>
       <w:r>
@@ -3536,7 +6763,7 @@
         </w:rPr>
         <w:t>AK</w:t>
       </w:r>
-      <w:bookmarkEnd w:id="24"/>
+      <w:bookmarkEnd w:id="25"/>
       <w:bookmarkEnd w:id="27"/>
     </w:p>
     <w:p>
@@ -3545,361 +6772,6 @@
           <w:lang w:val="sr-Latn-RS" w:bidi="he-IL"/>
         </w:rPr>
       </w:pPr>
-    </w:p>
-    <w:p>
-      <w:pPr>
-        <w:rPr>
-          <w:lang w:val="sr-Latn-RS" w:bidi="he-IL"/>
-        </w:rPr>
-      </w:pPr>
-      <w:r>
-        <w:rPr>
-          <w:lang w:val="sr-Latn-RS" w:bidi="he-IL"/>
-        </w:rPr>
-        <w:t>Ovo poglavlje</w:t>
-      </w:r>
-      <w:r>
-        <w:rPr>
-          <w:lang w:val="sr-Latn-RS" w:bidi="he-IL"/>
-        </w:rPr>
-        <w:t xml:space="preserve"> treba da sadrži konačne odgovore na pitanja postavljena u Uvodu, da prikaže koja su moguća unapređenja predložene metode i da ukaže na</w:t>
-      </w:r>
-      <w:r>
-        <w:rPr>
-          <w:lang w:val="sr-Latn-RS" w:bidi="he-IL"/>
-        </w:rPr>
-        <w:t xml:space="preserve"> mogućnosti</w:t>
-      </w:r>
-      <w:r>
-        <w:rPr>
-          <w:lang w:val="sr-Latn-RS" w:bidi="he-IL"/>
-        </w:rPr>
-        <w:t xml:space="preserve"> dalje</w:t>
-      </w:r>
-      <w:r>
-        <w:rPr>
-          <w:lang w:val="sr-Latn-RS" w:bidi="he-IL"/>
-        </w:rPr>
-        <w:t>g istraživanja</w:t>
-      </w:r>
-      <w:r>
-        <w:rPr>
-          <w:lang w:val="sr-Latn-RS" w:bidi="he-IL"/>
-        </w:rPr>
-        <w:t>/</w:t>
-      </w:r>
-      <w:r>
-        <w:rPr>
-          <w:lang w:val="sr-Latn-RS" w:bidi="he-IL"/>
-        </w:rPr>
-        <w:t>rada</w:t>
-      </w:r>
-      <w:r>
-        <w:rPr>
-          <w:lang w:val="sr-Latn-RS" w:bidi="he-IL"/>
-        </w:rPr>
-        <w:t xml:space="preserve"> u oblasti.</w:t>
-      </w:r>
-    </w:p>
-    <w:p>
-      <w:pPr>
-        <w:rPr>
-          <w:lang w:val="sr-Latn-RS" w:bidi="he-IL"/>
-        </w:rPr>
-      </w:pPr>
-      <w:r>
-        <w:rPr>
-          <w:lang w:val="sr-Latn-RS" w:bidi="he-IL"/>
-        </w:rPr>
-        <w:t xml:space="preserve">Moguće je, po želji </w:t>
-      </w:r>
-      <w:r>
-        <w:rPr>
-          <w:lang w:val="sr-Latn-RS" w:bidi="he-IL"/>
-        </w:rPr>
-        <w:t>kandidat</w:t>
-      </w:r>
-      <w:r>
-        <w:rPr>
-          <w:lang w:val="sr-Latn-RS" w:bidi="he-IL"/>
-        </w:rPr>
-        <w:t>a</w:t>
-      </w:r>
-      <w:r>
-        <w:rPr>
-          <w:lang w:val="sr-Latn-RS" w:bidi="he-IL"/>
-        </w:rPr>
-        <w:t>,</w:t>
-      </w:r>
-      <w:r>
-        <w:rPr>
-          <w:lang w:val="sr-Latn-RS" w:bidi="he-IL"/>
-        </w:rPr>
-        <w:t xml:space="preserve"> poglavlje Zaključak spojiti sa poglavljem Diskusija u jedno poglavlje </w:t>
-      </w:r>
-      <w:r>
-        <w:rPr>
-          <w:lang w:val="sr-Latn-RS" w:bidi="he-IL"/>
-        </w:rPr>
-        <w:t>"</w:t>
-      </w:r>
-      <w:r>
-        <w:rPr>
-          <w:lang w:val="sr-Latn-RS" w:bidi="he-IL"/>
-        </w:rPr>
-        <w:t>Diskusija i zaključci</w:t>
-      </w:r>
-      <w:r>
-        <w:rPr>
-          <w:lang w:val="sr-Latn-RS" w:bidi="he-IL"/>
-        </w:rPr>
-        <w:t>"</w:t>
-      </w:r>
-      <w:r>
-        <w:rPr>
-          <w:lang w:val="sr-Latn-RS" w:bidi="he-IL"/>
-        </w:rPr>
-        <w:t>. To se isto odnosi i na druge</w:t>
-      </w:r>
-      <w:r>
-        <w:rPr>
-          <w:lang w:val="sr-Latn-RS" w:bidi="he-IL"/>
-        </w:rPr>
-        <w:t xml:space="preserve"> "susedne"</w:t>
-      </w:r>
-      <w:r>
-        <w:rPr>
-          <w:lang w:val="sr-Latn-RS" w:bidi="he-IL"/>
-        </w:rPr>
-        <w:t xml:space="preserve"> kombinacije, </w:t>
-      </w:r>
-      <w:r>
-        <w:rPr>
-          <w:lang w:val="sr-Latn-RS" w:bidi="he-IL"/>
-        </w:rPr>
-        <w:t>"</w:t>
-      </w:r>
-      <w:r>
-        <w:rPr>
-          <w:lang w:val="sr-Latn-RS" w:bidi="he-IL"/>
-        </w:rPr>
-        <w:t>Uvod i metoda rada</w:t>
-      </w:r>
-      <w:r>
-        <w:rPr>
-          <w:lang w:val="sr-Latn-RS" w:bidi="he-IL"/>
-        </w:rPr>
-        <w:t>"</w:t>
-      </w:r>
-      <w:r>
-        <w:rPr>
-          <w:lang w:val="sr-Latn-RS" w:bidi="he-IL"/>
-        </w:rPr>
-        <w:t xml:space="preserve">, </w:t>
-      </w:r>
-      <w:r>
-        <w:rPr>
-          <w:lang w:val="sr-Latn-RS" w:bidi="he-IL"/>
-        </w:rPr>
-        <w:t>"</w:t>
-      </w:r>
-      <w:r>
-        <w:rPr>
-          <w:lang w:val="sr-Latn-RS" w:bidi="he-IL"/>
-        </w:rPr>
-        <w:t>Metoda rada i rezultati</w:t>
-      </w:r>
-      <w:r>
-        <w:rPr>
-          <w:lang w:val="sr-Latn-RS" w:bidi="he-IL"/>
-        </w:rPr>
-        <w:t>"</w:t>
-      </w:r>
-      <w:r>
-        <w:rPr>
-          <w:lang w:val="sr-Latn-RS" w:bidi="he-IL"/>
-        </w:rPr>
-        <w:t xml:space="preserve">, </w:t>
-      </w:r>
-      <w:r>
-        <w:rPr>
-          <w:lang w:val="sr-Latn-RS" w:bidi="he-IL"/>
-        </w:rPr>
-        <w:t>"</w:t>
-      </w:r>
-      <w:r>
-        <w:rPr>
-          <w:lang w:val="sr-Latn-RS" w:bidi="he-IL"/>
-        </w:rPr>
-        <w:t>Rezultati i diskusija</w:t>
-      </w:r>
-      <w:r>
-        <w:rPr>
-          <w:lang w:val="sr-Latn-RS" w:bidi="he-IL"/>
-        </w:rPr>
-        <w:t>"</w:t>
-      </w:r>
-      <w:r>
-        <w:rPr>
-          <w:lang w:val="sr-Latn-RS" w:bidi="he-IL"/>
-        </w:rPr>
-        <w:t xml:space="preserve"> i dr. (u dogovoru sa </w:t>
-      </w:r>
-      <w:r>
-        <w:rPr>
-          <w:lang w:val="sr-Latn-RS" w:bidi="he-IL"/>
-        </w:rPr>
-        <w:t>mentor</w:t>
-      </w:r>
-      <w:r>
-        <w:rPr>
-          <w:lang w:val="sr-Latn-RS" w:bidi="he-IL"/>
-        </w:rPr>
-        <w:t>om realizovati odgovarajuću podelu na celine).</w:t>
-      </w:r>
-    </w:p>
-    <w:p>
-      <w:pPr>
-        <w:rPr>
-          <w:lang w:val="sr-Latn-RS" w:bidi="he-IL"/>
-        </w:rPr>
-      </w:pPr>
-      <w:r>
-        <w:rPr>
-          <w:lang w:val="sr-Latn-RS" w:bidi="he-IL"/>
-        </w:rPr>
-        <w:t>Nakon Zaključka</w:t>
-      </w:r>
-      <w:r>
-        <w:rPr>
-          <w:lang w:val="sr-Latn-RS" w:bidi="he-IL"/>
-        </w:rPr>
-        <w:t>,</w:t>
-      </w:r>
-      <w:r>
-        <w:rPr>
-          <w:lang w:val="sr-Latn-RS" w:bidi="he-IL"/>
-        </w:rPr>
-        <w:t xml:space="preserve"> sledi Literatura u kojoj se nalaze kompletni biografski podaci </w:t>
-      </w:r>
-      <w:r>
-        <w:rPr>
-          <w:lang w:val="sr-Latn-RS" w:bidi="he-IL"/>
-        </w:rPr>
-        <w:t>časopisa, knjiga, poglavlja i drugog materijala koji se navodi.</w:t>
-      </w:r>
-      <w:r>
-        <w:rPr>
-          <w:lang w:val="sr-Latn-RS" w:bidi="he-IL"/>
-        </w:rPr>
-        <w:t xml:space="preserve"> U ovom uputstvu dati su primeri</w:t>
-      </w:r>
-      <w:r>
-        <w:rPr>
-          <w:lang w:val="sr-Latn-RS" w:bidi="he-IL"/>
-        </w:rPr>
-        <w:t xml:space="preserve"> navoda</w:t>
-      </w:r>
-      <w:r>
-        <w:rPr>
-          <w:lang w:val="sr-Latn-RS" w:bidi="he-IL"/>
-        </w:rPr>
-        <w:t xml:space="preserve"> knjige, </w:t>
-      </w:r>
-      <w:r>
-        <w:rPr>
-          <w:lang w:val="sr-Latn-RS" w:bidi="he-IL"/>
-        </w:rPr>
-        <w:t xml:space="preserve">priručnika, tehničkih izveštaja, konferencijskog rada, </w:t>
-      </w:r>
-      <w:r>
-        <w:rPr>
-          <w:lang w:val="sr-Latn-RS" w:bidi="he-IL"/>
-        </w:rPr>
-        <w:t>internet izvora, rada u časopisu,</w:t>
-      </w:r>
-      <w:r>
-        <w:rPr>
-          <w:lang w:val="sr-Latn-RS" w:bidi="he-IL"/>
-        </w:rPr>
-        <w:t xml:space="preserve"> </w:t>
-      </w:r>
-      <w:r>
-        <w:rPr>
-          <w:lang w:val="sr-Latn-RS" w:bidi="he-IL"/>
-        </w:rPr>
-        <w:t>doktorske disertacija</w:t>
-      </w:r>
-      <w:r>
-        <w:rPr>
-          <w:lang w:val="sr-Latn-RS" w:bidi="he-IL"/>
-        </w:rPr>
-        <w:t>,</w:t>
-      </w:r>
-      <w:r>
-        <w:rPr>
-          <w:lang w:val="sr-Latn-RS" w:bidi="he-IL"/>
-        </w:rPr>
-        <w:t xml:space="preserve"> master teze</w:t>
-      </w:r>
-      <w:r>
-        <w:rPr>
-          <w:lang w:val="sr-Latn-RS" w:bidi="he-IL"/>
-        </w:rPr>
-        <w:t xml:space="preserve"> </w:t>
-      </w:r>
-      <w:r>
-        <w:rPr>
-          <w:lang w:val="sr-Latn-RS" w:bidi="he-IL"/>
-        </w:rPr>
-        <w:t xml:space="preserve">i beleške za predavanja </w:t>
-      </w:r>
-      <w:r>
-        <w:rPr>
-          <w:lang w:val="sr-Latn-RS" w:bidi="he-IL"/>
-        </w:rPr>
-        <w:t>u IEEE formatu</w:t>
-      </w:r>
-      <w:r>
-        <w:rPr>
-          <w:lang w:val="sr-Latn-RS" w:bidi="he-IL"/>
-        </w:rPr>
-        <w:t xml:space="preserve"> u poglavlju Literatura.</w:t>
-      </w:r>
-      <w:r>
-        <w:rPr>
-          <w:lang w:val="sr-Latn-RS" w:bidi="he-IL"/>
-        </w:rPr>
-        <w:t xml:space="preserve"> Posebno, obratiti pažnju na uniformni prikaz literature.</w:t>
-      </w:r>
-    </w:p>
-    <w:p>
-      <w:pPr>
-        <w:rPr>
-          <w:lang w:val="sr-Latn-RS" w:bidi="he-IL"/>
-        </w:rPr>
-      </w:pPr>
-      <w:r>
-        <w:rPr>
-          <w:lang w:val="sr-Latn-RS" w:bidi="he-IL"/>
-        </w:rPr>
-        <w:t xml:space="preserve">Više o IEEE formatu koji je korišćen u ovom dokumentu, studenti mogu pogledati na </w:t>
-      </w:r>
-      <w:hyperlink r:id="rId10" w:history="1">
-        <w:r>
-          <w:rPr>
-            <w:rStyle w:val="Hyperlink"/>
-            <w:lang w:val="sr-Latn-RS" w:bidi="he-IL"/>
-          </w:rPr>
-          <w:t>https://www.ieee.org/documents/ieeecitationref.pdf</w:t>
-        </w:r>
-      </w:hyperlink>
-      <w:r>
-        <w:rPr>
-          <w:lang w:val="sr-Latn-RS" w:bidi="he-IL"/>
-        </w:rPr>
-        <w:t>.</w:t>
-      </w:r>
     </w:p>
     <w:p>
       <w:pPr>
@@ -3975,199 +6847,6 @@
           <w:lang w:val="sr-Latn-RS"/>
         </w:rPr>
       </w:pPr>
-      <w:r>
-        <w:rPr>
-          <w:rFonts w:asciiTheme="minorHAnsi" w:hAnsiTheme="minorHAnsi"/>
-          <w:lang w:val="sr-Latn-RS"/>
-        </w:rPr>
-        <w:t xml:space="preserve">G. O. Young, “Synthetic structure of industrial plastics,” in Plastics, vol. 3, Polymers of Hexadromicon, J. Peters, Ed., 2nd ed. New York: McGraw-Hill, 1964, pp. 15-64. </w:t>
-      </w:r>
-    </w:p>
-    <w:p>
-      <w:pPr>
-        <w:pStyle w:val="ListParagraph"/>
-        <w:numPr>
-          <w:ilvl w:val="0"/>
-          <w:numId w:val="37"/>
-        </w:numPr>
-        <w:spacing w:after="0" w:line="240" w:lineRule="auto"/>
-        <w:ind w:left="450" w:hanging="450"/>
-        <w:rPr>
-          <w:rFonts w:asciiTheme="minorHAnsi" w:hAnsiTheme="minorHAnsi"/>
-          <w:lang w:val="sr-Latn-RS"/>
-        </w:rPr>
-      </w:pPr>
-      <w:r>
-        <w:rPr>
-          <w:rFonts w:asciiTheme="minorHAnsi" w:hAnsiTheme="minorHAnsi"/>
-          <w:lang w:val="sr-Latn-RS"/>
-        </w:rPr>
-        <w:t xml:space="preserve">B. Klaus and P. Horn, Robot Vision. Cambridge, MA: MIT Press, 1986. </w:t>
-      </w:r>
-    </w:p>
-    <w:p>
-      <w:pPr>
-        <w:pStyle w:val="ListParagraph"/>
-        <w:numPr>
-          <w:ilvl w:val="0"/>
-          <w:numId w:val="37"/>
-        </w:numPr>
-        <w:spacing w:after="0" w:line="240" w:lineRule="auto"/>
-        <w:ind w:left="450" w:hanging="450"/>
-        <w:rPr>
-          <w:rFonts w:asciiTheme="minorHAnsi" w:hAnsiTheme="minorHAnsi"/>
-          <w:lang w:val="sr-Latn-RS"/>
-        </w:rPr>
-      </w:pPr>
-      <w:r>
-        <w:rPr>
-          <w:rFonts w:asciiTheme="minorHAnsi" w:hAnsiTheme="minorHAnsi"/>
-          <w:lang w:val="sr-Latn-RS"/>
-        </w:rPr>
-        <w:t xml:space="preserve">Motorola Semiconductor Data Manual, Motorola Semiconductor Products Inc., Phoenix, AZ, 1989. </w:t>
-      </w:r>
-    </w:p>
-    <w:p>
-      <w:pPr>
-        <w:pStyle w:val="ListParagraph"/>
-        <w:numPr>
-          <w:ilvl w:val="0"/>
-          <w:numId w:val="37"/>
-        </w:numPr>
-        <w:spacing w:after="0" w:line="240" w:lineRule="auto"/>
-        <w:ind w:left="450" w:hanging="450"/>
-        <w:rPr>
-          <w:rFonts w:asciiTheme="minorHAnsi" w:hAnsiTheme="minorHAnsi"/>
-          <w:lang w:val="sr-Latn-RS"/>
-        </w:rPr>
-      </w:pPr>
-      <w:r>
-        <w:rPr>
-          <w:rFonts w:asciiTheme="minorHAnsi" w:hAnsiTheme="minorHAnsi"/>
-          <w:lang w:val="sr-Latn-RS"/>
-        </w:rPr>
-        <w:t xml:space="preserve">E. E. Reber </w:t>
-      </w:r>
-      <w:r>
-        <w:rPr>
-          <w:rFonts w:asciiTheme="minorHAnsi" w:hAnsiTheme="minorHAnsi"/>
-          <w:i/>
-          <w:lang w:val="sr-Latn-RS"/>
-        </w:rPr>
-        <w:t>et al.</w:t>
-      </w:r>
-      <w:r>
-        <w:rPr>
-          <w:rFonts w:asciiTheme="minorHAnsi" w:hAnsiTheme="minorHAnsi"/>
-          <w:lang w:val="sr-Latn-RS"/>
-        </w:rPr>
-        <w:t xml:space="preserve">, “Oxygen absorption in the earth’s atmosphere,” Aerospace Corp., Los Angeles, CA, Tech. Rep. TR-0200 (4230-46)-3, Nov. 1988. </w:t>
-      </w:r>
-    </w:p>
-    <w:p>
-      <w:pPr>
-        <w:pStyle w:val="ListParagraph"/>
-        <w:numPr>
-          <w:ilvl w:val="0"/>
-          <w:numId w:val="37"/>
-        </w:numPr>
-        <w:spacing w:after="0" w:line="240" w:lineRule="auto"/>
-        <w:ind w:left="450" w:hanging="450"/>
-        <w:rPr>
-          <w:rFonts w:asciiTheme="minorHAnsi" w:hAnsiTheme="minorHAnsi"/>
-          <w:lang w:val="sr-Latn-RS"/>
-        </w:rPr>
-      </w:pPr>
-      <w:r>
-        <w:rPr>
-          <w:rFonts w:asciiTheme="minorHAnsi" w:hAnsiTheme="minorHAnsi"/>
-          <w:lang w:val="sr-Latn-RS"/>
-        </w:rPr>
-        <w:t xml:space="preserve">T. J. van Weert and R. K. Munro, Eds., </w:t>
-      </w:r>
-      <w:r>
-        <w:rPr>
-          <w:rStyle w:val="Emphasis"/>
-          <w:rFonts w:asciiTheme="minorHAnsi" w:hAnsiTheme="minorHAnsi"/>
-          <w:lang w:val="sr-Latn-RS"/>
-        </w:rPr>
-        <w:t>Informatics and the Digital Society: Social, ethical and cognitive issues</w:t>
-      </w:r>
-      <w:r>
-        <w:rPr>
-          <w:rFonts w:asciiTheme="minorHAnsi" w:hAnsiTheme="minorHAnsi"/>
-          <w:lang w:val="sr-Latn-RS"/>
-        </w:rPr>
-        <w:t>: IFIP TC3/WG3.1&amp;3.2 Open Conf. on Social, Ethical and Cognitive Issues of Informatics and ICT, July 22-26, 2002, Dortmund, Germany. Boston: Kluwer Academic, 2003.</w:t>
-      </w:r>
-    </w:p>
-    <w:p>
-      <w:pPr>
-        <w:pStyle w:val="ListParagraph"/>
-        <w:numPr>
-          <w:ilvl w:val="0"/>
-          <w:numId w:val="37"/>
-        </w:numPr>
-        <w:spacing w:after="0" w:line="240" w:lineRule="auto"/>
-        <w:ind w:left="450" w:hanging="450"/>
-        <w:rPr>
-          <w:rFonts w:asciiTheme="minorHAnsi" w:hAnsiTheme="minorHAnsi"/>
-          <w:lang w:val="sr-Latn-RS"/>
-        </w:rPr>
-      </w:pPr>
-      <w:r>
-        <w:rPr>
-          <w:rFonts w:asciiTheme="minorHAnsi" w:hAnsiTheme="minorHAnsi"/>
-          <w:lang w:val="sr-Latn-RS"/>
-        </w:rPr>
-        <w:t xml:space="preserve">J. Jones. (1991, May 10). Networks (2nd ed.) [Online]. Available: </w:t>
-      </w:r>
-      <w:hyperlink r:id="rId11" w:history="1">
-        <w:r>
-          <w:rPr>
-            <w:rStyle w:val="Hyperlink"/>
-            <w:rFonts w:asciiTheme="minorHAnsi" w:hAnsiTheme="minorHAnsi"/>
-            <w:lang w:val="sr-Latn-RS"/>
-          </w:rPr>
-          <w:t>http://www.atm.com</w:t>
-        </w:r>
-      </w:hyperlink>
-      <w:r>
-        <w:rPr>
-          <w:rFonts w:asciiTheme="minorHAnsi" w:hAnsiTheme="minorHAnsi"/>
-          <w:lang w:val="sr-Latn-RS"/>
-        </w:rPr>
-        <w:t>.</w:t>
-      </w:r>
-    </w:p>
-    <w:p>
-      <w:pPr>
-        <w:pStyle w:val="ListParagraph"/>
-        <w:numPr>
-          <w:ilvl w:val="0"/>
-          <w:numId w:val="37"/>
-        </w:numPr>
-        <w:spacing w:after="0" w:line="240" w:lineRule="auto"/>
-        <w:ind w:left="450" w:hanging="450"/>
-        <w:rPr>
-          <w:rFonts w:asciiTheme="minorHAnsi" w:hAnsiTheme="minorHAnsi"/>
-          <w:lang w:val="sr-Latn-RS"/>
-        </w:rPr>
-      </w:pPr>
-      <w:r>
-        <w:rPr>
-          <w:rFonts w:asciiTheme="minorHAnsi" w:hAnsiTheme="minorHAnsi"/>
-          <w:lang w:val="sr-Latn-RS"/>
-        </w:rPr>
-        <w:t xml:space="preserve">R. E. Kalman, “New results in linear filtering and prediction theory,” J. Basic Eng., ser. D, vol. 83, pp. 95-108, </w:t>
-      </w:r>
-      <w:r>
-        <w:rPr>
-          <w:rFonts w:asciiTheme="minorHAnsi" w:hAnsiTheme="minorHAnsi"/>
-          <w:lang w:val="sr-Latn-RS"/>
-        </w:rPr>
-        <w:t>Mar. 1961.</w:t>
-      </w:r>
     </w:p>
     <w:p>
       <w:pPr>
@@ -4182,97 +6861,6 @@
           <w:lang w:val="sr-Latn-RS" w:bidi="he-IL"/>
         </w:rPr>
       </w:pPr>
-      <w:r>
-        <w:rPr>
-          <w:rFonts w:asciiTheme="minorHAnsi" w:hAnsiTheme="minorHAnsi"/>
-          <w:lang w:val="sr-Latn-RS" w:bidi="he-IL"/>
-        </w:rPr>
-        <w:t xml:space="preserve">M. </w:t>
-      </w:r>
-      <w:r>
-        <w:rPr>
-          <w:rFonts w:asciiTheme="minorHAnsi" w:hAnsiTheme="minorHAnsi"/>
-          <w:lang w:val="sr-Latn-RS" w:bidi="he-IL"/>
-        </w:rPr>
-        <w:t xml:space="preserve">Đurić-Jovičić. </w:t>
-      </w:r>
-      <w:r>
-        <w:rPr>
-          <w:rFonts w:asciiTheme="minorHAnsi" w:hAnsiTheme="minorHAnsi"/>
-          <w:lang w:val="sr-Latn-RS"/>
-        </w:rPr>
-        <w:t>“</w:t>
-      </w:r>
-      <w:r>
-        <w:rPr>
-          <w:rFonts w:asciiTheme="minorHAnsi" w:hAnsiTheme="minorHAnsi"/>
-          <w:lang w:val="sr-Latn-RS" w:bidi="he-IL"/>
-        </w:rPr>
-        <w:t>Inertial sensors signal processing methods for gait analysis of pati</w:t>
-      </w:r>
-      <w:r>
-        <w:rPr>
-          <w:rFonts w:asciiTheme="minorHAnsi" w:hAnsiTheme="minorHAnsi"/>
-          <w:lang w:val="sr-Latn-RS" w:bidi="he-IL"/>
-        </w:rPr>
-        <w:t>ents with impaired gait pattern</w:t>
-      </w:r>
-      <w:r>
-        <w:rPr>
-          <w:rFonts w:asciiTheme="minorHAnsi" w:hAnsiTheme="minorHAnsi"/>
-          <w:lang w:val="sr-Latn-RS"/>
-        </w:rPr>
-        <w:t>”</w:t>
-      </w:r>
-      <w:r>
-        <w:rPr>
-          <w:rFonts w:asciiTheme="minorHAnsi" w:hAnsiTheme="minorHAnsi"/>
-          <w:lang w:val="sr-Latn-RS" w:bidi="he-IL"/>
-        </w:rPr>
-        <w:t>,</w:t>
-      </w:r>
-      <w:r>
-        <w:rPr>
-          <w:rFonts w:asciiTheme="minorHAnsi" w:hAnsiTheme="minorHAnsi"/>
-          <w:lang w:val="sr-Latn-RS" w:bidi="he-IL"/>
-        </w:rPr>
-        <w:t xml:space="preserve"> PhD Thesis, University of Belgrade</w:t>
-      </w:r>
-      <w:r>
-        <w:rPr>
-          <w:rFonts w:asciiTheme="minorHAnsi" w:hAnsiTheme="minorHAnsi"/>
-          <w:lang w:val="sr-Latn-RS" w:bidi="he-IL"/>
-        </w:rPr>
-        <w:t xml:space="preserve"> - Faculty of Electrical Engineering</w:t>
-      </w:r>
-      <w:r>
-        <w:rPr>
-          <w:rFonts w:asciiTheme="minorHAnsi" w:hAnsiTheme="minorHAnsi"/>
-          <w:lang w:val="sr-Latn-RS" w:bidi="he-IL"/>
-        </w:rPr>
-        <w:t>, Serbia, pp. 1-175,</w:t>
-      </w:r>
-      <w:r>
-        <w:rPr>
-          <w:rFonts w:asciiTheme="minorHAnsi" w:hAnsiTheme="minorHAnsi"/>
-          <w:lang w:val="sr-Latn-RS" w:bidi="he-IL"/>
-        </w:rPr>
-        <w:t xml:space="preserve"> </w:t>
-      </w:r>
-      <w:r>
-        <w:rPr>
-          <w:rFonts w:asciiTheme="minorHAnsi" w:hAnsiTheme="minorHAnsi"/>
-          <w:lang w:val="sr-Latn-RS" w:bidi="he-IL"/>
-        </w:rPr>
-        <w:t xml:space="preserve">Oct. </w:t>
-      </w:r>
-      <w:r>
-        <w:rPr>
-          <w:rFonts w:asciiTheme="minorHAnsi" w:hAnsiTheme="minorHAnsi"/>
-          <w:lang w:val="sr-Latn-RS" w:bidi="he-IL"/>
-        </w:rPr>
-        <w:t>2012.</w:t>
-      </w:r>
     </w:p>
     <w:p>
       <w:pPr>
@@ -4283,436 +6871,55 @@
         </w:numPr>
         <w:ind w:left="450" w:hanging="450"/>
         <w:rPr>
-          <w:rFonts w:asciiTheme="minorHAnsi" w:hAnsiTheme="minorHAnsi"/>
-          <w:lang w:val="sr-Latn-RS" w:bidi="he-IL"/>
-        </w:rPr>
-      </w:pPr>
-      <w:r>
-        <w:rPr>
-          <w:rFonts w:asciiTheme="minorHAnsi" w:hAnsiTheme="minorHAnsi"/>
-          <w:lang w:val="sr-Latn-RS" w:bidi="he-IL"/>
-        </w:rPr>
-        <w:t>M. Stevanović</w:t>
-      </w:r>
-      <w:r>
-        <w:rPr>
-          <w:rFonts w:asciiTheme="minorHAnsi" w:hAnsiTheme="minorHAnsi"/>
-          <w:lang w:val="sr-Latn-RS" w:bidi="he-IL"/>
-        </w:rPr>
-        <w:t xml:space="preserve">. </w:t>
-      </w:r>
-      <w:r>
-        <w:rPr>
-          <w:rFonts w:asciiTheme="minorHAnsi" w:hAnsiTheme="minorHAnsi"/>
-          <w:lang w:val="sr-Latn-RS"/>
-        </w:rPr>
-        <w:t>“</w:t>
-      </w:r>
-      <w:r>
-        <w:rPr>
-          <w:rFonts w:asciiTheme="minorHAnsi" w:hAnsiTheme="minorHAnsi"/>
-          <w:lang w:val="sr-Latn-RS" w:bidi="he-IL"/>
-        </w:rPr>
-        <w:t>Uticaj vizuelne povratne informacije na promene u kortikalnoj aktivnosti tokom realnih i zamišljenih pokreta</w:t>
-      </w:r>
-      <w:r>
-        <w:rPr>
-          <w:rFonts w:asciiTheme="minorHAnsi" w:hAnsiTheme="minorHAnsi"/>
-          <w:lang w:val="sr-Latn-RS"/>
-        </w:rPr>
-        <w:t>”</w:t>
-      </w:r>
-      <w:r>
-        <w:rPr>
-          <w:rFonts w:asciiTheme="minorHAnsi" w:hAnsiTheme="minorHAnsi"/>
-          <w:lang w:val="sr-Latn-RS" w:bidi="he-IL"/>
-        </w:rPr>
-        <w:t xml:space="preserve">, Master rad, </w:t>
-      </w:r>
-      <w:r>
-        <w:rPr>
-          <w:rFonts w:asciiTheme="minorHAnsi" w:hAnsiTheme="minorHAnsi"/>
-          <w:lang w:val="sr-Latn-RS" w:bidi="he-IL"/>
-        </w:rPr>
-        <w:t xml:space="preserve">Univerzitet u Beogradu - </w:t>
-      </w:r>
-      <w:r>
-        <w:rPr>
-          <w:rFonts w:asciiTheme="minorHAnsi" w:hAnsiTheme="minorHAnsi"/>
-          <w:lang w:val="sr-Latn-RS" w:bidi="he-IL"/>
-        </w:rPr>
-        <w:t>Elektrotehnički f</w:t>
-      </w:r>
-      <w:r>
-        <w:rPr>
-          <w:rFonts w:asciiTheme="minorHAnsi" w:hAnsiTheme="minorHAnsi"/>
-          <w:lang w:val="sr-Latn-RS" w:bidi="he-IL"/>
-        </w:rPr>
-        <w:t>akultet,</w:t>
-      </w:r>
-      <w:r>
-        <w:rPr>
-          <w:rFonts w:asciiTheme="minorHAnsi" w:hAnsiTheme="minorHAnsi"/>
-          <w:lang w:val="sr-Latn-RS" w:bidi="he-IL"/>
-        </w:rPr>
-        <w:t xml:space="preserve"> Srbija, pp. 1-59, </w:t>
-      </w:r>
-      <w:r>
-        <w:rPr>
-          <w:rFonts w:asciiTheme="minorHAnsi" w:hAnsiTheme="minorHAnsi"/>
-          <w:lang w:val="sr-Latn-RS" w:bidi="he-IL"/>
-        </w:rPr>
-        <w:t xml:space="preserve">jul </w:t>
-      </w:r>
-      <w:r>
-        <w:rPr>
-          <w:rFonts w:asciiTheme="minorHAnsi" w:hAnsiTheme="minorHAnsi"/>
-          <w:lang w:val="sr-Latn-RS" w:bidi="he-IL"/>
-        </w:rPr>
-        <w:t>2013.</w:t>
-      </w:r>
+          <w:lang w:val="sr-Latn-RS" w:bidi="he-IL"/>
+        </w:rPr>
+      </w:pPr>
+      <w:r>
+        <w:rPr>
+          <w:lang w:val="sr-Latn-RS"/>
+        </w:rPr>
+        <w:br w:type="page"/>
+      </w:r>
+    </w:p>
+    <w:p>
+      <w:pPr>
+        <w:pStyle w:val="Heading1"/>
+        <w:rPr>
+          <w:lang w:val="sr-Latn-RS"/>
+        </w:rPr>
+      </w:pPr>
+    </w:p>
+    <w:p>
+      <w:pPr>
+        <w:pStyle w:val="Heading1"/>
+        <w:rPr>
+          <w:lang w:val="sr-Latn-RS"/>
+        </w:rPr>
+      </w:pPr>
+      <w:bookmarkStart w:id="30" w:name="_Toc125197746"/>
+      <w:r>
+        <w:rPr>
+          <w:lang w:val="sr-Latn-RS"/>
+        </w:rPr>
+        <w:t>8 DODATAK</w:t>
+      </w:r>
+      <w:bookmarkEnd w:id="30"/>
+    </w:p>
+    <w:p>
+      <w:pPr>
+        <w:rPr>
+          <w:lang w:val="sr-Latn-RS" w:bidi="he-IL"/>
+        </w:rPr>
+      </w:pPr>
     </w:p>
     <w:p>
       <w:pPr>
         <w:pStyle w:val="ListParagraph"/>
-        <w:numPr>
-          <w:ilvl w:val="0"/>
-          <w:numId w:val="37"/>
-        </w:numPr>
-        <w:ind w:left="450" w:hanging="450"/>
-        <w:rPr>
-          <w:lang w:val="sr-Latn-RS" w:bidi="he-IL"/>
-        </w:rPr>
-      </w:pPr>
-      <w:r>
-        <w:rPr>
-          <w:rFonts w:asciiTheme="minorHAnsi" w:hAnsiTheme="minorHAnsi"/>
-          <w:lang w:val="sr-Latn-RS" w:bidi="he-IL"/>
-        </w:rPr>
-        <w:t>D.</w:t>
-      </w:r>
-      <w:r>
-        <w:rPr>
-          <w:rFonts w:asciiTheme="minorHAnsi" w:hAnsiTheme="minorHAnsi"/>
-          <w:lang w:val="sr-Latn-RS" w:bidi="he-IL"/>
-        </w:rPr>
-        <w:t xml:space="preserve"> </w:t>
-      </w:r>
-      <w:r>
-        <w:rPr>
-          <w:rFonts w:asciiTheme="minorHAnsi" w:hAnsiTheme="minorHAnsi"/>
-          <w:lang w:val="sr-Latn-RS" w:bidi="he-IL"/>
-        </w:rPr>
-        <w:t xml:space="preserve">B. Popović, </w:t>
-      </w:r>
-      <w:r>
-        <w:rPr>
-          <w:rFonts w:asciiTheme="minorHAnsi" w:hAnsiTheme="minorHAnsi"/>
-          <w:lang w:val="sr-Latn-RS" w:bidi="he-IL"/>
-        </w:rPr>
-        <w:t xml:space="preserve">Autorizovane beleške sa predavanja na predmetu Kliničko inženjerstvo OS4KLI, </w:t>
-      </w:r>
-      <w:r>
-        <w:rPr>
-          <w:rFonts w:asciiTheme="minorHAnsi" w:hAnsiTheme="minorHAnsi"/>
-          <w:lang w:val="sr-Latn-RS" w:bidi="he-IL"/>
-        </w:rPr>
-        <w:t xml:space="preserve">Univerzitet u Beogradu - </w:t>
-      </w:r>
-      <w:r>
-        <w:rPr>
-          <w:rFonts w:asciiTheme="minorHAnsi" w:hAnsiTheme="minorHAnsi"/>
-          <w:lang w:val="sr-Latn-RS" w:bidi="he-IL"/>
-        </w:rPr>
-        <w:t>Elektrotehnički fakultet, 2012.</w:t>
-      </w:r>
-      <w:r>
-        <w:rPr>
-          <w:lang w:val="sr-Latn-RS"/>
-        </w:rPr>
-        <w:br w:type="page"/>
-      </w:r>
-    </w:p>
-    <w:p>
-      <w:pPr>
-        <w:pStyle w:val="Heading1"/>
-        <w:rPr>
-          <w:lang w:val="sr-Latn-RS"/>
-        </w:rPr>
-      </w:pPr>
-    </w:p>
-    <w:p>
-      <w:pPr>
-        <w:pStyle w:val="Heading1"/>
-        <w:rPr>
-          <w:lang w:val="sr-Latn-RS"/>
-        </w:rPr>
-      </w:pPr>
-      <w:bookmarkStart w:id="30" w:name="_Toc125197746"/>
-      <w:r>
-        <w:rPr>
-          <w:lang w:val="sr-Latn-RS"/>
-        </w:rPr>
-        <w:t>8 DODATAK</w:t>
-      </w:r>
-      <w:bookmarkEnd w:id="30"/>
-    </w:p>
-    <w:p>
-      <w:pPr>
-        <w:rPr>
-          <w:lang w:val="sr-Latn-RS" w:bidi="he-IL"/>
-        </w:rPr>
-      </w:pPr>
-    </w:p>
-    <w:p>
-      <w:pPr>
-        <w:rPr>
-          <w:lang w:val="sr-Latn-RS" w:bidi="he-IL"/>
-        </w:rPr>
-      </w:pPr>
-      <w:r>
-        <w:rPr>
-          <w:lang w:val="sr-Latn-RS" w:bidi="he-IL"/>
-        </w:rPr>
-        <w:t>Diplomski rad može</w:t>
-      </w:r>
-      <w:r>
-        <w:rPr>
-          <w:lang w:val="sr-Latn-RS" w:bidi="he-IL"/>
-        </w:rPr>
-        <w:t xml:space="preserve"> opciono</w:t>
-      </w:r>
-      <w:r>
-        <w:rPr>
-          <w:lang w:val="sr-Latn-RS" w:bidi="he-IL"/>
-        </w:rPr>
-        <w:t xml:space="preserve"> da sadrži</w:t>
-      </w:r>
-      <w:r>
-        <w:rPr>
-          <w:lang w:val="sr-Latn-RS" w:bidi="he-IL"/>
-        </w:rPr>
-        <w:t xml:space="preserve"> i</w:t>
-      </w:r>
-      <w:r>
-        <w:rPr>
-          <w:lang w:val="sr-Latn-RS" w:bidi="he-IL"/>
-        </w:rPr>
-        <w:t xml:space="preserve"> </w:t>
-      </w:r>
-      <w:r>
-        <w:rPr>
-          <w:lang w:val="sr-Latn-RS" w:bidi="he-IL"/>
-        </w:rPr>
-        <w:t>priloge</w:t>
-      </w:r>
-      <w:r>
-        <w:rPr>
-          <w:lang w:val="sr-Latn-RS" w:bidi="he-IL"/>
-        </w:rPr>
-        <w:t xml:space="preserve">. Potrebno je numerisati priloge azbučno ili abecedno (u zavisnosti da li se diplomski rad piše ćirilicom ili latinicom). </w:t>
-      </w:r>
-      <w:r>
-        <w:rPr>
-          <w:lang w:val="sr-Latn-RS" w:bidi="he-IL"/>
-        </w:rPr>
-        <w:t>Primeri šta sve Prilog može da sadrži</w:t>
-      </w:r>
-      <w:r>
-        <w:rPr>
-          <w:lang w:val="sr-Latn-RS" w:bidi="he-IL"/>
-        </w:rPr>
-        <w:t xml:space="preserve"> su</w:t>
-      </w:r>
-      <w:r>
-        <w:rPr>
-          <w:lang w:val="sr-Latn-RS" w:bidi="he-IL"/>
-        </w:rPr>
-        <w:t>:</w:t>
-      </w:r>
-    </w:p>
-    <w:p>
-      <w:pPr>
-        <w:pStyle w:val="ListParagraph"/>
-        <w:numPr>
-          <w:ilvl w:val="0"/>
-          <w:numId w:val="38"/>
-        </w:numPr>
-        <w:rPr>
-          <w:lang w:val="sr-Latn-RS" w:bidi="he-IL"/>
-        </w:rPr>
-      </w:pPr>
-      <w:r>
-        <w:rPr>
-          <w:lang w:val="sr-Latn-RS" w:bidi="he-IL"/>
-        </w:rPr>
-        <w:t>programski kod</w:t>
-      </w:r>
-      <w:r>
-        <w:rPr>
-          <w:lang w:val="sr-Latn-RS" w:bidi="he-IL"/>
-        </w:rPr>
-        <w:t>,</w:t>
-      </w:r>
-    </w:p>
-    <w:p>
-      <w:pPr>
-        <w:pStyle w:val="ListParagraph"/>
-        <w:numPr>
-          <w:ilvl w:val="0"/>
-          <w:numId w:val="38"/>
-        </w:numPr>
-        <w:rPr>
-          <w:lang w:val="sr-Latn-RS" w:bidi="he-IL"/>
-        </w:rPr>
-      </w:pPr>
-      <w:r>
-        <w:rPr>
-          <w:lang w:val="sr-Latn-RS" w:bidi="he-IL"/>
-        </w:rPr>
-        <w:t>slike koda</w:t>
-      </w:r>
-      <w:r>
-        <w:rPr>
-          <w:lang w:val="sr-Latn-RS" w:bidi="he-IL"/>
-        </w:rPr>
-        <w:t xml:space="preserve"> u slučaju grafičkog interfejsa</w:t>
-      </w:r>
-      <w:r>
-        <w:rPr>
-          <w:lang w:val="sr-Latn-RS" w:bidi="he-IL"/>
-        </w:rPr>
-        <w:t xml:space="preserve"> (na primer</w:t>
-      </w:r>
-      <w:r>
-        <w:rPr>
-          <w:lang w:val="sr-Latn-RS" w:bidi="he-IL"/>
-        </w:rPr>
-        <w:t>:</w:t>
-      </w:r>
-      <w:r>
-        <w:rPr>
-          <w:lang w:val="sr-Latn-RS" w:bidi="he-IL"/>
-        </w:rPr>
-        <w:t xml:space="preserve"> slike </w:t>
-      </w:r>
-      <w:r>
-        <w:rPr>
-          <w:i/>
-          <w:lang w:val="sr-Latn-RS" w:bidi="he-IL"/>
-        </w:rPr>
-        <w:t>Block Diagram</w:t>
-      </w:r>
-      <w:r>
-        <w:rPr>
-          <w:lang w:val="sr-Latn-RS" w:bidi="he-IL"/>
-        </w:rPr>
-        <w:t xml:space="preserve">-a u </w:t>
-      </w:r>
-      <w:r>
-        <w:rPr>
-          <w:i/>
-          <w:lang w:val="sr-Latn-RS" w:bidi="he-IL"/>
-        </w:rPr>
-        <w:t>LabVIEW</w:t>
-      </w:r>
-      <w:r>
-        <w:rPr>
-          <w:lang w:val="sr-Latn-RS" w:bidi="he-IL"/>
-        </w:rPr>
-        <w:t xml:space="preserve">-u ili slike </w:t>
-      </w:r>
-      <w:r>
-        <w:rPr>
-          <w:i/>
-          <w:lang w:val="sr-Latn-RS" w:bidi="he-IL"/>
-        </w:rPr>
-        <w:t>Simulink</w:t>
-      </w:r>
-      <w:r>
-        <w:rPr>
-          <w:lang w:val="sr-Latn-RS" w:bidi="he-IL"/>
-        </w:rPr>
-        <w:t xml:space="preserve"> dijagrama)</w:t>
-      </w:r>
-      <w:r>
-        <w:rPr>
-          <w:lang w:val="sr-Latn-RS" w:bidi="he-IL"/>
-        </w:rPr>
-        <w:t>,</w:t>
-      </w:r>
-    </w:p>
-    <w:p>
-      <w:pPr>
-        <w:pStyle w:val="ListParagraph"/>
-        <w:numPr>
-          <w:ilvl w:val="0"/>
-          <w:numId w:val="38"/>
-        </w:numPr>
-        <w:rPr>
-          <w:lang w:val="sr-Latn-RS" w:bidi="he-IL"/>
-        </w:rPr>
-      </w:pPr>
-      <w:r>
-        <w:rPr>
-          <w:lang w:val="sr-Latn-RS" w:bidi="he-IL"/>
-        </w:rPr>
-        <w:t>jednačine</w:t>
-      </w:r>
-      <w:r>
-        <w:rPr>
-          <w:lang w:val="sr-Latn-RS" w:bidi="he-IL"/>
-        </w:rPr>
-        <w:t xml:space="preserve"> matematičkog modela</w:t>
-      </w:r>
-      <w:r>
-        <w:rPr>
-          <w:lang w:val="sr-Latn-RS" w:bidi="he-IL"/>
-        </w:rPr>
-        <w:t>,</w:t>
-      </w:r>
-    </w:p>
-    <w:p>
-      <w:pPr>
-        <w:pStyle w:val="ListParagraph"/>
-        <w:numPr>
-          <w:ilvl w:val="0"/>
-          <w:numId w:val="38"/>
-        </w:numPr>
-        <w:rPr>
-          <w:lang w:val="sr-Latn-RS" w:bidi="he-IL"/>
-        </w:rPr>
-      </w:pPr>
-      <w:r>
-        <w:rPr>
-          <w:lang w:val="sr-Latn-RS" w:bidi="he-IL"/>
-        </w:rPr>
-        <w:t>dodatne grafike merenih signala</w:t>
-      </w:r>
-      <w:r>
-        <w:rPr>
-          <w:lang w:val="sr-Latn-RS" w:bidi="he-IL"/>
-        </w:rPr>
-        <w:t>,</w:t>
-      </w:r>
-    </w:p>
-    <w:p>
-      <w:pPr>
-        <w:pStyle w:val="ListParagraph"/>
-        <w:numPr>
-          <w:ilvl w:val="0"/>
-          <w:numId w:val="38"/>
-        </w:numPr>
-        <w:rPr>
-          <w:lang w:val="sr-Latn-RS" w:bidi="he-IL"/>
-        </w:rPr>
-      </w:pPr>
-      <w:r>
-        <w:rPr>
-          <w:lang w:val="sr-Latn-RS" w:bidi="he-IL"/>
-        </w:rPr>
-        <w:t>i drugo.</w:t>
-      </w:r>
+        <w:ind w:left="1080" w:firstLine="0"/>
+        <w:rPr>
+          <w:lang w:val="sr-Latn-RS" w:bidi="he-IL"/>
+        </w:rPr>
+      </w:pPr>
     </w:p>
     <w:sectPr>
       <w:headerReference w:type="default" r:id="rId12"/>
@@ -4806,7 +7013,7 @@
     </w:pPr>
     <w:r>
       <w:pict>
-        <v:rect id="_x0000_i1027" style="width:0;height:1.5pt" o:hralign="center" o:hrstd="t" o:hr="t" fillcolor="#a0a0a0" stroked="f"/>
+        <v:rect id="_x0000_i1028" style="width:0;height:1.5pt" o:hralign="center" o:hrstd="t" o:hr="t" fillcolor="#a0a0a0" stroked="f"/>
       </w:pict>
     </w:r>
   </w:p>
@@ -4841,7 +7048,7 @@
         <w:rStyle w:val="PageNumber"/>
         <w:noProof/>
       </w:rPr>
-      <w:t>12</w:t>
+      <w:t>7</w:t>
     </w:r>
     <w:r>
       <w:rPr>
@@ -4895,7 +7102,7 @@
     </w:r>
     <w:r>
       <w:pict>
-        <v:rect id="_x0000_i1026" style="width:0;height:1.5pt" o:hralign="center" o:hrstd="t" o:hr="t" fillcolor="#a0a0a0" stroked="f"/>
+        <v:rect id="_x0000_i1027" style="width:0;height:1.5pt" o:hralign="center" o:hrstd="t" o:hr="t" fillcolor="#a0a0a0" stroked="f"/>
       </w:pict>
     </w:r>
   </w:p>
@@ -8582,7 +10789,7 @@
     <w:lsdException w:name="Table Web 3" w:semiHidden="1" w:unhideWhenUsed="1"/>
     <w:lsdException w:name="Table Grid" w:locked="1"/>
     <w:lsdException w:name="Table Theme" w:semiHidden="1" w:unhideWhenUsed="1"/>
-    <w:lsdException w:name="Placeholder Text" w:semiHidden="1" w:uiPriority="99"/>
+    <w:lsdException w:name="Placeholder Text" w:semiHidden="1"/>
     <w:lsdException w:name="No Spacing" w:qFormat="1"/>
     <w:lsdException w:name="Light Shading" w:uiPriority="60"/>
     <w:lsdException w:name="Light List" w:uiPriority="61"/>
@@ -9594,7 +11801,7 @@
 </file>
 
 <file path=customXml/itemProps1.xml><?xml version="1.0" encoding="utf-8"?>
-<ds:datastoreItem xmlns:ds="http://schemas.openxmlformats.org/officeDocument/2006/customXml" ds:itemID="{1132D181-414E-4365-AA44-F9EE45C55C40}">
+<ds:datastoreItem xmlns:ds="http://schemas.openxmlformats.org/officeDocument/2006/customXml" ds:itemID="{83D30122-DD12-4917-92F9-77385C7A9DDC}">
   <ds:schemaRefs>
     <ds:schemaRef ds:uri="http://schemas.openxmlformats.org/officeDocument/2006/bibliography"/>
   </ds:schemaRefs>

--- a/Jelena Bakic 2023.docx
+++ b/Jelena Bakic 2023.docx
@@ -625,15 +625,16 @@
           <w:szCs w:val="28"/>
           <w:lang w:val="sr-Latn-RS" w:bidi="he-IL"/>
         </w:rPr>
-        <w:t>januar</w:t>
-      </w:r>
-      <w:r>
-        <w:rPr>
+        <w:t>februa</w:t>
+      </w:r>
+      <w:r>
+        <w:rPr>
+          <w:i/>
           <w:sz w:val="28"/>
           <w:szCs w:val="28"/>
           <w:lang w:val="sr-Latn-RS" w:bidi="he-IL"/>
         </w:rPr>
-        <w:t xml:space="preserve"> 20</w:t>
+        <w:t>r</w:t>
       </w:r>
       <w:r>
         <w:rPr>
@@ -641,7 +642,7 @@
           <w:szCs w:val="28"/>
           <w:lang w:val="sr-Latn-RS" w:bidi="he-IL"/>
         </w:rPr>
-        <w:t>23</w:t>
+        <w:t xml:space="preserve"> 20</w:t>
       </w:r>
       <w:r>
         <w:rPr>
@@ -649,7 +650,7 @@
           <w:szCs w:val="28"/>
           <w:lang w:val="sr-Latn-RS" w:bidi="he-IL"/>
         </w:rPr>
-        <w:t xml:space="preserve">. </w:t>
+        <w:t>23</w:t>
       </w:r>
       <w:r>
         <w:rPr>
@@ -657,21 +658,24 @@
           <w:szCs w:val="28"/>
           <w:lang w:val="sr-Latn-RS" w:bidi="he-IL"/>
         </w:rPr>
-        <w:t>godine</w:t>
+        <w:t xml:space="preserve">. </w:t>
       </w:r>
       <w:r>
         <w:rPr>
           <w:sz w:val="28"/>
           <w:szCs w:val="28"/>
+          <w:lang w:val="sr-Latn-RS" w:bidi="he-IL"/>
+        </w:rPr>
+        <w:t>godine</w:t>
+      </w:r>
+      <w:r>
+        <w:rPr>
+          <w:sz w:val="28"/>
+          <w:szCs w:val="28"/>
           <w:lang w:val="sr-Latn-RS"/>
         </w:rPr>
         <w:br w:type="page"/>
       </w:r>
-    </w:p>
-    <w:p>
-      <w:pPr>
-        <w:jc w:val="center"/>
-      </w:pPr>
     </w:p>
     <w:p>
       <w:pPr>
@@ -684,16 +688,26 @@
       <w:bookmarkStart w:id="1" w:name="_Toc125197670"/>
       <w:bookmarkStart w:id="2" w:name="_Toc125197729"/>
       <w:bookmarkStart w:id="3" w:name="_Toc125836635"/>
-      <w:r>
-        <w:rPr>
-          <w:lang w:val="sr-Latn-RS"/>
-        </w:rPr>
+      <w:bookmarkStart w:id="4" w:name="_Toc126327765"/>
+      <w:r>
+        <w:rPr>
+          <w:lang w:val="sr-Latn-RS"/>
+        </w:rPr>
+        <w:lastRenderedPageBreak/>
         <w:t>SADRŽAJ</w:t>
       </w:r>
       <w:bookmarkEnd w:id="0"/>
       <w:bookmarkEnd w:id="1"/>
       <w:bookmarkEnd w:id="2"/>
       <w:bookmarkEnd w:id="3"/>
+      <w:bookmarkEnd w:id="4"/>
+    </w:p>
+    <w:p>
+      <w:pPr>
+        <w:rPr>
+          <w:lang w:val="sr-Latn-RS" w:bidi="he-IL"/>
+        </w:rPr>
+      </w:pPr>
     </w:p>
     <w:p>
       <w:pPr>
@@ -728,6 +742,56 @@
         </w:rPr>
         <w:fldChar w:fldCharType="separate"/>
       </w:r>
+      <w:hyperlink w:anchor="_Toc126327765" w:history="1">
+        <w:r>
+          <w:rPr>
+            <w:rStyle w:val="Hyperlink"/>
+            <w:lang w:val="sr-Latn-RS" w:bidi="he-IL"/>
+          </w:rPr>
+          <w:t>SADRŽAJ</w:t>
+        </w:r>
+        <w:r>
+          <w:rPr>
+            <w:webHidden/>
+          </w:rPr>
+          <w:tab/>
+        </w:r>
+        <w:r>
+          <w:rPr>
+            <w:webHidden/>
+          </w:rPr>
+          <w:fldChar w:fldCharType="begin"/>
+        </w:r>
+        <w:r>
+          <w:rPr>
+            <w:webHidden/>
+          </w:rPr>
+          <w:instrText xml:space="preserve"> PAGEREF _Toc126327765 \h </w:instrText>
+        </w:r>
+        <w:r>
+          <w:rPr>
+            <w:webHidden/>
+          </w:rPr>
+        </w:r>
+        <w:r>
+          <w:rPr>
+            <w:webHidden/>
+          </w:rPr>
+          <w:fldChar w:fldCharType="separate"/>
+        </w:r>
+        <w:r>
+          <w:rPr>
+            <w:webHidden/>
+          </w:rPr>
+          <w:t>1</w:t>
+        </w:r>
+        <w:r>
+          <w:rPr>
+            <w:webHidden/>
+          </w:rPr>
+          <w:fldChar w:fldCharType="end"/>
+        </w:r>
+      </w:hyperlink>
     </w:p>
     <w:p>
       <w:pPr>
@@ -741,7 +805,7 @@
           <w:szCs w:val="22"/>
         </w:rPr>
       </w:pPr>
-      <w:hyperlink w:anchor="_Toc125836636" w:history="1">
+      <w:hyperlink w:anchor="_Toc126327766" w:history="1">
         <w:r>
           <w:rPr>
             <w:rStyle w:val="Hyperlink"/>
@@ -765,7 +829,7 @@
           <w:rPr>
             <w:webHidden/>
           </w:rPr>
-          <w:instrText xml:space="preserve"> PAGEREF _Toc125836636 \h </w:instrText>
+          <w:instrText xml:space="preserve"> PAGEREF _Toc126327766 \h </w:instrText>
         </w:r>
         <w:r>
           <w:rPr>
@@ -782,7 +846,7 @@
           <w:rPr>
             <w:webHidden/>
           </w:rPr>
-          <w:t>3</w:t>
+          <w:t>2</w:t>
         </w:r>
         <w:r>
           <w:rPr>
@@ -804,7 +868,7 @@
           <w:szCs w:val="22"/>
         </w:rPr>
       </w:pPr>
-      <w:hyperlink w:anchor="_Toc125836637" w:history="1">
+      <w:hyperlink w:anchor="_Toc126327767" w:history="1">
         <w:r>
           <w:rPr>
             <w:rStyle w:val="Hyperlink"/>
@@ -828,7 +892,7 @@
           <w:rPr>
             <w:webHidden/>
           </w:rPr>
-          <w:instrText xml:space="preserve"> PAGEREF _Toc125836637 \h </w:instrText>
+          <w:instrText xml:space="preserve"> PAGEREF _Toc126327767 \h </w:instrText>
         </w:r>
         <w:r>
           <w:rPr>
@@ -845,7 +909,7 @@
           <w:rPr>
             <w:webHidden/>
           </w:rPr>
-          <w:t>4</w:t>
+          <w:t>3</w:t>
         </w:r>
         <w:r>
           <w:rPr>
@@ -867,7 +931,7 @@
           <w:szCs w:val="22"/>
         </w:rPr>
       </w:pPr>
-      <w:hyperlink w:anchor="_Toc125836638" w:history="1">
+      <w:hyperlink w:anchor="_Toc126327768" w:history="1">
         <w:r>
           <w:rPr>
             <w:rStyle w:val="Hyperlink"/>
@@ -891,7 +955,7 @@
           <w:rPr>
             <w:webHidden/>
           </w:rPr>
-          <w:instrText xml:space="preserve"> PAGEREF _Toc125836638 \h </w:instrText>
+          <w:instrText xml:space="preserve"> PAGEREF _Toc126327768 \h </w:instrText>
         </w:r>
         <w:r>
           <w:rPr>
@@ -908,7 +972,7 @@
           <w:rPr>
             <w:webHidden/>
           </w:rPr>
-          <w:t>4</w:t>
+          <w:t>3</w:t>
         </w:r>
         <w:r>
           <w:rPr>
@@ -930,7 +994,7 @@
           <w:szCs w:val="22"/>
         </w:rPr>
       </w:pPr>
-      <w:hyperlink w:anchor="_Toc125836639" w:history="1">
+      <w:hyperlink w:anchor="_Toc126327769" w:history="1">
         <w:r>
           <w:rPr>
             <w:rStyle w:val="Hyperlink"/>
@@ -954,7 +1018,7 @@
           <w:rPr>
             <w:webHidden/>
           </w:rPr>
-          <w:instrText xml:space="preserve"> PAGEREF _Toc125836639 \h </w:instrText>
+          <w:instrText xml:space="preserve"> PAGEREF _Toc126327769 \h </w:instrText>
         </w:r>
         <w:r>
           <w:rPr>
@@ -971,7 +1035,7 @@
           <w:rPr>
             <w:webHidden/>
           </w:rPr>
-          <w:t>6</w:t>
+          <w:t>5</w:t>
         </w:r>
         <w:r>
           <w:rPr>
@@ -993,7 +1057,7 @@
           <w:szCs w:val="22"/>
         </w:rPr>
       </w:pPr>
-      <w:hyperlink w:anchor="_Toc125836640" w:history="1">
+      <w:hyperlink w:anchor="_Toc126327770" w:history="1">
         <w:r>
           <w:rPr>
             <w:rStyle w:val="Hyperlink"/>
@@ -1017,7 +1081,7 @@
           <w:rPr>
             <w:webHidden/>
           </w:rPr>
-          <w:instrText xml:space="preserve"> PAGEREF _Toc125836640 \h </w:instrText>
+          <w:instrText xml:space="preserve"> PAGEREF _Toc126327770 \h </w:instrText>
         </w:r>
         <w:r>
           <w:rPr>
@@ -1034,7 +1098,7 @@
           <w:rPr>
             <w:webHidden/>
           </w:rPr>
-          <w:t>8</w:t>
+          <w:t>7</w:t>
         </w:r>
         <w:r>
           <w:rPr>
@@ -1056,7 +1120,7 @@
           <w:szCs w:val="22"/>
         </w:rPr>
       </w:pPr>
-      <w:hyperlink w:anchor="_Toc125836641" w:history="1">
+      <w:hyperlink w:anchor="_Toc126327771" w:history="1">
         <w:r>
           <w:rPr>
             <w:rStyle w:val="Hyperlink"/>
@@ -1080,7 +1144,7 @@
           <w:rPr>
             <w:webHidden/>
           </w:rPr>
-          <w:instrText xml:space="preserve"> PAGEREF _Toc125836641 \h </w:instrText>
+          <w:instrText xml:space="preserve"> PAGEREF _Toc126327771 \h </w:instrText>
         </w:r>
         <w:r>
           <w:rPr>
@@ -1097,7 +1161,7 @@
           <w:rPr>
             <w:webHidden/>
           </w:rPr>
-          <w:t>12</w:t>
+          <w:t>11</w:t>
         </w:r>
         <w:r>
           <w:rPr>
@@ -1119,13 +1183,13 @@
           <w:szCs w:val="22"/>
         </w:rPr>
       </w:pPr>
-      <w:hyperlink w:anchor="_Toc125836642" w:history="1">
+      <w:hyperlink w:anchor="_Toc126327772" w:history="1">
         <w:r>
           <w:rPr>
             <w:rStyle w:val="Hyperlink"/>
             <w:lang w:val="sr-Latn-RS" w:bidi="he-IL"/>
           </w:rPr>
-          <w:t>3.1Uvod</w:t>
+          <w:t>3.1 Uvod</w:t>
         </w:r>
         <w:r>
           <w:rPr>
@@ -1143,7 +1207,7 @@
           <w:rPr>
             <w:webHidden/>
           </w:rPr>
-          <w:instrText xml:space="preserve"> PAGEREF _Toc125836642 \h </w:instrText>
+          <w:instrText xml:space="preserve"> PAGEREF _Toc126327772 \h </w:instrText>
         </w:r>
         <w:r>
           <w:rPr>
@@ -1160,7 +1224,7 @@
           <w:rPr>
             <w:webHidden/>
           </w:rPr>
-          <w:t>12</w:t>
+          <w:t>11</w:t>
         </w:r>
         <w:r>
           <w:rPr>
@@ -1182,7 +1246,7 @@
           <w:szCs w:val="22"/>
         </w:rPr>
       </w:pPr>
-      <w:hyperlink w:anchor="_Toc125836643" w:history="1">
+      <w:hyperlink w:anchor="_Toc126327773" w:history="1">
         <w:r>
           <w:rPr>
             <w:rStyle w:val="Hyperlink"/>
@@ -1206,7 +1270,7 @@
           <w:rPr>
             <w:webHidden/>
           </w:rPr>
-          <w:instrText xml:space="preserve"> PAGEREF _Toc125836643 \h </w:instrText>
+          <w:instrText xml:space="preserve"> PAGEREF _Toc126327773 \h </w:instrText>
         </w:r>
         <w:r>
           <w:rPr>
@@ -1223,7 +1287,7 @@
           <w:rPr>
             <w:webHidden/>
           </w:rPr>
-          <w:t>15</w:t>
+          <w:t>14</w:t>
         </w:r>
         <w:r>
           <w:rPr>
@@ -1245,7 +1309,7 @@
           <w:szCs w:val="22"/>
         </w:rPr>
       </w:pPr>
-      <w:hyperlink w:anchor="_Toc125836644" w:history="1">
+      <w:hyperlink w:anchor="_Toc126327774" w:history="1">
         <w:r>
           <w:rPr>
             <w:rStyle w:val="Hyperlink"/>
@@ -1269,7 +1333,7 @@
           <w:rPr>
             <w:webHidden/>
           </w:rPr>
-          <w:instrText xml:space="preserve"> PAGEREF _Toc125836644 \h </w:instrText>
+          <w:instrText xml:space="preserve"> PAGEREF _Toc126327774 \h </w:instrText>
         </w:r>
         <w:r>
           <w:rPr>
@@ -1286,7 +1350,7 @@
           <w:rPr>
             <w:webHidden/>
           </w:rPr>
-          <w:t>18</w:t>
+          <w:t>17</w:t>
         </w:r>
         <w:r>
           <w:rPr>
@@ -1308,7 +1372,7 @@
           <w:szCs w:val="22"/>
         </w:rPr>
       </w:pPr>
-      <w:hyperlink w:anchor="_Toc125836645" w:history="1">
+      <w:hyperlink w:anchor="_Toc126327775" w:history="1">
         <w:r>
           <w:rPr>
             <w:rStyle w:val="Hyperlink"/>
@@ -1332,7 +1396,7 @@
           <w:rPr>
             <w:webHidden/>
           </w:rPr>
-          <w:instrText xml:space="preserve"> PAGEREF _Toc125836645 \h </w:instrText>
+          <w:instrText xml:space="preserve"> PAGEREF _Toc126327775 \h </w:instrText>
         </w:r>
         <w:r>
           <w:rPr>
@@ -1349,7 +1413,7 @@
           <w:rPr>
             <w:webHidden/>
           </w:rPr>
-          <w:t>18</w:t>
+          <w:t>17</w:t>
         </w:r>
         <w:r>
           <w:rPr>
@@ -1371,13 +1435,13 @@
           <w:szCs w:val="22"/>
         </w:rPr>
       </w:pPr>
-      <w:hyperlink w:anchor="_Toc125836646" w:history="1">
+      <w:hyperlink w:anchor="_Toc126327776" w:history="1">
         <w:r>
           <w:rPr>
             <w:rStyle w:val="Hyperlink"/>
             <w:lang w:val="sr-Latn-RS" w:bidi="he-IL"/>
           </w:rPr>
-          <w:t>4.2 Generišući polinomi</w:t>
+          <w:t>4.2 CRC postupak</w:t>
         </w:r>
         <w:r>
           <w:rPr>
@@ -1395,7 +1459,7 @@
           <w:rPr>
             <w:webHidden/>
           </w:rPr>
-          <w:instrText xml:space="preserve"> PAGEREF _Toc125836646 \h </w:instrText>
+          <w:instrText xml:space="preserve"> PAGEREF _Toc126327776 \h </w:instrText>
         </w:r>
         <w:r>
           <w:rPr>
@@ -1434,7 +1498,7 @@
           <w:szCs w:val="22"/>
         </w:rPr>
       </w:pPr>
-      <w:hyperlink w:anchor="_Toc125836647" w:history="1">
+      <w:hyperlink w:anchor="_Toc126327777" w:history="1">
         <w:r>
           <w:rPr>
             <w:rStyle w:val="Hyperlink"/>
@@ -1458,7 +1522,7 @@
           <w:rPr>
             <w:webHidden/>
           </w:rPr>
-          <w:instrText xml:space="preserve"> PAGEREF _Toc125836647 \h </w:instrText>
+          <w:instrText xml:space="preserve"> PAGEREF _Toc126327777 \h </w:instrText>
         </w:r>
         <w:r>
           <w:rPr>
@@ -1476,6 +1540,69 @@
             <w:webHidden/>
           </w:rPr>
           <w:t>19</w:t>
+        </w:r>
+        <w:r>
+          <w:rPr>
+            <w:webHidden/>
+          </w:rPr>
+          <w:fldChar w:fldCharType="end"/>
+        </w:r>
+      </w:hyperlink>
+    </w:p>
+    <w:p>
+      <w:pPr>
+        <w:pStyle w:val="TOC1"/>
+        <w:tabs>
+          <w:tab w:val="right" w:leader="dot" w:pos="9061"/>
+        </w:tabs>
+        <w:rPr>
+          <w:rFonts w:asciiTheme="minorHAnsi" w:eastAsiaTheme="minorEastAsia" w:hAnsiTheme="minorHAnsi" w:cstheme="minorBidi"/>
+          <w:sz w:val="22"/>
+          <w:szCs w:val="22"/>
+        </w:rPr>
+      </w:pPr>
+      <w:hyperlink w:anchor="_Toc126327778" w:history="1">
+        <w:r>
+          <w:rPr>
+            <w:rStyle w:val="Hyperlink"/>
+            <w:lang w:bidi="he-IL"/>
+          </w:rPr>
+          <w:t>5 ANALIZA SIMULACIJE U PROGRAMU</w:t>
+        </w:r>
+        <w:r>
+          <w:rPr>
+            <w:webHidden/>
+          </w:rPr>
+          <w:tab/>
+        </w:r>
+        <w:r>
+          <w:rPr>
+            <w:webHidden/>
+          </w:rPr>
+          <w:fldChar w:fldCharType="begin"/>
+        </w:r>
+        <w:r>
+          <w:rPr>
+            <w:webHidden/>
+          </w:rPr>
+          <w:instrText xml:space="preserve"> PAGEREF _Toc126327778 \h </w:instrText>
+        </w:r>
+        <w:r>
+          <w:rPr>
+            <w:webHidden/>
+          </w:rPr>
+        </w:r>
+        <w:r>
+          <w:rPr>
+            <w:webHidden/>
+          </w:rPr>
+          <w:fldChar w:fldCharType="separate"/>
+        </w:r>
+        <w:r>
+          <w:rPr>
+            <w:webHidden/>
+          </w:rPr>
+          <w:t>22</w:t>
         </w:r>
         <w:r>
           <w:rPr>
@@ -1497,13 +1624,13 @@
           <w:szCs w:val="22"/>
         </w:rPr>
       </w:pPr>
-      <w:hyperlink w:anchor="_Toc125836648" w:history="1">
+      <w:hyperlink w:anchor="_Toc126327779" w:history="1">
         <w:r>
           <w:rPr>
             <w:rStyle w:val="Hyperlink"/>
-            <w:lang w:val="sr-Latn-RS" w:bidi="he-IL"/>
-          </w:rPr>
-          <w:t>4.4 Primeri</w:t>
+            <w:lang w:val="it-IT" w:bidi="he-IL"/>
+          </w:rPr>
+          <w:t>5.1 Opis protokola korišćenih u simulaciji</w:t>
         </w:r>
         <w:r>
           <w:rPr>
@@ -1521,7 +1648,7 @@
           <w:rPr>
             <w:webHidden/>
           </w:rPr>
-          <w:instrText xml:space="preserve"> PAGEREF _Toc125836648 \h </w:instrText>
+          <w:instrText xml:space="preserve"> PAGEREF _Toc126327779 \h </w:instrText>
         </w:r>
         <w:r>
           <w:rPr>
@@ -1538,7 +1665,262 @@
           <w:rPr>
             <w:webHidden/>
           </w:rPr>
-          <w:t>19</w:t>
+          <w:t>22</w:t>
+        </w:r>
+        <w:r>
+          <w:rPr>
+            <w:webHidden/>
+          </w:rPr>
+          <w:fldChar w:fldCharType="end"/>
+        </w:r>
+      </w:hyperlink>
+    </w:p>
+    <w:p>
+      <w:pPr>
+        <w:pStyle w:val="TOC3"/>
+        <w:tabs>
+          <w:tab w:val="right" w:leader="dot" w:pos="9061"/>
+        </w:tabs>
+        <w:rPr>
+          <w:rFonts w:asciiTheme="minorHAnsi" w:eastAsiaTheme="minorEastAsia" w:hAnsiTheme="minorHAnsi" w:cstheme="minorBidi"/>
+          <w:sz w:val="22"/>
+          <w:szCs w:val="22"/>
+        </w:rPr>
+      </w:pPr>
+      <w:hyperlink w:anchor="_Toc126327780" w:history="1">
+        <w:r>
+          <w:rPr>
+            <w:rStyle w:val="Hyperlink"/>
+            <w:rFonts w:asciiTheme="majorHAnsi" w:hAnsiTheme="majorHAnsi"/>
+            <w:lang w:val="it-IT" w:bidi="he-IL"/>
+          </w:rPr>
+          <w:t>5.1.1 Bluetooth</w:t>
+        </w:r>
+        <w:r>
+          <w:rPr>
+            <w:webHidden/>
+          </w:rPr>
+          <w:tab/>
+        </w:r>
+        <w:r>
+          <w:rPr>
+            <w:webHidden/>
+          </w:rPr>
+          <w:fldChar w:fldCharType="begin"/>
+        </w:r>
+        <w:r>
+          <w:rPr>
+            <w:webHidden/>
+          </w:rPr>
+          <w:instrText xml:space="preserve"> PAGEREF _Toc126327780 \h </w:instrText>
+        </w:r>
+        <w:r>
+          <w:rPr>
+            <w:webHidden/>
+          </w:rPr>
+        </w:r>
+        <w:r>
+          <w:rPr>
+            <w:webHidden/>
+          </w:rPr>
+          <w:fldChar w:fldCharType="separate"/>
+        </w:r>
+        <w:r>
+          <w:rPr>
+            <w:webHidden/>
+          </w:rPr>
+          <w:t>22</w:t>
+        </w:r>
+        <w:r>
+          <w:rPr>
+            <w:webHidden/>
+          </w:rPr>
+          <w:fldChar w:fldCharType="end"/>
+        </w:r>
+      </w:hyperlink>
+    </w:p>
+    <w:p>
+      <w:pPr>
+        <w:pStyle w:val="TOC3"/>
+        <w:tabs>
+          <w:tab w:val="right" w:leader="dot" w:pos="9061"/>
+        </w:tabs>
+        <w:rPr>
+          <w:rFonts w:asciiTheme="minorHAnsi" w:eastAsiaTheme="minorEastAsia" w:hAnsiTheme="minorHAnsi" w:cstheme="minorBidi"/>
+          <w:sz w:val="22"/>
+          <w:szCs w:val="22"/>
+        </w:rPr>
+      </w:pPr>
+      <w:hyperlink w:anchor="_Toc126327781" w:history="1">
+        <w:r>
+          <w:rPr>
+            <w:rStyle w:val="Hyperlink"/>
+            <w:rFonts w:asciiTheme="majorHAnsi" w:hAnsiTheme="majorHAnsi"/>
+            <w:lang w:val="it-IT" w:bidi="he-IL"/>
+          </w:rPr>
+          <w:t>5.1.2. USB</w:t>
+        </w:r>
+        <w:r>
+          <w:rPr>
+            <w:webHidden/>
+          </w:rPr>
+          <w:tab/>
+        </w:r>
+        <w:r>
+          <w:rPr>
+            <w:webHidden/>
+          </w:rPr>
+          <w:fldChar w:fldCharType="begin"/>
+        </w:r>
+        <w:r>
+          <w:rPr>
+            <w:webHidden/>
+          </w:rPr>
+          <w:instrText xml:space="preserve"> PAGEREF _Toc126327781 \h </w:instrText>
+        </w:r>
+        <w:r>
+          <w:rPr>
+            <w:webHidden/>
+          </w:rPr>
+        </w:r>
+        <w:r>
+          <w:rPr>
+            <w:webHidden/>
+          </w:rPr>
+          <w:fldChar w:fldCharType="separate"/>
+        </w:r>
+        <w:r>
+          <w:rPr>
+            <w:webHidden/>
+          </w:rPr>
+          <w:t>22</w:t>
+        </w:r>
+        <w:r>
+          <w:rPr>
+            <w:webHidden/>
+          </w:rPr>
+          <w:fldChar w:fldCharType="end"/>
+        </w:r>
+      </w:hyperlink>
+    </w:p>
+    <w:p>
+      <w:pPr>
+        <w:pStyle w:val="TOC3"/>
+        <w:tabs>
+          <w:tab w:val="right" w:leader="dot" w:pos="9061"/>
+        </w:tabs>
+        <w:rPr>
+          <w:rFonts w:asciiTheme="minorHAnsi" w:eastAsiaTheme="minorEastAsia" w:hAnsiTheme="minorHAnsi" w:cstheme="minorBidi"/>
+          <w:sz w:val="22"/>
+          <w:szCs w:val="22"/>
+        </w:rPr>
+      </w:pPr>
+      <w:hyperlink w:anchor="_Toc126327782" w:history="1">
+        <w:r>
+          <w:rPr>
+            <w:rStyle w:val="Hyperlink"/>
+            <w:rFonts w:asciiTheme="majorHAnsi" w:hAnsiTheme="majorHAnsi"/>
+            <w:lang w:val="it-IT" w:bidi="he-IL"/>
+          </w:rPr>
+          <w:t>5.1.3. WLAN</w:t>
+        </w:r>
+        <w:r>
+          <w:rPr>
+            <w:webHidden/>
+          </w:rPr>
+          <w:tab/>
+        </w:r>
+        <w:r>
+          <w:rPr>
+            <w:webHidden/>
+          </w:rPr>
+          <w:fldChar w:fldCharType="begin"/>
+        </w:r>
+        <w:r>
+          <w:rPr>
+            <w:webHidden/>
+          </w:rPr>
+          <w:instrText xml:space="preserve"> PAGEREF _Toc126327782 \h </w:instrText>
+        </w:r>
+        <w:r>
+          <w:rPr>
+            <w:webHidden/>
+          </w:rPr>
+        </w:r>
+        <w:r>
+          <w:rPr>
+            <w:webHidden/>
+          </w:rPr>
+          <w:fldChar w:fldCharType="separate"/>
+        </w:r>
+        <w:r>
+          <w:rPr>
+            <w:webHidden/>
+          </w:rPr>
+          <w:t>22</w:t>
+        </w:r>
+        <w:r>
+          <w:rPr>
+            <w:webHidden/>
+          </w:rPr>
+          <w:fldChar w:fldCharType="end"/>
+        </w:r>
+      </w:hyperlink>
+    </w:p>
+    <w:p>
+      <w:pPr>
+        <w:pStyle w:val="TOC2"/>
+        <w:tabs>
+          <w:tab w:val="right" w:leader="dot" w:pos="9061"/>
+        </w:tabs>
+        <w:rPr>
+          <w:rFonts w:asciiTheme="minorHAnsi" w:eastAsiaTheme="minorEastAsia" w:hAnsiTheme="minorHAnsi" w:cstheme="minorBidi"/>
+          <w:sz w:val="22"/>
+          <w:szCs w:val="22"/>
+        </w:rPr>
+      </w:pPr>
+      <w:hyperlink w:anchor="_Toc126327783" w:history="1">
+        <w:r>
+          <w:rPr>
+            <w:rStyle w:val="Hyperlink"/>
+            <w:lang w:val="sr-Latn-RS" w:bidi="he-IL"/>
+          </w:rPr>
+          <w:t>5.2 Opis simulacije</w:t>
+        </w:r>
+        <w:r>
+          <w:rPr>
+            <w:webHidden/>
+          </w:rPr>
+          <w:tab/>
+        </w:r>
+        <w:r>
+          <w:rPr>
+            <w:webHidden/>
+          </w:rPr>
+          <w:fldChar w:fldCharType="begin"/>
+        </w:r>
+        <w:r>
+          <w:rPr>
+            <w:webHidden/>
+          </w:rPr>
+          <w:instrText xml:space="preserve"> PAGEREF _Toc126327783 \h </w:instrText>
+        </w:r>
+        <w:r>
+          <w:rPr>
+            <w:webHidden/>
+          </w:rPr>
+        </w:r>
+        <w:r>
+          <w:rPr>
+            <w:webHidden/>
+          </w:rPr>
+          <w:fldChar w:fldCharType="separate"/>
+        </w:r>
+        <w:r>
+          <w:rPr>
+            <w:webHidden/>
+          </w:rPr>
+          <w:t>23</w:t>
         </w:r>
         <w:r>
           <w:rPr>
@@ -1560,13 +1942,13 @@
           <w:szCs w:val="22"/>
         </w:rPr>
       </w:pPr>
-      <w:hyperlink w:anchor="_Toc125836649" w:history="1">
+      <w:hyperlink w:anchor="_Toc126327784" w:history="1">
         <w:r>
           <w:rPr>
             <w:rStyle w:val="Hyperlink"/>
-            <w:lang w:bidi="he-IL"/>
-          </w:rPr>
-          <w:t>5 ANALIZA SIMULACIJE U PROGRAMU</w:t>
+            <w:lang w:val="sr-Latn-RS" w:bidi="he-IL"/>
+          </w:rPr>
+          <w:t>6 ZAKLJUČAK</w:t>
         </w:r>
         <w:r>
           <w:rPr>
@@ -1584,7 +1966,7 @@
           <w:rPr>
             <w:webHidden/>
           </w:rPr>
-          <w:instrText xml:space="preserve"> PAGEREF _Toc125836649 \h </w:instrText>
+          <w:instrText xml:space="preserve"> PAGEREF _Toc126327784 \h </w:instrText>
         </w:r>
         <w:r>
           <w:rPr>
@@ -1601,7 +1983,7 @@
           <w:rPr>
             <w:webHidden/>
           </w:rPr>
-          <w:t>20</w:t>
+          <w:t>26</w:t>
         </w:r>
         <w:r>
           <w:rPr>
@@ -1623,13 +2005,13 @@
           <w:szCs w:val="22"/>
         </w:rPr>
       </w:pPr>
-      <w:hyperlink w:anchor="_Toc125836650" w:history="1">
+      <w:hyperlink w:anchor="_Toc126327785" w:history="1">
         <w:r>
           <w:rPr>
             <w:rStyle w:val="Hyperlink"/>
             <w:lang w:val="sr-Latn-RS" w:bidi="he-IL"/>
           </w:rPr>
-          <w:t>6 ZAKLJUČAK</w:t>
+          <w:t>7 LITERATURA</w:t>
         </w:r>
         <w:r>
           <w:rPr>
@@ -1647,7 +2029,7 @@
           <w:rPr>
             <w:webHidden/>
           </w:rPr>
-          <w:instrText xml:space="preserve"> PAGEREF _Toc125836650 \h </w:instrText>
+          <w:instrText xml:space="preserve"> PAGEREF _Toc126327785 \h </w:instrText>
         </w:r>
         <w:r>
           <w:rPr>
@@ -1664,7 +2046,7 @@
           <w:rPr>
             <w:webHidden/>
           </w:rPr>
-          <w:t>23</w:t>
+          <w:t>27</w:t>
         </w:r>
         <w:r>
           <w:rPr>
@@ -1686,13 +2068,13 @@
           <w:szCs w:val="22"/>
         </w:rPr>
       </w:pPr>
-      <w:hyperlink w:anchor="_Toc125836651" w:history="1">
+      <w:hyperlink w:anchor="_Toc126327786" w:history="1">
         <w:r>
           <w:rPr>
             <w:rStyle w:val="Hyperlink"/>
             <w:lang w:val="sr-Latn-RS" w:bidi="he-IL"/>
           </w:rPr>
-          <w:t>7 LITERATURA</w:t>
+          <w:t>8 DODATAK</w:t>
         </w:r>
         <w:r>
           <w:rPr>
@@ -1710,7 +2092,7 @@
           <w:rPr>
             <w:webHidden/>
           </w:rPr>
-          <w:instrText xml:space="preserve"> PAGEREF _Toc125836651 \h </w:instrText>
+          <w:instrText xml:space="preserve"> PAGEREF _Toc126327786 \h </w:instrText>
         </w:r>
         <w:r>
           <w:rPr>
@@ -1727,7 +2109,7 @@
           <w:rPr>
             <w:webHidden/>
           </w:rPr>
-          <w:t>24</w:t>
+          <w:t>28</w:t>
         </w:r>
         <w:r>
           <w:rPr>
@@ -1744,66 +2126,6 @@
           <w:tab w:val="right" w:leader="dot" w:pos="9061"/>
         </w:tabs>
         <w:rPr>
-          <w:rFonts w:asciiTheme="minorHAnsi" w:eastAsiaTheme="minorEastAsia" w:hAnsiTheme="minorHAnsi" w:cstheme="minorBidi"/>
-          <w:sz w:val="22"/>
-          <w:szCs w:val="22"/>
-        </w:rPr>
-      </w:pPr>
-      <w:hyperlink w:anchor="_Toc125836652" w:history="1">
-        <w:r>
-          <w:rPr>
-            <w:rStyle w:val="Hyperlink"/>
-            <w:lang w:val="sr-Latn-RS" w:bidi="he-IL"/>
-          </w:rPr>
-          <w:t>8 DODATAK</w:t>
-        </w:r>
-        <w:r>
-          <w:rPr>
-            <w:webHidden/>
-          </w:rPr>
-          <w:tab/>
-        </w:r>
-        <w:r>
-          <w:rPr>
-            <w:webHidden/>
-          </w:rPr>
-          <w:fldChar w:fldCharType="begin"/>
-        </w:r>
-        <w:r>
-          <w:rPr>
-            <w:webHidden/>
-          </w:rPr>
-          <w:instrText xml:space="preserve"> PAGEREF _Toc125836652 \h </w:instrText>
-        </w:r>
-        <w:r>
-          <w:rPr>
-            <w:webHidden/>
-          </w:rPr>
-        </w:r>
-        <w:r>
-          <w:rPr>
-            <w:webHidden/>
-          </w:rPr>
-          <w:fldChar w:fldCharType="separate"/>
-        </w:r>
-        <w:r>
-          <w:rPr>
-            <w:webHidden/>
-          </w:rPr>
-          <w:t>25</w:t>
-        </w:r>
-        <w:r>
-          <w:rPr>
-            <w:webHidden/>
-          </w:rPr>
-          <w:fldChar w:fldCharType="end"/>
-        </w:r>
-      </w:hyperlink>
-    </w:p>
-    <w:p>
-      <w:pPr>
-        <w:pStyle w:val="ListParagraph"/>
-        <w:rPr>
           <w:rFonts w:ascii="Arial" w:hAnsi="Arial" w:cs="Arial"/>
           <w:kern w:val="32"/>
           <w:sz w:val="32"/>
@@ -1817,7 +2139,7 @@
         </w:rPr>
         <w:fldChar w:fldCharType="end"/>
       </w:r>
-      <w:bookmarkStart w:id="4" w:name="МултиваријационаАнализа"/>
+      <w:bookmarkStart w:id="5" w:name="МултиваријационаАнализа"/>
       <w:r>
         <w:rPr>
           <w:lang w:val="sr-Latn-RS" w:bidi="he-IL"/>
@@ -1840,7 +2162,7 @@
           <w:lang w:val="sr-Latn-RS"/>
         </w:rPr>
       </w:pPr>
-      <w:bookmarkStart w:id="5" w:name="_Toc125836636"/>
+      <w:bookmarkStart w:id="6" w:name="_Toc126327766"/>
       <w:r>
         <w:rPr>
           <w:lang w:val="sr-Latn-RS"/>
@@ -1853,26 +2175,27 @@
         </w:rPr>
         <w:t>UVOD</w:t>
       </w:r>
-      <w:bookmarkStart w:id="6" w:name="уводУМулАнализу"/>
-      <w:bookmarkEnd w:id="4"/>
+      <w:bookmarkStart w:id="7" w:name="уводУМулАнализу"/>
       <w:bookmarkEnd w:id="5"/>
-    </w:p>
-    <w:p>
-      <w:pPr>
-        <w:rPr>
-          <w:lang w:val="sr-Latn-RS" w:bidi="he-IL"/>
-        </w:rPr>
-      </w:pPr>
-    </w:p>
-    <w:p>
-      <w:pPr>
-        <w:rPr>
-          <w:lang w:val="sr-Latn-RS" w:bidi="he-IL"/>
-        </w:rPr>
-      </w:pPr>
-    </w:p>
-    <w:p>
-      <w:pPr>
+      <w:bookmarkEnd w:id="6"/>
+    </w:p>
+    <w:p>
+      <w:pPr>
+        <w:rPr>
+          <w:lang w:val="sr-Latn-RS" w:bidi="he-IL"/>
+        </w:rPr>
+      </w:pPr>
+    </w:p>
+    <w:p>
+      <w:pPr>
+        <w:rPr>
+          <w:lang w:val="sr-Latn-RS" w:bidi="he-IL"/>
+        </w:rPr>
+      </w:pPr>
+    </w:p>
+    <w:p>
+      <w:pPr>
+        <w:ind w:firstLine="0"/>
         <w:rPr>
           <w:lang w:val="sr-Latn-RS" w:bidi="he-IL"/>
         </w:rPr>
@@ -1898,33 +2221,54 @@
     </w:p>
     <w:p>
       <w:pPr>
-        <w:rPr>
-          <w:lang w:val="sr-Latn-RS" w:bidi="he-IL"/>
-        </w:rPr>
-      </w:pPr>
-      <w:r>
-        <w:rPr>
-          <w:lang w:val="sr-Latn-RS" w:bidi="he-IL"/>
-        </w:rPr>
-        <w:t>U ovom radu biće reč o zaštitnim kodovima</w:t>
-      </w:r>
-      <w:r>
-        <w:rPr>
-          <w:lang w:val="sr-Latn-RS" w:bidi="he-IL"/>
-        </w:rPr>
-        <w:t xml:space="preserve"> i telekomunikacionim protokolima</w:t>
-      </w:r>
-      <w:r>
-        <w:rPr>
-          <w:lang w:val="sr-Latn-RS" w:bidi="he-IL"/>
-        </w:rPr>
-        <w:t xml:space="preserve">, konkretno o Linearnim blok kodovima. </w:t>
-      </w:r>
-      <w:r>
-        <w:rPr>
-          <w:lang w:val="sr-Latn-RS" w:bidi="he-IL"/>
-        </w:rPr>
-        <w:t>Ciklični kodovi b</w:t>
+        <w:ind w:firstLine="0"/>
+        <w:rPr>
+          <w:lang w:val="sr-Latn-RS" w:bidi="he-IL"/>
+        </w:rPr>
+      </w:pPr>
+      <w:r>
+        <w:rPr>
+          <w:lang w:val="sr-Latn-RS" w:bidi="he-IL"/>
+        </w:rPr>
+        <w:t xml:space="preserve">U ovom radu biće reč o zaštitnim kodovima, konkretno o Linearnim blok kodovima. </w:t>
+      </w:r>
+      <w:r>
+        <w:rPr>
+          <w:lang w:val="sr-Latn-RS" w:bidi="he-IL"/>
+        </w:rPr>
+        <w:t>Postoje vrste zaštitnih kodova koje pružaju mogućnost samo detekcije grešaka, ali se mogu kombinovati sa drugim vrstama zaštitnih kodova koje omogućavaju i korekciju grešaka.</w:t>
+      </w:r>
+      <w:r>
+        <w:rPr>
+          <w:lang w:val="sr-Latn-RS" w:bidi="he-IL"/>
+        </w:rPr>
+        <w:t xml:space="preserve"> </w:t>
+      </w:r>
+    </w:p>
+    <w:p>
+      <w:pPr>
+        <w:ind w:firstLine="0"/>
+        <w:rPr>
+          <w:lang w:val="sr-Latn-RS" w:bidi="he-IL"/>
+        </w:rPr>
+      </w:pPr>
+      <w:r>
+        <w:rPr>
+          <w:lang w:val="sr-Latn-RS" w:bidi="he-IL"/>
+        </w:rPr>
+        <w:t>Ciklični kodovi</w:t>
+      </w:r>
+      <w:r>
+        <w:rPr>
+          <w:lang w:val="sr-Latn-RS" w:bidi="he-IL"/>
+        </w:rPr>
+        <w:t>, potklasa linearnih kodova,</w:t>
+      </w:r>
+      <w:r>
+        <w:rPr>
+          <w:lang w:val="sr-Latn-RS" w:bidi="he-IL"/>
+        </w:rPr>
+        <w:t xml:space="preserve"> b</w:t>
       </w:r>
       <w:r>
         <w:rPr>
@@ -1954,7 +2298,13 @@
         <w:rPr>
           <w:lang w:val="sr-Latn-RS" w:bidi="he-IL"/>
         </w:rPr>
-        <w:t>ikličnu  proveru redu</w:t>
+        <w:t>ikličnu</w:t>
+      </w:r>
+      <w:r>
+        <w:rPr>
+          <w:lang w:val="sr-Latn-RS" w:bidi="he-IL"/>
+        </w:rPr>
+        <w:t xml:space="preserve"> proveru redu</w:t>
       </w:r>
       <w:r>
         <w:rPr>
@@ -1984,29 +2334,86 @@
         <w:rPr>
           <w:lang w:val="sr-Latn-RS" w:bidi="he-IL"/>
         </w:rPr>
-        <w:t xml:space="preserve">. Takođe, biće opisana procena performansi ciklične provere redundanse kroz </w:t>
-      </w:r>
-      <w:r>
-        <w:rPr>
-          <w:lang w:val="sr-Latn-RS" w:bidi="he-IL"/>
-        </w:rPr>
-        <w:t>s</w:t>
-      </w:r>
-      <w:r>
-        <w:rPr>
-          <w:lang w:val="sr-Latn-RS" w:bidi="he-IL"/>
-        </w:rPr>
-        <w:t>imulaciju u programu izrađenom na</w:t>
-      </w:r>
-      <w:r>
-        <w:rPr>
-          <w:lang w:val="sr-Latn-RS" w:bidi="he-IL"/>
-        </w:rPr>
-        <w:t xml:space="preserve"> C++ programskom jeziku.</w:t>
-      </w:r>
-    </w:p>
-    <w:p>
-      <w:pPr>
+        <w:t xml:space="preserve">. </w:t>
+      </w:r>
+    </w:p>
+    <w:p>
+      <w:pPr>
+        <w:ind w:firstLine="0"/>
+        <w:rPr>
+          <w:lang w:val="sr-Latn-RS" w:bidi="he-IL"/>
+        </w:rPr>
+      </w:pPr>
+      <w:r>
+        <w:rPr>
+          <w:lang w:val="sr-Latn-RS" w:bidi="he-IL"/>
+        </w:rPr>
+        <w:t xml:space="preserve">Takođe, biće reč </w:t>
+      </w:r>
+      <w:r>
+        <w:rPr>
+          <w:lang w:val="sr-Latn-RS" w:bidi="he-IL"/>
+        </w:rPr>
+        <w:t>i</w:t>
+      </w:r>
+      <w:r>
+        <w:rPr>
+          <w:lang w:val="sr-Latn-RS" w:bidi="he-IL"/>
+        </w:rPr>
+        <w:t xml:space="preserve"> o</w:t>
+      </w:r>
+      <w:r>
+        <w:rPr>
+          <w:lang w:val="sr-Latn-RS" w:bidi="he-IL"/>
+        </w:rPr>
+        <w:t xml:space="preserve"> telekomunikacionim protokolima</w:t>
+      </w:r>
+      <w:r>
+        <w:rPr>
+          <w:lang w:val="sr-Latn-RS" w:bidi="he-IL"/>
+        </w:rPr>
+        <w:t xml:space="preserve"> korišćenim u simulaciji u kojoj je opisana </w:t>
+      </w:r>
+      <w:r>
+        <w:rPr>
+          <w:lang w:val="sr-Latn-RS" w:bidi="he-IL"/>
+        </w:rPr>
+        <w:t>procena performa</w:t>
+      </w:r>
+      <w:r>
+        <w:rPr>
+          <w:lang w:val="sr-Latn-RS" w:bidi="he-IL"/>
+        </w:rPr>
+        <w:t>nsi ciklične provere redundanse. Program za simulaciju je izrađen</w:t>
+      </w:r>
+      <w:r>
+        <w:rPr>
+          <w:lang w:val="sr-Latn-RS" w:bidi="he-IL"/>
+        </w:rPr>
+        <w:t xml:space="preserve"> na</w:t>
+      </w:r>
+      <w:r>
+        <w:rPr>
+          <w:lang w:val="sr-Latn-RS" w:bidi="he-IL"/>
+        </w:rPr>
+        <w:t xml:space="preserve"> </w:t>
+      </w:r>
+      <w:r>
+        <w:rPr>
+          <w:lang w:val="sr-Latn-RS" w:bidi="he-IL"/>
+        </w:rPr>
+        <w:t>programskom jeziku</w:t>
+      </w:r>
+      <w:r>
+        <w:rPr>
+          <w:lang w:val="sr-Latn-RS" w:bidi="he-IL"/>
+        </w:rPr>
+        <w:t xml:space="preserve"> C++.</w:t>
+      </w:r>
+    </w:p>
+    <w:p>
+      <w:pPr>
+        <w:ind w:firstLine="0"/>
         <w:rPr>
           <w:lang w:bidi="he-IL"/>
         </w:rPr>
@@ -2018,8 +2425,8 @@
           <w:lang w:val="sr-Latn-RS" w:bidi="he-IL"/>
         </w:rPr>
       </w:pPr>
-      <w:bookmarkStart w:id="7" w:name="методаАнализеГлавнихКомпоненти"/>
-      <w:bookmarkEnd w:id="6"/>
+      <w:bookmarkStart w:id="8" w:name="методаАнализеГлавнихКомпоненти"/>
+      <w:bookmarkEnd w:id="7"/>
     </w:p>
     <w:p>
       <w:pPr>
@@ -2059,7 +2466,7 @@
           <w:lang w:val="sr-Latn-RS"/>
         </w:rPr>
       </w:pPr>
-      <w:bookmarkStart w:id="8" w:name="_Toc125836637"/>
+      <w:bookmarkStart w:id="9" w:name="_Toc126327767"/>
       <w:r>
         <w:rPr>
           <w:lang w:val="sr-Latn-RS"/>
@@ -2072,9 +2479,9 @@
         </w:rPr>
         <w:t>LINEARNI BLOK KODOVI</w:t>
       </w:r>
-      <w:bookmarkEnd w:id="8"/>
-    </w:p>
-    <w:bookmarkEnd w:id="7"/>
+      <w:bookmarkEnd w:id="9"/>
+    </w:p>
+    <w:bookmarkEnd w:id="8"/>
     <w:p>
       <w:pPr>
         <w:rPr>
@@ -2201,9 +2608,6 @@
         </w:rPr>
       </w:pPr>
       <w:r>
-        <w:rPr>
-          <w:lang w:val="sr-Latn-RS" w:bidi="he-IL"/>
-        </w:rPr>
         <w:drawing>
           <wp:inline distT="0" distB="0" distL="0" distR="0" wp14:anchorId="1B36113B" wp14:editId="1FD7A545">
             <wp:extent cx="3962743" cy="1493649"/>
@@ -2269,8 +2673,8 @@
           <w:lang w:val="sr-Latn-RS"/>
         </w:rPr>
       </w:pPr>
-      <w:bookmarkStart w:id="9" w:name="УводУПЦА"/>
-      <w:bookmarkStart w:id="10" w:name="_Toc125836638"/>
+      <w:bookmarkStart w:id="10" w:name="УводУПЦА"/>
+      <w:bookmarkStart w:id="11" w:name="_Toc126327768"/>
       <w:r>
         <w:rPr>
           <w:lang w:val="sr-Latn-RS"/>
@@ -2289,9 +2693,9 @@
         </w:rPr>
         <w:t>Uvod</w:t>
       </w:r>
-      <w:bookmarkEnd w:id="10"/>
-    </w:p>
-    <w:bookmarkEnd w:id="9"/>
+      <w:bookmarkEnd w:id="11"/>
+    </w:p>
+    <w:bookmarkEnd w:id="10"/>
     <w:p>
       <w:pPr>
         <w:ind w:firstLine="0"/>
@@ -3535,7 +3939,7 @@
           </mc:Choice>
           <mc:Fallback>
             <w:pict>
-              <v:shape w14:anchorId="4F7AA220" id="Snip and Round Single Corner Rectangle 5" o:spid="_x0000_s1026" style="position:absolute;margin-left:-4.8pt;margin-top:12.6pt;width:462.6pt;height:111.6pt;z-index:-251655168;visibility:visible;mso-wrap-style:square;mso-width-percent:0;mso-height-percent:0;mso-wrap-distance-left:9pt;mso-wrap-distance-top:0;mso-wrap-distance-right:9pt;mso-wrap-distance-bottom:0;mso-position-horizontal:absolute;mso-position-horizontal-relative:text;mso-position-vertical:absolute;mso-position-vertical-relative:text;mso-width-percent:0;mso-height-percent:0;mso-width-relative:margin;mso-height-relative:margin;v-text-anchor:middle" coordsize="5875020,1417320" o:gfxdata="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" path="m236225,l5638795,r236225,236225l5875020,1417320,,1417320,,236225c,105762,105762,,236225,xe" filled="f" strokecolor="black [3213]" strokeweight="1pt">
+              <v:shape w14:anchorId="1CEF3769" id="Snip and Round Single Corner Rectangle 5" o:spid="_x0000_s1026" style="position:absolute;margin-left:-4.8pt;margin-top:12.6pt;width:462.6pt;height:111.6pt;z-index:-251655168;visibility:visible;mso-wrap-style:square;mso-width-percent:0;mso-height-percent:0;mso-wrap-distance-left:9pt;mso-wrap-distance-top:0;mso-wrap-distance-right:9pt;mso-wrap-distance-bottom:0;mso-position-horizontal:absolute;mso-position-horizontal-relative:text;mso-position-vertical:absolute;mso-position-vertical-relative:text;mso-width-percent:0;mso-height-percent:0;mso-width-relative:margin;mso-height-relative:margin;v-text-anchor:middle" coordsize="5875020,1417320" o:gfxdata="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" path="m236225,l5638795,r236225,236225l5875020,1417320,,1417320,,236225c,105762,105762,,236225,xe" filled="f" strokecolor="black [3213]" strokeweight="1pt">
                 <v:stroke dashstyle="dash"/>
                 <v:path arrowok="t" o:connecttype="custom" o:connectlocs="236225,0;5638795,0;5875020,236225;5875020,1417320;0,1417320;0,236225;236225,0" o:connectangles="0,0,0,0,0,0,0"/>
               </v:shape>
@@ -3631,7 +4035,7 @@
           <w:lang w:val="sr-Latn-RS"/>
         </w:rPr>
       </w:pPr>
-      <w:bookmarkStart w:id="11" w:name="_Toc125836639"/>
+      <w:bookmarkStart w:id="12" w:name="_Toc126327769"/>
       <w:r>
         <w:rPr>
           <w:lang w:val="sr-Latn-RS"/>
@@ -3650,7 +4054,7 @@
         </w:rPr>
         <w:t xml:space="preserve"> Matrični opis</w:t>
       </w:r>
-      <w:bookmarkEnd w:id="11"/>
+      <w:bookmarkEnd w:id="12"/>
     </w:p>
     <w:p>
       <w:pPr>
@@ -5838,14 +6242,7 @@
             <w:rFonts w:ascii="Cambria Math" w:hAnsi="Cambria Math"/>
             <w:lang w:val="sr-Latn-RS" w:bidi="he-IL"/>
           </w:rPr>
-          <m:t>H</m:t>
-        </m:r>
-        <m:r>
-          <w:rPr>
-            <w:rFonts w:ascii="Cambria Math" w:hAnsi="Cambria Math"/>
-            <w:lang w:val="sr-Latn-RS" w:bidi="he-IL"/>
-          </w:rPr>
-          <m:t>=</m:t>
+          <m:t>H=</m:t>
         </m:r>
         <m:d>
           <m:dPr>
@@ -6546,8 +6943,8 @@
           <w:lang w:val="sr-Latn-RS"/>
         </w:rPr>
       </w:pPr>
-      <w:bookmarkStart w:id="12" w:name="процедураОдређивањаПЦА"/>
-      <w:bookmarkStart w:id="13" w:name="_Toc125836640"/>
+      <w:bookmarkStart w:id="13" w:name="процедураОдређивањаПЦА"/>
+      <w:bookmarkStart w:id="14" w:name="_Toc126327770"/>
       <w:r>
         <w:rPr>
           <w:lang w:val="sr-Latn-RS"/>
@@ -6572,16 +6969,16 @@
         </w:rPr>
         <w:t>Verovatnoća greške koja se ne može detektovati</w:t>
       </w:r>
-      <w:bookmarkEnd w:id="13"/>
-    </w:p>
-    <w:p>
-      <w:pPr>
-        <w:rPr>
-          <w:lang w:val="sr-Latn-RS" w:bidi="he-IL"/>
-        </w:rPr>
-      </w:pPr>
-    </w:p>
-    <w:bookmarkEnd w:id="12"/>
+      <w:bookmarkEnd w:id="14"/>
+    </w:p>
+    <w:p>
+      <w:pPr>
+        <w:rPr>
+          <w:lang w:val="sr-Latn-RS" w:bidi="he-IL"/>
+        </w:rPr>
+      </w:pPr>
+    </w:p>
+    <w:bookmarkEnd w:id="13"/>
     <w:p>
       <w:pPr>
         <w:ind w:firstLine="0"/>
@@ -7280,7 +7677,7 @@
         <w:tab/>
         <w:t>(2.13)</w:t>
       </w:r>
-      <w:bookmarkStart w:id="14" w:name="primenaPCAubiomedicini"/>
+      <w:bookmarkStart w:id="15" w:name="primenaPCAubiomedicini"/>
     </w:p>
     <w:p>
       <w:pPr>
@@ -9431,7 +9828,7 @@
           <w:lang w:val="sr-Latn-RS"/>
         </w:rPr>
       </w:pPr>
-      <w:bookmarkStart w:id="15" w:name="_Toc125836641"/>
+      <w:bookmarkStart w:id="16" w:name="_Toc126327771"/>
       <w:r>
         <w:rPr>
           <w:lang w:val="sr-Latn-RS"/>
@@ -9445,7 +9842,7 @@
         </w:rPr>
         <w:t>CIKLIČNI KODOVI</w:t>
       </w:r>
-      <w:bookmarkEnd w:id="15"/>
+      <w:bookmarkEnd w:id="16"/>
     </w:p>
     <w:p>
       <w:pPr>
@@ -9475,7 +9872,7 @@
         <w:t>Ciklični kodovi su potklasa linearnih blok kodova, i od velike važnosti su u savremenim telekomunikacionim sistemima.</w:t>
       </w:r>
     </w:p>
-    <w:bookmarkEnd w:id="14"/>
+    <w:bookmarkEnd w:id="15"/>
     <w:p>
       <w:pPr>
         <w:rPr>
@@ -9491,9 +9888,6 @@
         </w:rPr>
       </w:pPr>
       <w:r>
-        <w:rPr>
-          <w:lang w:val="sr-Latn-RS" w:bidi="he-IL"/>
-        </w:rPr>
         <w:drawing>
           <wp:inline distT="0" distB="0" distL="0" distR="0" wp14:anchorId="2178808A" wp14:editId="212A61BA">
             <wp:extent cx="4595258" cy="3025402"/>
@@ -9578,8 +9972,8 @@
           <w:lang w:val="sr-Latn-RS"/>
         </w:rPr>
       </w:pPr>
-      <w:bookmarkStart w:id="16" w:name="biomedicinski"/>
-      <w:bookmarkStart w:id="17" w:name="_Toc125836642"/>
+      <w:bookmarkStart w:id="17" w:name="biomedicinski"/>
+      <w:bookmarkStart w:id="18" w:name="_Toc126327772"/>
       <w:r>
         <w:rPr>
           <w:lang w:val="sr-Latn-RS"/>
@@ -9598,16 +9992,16 @@
         </w:rPr>
         <w:t>Uvod</w:t>
       </w:r>
-      <w:bookmarkEnd w:id="17"/>
-    </w:p>
-    <w:p>
-      <w:pPr>
-        <w:rPr>
-          <w:lang w:val="sr-Latn-RS" w:bidi="he-IL"/>
-        </w:rPr>
-      </w:pPr>
-    </w:p>
-    <w:bookmarkEnd w:id="16"/>
+      <w:bookmarkEnd w:id="18"/>
+    </w:p>
+    <w:p>
+      <w:pPr>
+        <w:rPr>
+          <w:lang w:val="sr-Latn-RS" w:bidi="he-IL"/>
+        </w:rPr>
+      </w:pPr>
+    </w:p>
+    <w:bookmarkEnd w:id="17"/>
     <w:p>
       <w:pPr>
         <w:ind w:firstLine="0"/>
@@ -9907,14 +10301,7 @@
             <w:rFonts w:ascii="Cambria Math" w:hAnsi="Cambria Math"/>
             <w:lang w:val="sr-Latn-RS"/>
           </w:rPr>
-          <m:t>+…</m:t>
-        </m:r>
-        <m:r>
-          <w:rPr>
-            <w:rFonts w:ascii="Cambria Math" w:hAnsi="Cambria Math"/>
-            <w:lang w:val="sr-Latn-RS"/>
-          </w:rPr>
-          <m:t>+</m:t>
+          <m:t>+…+</m:t>
         </m:r>
         <m:sSub>
           <m:sSubPr>
@@ -9950,14 +10337,7 @@
             <w:rFonts w:ascii="Cambria Math" w:hAnsi="Cambria Math"/>
             <w:lang w:val="sr-Latn-RS"/>
           </w:rPr>
-          <m:t>x</m:t>
-        </m:r>
-        <m:r>
-          <w:rPr>
-            <w:rFonts w:ascii="Cambria Math" w:hAnsi="Cambria Math"/>
-            <w:lang w:val="sr-Latn-RS"/>
-          </w:rPr>
-          <m:t>+</m:t>
+          <m:t>x+</m:t>
         </m:r>
         <m:sSub>
           <m:sSubPr>
@@ -10181,13 +10561,7 @@
           <w:rPr>
             <w:rFonts w:ascii="Cambria Math" w:hAnsi="Cambria Math"/>
           </w:rPr>
-          <m:t>v</m:t>
-        </m:r>
-        <m:r>
-          <w:rPr>
-            <w:rFonts w:ascii="Cambria Math" w:hAnsi="Cambria Math"/>
-          </w:rPr>
-          <m:t>1</m:t>
+          <m:t>v1</m:t>
         </m:r>
         <m:d>
           <m:dPr>
@@ -10443,7 +10817,7 @@
           </mc:Choice>
           <mc:Fallback>
             <w:pict>
-              <v:shape w14:anchorId="2B6FCBCC" id="Snip and Round Single Corner Rectangle 4" o:spid="_x0000_s1026" style="position:absolute;margin-left:-5.5pt;margin-top:7.3pt;width:462.6pt;height:111.6pt;z-index:-251657216;visibility:visible;mso-wrap-style:square;mso-width-percent:0;mso-height-percent:0;mso-wrap-distance-left:9pt;mso-wrap-distance-top:0;mso-wrap-distance-right:9pt;mso-wrap-distance-bottom:0;mso-position-horizontal:absolute;mso-position-horizontal-relative:text;mso-position-vertical:absolute;mso-position-vertical-relative:text;mso-width-percent:0;mso-height-percent:0;mso-width-relative:margin;mso-height-relative:margin;v-text-anchor:middle" coordsize="5875020,1417320" o:gfxdata="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" path="m236225,l5638795,r236225,236225l5875020,1417320,,1417320,,236225c,105762,105762,,236225,xe" filled="f" strokecolor="black [3213]" strokeweight="1pt">
+              <v:shape w14:anchorId="7E77D976" id="Snip and Round Single Corner Rectangle 4" o:spid="_x0000_s1026" style="position:absolute;margin-left:-5.5pt;margin-top:7.3pt;width:462.6pt;height:111.6pt;z-index:-251657216;visibility:visible;mso-wrap-style:square;mso-width-percent:0;mso-height-percent:0;mso-wrap-distance-left:9pt;mso-wrap-distance-top:0;mso-wrap-distance-right:9pt;mso-wrap-distance-bottom:0;mso-position-horizontal:absolute;mso-position-horizontal-relative:text;mso-position-vertical:absolute;mso-position-vertical-relative:text;mso-width-percent:0;mso-height-percent:0;mso-width-relative:margin;mso-height-relative:margin;v-text-anchor:middle" coordsize="5875020,1417320" o:gfxdata="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" path="m236225,l5638795,r236225,236225l5875020,1417320,,1417320,,236225c,105762,105762,,236225,xe" filled="f" strokecolor="black [3213]" strokeweight="1pt">
                 <v:stroke dashstyle="dash"/>
                 <v:path arrowok="t" o:connecttype="custom" o:connectlocs="236225,0;5638795,0;5875020,236225;5875020,1417320;0,1417320;0,236225;236225,0" o:connectangles="0,0,0,0,0,0,0"/>
               </v:shape>
@@ -11725,7 +12099,7 @@
           <w:lang w:val="sr-Latn-RS"/>
         </w:rPr>
       </w:pPr>
-      <w:bookmarkStart w:id="18" w:name="_Toc125836643"/>
+      <w:bookmarkStart w:id="19" w:name="_Toc126327773"/>
       <w:r>
         <w:rPr>
           <w:lang w:val="sr-Latn-RS"/>
@@ -11733,7 +12107,7 @@
         <w:lastRenderedPageBreak/>
         <w:t>3.2 Primeri</w:t>
       </w:r>
-      <w:bookmarkEnd w:id="18"/>
+      <w:bookmarkEnd w:id="19"/>
     </w:p>
     <w:p>
       <w:pPr>
@@ -11824,7 +12198,7 @@
           </mc:Choice>
           <mc:Fallback>
             <w:pict>
-              <v:shape w14:anchorId="11F2C4D5" id="Snip and Round Single Corner Rectangle 7" o:spid="_x0000_s1026" style="position:absolute;margin-left:-28.05pt;margin-top:14.95pt;width:531.6pt;height:526.3pt;z-index:-251653120;visibility:visible;mso-wrap-style:square;mso-width-percent:0;mso-height-percent:0;mso-wrap-distance-left:9pt;mso-wrap-distance-top:0;mso-wrap-distance-right:9pt;mso-wrap-distance-bottom:0;mso-position-horizontal:absolute;mso-position-horizontal-relative:text;mso-position-vertical:absolute;mso-position-vertical-relative:text;mso-width-percent:0;mso-height-percent:0;mso-width-relative:margin;mso-height-relative:margin;v-text-anchor:middle" coordsize="6751320,6683828" o:gfxdata="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" path="m1113994,l5637326,,6751320,1113994r,5569834l,6683828,,1113994c,498752,498752,,1113994,xe" filled="f" strokecolor="black [3213]" strokeweight="1pt">
+              <v:shape w14:anchorId="510A460C" id="Snip and Round Single Corner Rectangle 7" o:spid="_x0000_s1026" style="position:absolute;margin-left:-28.05pt;margin-top:14.95pt;width:531.6pt;height:526.3pt;z-index:-251653120;visibility:visible;mso-wrap-style:square;mso-width-percent:0;mso-height-percent:0;mso-wrap-distance-left:9pt;mso-wrap-distance-top:0;mso-wrap-distance-right:9pt;mso-wrap-distance-bottom:0;mso-position-horizontal:absolute;mso-position-horizontal-relative:text;mso-position-vertical:absolute;mso-position-vertical-relative:text;mso-width-percent:0;mso-height-percent:0;mso-width-relative:margin;mso-height-relative:margin;v-text-anchor:middle" coordsize="6751320,6683828" o:gfxdata="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" path="m1113994,l5637326,,6751320,1113994r,5569834l,6683828,,1113994c,498752,498752,,1113994,xe" filled="f" strokecolor="black [3213]" strokeweight="1pt">
                 <v:stroke dashstyle="dash"/>
                 <v:path arrowok="t" o:connecttype="custom" o:connectlocs="1113994,0;5637326,0;6751320,1113994;6751320,6683828;0,6683828;0,1113994;1113994,0" o:connectangles="0,0,0,0,0,0,0"/>
               </v:shape>
@@ -12380,6 +12754,9 @@
             </m:e>
           </m:d>
           <m:r>
+            <m:rPr>
+              <m:sty m:val="p"/>
+            </m:rPr>
             <w:rPr>
               <w:lang w:val="sr-Latn-RS" w:bidi="he-IL"/>
             </w:rPr>
@@ -12471,6 +12848,9 @@
             </m:e>
           </m:d>
           <m:r>
+            <m:rPr>
+              <m:sty m:val="p"/>
+            </m:rPr>
             <w:rPr>
               <w:rFonts w:ascii="Cambria Math" w:hAnsi="Cambria Math"/>
               <w:lang w:val="sr-Latn-RS" w:bidi="he-IL"/>
@@ -12540,14 +12920,7 @@
               <w:rFonts w:ascii="Cambria Math" w:hAnsi="Cambria Math"/>
               <w:lang w:val="sr-Latn-RS" w:bidi="he-IL"/>
             </w:rPr>
-            <m:t>=(0001011</m:t>
-          </m:r>
-          <m:r>
-            <w:rPr>
-              <w:rFonts w:ascii="Cambria Math" w:hAnsi="Cambria Math"/>
-              <w:lang w:val="sr-Latn-RS" w:bidi="he-IL"/>
-            </w:rPr>
-            <m:t>)</m:t>
+            <m:t>=(0001011)</m:t>
           </m:r>
         </m:oMath>
       </m:oMathPara>
@@ -13153,7 +13526,7 @@
           </mc:Choice>
           <mc:Fallback>
             <w:pict>
-              <v:shape w14:anchorId="32BE468F" id="Snip and Round Single Corner Rectangle 9" o:spid="_x0000_s1026" style="position:absolute;margin-left:-27.2pt;margin-top:26.7pt;width:531.6pt;height:593.15pt;z-index:-251651072;visibility:visible;mso-wrap-style:square;mso-width-percent:0;mso-height-percent:0;mso-wrap-distance-left:9pt;mso-wrap-distance-top:0;mso-wrap-distance-right:9pt;mso-wrap-distance-bottom:0;mso-position-horizontal:absolute;mso-position-horizontal-relative:text;mso-position-vertical:absolute;mso-position-vertical-relative:text;mso-width-percent:0;mso-height-percent:0;mso-width-relative:margin;mso-height-relative:margin;v-text-anchor:middle" coordsize="6751320,7532914" o:gfxdata="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" path="m1125243,l5626077,,6751320,1125243r,6407671l,7532914,,1125243c,503788,503788,,1125243,xe" filled="f" strokecolor="black [3213]" strokeweight="1pt">
+              <v:shape w14:anchorId="452291ED" id="Snip and Round Single Corner Rectangle 9" o:spid="_x0000_s1026" style="position:absolute;margin-left:-27.2pt;margin-top:26.7pt;width:531.6pt;height:593.15pt;z-index:-251651072;visibility:visible;mso-wrap-style:square;mso-width-percent:0;mso-height-percent:0;mso-wrap-distance-left:9pt;mso-wrap-distance-top:0;mso-wrap-distance-right:9pt;mso-wrap-distance-bottom:0;mso-position-horizontal:absolute;mso-position-horizontal-relative:text;mso-position-vertical:absolute;mso-position-vertical-relative:text;mso-width-percent:0;mso-height-percent:0;mso-width-relative:margin;mso-height-relative:margin;v-text-anchor:middle" coordsize="6751320,7532914" o:gfxdata="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" path="m1125243,l5626077,,6751320,1125243r,6407671l,7532914,,1125243c,503788,503788,,1125243,xe" filled="f" strokecolor="black [3213]" strokeweight="1pt">
                 <v:stroke dashstyle="dash"/>
                 <v:path arrowok="t" o:connecttype="custom" o:connectlocs="1125243,0;5626077,0;6751320,1125243;6751320,7532914;0,7532914;0,1125243;1125243,0" o:connectangles="0,0,0,0,0,0,0"/>
               </v:shape>
@@ -13177,11 +13550,8 @@
           <w:lang w:val="sr-Latn-RS"/>
         </w:rPr>
       </w:pPr>
-      <w:bookmarkStart w:id="19" w:name="закључак"/>
-      <w:r>
-        <w:rPr>
-          <w:lang w:val="sr-Latn-RS"/>
-        </w:rPr>
+      <w:bookmarkStart w:id="20" w:name="закључак"/>
+      <w:r>
         <w:drawing>
           <wp:inline distT="0" distB="0" distL="0" distR="0" wp14:anchorId="7CE43EBB" wp14:editId="6322A919">
             <wp:extent cx="5249333" cy="2699020"/>
@@ -13556,6 +13926,9 @@
             </m:e>
           </m:d>
           <m:r>
+            <m:rPr>
+              <m:sty m:val="p"/>
+            </m:rPr>
             <w:rPr>
               <w:lang w:val="sr-Latn-RS" w:bidi="he-IL"/>
             </w:rPr>
@@ -13618,6 +13991,9 @@
             </m:e>
           </m:d>
           <m:r>
+            <m:rPr>
+              <m:sty m:val="p"/>
+            </m:rPr>
             <w:rPr>
               <w:rFonts w:ascii="Cambria Math" w:hAnsi="Cambria Math"/>
               <w:lang w:val="sr-Latn-RS" w:bidi="he-IL"/>
@@ -13687,14 +14063,7 @@
               <w:rFonts w:ascii="Cambria Math" w:hAnsi="Cambria Math"/>
               <w:lang w:val="sr-Latn-RS" w:bidi="he-IL"/>
             </w:rPr>
-            <m:t>=(0010111</m:t>
-          </m:r>
-          <m:r>
-            <w:rPr>
-              <w:rFonts w:ascii="Cambria Math" w:hAnsi="Cambria Math"/>
-              <w:lang w:val="sr-Latn-RS" w:bidi="he-IL"/>
-            </w:rPr>
-            <m:t>)</m:t>
+            <m:t>=(0010111)</m:t>
           </m:r>
         </m:oMath>
       </m:oMathPara>
@@ -14495,7 +14864,6 @@
           <w:lang w:val="sr-Latn-RS"/>
         </w:rPr>
       </w:pPr>
-      <w:bookmarkStart w:id="20" w:name="_Toc125836644"/>
     </w:p>
     <w:p>
       <w:pPr>
@@ -14518,6 +14886,7 @@
           <w:lang w:val="sr-Latn-RS"/>
         </w:rPr>
       </w:pPr>
+      <w:bookmarkStart w:id="21" w:name="_Toc126327774"/>
       <w:r>
         <w:rPr>
           <w:lang w:val="sr-Latn-RS"/>
@@ -14525,7 +14894,7 @@
         <w:lastRenderedPageBreak/>
         <w:t xml:space="preserve">4 </w:t>
       </w:r>
-      <w:bookmarkEnd w:id="19"/>
+      <w:bookmarkEnd w:id="20"/>
       <w:r>
         <w:rPr>
           <w:lang w:val="sr-Latn-RS"/>
@@ -14538,7 +14907,7 @@
         </w:rPr>
         <w:t xml:space="preserve"> (CRC)</w:t>
       </w:r>
-      <w:bookmarkEnd w:id="20"/>
+      <w:bookmarkEnd w:id="21"/>
     </w:p>
     <w:p>
       <w:pPr>
@@ -14600,25 +14969,7 @@
         <w:t xml:space="preserve">, </w:t>
       </w:r>
       <w:r>
-        <w:t>služe</w:t>
-      </w:r>
-      <w:r>
-        <w:t xml:space="preserve"> kao </w:t>
-      </w:r>
-      <w:r>
-        <w:t>finalna</w:t>
-      </w:r>
-      <w:r>
-        <w:t xml:space="preserve"> provera da li je </w:t>
-      </w:r>
-      <w:r>
-        <w:t>poslata informacija</w:t>
-      </w:r>
-      <w:r>
-        <w:t xml:space="preserve"> ispravno primljen</w:t>
-      </w:r>
-      <w:r>
-        <w:t>a.</w:t>
+        <w:t>služe kao finalna provera da li je poslata informacija ispravno primljena.</w:t>
       </w:r>
       <w:r>
         <w:rPr>
@@ -14749,14 +15100,14 @@
           <w:lang w:val="sr-Latn-RS"/>
         </w:rPr>
       </w:pPr>
-      <w:bookmarkStart w:id="21" w:name="_Toc125836645"/>
+      <w:bookmarkStart w:id="22" w:name="_Toc126327775"/>
       <w:r>
         <w:rPr>
           <w:lang w:val="sr-Latn-RS"/>
         </w:rPr>
         <w:t>4.1 Uvod</w:t>
       </w:r>
-      <w:bookmarkEnd w:id="21"/>
+      <w:bookmarkEnd w:id="22"/>
     </w:p>
     <w:p>
       <w:pPr>
@@ -14789,13 +15140,7 @@
         <w:t>a kraj binarne informacione poruke (dužine k bita) dodaje se n – k bita za proveru parnosti. Na taj način se dobijaju kodne reči dužine n, deljive sa generišućim polinomom</w:t>
       </w:r>
       <w:r>
-        <w:t>. Ovo predstavlja veliku prednost, jer se mogu koristiti</w:t>
-      </w:r>
-      <w:r>
-        <w:t xml:space="preserve"> u sistemima koji koriste različite dužine kodne reči</w:t>
-      </w:r>
-      <w:r>
-        <w:t>.</w:t>
+        <w:t>. Ovo predstavlja veliku prednost, jer se mogu koristiti u sistemima koji koriste različite dužine kodne reči.</w:t>
       </w:r>
     </w:p>
     <w:p>
@@ -14825,7 +15170,7 @@
           <w:lang w:val="sr-Latn-RS"/>
         </w:rPr>
       </w:pPr>
-      <w:bookmarkStart w:id="22" w:name="_Toc125836646"/>
+      <w:bookmarkStart w:id="23" w:name="_Toc126327776"/>
       <w:r>
         <w:rPr>
           <w:lang w:val="sr-Latn-RS"/>
@@ -14833,13 +15178,13 @@
         <w:lastRenderedPageBreak/>
         <w:t xml:space="preserve">4.2 </w:t>
       </w:r>
-      <w:bookmarkEnd w:id="22"/>
       <w:r>
         <w:rPr>
           <w:lang w:val="sr-Latn-RS"/>
         </w:rPr>
         <w:t>CRC postupak</w:t>
       </w:r>
+      <w:bookmarkEnd w:id="23"/>
     </w:p>
     <w:p>
       <w:pPr>
@@ -15000,14 +15345,7 @@
                 <w:rFonts w:ascii="Cambria Math" w:hAnsi="Cambria Math"/>
                 <w:lang w:val="sr-Latn-RS"/>
               </w:rPr>
-              <m:t>k</m:t>
-            </m:r>
-            <m:r>
-              <w:rPr>
-                <w:rFonts w:ascii="Cambria Math" w:hAnsi="Cambria Math"/>
-                <w:lang w:val="sr-Latn-RS"/>
-              </w:rPr>
-              <m:t>-1</m:t>
+              <m:t>k-1</m:t>
             </m:r>
           </m:sup>
         </m:sSup>
@@ -15015,13 +15353,7 @@
           <w:rPr>
             <w:rFonts w:ascii="Cambria Math" w:hAnsi="Cambria Math"/>
           </w:rPr>
-          <m:t>+</m:t>
-        </m:r>
-        <m:r>
-          <w:rPr>
-            <w:rFonts w:ascii="Cambria Math" w:hAnsi="Cambria Math"/>
-          </w:rPr>
-          <m:t>…+</m:t>
+          <m:t>+…+</m:t>
         </m:r>
         <m:sSub>
           <m:sSubPr>
@@ -15057,14 +15389,7 @@
             <w:rFonts w:ascii="Cambria Math" w:hAnsi="Cambria Math"/>
             <w:lang w:val="sr-Latn-RS"/>
           </w:rPr>
-          <m:t>x</m:t>
-        </m:r>
-        <m:r>
-          <w:rPr>
-            <w:rFonts w:ascii="Cambria Math" w:hAnsi="Cambria Math"/>
-            <w:lang w:val="sr-Latn-RS"/>
-          </w:rPr>
-          <m:t>+</m:t>
+          <m:t>x+</m:t>
         </m:r>
         <m:sSub>
           <m:sSubPr>
@@ -15119,25 +15444,7 @@
           <w:lang w:val="sr-Latn-RS"/>
         </w:rPr>
         <w:tab/>
-        <w:t>(4</w:t>
-      </w:r>
-      <w:r>
-        <w:rPr>
-          <w:lang w:val="sr-Latn-RS"/>
-        </w:rPr>
-        <w:t>.</w:t>
-      </w:r>
-      <w:r>
-        <w:rPr>
-          <w:lang w:val="sr-Latn-RS"/>
-        </w:rPr>
-        <w:t>1</w:t>
-      </w:r>
-      <w:r>
-        <w:rPr>
-          <w:lang w:val="sr-Latn-RS"/>
-        </w:rPr>
-        <w:t>)</w:t>
+        <w:t>(4.1)</w:t>
       </w:r>
     </w:p>
     <w:p>
@@ -15334,19 +15641,7 @@
           <w:lang w:val="sr-Latn-RS"/>
         </w:rPr>
         <w:tab/>
-        <w:t>(4.</w:t>
-      </w:r>
-      <w:r>
-        <w:rPr>
-          <w:lang w:val="sr-Latn-RS"/>
-        </w:rPr>
-        <w:t>2</w:t>
-      </w:r>
-      <w:r>
-        <w:rPr>
-          <w:lang w:val="sr-Latn-RS"/>
-        </w:rPr>
-        <w:t>)</w:t>
+        <w:t>(4.2)</w:t>
       </w:r>
     </w:p>
     <w:p>
@@ -15404,14 +15699,7 @@
             <w:rFonts w:ascii="Cambria Math" w:hAnsi="Cambria Math"/>
             <w:lang w:val="sr-Latn-RS"/>
           </w:rPr>
-          <m:t>(x)</m:t>
-        </m:r>
-        <m:r>
-          <w:rPr>
-            <w:rFonts w:ascii="Cambria Math" w:hAnsi="Cambria Math"/>
-            <w:lang w:val="sr-Latn-RS"/>
-          </w:rPr>
-          <m:t>=</m:t>
+          <m:t>(x)=</m:t>
         </m:r>
         <m:sSup>
           <m:sSupPr>
@@ -15527,14 +15815,7 @@
                 <w:rFonts w:ascii="Cambria Math" w:hAnsi="Cambria Math"/>
                 <w:lang w:val="sr-Latn-RS"/>
               </w:rPr>
-              <m:t>n</m:t>
-            </m:r>
-            <m:r>
-              <w:rPr>
-                <w:rFonts w:ascii="Cambria Math" w:hAnsi="Cambria Math"/>
-                <w:lang w:val="sr-Latn-RS"/>
-              </w:rPr>
-              <m:t>-1</m:t>
+              <m:t>n-1</m:t>
             </m:r>
           </m:sup>
         </m:sSup>
@@ -15598,21 +15879,7 @@
                 <w:rFonts w:ascii="Cambria Math" w:hAnsi="Cambria Math"/>
                 <w:lang w:val="sr-Latn-RS"/>
               </w:rPr>
-              <m:t>n-</m:t>
-            </m:r>
-            <m:r>
-              <w:rPr>
-                <w:rFonts w:ascii="Cambria Math" w:hAnsi="Cambria Math"/>
-                <w:lang w:val="sr-Latn-RS"/>
-              </w:rPr>
-              <m:t>k-</m:t>
-            </m:r>
-            <m:r>
-              <w:rPr>
-                <w:rFonts w:ascii="Cambria Math" w:hAnsi="Cambria Math"/>
-                <w:lang w:val="sr-Latn-RS"/>
-              </w:rPr>
-              <m:t>1</m:t>
+              <m:t>n-k-1</m:t>
             </m:r>
           </m:sup>
         </m:sSup>
@@ -15677,14 +15944,7 @@
                 <w:rFonts w:ascii="Cambria Math" w:hAnsi="Cambria Math"/>
                 <w:lang w:val="sr-Latn-RS"/>
               </w:rPr>
-              <m:t>n</m:t>
-            </m:r>
-            <m:r>
-              <w:rPr>
-                <w:rFonts w:ascii="Cambria Math" w:hAnsi="Cambria Math"/>
-                <w:lang w:val="sr-Latn-RS"/>
-              </w:rPr>
-              <m:t>-k</m:t>
+              <m:t>n-k</m:t>
             </m:r>
           </m:sup>
         </m:sSup>
@@ -15694,19 +15954,7 @@
           <w:lang w:val="sr-Latn-RS"/>
         </w:rPr>
         <w:tab/>
-        <w:t>(4.</w:t>
-      </w:r>
-      <w:r>
-        <w:rPr>
-          <w:lang w:val="sr-Latn-RS"/>
-        </w:rPr>
-        <w:t>3</w:t>
-      </w:r>
-      <w:r>
-        <w:rPr>
-          <w:lang w:val="sr-Latn-RS"/>
-        </w:rPr>
-        <w:t>)</w:t>
+        <w:t>(4.3)</w:t>
       </w:r>
     </w:p>
     <w:p>
@@ -15736,14 +15984,7 @@
             <w:rFonts w:ascii="Cambria Math" w:hAnsi="Cambria Math"/>
             <w:lang w:val="sr-Latn-RS"/>
           </w:rPr>
-          <m:t>(x)</m:t>
-        </m:r>
-        <m:r>
-          <w:rPr>
-            <w:rFonts w:ascii="Cambria Math" w:hAnsi="Cambria Math"/>
-            <w:lang w:val="sr-Latn-RS"/>
-          </w:rPr>
-          <m:t>=</m:t>
+          <m:t>(x)=</m:t>
         </m:r>
         <m:sSub>
           <m:sSubPr>
@@ -15843,14 +16084,7 @@
             <w:rFonts w:ascii="Cambria Math" w:hAnsi="Cambria Math"/>
             <w:lang w:val="sr-Latn-RS"/>
           </w:rPr>
-          <m:t>x</m:t>
-        </m:r>
-        <m:r>
-          <w:rPr>
-            <w:rFonts w:ascii="Cambria Math" w:hAnsi="Cambria Math"/>
-            <w:lang w:val="sr-Latn-RS"/>
-          </w:rPr>
-          <m:t>+</m:t>
+          <m:t>x+</m:t>
         </m:r>
         <m:sSub>
           <m:sSubPr>
@@ -15904,19 +16138,7 @@
         <w:rPr>
           <w:lang w:val="sr-Latn-RS"/>
         </w:rPr>
-        <w:t>(4.</w:t>
-      </w:r>
-      <w:r>
-        <w:rPr>
-          <w:lang w:val="sr-Latn-RS"/>
-        </w:rPr>
-        <w:t>4</w:t>
-      </w:r>
-      <w:r>
-        <w:rPr>
-          <w:lang w:val="sr-Latn-RS"/>
-        </w:rPr>
-        <w:t>)</w:t>
+        <w:t>(4.4)</w:t>
       </w:r>
     </w:p>
     <w:p>
@@ -16061,19 +16283,7 @@
           <w:lang w:val="sr-Latn-RS"/>
         </w:rPr>
         <w:tab/>
-        <w:t>(4.</w:t>
-      </w:r>
-      <w:r>
-        <w:rPr>
-          <w:lang w:val="sr-Latn-RS"/>
-        </w:rPr>
-        <w:t>5</w:t>
-      </w:r>
-      <w:r>
-        <w:rPr>
-          <w:lang w:val="sr-Latn-RS"/>
-        </w:rPr>
-        <w:t>)</w:t>
+        <w:t>(4.5)</w:t>
       </w:r>
     </w:p>
     <w:p>
@@ -16186,14 +16396,7 @@
             <w:rFonts w:ascii="Cambria Math" w:hAnsi="Cambria Math"/>
             <w:lang w:val="sr-Latn-RS"/>
           </w:rPr>
-          <m:t>+r</m:t>
-        </m:r>
-        <m:r>
-          <w:rPr>
-            <w:rFonts w:ascii="Cambria Math" w:hAnsi="Cambria Math"/>
-            <w:lang w:val="sr-Latn-RS"/>
-          </w:rPr>
-          <m:t>em</m:t>
+          <m:t>+rem</m:t>
         </m:r>
         <m:d>
           <m:dPr>
@@ -16306,19 +16509,7 @@
           <w:lang w:val="sr-Latn-RS"/>
         </w:rPr>
         <w:tab/>
-        <w:t>(4.</w:t>
-      </w:r>
-      <w:r>
-        <w:rPr>
-          <w:lang w:val="sr-Latn-RS"/>
-        </w:rPr>
-        <w:t>6</w:t>
-      </w:r>
-      <w:r>
-        <w:rPr>
-          <w:lang w:val="sr-Latn-RS"/>
-        </w:rPr>
-        <w:t>)</w:t>
+        <w:t>(4.6)</w:t>
       </w:r>
     </w:p>
     <w:p>
@@ -16334,10 +16525,7 @@
         </w:rPr>
       </w:pPr>
       <w:r>
-        <w:t>R</w:t>
-      </w:r>
-      <w:r>
-        <w:t>em{</w:t>
+        <w:t>Rem{</w:t>
       </w:r>
       <w:r>
         <w:rPr>
@@ -16346,13 +16534,7 @@
         <w:sym w:font="Symbol" w:char="F0D7"/>
       </w:r>
       <w:r>
-        <w:t>} predstavlja</w:t>
-      </w:r>
-      <w:r>
-        <w:t xml:space="preserve"> ostatak pri deljenju polinoma.</w:t>
-      </w:r>
-      <w:r>
-        <w:t xml:space="preserve"> Na prethodno opisani na</w:t>
+        <w:t>} predstavlja ostatak pri deljenju polinoma. Na prethodno opisani na</w:t>
       </w:r>
       <w:r>
         <w:rPr>
@@ -16440,14 +16622,7 @@
             <w:rFonts w:ascii="Cambria Math" w:hAnsi="Cambria Math"/>
             <w:lang w:val="sr-Latn-RS"/>
           </w:rPr>
-          <m:t>=</m:t>
-        </m:r>
-        <m:r>
-          <w:rPr>
-            <w:rFonts w:ascii="Cambria Math" w:hAnsi="Cambria Math"/>
-            <w:lang w:val="sr-Latn-RS"/>
-          </w:rPr>
-          <m:t>rem</m:t>
+          <m:t>=rem</m:t>
         </m:r>
         <m:d>
           <m:dPr>
@@ -16570,19 +16745,7 @@
           <w:lang w:val="sr-Latn-RS"/>
         </w:rPr>
         <w:tab/>
-        <w:t>(4.</w:t>
-      </w:r>
-      <w:r>
-        <w:rPr>
-          <w:lang w:val="sr-Latn-RS"/>
-        </w:rPr>
-        <w:t>7</w:t>
-      </w:r>
-      <w:r>
-        <w:rPr>
-          <w:lang w:val="sr-Latn-RS"/>
-        </w:rPr>
-        <w:t>)</w:t>
+        <w:t>(4.7)</w:t>
       </w:r>
     </w:p>
     <w:p>
@@ -16622,7 +16785,7 @@
           <w:lang w:val="sr-Latn-RS"/>
         </w:rPr>
       </w:pPr>
-      <w:bookmarkStart w:id="23" w:name="_Toc125836647"/>
+      <w:bookmarkStart w:id="24" w:name="_Toc126327777"/>
       <w:r>
         <w:rPr>
           <w:lang w:val="sr-Latn-RS"/>
@@ -16635,7 +16798,7 @@
         </w:rPr>
         <w:t>Performanse CRC postupka</w:t>
       </w:r>
-      <w:bookmarkEnd w:id="23"/>
+      <w:bookmarkEnd w:id="24"/>
     </w:p>
     <w:p>
       <w:pPr>
@@ -16657,7 +16820,162 @@
         <w:rPr>
           <w:lang w:val="sr-Latn-RS" w:bidi="he-IL"/>
         </w:rPr>
-        <w:t>Performanse CRC koda zavise od procenta vektora grešaka koje se mogu detektovati. Dekoder može da pogreši u slučaju da mu na ulaz stigne sekvenca bita koja odgovara kodnoj reči, a zapravo je nastala superponiranjem sekvence grešaka sa prvobitnom kodnom reči. U ovom slučaju, dekoder neće otkriti da je došlo do greške. Verovatnoća nedetektovane greške zavisi od statistike grešaka u kanalu. Sa porastom faktora n-k raste i sposobnost  koda da otkrije greške, jer na ulaz dekodera može doći ukupno 2</w:t>
+        <w:t>Performanse CRC koda zavise od procenta vektora grešaka koje se mogu detektovati. Dekoder može da pogreši u slučaju da mu na ulaz stigne sekvenca bita koja odgovara kodnoj reči, a zapravo je nastala superponiranjem sekvence grešaka sa prvobitnom kodnom reči. U ovom slučaju, dekoder neće</w:t>
+      </w:r>
+      <w:r>
+        <w:rPr>
+          <w:lang w:val="sr-Latn-RS" w:bidi="he-IL"/>
+        </w:rPr>
+        <w:t xml:space="preserve"> otkriti da je došlo do greške (a(x) je neki nenulti polinom):</w:t>
+      </w:r>
+    </w:p>
+    <w:p>
+      <w:pPr>
+        <w:ind w:firstLine="0"/>
+        <w:rPr>
+          <w:lang w:val="sr-Latn-RS" w:bidi="he-IL"/>
+        </w:rPr>
+      </w:pPr>
+    </w:p>
+    <w:p>
+      <w:pPr>
+        <w:jc w:val="right"/>
+        <w:rPr>
+          <w:lang w:val="sr-Latn-RS"/>
+        </w:rPr>
+      </w:pPr>
+      <m:oMath>
+        <m:r>
+          <w:rPr>
+            <w:rFonts w:ascii="Cambria Math" w:hAnsi="Cambria Math"/>
+          </w:rPr>
+          <m:t>e</m:t>
+        </m:r>
+        <m:d>
+          <m:dPr>
+            <m:ctrlPr>
+              <w:rPr>
+                <w:rFonts w:ascii="Cambria Math" w:hAnsi="Cambria Math"/>
+                <w:i/>
+                <w:lang w:val="sr-Latn-RS"/>
+              </w:rPr>
+            </m:ctrlPr>
+          </m:dPr>
+          <m:e>
+            <m:r>
+              <w:rPr>
+                <w:rFonts w:ascii="Cambria Math" w:hAnsi="Cambria Math"/>
+                <w:lang w:val="sr-Latn-RS"/>
+              </w:rPr>
+              <m:t>x</m:t>
+            </m:r>
+          </m:e>
+        </m:d>
+        <m:r>
+          <w:rPr>
+            <w:rFonts w:ascii="Cambria Math" w:hAnsi="Cambria Math"/>
+            <w:lang w:val="sr-Latn-RS"/>
+          </w:rPr>
+          <m:t>=g</m:t>
+        </m:r>
+        <m:d>
+          <m:dPr>
+            <m:ctrlPr>
+              <w:rPr>
+                <w:rFonts w:ascii="Cambria Math" w:hAnsi="Cambria Math"/>
+                <w:i/>
+                <w:lang w:val="sr-Latn-RS"/>
+              </w:rPr>
+            </m:ctrlPr>
+          </m:dPr>
+          <m:e>
+            <m:r>
+              <w:rPr>
+                <w:rFonts w:ascii="Cambria Math" w:hAnsi="Cambria Math"/>
+                <w:lang w:val="sr-Latn-RS"/>
+              </w:rPr>
+              <m:t>x</m:t>
+            </m:r>
+          </m:e>
+        </m:d>
+        <m:r>
+          <w:rPr>
+            <w:rFonts w:ascii="Cambria Math" w:hAnsi="Cambria Math"/>
+            <w:lang w:val="sr-Latn-RS"/>
+          </w:rPr>
+          <m:t>a(x)</m:t>
+        </m:r>
+      </m:oMath>
+      <w:r>
+        <w:rPr>
+          <w:lang w:val="sr-Latn-RS"/>
+        </w:rPr>
+        <w:tab/>
+      </w:r>
+      <w:r>
+        <w:rPr>
+          <w:lang w:val="sr-Latn-RS"/>
+        </w:rPr>
+        <w:tab/>
+      </w:r>
+      <w:r>
+        <w:rPr>
+          <w:lang w:val="sr-Latn-RS"/>
+        </w:rPr>
+        <w:tab/>
+      </w:r>
+      <w:r>
+        <w:rPr>
+          <w:lang w:val="sr-Latn-RS"/>
+        </w:rPr>
+        <w:tab/>
+      </w:r>
+      <w:r>
+        <w:rPr>
+          <w:lang w:val="sr-Latn-RS"/>
+        </w:rPr>
+        <w:tab/>
+        <w:t>(4.8)</w:t>
+      </w:r>
+    </w:p>
+    <w:p>
+      <w:pPr>
+        <w:ind w:firstLine="0"/>
+        <w:rPr>
+          <w:lang w:val="sr-Latn-RS" w:bidi="he-IL"/>
+        </w:rPr>
+      </w:pPr>
+    </w:p>
+    <w:p>
+      <w:pPr>
+        <w:ind w:firstLine="0"/>
+        <w:rPr>
+          <w:lang w:val="sr-Latn-RS" w:bidi="he-IL"/>
+        </w:rPr>
+      </w:pPr>
+      <w:r>
+        <w:rPr>
+          <w:lang w:val="sr-Latn-RS" w:bidi="he-IL"/>
+        </w:rPr>
+        <w:t xml:space="preserve">Za statistički nezavisne greške važi da </w:t>
+      </w:r>
+      <w:r>
+        <w:rPr>
+          <w:lang w:val="sr-Latn-RS" w:bidi="he-IL"/>
+        </w:rPr>
+        <w:t xml:space="preserve">CRC kod može detektovati sve jednostruke greške </w:t>
+      </w:r>
+      <w:r>
+        <w:rPr>
+          <w:lang w:val="sr-Latn-RS" w:bidi="he-IL"/>
+        </w:rPr>
+        <w:t xml:space="preserve">ako je polinom e(x) izabran takav da su mu bar dva koeficijenta različita od nule. Polinom p(x) = x + 1 služi za otkrivanje svih neparnih grešaka i predstavlja opštu proveru parnosti. U praksi se najčešće za generišući polinom bira proizvod prethodno navedenog polinoma p(x) i drugog polinoma, stepena n-k-1. </w:t>
+      </w:r>
+      <w:r>
+        <w:rPr>
+          <w:lang w:val="sr-Latn-RS" w:bidi="he-IL"/>
+        </w:rPr>
+        <w:t>Verovatnoća nedetektovane greške zavisi od statistike grešaka u kanalu. Sa porastom faktora n-k raste i sposobnost  koda da otkrije greške, jer na ulaz dekodera može doći ukupno 2</w:t>
       </w:r>
       <w:r>
         <w:rPr>
@@ -16684,6 +17002,430 @@
           <w:lang w:val="sr-Latn-RS" w:bidi="he-IL"/>
         </w:rPr>
         <w:t xml:space="preserve"> kodne reči. </w:t>
+      </w:r>
+    </w:p>
+    <w:p>
+      <w:pPr>
+        <w:ind w:firstLine="0"/>
+        <w:rPr>
+          <w:lang w:val="sr-Latn-RS" w:bidi="he-IL"/>
+        </w:rPr>
+      </w:pPr>
+      <w:r>
+        <w:rPr>
+          <w:lang w:val="sr-Latn-RS" w:bidi="he-IL"/>
+        </w:rPr>
+        <w:t>Za paketske greške, koje se javljaju u kanalima sa memorijom, pri prenosu fajlova, važi da vektor greške sadrži tačno određen broj uzastopnih jedinica (m), pa onda idu nule. Sada se vektor greške može napisati u sledećem obliku (polinom e</w:t>
+      </w:r>
+      <w:r>
+        <w:rPr>
+          <w:lang w:bidi="he-IL"/>
+        </w:rPr>
+        <w:t>’</w:t>
+      </w:r>
+      <w:r>
+        <w:rPr>
+          <w:lang w:val="sr-Latn-RS" w:bidi="he-IL"/>
+        </w:rPr>
+        <w:t>(x) je stepena m – 1, a i je pozicija najmanjeg nenultog koeficijenta u polinomu e(x)):</w:t>
+      </w:r>
+    </w:p>
+    <w:p>
+      <w:pPr>
+        <w:ind w:firstLine="0"/>
+        <w:rPr>
+          <w:lang w:val="sr-Latn-RS" w:bidi="he-IL"/>
+        </w:rPr>
+      </w:pPr>
+    </w:p>
+    <w:p>
+      <w:pPr>
+        <w:jc w:val="right"/>
+        <w:rPr>
+          <w:lang w:val="sr-Latn-RS"/>
+        </w:rPr>
+      </w:pPr>
+      <m:oMath>
+        <m:r>
+          <w:rPr>
+            <w:rFonts w:ascii="Cambria Math" w:hAnsi="Cambria Math"/>
+          </w:rPr>
+          <m:t>e</m:t>
+        </m:r>
+        <m:d>
+          <m:dPr>
+            <m:ctrlPr>
+              <w:rPr>
+                <w:rFonts w:ascii="Cambria Math" w:hAnsi="Cambria Math"/>
+                <w:i/>
+                <w:lang w:val="sr-Latn-RS"/>
+              </w:rPr>
+            </m:ctrlPr>
+          </m:dPr>
+          <m:e>
+            <m:r>
+              <w:rPr>
+                <w:rFonts w:ascii="Cambria Math" w:hAnsi="Cambria Math"/>
+                <w:lang w:val="sr-Latn-RS"/>
+              </w:rPr>
+              <m:t>x</m:t>
+            </m:r>
+          </m:e>
+        </m:d>
+        <m:r>
+          <w:rPr>
+            <w:rFonts w:ascii="Cambria Math" w:hAnsi="Cambria Math"/>
+            <w:lang w:val="sr-Latn-RS"/>
+          </w:rPr>
+          <m:t>=</m:t>
+        </m:r>
+        <m:sSup>
+          <m:sSupPr>
+            <m:ctrlPr>
+              <w:rPr>
+                <w:rFonts w:ascii="Cambria Math" w:hAnsi="Cambria Math"/>
+                <w:i/>
+                <w:lang w:val="sr-Latn-RS"/>
+              </w:rPr>
+            </m:ctrlPr>
+          </m:sSupPr>
+          <m:e>
+            <m:r>
+              <w:rPr>
+                <w:rFonts w:ascii="Cambria Math" w:hAnsi="Cambria Math"/>
+                <w:lang w:val="sr-Latn-RS"/>
+              </w:rPr>
+              <m:t>x</m:t>
+            </m:r>
+          </m:e>
+          <m:sup>
+            <m:r>
+              <w:rPr>
+                <w:rFonts w:ascii="Cambria Math" w:hAnsi="Cambria Math"/>
+                <w:lang w:val="sr-Latn-RS"/>
+              </w:rPr>
+              <m:t>i</m:t>
+            </m:r>
+          </m:sup>
+        </m:sSup>
+        <m:r>
+          <m:rPr>
+            <m:sty m:val="p"/>
+          </m:rPr>
+          <w:rPr>
+            <w:rFonts w:ascii="Cambria Math" w:hAnsi="Cambria Math"/>
+            <w:lang w:val="sr-Latn-RS" w:bidi="he-IL"/>
+          </w:rPr>
+          <m:t>e</m:t>
+        </m:r>
+        <m:r>
+          <m:rPr>
+            <m:sty m:val="p"/>
+          </m:rPr>
+          <w:rPr>
+            <w:rFonts w:ascii="Cambria Math" w:hAnsi="Cambria Math"/>
+            <w:lang w:bidi="he-IL"/>
+          </w:rPr>
+          <m:t>’</m:t>
+        </m:r>
+        <m:r>
+          <m:rPr>
+            <m:sty m:val="p"/>
+          </m:rPr>
+          <w:rPr>
+            <w:rFonts w:ascii="Cambria Math" w:hAnsi="Cambria Math"/>
+            <w:lang w:val="sr-Latn-RS" w:bidi="he-IL"/>
+          </w:rPr>
+          <m:t xml:space="preserve">(x) </m:t>
+        </m:r>
+      </m:oMath>
+      <w:r>
+        <w:rPr>
+          <w:lang w:val="sr-Latn-RS"/>
+        </w:rPr>
+        <w:tab/>
+      </w:r>
+      <w:r>
+        <w:rPr>
+          <w:lang w:val="sr-Latn-RS"/>
+        </w:rPr>
+        <w:tab/>
+      </w:r>
+      <w:r>
+        <w:rPr>
+          <w:lang w:val="sr-Latn-RS"/>
+        </w:rPr>
+        <w:tab/>
+      </w:r>
+      <w:r>
+        <w:rPr>
+          <w:lang w:val="sr-Latn-RS"/>
+        </w:rPr>
+        <w:tab/>
+      </w:r>
+      <w:r>
+        <w:rPr>
+          <w:lang w:val="sr-Latn-RS"/>
+        </w:rPr>
+        <w:tab/>
+        <w:t>(4.9)</w:t>
+      </w:r>
+    </w:p>
+    <w:p>
+      <w:pPr>
+        <w:ind w:firstLine="0"/>
+        <w:rPr>
+          <w:lang w:val="sr-Latn-RS" w:bidi="he-IL"/>
+        </w:rPr>
+      </w:pPr>
+    </w:p>
+    <w:p>
+      <w:pPr>
+        <w:ind w:firstLine="0"/>
+        <w:rPr>
+          <w:lang w:val="sr-Latn-RS" w:bidi="he-IL"/>
+        </w:rPr>
+      </w:pPr>
+      <w:r>
+        <w:rPr>
+          <w:lang w:val="sr-Latn-RS" w:bidi="he-IL"/>
+        </w:rPr>
+        <w:lastRenderedPageBreak/>
+        <w:t>Iz ovoga sledi zaključak da CRC kod može detektovati sve paketske greške ne veće dužine od vrednosti najvišeg stepena generišućeg polinoma. Ovo se može dokazati na sledeći način: znamo da se greške ne detektuju ako je polinom greške deljiv sa g(x) i da x</w:t>
+      </w:r>
+      <w:r>
+        <w:rPr>
+          <w:vertAlign w:val="superscript"/>
+          <w:lang w:val="sr-Latn-RS" w:bidi="he-IL"/>
+        </w:rPr>
+        <w:t>i</w:t>
+      </w:r>
+      <w:r>
+        <w:rPr>
+          <w:lang w:val="sr-Latn-RS" w:bidi="he-IL"/>
+        </w:rPr>
+        <w:t xml:space="preserve"> sigurno nije deljivo sa g(x), a ako je m = n</w:t>
+      </w:r>
+      <w:r>
+        <w:rPr>
+          <w:lang w:val="sr-Latn-RS" w:bidi="he-IL"/>
+        </w:rPr>
+        <w:t>-</w:t>
+      </w:r>
+      <w:r>
+        <w:rPr>
+          <w:lang w:val="sr-Latn-RS" w:bidi="he-IL"/>
+        </w:rPr>
+        <w:t>k, onda polinom e</w:t>
+      </w:r>
+      <w:r>
+        <w:rPr>
+          <w:lang w:bidi="he-IL"/>
+        </w:rPr>
+        <w:t>’</w:t>
+      </w:r>
+      <w:r>
+        <w:rPr>
+          <w:lang w:val="sr-Latn-RS" w:bidi="he-IL"/>
+        </w:rPr>
+        <w:t>(x)</w:t>
+      </w:r>
+      <w:r>
+        <w:rPr>
+          <w:lang w:val="sr-Latn-RS" w:bidi="he-IL"/>
+        </w:rPr>
+        <w:t xml:space="preserve"> ima maksimalan stepen n-k-1, pa ni on nije deljiv sa g(x).</w:t>
+      </w:r>
+    </w:p>
+    <w:p>
+      <w:pPr>
+        <w:ind w:firstLine="0"/>
+      </w:pPr>
+      <w:r>
+        <w:t>Na</w:t>
+      </w:r>
+      <w:r>
+        <w:t xml:space="preserve"> slici 4.2 nalazi se šema</w:t>
+      </w:r>
+      <w:r>
+        <w:t xml:space="preserve"> dobijanja CRC koda</w:t>
+      </w:r>
+      <w:r>
+        <w:t>. Na</w:t>
+      </w:r>
+      <w:r>
+        <w:t xml:space="preserve"> početku rada</w:t>
+      </w:r>
+      <w:r>
+        <w:t xml:space="preserve"> prekidači su u položaju (1).</w:t>
+      </w:r>
+      <w:r>
+        <w:t xml:space="preserve"> </w:t>
+      </w:r>
+      <w:r>
+        <w:t>K</w:t>
+      </w:r>
+      <w:r>
+        <w:t xml:space="preserve"> informacionih bit</w:t>
+      </w:r>
+      <w:r>
+        <w:t>a u isto vreme ulazi u registar i</w:t>
+      </w:r>
+      <w:r>
+        <w:t xml:space="preserve"> šalje </w:t>
+      </w:r>
+      <w:r>
+        <w:t xml:space="preserve">se </w:t>
+      </w:r>
+      <w:r>
+        <w:t>na liniju</w:t>
+      </w:r>
+      <w:r>
+        <w:t xml:space="preserve">. Donja grana ima </w:t>
+      </w:r>
+      <w:r>
+        <w:t>n–k ćelija</w:t>
+      </w:r>
+      <w:r>
+        <w:t>,</w:t>
+      </w:r>
+      <w:r>
+        <w:t xml:space="preserve"> što odgovara množenju sa</w:t>
+      </w:r>
+      <w:r>
+        <w:t xml:space="preserve"> </w:t>
+      </w:r>
+      <w:r>
+        <w:t>x</w:t>
+      </w:r>
+      <w:r>
+        <w:rPr>
+          <w:vertAlign w:val="superscript"/>
+        </w:rPr>
+        <w:t>n-k</w:t>
+      </w:r>
+      <w:r>
+        <w:t xml:space="preserve">. </w:t>
+      </w:r>
+      <w:r>
+        <w:t xml:space="preserve">Sada kada su informacioni biti otišli na liniju, prekidači se prebacuju u položaj (2). Ostatak </w:t>
+      </w:r>
+      <w:r>
+        <w:t>deljenja iz gornjeg registra</w:t>
+      </w:r>
+      <w:r>
+        <w:t xml:space="preserve"> se očitava na liniji. Na</w:t>
+      </w:r>
+      <w:r>
+        <w:t xml:space="preserve"> ulaz</w:t>
+      </w:r>
+      <w:r>
+        <w:t xml:space="preserve"> se u isto vreme</w:t>
+      </w:r>
+      <w:r>
+        <w:t xml:space="preserve"> ne dovodi ništa</w:t>
+      </w:r>
+      <w:r>
+        <w:t>,</w:t>
+      </w:r>
+      <w:r>
+        <w:t xml:space="preserve"> može se staviti prekidač ili se mogu dovoditi “nule”. </w:t>
+      </w:r>
+      <w:r>
+        <w:t>Dodatno kašnjenje</w:t>
+      </w:r>
+      <w:r>
+        <w:t>, odnosno</w:t>
+      </w:r>
+      <w:r>
+        <w:t xml:space="preserve"> donji registar</w:t>
+      </w:r>
+      <w:r>
+        <w:t>, može se izbeći šemom prikazanom na slici</w:t>
+      </w:r>
+      <w:r>
+        <w:t xml:space="preserve"> 4.3. </w:t>
+      </w:r>
+      <w:r>
+        <w:t xml:space="preserve">Ova šema </w:t>
+      </w:r>
+      <w:r>
+        <w:t xml:space="preserve">daje </w:t>
+      </w:r>
+      <w:r>
+        <w:t>isti  rezultat kao šema sa slike 4.2</w:t>
+      </w:r>
+      <w:r>
+        <w:t>, ali bez kašnjenja.</w:t>
+      </w:r>
+      <w:r>
+        <w:t xml:space="preserve"> </w:t>
+      </w:r>
+    </w:p>
+    <w:p>
+      <w:pPr>
+        <w:ind w:firstLine="0"/>
+      </w:pPr>
+      <w:r>
+        <w:t>Na početku rada prekidači su u položaju (1). I</w:t>
+      </w:r>
+      <w:r>
+        <w:t xml:space="preserve">nformacioni biti idu </w:t>
+      </w:r>
+      <w:r>
+        <w:t xml:space="preserve">odmah </w:t>
+      </w:r>
+      <w:r>
+        <w:t>direktno na liniju, a u</w:t>
+      </w:r>
+      <w:r>
+        <w:t xml:space="preserve"> </w:t>
+      </w:r>
+      <w:r>
+        <w:t xml:space="preserve">registru se formira ostatak. </w:t>
+      </w:r>
+      <w:r>
+        <w:t>Sadržaj</w:t>
+      </w:r>
+      <w:r>
+        <w:t xml:space="preserve"> registra</w:t>
+      </w:r>
+      <w:r>
+        <w:t xml:space="preserve"> u toku rada</w:t>
+      </w:r>
+      <w:r>
+        <w:t xml:space="preserve"> neće biti identič</w:t>
+      </w:r>
+      <w:r>
+        <w:t>an</w:t>
+      </w:r>
+      <w:r>
+        <w:t xml:space="preserve"> sadržajima</w:t>
+      </w:r>
+      <w:r>
+        <w:br/>
+      </w:r>
+      <w:r>
+        <w:t>registra na</w:t>
+      </w:r>
+      <w:r>
+        <w:t xml:space="preserve"> prethodnoj šemi, ali će </w:t>
+      </w:r>
+      <w:r>
+        <w:t>na kraju slanja informacionih bita</w:t>
+      </w:r>
+      <w:r>
+        <w:t xml:space="preserve"> na liniju</w:t>
+      </w:r>
+      <w:r>
+        <w:br/>
+        <w:t>sadržaji oba registra biti identični. Sada se prekidač</w:t>
+      </w:r>
+      <w:r>
+        <w:t>i menja</w:t>
+      </w:r>
+      <w:r>
+        <w:t>ju u položaj (2)</w:t>
       </w:r>
     </w:p>
     <w:p>
@@ -16711,14 +17453,11 @@
         </w:rPr>
       </w:pPr>
       <w:r>
-        <w:rPr>
-          <w:lang w:val="sr-Latn-RS" w:bidi="he-IL"/>
-        </w:rPr>
         <w:drawing>
-          <wp:inline distT="0" distB="0" distL="0" distR="0" wp14:anchorId="21CF40EE" wp14:editId="68059161">
-            <wp:extent cx="5760085" cy="2378075"/>
-            <wp:effectExtent l="0" t="0" r="0" b="3175"/>
-            <wp:docPr id="12" name="Picture 12"/>
+          <wp:inline distT="0" distB="0" distL="0" distR="0" wp14:anchorId="202B4602" wp14:editId="3D64CEF8">
+            <wp:extent cx="5760085" cy="2308225"/>
+            <wp:effectExtent l="0" t="0" r="0" b="0"/>
+            <wp:docPr id="15" name="Picture 15"/>
             <wp:cNvGraphicFramePr>
               <a:graphicFrameLocks xmlns:a="http://schemas.openxmlformats.org/drawingml/2006/main" noChangeAspect="1"/>
             </wp:cNvGraphicFramePr>
@@ -16738,7 +17477,7 @@
                   <pic:spPr>
                     <a:xfrm>
                       <a:off x="0" y="0"/>
-                      <a:ext cx="5760085" cy="2378075"/>
+                      <a:ext cx="5760085" cy="2308225"/>
                     </a:xfrm>
                     <a:prstGeom prst="rect">
                       <a:avLst/>
@@ -16763,31 +17502,7 @@
         <w:rPr>
           <w:lang w:val="sr-Latn-RS" w:bidi="he-IL"/>
         </w:rPr>
-        <w:t>Slika 4.2</w:t>
-      </w:r>
-      <w:r>
-        <w:rPr>
-          <w:lang w:val="sr-Latn-RS" w:bidi="he-IL"/>
-        </w:rPr>
-        <w:t xml:space="preserve"> Šematski prikaz </w:t>
-      </w:r>
-      <w:r>
-        <w:rPr>
-          <w:lang w:val="sr-Latn-RS" w:bidi="he-IL"/>
-        </w:rPr>
-        <w:t xml:space="preserve">dobijanja </w:t>
-      </w:r>
-      <w:r>
-        <w:rPr>
-          <w:lang w:val="sr-Latn-RS" w:bidi="he-IL"/>
-        </w:rPr>
-        <w:t xml:space="preserve">CRC </w:t>
-      </w:r>
-      <w:r>
-        <w:rPr>
-          <w:lang w:val="sr-Latn-RS" w:bidi="he-IL"/>
-        </w:rPr>
-        <w:t>koda</w:t>
+        <w:t>Slika 4.2 Šematski prikaz dobijanja CRC koda</w:t>
       </w:r>
     </w:p>
     <w:p>
@@ -16805,14 +17520,11 @@
         </w:rPr>
       </w:pPr>
       <w:r>
-        <w:rPr>
-          <w:lang w:val="sr-Latn-RS" w:bidi="he-IL"/>
-        </w:rPr>
         <w:drawing>
-          <wp:inline distT="0" distB="0" distL="0" distR="0" wp14:anchorId="05B872A8" wp14:editId="23369E48">
-            <wp:extent cx="5760085" cy="2503170"/>
-            <wp:effectExtent l="0" t="0" r="0" b="0"/>
-            <wp:docPr id="13" name="Picture 13"/>
+          <wp:inline distT="0" distB="0" distL="0" distR="0" wp14:anchorId="6E73CF2F" wp14:editId="2D69D515">
+            <wp:extent cx="5760085" cy="2379980"/>
+            <wp:effectExtent l="0" t="0" r="0" b="1270"/>
+            <wp:docPr id="16" name="Picture 16"/>
             <wp:cNvGraphicFramePr>
               <a:graphicFrameLocks xmlns:a="http://schemas.openxmlformats.org/drawingml/2006/main" noChangeAspect="1"/>
             </wp:cNvGraphicFramePr>
@@ -16832,7 +17544,7 @@
                   <pic:spPr>
                     <a:xfrm>
                       <a:off x="0" y="0"/>
-                      <a:ext cx="5760085" cy="2503170"/>
+                      <a:ext cx="5760085" cy="2379980"/>
                     </a:xfrm>
                     <a:prstGeom prst="rect">
                       <a:avLst/>
@@ -16857,65 +17569,183 @@
         <w:rPr>
           <w:lang w:val="sr-Latn-RS" w:bidi="he-IL"/>
         </w:rPr>
-        <w:t>Slika 4.</w:t>
-      </w:r>
-      <w:r>
-        <w:rPr>
-          <w:lang w:val="sr-Latn-RS" w:bidi="he-IL"/>
-        </w:rPr>
-        <w:t>3</w:t>
-      </w:r>
-      <w:r>
-        <w:rPr>
-          <w:lang w:val="sr-Latn-RS" w:bidi="he-IL"/>
-        </w:rPr>
-        <w:t xml:space="preserve"> Šematski prikaz </w:t>
-      </w:r>
-      <w:r>
-        <w:rPr>
-          <w:lang w:val="sr-Latn-RS" w:bidi="he-IL"/>
-        </w:rPr>
-        <w:t>koder</w:t>
-      </w:r>
-      <w:r>
-        <w:rPr>
-          <w:lang w:val="sr-Latn-RS" w:bidi="he-IL"/>
-        </w:rPr>
-        <w:t>a CRC koda</w:t>
+        <w:t>Slika 4.3 Šematski prikaz kodera CRC koda</w:t>
+      </w:r>
+      <w:r>
+        <w:rPr>
+          <w:lang w:val="sr-Latn-RS" w:bidi="he-IL"/>
+        </w:rPr>
+        <w:t xml:space="preserve"> bez kašnjenja</w:t>
       </w:r>
     </w:p>
     <w:p>
       <w:pPr>
         <w:ind w:firstLine="0"/>
+      </w:pPr>
+    </w:p>
+    <w:p>
+      <w:pPr>
+        <w:ind w:firstLine="0"/>
+        <w:rPr>
+          <w:lang w:val="sr-Latn-RS" w:bidi="he-IL"/>
+        </w:rPr>
+      </w:pPr>
+      <w:r>
+        <w:t>Jedan od</w:t>
+      </w:r>
+      <w:r>
+        <w:t xml:space="preserve"> </w:t>
+      </w:r>
+      <w:r>
+        <w:t>načina je da se</w:t>
+      </w:r>
+      <w:r>
+        <w:t xml:space="preserve"> na prijemu</w:t>
+      </w:r>
+      <w:r>
+        <w:t xml:space="preserve"> proveri </w:t>
+      </w:r>
+      <w:r>
+        <w:t xml:space="preserve">da li je primljeni polinom kodni ili nije  je provera </w:t>
+      </w:r>
+      <w:r>
+        <w:t xml:space="preserve">da li </w:t>
+      </w:r>
+      <w:r>
+        <w:t xml:space="preserve">je </w:t>
+      </w:r>
+      <w:r>
+        <w:t>deljiv sa g(x). Ako je ostatak pri deljenju ravan nuli,</w:t>
+      </w:r>
+      <w:r>
+        <w:t xml:space="preserve"> </w:t>
+      </w:r>
+      <w:r>
+        <w:t xml:space="preserve">smatra </w:t>
+      </w:r>
+      <w:r>
+        <w:t xml:space="preserve">se </w:t>
+      </w:r>
+      <w:r>
+        <w:t xml:space="preserve">da nije bilo grešaka. </w:t>
+      </w:r>
+      <w:r>
+        <w:t>Šema dekodera pr</w:t>
+      </w:r>
+      <w:r>
+        <w:t>ikazana na</w:t>
+      </w:r>
+      <w:r>
+        <w:t xml:space="preserve"> slici 4.4 može se koristiti za ovu proveru</w:t>
+      </w:r>
+      <w:r>
+        <w:t xml:space="preserve">. </w:t>
+      </w:r>
+      <w:r>
+        <w:t>U</w:t>
+      </w:r>
+      <w:r>
+        <w:t xml:space="preserve"> kolo za deljenje</w:t>
+      </w:r>
+      <w:r>
+        <w:t xml:space="preserve"> uvodi se primljeni vektor</w:t>
+      </w:r>
+      <w:r>
+        <w:t xml:space="preserve">. Posle n </w:t>
+      </w:r>
+      <w:r>
+        <w:t xml:space="preserve">koraka pregleda se registar, u kome </w:t>
+      </w:r>
+      <w:r>
+        <w:t>se sada nalazi ostatak od deljenja sa g(x</w:t>
+      </w:r>
+      <w:r>
+        <w:t>). Ovaj ostatak predstavlja</w:t>
+      </w:r>
+      <w:r>
+        <w:t xml:space="preserve"> sindrom koji se sada može shvatiti </w:t>
+      </w:r>
+      <w:r>
+        <w:t xml:space="preserve">i </w:t>
+      </w:r>
+      <w:r>
+        <w:t>kao polinom s(x</w:t>
+      </w:r>
+      <w:r>
+        <w:t xml:space="preserve">). Smatra se </w:t>
+      </w:r>
+      <w:r>
+        <w:t>da nije došlo do grešaka pri</w:t>
+      </w:r>
+      <w:r>
+        <w:t xml:space="preserve"> </w:t>
+      </w:r>
+      <w:r>
+        <w:t>prenosu</w:t>
+      </w:r>
+      <w:r>
+        <w:t>, ako je ostatak ravan nuli</w:t>
+      </w:r>
+      <w:r>
+        <w:t xml:space="preserve">. </w:t>
+      </w:r>
+      <w:r>
+        <w:t>S</w:t>
+      </w:r>
+      <w:r>
+        <w:t xml:space="preserve">adržaj primljenog vektora </w:t>
+      </w:r>
+      <w:r>
+        <w:t xml:space="preserve">se </w:t>
+      </w:r>
+      <w:r>
+        <w:t>uništava</w:t>
+      </w:r>
+      <w:r>
+        <w:t xml:space="preserve"> ovakvim deljenjem</w:t>
+      </w:r>
+      <w:r>
+        <w:t>,</w:t>
+      </w:r>
+      <w:r>
+        <w:t xml:space="preserve"> pa</w:t>
+      </w:r>
+      <w:r>
+        <w:t xml:space="preserve"> ga treba čuvati u još jednom baferu, da bi se mogli izdvojiti informacioni simboli.</w:t>
+      </w:r>
+      <w:r>
+        <w:t xml:space="preserve"> </w:t>
+      </w:r>
+      <w:r>
+        <w:t>Ako sindrom nije jednak nuli, a smatra se da se dogodila samo jedna greška u kodnoj reči,</w:t>
+      </w:r>
+      <w:r>
+        <w:t xml:space="preserve"> </w:t>
+      </w:r>
+      <w:r>
+        <w:t>tada se ovom šemom može odrediti i njena pozicija.</w:t>
+      </w:r>
+    </w:p>
+    <w:p>
+      <w:pPr>
+        <w:rPr>
+          <w:lang w:val="sr-Latn-RS" w:bidi="he-IL"/>
+        </w:rPr>
+      </w:pPr>
+    </w:p>
+    <w:p>
+      <w:pPr>
         <w:jc w:val="center"/>
         <w:rPr>
           <w:lang w:val="sr-Latn-RS" w:bidi="he-IL"/>
         </w:rPr>
       </w:pPr>
-    </w:p>
-    <w:p>
-      <w:pPr>
-        <w:rPr>
-          <w:lang w:val="sr-Latn-RS" w:bidi="he-IL"/>
-        </w:rPr>
-      </w:pPr>
-    </w:p>
-    <w:p>
-      <w:pPr>
-        <w:jc w:val="center"/>
-        <w:rPr>
-          <w:lang w:val="sr-Latn-RS" w:bidi="he-IL"/>
-        </w:rPr>
-      </w:pPr>
-      <w:r>
-        <w:rPr>
-          <w:lang w:val="sr-Latn-RS" w:bidi="he-IL"/>
-        </w:rPr>
+      <w:r>
         <w:drawing>
-          <wp:inline distT="0" distB="0" distL="0" distR="0" wp14:anchorId="3B463182" wp14:editId="42FB5365">
-            <wp:extent cx="5760085" cy="1913255"/>
+          <wp:inline distT="0" distB="0" distL="0" distR="0" wp14:anchorId="1B4E1B71" wp14:editId="78583F84">
+            <wp:extent cx="5760085" cy="1847850"/>
             <wp:effectExtent l="0" t="0" r="0" b="0"/>
-            <wp:docPr id="14" name="Picture 14"/>
+            <wp:docPr id="17" name="Picture 17"/>
             <wp:cNvGraphicFramePr>
               <a:graphicFrameLocks xmlns:a="http://schemas.openxmlformats.org/drawingml/2006/main" noChangeAspect="1"/>
             </wp:cNvGraphicFramePr>
@@ -16935,7 +17765,7 @@
                   <pic:spPr>
                     <a:xfrm>
                       <a:off x="0" y="0"/>
-                      <a:ext cx="5760085" cy="1913255"/>
+                      <a:ext cx="5760085" cy="1847850"/>
                     </a:xfrm>
                     <a:prstGeom prst="rect">
                       <a:avLst/>
@@ -16967,46 +17797,94 @@
         <w:rPr>
           <w:lang w:val="sr-Latn-RS" w:bidi="he-IL"/>
         </w:rPr>
-        <w:t>Slika 4.</w:t>
-      </w:r>
-      <w:r>
-        <w:rPr>
-          <w:lang w:val="sr-Latn-RS" w:bidi="he-IL"/>
-        </w:rPr>
-        <w:t>4</w:t>
-      </w:r>
-      <w:r>
-        <w:rPr>
-          <w:lang w:val="sr-Latn-RS" w:bidi="he-IL"/>
-        </w:rPr>
-        <w:t xml:space="preserve"> Šematski prikaz </w:t>
-      </w:r>
-      <w:r>
-        <w:rPr>
-          <w:lang w:val="sr-Latn-RS" w:bidi="he-IL"/>
-        </w:rPr>
-        <w:t>de</w:t>
-      </w:r>
-      <w:bookmarkStart w:id="24" w:name="_GoBack"/>
-      <w:bookmarkEnd w:id="24"/>
-      <w:r>
-        <w:rPr>
-          <w:lang w:val="sr-Latn-RS" w:bidi="he-IL"/>
-        </w:rPr>
-        <w:t>kodera CRC koda</w:t>
-      </w:r>
-    </w:p>
-    <w:p>
-      <w:pPr>
-        <w:rPr>
-          <w:lang w:val="sr-Latn-RS" w:bidi="he-IL"/>
-        </w:rPr>
-      </w:pPr>
-    </w:p>
-    <w:p>
-      <w:pPr>
-        <w:rPr>
-          <w:lang w:val="sr-Latn-RS" w:bidi="he-IL"/>
+        <w:t>Slika 4.4 Šematski prikaz dekodera CRC koda</w:t>
+      </w:r>
+    </w:p>
+    <w:p>
+      <w:pPr>
+        <w:pStyle w:val="Heading1"/>
+      </w:pPr>
+      <w:bookmarkStart w:id="25" w:name="_Toc491074345"/>
+      <w:bookmarkStart w:id="26" w:name="_Toc126327778"/>
+      <w:r>
+        <w:lastRenderedPageBreak/>
+        <w:t>5 ANALIZA SIMULACIJE U PROGRAMU</w:t>
+      </w:r>
+      <w:bookmarkEnd w:id="26"/>
+    </w:p>
+    <w:p>
+      <w:pPr>
+        <w:rPr>
+          <w:lang w:val="it-IT" w:bidi="he-IL"/>
+        </w:rPr>
+      </w:pPr>
+    </w:p>
+    <w:p>
+      <w:pPr>
+        <w:ind w:firstLine="0"/>
+        <w:rPr>
+          <w:lang w:val="sr-Latn-RS" w:bidi="he-IL"/>
+        </w:rPr>
+      </w:pPr>
+      <w:r>
+        <w:rPr>
+          <w:lang w:val="it-IT" w:bidi="he-IL"/>
+        </w:rPr>
+        <w:t>Ovo poglavlje sadr</w:t>
+      </w:r>
+      <w:r>
+        <w:rPr>
+          <w:lang w:val="sr-Latn-RS" w:bidi="he-IL"/>
+        </w:rPr>
+        <w:t xml:space="preserve">ži opis postupka simulacije pojedinih CRC kodova koji su dati u tabeli </w:t>
+      </w:r>
+      <w:r>
+        <w:rPr>
+          <w:lang w:val="sr-Latn-RS" w:bidi="he-IL"/>
+        </w:rPr>
+        <w:t>5.1, kao i opis protokola koji će biti korišćeni u simulaciji.</w:t>
+      </w:r>
+      <w:r>
+        <w:rPr>
+          <w:lang w:val="sr-Latn-RS" w:bidi="he-IL"/>
+        </w:rPr>
+        <w:t xml:space="preserve"> Simulacija je vršena za dva modela telekomunikacionih kanala: </w:t>
+      </w:r>
+      <w:r>
+        <w:t>binarnom simetričnom kanalu</w:t>
+      </w:r>
+      <w:r>
+        <w:t xml:space="preserve"> (BSC)</w:t>
+      </w:r>
+      <w:r>
+        <w:t xml:space="preserve"> i Gilbert-Eliotovom </w:t>
+      </w:r>
+      <w:r>
+        <w:t>kanalu</w:t>
+      </w:r>
+      <w:bookmarkStart w:id="27" w:name="_GoBack"/>
+      <w:bookmarkEnd w:id="27"/>
+      <w:r>
+        <w:t>.</w:t>
+      </w:r>
+      <w:r>
+        <w:rPr>
+          <w:lang w:val="sr-Latn-RS" w:bidi="he-IL"/>
+        </w:rPr>
+        <w:t xml:space="preserve"> </w:t>
+      </w:r>
+      <w:r>
+        <w:rPr>
+          <w:lang w:val="sr-Latn-RS" w:bidi="he-IL"/>
+        </w:rPr>
+        <w:t>Kod programa u kome je vršena simulacija napisan je na programskom jeziku C++ i može se naći u Dodatku.</w:t>
+      </w:r>
+    </w:p>
+    <w:p>
+      <w:pPr>
+        <w:ind w:firstLine="0"/>
+        <w:rPr>
+          <w:lang w:val="it-IT" w:bidi="he-IL"/>
         </w:rPr>
       </w:pPr>
     </w:p>
@@ -17014,42 +17892,168 @@
       <w:pPr>
         <w:pStyle w:val="Heading2"/>
         <w:rPr>
-          <w:lang w:val="sr-Latn-RS"/>
-        </w:rPr>
-      </w:pPr>
-      <w:bookmarkStart w:id="25" w:name="_Toc125836648"/>
-      <w:r>
-        <w:rPr>
-          <w:lang w:val="sr-Latn-RS"/>
-        </w:rPr>
-        <w:t>4.4 Primeri</w:t>
-      </w:r>
-      <w:bookmarkEnd w:id="25"/>
-      <w:r>
-        <w:rPr>
-          <w:lang w:val="sr-Latn-RS"/>
-        </w:rPr>
-        <w:br w:type="page"/>
-      </w:r>
-      <w:bookmarkStart w:id="26" w:name="_Toc491074345"/>
-    </w:p>
-    <w:p>
-      <w:pPr>
-        <w:pStyle w:val="Heading1"/>
-        <w:rPr>
-          <w:lang w:val="sr-Latn-RS"/>
-        </w:rPr>
-      </w:pPr>
-    </w:p>
-    <w:p>
-      <w:pPr>
-        <w:pStyle w:val="Heading1"/>
-      </w:pPr>
-      <w:bookmarkStart w:id="27" w:name="_Toc125836649"/>
-      <w:r>
-        <w:t>5 ANALIZA SIMULACIJE U PROGRAMU</w:t>
-      </w:r>
-      <w:bookmarkEnd w:id="27"/>
+          <w:lang w:val="it-IT"/>
+        </w:rPr>
+      </w:pPr>
+      <w:bookmarkStart w:id="28" w:name="_Toc126327779"/>
+      <w:r>
+        <w:rPr>
+          <w:lang w:val="it-IT"/>
+        </w:rPr>
+        <w:t>5.1 Opis protokola korišćenih u simulaciji</w:t>
+      </w:r>
+      <w:bookmarkEnd w:id="28"/>
+    </w:p>
+    <w:p>
+      <w:pPr>
+        <w:rPr>
+          <w:lang w:val="it-IT" w:bidi="he-IL"/>
+        </w:rPr>
+      </w:pPr>
+    </w:p>
+    <w:p>
+      <w:pPr>
+        <w:pStyle w:val="Heading3"/>
+        <w:rPr>
+          <w:rFonts w:asciiTheme="majorHAnsi" w:hAnsiTheme="majorHAnsi"/>
+          <w:sz w:val="22"/>
+          <w:szCs w:val="22"/>
+          <w:lang w:val="it-IT" w:bidi="he-IL"/>
+        </w:rPr>
+      </w:pPr>
+      <w:bookmarkStart w:id="29" w:name="_Toc126327780"/>
+      <w:r>
+        <w:rPr>
+          <w:rFonts w:asciiTheme="majorHAnsi" w:hAnsiTheme="majorHAnsi"/>
+          <w:sz w:val="22"/>
+          <w:szCs w:val="22"/>
+          <w:lang w:val="it-IT" w:bidi="he-IL"/>
+        </w:rPr>
+        <w:t>5.1.1 Bluetooth</w:t>
+      </w:r>
+      <w:bookmarkEnd w:id="29"/>
+    </w:p>
+    <w:p>
+      <w:pPr>
+        <w:rPr>
+          <w:rFonts w:asciiTheme="majorHAnsi" w:hAnsiTheme="majorHAnsi"/>
+          <w:sz w:val="22"/>
+          <w:szCs w:val="22"/>
+          <w:lang w:val="it-IT" w:bidi="he-IL"/>
+        </w:rPr>
+      </w:pPr>
+    </w:p>
+    <w:p>
+      <w:pPr>
+        <w:rPr>
+          <w:rFonts w:asciiTheme="majorHAnsi" w:hAnsiTheme="majorHAnsi"/>
+          <w:sz w:val="22"/>
+          <w:szCs w:val="22"/>
+          <w:lang w:val="it-IT" w:bidi="he-IL"/>
+        </w:rPr>
+      </w:pPr>
+    </w:p>
+    <w:p>
+      <w:pPr>
+        <w:rPr>
+          <w:rFonts w:asciiTheme="majorHAnsi" w:hAnsiTheme="majorHAnsi"/>
+          <w:sz w:val="22"/>
+          <w:szCs w:val="22"/>
+          <w:lang w:val="it-IT" w:bidi="he-IL"/>
+        </w:rPr>
+      </w:pPr>
+    </w:p>
+    <w:p>
+      <w:pPr>
+        <w:rPr>
+          <w:rFonts w:asciiTheme="majorHAnsi" w:hAnsiTheme="majorHAnsi"/>
+          <w:sz w:val="22"/>
+          <w:szCs w:val="22"/>
+          <w:lang w:val="it-IT" w:bidi="he-IL"/>
+        </w:rPr>
+      </w:pPr>
+    </w:p>
+    <w:p>
+      <w:pPr>
+        <w:pStyle w:val="Heading3"/>
+        <w:rPr>
+          <w:rFonts w:asciiTheme="majorHAnsi" w:hAnsiTheme="majorHAnsi"/>
+          <w:sz w:val="22"/>
+          <w:szCs w:val="22"/>
+          <w:lang w:val="it-IT" w:bidi="he-IL"/>
+        </w:rPr>
+      </w:pPr>
+      <w:bookmarkStart w:id="30" w:name="_Toc126327781"/>
+      <w:r>
+        <w:rPr>
+          <w:rFonts w:asciiTheme="majorHAnsi" w:hAnsiTheme="majorHAnsi"/>
+          <w:sz w:val="22"/>
+          <w:szCs w:val="22"/>
+          <w:lang w:val="it-IT" w:bidi="he-IL"/>
+        </w:rPr>
+        <w:t>5.1.2. USB</w:t>
+      </w:r>
+      <w:bookmarkEnd w:id="30"/>
+    </w:p>
+    <w:p>
+      <w:pPr>
+        <w:rPr>
+          <w:rFonts w:asciiTheme="majorHAnsi" w:hAnsiTheme="majorHAnsi"/>
+          <w:sz w:val="22"/>
+          <w:szCs w:val="22"/>
+          <w:lang w:val="it-IT" w:bidi="he-IL"/>
+        </w:rPr>
+      </w:pPr>
+    </w:p>
+    <w:p>
+      <w:pPr>
+        <w:rPr>
+          <w:rFonts w:asciiTheme="majorHAnsi" w:hAnsiTheme="majorHAnsi"/>
+          <w:sz w:val="22"/>
+          <w:szCs w:val="22"/>
+          <w:lang w:bidi="he-IL"/>
+        </w:rPr>
+      </w:pPr>
+    </w:p>
+    <w:p>
+      <w:pPr>
+        <w:rPr>
+          <w:rFonts w:asciiTheme="majorHAnsi" w:hAnsiTheme="majorHAnsi"/>
+          <w:sz w:val="22"/>
+          <w:szCs w:val="22"/>
+          <w:lang w:val="it-IT" w:bidi="he-IL"/>
+        </w:rPr>
+      </w:pPr>
+    </w:p>
+    <w:p>
+      <w:pPr>
+        <w:rPr>
+          <w:rFonts w:asciiTheme="majorHAnsi" w:hAnsiTheme="majorHAnsi"/>
+          <w:sz w:val="22"/>
+          <w:szCs w:val="22"/>
+          <w:lang w:val="it-IT" w:bidi="he-IL"/>
+        </w:rPr>
+      </w:pPr>
+    </w:p>
+    <w:p>
+      <w:pPr>
+        <w:pStyle w:val="Heading3"/>
+        <w:rPr>
+          <w:rFonts w:asciiTheme="majorHAnsi" w:hAnsiTheme="majorHAnsi"/>
+          <w:lang w:val="it-IT" w:bidi="he-IL"/>
+        </w:rPr>
+      </w:pPr>
+      <w:bookmarkStart w:id="31" w:name="_Toc126327782"/>
+      <w:r>
+        <w:rPr>
+          <w:rFonts w:asciiTheme="majorHAnsi" w:hAnsiTheme="majorHAnsi"/>
+          <w:sz w:val="22"/>
+          <w:szCs w:val="22"/>
+          <w:lang w:val="it-IT" w:bidi="he-IL"/>
+        </w:rPr>
+        <w:t>5.1.3. WLAN</w:t>
+      </w:r>
+      <w:bookmarkEnd w:id="31"/>
     </w:p>
     <w:p>
       <w:pPr>
@@ -17063,34 +18067,65 @@
       <w:pPr>
         <w:ind w:firstLine="0"/>
         <w:rPr>
-          <w:lang w:val="sr-Latn-RS" w:bidi="he-IL"/>
-        </w:rPr>
-      </w:pPr>
-      <w:r>
-        <w:rPr>
           <w:lang w:val="it-IT" w:bidi="he-IL"/>
         </w:rPr>
-        <w:t>Ovo poglavlje sadr</w:t>
-      </w:r>
-      <w:r>
-        <w:rPr>
-          <w:lang w:val="sr-Latn-RS" w:bidi="he-IL"/>
-        </w:rPr>
-        <w:t>ži opis postupka simulacije pojedinih CRC</w:t>
-      </w:r>
-      <w:r>
-        <w:rPr>
-          <w:lang w:val="sr-Latn-RS" w:bidi="he-IL"/>
-        </w:rPr>
-        <w:t xml:space="preserve"> kodova koji su dati u tabeli x.x.</w:t>
-      </w:r>
-      <w:r>
-        <w:rPr>
-          <w:lang w:val="sr-Latn-RS" w:bidi="he-IL"/>
-        </w:rPr>
-        <w:br/>
-        <w:t xml:space="preserve">Kod programa u kome je vršena simulacija napisan je na programskom jeziku C++ i može se naći u Dodatku. </w:t>
-      </w:r>
+      </w:pPr>
+    </w:p>
+    <w:p>
+      <w:pPr>
+        <w:ind w:firstLine="0"/>
+        <w:rPr>
+          <w:lang w:val="it-IT" w:bidi="he-IL"/>
+        </w:rPr>
+      </w:pPr>
+    </w:p>
+    <w:p>
+      <w:pPr>
+        <w:ind w:firstLine="0"/>
+        <w:rPr>
+          <w:lang w:val="it-IT" w:bidi="he-IL"/>
+        </w:rPr>
+      </w:pPr>
+    </w:p>
+    <w:p>
+      <w:pPr>
+        <w:ind w:firstLine="0"/>
+        <w:rPr>
+          <w:lang w:val="it-IT" w:bidi="he-IL"/>
+        </w:rPr>
+      </w:pPr>
+    </w:p>
+    <w:p>
+      <w:pPr>
+        <w:ind w:firstLine="0"/>
+        <w:rPr>
+          <w:lang w:val="it-IT" w:bidi="he-IL"/>
+        </w:rPr>
+      </w:pPr>
+    </w:p>
+    <w:p>
+      <w:pPr>
+        <w:ind w:firstLine="0"/>
+        <w:rPr>
+          <w:lang w:val="it-IT" w:bidi="he-IL"/>
+        </w:rPr>
+      </w:pPr>
+    </w:p>
+    <w:p>
+      <w:pPr>
+        <w:pStyle w:val="Heading2"/>
+        <w:rPr>
+          <w:lang w:val="sr-Latn-RS"/>
+        </w:rPr>
+      </w:pPr>
+      <w:bookmarkStart w:id="32" w:name="_Toc126327783"/>
+      <w:r>
+        <w:rPr>
+          <w:lang w:val="sr-Latn-RS"/>
+        </w:rPr>
+        <w:t>5.2 Opis simulacije</w:t>
+      </w:r>
+      <w:bookmarkEnd w:id="32"/>
     </w:p>
     <w:p>
       <w:pPr>
@@ -17112,7 +18147,13 @@
         <w:rPr>
           <w:lang w:val="sr-Latn-RS" w:bidi="he-IL"/>
         </w:rPr>
-        <w:t>Tabela x.x Kodovi za simulaciju i njihovi generišući polinomi</w:t>
+        <w:t>Tabela 5.1</w:t>
+      </w:r>
+      <w:r>
+        <w:rPr>
+          <w:lang w:val="sr-Latn-RS" w:bidi="he-IL"/>
+        </w:rPr>
+        <w:t xml:space="preserve"> Kodovi za simulaciju i njihovi generišući polinomi</w:t>
       </w:r>
     </w:p>
     <w:tbl>
@@ -17453,14 +18494,19 @@
       <w:pPr>
         <w:ind w:firstLine="0"/>
         <w:rPr>
+          <w:lang w:val="it-IT" w:bidi="he-IL"/>
+        </w:rPr>
+      </w:pPr>
+    </w:p>
+    <w:p>
+      <w:pPr>
+        <w:ind w:firstLine="0"/>
+        <w:rPr>
           <w:lang w:bidi="he-IL"/>
         </w:rPr>
       </w:pPr>
       <w:r>
-        <w:rPr>
-          <w:lang w:val="it-IT" w:bidi="he-IL"/>
-        </w:rPr>
-        <w:br/>
+        <w:t>Monte Karlo simulacionim postupkom</w:t>
       </w:r>
       <w:r>
         <w:rPr>
@@ -17473,12 +18519,18 @@
         <w:rPr>
           <w:lang w:val="it-IT" w:bidi="he-IL"/>
         </w:rPr>
-        <w:t xml:space="preserve">a slici y.y prikazani su kodovi </w:t>
+        <w:t>a slici 5.1</w:t>
       </w:r>
       <w:r>
         <w:rPr>
           <w:lang w:val="it-IT" w:bidi="he-IL"/>
         </w:rPr>
+        <w:t xml:space="preserve"> prikazani su kodovi </w:t>
+      </w:r>
+      <w:r>
+        <w:rPr>
+          <w:lang w:val="it-IT" w:bidi="he-IL"/>
+        </w:rPr>
         <w:t xml:space="preserve">CRC-24 WLAN, CRC-16 USB i CRC-16 Bluetooth. Vidi se zavisnost </w:t>
       </w:r>
       <w:r>
@@ -17509,73 +18561,36 @@
         <w:rPr>
           <w:lang w:val="it-IT" w:bidi="he-IL"/>
         </w:rPr>
-        <w:t>natno bolje od CRC-16 USB koda. Takođe, na slici z.z možemo vid</w:t>
+        <w:t>natno bolje od CRC</w:t>
       </w:r>
       <w:r>
         <w:rPr>
           <w:lang w:val="it-IT" w:bidi="he-IL"/>
         </w:rPr>
-        <w:t xml:space="preserve">eti ponašanje istog koda (CRC-24) </w:t>
-      </w:r>
-      <w:r>
-        <w:rPr>
-          <w:lang w:val="it-IT" w:bidi="he-IL"/>
-        </w:rPr>
-        <w:t>za razli</w:t>
-      </w:r>
-      <w:r>
-        <w:rPr>
-          <w:lang w:val="sr-Latn-RS" w:bidi="he-IL"/>
-        </w:rPr>
-        <w:t>čite vrednosti parametra payloadSize</w:t>
-      </w:r>
-      <w:r>
-        <w:rPr>
-          <w:lang w:val="sr-Latn-RS" w:bidi="he-IL"/>
-        </w:rPr>
-        <w:t xml:space="preserve"> </w:t>
-      </w:r>
-      <w:r>
-        <w:rPr>
-          <w:color w:val="FF0000"/>
-          <w:lang w:val="sr-Latn-RS" w:bidi="he-IL"/>
-        </w:rPr>
-        <w:t>(koji je tačan prevod parametra payload?)</w:t>
-      </w:r>
-      <w:r>
-        <w:rPr>
-          <w:lang w:val="sr-Latn-RS" w:bidi="he-IL"/>
-        </w:rPr>
-        <w:t xml:space="preserve">. Najbolje rezultate ima za payloadSize </w:t>
-      </w:r>
-      <w:r>
-        <w:rPr>
-          <w:lang w:bidi="he-IL"/>
-        </w:rPr>
-        <w:t>= 100.</w:t>
-      </w:r>
-    </w:p>
-    <w:p>
-      <w:pPr>
-        <w:ind w:firstLine="0"/>
-        <w:rPr>
-          <w:lang w:val="sr-Latn-RS" w:bidi="he-IL"/>
-        </w:rPr>
-      </w:pPr>
+        <w:t xml:space="preserve">-16 USB koda. </w:t>
+      </w:r>
     </w:p>
     <w:p>
       <w:pPr>
         <w:ind w:firstLine="0"/>
         <w:jc w:val="center"/>
         <w:rPr>
-          <w:lang w:val="sr-Latn-RS" w:bidi="he-IL"/>
-        </w:rPr>
-      </w:pPr>
-      <w:r>
-        <w:rPr>
           <w:lang w:val="it-IT" w:bidi="he-IL"/>
         </w:rPr>
-        <w:lastRenderedPageBreak/>
+      </w:pPr>
+    </w:p>
+    <w:p>
+      <w:pPr>
+        <w:ind w:firstLine="0"/>
+        <w:jc w:val="center"/>
+        <w:rPr>
+          <w:lang w:val="it-IT" w:bidi="he-IL"/>
+        </w:rPr>
+      </w:pPr>
+      <w:r>
+        <w:rPr>
+          <w:lang w:val="it-IT" w:bidi="he-IL"/>
+        </w:rPr>
         <w:pict>
           <v:shapetype id="_x0000_t75" coordsize="21600,21600" o:spt="75" o:preferrelative="t" path="m@4@5l@4@11@9@11@9@5xe" filled="f" stroked="f">
             <v:stroke joinstyle="miter"/>
@@ -17596,7 +18611,7 @@
             <v:path o:extrusionok="f" gradientshapeok="t" o:connecttype="rect"/>
             <o:lock v:ext="edit" aspectratio="t"/>
           </v:shapetype>
-          <v:shape id="_x0000_i1025" type="#_x0000_t75" style="width:364.5pt;height:273.75pt">
+          <v:shape id="_x0000_i1027" type="#_x0000_t75" style="width:364.5pt;height:273.75pt">
             <v:imagedata r:id="rId17" o:title="40_24_usb_bluetooth"/>
           </v:shape>
         </w:pict>
@@ -17604,8 +18619,68 @@
     </w:p>
     <w:p>
       <w:pPr>
+        <w:ind w:firstLine="0"/>
         <w:jc w:val="center"/>
         <w:rPr>
+          <w:lang w:val="sr-Latn-RS" w:bidi="he-IL"/>
+        </w:rPr>
+      </w:pPr>
+      <w:r>
+        <w:rPr>
+          <w:lang w:val="it-IT" w:bidi="he-IL"/>
+        </w:rPr>
+        <w:t>Slika 5.1</w:t>
+      </w:r>
+      <w:r>
+        <w:rPr>
+          <w:lang w:val="it-IT" w:bidi="he-IL"/>
+        </w:rPr>
+        <w:t xml:space="preserve"> Zavisnost </w:t>
+      </w:r>
+      <w:r>
+        <w:rPr>
+          <w:lang w:val="sr-Latn-RS" w:bidi="he-IL"/>
+        </w:rPr>
+        <w:t>greške na izlazu iz dekodera i greške u kanalu</w:t>
+      </w:r>
+    </w:p>
+    <w:p>
+      <w:pPr>
+        <w:ind w:firstLine="0"/>
+        <w:jc w:val="center"/>
+        <w:rPr>
+          <w:lang w:val="sr-Latn-RS" w:bidi="he-IL"/>
+        </w:rPr>
+      </w:pPr>
+    </w:p>
+    <w:p>
+      <w:pPr>
+        <w:ind w:firstLine="0"/>
+        <w:rPr>
+          <w:lang w:val="it-IT" w:bidi="he-IL"/>
+        </w:rPr>
+      </w:pPr>
+    </w:p>
+    <w:p>
+      <w:pPr>
+        <w:ind w:firstLine="0"/>
+        <w:rPr>
+          <w:lang w:val="it-IT" w:bidi="he-IL"/>
+        </w:rPr>
+      </w:pPr>
+    </w:p>
+    <w:p>
+      <w:pPr>
+        <w:ind w:firstLine="0"/>
+        <w:rPr>
+          <w:lang w:val="it-IT" w:bidi="he-IL"/>
+        </w:rPr>
+      </w:pPr>
+    </w:p>
+    <w:p>
+      <w:pPr>
+        <w:ind w:firstLine="0"/>
+        <w:rPr>
           <w:lang w:bidi="he-IL"/>
         </w:rPr>
       </w:pPr>
@@ -17613,32 +18688,64 @@
         <w:rPr>
           <w:lang w:val="it-IT" w:bidi="he-IL"/>
         </w:rPr>
-        <w:t>Slika y.y</w:t>
-      </w:r>
-      <w:r>
+        <w:t>Takođe, na slici 5.2 možemo videti ponašanje koda CRC-16 USB za razli</w:t>
+      </w:r>
+      <w:r>
+        <w:rPr>
+          <w:lang w:val="sr-Latn-RS" w:bidi="he-IL"/>
+        </w:rPr>
+        <w:t xml:space="preserve">čite vrednosti parametra payloadSize </w:t>
+      </w:r>
+      <w:r>
+        <w:rPr>
+          <w:color w:val="FF0000"/>
+          <w:lang w:val="sr-Latn-RS" w:bidi="he-IL"/>
+        </w:rPr>
+        <w:t>(koji je tačan prevod parametra payload?)</w:t>
+      </w:r>
+      <w:r>
+        <w:rPr>
+          <w:lang w:val="sr-Latn-RS" w:bidi="he-IL"/>
+        </w:rPr>
+        <w:t xml:space="preserve">. Najbolje rezultate ima za payloadSize </w:t>
+      </w:r>
+      <w:r>
+        <w:rPr>
+          <w:lang w:bidi="he-IL"/>
+        </w:rPr>
+        <w:t>= 100.</w:t>
+      </w:r>
+    </w:p>
+    <w:p>
+      <w:pPr>
+        <w:ind w:firstLine="0"/>
+        <w:rPr>
+          <w:lang w:bidi="he-IL"/>
+        </w:rPr>
+      </w:pPr>
+    </w:p>
+    <w:p>
+      <w:pPr>
+        <w:ind w:firstLine="0"/>
+        <w:rPr>
+          <w:lang w:val="sr-Latn-RS" w:bidi="he-IL"/>
+        </w:rPr>
+      </w:pPr>
+    </w:p>
+    <w:p>
+      <w:pPr>
+        <w:ind w:firstLine="0"/>
+        <w:jc w:val="center"/>
         <w:rPr>
           <w:lang w:val="it-IT" w:bidi="he-IL"/>
         </w:rPr>
-        <w:t xml:space="preserve"> Zavisnost </w:t>
-      </w:r>
-      <w:r>
-        <w:rPr>
-          <w:lang w:val="sr-Latn-RS" w:bidi="he-IL"/>
-        </w:rPr>
-        <w:t>greške na izlazu iz dekodera i greške u kanalu</w:t>
-      </w:r>
+      </w:pPr>
       <w:r>
         <w:rPr>
           <w:lang w:val="it-IT" w:bidi="he-IL"/>
         </w:rPr>
-        <w:br/>
-      </w:r>
-      <w:r>
-        <w:rPr>
-          <w:lang w:val="it-IT" w:bidi="he-IL"/>
-        </w:rPr>
         <w:pict>
-          <v:shape id="_x0000_i1026" type="#_x0000_t75" style="width:364.5pt;height:338.25pt">
+          <v:shape id="_x0000_i1028" type="#_x0000_t75" style="width:364.5pt;height:338.25pt">
             <v:imagedata r:id="rId18" o:title="40_60_100"/>
           </v:shape>
         </w:pict>
@@ -17648,14 +18755,44 @@
       <w:pPr>
         <w:jc w:val="center"/>
         <w:rPr>
+          <w:lang w:val="sr-Latn-RS" w:bidi="he-IL"/>
+        </w:rPr>
+      </w:pPr>
+      <w:r>
+        <w:rPr>
           <w:lang w:val="it-IT" w:bidi="he-IL"/>
         </w:rPr>
-      </w:pPr>
+        <w:t>Slika 5</w:t>
+      </w:r>
       <w:r>
         <w:rPr>
           <w:lang w:val="it-IT" w:bidi="he-IL"/>
         </w:rPr>
-        <w:t>Slika z.z Ponašanje koda CRC-24 za razli</w:t>
+        <w:t>.</w:t>
+      </w:r>
+      <w:r>
+        <w:rPr>
+          <w:lang w:val="it-IT" w:bidi="he-IL"/>
+        </w:rPr>
+        <w:t>2</w:t>
+      </w:r>
+      <w:r>
+        <w:rPr>
+          <w:lang w:val="it-IT" w:bidi="he-IL"/>
+        </w:rPr>
+        <w:t xml:space="preserve"> Ponaša</w:t>
+      </w:r>
+      <w:r>
+        <w:rPr>
+          <w:lang w:val="it-IT" w:bidi="he-IL"/>
+        </w:rPr>
+        <w:t>nje koda CRC-16 USB</w:t>
+      </w:r>
+      <w:r>
+        <w:rPr>
+          <w:lang w:val="it-IT" w:bidi="he-IL"/>
+        </w:rPr>
+        <w:t xml:space="preserve"> za razli</w:t>
       </w:r>
       <w:r>
         <w:rPr>
@@ -17666,6 +18803,7 @@
     </w:p>
     <w:p>
       <w:pPr>
+        <w:jc w:val="center"/>
         <w:rPr>
           <w:lang w:val="it-IT" w:bidi="he-IL"/>
         </w:rPr>
@@ -17673,164 +18811,116 @@
     </w:p>
     <w:p>
       <w:pPr>
+        <w:jc w:val="center"/>
         <w:rPr>
           <w:lang w:val="it-IT" w:bidi="he-IL"/>
         </w:rPr>
       </w:pPr>
-    </w:p>
-    <w:p>
-      <w:pPr>
+      <w:r>
         <w:rPr>
           <w:lang w:val="it-IT" w:bidi="he-IL"/>
         </w:rPr>
-      </w:pPr>
-    </w:p>
-    <w:p>
-      <w:pPr>
+        <w:lastRenderedPageBreak/>
+        <w:pict>
+          <v:shape id="_x0000_i1025" type="#_x0000_t75" style="width:364.5pt;height:273pt">
+            <v:imagedata r:id="rId19" o:title="wlan_Pe_gilbert_eliot"/>
+          </v:shape>
+        </w:pict>
+      </w:r>
+    </w:p>
+    <w:p>
+      <w:pPr>
+        <w:jc w:val="center"/>
+        <w:rPr>
+          <w:lang w:val="sr-Latn-RS" w:bidi="he-IL"/>
+        </w:rPr>
+      </w:pPr>
+      <w:r>
         <w:rPr>
           <w:lang w:val="it-IT" w:bidi="he-IL"/>
         </w:rPr>
-      </w:pPr>
-    </w:p>
-    <w:p>
-      <w:pPr>
+        <w:t>Slika 5.3</w:t>
+      </w:r>
+      <w:r>
         <w:rPr>
           <w:lang w:val="it-IT" w:bidi="he-IL"/>
         </w:rPr>
-      </w:pPr>
-    </w:p>
-    <w:p>
-      <w:pPr>
+        <w:t xml:space="preserve"> Zavisnost</w:t>
+      </w:r>
+      <w:r>
+        <w:rPr>
+          <w:lang w:val="sr-Latn-RS" w:bidi="he-IL"/>
+        </w:rPr>
+        <w:t xml:space="preserve"> </w:t>
+      </w:r>
+      <w:r>
+        <w:rPr>
+          <w:lang w:val="sr-Latn-RS" w:bidi="he-IL"/>
+        </w:rPr>
+        <w:t>greške na izlazu iz dekodera</w:t>
+      </w:r>
+      <w:r>
         <w:rPr>
           <w:lang w:val="it-IT" w:bidi="he-IL"/>
         </w:rPr>
-      </w:pPr>
-    </w:p>
-    <w:p>
-      <w:pPr>
+        <w:t xml:space="preserve"> srednje verovatnoće greške, u Gilbert-Eliotovom kanalu</w:t>
+      </w:r>
+    </w:p>
+    <w:p>
+      <w:pPr>
+        <w:jc w:val="center"/>
         <w:rPr>
           <w:lang w:val="it-IT" w:bidi="he-IL"/>
         </w:rPr>
       </w:pPr>
-    </w:p>
-    <w:p>
-      <w:pPr>
+      <w:r>
         <w:rPr>
           <w:lang w:val="it-IT" w:bidi="he-IL"/>
         </w:rPr>
-      </w:pPr>
-    </w:p>
-    <w:p>
-      <w:pPr>
+        <w:pict>
+          <v:shape id="_x0000_i1026" type="#_x0000_t75" style="width:364.5pt;height:273pt">
+            <v:imagedata r:id="rId20" o:title="wlan_Pd_gilbert_eliot"/>
+          </v:shape>
+        </w:pict>
+      </w:r>
+    </w:p>
+    <w:p>
+      <w:pPr>
+        <w:jc w:val="center"/>
         <w:rPr>
           <w:lang w:val="it-IT" w:bidi="he-IL"/>
         </w:rPr>
       </w:pPr>
-    </w:p>
-    <w:p>
-      <w:pPr>
+      <w:r>
         <w:rPr>
           <w:lang w:val="it-IT" w:bidi="he-IL"/>
         </w:rPr>
-      </w:pPr>
-    </w:p>
-    <w:p>
-      <w:pPr>
+        <w:t>Slika 5.4</w:t>
+      </w:r>
+      <w:r>
         <w:rPr>
           <w:lang w:val="it-IT" w:bidi="he-IL"/>
         </w:rPr>
-      </w:pPr>
-    </w:p>
-    <w:p>
-      <w:pPr>
+        <w:t xml:space="preserve"> Zavisnost</w:t>
+      </w:r>
+      <w:r>
+        <w:rPr>
+          <w:lang w:val="sr-Latn-RS" w:bidi="he-IL"/>
+        </w:rPr>
+        <w:t xml:space="preserve"> </w:t>
+      </w:r>
+      <w:r>
+        <w:rPr>
+          <w:lang w:val="sr-Latn-RS" w:bidi="he-IL"/>
+        </w:rPr>
+        <w:t>greške na izlazu iz dekodera</w:t>
+      </w:r>
+      <w:r>
         <w:rPr>
           <w:lang w:val="it-IT" w:bidi="he-IL"/>
         </w:rPr>
-      </w:pPr>
-    </w:p>
-    <w:p>
-      <w:pPr>
-        <w:rPr>
-          <w:lang w:val="it-IT" w:bidi="he-IL"/>
-        </w:rPr>
-      </w:pPr>
-    </w:p>
-    <w:p>
-      <w:pPr>
-        <w:rPr>
-          <w:lang w:val="it-IT" w:bidi="he-IL"/>
-        </w:rPr>
-      </w:pPr>
-    </w:p>
-    <w:p>
-      <w:pPr>
-        <w:rPr>
-          <w:lang w:val="it-IT" w:bidi="he-IL"/>
-        </w:rPr>
-      </w:pPr>
-    </w:p>
-    <w:p>
-      <w:pPr>
-        <w:rPr>
-          <w:lang w:val="it-IT" w:bidi="he-IL"/>
-        </w:rPr>
-      </w:pPr>
-    </w:p>
-    <w:p>
-      <w:pPr>
-        <w:rPr>
-          <w:lang w:val="it-IT" w:bidi="he-IL"/>
-        </w:rPr>
-      </w:pPr>
-    </w:p>
-    <w:p>
-      <w:pPr>
-        <w:rPr>
-          <w:lang w:val="it-IT" w:bidi="he-IL"/>
-        </w:rPr>
-      </w:pPr>
-    </w:p>
-    <w:p>
-      <w:pPr>
-        <w:rPr>
-          <w:lang w:val="it-IT" w:bidi="he-IL"/>
-        </w:rPr>
-      </w:pPr>
-    </w:p>
-    <w:p>
-      <w:pPr>
-        <w:rPr>
-          <w:lang w:val="it-IT" w:bidi="he-IL"/>
-        </w:rPr>
-      </w:pPr>
-    </w:p>
-    <w:p>
-      <w:pPr>
-        <w:rPr>
-          <w:lang w:val="it-IT" w:bidi="he-IL"/>
-        </w:rPr>
-      </w:pPr>
-    </w:p>
-    <w:p>
-      <w:pPr>
-        <w:rPr>
-          <w:lang w:val="it-IT" w:bidi="he-IL"/>
-        </w:rPr>
-      </w:pPr>
-    </w:p>
-    <w:p>
-      <w:pPr>
-        <w:rPr>
-          <w:lang w:val="it-IT" w:bidi="he-IL"/>
-        </w:rPr>
-      </w:pPr>
-    </w:p>
-    <w:p>
-      <w:pPr>
-        <w:rPr>
-          <w:lang w:val="it-IT" w:bidi="he-IL"/>
-        </w:rPr>
-      </w:pPr>
+        <w:t xml:space="preserve"> verovatnoće greške u dobrom stanju, u Gilbert-Eliotovom kanalu</w:t>
+      </w:r>
     </w:p>
     <w:p>
       <w:pPr>
@@ -17839,7 +18929,7 @@
           <w:lang w:val="sr-Latn-RS"/>
         </w:rPr>
       </w:pPr>
-      <w:bookmarkStart w:id="28" w:name="_Toc125836650"/>
+      <w:bookmarkStart w:id="33" w:name="_Toc126327784"/>
       <w:r>
         <w:rPr>
           <w:lang w:val="sr-Latn-RS"/>
@@ -17865,8 +18955,8 @@
         </w:rPr>
         <w:t>AK</w:t>
       </w:r>
-      <w:bookmarkEnd w:id="26"/>
-      <w:bookmarkEnd w:id="28"/>
+      <w:bookmarkEnd w:id="25"/>
+      <w:bookmarkEnd w:id="33"/>
     </w:p>
     <w:p>
       <w:pPr>
@@ -17882,7 +18972,7 @@
           <w:lang w:val="sr-Latn-RS"/>
         </w:rPr>
       </w:pPr>
-      <w:bookmarkStart w:id="29" w:name="literatura"/>
+      <w:bookmarkStart w:id="34" w:name="literatura"/>
       <w:r>
         <w:rPr>
           <w:lang w:val="sr-Latn-RS"/>
@@ -17905,7 +18995,7 @@
           <w:lang w:val="sr-Latn-RS"/>
         </w:rPr>
       </w:pPr>
-      <w:bookmarkStart w:id="30" w:name="_Toc125836651"/>
+      <w:bookmarkStart w:id="35" w:name="_Toc126327785"/>
       <w:r>
         <w:rPr>
           <w:lang w:val="sr-Latn-RS"/>
@@ -17924,9 +19014,9 @@
         </w:rPr>
         <w:t>LITERATURA</w:t>
       </w:r>
-      <w:bookmarkEnd w:id="30"/>
-    </w:p>
-    <w:bookmarkEnd w:id="29"/>
+      <w:bookmarkEnd w:id="35"/>
+    </w:p>
+    <w:bookmarkEnd w:id="34"/>
     <w:p>
       <w:pPr>
         <w:rPr>
@@ -17998,38 +19088,2748 @@
           <w:lang w:val="sr-Latn-RS"/>
         </w:rPr>
       </w:pPr>
-      <w:bookmarkStart w:id="31" w:name="_Toc125836652"/>
+      <w:bookmarkStart w:id="36" w:name="_Toc126327786"/>
       <w:r>
         <w:rPr>
           <w:lang w:val="sr-Latn-RS"/>
         </w:rPr>
         <w:t>8 DODATAK</w:t>
       </w:r>
-      <w:bookmarkEnd w:id="31"/>
-    </w:p>
-    <w:p>
-      <w:pPr>
-        <w:rPr>
-          <w:lang w:val="sr-Latn-RS" w:bidi="he-IL"/>
-        </w:rPr>
-      </w:pPr>
+      <w:bookmarkEnd w:id="36"/>
+    </w:p>
+    <w:p>
+      <w:pPr>
+        <w:pStyle w:val="ListParagraph"/>
+        <w:ind w:left="0" w:firstLine="0"/>
+        <w:rPr>
+          <w:u w:val="single"/>
+          <w:lang w:val="sr-Latn-RS" w:bidi="he-IL"/>
+        </w:rPr>
+      </w:pPr>
+    </w:p>
+    <w:p>
+      <w:pPr>
+        <w:pStyle w:val="ListParagraph"/>
+        <w:ind w:left="0" w:firstLine="0"/>
+        <w:rPr>
+          <w:lang w:val="sr-Latn-RS" w:bidi="he-IL"/>
+        </w:rPr>
+      </w:pPr>
+      <w:r>
+        <w:rPr>
+          <w:lang w:val="sr-Latn-RS" w:bidi="he-IL"/>
+        </w:rPr>
+        <w:t>Ovde će biti izložen programski kod korišćen za simuliranje CRC koda.</w:t>
+      </w:r>
     </w:p>
     <w:p>
       <w:pPr>
         <w:pStyle w:val="ListParagraph"/>
         <w:ind w:left="1080" w:firstLine="0"/>
         <w:rPr>
-          <w:lang w:val="sr-Latn-RS" w:bidi="he-IL"/>
+          <w:u w:val="single"/>
+          <w:lang w:val="sr-Latn-RS" w:bidi="he-IL"/>
+        </w:rPr>
+      </w:pPr>
+    </w:p>
+    <w:p>
+      <w:pPr>
+        <w:pStyle w:val="ListParagraph"/>
+        <w:ind w:left="0" w:firstLine="0"/>
+        <w:rPr>
+          <w:u w:val="single"/>
+          <w:lang w:val="sr-Latn-RS" w:bidi="he-IL"/>
+        </w:rPr>
+      </w:pPr>
+      <w:r>
+        <w:rPr>
+          <w:u w:val="single"/>
+          <w:lang w:val="sr-Latn-RS" w:bidi="he-IL"/>
+        </w:rPr>
+        <w:t>Config.h</w:t>
+      </w:r>
+    </w:p>
+    <w:p>
+      <w:pPr>
+        <w:pStyle w:val="ListParagraph"/>
+        <w:ind w:left="1080" w:firstLine="0"/>
+        <w:rPr>
+          <w:u w:val="single"/>
+          <w:lang w:val="sr-Latn-RS" w:bidi="he-IL"/>
+        </w:rPr>
+      </w:pPr>
+    </w:p>
+    <w:p>
+      <w:pPr>
+        <w:pStyle w:val="ListParagraph"/>
+        <w:ind w:left="1080" w:firstLine="0"/>
+        <w:rPr>
+          <w:u w:val="single"/>
+          <w:lang w:val="sr-Latn-RS" w:bidi="he-IL"/>
+        </w:rPr>
+      </w:pPr>
+    </w:p>
+    <w:p>
+      <w:pPr>
+        <w:pStyle w:val="ListParagraph"/>
+        <w:ind w:left="-270" w:firstLine="0"/>
+        <w:jc w:val="center"/>
+        <w:rPr>
+          <w:u w:val="single"/>
+          <w:lang w:val="sr-Latn-RS" w:bidi="he-IL"/>
+        </w:rPr>
+      </w:pPr>
+      <w:r>
+        <w:rPr>
+          <w:u w:val="single"/>
+          <w:lang w:val="sr-Latn-RS" w:bidi="he-IL"/>
+        </w:rPr>
+        <w:drawing>
+          <wp:inline distT="0" distB="0" distL="0" distR="0" wp14:anchorId="4C2BC916" wp14:editId="762CF739">
+            <wp:extent cx="6291527" cy="5267325"/>
+            <wp:effectExtent l="0" t="0" r="0" b="0"/>
+            <wp:docPr id="19" name="Picture 19"/>
+            <wp:cNvGraphicFramePr>
+              <a:graphicFrameLocks xmlns:a="http://schemas.openxmlformats.org/drawingml/2006/main" noChangeAspect="1"/>
+            </wp:cNvGraphicFramePr>
+            <a:graphic xmlns:a="http://schemas.openxmlformats.org/drawingml/2006/main">
+              <a:graphicData uri="http://schemas.openxmlformats.org/drawingml/2006/picture">
+                <pic:pic xmlns:pic="http://schemas.openxmlformats.org/drawingml/2006/picture">
+                  <pic:nvPicPr>
+                    <pic:cNvPr id="1" name=""/>
+                    <pic:cNvPicPr/>
+                  </pic:nvPicPr>
+                  <pic:blipFill>
+                    <a:blip r:embed="rId21"/>
+                    <a:stretch>
+                      <a:fillRect/>
+                    </a:stretch>
+                  </pic:blipFill>
+                  <pic:spPr>
+                    <a:xfrm>
+                      <a:off x="0" y="0"/>
+                      <a:ext cx="6295250" cy="5270442"/>
+                    </a:xfrm>
+                    <a:prstGeom prst="rect">
+                      <a:avLst/>
+                    </a:prstGeom>
+                  </pic:spPr>
+                </pic:pic>
+              </a:graphicData>
+            </a:graphic>
+          </wp:inline>
+        </w:drawing>
+      </w:r>
+    </w:p>
+    <w:p>
+      <w:pPr>
+        <w:pStyle w:val="ListParagraph"/>
+        <w:ind w:left="-270" w:firstLine="0"/>
+        <w:jc w:val="center"/>
+        <w:rPr>
+          <w:u w:val="single"/>
+          <w:lang w:val="sr-Latn-RS" w:bidi="he-IL"/>
+        </w:rPr>
+      </w:pPr>
+    </w:p>
+    <w:p>
+      <w:pPr>
+        <w:pStyle w:val="ListParagraph"/>
+        <w:ind w:left="-270" w:firstLine="0"/>
+        <w:jc w:val="center"/>
+        <w:rPr>
+          <w:u w:val="single"/>
+          <w:lang w:val="sr-Latn-RS" w:bidi="he-IL"/>
+        </w:rPr>
+      </w:pPr>
+    </w:p>
+    <w:p>
+      <w:pPr>
+        <w:pStyle w:val="ListParagraph"/>
+        <w:ind w:left="-270" w:firstLine="0"/>
+        <w:jc w:val="center"/>
+        <w:rPr>
+          <w:u w:val="single"/>
+          <w:lang w:val="sr-Latn-RS" w:bidi="he-IL"/>
+        </w:rPr>
+      </w:pPr>
+    </w:p>
+    <w:p>
+      <w:pPr>
+        <w:pStyle w:val="ListParagraph"/>
+        <w:ind w:left="-270" w:firstLine="0"/>
+        <w:jc w:val="center"/>
+        <w:rPr>
+          <w:u w:val="single"/>
+          <w:lang w:val="sr-Latn-RS" w:bidi="he-IL"/>
+        </w:rPr>
+      </w:pPr>
+    </w:p>
+    <w:p>
+      <w:pPr>
+        <w:pStyle w:val="ListParagraph"/>
+        <w:ind w:left="-270" w:firstLine="0"/>
+        <w:jc w:val="center"/>
+        <w:rPr>
+          <w:u w:val="single"/>
+          <w:lang w:val="sr-Latn-RS" w:bidi="he-IL"/>
+        </w:rPr>
+      </w:pPr>
+    </w:p>
+    <w:p>
+      <w:pPr>
+        <w:pStyle w:val="ListParagraph"/>
+        <w:ind w:left="-270" w:firstLine="0"/>
+        <w:jc w:val="center"/>
+        <w:rPr>
+          <w:u w:val="single"/>
+          <w:lang w:val="sr-Latn-RS" w:bidi="he-IL"/>
+        </w:rPr>
+      </w:pPr>
+    </w:p>
+    <w:p>
+      <w:pPr>
+        <w:pStyle w:val="ListParagraph"/>
+        <w:ind w:left="0" w:firstLine="0"/>
+        <w:jc w:val="left"/>
+        <w:rPr>
+          <w:u w:val="single"/>
+          <w:lang w:val="sr-Latn-RS" w:bidi="he-IL"/>
+        </w:rPr>
+      </w:pPr>
+    </w:p>
+    <w:p>
+      <w:pPr>
+        <w:pStyle w:val="ListParagraph"/>
+        <w:ind w:left="0" w:firstLine="0"/>
+        <w:jc w:val="left"/>
+        <w:rPr>
+          <w:u w:val="single"/>
+          <w:lang w:val="sr-Latn-RS" w:bidi="he-IL"/>
+        </w:rPr>
+      </w:pPr>
+      <w:r>
+        <w:rPr>
+          <w:u w:val="single"/>
+          <w:lang w:val="sr-Latn-RS" w:bidi="he-IL"/>
+        </w:rPr>
+        <w:t>Polynomial.h</w:t>
+      </w:r>
+    </w:p>
+    <w:p>
+      <w:pPr>
+        <w:pStyle w:val="ListParagraph"/>
+        <w:ind w:left="0" w:firstLine="0"/>
+        <w:jc w:val="left"/>
+        <w:rPr>
+          <w:u w:val="single"/>
+          <w:lang w:val="sr-Latn-RS" w:bidi="he-IL"/>
+        </w:rPr>
+      </w:pPr>
+    </w:p>
+    <w:p>
+      <w:pPr>
+        <w:pStyle w:val="ListParagraph"/>
+        <w:ind w:left="0" w:firstLine="0"/>
+        <w:jc w:val="left"/>
+        <w:rPr>
+          <w:u w:val="single"/>
+          <w:lang w:val="sr-Latn-RS" w:bidi="he-IL"/>
+        </w:rPr>
+      </w:pPr>
+    </w:p>
+    <w:p>
+      <w:pPr>
+        <w:pStyle w:val="ListParagraph"/>
+        <w:ind w:left="-270" w:firstLine="0"/>
+        <w:jc w:val="left"/>
+        <w:rPr>
+          <w:u w:val="single"/>
+          <w:lang w:val="sr-Latn-RS" w:bidi="he-IL"/>
+        </w:rPr>
+      </w:pPr>
+      <w:r>
+        <w:rPr>
+          <w:u w:val="single"/>
+          <w:lang w:val="sr-Latn-RS" w:bidi="he-IL"/>
+        </w:rPr>
+        <w:drawing>
+          <wp:inline distT="0" distB="0" distL="0" distR="0" wp14:anchorId="7C357D08" wp14:editId="18FB8298">
+            <wp:extent cx="6290310" cy="6934200"/>
+            <wp:effectExtent l="0" t="0" r="0" b="0"/>
+            <wp:docPr id="20" name="Picture 20"/>
+            <wp:cNvGraphicFramePr>
+              <a:graphicFrameLocks xmlns:a="http://schemas.openxmlformats.org/drawingml/2006/main" noChangeAspect="1"/>
+            </wp:cNvGraphicFramePr>
+            <a:graphic xmlns:a="http://schemas.openxmlformats.org/drawingml/2006/main">
+              <a:graphicData uri="http://schemas.openxmlformats.org/drawingml/2006/picture">
+                <pic:pic xmlns:pic="http://schemas.openxmlformats.org/drawingml/2006/picture">
+                  <pic:nvPicPr>
+                    <pic:cNvPr id="1" name=""/>
+                    <pic:cNvPicPr/>
+                  </pic:nvPicPr>
+                  <pic:blipFill>
+                    <a:blip r:embed="rId22"/>
+                    <a:stretch>
+                      <a:fillRect/>
+                    </a:stretch>
+                  </pic:blipFill>
+                  <pic:spPr>
+                    <a:xfrm>
+                      <a:off x="0" y="0"/>
+                      <a:ext cx="6293679" cy="6937914"/>
+                    </a:xfrm>
+                    <a:prstGeom prst="rect">
+                      <a:avLst/>
+                    </a:prstGeom>
+                  </pic:spPr>
+                </pic:pic>
+              </a:graphicData>
+            </a:graphic>
+          </wp:inline>
+        </w:drawing>
+      </w:r>
+    </w:p>
+    <w:p>
+      <w:pPr>
+        <w:pStyle w:val="ListParagraph"/>
+        <w:ind w:left="-270" w:firstLine="0"/>
+        <w:jc w:val="left"/>
+        <w:rPr>
+          <w:u w:val="single"/>
+          <w:lang w:val="sr-Latn-RS" w:bidi="he-IL"/>
+        </w:rPr>
+      </w:pPr>
+    </w:p>
+    <w:p>
+      <w:pPr>
+        <w:pStyle w:val="ListParagraph"/>
+        <w:ind w:left="-270" w:firstLine="0"/>
+        <w:jc w:val="left"/>
+        <w:rPr>
+          <w:u w:val="single"/>
+          <w:lang w:val="sr-Latn-RS" w:bidi="he-IL"/>
+        </w:rPr>
+      </w:pPr>
+    </w:p>
+    <w:p>
+      <w:pPr>
+        <w:pStyle w:val="ListParagraph"/>
+        <w:ind w:left="-270" w:firstLine="270"/>
+        <w:jc w:val="left"/>
+        <w:rPr>
+          <w:u w:val="single"/>
+          <w:lang w:val="sr-Latn-RS" w:bidi="he-IL"/>
+        </w:rPr>
+      </w:pPr>
+      <w:r>
+        <w:rPr>
+          <w:u w:val="single"/>
+          <w:lang w:val="sr-Latn-RS" w:bidi="he-IL"/>
+        </w:rPr>
+        <w:lastRenderedPageBreak/>
+        <w:t>Polynomial.cpp</w:t>
+      </w:r>
+    </w:p>
+    <w:p>
+      <w:pPr>
+        <w:pStyle w:val="ListParagraph"/>
+        <w:ind w:left="-270" w:firstLine="270"/>
+        <w:jc w:val="left"/>
+        <w:rPr>
+          <w:u w:val="single"/>
+          <w:lang w:val="sr-Latn-RS" w:bidi="he-IL"/>
+        </w:rPr>
+      </w:pPr>
+    </w:p>
+    <w:p>
+      <w:pPr>
+        <w:pStyle w:val="ListParagraph"/>
+        <w:ind w:left="-270" w:firstLine="270"/>
+        <w:jc w:val="left"/>
+        <w:rPr>
+          <w:u w:val="single"/>
+          <w:lang w:val="sr-Latn-RS" w:bidi="he-IL"/>
+        </w:rPr>
+      </w:pPr>
+    </w:p>
+    <w:p>
+      <w:pPr>
+        <w:pStyle w:val="ListParagraph"/>
+        <w:ind w:left="-270" w:firstLine="0"/>
+        <w:jc w:val="left"/>
+        <w:rPr>
+          <w:u w:val="single"/>
+          <w:lang w:val="sr-Latn-RS" w:bidi="he-IL"/>
+        </w:rPr>
+      </w:pPr>
+      <w:r>
+        <w:rPr>
+          <w:u w:val="single"/>
+          <w:lang w:val="sr-Latn-RS" w:bidi="he-IL"/>
+        </w:rPr>
+        <w:drawing>
+          <wp:inline distT="0" distB="0" distL="0" distR="0" wp14:anchorId="40FCB4E9" wp14:editId="39B51321">
+            <wp:extent cx="5759450" cy="5486011"/>
+            <wp:effectExtent l="0" t="0" r="0" b="635"/>
+            <wp:docPr id="21" name="Picture 21"/>
+            <wp:cNvGraphicFramePr>
+              <a:graphicFrameLocks xmlns:a="http://schemas.openxmlformats.org/drawingml/2006/main" noChangeAspect="1"/>
+            </wp:cNvGraphicFramePr>
+            <a:graphic xmlns:a="http://schemas.openxmlformats.org/drawingml/2006/main">
+              <a:graphicData uri="http://schemas.openxmlformats.org/drawingml/2006/picture">
+                <pic:pic xmlns:pic="http://schemas.openxmlformats.org/drawingml/2006/picture">
+                  <pic:nvPicPr>
+                    <pic:cNvPr id="1" name=""/>
+                    <pic:cNvPicPr/>
+                  </pic:nvPicPr>
+                  <pic:blipFill>
+                    <a:blip r:embed="rId23"/>
+                    <a:stretch>
+                      <a:fillRect/>
+                    </a:stretch>
+                  </pic:blipFill>
+                  <pic:spPr>
+                    <a:xfrm>
+                      <a:off x="0" y="0"/>
+                      <a:ext cx="5763751" cy="5490108"/>
+                    </a:xfrm>
+                    <a:prstGeom prst="rect">
+                      <a:avLst/>
+                    </a:prstGeom>
+                  </pic:spPr>
+                </pic:pic>
+              </a:graphicData>
+            </a:graphic>
+          </wp:inline>
+        </w:drawing>
+      </w:r>
+      <w:r>
+        <w:rPr>
+          <w:u w:val="single"/>
+          <w:lang w:val="sr-Latn-RS" w:bidi="he-IL"/>
+        </w:rPr>
+        <w:drawing>
+          <wp:inline distT="0" distB="0" distL="0" distR="0" wp14:anchorId="43955E3A" wp14:editId="544CAA9D">
+            <wp:extent cx="5760005" cy="2190750"/>
+            <wp:effectExtent l="0" t="0" r="0" b="0"/>
+            <wp:docPr id="23" name="Picture 23"/>
+            <wp:cNvGraphicFramePr>
+              <a:graphicFrameLocks xmlns:a="http://schemas.openxmlformats.org/drawingml/2006/main" noChangeAspect="1"/>
+            </wp:cNvGraphicFramePr>
+            <a:graphic xmlns:a="http://schemas.openxmlformats.org/drawingml/2006/main">
+              <a:graphicData uri="http://schemas.openxmlformats.org/drawingml/2006/picture">
+                <pic:pic xmlns:pic="http://schemas.openxmlformats.org/drawingml/2006/picture">
+                  <pic:nvPicPr>
+                    <pic:cNvPr id="1" name=""/>
+                    <pic:cNvPicPr/>
+                  </pic:nvPicPr>
+                  <pic:blipFill rotWithShape="1">
+                    <a:blip r:embed="rId24"/>
+                    <a:srcRect b="58709"/>
+                    <a:stretch/>
+                  </pic:blipFill>
+                  <pic:spPr bwMode="auto">
+                    <a:xfrm>
+                      <a:off x="0" y="0"/>
+                      <a:ext cx="5768972" cy="2194160"/>
+                    </a:xfrm>
+                    <a:prstGeom prst="rect">
+                      <a:avLst/>
+                    </a:prstGeom>
+                    <a:ln>
+                      <a:noFill/>
+                    </a:ln>
+                    <a:extLst>
+                      <a:ext uri="{53640926-AAD7-44D8-BBD7-CCE9431645EC}">
+                        <a14:shadowObscured xmlns:a14="http://schemas.microsoft.com/office/drawing/2010/main"/>
+                      </a:ext>
+                    </a:extLst>
+                  </pic:spPr>
+                </pic:pic>
+              </a:graphicData>
+            </a:graphic>
+          </wp:inline>
+        </w:drawing>
+      </w:r>
+    </w:p>
+    <w:p>
+      <w:pPr>
+        <w:pStyle w:val="ListParagraph"/>
+        <w:ind w:left="-270" w:firstLine="0"/>
+        <w:jc w:val="left"/>
+        <w:rPr>
+          <w:u w:val="single"/>
+          <w:lang w:val="sr-Latn-RS" w:bidi="he-IL"/>
+        </w:rPr>
+      </w:pPr>
+    </w:p>
+    <w:p>
+      <w:pPr>
+        <w:pStyle w:val="ListParagraph"/>
+        <w:ind w:left="-270" w:firstLine="0"/>
+        <w:jc w:val="left"/>
+        <w:rPr>
+          <w:u w:val="single"/>
+          <w:lang w:val="sr-Latn-RS" w:bidi="he-IL"/>
+        </w:rPr>
+      </w:pPr>
+    </w:p>
+    <w:p>
+      <w:pPr>
+        <w:pStyle w:val="ListParagraph"/>
+        <w:ind w:left="-270" w:firstLine="0"/>
+        <w:jc w:val="left"/>
+        <w:rPr>
+          <w:u w:val="single"/>
+          <w:lang w:val="sr-Latn-RS" w:bidi="he-IL"/>
+        </w:rPr>
+      </w:pPr>
+      <w:r>
+        <w:rPr>
+          <w:u w:val="single"/>
+          <w:lang w:val="sr-Latn-RS" w:bidi="he-IL"/>
+        </w:rPr>
+        <w:drawing>
+          <wp:inline distT="0" distB="0" distL="0" distR="0" wp14:anchorId="2CF47BC5" wp14:editId="08907C9C">
+            <wp:extent cx="6290310" cy="6130558"/>
+            <wp:effectExtent l="0" t="0" r="0" b="3810"/>
+            <wp:docPr id="26" name="Picture 26"/>
+            <wp:cNvGraphicFramePr>
+              <a:graphicFrameLocks xmlns:a="http://schemas.openxmlformats.org/drawingml/2006/main" noChangeAspect="1"/>
+            </wp:cNvGraphicFramePr>
+            <a:graphic xmlns:a="http://schemas.openxmlformats.org/drawingml/2006/main">
+              <a:graphicData uri="http://schemas.openxmlformats.org/drawingml/2006/picture">
+                <pic:pic xmlns:pic="http://schemas.openxmlformats.org/drawingml/2006/picture">
+                  <pic:nvPicPr>
+                    <pic:cNvPr id="1" name=""/>
+                    <pic:cNvPicPr/>
+                  </pic:nvPicPr>
+                  <pic:blipFill>
+                    <a:blip r:embed="rId25"/>
+                    <a:stretch>
+                      <a:fillRect/>
+                    </a:stretch>
+                  </pic:blipFill>
+                  <pic:spPr>
+                    <a:xfrm>
+                      <a:off x="0" y="0"/>
+                      <a:ext cx="6297888" cy="6137943"/>
+                    </a:xfrm>
+                    <a:prstGeom prst="rect">
+                      <a:avLst/>
+                    </a:prstGeom>
+                  </pic:spPr>
+                </pic:pic>
+              </a:graphicData>
+            </a:graphic>
+          </wp:inline>
+        </w:drawing>
+      </w:r>
+    </w:p>
+    <w:p>
+      <w:pPr>
+        <w:pStyle w:val="ListParagraph"/>
+        <w:ind w:left="-270" w:firstLine="0"/>
+        <w:jc w:val="left"/>
+        <w:rPr>
+          <w:u w:val="single"/>
+          <w:lang w:val="sr-Latn-RS" w:bidi="he-IL"/>
+        </w:rPr>
+      </w:pPr>
+      <w:r>
+        <w:rPr>
+          <w:u w:val="single"/>
+          <w:lang w:val="sr-Latn-RS" w:bidi="he-IL"/>
+        </w:rPr>
+        <w:drawing>
+          <wp:inline distT="0" distB="0" distL="0" distR="0" wp14:anchorId="4A1FA49B" wp14:editId="1B581B38">
+            <wp:extent cx="6291072" cy="1559764"/>
+            <wp:effectExtent l="0" t="0" r="0" b="2540"/>
+            <wp:docPr id="28" name="Picture 28"/>
+            <wp:cNvGraphicFramePr>
+              <a:graphicFrameLocks xmlns:a="http://schemas.openxmlformats.org/drawingml/2006/main" noChangeAspect="1"/>
+            </wp:cNvGraphicFramePr>
+            <a:graphic xmlns:a="http://schemas.openxmlformats.org/drawingml/2006/main">
+              <a:graphicData uri="http://schemas.openxmlformats.org/drawingml/2006/picture">
+                <pic:pic xmlns:pic="http://schemas.openxmlformats.org/drawingml/2006/picture">
+                  <pic:nvPicPr>
+                    <pic:cNvPr id="1" name=""/>
+                    <pic:cNvPicPr/>
+                  </pic:nvPicPr>
+                  <pic:blipFill>
+                    <a:blip r:embed="rId26"/>
+                    <a:stretch>
+                      <a:fillRect/>
+                    </a:stretch>
+                  </pic:blipFill>
+                  <pic:spPr>
+                    <a:xfrm>
+                      <a:off x="0" y="0"/>
+                      <a:ext cx="6291072" cy="1559764"/>
+                    </a:xfrm>
+                    <a:prstGeom prst="rect">
+                      <a:avLst/>
+                    </a:prstGeom>
+                  </pic:spPr>
+                </pic:pic>
+              </a:graphicData>
+            </a:graphic>
+          </wp:inline>
+        </w:drawing>
+      </w:r>
+    </w:p>
+    <w:p>
+      <w:pPr>
+        <w:pStyle w:val="ListParagraph"/>
+        <w:ind w:left="-270" w:firstLine="0"/>
+        <w:jc w:val="left"/>
+        <w:rPr>
+          <w:u w:val="single"/>
+          <w:lang w:val="sr-Latn-RS" w:bidi="he-IL"/>
+        </w:rPr>
+      </w:pPr>
+    </w:p>
+    <w:p>
+      <w:pPr>
+        <w:pStyle w:val="ListParagraph"/>
+        <w:ind w:left="-270" w:firstLine="0"/>
+        <w:jc w:val="left"/>
+        <w:rPr>
+          <w:u w:val="single"/>
+          <w:lang w:val="sr-Latn-RS" w:bidi="he-IL"/>
+        </w:rPr>
+      </w:pPr>
+      <w:r>
+        <w:rPr>
+          <w:u w:val="single"/>
+          <w:lang w:val="sr-Latn-RS" w:bidi="he-IL"/>
+        </w:rPr>
+        <w:lastRenderedPageBreak/>
+        <w:drawing>
+          <wp:inline distT="0" distB="0" distL="0" distR="0" wp14:anchorId="4013496B" wp14:editId="4B0976FC">
+            <wp:extent cx="6290310" cy="6390229"/>
+            <wp:effectExtent l="0" t="0" r="0" b="0"/>
+            <wp:docPr id="29" name="Picture 29"/>
+            <wp:cNvGraphicFramePr>
+              <a:graphicFrameLocks xmlns:a="http://schemas.openxmlformats.org/drawingml/2006/main" noChangeAspect="1"/>
+            </wp:cNvGraphicFramePr>
+            <a:graphic xmlns:a="http://schemas.openxmlformats.org/drawingml/2006/main">
+              <a:graphicData uri="http://schemas.openxmlformats.org/drawingml/2006/picture">
+                <pic:pic xmlns:pic="http://schemas.openxmlformats.org/drawingml/2006/picture">
+                  <pic:nvPicPr>
+                    <pic:cNvPr id="1" name=""/>
+                    <pic:cNvPicPr/>
+                  </pic:nvPicPr>
+                  <pic:blipFill>
+                    <a:blip r:embed="rId27"/>
+                    <a:stretch>
+                      <a:fillRect/>
+                    </a:stretch>
+                  </pic:blipFill>
+                  <pic:spPr>
+                    <a:xfrm>
+                      <a:off x="0" y="0"/>
+                      <a:ext cx="6308124" cy="6408326"/>
+                    </a:xfrm>
+                    <a:prstGeom prst="rect">
+                      <a:avLst/>
+                    </a:prstGeom>
+                  </pic:spPr>
+                </pic:pic>
+              </a:graphicData>
+            </a:graphic>
+          </wp:inline>
+        </w:drawing>
+      </w:r>
+    </w:p>
+    <w:p>
+      <w:pPr>
+        <w:pStyle w:val="ListParagraph"/>
+        <w:ind w:left="-270" w:firstLine="0"/>
+        <w:jc w:val="left"/>
+        <w:rPr>
+          <w:u w:val="single"/>
+          <w:lang w:val="sr-Latn-RS" w:bidi="he-IL"/>
+        </w:rPr>
+      </w:pPr>
+      <w:r>
+        <w:rPr>
+          <w:u w:val="single"/>
+          <w:lang w:val="sr-Latn-RS" w:bidi="he-IL"/>
+        </w:rPr>
+        <w:drawing>
+          <wp:inline distT="0" distB="0" distL="0" distR="0" wp14:anchorId="26C955B7" wp14:editId="0137B984">
+            <wp:extent cx="6290310" cy="1609725"/>
+            <wp:effectExtent l="0" t="0" r="0" b="9525"/>
+            <wp:docPr id="30" name="Picture 30"/>
+            <wp:cNvGraphicFramePr>
+              <a:graphicFrameLocks xmlns:a="http://schemas.openxmlformats.org/drawingml/2006/main" noChangeAspect="1"/>
+            </wp:cNvGraphicFramePr>
+            <a:graphic xmlns:a="http://schemas.openxmlformats.org/drawingml/2006/main">
+              <a:graphicData uri="http://schemas.openxmlformats.org/drawingml/2006/picture">
+                <pic:pic xmlns:pic="http://schemas.openxmlformats.org/drawingml/2006/picture">
+                  <pic:nvPicPr>
+                    <pic:cNvPr id="1" name=""/>
+                    <pic:cNvPicPr/>
+                  </pic:nvPicPr>
+                  <pic:blipFill>
+                    <a:blip r:embed="rId28"/>
+                    <a:stretch>
+                      <a:fillRect/>
+                    </a:stretch>
+                  </pic:blipFill>
+                  <pic:spPr>
+                    <a:xfrm>
+                      <a:off x="0" y="0"/>
+                      <a:ext cx="6296300" cy="1611258"/>
+                    </a:xfrm>
+                    <a:prstGeom prst="rect">
+                      <a:avLst/>
+                    </a:prstGeom>
+                  </pic:spPr>
+                </pic:pic>
+              </a:graphicData>
+            </a:graphic>
+          </wp:inline>
+        </w:drawing>
+      </w:r>
+    </w:p>
+    <w:p>
+      <w:pPr>
+        <w:pStyle w:val="ListParagraph"/>
+        <w:ind w:left="-270" w:firstLine="0"/>
+        <w:jc w:val="left"/>
+        <w:rPr>
+          <w:u w:val="single"/>
+          <w:lang w:val="sr-Latn-RS" w:bidi="he-IL"/>
+        </w:rPr>
+      </w:pPr>
+    </w:p>
+    <w:p>
+      <w:pPr>
+        <w:pStyle w:val="ListParagraph"/>
+        <w:ind w:left="-270" w:firstLine="270"/>
+        <w:jc w:val="left"/>
+        <w:rPr>
+          <w:u w:val="single"/>
+          <w:lang w:val="sr-Latn-RS" w:bidi="he-IL"/>
+        </w:rPr>
+      </w:pPr>
+    </w:p>
+    <w:p>
+      <w:pPr>
+        <w:pStyle w:val="ListParagraph"/>
+        <w:ind w:left="-270" w:firstLine="270"/>
+        <w:jc w:val="left"/>
+        <w:rPr>
+          <w:u w:val="single"/>
+          <w:lang w:val="sr-Latn-RS" w:bidi="he-IL"/>
+        </w:rPr>
+      </w:pPr>
+      <w:r>
+        <w:rPr>
+          <w:u w:val="single"/>
+          <w:lang w:val="sr-Latn-RS" w:bidi="he-IL"/>
+        </w:rPr>
+        <w:t>CrcBlock.h</w:t>
+      </w:r>
+    </w:p>
+    <w:p>
+      <w:pPr>
+        <w:pStyle w:val="ListParagraph"/>
+        <w:ind w:left="-270" w:firstLine="270"/>
+        <w:jc w:val="left"/>
+        <w:rPr>
+          <w:u w:val="single"/>
+          <w:lang w:val="sr-Latn-RS" w:bidi="he-IL"/>
+        </w:rPr>
+      </w:pPr>
+    </w:p>
+    <w:p>
+      <w:pPr>
+        <w:pStyle w:val="ListParagraph"/>
+        <w:ind w:left="-270" w:firstLine="270"/>
+        <w:jc w:val="left"/>
+        <w:rPr>
+          <w:u w:val="single"/>
+          <w:lang w:val="sr-Latn-RS" w:bidi="he-IL"/>
+        </w:rPr>
+      </w:pPr>
+    </w:p>
+    <w:p>
+      <w:pPr>
+        <w:pStyle w:val="ListParagraph"/>
+        <w:ind w:left="-270" w:firstLine="0"/>
+        <w:jc w:val="left"/>
+        <w:rPr>
+          <w:u w:val="single"/>
+          <w:lang w:val="sr-Latn-RS" w:bidi="he-IL"/>
+        </w:rPr>
+      </w:pPr>
+      <w:r>
+        <w:rPr>
+          <w:u w:val="single"/>
+          <w:lang w:val="sr-Latn-RS" w:bidi="he-IL"/>
+        </w:rPr>
+        <w:drawing>
+          <wp:inline distT="0" distB="0" distL="0" distR="0" wp14:anchorId="72FA36E1" wp14:editId="01A12350">
+            <wp:extent cx="6290496" cy="6705600"/>
+            <wp:effectExtent l="0" t="0" r="0" b="0"/>
+            <wp:docPr id="31" name="Picture 31"/>
+            <wp:cNvGraphicFramePr>
+              <a:graphicFrameLocks xmlns:a="http://schemas.openxmlformats.org/drawingml/2006/main" noChangeAspect="1"/>
+            </wp:cNvGraphicFramePr>
+            <a:graphic xmlns:a="http://schemas.openxmlformats.org/drawingml/2006/main">
+              <a:graphicData uri="http://schemas.openxmlformats.org/drawingml/2006/picture">
+                <pic:pic xmlns:pic="http://schemas.openxmlformats.org/drawingml/2006/picture">
+                  <pic:nvPicPr>
+                    <pic:cNvPr id="1" name=""/>
+                    <pic:cNvPicPr/>
+                  </pic:nvPicPr>
+                  <pic:blipFill>
+                    <a:blip r:embed="rId29"/>
+                    <a:stretch>
+                      <a:fillRect/>
+                    </a:stretch>
+                  </pic:blipFill>
+                  <pic:spPr>
+                    <a:xfrm>
+                      <a:off x="0" y="0"/>
+                      <a:ext cx="6294234" cy="6709585"/>
+                    </a:xfrm>
+                    <a:prstGeom prst="rect">
+                      <a:avLst/>
+                    </a:prstGeom>
+                  </pic:spPr>
+                </pic:pic>
+              </a:graphicData>
+            </a:graphic>
+          </wp:inline>
+        </w:drawing>
+      </w:r>
+    </w:p>
+    <w:p>
+      <w:pPr>
+        <w:pStyle w:val="ListParagraph"/>
+        <w:ind w:left="-270" w:firstLine="0"/>
+        <w:jc w:val="left"/>
+        <w:rPr>
+          <w:u w:val="single"/>
+          <w:lang w:val="sr-Latn-RS" w:bidi="he-IL"/>
+        </w:rPr>
+      </w:pPr>
+    </w:p>
+    <w:p>
+      <w:pPr>
+        <w:pStyle w:val="ListParagraph"/>
+        <w:ind w:left="-270" w:firstLine="0"/>
+        <w:jc w:val="left"/>
+        <w:rPr>
+          <w:u w:val="single"/>
+          <w:lang w:val="sr-Latn-RS" w:bidi="he-IL"/>
+        </w:rPr>
+      </w:pPr>
+    </w:p>
+    <w:p>
+      <w:pPr>
+        <w:pStyle w:val="ListParagraph"/>
+        <w:ind w:left="-270" w:firstLine="0"/>
+        <w:jc w:val="left"/>
+        <w:rPr>
+          <w:u w:val="single"/>
+          <w:lang w:val="sr-Latn-RS" w:bidi="he-IL"/>
+        </w:rPr>
+      </w:pPr>
+    </w:p>
+    <w:p>
+      <w:pPr>
+        <w:pStyle w:val="ListParagraph"/>
+        <w:ind w:left="-270" w:firstLine="0"/>
+        <w:jc w:val="left"/>
+        <w:rPr>
+          <w:u w:val="single"/>
+          <w:lang w:val="sr-Latn-RS" w:bidi="he-IL"/>
+        </w:rPr>
+      </w:pPr>
+    </w:p>
+    <w:p>
+      <w:pPr>
+        <w:pStyle w:val="ListParagraph"/>
+        <w:ind w:left="-270" w:firstLine="270"/>
+        <w:jc w:val="left"/>
+        <w:rPr>
+          <w:u w:val="single"/>
+          <w:lang w:val="sr-Latn-RS" w:bidi="he-IL"/>
+        </w:rPr>
+      </w:pPr>
+      <w:r>
+        <w:rPr>
+          <w:u w:val="single"/>
+          <w:lang w:val="sr-Latn-RS" w:bidi="he-IL"/>
+        </w:rPr>
+        <w:lastRenderedPageBreak/>
+        <w:t>CrcBlock.cpp</w:t>
+      </w:r>
+      <w:r>
+        <w:rPr>
+          <w:u w:val="single"/>
+          <w:lang w:val="sr-Latn-RS" w:bidi="he-IL"/>
+        </w:rPr>
+        <w:br/>
+      </w:r>
+    </w:p>
+    <w:p>
+      <w:pPr>
+        <w:pStyle w:val="ListParagraph"/>
+        <w:ind w:left="-270" w:firstLine="0"/>
+        <w:jc w:val="left"/>
+        <w:rPr>
+          <w:u w:val="single"/>
+          <w:lang w:val="sr-Latn-RS" w:bidi="he-IL"/>
+        </w:rPr>
+      </w:pPr>
+    </w:p>
+    <w:p>
+      <w:pPr>
+        <w:pStyle w:val="ListParagraph"/>
+        <w:ind w:left="-270" w:firstLine="0"/>
+        <w:jc w:val="left"/>
+        <w:rPr>
+          <w:u w:val="single"/>
+          <w:lang w:val="sr-Latn-RS" w:bidi="he-IL"/>
+        </w:rPr>
+      </w:pPr>
+      <w:r>
+        <w:rPr>
+          <w:u w:val="single"/>
+          <w:lang w:val="sr-Latn-RS" w:bidi="he-IL"/>
+        </w:rPr>
+        <w:drawing>
+          <wp:inline distT="0" distB="0" distL="0" distR="0" wp14:anchorId="7B359A70" wp14:editId="3E06A9B4">
+            <wp:extent cx="6290310" cy="6324600"/>
+            <wp:effectExtent l="0" t="0" r="0" b="0"/>
+            <wp:docPr id="32" name="Picture 32"/>
+            <wp:cNvGraphicFramePr>
+              <a:graphicFrameLocks xmlns:a="http://schemas.openxmlformats.org/drawingml/2006/main" noChangeAspect="1"/>
+            </wp:cNvGraphicFramePr>
+            <a:graphic xmlns:a="http://schemas.openxmlformats.org/drawingml/2006/main">
+              <a:graphicData uri="http://schemas.openxmlformats.org/drawingml/2006/picture">
+                <pic:pic xmlns:pic="http://schemas.openxmlformats.org/drawingml/2006/picture">
+                  <pic:nvPicPr>
+                    <pic:cNvPr id="1" name=""/>
+                    <pic:cNvPicPr/>
+                  </pic:nvPicPr>
+                  <pic:blipFill>
+                    <a:blip r:embed="rId30"/>
+                    <a:stretch>
+                      <a:fillRect/>
+                    </a:stretch>
+                  </pic:blipFill>
+                  <pic:spPr>
+                    <a:xfrm>
+                      <a:off x="0" y="0"/>
+                      <a:ext cx="6292630" cy="6326933"/>
+                    </a:xfrm>
+                    <a:prstGeom prst="rect">
+                      <a:avLst/>
+                    </a:prstGeom>
+                  </pic:spPr>
+                </pic:pic>
+              </a:graphicData>
+            </a:graphic>
+          </wp:inline>
+        </w:drawing>
+      </w:r>
+    </w:p>
+    <w:p>
+      <w:pPr>
+        <w:pStyle w:val="ListParagraph"/>
+        <w:ind w:left="-270" w:firstLine="0"/>
+        <w:jc w:val="left"/>
+        <w:rPr>
+          <w:u w:val="single"/>
+          <w:lang w:val="sr-Latn-RS" w:bidi="he-IL"/>
+        </w:rPr>
+      </w:pPr>
+      <w:r>
+        <w:rPr>
+          <w:u w:val="single"/>
+          <w:lang w:val="sr-Latn-RS" w:bidi="he-IL"/>
+        </w:rPr>
+        <w:drawing>
+          <wp:inline distT="0" distB="0" distL="0" distR="0" wp14:anchorId="2522C29E" wp14:editId="672FC210">
+            <wp:extent cx="6291072" cy="1380832"/>
+            <wp:effectExtent l="0" t="0" r="0" b="0"/>
+            <wp:docPr id="33" name="Picture 33"/>
+            <wp:cNvGraphicFramePr>
+              <a:graphicFrameLocks xmlns:a="http://schemas.openxmlformats.org/drawingml/2006/main" noChangeAspect="1"/>
+            </wp:cNvGraphicFramePr>
+            <a:graphic xmlns:a="http://schemas.openxmlformats.org/drawingml/2006/main">
+              <a:graphicData uri="http://schemas.openxmlformats.org/drawingml/2006/picture">
+                <pic:pic xmlns:pic="http://schemas.openxmlformats.org/drawingml/2006/picture">
+                  <pic:nvPicPr>
+                    <pic:cNvPr id="1" name=""/>
+                    <pic:cNvPicPr/>
+                  </pic:nvPicPr>
+                  <pic:blipFill>
+                    <a:blip r:embed="rId31"/>
+                    <a:stretch>
+                      <a:fillRect/>
+                    </a:stretch>
+                  </pic:blipFill>
+                  <pic:spPr>
+                    <a:xfrm>
+                      <a:off x="0" y="0"/>
+                      <a:ext cx="6291072" cy="1380832"/>
+                    </a:xfrm>
+                    <a:prstGeom prst="rect">
+                      <a:avLst/>
+                    </a:prstGeom>
+                  </pic:spPr>
+                </pic:pic>
+              </a:graphicData>
+            </a:graphic>
+          </wp:inline>
+        </w:drawing>
+      </w:r>
+    </w:p>
+    <w:p>
+      <w:pPr>
+        <w:pStyle w:val="ListParagraph"/>
+        <w:ind w:left="-270" w:firstLine="0"/>
+        <w:jc w:val="left"/>
+        <w:rPr>
+          <w:u w:val="single"/>
+          <w:lang w:val="sr-Latn-RS" w:bidi="he-IL"/>
+        </w:rPr>
+      </w:pPr>
+    </w:p>
+    <w:p>
+      <w:pPr>
+        <w:pStyle w:val="ListParagraph"/>
+        <w:ind w:left="-270" w:firstLine="0"/>
+        <w:jc w:val="left"/>
+        <w:rPr>
+          <w:u w:val="single"/>
+          <w:lang w:val="sr-Latn-RS" w:bidi="he-IL"/>
+        </w:rPr>
+      </w:pPr>
+    </w:p>
+    <w:p>
+      <w:pPr>
+        <w:pStyle w:val="ListParagraph"/>
+        <w:ind w:left="-270" w:firstLine="0"/>
+        <w:jc w:val="left"/>
+        <w:rPr>
+          <w:u w:val="single"/>
+          <w:lang w:val="sr-Latn-RS" w:bidi="he-IL"/>
+        </w:rPr>
+      </w:pPr>
+    </w:p>
+    <w:p>
+      <w:pPr>
+        <w:pStyle w:val="ListParagraph"/>
+        <w:ind w:left="-270" w:firstLine="0"/>
+        <w:jc w:val="left"/>
+        <w:rPr>
+          <w:u w:val="single"/>
+          <w:lang w:val="sr-Latn-RS" w:bidi="he-IL"/>
+        </w:rPr>
+      </w:pPr>
+      <w:r>
+        <w:rPr>
+          <w:u w:val="single"/>
+          <w:lang w:val="sr-Latn-RS" w:bidi="he-IL"/>
+        </w:rPr>
+        <w:drawing>
+          <wp:inline distT="0" distB="0" distL="0" distR="0" wp14:anchorId="6423B26C" wp14:editId="7AB94602">
+            <wp:extent cx="6290629" cy="5562600"/>
+            <wp:effectExtent l="0" t="0" r="0" b="0"/>
+            <wp:docPr id="34" name="Picture 34"/>
+            <wp:cNvGraphicFramePr>
+              <a:graphicFrameLocks xmlns:a="http://schemas.openxmlformats.org/drawingml/2006/main" noChangeAspect="1"/>
+            </wp:cNvGraphicFramePr>
+            <a:graphic xmlns:a="http://schemas.openxmlformats.org/drawingml/2006/main">
+              <a:graphicData uri="http://schemas.openxmlformats.org/drawingml/2006/picture">
+                <pic:pic xmlns:pic="http://schemas.openxmlformats.org/drawingml/2006/picture">
+                  <pic:nvPicPr>
+                    <pic:cNvPr id="1" name=""/>
+                    <pic:cNvPicPr/>
+                  </pic:nvPicPr>
+                  <pic:blipFill>
+                    <a:blip r:embed="rId32"/>
+                    <a:stretch>
+                      <a:fillRect/>
+                    </a:stretch>
+                  </pic:blipFill>
+                  <pic:spPr>
+                    <a:xfrm>
+                      <a:off x="0" y="0"/>
+                      <a:ext cx="6296176" cy="5567505"/>
+                    </a:xfrm>
+                    <a:prstGeom prst="rect">
+                      <a:avLst/>
+                    </a:prstGeom>
+                  </pic:spPr>
+                </pic:pic>
+              </a:graphicData>
+            </a:graphic>
+          </wp:inline>
+        </w:drawing>
+      </w:r>
+    </w:p>
+    <w:p>
+      <w:pPr>
+        <w:pStyle w:val="ListParagraph"/>
+        <w:ind w:left="-270" w:firstLine="0"/>
+        <w:jc w:val="left"/>
+        <w:rPr>
+          <w:u w:val="single"/>
+          <w:lang w:val="sr-Latn-RS" w:bidi="he-IL"/>
+        </w:rPr>
+      </w:pPr>
+    </w:p>
+    <w:p>
+      <w:pPr>
+        <w:pStyle w:val="ListParagraph"/>
+        <w:ind w:left="-270" w:firstLine="0"/>
+        <w:jc w:val="left"/>
+        <w:rPr>
+          <w:u w:val="single"/>
+          <w:lang w:val="sr-Latn-RS" w:bidi="he-IL"/>
+        </w:rPr>
+      </w:pPr>
+    </w:p>
+    <w:p>
+      <w:pPr>
+        <w:pStyle w:val="ListParagraph"/>
+        <w:ind w:left="-270" w:firstLine="0"/>
+        <w:jc w:val="left"/>
+        <w:rPr>
+          <w:u w:val="single"/>
+          <w:lang w:val="sr-Latn-RS" w:bidi="he-IL"/>
+        </w:rPr>
+      </w:pPr>
+    </w:p>
+    <w:p>
+      <w:pPr>
+        <w:pStyle w:val="ListParagraph"/>
+        <w:ind w:left="-270" w:firstLine="0"/>
+        <w:jc w:val="left"/>
+        <w:rPr>
+          <w:u w:val="single"/>
+          <w:lang w:val="sr-Latn-RS" w:bidi="he-IL"/>
+        </w:rPr>
+      </w:pPr>
+    </w:p>
+    <w:p>
+      <w:pPr>
+        <w:pStyle w:val="ListParagraph"/>
+        <w:ind w:left="-270" w:firstLine="0"/>
+        <w:jc w:val="left"/>
+        <w:rPr>
+          <w:u w:val="single"/>
+          <w:lang w:val="sr-Latn-RS" w:bidi="he-IL"/>
+        </w:rPr>
+      </w:pPr>
+    </w:p>
+    <w:p>
+      <w:pPr>
+        <w:pStyle w:val="ListParagraph"/>
+        <w:ind w:left="-270" w:firstLine="0"/>
+        <w:jc w:val="left"/>
+        <w:rPr>
+          <w:u w:val="single"/>
+          <w:lang w:val="sr-Latn-RS" w:bidi="he-IL"/>
+        </w:rPr>
+      </w:pPr>
+    </w:p>
+    <w:p>
+      <w:pPr>
+        <w:pStyle w:val="ListParagraph"/>
+        <w:ind w:left="-270" w:firstLine="0"/>
+        <w:jc w:val="left"/>
+        <w:rPr>
+          <w:u w:val="single"/>
+          <w:lang w:val="sr-Latn-RS" w:bidi="he-IL"/>
+        </w:rPr>
+      </w:pPr>
+    </w:p>
+    <w:p>
+      <w:pPr>
+        <w:pStyle w:val="ListParagraph"/>
+        <w:ind w:left="-270" w:firstLine="0"/>
+        <w:jc w:val="left"/>
+        <w:rPr>
+          <w:u w:val="single"/>
+          <w:lang w:val="sr-Latn-RS" w:bidi="he-IL"/>
+        </w:rPr>
+      </w:pPr>
+    </w:p>
+    <w:p>
+      <w:pPr>
+        <w:pStyle w:val="ListParagraph"/>
+        <w:ind w:left="-270" w:firstLine="0"/>
+        <w:jc w:val="left"/>
+        <w:rPr>
+          <w:u w:val="single"/>
+          <w:lang w:val="sr-Latn-RS" w:bidi="he-IL"/>
+        </w:rPr>
+      </w:pPr>
+    </w:p>
+    <w:p>
+      <w:pPr>
+        <w:pStyle w:val="ListParagraph"/>
+        <w:ind w:left="-270" w:firstLine="0"/>
+        <w:jc w:val="left"/>
+        <w:rPr>
+          <w:u w:val="single"/>
+          <w:lang w:val="sr-Latn-RS" w:bidi="he-IL"/>
+        </w:rPr>
+      </w:pPr>
+    </w:p>
+    <w:p>
+      <w:pPr>
+        <w:pStyle w:val="ListParagraph"/>
+        <w:ind w:left="-270" w:firstLine="270"/>
+        <w:jc w:val="left"/>
+        <w:rPr>
+          <w:u w:val="single"/>
+          <w:lang w:val="sr-Latn-RS" w:bidi="he-IL"/>
+        </w:rPr>
+      </w:pPr>
+      <w:r>
+        <w:rPr>
+          <w:u w:val="single"/>
+          <w:lang w:val="sr-Latn-RS" w:bidi="he-IL"/>
+        </w:rPr>
+        <w:lastRenderedPageBreak/>
+        <w:t>CommBlock.h</w:t>
+      </w:r>
+    </w:p>
+    <w:p>
+      <w:pPr>
+        <w:pStyle w:val="ListParagraph"/>
+        <w:ind w:left="-270" w:firstLine="270"/>
+        <w:jc w:val="left"/>
+        <w:rPr>
+          <w:u w:val="single"/>
+          <w:lang w:val="sr-Latn-RS" w:bidi="he-IL"/>
+        </w:rPr>
+      </w:pPr>
+    </w:p>
+    <w:p>
+      <w:pPr>
+        <w:pStyle w:val="ListParagraph"/>
+        <w:ind w:left="-270" w:firstLine="0"/>
+        <w:jc w:val="left"/>
+        <w:rPr>
+          <w:u w:val="single"/>
+          <w:lang w:val="sr-Latn-RS" w:bidi="he-IL"/>
+        </w:rPr>
+      </w:pPr>
+      <w:r>
+        <w:rPr>
+          <w:u w:val="single"/>
+          <w:lang w:val="sr-Latn-RS" w:bidi="he-IL"/>
+        </w:rPr>
+        <w:drawing>
+          <wp:inline distT="0" distB="0" distL="0" distR="0" wp14:anchorId="5AB9B097" wp14:editId="7888F229">
+            <wp:extent cx="6291072" cy="3846355"/>
+            <wp:effectExtent l="0" t="0" r="0" b="1905"/>
+            <wp:docPr id="35" name="Picture 35"/>
+            <wp:cNvGraphicFramePr>
+              <a:graphicFrameLocks xmlns:a="http://schemas.openxmlformats.org/drawingml/2006/main" noChangeAspect="1"/>
+            </wp:cNvGraphicFramePr>
+            <a:graphic xmlns:a="http://schemas.openxmlformats.org/drawingml/2006/main">
+              <a:graphicData uri="http://schemas.openxmlformats.org/drawingml/2006/picture">
+                <pic:pic xmlns:pic="http://schemas.openxmlformats.org/drawingml/2006/picture">
+                  <pic:nvPicPr>
+                    <pic:cNvPr id="1" name=""/>
+                    <pic:cNvPicPr/>
+                  </pic:nvPicPr>
+                  <pic:blipFill>
+                    <a:blip r:embed="rId33"/>
+                    <a:stretch>
+                      <a:fillRect/>
+                    </a:stretch>
+                  </pic:blipFill>
+                  <pic:spPr>
+                    <a:xfrm>
+                      <a:off x="0" y="0"/>
+                      <a:ext cx="6291072" cy="3846355"/>
+                    </a:xfrm>
+                    <a:prstGeom prst="rect">
+                      <a:avLst/>
+                    </a:prstGeom>
+                  </pic:spPr>
+                </pic:pic>
+              </a:graphicData>
+            </a:graphic>
+          </wp:inline>
+        </w:drawing>
+      </w:r>
+    </w:p>
+    <w:p>
+      <w:pPr>
+        <w:pStyle w:val="ListParagraph"/>
+        <w:ind w:left="-270" w:firstLine="0"/>
+        <w:jc w:val="left"/>
+        <w:rPr>
+          <w:u w:val="single"/>
+          <w:lang w:val="sr-Latn-RS" w:bidi="he-IL"/>
+        </w:rPr>
+      </w:pPr>
+    </w:p>
+    <w:p>
+      <w:pPr>
+        <w:pStyle w:val="ListParagraph"/>
+        <w:ind w:left="-270" w:firstLine="270"/>
+        <w:jc w:val="left"/>
+        <w:rPr>
+          <w:u w:val="single"/>
+          <w:lang w:val="sr-Latn-RS" w:bidi="he-IL"/>
+        </w:rPr>
+      </w:pPr>
+      <w:r>
+        <w:rPr>
+          <w:u w:val="single"/>
+          <w:lang w:val="sr-Latn-RS" w:bidi="he-IL"/>
+        </w:rPr>
+        <w:t>Frame.h</w:t>
+      </w:r>
+    </w:p>
+    <w:p>
+      <w:pPr>
+        <w:pStyle w:val="ListParagraph"/>
+        <w:ind w:left="-270" w:firstLine="270"/>
+        <w:jc w:val="left"/>
+        <w:rPr>
+          <w:u w:val="single"/>
+          <w:lang w:val="sr-Latn-RS" w:bidi="he-IL"/>
+        </w:rPr>
+      </w:pPr>
+    </w:p>
+    <w:p>
+      <w:pPr>
+        <w:pStyle w:val="ListParagraph"/>
+        <w:ind w:left="-270" w:firstLine="0"/>
+        <w:jc w:val="left"/>
+        <w:rPr>
+          <w:u w:val="single"/>
+          <w:lang w:val="sr-Latn-RS" w:bidi="he-IL"/>
+        </w:rPr>
+      </w:pPr>
+      <w:r>
+        <w:rPr>
+          <w:u w:val="single"/>
+          <w:lang w:val="sr-Latn-RS" w:bidi="he-IL"/>
+        </w:rPr>
+        <w:drawing>
+          <wp:inline distT="0" distB="0" distL="0" distR="0" wp14:anchorId="5B458232" wp14:editId="3079A7F7">
+            <wp:extent cx="6291072" cy="3419136"/>
+            <wp:effectExtent l="0" t="0" r="0" b="0"/>
+            <wp:docPr id="36" name="Picture 36"/>
+            <wp:cNvGraphicFramePr>
+              <a:graphicFrameLocks xmlns:a="http://schemas.openxmlformats.org/drawingml/2006/main" noChangeAspect="1"/>
+            </wp:cNvGraphicFramePr>
+            <a:graphic xmlns:a="http://schemas.openxmlformats.org/drawingml/2006/main">
+              <a:graphicData uri="http://schemas.openxmlformats.org/drawingml/2006/picture">
+                <pic:pic xmlns:pic="http://schemas.openxmlformats.org/drawingml/2006/picture">
+                  <pic:nvPicPr>
+                    <pic:cNvPr id="1" name=""/>
+                    <pic:cNvPicPr/>
+                  </pic:nvPicPr>
+                  <pic:blipFill>
+                    <a:blip r:embed="rId34"/>
+                    <a:stretch>
+                      <a:fillRect/>
+                    </a:stretch>
+                  </pic:blipFill>
+                  <pic:spPr>
+                    <a:xfrm>
+                      <a:off x="0" y="0"/>
+                      <a:ext cx="6291072" cy="3419136"/>
+                    </a:xfrm>
+                    <a:prstGeom prst="rect">
+                      <a:avLst/>
+                    </a:prstGeom>
+                  </pic:spPr>
+                </pic:pic>
+              </a:graphicData>
+            </a:graphic>
+          </wp:inline>
+        </w:drawing>
+      </w:r>
+    </w:p>
+    <w:p>
+      <w:pPr>
+        <w:pStyle w:val="ListParagraph"/>
+        <w:ind w:left="-270" w:firstLine="0"/>
+        <w:jc w:val="left"/>
+        <w:rPr>
+          <w:u w:val="single"/>
+          <w:lang w:val="sr-Latn-RS" w:bidi="he-IL"/>
+        </w:rPr>
+      </w:pPr>
+      <w:r>
+        <w:rPr>
+          <w:u w:val="single"/>
+          <w:lang w:val="sr-Latn-RS" w:bidi="he-IL"/>
+        </w:rPr>
+        <w:lastRenderedPageBreak/>
+        <w:drawing>
+          <wp:inline distT="0" distB="0" distL="0" distR="0" wp14:anchorId="099DEE7C" wp14:editId="6707E9EE">
+            <wp:extent cx="6289675" cy="2847975"/>
+            <wp:effectExtent l="0" t="0" r="0" b="9525"/>
+            <wp:docPr id="37" name="Picture 37"/>
+            <wp:cNvGraphicFramePr>
+              <a:graphicFrameLocks xmlns:a="http://schemas.openxmlformats.org/drawingml/2006/main" noChangeAspect="1"/>
+            </wp:cNvGraphicFramePr>
+            <a:graphic xmlns:a="http://schemas.openxmlformats.org/drawingml/2006/main">
+              <a:graphicData uri="http://schemas.openxmlformats.org/drawingml/2006/picture">
+                <pic:pic xmlns:pic="http://schemas.openxmlformats.org/drawingml/2006/picture">
+                  <pic:nvPicPr>
+                    <pic:cNvPr id="1" name=""/>
+                    <pic:cNvPicPr/>
+                  </pic:nvPicPr>
+                  <pic:blipFill>
+                    <a:blip r:embed="rId35"/>
+                    <a:stretch>
+                      <a:fillRect/>
+                    </a:stretch>
+                  </pic:blipFill>
+                  <pic:spPr>
+                    <a:xfrm>
+                      <a:off x="0" y="0"/>
+                      <a:ext cx="6320550" cy="2861955"/>
+                    </a:xfrm>
+                    <a:prstGeom prst="rect">
+                      <a:avLst/>
+                    </a:prstGeom>
+                  </pic:spPr>
+                </pic:pic>
+              </a:graphicData>
+            </a:graphic>
+          </wp:inline>
+        </w:drawing>
+      </w:r>
+    </w:p>
+    <w:p>
+      <w:pPr>
+        <w:pStyle w:val="ListParagraph"/>
+        <w:ind w:left="-270" w:firstLine="0"/>
+        <w:jc w:val="left"/>
+        <w:rPr>
+          <w:u w:val="single"/>
+          <w:lang w:val="sr-Latn-RS" w:bidi="he-IL"/>
+        </w:rPr>
+      </w:pPr>
+    </w:p>
+    <w:p>
+      <w:pPr>
+        <w:pStyle w:val="ListParagraph"/>
+        <w:ind w:left="-270" w:firstLine="270"/>
+        <w:jc w:val="left"/>
+        <w:rPr>
+          <w:u w:val="single"/>
+          <w:lang w:val="sr-Latn-RS" w:bidi="he-IL"/>
+        </w:rPr>
+      </w:pPr>
+      <w:r>
+        <w:rPr>
+          <w:u w:val="single"/>
+          <w:lang w:val="sr-Latn-RS" w:bidi="he-IL"/>
+        </w:rPr>
+        <w:t>Frame.cpp</w:t>
+      </w:r>
+    </w:p>
+    <w:p>
+      <w:pPr>
+        <w:pStyle w:val="ListParagraph"/>
+        <w:ind w:left="-270" w:firstLine="270"/>
+        <w:jc w:val="left"/>
+        <w:rPr>
+          <w:u w:val="single"/>
+          <w:lang w:val="sr-Latn-RS" w:bidi="he-IL"/>
+        </w:rPr>
+      </w:pPr>
+    </w:p>
+    <w:p>
+      <w:pPr>
+        <w:pStyle w:val="ListParagraph"/>
+        <w:ind w:left="-270" w:firstLine="0"/>
+        <w:jc w:val="left"/>
+        <w:rPr>
+          <w:u w:val="single"/>
+          <w:lang w:val="sr-Latn-RS" w:bidi="he-IL"/>
+        </w:rPr>
+      </w:pPr>
+      <w:r>
+        <w:rPr>
+          <w:u w:val="single"/>
+          <w:lang w:val="sr-Latn-RS" w:bidi="he-IL"/>
+        </w:rPr>
+        <w:drawing>
+          <wp:inline distT="0" distB="0" distL="0" distR="0" wp14:anchorId="7313C22C" wp14:editId="7F0A167D">
+            <wp:extent cx="6291072" cy="4855451"/>
+            <wp:effectExtent l="0" t="0" r="0" b="2540"/>
+            <wp:docPr id="39" name="Picture 39"/>
+            <wp:cNvGraphicFramePr>
+              <a:graphicFrameLocks xmlns:a="http://schemas.openxmlformats.org/drawingml/2006/main" noChangeAspect="1"/>
+            </wp:cNvGraphicFramePr>
+            <a:graphic xmlns:a="http://schemas.openxmlformats.org/drawingml/2006/main">
+              <a:graphicData uri="http://schemas.openxmlformats.org/drawingml/2006/picture">
+                <pic:pic xmlns:pic="http://schemas.openxmlformats.org/drawingml/2006/picture">
+                  <pic:nvPicPr>
+                    <pic:cNvPr id="1" name=""/>
+                    <pic:cNvPicPr/>
+                  </pic:nvPicPr>
+                  <pic:blipFill>
+                    <a:blip r:embed="rId36"/>
+                    <a:stretch>
+                      <a:fillRect/>
+                    </a:stretch>
+                  </pic:blipFill>
+                  <pic:spPr>
+                    <a:xfrm>
+                      <a:off x="0" y="0"/>
+                      <a:ext cx="6291072" cy="4855451"/>
+                    </a:xfrm>
+                    <a:prstGeom prst="rect">
+                      <a:avLst/>
+                    </a:prstGeom>
+                  </pic:spPr>
+                </pic:pic>
+              </a:graphicData>
+            </a:graphic>
+          </wp:inline>
+        </w:drawing>
+      </w:r>
+    </w:p>
+    <w:p>
+      <w:pPr>
+        <w:pStyle w:val="ListParagraph"/>
+        <w:ind w:left="-270" w:firstLine="0"/>
+        <w:jc w:val="left"/>
+        <w:rPr>
+          <w:u w:val="single"/>
+          <w:lang w:val="sr-Latn-RS" w:bidi="he-IL"/>
+        </w:rPr>
+      </w:pPr>
+      <w:r>
+        <w:rPr>
+          <w:u w:val="single"/>
+          <w:lang w:val="sr-Latn-RS" w:bidi="he-IL"/>
+        </w:rPr>
+        <w:lastRenderedPageBreak/>
+        <w:drawing>
+          <wp:inline distT="0" distB="0" distL="0" distR="0" wp14:anchorId="74D750BC" wp14:editId="73A3B0AB">
+            <wp:extent cx="6290813" cy="6181725"/>
+            <wp:effectExtent l="0" t="0" r="0" b="0"/>
+            <wp:docPr id="40" name="Picture 40"/>
+            <wp:cNvGraphicFramePr>
+              <a:graphicFrameLocks xmlns:a="http://schemas.openxmlformats.org/drawingml/2006/main" noChangeAspect="1"/>
+            </wp:cNvGraphicFramePr>
+            <a:graphic xmlns:a="http://schemas.openxmlformats.org/drawingml/2006/main">
+              <a:graphicData uri="http://schemas.openxmlformats.org/drawingml/2006/picture">
+                <pic:pic xmlns:pic="http://schemas.openxmlformats.org/drawingml/2006/picture">
+                  <pic:nvPicPr>
+                    <pic:cNvPr id="1" name=""/>
+                    <pic:cNvPicPr/>
+                  </pic:nvPicPr>
+                  <pic:blipFill>
+                    <a:blip r:embed="rId37"/>
+                    <a:stretch>
+                      <a:fillRect/>
+                    </a:stretch>
+                  </pic:blipFill>
+                  <pic:spPr>
+                    <a:xfrm>
+                      <a:off x="0" y="0"/>
+                      <a:ext cx="6296102" cy="6186923"/>
+                    </a:xfrm>
+                    <a:prstGeom prst="rect">
+                      <a:avLst/>
+                    </a:prstGeom>
+                  </pic:spPr>
+                </pic:pic>
+              </a:graphicData>
+            </a:graphic>
+          </wp:inline>
+        </w:drawing>
+      </w:r>
+    </w:p>
+    <w:p>
+      <w:pPr>
+        <w:pStyle w:val="ListParagraph"/>
+        <w:ind w:left="-270" w:firstLine="0"/>
+        <w:jc w:val="left"/>
+        <w:rPr>
+          <w:u w:val="single"/>
+          <w:lang w:val="sr-Latn-RS" w:bidi="he-IL"/>
+        </w:rPr>
+      </w:pPr>
+      <w:r>
+        <w:rPr>
+          <w:u w:val="single"/>
+          <w:lang w:val="sr-Latn-RS" w:bidi="he-IL"/>
+        </w:rPr>
+        <w:drawing>
+          <wp:inline distT="0" distB="0" distL="0" distR="0" wp14:anchorId="02EAF7DC" wp14:editId="4DC48580">
+            <wp:extent cx="6289519" cy="2195195"/>
+            <wp:effectExtent l="0" t="0" r="0" b="0"/>
+            <wp:docPr id="41" name="Picture 41"/>
+            <wp:cNvGraphicFramePr>
+              <a:graphicFrameLocks xmlns:a="http://schemas.openxmlformats.org/drawingml/2006/main" noChangeAspect="1"/>
+            </wp:cNvGraphicFramePr>
+            <a:graphic xmlns:a="http://schemas.openxmlformats.org/drawingml/2006/main">
+              <a:graphicData uri="http://schemas.openxmlformats.org/drawingml/2006/picture">
+                <pic:pic xmlns:pic="http://schemas.openxmlformats.org/drawingml/2006/picture">
+                  <pic:nvPicPr>
+                    <pic:cNvPr id="1" name=""/>
+                    <pic:cNvPicPr/>
+                  </pic:nvPicPr>
+                  <pic:blipFill>
+                    <a:blip r:embed="rId38"/>
+                    <a:stretch>
+                      <a:fillRect/>
+                    </a:stretch>
+                  </pic:blipFill>
+                  <pic:spPr>
+                    <a:xfrm>
+                      <a:off x="0" y="0"/>
+                      <a:ext cx="6298742" cy="2198414"/>
+                    </a:xfrm>
+                    <a:prstGeom prst="rect">
+                      <a:avLst/>
+                    </a:prstGeom>
+                  </pic:spPr>
+                </pic:pic>
+              </a:graphicData>
+            </a:graphic>
+          </wp:inline>
+        </w:drawing>
+      </w:r>
+    </w:p>
+    <w:p>
+      <w:pPr>
+        <w:pStyle w:val="ListParagraph"/>
+        <w:ind w:left="-270" w:firstLine="0"/>
+        <w:jc w:val="left"/>
+        <w:rPr>
+          <w:u w:val="single"/>
+          <w:lang w:val="sr-Latn-RS" w:bidi="he-IL"/>
+        </w:rPr>
+      </w:pPr>
+      <w:r>
+        <w:rPr>
+          <w:u w:val="single"/>
+          <w:lang w:val="sr-Latn-RS" w:bidi="he-IL"/>
+        </w:rPr>
+        <w:lastRenderedPageBreak/>
+        <w:drawing>
+          <wp:inline distT="0" distB="0" distL="0" distR="0" wp14:anchorId="2AA12CA0" wp14:editId="11D26D6C">
+            <wp:extent cx="6290728" cy="6048375"/>
+            <wp:effectExtent l="0" t="0" r="0" b="0"/>
+            <wp:docPr id="42" name="Picture 42"/>
+            <wp:cNvGraphicFramePr>
+              <a:graphicFrameLocks xmlns:a="http://schemas.openxmlformats.org/drawingml/2006/main" noChangeAspect="1"/>
+            </wp:cNvGraphicFramePr>
+            <a:graphic xmlns:a="http://schemas.openxmlformats.org/drawingml/2006/main">
+              <a:graphicData uri="http://schemas.openxmlformats.org/drawingml/2006/picture">
+                <pic:pic xmlns:pic="http://schemas.openxmlformats.org/drawingml/2006/picture">
+                  <pic:nvPicPr>
+                    <pic:cNvPr id="1" name=""/>
+                    <pic:cNvPicPr/>
+                  </pic:nvPicPr>
+                  <pic:blipFill>
+                    <a:blip r:embed="rId39"/>
+                    <a:stretch>
+                      <a:fillRect/>
+                    </a:stretch>
+                  </pic:blipFill>
+                  <pic:spPr>
+                    <a:xfrm>
+                      <a:off x="0" y="0"/>
+                      <a:ext cx="6304882" cy="6061984"/>
+                    </a:xfrm>
+                    <a:prstGeom prst="rect">
+                      <a:avLst/>
+                    </a:prstGeom>
+                  </pic:spPr>
+                </pic:pic>
+              </a:graphicData>
+            </a:graphic>
+          </wp:inline>
+        </w:drawing>
+      </w:r>
+    </w:p>
+    <w:p>
+      <w:pPr>
+        <w:pStyle w:val="ListParagraph"/>
+        <w:ind w:left="-270" w:firstLine="0"/>
+        <w:jc w:val="left"/>
+        <w:rPr>
+          <w:u w:val="single"/>
+          <w:lang w:val="sr-Latn-RS" w:bidi="he-IL"/>
+        </w:rPr>
+      </w:pPr>
+      <w:r>
+        <w:rPr>
+          <w:u w:val="single"/>
+          <w:lang w:val="sr-Latn-RS" w:bidi="he-IL"/>
+        </w:rPr>
+        <w:drawing>
+          <wp:inline distT="0" distB="0" distL="0" distR="0" wp14:anchorId="44B1C859" wp14:editId="0A961183">
+            <wp:extent cx="6289040" cy="2314575"/>
+            <wp:effectExtent l="0" t="0" r="0" b="9525"/>
+            <wp:docPr id="43" name="Picture 43"/>
+            <wp:cNvGraphicFramePr>
+              <a:graphicFrameLocks xmlns:a="http://schemas.openxmlformats.org/drawingml/2006/main" noChangeAspect="1"/>
+            </wp:cNvGraphicFramePr>
+            <a:graphic xmlns:a="http://schemas.openxmlformats.org/drawingml/2006/main">
+              <a:graphicData uri="http://schemas.openxmlformats.org/drawingml/2006/picture">
+                <pic:pic xmlns:pic="http://schemas.openxmlformats.org/drawingml/2006/picture">
+                  <pic:nvPicPr>
+                    <pic:cNvPr id="1" name=""/>
+                    <pic:cNvPicPr/>
+                  </pic:nvPicPr>
+                  <pic:blipFill>
+                    <a:blip r:embed="rId40"/>
+                    <a:stretch>
+                      <a:fillRect/>
+                    </a:stretch>
+                  </pic:blipFill>
+                  <pic:spPr>
+                    <a:xfrm>
+                      <a:off x="0" y="0"/>
+                      <a:ext cx="6450085" cy="2373845"/>
+                    </a:xfrm>
+                    <a:prstGeom prst="rect">
+                      <a:avLst/>
+                    </a:prstGeom>
+                  </pic:spPr>
+                </pic:pic>
+              </a:graphicData>
+            </a:graphic>
+          </wp:inline>
+        </w:drawing>
+      </w:r>
+    </w:p>
+    <w:p>
+      <w:pPr>
+        <w:pStyle w:val="ListParagraph"/>
+        <w:ind w:left="-270" w:firstLine="270"/>
+        <w:jc w:val="left"/>
+        <w:rPr>
+          <w:u w:val="single"/>
+          <w:lang w:val="sr-Latn-RS" w:bidi="he-IL"/>
+        </w:rPr>
+      </w:pPr>
+      <w:r>
+        <w:rPr>
+          <w:u w:val="single"/>
+          <w:lang w:val="sr-Latn-RS" w:bidi="he-IL"/>
+        </w:rPr>
+        <w:lastRenderedPageBreak/>
+        <w:t>SourceSink.h</w:t>
+      </w:r>
+    </w:p>
+    <w:p>
+      <w:pPr>
+        <w:pStyle w:val="ListParagraph"/>
+        <w:ind w:left="-270" w:firstLine="270"/>
+        <w:jc w:val="left"/>
+        <w:rPr>
+          <w:u w:val="single"/>
+          <w:lang w:val="sr-Latn-RS" w:bidi="he-IL"/>
+        </w:rPr>
+      </w:pPr>
+    </w:p>
+    <w:p>
+      <w:pPr>
+        <w:pStyle w:val="ListParagraph"/>
+        <w:ind w:left="-270" w:firstLine="0"/>
+        <w:jc w:val="left"/>
+        <w:rPr>
+          <w:u w:val="single"/>
+          <w:lang w:val="sr-Latn-RS" w:bidi="he-IL"/>
+        </w:rPr>
+      </w:pPr>
+      <w:r>
+        <w:rPr>
+          <w:u w:val="single"/>
+          <w:lang w:val="sr-Latn-RS" w:bidi="he-IL"/>
+        </w:rPr>
+        <w:drawing>
+          <wp:inline distT="0" distB="0" distL="0" distR="0" wp14:anchorId="5DE3A7EC" wp14:editId="60380BDD">
+            <wp:extent cx="6290310" cy="6305550"/>
+            <wp:effectExtent l="0" t="0" r="0" b="0"/>
+            <wp:docPr id="44" name="Picture 44"/>
+            <wp:cNvGraphicFramePr>
+              <a:graphicFrameLocks xmlns:a="http://schemas.openxmlformats.org/drawingml/2006/main" noChangeAspect="1"/>
+            </wp:cNvGraphicFramePr>
+            <a:graphic xmlns:a="http://schemas.openxmlformats.org/drawingml/2006/main">
+              <a:graphicData uri="http://schemas.openxmlformats.org/drawingml/2006/picture">
+                <pic:pic xmlns:pic="http://schemas.openxmlformats.org/drawingml/2006/picture">
+                  <pic:nvPicPr>
+                    <pic:cNvPr id="1" name=""/>
+                    <pic:cNvPicPr/>
+                  </pic:nvPicPr>
+                  <pic:blipFill>
+                    <a:blip r:embed="rId41"/>
+                    <a:stretch>
+                      <a:fillRect/>
+                    </a:stretch>
+                  </pic:blipFill>
+                  <pic:spPr>
+                    <a:xfrm>
+                      <a:off x="0" y="0"/>
+                      <a:ext cx="6293903" cy="6309152"/>
+                    </a:xfrm>
+                    <a:prstGeom prst="rect">
+                      <a:avLst/>
+                    </a:prstGeom>
+                  </pic:spPr>
+                </pic:pic>
+              </a:graphicData>
+            </a:graphic>
+          </wp:inline>
+        </w:drawing>
+      </w:r>
+    </w:p>
+    <w:p>
+      <w:pPr>
+        <w:pStyle w:val="ListParagraph"/>
+        <w:ind w:left="-270" w:firstLine="0"/>
+        <w:jc w:val="left"/>
+        <w:rPr>
+          <w:u w:val="single"/>
+          <w:lang w:val="sr-Latn-RS" w:bidi="he-IL"/>
+        </w:rPr>
+      </w:pPr>
+      <w:r>
+        <w:rPr>
+          <w:u w:val="single"/>
+          <w:lang w:val="sr-Latn-RS" w:bidi="he-IL"/>
+        </w:rPr>
+        <w:drawing>
+          <wp:inline distT="0" distB="0" distL="0" distR="0" wp14:anchorId="2EE7F377" wp14:editId="5D82606C">
+            <wp:extent cx="6291072" cy="740004"/>
+            <wp:effectExtent l="0" t="0" r="0" b="3175"/>
+            <wp:docPr id="45" name="Picture 45"/>
+            <wp:cNvGraphicFramePr>
+              <a:graphicFrameLocks xmlns:a="http://schemas.openxmlformats.org/drawingml/2006/main" noChangeAspect="1"/>
+            </wp:cNvGraphicFramePr>
+            <a:graphic xmlns:a="http://schemas.openxmlformats.org/drawingml/2006/main">
+              <a:graphicData uri="http://schemas.openxmlformats.org/drawingml/2006/picture">
+                <pic:pic xmlns:pic="http://schemas.openxmlformats.org/drawingml/2006/picture">
+                  <pic:nvPicPr>
+                    <pic:cNvPr id="1" name=""/>
+                    <pic:cNvPicPr/>
+                  </pic:nvPicPr>
+                  <pic:blipFill>
+                    <a:blip r:embed="rId42"/>
+                    <a:stretch>
+                      <a:fillRect/>
+                    </a:stretch>
+                  </pic:blipFill>
+                  <pic:spPr>
+                    <a:xfrm>
+                      <a:off x="0" y="0"/>
+                      <a:ext cx="6291072" cy="740004"/>
+                    </a:xfrm>
+                    <a:prstGeom prst="rect">
+                      <a:avLst/>
+                    </a:prstGeom>
+                  </pic:spPr>
+                </pic:pic>
+              </a:graphicData>
+            </a:graphic>
+          </wp:inline>
+        </w:drawing>
+      </w:r>
+    </w:p>
+    <w:p>
+      <w:pPr>
+        <w:pStyle w:val="ListParagraph"/>
+        <w:ind w:left="-270" w:firstLine="0"/>
+        <w:jc w:val="left"/>
+        <w:rPr>
+          <w:u w:val="single"/>
+          <w:lang w:val="sr-Latn-RS" w:bidi="he-IL"/>
+        </w:rPr>
+      </w:pPr>
+    </w:p>
+    <w:p>
+      <w:pPr>
+        <w:pStyle w:val="ListParagraph"/>
+        <w:ind w:left="-270" w:firstLine="0"/>
+        <w:jc w:val="left"/>
+        <w:rPr>
+          <w:u w:val="single"/>
+          <w:lang w:val="sr-Latn-RS" w:bidi="he-IL"/>
+        </w:rPr>
+      </w:pPr>
+    </w:p>
+    <w:p>
+      <w:pPr>
+        <w:pStyle w:val="ListParagraph"/>
+        <w:ind w:left="-270" w:firstLine="0"/>
+        <w:jc w:val="left"/>
+        <w:rPr>
+          <w:u w:val="single"/>
+          <w:lang w:val="sr-Latn-RS" w:bidi="he-IL"/>
+        </w:rPr>
+      </w:pPr>
+    </w:p>
+    <w:p>
+      <w:pPr>
+        <w:pStyle w:val="ListParagraph"/>
+        <w:ind w:left="-270" w:firstLine="0"/>
+        <w:jc w:val="left"/>
+        <w:rPr>
+          <w:u w:val="single"/>
+          <w:lang w:val="sr-Latn-RS" w:bidi="he-IL"/>
+        </w:rPr>
+      </w:pPr>
+    </w:p>
+    <w:p>
+      <w:pPr>
+        <w:pStyle w:val="ListParagraph"/>
+        <w:ind w:left="-270" w:firstLine="270"/>
+        <w:jc w:val="left"/>
+        <w:rPr>
+          <w:u w:val="single"/>
+          <w:lang w:val="sr-Latn-RS" w:bidi="he-IL"/>
+        </w:rPr>
+      </w:pPr>
+      <w:r>
+        <w:rPr>
+          <w:u w:val="single"/>
+          <w:lang w:val="sr-Latn-RS" w:bidi="he-IL"/>
+        </w:rPr>
+        <w:lastRenderedPageBreak/>
+        <w:t>SourceSink.cpp</w:t>
+      </w:r>
+    </w:p>
+    <w:p>
+      <w:pPr>
+        <w:pStyle w:val="ListParagraph"/>
+        <w:ind w:left="-270" w:firstLine="270"/>
+        <w:jc w:val="left"/>
+        <w:rPr>
+          <w:u w:val="single"/>
+          <w:lang w:val="sr-Latn-RS" w:bidi="he-IL"/>
+        </w:rPr>
+      </w:pPr>
+    </w:p>
+    <w:p>
+      <w:pPr>
+        <w:pStyle w:val="ListParagraph"/>
+        <w:ind w:left="-270" w:firstLine="0"/>
+        <w:jc w:val="left"/>
+        <w:rPr>
+          <w:u w:val="single"/>
+          <w:lang w:val="sr-Latn-RS" w:bidi="he-IL"/>
+        </w:rPr>
+      </w:pPr>
+      <w:r>
+        <w:rPr>
+          <w:u w:val="single"/>
+          <w:lang w:val="sr-Latn-RS" w:bidi="he-IL"/>
+        </w:rPr>
+        <w:drawing>
+          <wp:inline distT="0" distB="0" distL="0" distR="0" wp14:anchorId="61CE7BB3" wp14:editId="2E0598F7">
+            <wp:extent cx="6290762" cy="4695825"/>
+            <wp:effectExtent l="0" t="0" r="0" b="0"/>
+            <wp:docPr id="46" name="Picture 46"/>
+            <wp:cNvGraphicFramePr>
+              <a:graphicFrameLocks xmlns:a="http://schemas.openxmlformats.org/drawingml/2006/main" noChangeAspect="1"/>
+            </wp:cNvGraphicFramePr>
+            <a:graphic xmlns:a="http://schemas.openxmlformats.org/drawingml/2006/main">
+              <a:graphicData uri="http://schemas.openxmlformats.org/drawingml/2006/picture">
+                <pic:pic xmlns:pic="http://schemas.openxmlformats.org/drawingml/2006/picture">
+                  <pic:nvPicPr>
+                    <pic:cNvPr id="1" name=""/>
+                    <pic:cNvPicPr/>
+                  </pic:nvPicPr>
+                  <pic:blipFill>
+                    <a:blip r:embed="rId43"/>
+                    <a:stretch>
+                      <a:fillRect/>
+                    </a:stretch>
+                  </pic:blipFill>
+                  <pic:spPr>
+                    <a:xfrm>
+                      <a:off x="0" y="0"/>
+                      <a:ext cx="6303742" cy="4705514"/>
+                    </a:xfrm>
+                    <a:prstGeom prst="rect">
+                      <a:avLst/>
+                    </a:prstGeom>
+                  </pic:spPr>
+                </pic:pic>
+              </a:graphicData>
+            </a:graphic>
+          </wp:inline>
+        </w:drawing>
+      </w:r>
+    </w:p>
+    <w:p>
+      <w:pPr>
+        <w:pStyle w:val="ListParagraph"/>
+        <w:ind w:left="-270" w:firstLine="0"/>
+        <w:jc w:val="left"/>
+        <w:rPr>
+          <w:u w:val="single"/>
+          <w:lang w:val="sr-Latn-RS" w:bidi="he-IL"/>
+        </w:rPr>
+      </w:pPr>
+      <w:r>
+        <w:rPr>
+          <w:u w:val="single"/>
+          <w:lang w:val="sr-Latn-RS" w:bidi="he-IL"/>
+        </w:rPr>
+        <w:drawing>
+          <wp:inline distT="0" distB="0" distL="0" distR="0" wp14:anchorId="3BC9F9D9" wp14:editId="563B619C">
+            <wp:extent cx="6290263" cy="3237865"/>
+            <wp:effectExtent l="0" t="0" r="0" b="635"/>
+            <wp:docPr id="47" name="Picture 47"/>
+            <wp:cNvGraphicFramePr>
+              <a:graphicFrameLocks xmlns:a="http://schemas.openxmlformats.org/drawingml/2006/main" noChangeAspect="1"/>
+            </wp:cNvGraphicFramePr>
+            <a:graphic xmlns:a="http://schemas.openxmlformats.org/drawingml/2006/main">
+              <a:graphicData uri="http://schemas.openxmlformats.org/drawingml/2006/picture">
+                <pic:pic xmlns:pic="http://schemas.openxmlformats.org/drawingml/2006/picture">
+                  <pic:nvPicPr>
+                    <pic:cNvPr id="1" name=""/>
+                    <pic:cNvPicPr/>
+                  </pic:nvPicPr>
+                  <pic:blipFill>
+                    <a:blip r:embed="rId44"/>
+                    <a:stretch>
+                      <a:fillRect/>
+                    </a:stretch>
+                  </pic:blipFill>
+                  <pic:spPr>
+                    <a:xfrm>
+                      <a:off x="0" y="0"/>
+                      <a:ext cx="6299900" cy="3242826"/>
+                    </a:xfrm>
+                    <a:prstGeom prst="rect">
+                      <a:avLst/>
+                    </a:prstGeom>
+                  </pic:spPr>
+                </pic:pic>
+              </a:graphicData>
+            </a:graphic>
+          </wp:inline>
+        </w:drawing>
+      </w:r>
+    </w:p>
+    <w:p>
+      <w:pPr>
+        <w:pStyle w:val="ListParagraph"/>
+        <w:ind w:left="-270" w:firstLine="270"/>
+        <w:jc w:val="left"/>
+        <w:rPr>
+          <w:u w:val="single"/>
+          <w:lang w:val="sr-Latn-RS" w:bidi="he-IL"/>
+        </w:rPr>
+      </w:pPr>
+      <w:r>
+        <w:rPr>
+          <w:u w:val="single"/>
+          <w:lang w:val="sr-Latn-RS" w:bidi="he-IL"/>
+        </w:rPr>
+        <w:lastRenderedPageBreak/>
+        <w:t>Channel.h</w:t>
+      </w:r>
+    </w:p>
+    <w:p>
+      <w:pPr>
+        <w:pStyle w:val="ListParagraph"/>
+        <w:ind w:left="-270" w:firstLine="270"/>
+        <w:jc w:val="left"/>
+        <w:rPr>
+          <w:u w:val="single"/>
+          <w:lang w:val="sr-Latn-RS" w:bidi="he-IL"/>
+        </w:rPr>
+      </w:pPr>
+    </w:p>
+    <w:p>
+      <w:pPr>
+        <w:pStyle w:val="ListParagraph"/>
+        <w:ind w:left="-270" w:firstLine="0"/>
+        <w:jc w:val="left"/>
+        <w:rPr>
+          <w:u w:val="single"/>
+          <w:lang w:val="sr-Latn-RS" w:bidi="he-IL"/>
+        </w:rPr>
+      </w:pPr>
+      <w:r>
+        <w:rPr>
+          <w:u w:val="single"/>
+          <w:lang w:val="sr-Latn-RS" w:bidi="he-IL"/>
+        </w:rPr>
+        <w:drawing>
+          <wp:inline distT="0" distB="0" distL="0" distR="0" wp14:anchorId="1E0AA6EC" wp14:editId="1E6CF530">
+            <wp:extent cx="6291072" cy="4050948"/>
+            <wp:effectExtent l="0" t="0" r="0" b="6985"/>
+            <wp:docPr id="48" name="Picture 48"/>
+            <wp:cNvGraphicFramePr>
+              <a:graphicFrameLocks xmlns:a="http://schemas.openxmlformats.org/drawingml/2006/main" noChangeAspect="1"/>
+            </wp:cNvGraphicFramePr>
+            <a:graphic xmlns:a="http://schemas.openxmlformats.org/drawingml/2006/main">
+              <a:graphicData uri="http://schemas.openxmlformats.org/drawingml/2006/picture">
+                <pic:pic xmlns:pic="http://schemas.openxmlformats.org/drawingml/2006/picture">
+                  <pic:nvPicPr>
+                    <pic:cNvPr id="1" name=""/>
+                    <pic:cNvPicPr/>
+                  </pic:nvPicPr>
+                  <pic:blipFill>
+                    <a:blip r:embed="rId45"/>
+                    <a:stretch>
+                      <a:fillRect/>
+                    </a:stretch>
+                  </pic:blipFill>
+                  <pic:spPr>
+                    <a:xfrm>
+                      <a:off x="0" y="0"/>
+                      <a:ext cx="6291072" cy="4050948"/>
+                    </a:xfrm>
+                    <a:prstGeom prst="rect">
+                      <a:avLst/>
+                    </a:prstGeom>
+                  </pic:spPr>
+                </pic:pic>
+              </a:graphicData>
+            </a:graphic>
+          </wp:inline>
+        </w:drawing>
+      </w:r>
+    </w:p>
+    <w:p>
+      <w:pPr>
+        <w:pStyle w:val="ListParagraph"/>
+        <w:ind w:left="-270" w:firstLine="0"/>
+        <w:jc w:val="left"/>
+        <w:rPr>
+          <w:u w:val="single"/>
+          <w:lang w:val="sr-Latn-RS" w:bidi="he-IL"/>
+        </w:rPr>
+      </w:pPr>
+    </w:p>
+    <w:p>
+      <w:pPr>
+        <w:pStyle w:val="ListParagraph"/>
+        <w:ind w:left="-270" w:firstLine="0"/>
+        <w:jc w:val="left"/>
+        <w:rPr>
+          <w:u w:val="single"/>
+          <w:lang w:val="sr-Latn-RS" w:bidi="he-IL"/>
+        </w:rPr>
+      </w:pPr>
+    </w:p>
+    <w:p>
+      <w:pPr>
+        <w:pStyle w:val="ListParagraph"/>
+        <w:ind w:left="-270" w:firstLine="270"/>
+        <w:jc w:val="left"/>
+        <w:rPr>
+          <w:u w:val="single"/>
+          <w:lang w:val="sr-Latn-RS" w:bidi="he-IL"/>
+        </w:rPr>
+      </w:pPr>
+      <w:r>
+        <w:rPr>
+          <w:u w:val="single"/>
+          <w:lang w:val="sr-Latn-RS" w:bidi="he-IL"/>
+        </w:rPr>
+        <w:t>Channel.cpp</w:t>
+      </w:r>
+    </w:p>
+    <w:p>
+      <w:pPr>
+        <w:pStyle w:val="ListParagraph"/>
+        <w:ind w:left="-270" w:firstLine="270"/>
+        <w:jc w:val="left"/>
+        <w:rPr>
+          <w:u w:val="single"/>
+          <w:lang w:val="sr-Latn-RS" w:bidi="he-IL"/>
+        </w:rPr>
+      </w:pPr>
+    </w:p>
+    <w:p>
+      <w:pPr>
+        <w:pStyle w:val="ListParagraph"/>
+        <w:ind w:left="-270" w:firstLine="0"/>
+        <w:jc w:val="left"/>
+        <w:rPr>
+          <w:u w:val="single"/>
+          <w:lang w:val="sr-Latn-RS" w:bidi="he-IL"/>
+        </w:rPr>
+      </w:pPr>
+      <w:r>
+        <w:rPr>
+          <w:u w:val="single"/>
+          <w:lang w:val="sr-Latn-RS" w:bidi="he-IL"/>
+        </w:rPr>
+        <w:drawing>
+          <wp:inline distT="0" distB="0" distL="0" distR="0" wp14:anchorId="49F886D4" wp14:editId="2FE7F527">
+            <wp:extent cx="6291072" cy="2616714"/>
+            <wp:effectExtent l="0" t="0" r="0" b="0"/>
+            <wp:docPr id="49" name="Picture 49"/>
+            <wp:cNvGraphicFramePr>
+              <a:graphicFrameLocks xmlns:a="http://schemas.openxmlformats.org/drawingml/2006/main" noChangeAspect="1"/>
+            </wp:cNvGraphicFramePr>
+            <a:graphic xmlns:a="http://schemas.openxmlformats.org/drawingml/2006/main">
+              <a:graphicData uri="http://schemas.openxmlformats.org/drawingml/2006/picture">
+                <pic:pic xmlns:pic="http://schemas.openxmlformats.org/drawingml/2006/picture">
+                  <pic:nvPicPr>
+                    <pic:cNvPr id="1" name=""/>
+                    <pic:cNvPicPr/>
+                  </pic:nvPicPr>
+                  <pic:blipFill>
+                    <a:blip r:embed="rId46"/>
+                    <a:stretch>
+                      <a:fillRect/>
+                    </a:stretch>
+                  </pic:blipFill>
+                  <pic:spPr>
+                    <a:xfrm>
+                      <a:off x="0" y="0"/>
+                      <a:ext cx="6291072" cy="2616714"/>
+                    </a:xfrm>
+                    <a:prstGeom prst="rect">
+                      <a:avLst/>
+                    </a:prstGeom>
+                  </pic:spPr>
+                </pic:pic>
+              </a:graphicData>
+            </a:graphic>
+          </wp:inline>
+        </w:drawing>
+      </w:r>
+    </w:p>
+    <w:p>
+      <w:pPr>
+        <w:pStyle w:val="ListParagraph"/>
+        <w:ind w:left="-270" w:firstLine="0"/>
+        <w:jc w:val="left"/>
+        <w:rPr>
+          <w:u w:val="single"/>
+          <w:lang w:val="sr-Latn-RS" w:bidi="he-IL"/>
+        </w:rPr>
+      </w:pPr>
+    </w:p>
+    <w:p>
+      <w:pPr>
+        <w:pStyle w:val="ListParagraph"/>
+        <w:ind w:left="0" w:hanging="270"/>
+        <w:jc w:val="left"/>
+        <w:rPr>
+          <w:u w:val="single"/>
+          <w:lang w:val="sr-Latn-RS" w:bidi="he-IL"/>
+        </w:rPr>
+      </w:pPr>
+      <w:r>
+        <w:rPr>
+          <w:u w:val="single"/>
+          <w:lang w:val="sr-Latn-RS" w:bidi="he-IL"/>
+        </w:rPr>
+        <w:lastRenderedPageBreak/>
+        <w:drawing>
+          <wp:inline distT="0" distB="0" distL="0" distR="0" wp14:anchorId="665F148E" wp14:editId="3E9E0586">
+            <wp:extent cx="6291072" cy="1713036"/>
+            <wp:effectExtent l="0" t="0" r="0" b="1905"/>
+            <wp:docPr id="50" name="Picture 50"/>
+            <wp:cNvGraphicFramePr>
+              <a:graphicFrameLocks xmlns:a="http://schemas.openxmlformats.org/drawingml/2006/main" noChangeAspect="1"/>
+            </wp:cNvGraphicFramePr>
+            <a:graphic xmlns:a="http://schemas.openxmlformats.org/drawingml/2006/main">
+              <a:graphicData uri="http://schemas.openxmlformats.org/drawingml/2006/picture">
+                <pic:pic xmlns:pic="http://schemas.openxmlformats.org/drawingml/2006/picture">
+                  <pic:nvPicPr>
+                    <pic:cNvPr id="1" name=""/>
+                    <pic:cNvPicPr/>
+                  </pic:nvPicPr>
+                  <pic:blipFill>
+                    <a:blip r:embed="rId47"/>
+                    <a:stretch>
+                      <a:fillRect/>
+                    </a:stretch>
+                  </pic:blipFill>
+                  <pic:spPr>
+                    <a:xfrm>
+                      <a:off x="0" y="0"/>
+                      <a:ext cx="6291072" cy="1713036"/>
+                    </a:xfrm>
+                    <a:prstGeom prst="rect">
+                      <a:avLst/>
+                    </a:prstGeom>
+                  </pic:spPr>
+                </pic:pic>
+              </a:graphicData>
+            </a:graphic>
+          </wp:inline>
+        </w:drawing>
+      </w:r>
+      <w:r>
+        <w:rPr>
+          <w:u w:val="single"/>
+          <w:lang w:val="sr-Latn-RS" w:bidi="he-IL"/>
+        </w:rPr>
+        <w:br/>
+      </w:r>
+      <w:r>
+        <w:rPr>
+          <w:u w:val="single"/>
+          <w:lang w:val="sr-Latn-RS" w:bidi="he-IL"/>
+        </w:rPr>
+        <w:br/>
+      </w:r>
+      <w:r>
+        <w:rPr>
+          <w:u w:val="single"/>
+          <w:lang w:val="sr-Latn-RS" w:bidi="he-IL"/>
+        </w:rPr>
+        <w:br/>
+      </w:r>
+      <w:r>
+        <w:rPr>
+          <w:lang w:val="sr-Latn-RS" w:bidi="he-IL"/>
+        </w:rPr>
+        <w:t>Za analizu Gilbert-Eliotovog kanala, izmenjeni su sledeći fajlovi:</w:t>
+      </w:r>
+    </w:p>
+    <w:p>
+      <w:pPr>
+        <w:pStyle w:val="ListParagraph"/>
+        <w:ind w:left="0" w:hanging="270"/>
+        <w:jc w:val="left"/>
+        <w:rPr>
+          <w:u w:val="single"/>
+          <w:lang w:val="sr-Latn-RS" w:bidi="he-IL"/>
+        </w:rPr>
+      </w:pPr>
+    </w:p>
+    <w:p>
+      <w:pPr>
+        <w:pStyle w:val="ListParagraph"/>
+        <w:ind w:left="0" w:firstLine="0"/>
+        <w:rPr>
+          <w:u w:val="single"/>
+          <w:lang w:val="sr-Latn-RS" w:bidi="he-IL"/>
+        </w:rPr>
+      </w:pPr>
+      <w:r>
+        <w:rPr>
+          <w:u w:val="single"/>
+          <w:lang w:val="sr-Latn-RS" w:bidi="he-IL"/>
+        </w:rPr>
+        <w:t>Config.h</w:t>
+      </w:r>
+    </w:p>
+    <w:p>
+      <w:pPr>
+        <w:pStyle w:val="ListParagraph"/>
+        <w:ind w:left="0" w:firstLine="0"/>
+        <w:jc w:val="left"/>
+        <w:rPr>
+          <w:u w:val="single"/>
+          <w:lang w:bidi="he-IL"/>
+        </w:rPr>
+      </w:pPr>
+    </w:p>
+    <w:p>
+      <w:pPr>
+        <w:pStyle w:val="ListParagraph"/>
+        <w:ind w:left="-270" w:firstLine="0"/>
+        <w:jc w:val="left"/>
+        <w:rPr>
+          <w:u w:val="single"/>
+          <w:lang w:bidi="he-IL"/>
+        </w:rPr>
+      </w:pPr>
+      <w:r>
+        <w:rPr>
+          <w:u w:val="single"/>
+          <w:lang w:bidi="he-IL"/>
+        </w:rPr>
+        <w:drawing>
+          <wp:inline distT="0" distB="0" distL="0" distR="0" wp14:anchorId="46CA4693" wp14:editId="2697B14A">
+            <wp:extent cx="6290676" cy="4972050"/>
+            <wp:effectExtent l="0" t="0" r="0" b="0"/>
+            <wp:docPr id="51" name="Picture 51"/>
+            <wp:cNvGraphicFramePr>
+              <a:graphicFrameLocks xmlns:a="http://schemas.openxmlformats.org/drawingml/2006/main" noChangeAspect="1"/>
+            </wp:cNvGraphicFramePr>
+            <a:graphic xmlns:a="http://schemas.openxmlformats.org/drawingml/2006/main">
+              <a:graphicData uri="http://schemas.openxmlformats.org/drawingml/2006/picture">
+                <pic:pic xmlns:pic="http://schemas.openxmlformats.org/drawingml/2006/picture">
+                  <pic:nvPicPr>
+                    <pic:cNvPr id="1" name=""/>
+                    <pic:cNvPicPr/>
+                  </pic:nvPicPr>
+                  <pic:blipFill>
+                    <a:blip r:embed="rId48"/>
+                    <a:stretch>
+                      <a:fillRect/>
+                    </a:stretch>
+                  </pic:blipFill>
+                  <pic:spPr>
+                    <a:xfrm>
+                      <a:off x="0" y="0"/>
+                      <a:ext cx="6297294" cy="4977281"/>
+                    </a:xfrm>
+                    <a:prstGeom prst="rect">
+                      <a:avLst/>
+                    </a:prstGeom>
+                  </pic:spPr>
+                </pic:pic>
+              </a:graphicData>
+            </a:graphic>
+          </wp:inline>
+        </w:drawing>
+      </w:r>
+    </w:p>
+    <w:p>
+      <w:pPr>
+        <w:pStyle w:val="ListParagraph"/>
+        <w:ind w:left="-270" w:firstLine="0"/>
+        <w:jc w:val="left"/>
+        <w:rPr>
+          <w:u w:val="single"/>
+          <w:lang w:bidi="he-IL"/>
+        </w:rPr>
+      </w:pPr>
+    </w:p>
+    <w:p>
+      <w:pPr>
+        <w:pStyle w:val="ListParagraph"/>
+        <w:ind w:left="-270" w:firstLine="270"/>
+        <w:jc w:val="left"/>
+        <w:rPr>
+          <w:u w:val="single"/>
+          <w:lang w:val="sr-Latn-RS" w:bidi="he-IL"/>
+        </w:rPr>
+      </w:pPr>
+      <w:r>
+        <w:rPr>
+          <w:u w:val="single"/>
+          <w:lang w:val="sr-Latn-RS" w:bidi="he-IL"/>
+        </w:rPr>
+        <w:lastRenderedPageBreak/>
+        <w:t>Channel.h</w:t>
+      </w:r>
+    </w:p>
+    <w:p>
+      <w:pPr>
+        <w:pStyle w:val="ListParagraph"/>
+        <w:ind w:left="-270" w:firstLine="0"/>
+        <w:jc w:val="left"/>
+        <w:rPr>
+          <w:u w:val="single"/>
+          <w:lang w:bidi="he-IL"/>
+        </w:rPr>
+      </w:pPr>
+    </w:p>
+    <w:p>
+      <w:pPr>
+        <w:pStyle w:val="ListParagraph"/>
+        <w:ind w:left="-270" w:firstLine="0"/>
+        <w:jc w:val="left"/>
+        <w:rPr>
+          <w:u w:val="single"/>
+          <w:lang w:bidi="he-IL"/>
+        </w:rPr>
+      </w:pPr>
+      <w:r>
+        <w:rPr>
+          <w:u w:val="single"/>
+          <w:lang w:bidi="he-IL"/>
+        </w:rPr>
+        <w:drawing>
+          <wp:inline distT="0" distB="0" distL="0" distR="0" wp14:anchorId="77EFE056" wp14:editId="7541F34A">
+            <wp:extent cx="6290945" cy="5962650"/>
+            <wp:effectExtent l="0" t="0" r="0" b="0"/>
+            <wp:docPr id="52" name="Picture 52"/>
+            <wp:cNvGraphicFramePr>
+              <a:graphicFrameLocks xmlns:a="http://schemas.openxmlformats.org/drawingml/2006/main" noChangeAspect="1"/>
+            </wp:cNvGraphicFramePr>
+            <a:graphic xmlns:a="http://schemas.openxmlformats.org/drawingml/2006/main">
+              <a:graphicData uri="http://schemas.openxmlformats.org/drawingml/2006/picture">
+                <pic:pic xmlns:pic="http://schemas.openxmlformats.org/drawingml/2006/picture">
+                  <pic:nvPicPr>
+                    <pic:cNvPr id="1" name=""/>
+                    <pic:cNvPicPr/>
+                  </pic:nvPicPr>
+                  <pic:blipFill>
+                    <a:blip r:embed="rId49"/>
+                    <a:stretch>
+                      <a:fillRect/>
+                    </a:stretch>
+                  </pic:blipFill>
+                  <pic:spPr>
+                    <a:xfrm>
+                      <a:off x="0" y="0"/>
+                      <a:ext cx="6291077" cy="5962775"/>
+                    </a:xfrm>
+                    <a:prstGeom prst="rect">
+                      <a:avLst/>
+                    </a:prstGeom>
+                  </pic:spPr>
+                </pic:pic>
+              </a:graphicData>
+            </a:graphic>
+          </wp:inline>
+        </w:drawing>
+      </w:r>
+    </w:p>
+    <w:p>
+      <w:pPr>
+        <w:pStyle w:val="ListParagraph"/>
+        <w:ind w:left="-270" w:firstLine="0"/>
+        <w:jc w:val="left"/>
+        <w:rPr>
+          <w:u w:val="single"/>
+          <w:lang w:bidi="he-IL"/>
+        </w:rPr>
+      </w:pPr>
+    </w:p>
+    <w:p>
+      <w:pPr>
+        <w:pStyle w:val="ListParagraph"/>
+        <w:ind w:left="-270" w:firstLine="270"/>
+        <w:jc w:val="left"/>
+        <w:rPr>
+          <w:u w:val="single"/>
+          <w:lang w:bidi="he-IL"/>
+        </w:rPr>
+      </w:pPr>
+      <w:r>
+        <w:rPr>
+          <w:u w:val="single"/>
+          <w:lang w:bidi="he-IL"/>
+        </w:rPr>
+        <w:t>Channel.cpp</w:t>
+      </w:r>
+    </w:p>
+    <w:p>
+      <w:pPr>
+        <w:pStyle w:val="ListParagraph"/>
+        <w:ind w:left="-270" w:firstLine="0"/>
+        <w:jc w:val="left"/>
+        <w:rPr>
+          <w:u w:val="single"/>
+          <w:lang w:bidi="he-IL"/>
+        </w:rPr>
+      </w:pPr>
+    </w:p>
+    <w:p>
+      <w:pPr>
+        <w:pStyle w:val="ListParagraph"/>
+        <w:ind w:left="-270" w:firstLine="0"/>
+        <w:jc w:val="left"/>
+        <w:rPr>
+          <w:u w:val="single"/>
+          <w:lang w:bidi="he-IL"/>
+        </w:rPr>
+      </w:pPr>
+      <w:r>
+        <w:rPr>
+          <w:u w:val="single"/>
+          <w:lang w:bidi="he-IL"/>
+        </w:rPr>
+        <w:drawing>
+          <wp:inline distT="0" distB="0" distL="0" distR="0" wp14:anchorId="1B1D741C" wp14:editId="53FC14E3">
+            <wp:extent cx="6288830" cy="1295400"/>
+            <wp:effectExtent l="0" t="0" r="0" b="0"/>
+            <wp:docPr id="53" name="Picture 53"/>
+            <wp:cNvGraphicFramePr>
+              <a:graphicFrameLocks xmlns:a="http://schemas.openxmlformats.org/drawingml/2006/main" noChangeAspect="1"/>
+            </wp:cNvGraphicFramePr>
+            <a:graphic xmlns:a="http://schemas.openxmlformats.org/drawingml/2006/main">
+              <a:graphicData uri="http://schemas.openxmlformats.org/drawingml/2006/picture">
+                <pic:pic xmlns:pic="http://schemas.openxmlformats.org/drawingml/2006/picture">
+                  <pic:nvPicPr>
+                    <pic:cNvPr id="1" name=""/>
+                    <pic:cNvPicPr/>
+                  </pic:nvPicPr>
+                  <pic:blipFill rotWithShape="1">
+                    <a:blip r:embed="rId50"/>
+                    <a:srcRect b="75607"/>
+                    <a:stretch/>
+                  </pic:blipFill>
+                  <pic:spPr bwMode="auto">
+                    <a:xfrm>
+                      <a:off x="0" y="0"/>
+                      <a:ext cx="6297876" cy="1297263"/>
+                    </a:xfrm>
+                    <a:prstGeom prst="rect">
+                      <a:avLst/>
+                    </a:prstGeom>
+                    <a:ln>
+                      <a:noFill/>
+                    </a:ln>
+                    <a:extLst>
+                      <a:ext uri="{53640926-AAD7-44D8-BBD7-CCE9431645EC}">
+                        <a14:shadowObscured xmlns:a14="http://schemas.microsoft.com/office/drawing/2010/main"/>
+                      </a:ext>
+                    </a:extLst>
+                  </pic:spPr>
+                </pic:pic>
+              </a:graphicData>
+            </a:graphic>
+          </wp:inline>
+        </w:drawing>
+      </w:r>
+    </w:p>
+    <w:p>
+      <w:pPr>
+        <w:pStyle w:val="ListParagraph"/>
+        <w:ind w:left="-270" w:firstLine="0"/>
+        <w:jc w:val="left"/>
+        <w:rPr>
+          <w:u w:val="single"/>
+          <w:lang w:bidi="he-IL"/>
+        </w:rPr>
+      </w:pPr>
+    </w:p>
+    <w:p>
+      <w:pPr>
+        <w:pStyle w:val="ListParagraph"/>
+        <w:ind w:left="-270" w:firstLine="0"/>
+        <w:jc w:val="left"/>
+        <w:rPr>
+          <w:u w:val="single"/>
+          <w:lang w:bidi="he-IL"/>
+        </w:rPr>
+      </w:pPr>
+    </w:p>
+    <w:p>
+      <w:pPr>
+        <w:pStyle w:val="ListParagraph"/>
+        <w:ind w:left="-270" w:firstLine="0"/>
+        <w:jc w:val="left"/>
+        <w:rPr>
+          <w:u w:val="single"/>
+          <w:lang w:bidi="he-IL"/>
+        </w:rPr>
+      </w:pPr>
+      <w:r>
+        <w:rPr>
+          <w:u w:val="single"/>
+          <w:lang w:bidi="he-IL"/>
+        </w:rPr>
+        <w:drawing>
+          <wp:inline distT="0" distB="0" distL="0" distR="0" wp14:anchorId="12F82A93" wp14:editId="68C6847D">
+            <wp:extent cx="6291072" cy="3754808"/>
+            <wp:effectExtent l="0" t="0" r="0" b="0"/>
+            <wp:docPr id="55" name="Picture 55"/>
+            <wp:cNvGraphicFramePr>
+              <a:graphicFrameLocks xmlns:a="http://schemas.openxmlformats.org/drawingml/2006/main" noChangeAspect="1"/>
+            </wp:cNvGraphicFramePr>
+            <a:graphic xmlns:a="http://schemas.openxmlformats.org/drawingml/2006/main">
+              <a:graphicData uri="http://schemas.openxmlformats.org/drawingml/2006/picture">
+                <pic:pic xmlns:pic="http://schemas.openxmlformats.org/drawingml/2006/picture">
+                  <pic:nvPicPr>
+                    <pic:cNvPr id="1" name=""/>
+                    <pic:cNvPicPr/>
+                  </pic:nvPicPr>
+                  <pic:blipFill>
+                    <a:blip r:embed="rId51"/>
+                    <a:stretch>
+                      <a:fillRect/>
+                    </a:stretch>
+                  </pic:blipFill>
+                  <pic:spPr>
+                    <a:xfrm>
+                      <a:off x="0" y="0"/>
+                      <a:ext cx="6291072" cy="3754808"/>
+                    </a:xfrm>
+                    <a:prstGeom prst="rect">
+                      <a:avLst/>
+                    </a:prstGeom>
+                  </pic:spPr>
+                </pic:pic>
+              </a:graphicData>
+            </a:graphic>
+          </wp:inline>
+        </w:drawing>
+      </w:r>
+    </w:p>
+    <w:p>
+      <w:pPr>
+        <w:pStyle w:val="ListParagraph"/>
+        <w:ind w:left="-270" w:firstLine="0"/>
+        <w:jc w:val="left"/>
+        <w:rPr>
+          <w:u w:val="single"/>
+          <w:lang w:bidi="he-IL"/>
+        </w:rPr>
+      </w:pPr>
+      <w:r>
+        <w:rPr>
+          <w:u w:val="single"/>
+          <w:lang w:bidi="he-IL"/>
+        </w:rPr>
+        <w:drawing>
+          <wp:inline distT="0" distB="0" distL="0" distR="0" wp14:anchorId="5A445002" wp14:editId="502C4455">
+            <wp:extent cx="6290849" cy="3705225"/>
+            <wp:effectExtent l="0" t="0" r="0" b="0"/>
+            <wp:docPr id="56" name="Picture 56"/>
+            <wp:cNvGraphicFramePr>
+              <a:graphicFrameLocks xmlns:a="http://schemas.openxmlformats.org/drawingml/2006/main" noChangeAspect="1"/>
+            </wp:cNvGraphicFramePr>
+            <a:graphic xmlns:a="http://schemas.openxmlformats.org/drawingml/2006/main">
+              <a:graphicData uri="http://schemas.openxmlformats.org/drawingml/2006/picture">
+                <pic:pic xmlns:pic="http://schemas.openxmlformats.org/drawingml/2006/picture">
+                  <pic:nvPicPr>
+                    <pic:cNvPr id="1" name=""/>
+                    <pic:cNvPicPr/>
+                  </pic:nvPicPr>
+                  <pic:blipFill>
+                    <a:blip r:embed="rId52"/>
+                    <a:stretch>
+                      <a:fillRect/>
+                    </a:stretch>
+                  </pic:blipFill>
+                  <pic:spPr>
+                    <a:xfrm>
+                      <a:off x="0" y="0"/>
+                      <a:ext cx="6298082" cy="3709485"/>
+                    </a:xfrm>
+                    <a:prstGeom prst="rect">
+                      <a:avLst/>
+                    </a:prstGeom>
+                  </pic:spPr>
+                </pic:pic>
+              </a:graphicData>
+            </a:graphic>
+          </wp:inline>
+        </w:drawing>
+      </w:r>
+    </w:p>
+    <w:p>
+      <w:pPr>
+        <w:pStyle w:val="ListParagraph"/>
+        <w:ind w:left="-270" w:firstLine="0"/>
+        <w:jc w:val="left"/>
+        <w:rPr>
+          <w:u w:val="single"/>
+          <w:lang w:bidi="he-IL"/>
         </w:rPr>
       </w:pPr>
     </w:p>
     <w:sectPr>
-      <w:headerReference w:type="even" r:id="rId19"/>
-      <w:headerReference w:type="default" r:id="rId20"/>
-      <w:footerReference w:type="even" r:id="rId21"/>
-      <w:footerReference w:type="default" r:id="rId22"/>
-      <w:headerReference w:type="first" r:id="rId23"/>
-      <w:footerReference w:type="first" r:id="rId24"/>
+      <w:headerReference w:type="default" r:id="rId53"/>
+      <w:footerReference w:type="even" r:id="rId54"/>
+      <w:footerReference w:type="default" r:id="rId55"/>
       <w:pgSz w:w="11906" w:h="16838" w:code="9"/>
       <w:pgMar w:top="1883" w:right="1417" w:bottom="1417" w:left="1418" w:header="708" w:footer="708" w:gutter="0"/>
       <w:pgBorders w:display="firstPage" w:offsetFrom="page">
@@ -18038,7 +21838,7 @@
         <w:bottom w:val="single" w:sz="18" w:space="24" w:color="auto"/>
         <w:right w:val="single" w:sz="18" w:space="24" w:color="auto"/>
       </w:pgBorders>
-      <w:pgNumType w:chapStyle="1"/>
+      <w:pgNumType w:start="0"/>
       <w:cols w:space="708"/>
       <w:titlePg/>
       <w:docGrid w:linePitch="360"/>
@@ -18119,7 +21919,7 @@
     </w:pPr>
     <w:r>
       <w:pict>
-        <v:rect id="_x0000_i1028" style="width:0;height:1.5pt" o:hralign="center" o:hrstd="t" o:hr="t" fillcolor="#a0a0a0" stroked="f"/>
+        <v:rect id="_x0000_i1030" style="width:0;height:1.5pt" o:hralign="center" o:hrstd="t" o:hr="t" fillcolor="#a0a0a0" stroked="f"/>
       </w:pict>
     </w:r>
   </w:p>
@@ -18153,7 +21953,7 @@
       <w:rPr>
         <w:rStyle w:val="PageNumber"/>
       </w:rPr>
-      <w:t>21</w:t>
+      <w:t>25</w:t>
     </w:r>
     <w:r>
       <w:rPr>
@@ -18170,16 +21970,6 @@
 </w:ftr>
 </file>
 
-<file path=word/footer3.xml><?xml version="1.0" encoding="utf-8"?>
-<w:ftr xmlns:wpc="http://schemas.microsoft.com/office/word/2010/wordprocessingCanvas" xmlns:mc="http://schemas.openxmlformats.org/markup-compatibility/2006" xmlns:o="urn:schemas-microsoft-com:office:office" xmlns:r="http://schemas.openxmlformats.org/officeDocument/2006/relationships" xmlns:m="http://schemas.openxmlformats.org/officeDocument/2006/math" xmlns:v="urn:schemas-microsoft-com:vml" xmlns:wp14="http://schemas.microsoft.com/office/word/2010/wordprocessingDrawing" xmlns:wp="http://schemas.openxmlformats.org/drawingml/2006/wordprocessingDrawing" xmlns:w10="urn:schemas-microsoft-com:office:word" xmlns:w="http://schemas.openxmlformats.org/wordprocessingml/2006/main" xmlns:w14="http://schemas.microsoft.com/office/word/2010/wordml" xmlns:w15="http://schemas.microsoft.com/office/word/2012/wordml" xmlns:wpg="http://schemas.microsoft.com/office/word/2010/wordprocessingGroup" xmlns:wpi="http://schemas.microsoft.com/office/word/2010/wordprocessingInk" xmlns:wne="http://schemas.microsoft.com/office/word/2006/wordml" xmlns:wps="http://schemas.microsoft.com/office/word/2010/wordprocessingShape" mc:Ignorable="w14 w15 wp14">
-  <w:p>
-    <w:pPr>
-      <w:pStyle w:val="Footer"/>
-    </w:pPr>
-  </w:p>
-</w:ftr>
-</file>
-
 <file path=word/footnotes.xml><?xml version="1.0" encoding="utf-8"?>
 <w:footnotes xmlns:wpc="http://schemas.microsoft.com/office/word/2010/wordprocessingCanvas" xmlns:mc="http://schemas.openxmlformats.org/markup-compatibility/2006" xmlns:o="urn:schemas-microsoft-com:office:office" xmlns:r="http://schemas.openxmlformats.org/officeDocument/2006/relationships" xmlns:m="http://schemas.openxmlformats.org/officeDocument/2006/math" xmlns:v="urn:schemas-microsoft-com:vml" xmlns:wp14="http://schemas.microsoft.com/office/word/2010/wordprocessingDrawing" xmlns:wp="http://schemas.openxmlformats.org/drawingml/2006/wordprocessingDrawing" xmlns:w10="urn:schemas-microsoft-com:office:word" xmlns:w="http://schemas.openxmlformats.org/wordprocessingml/2006/main" xmlns:w14="http://schemas.microsoft.com/office/word/2010/wordml" xmlns:w15="http://schemas.microsoft.com/office/word/2012/wordml" xmlns:wpg="http://schemas.microsoft.com/office/word/2010/wordprocessingGroup" xmlns:wpi="http://schemas.microsoft.com/office/word/2010/wordprocessingInk" xmlns:wne="http://schemas.microsoft.com/office/word/2006/wordml" xmlns:wps="http://schemas.microsoft.com/office/word/2010/wordprocessingShape" mc:Ignorable="w14 w15 wp14">
   <w:footnote w:type="separator" w:id="-1">
@@ -18202,16 +21992,6 @@
 </file>
 
 <file path=word/header1.xml><?xml version="1.0" encoding="utf-8"?>
-<w:hdr xmlns:wpc="http://schemas.microsoft.com/office/word/2010/wordprocessingCanvas" xmlns:mc="http://schemas.openxmlformats.org/markup-compatibility/2006" xmlns:o="urn:schemas-microsoft-com:office:office" xmlns:r="http://schemas.openxmlformats.org/officeDocument/2006/relationships" xmlns:m="http://schemas.openxmlformats.org/officeDocument/2006/math" xmlns:v="urn:schemas-microsoft-com:vml" xmlns:wp14="http://schemas.microsoft.com/office/word/2010/wordprocessingDrawing" xmlns:wp="http://schemas.openxmlformats.org/drawingml/2006/wordprocessingDrawing" xmlns:w10="urn:schemas-microsoft-com:office:word" xmlns:w="http://schemas.openxmlformats.org/wordprocessingml/2006/main" xmlns:w14="http://schemas.microsoft.com/office/word/2010/wordml" xmlns:w15="http://schemas.microsoft.com/office/word/2012/wordml" xmlns:wpg="http://schemas.microsoft.com/office/word/2010/wordprocessingGroup" xmlns:wpi="http://schemas.microsoft.com/office/word/2010/wordprocessingInk" xmlns:wne="http://schemas.microsoft.com/office/word/2006/wordml" xmlns:wps="http://schemas.microsoft.com/office/word/2010/wordprocessingShape" mc:Ignorable="w14 w15 wp14">
-  <w:p>
-    <w:pPr>
-      <w:pStyle w:val="Header"/>
-    </w:pPr>
-  </w:p>
-</w:hdr>
-</file>
-
-<file path=word/header2.xml><?xml version="1.0" encoding="utf-8"?>
 <w:hdr xmlns:wpc="http://schemas.microsoft.com/office/word/2010/wordprocessingCanvas" xmlns:mc="http://schemas.openxmlformats.org/markup-compatibility/2006" xmlns:o="urn:schemas-microsoft-com:office:office" xmlns:r="http://schemas.openxmlformats.org/officeDocument/2006/relationships" xmlns:m="http://schemas.openxmlformats.org/officeDocument/2006/math" xmlns:v="urn:schemas-microsoft-com:vml" xmlns:wp14="http://schemas.microsoft.com/office/word/2010/wordprocessingDrawing" xmlns:wp="http://schemas.openxmlformats.org/drawingml/2006/wordprocessingDrawing" xmlns:w10="urn:schemas-microsoft-com:office:word" xmlns:w="http://schemas.openxmlformats.org/wordprocessingml/2006/main" xmlns:w14="http://schemas.microsoft.com/office/word/2010/wordml" xmlns:w15="http://schemas.microsoft.com/office/word/2012/wordml" xmlns:wpg="http://schemas.microsoft.com/office/word/2010/wordprocessingGroup" xmlns:wpi="http://schemas.microsoft.com/office/word/2010/wordprocessingInk" xmlns:wne="http://schemas.microsoft.com/office/word/2006/wordml" xmlns:wps="http://schemas.microsoft.com/office/word/2010/wordprocessingShape" mc:Ignorable="w14 w15 wp14">
   <w:p>
     <w:pPr>
@@ -18227,19 +22007,9 @@
     </w:r>
     <w:r>
       <w:pict>
-        <v:rect id="_x0000_i1027" style="width:0;height:1.5pt" o:hralign="center" o:hrstd="t" o:hr="t" fillcolor="#a0a0a0" stroked="f"/>
+        <v:rect id="_x0000_i1029" style="width:0;height:1.5pt" o:hralign="center" o:hrstd="t" o:hr="t" fillcolor="#a0a0a0" stroked="f"/>
       </w:pict>
     </w:r>
-  </w:p>
-</w:hdr>
-</file>
-
-<file path=word/header3.xml><?xml version="1.0" encoding="utf-8"?>
-<w:hdr xmlns:wpc="http://schemas.microsoft.com/office/word/2010/wordprocessingCanvas" xmlns:mc="http://schemas.openxmlformats.org/markup-compatibility/2006" xmlns:o="urn:schemas-microsoft-com:office:office" xmlns:r="http://schemas.openxmlformats.org/officeDocument/2006/relationships" xmlns:m="http://schemas.openxmlformats.org/officeDocument/2006/math" xmlns:v="urn:schemas-microsoft-com:vml" xmlns:wp14="http://schemas.microsoft.com/office/word/2010/wordprocessingDrawing" xmlns:wp="http://schemas.openxmlformats.org/drawingml/2006/wordprocessingDrawing" xmlns:w10="urn:schemas-microsoft-com:office:word" xmlns:w="http://schemas.openxmlformats.org/wordprocessingml/2006/main" xmlns:w14="http://schemas.microsoft.com/office/word/2010/wordml" xmlns:w15="http://schemas.microsoft.com/office/word/2012/wordml" xmlns:wpg="http://schemas.microsoft.com/office/word/2010/wordprocessingGroup" xmlns:wpi="http://schemas.microsoft.com/office/word/2010/wordprocessingInk" xmlns:wne="http://schemas.microsoft.com/office/word/2006/wordml" xmlns:wps="http://schemas.microsoft.com/office/word/2010/wordprocessingShape" mc:Ignorable="w14 w15 wp14">
-  <w:p>
-    <w:pPr>
-      <w:pStyle w:val="Header"/>
-    </w:pPr>
   </w:p>
 </w:hdr>
 </file>
@@ -21797,7 +25567,7 @@
     <w:lsdException w:name="index 9" w:semiHidden="1" w:unhideWhenUsed="1"/>
     <w:lsdException w:name="toc 1" w:locked="1" w:semiHidden="1" w:uiPriority="39" w:unhideWhenUsed="1"/>
     <w:lsdException w:name="toc 2" w:locked="1" w:semiHidden="1" w:uiPriority="39" w:unhideWhenUsed="1"/>
-    <w:lsdException w:name="toc 3" w:locked="1" w:semiHidden="1" w:unhideWhenUsed="1"/>
+    <w:lsdException w:name="toc 3" w:locked="1" w:semiHidden="1" w:uiPriority="39" w:unhideWhenUsed="1"/>
     <w:lsdException w:name="toc 4" w:locked="1" w:semiHidden="1" w:unhideWhenUsed="1"/>
     <w:lsdException w:name="toc 5" w:locked="1" w:semiHidden="1" w:unhideWhenUsed="1"/>
     <w:lsdException w:name="toc 6" w:locked="1" w:semiHidden="1" w:unhideWhenUsed="1"/>
@@ -22261,6 +26031,7 @@
   <w:style w:type="character" w:default="1" w:styleId="DefaultParagraphFont">
     <w:name w:val="Default Paragraph Font"/>
     <w:uiPriority w:val="1"/>
+    <w:semiHidden/>
     <w:unhideWhenUsed/>
   </w:style>
   <w:style w:type="table" w:default="1" w:styleId="TableNormal">
@@ -22539,7 +26310,7 @@
     <w:basedOn w:val="Normal"/>
     <w:next w:val="Normal"/>
     <w:autoRedefine/>
-    <w:semiHidden/>
+    <w:uiPriority w:val="39"/>
     <w:locked/>
     <w:rsid w:val="00C436ED"/>
     <w:pPr>
@@ -22935,7 +26706,7 @@
 </file>
 
 <file path=customXml/itemProps1.xml><?xml version="1.0" encoding="utf-8"?>
-<ds:datastoreItem xmlns:ds="http://schemas.openxmlformats.org/officeDocument/2006/customXml" ds:itemID="{DC4A2CBC-8C1A-423E-8554-23670FCF89E1}">
+<ds:datastoreItem xmlns:ds="http://schemas.openxmlformats.org/officeDocument/2006/customXml" ds:itemID="{738B7896-E84C-44DE-9E06-A82E6CF2F704}">
   <ds:schemaRefs>
     <ds:schemaRef ds:uri="http://schemas.openxmlformats.org/officeDocument/2006/bibliography"/>
   </ds:schemaRefs>

--- a/Jelena Bakic 2023.docx
+++ b/Jelena Bakic 2023.docx
@@ -38,6 +38,15 @@
                 <w:lang w:val="sr-Latn-RS" w:bidi="he-IL"/>
               </w:rPr>
             </w:pPr>
+            <w:r>
+              <w:rPr>
+                <w:rFonts w:cs="Miriam"/>
+                <w:sz w:val="24"/>
+                <w:szCs w:val="24"/>
+                <w:lang w:val="sr-Latn-RS" w:bidi="he-IL"/>
+              </w:rPr>
+              <w:t>,</w:t>
+            </w:r>
             <w:r>
               <w:rPr>
                 <w:rFonts w:cs="Miriam"/>
@@ -270,6 +279,8 @@
           <w:lang w:val="sr-Latn-RS" w:bidi="he-IL"/>
         </w:rPr>
       </w:pPr>
+      <w:bookmarkStart w:id="0" w:name="_GoBack"/>
+      <w:bookmarkEnd w:id="0"/>
     </w:p>
     <w:p>
       <w:pPr>
@@ -684,11 +695,11 @@
           <w:lang w:val="sr-Latn-RS"/>
         </w:rPr>
       </w:pPr>
-      <w:bookmarkStart w:id="0" w:name="_Toc493242666"/>
-      <w:bookmarkStart w:id="1" w:name="_Toc125197670"/>
-      <w:bookmarkStart w:id="2" w:name="_Toc125197729"/>
-      <w:bookmarkStart w:id="3" w:name="_Toc125836635"/>
-      <w:bookmarkStart w:id="4" w:name="_Toc126327765"/>
+      <w:bookmarkStart w:id="1" w:name="_Toc493242666"/>
+      <w:bookmarkStart w:id="2" w:name="_Toc125197670"/>
+      <w:bookmarkStart w:id="3" w:name="_Toc125197729"/>
+      <w:bookmarkStart w:id="4" w:name="_Toc125836635"/>
+      <w:bookmarkStart w:id="5" w:name="_Toc126489862"/>
       <w:r>
         <w:rPr>
           <w:lang w:val="sr-Latn-RS"/>
@@ -696,11 +707,11 @@
         <w:lastRenderedPageBreak/>
         <w:t>SADRŽAJ</w:t>
       </w:r>
-      <w:bookmarkEnd w:id="0"/>
       <w:bookmarkEnd w:id="1"/>
       <w:bookmarkEnd w:id="2"/>
       <w:bookmarkEnd w:id="3"/>
       <w:bookmarkEnd w:id="4"/>
+      <w:bookmarkEnd w:id="5"/>
     </w:p>
     <w:p>
       <w:pPr>
@@ -742,7 +753,7 @@
         </w:rPr>
         <w:fldChar w:fldCharType="separate"/>
       </w:r>
-      <w:hyperlink w:anchor="_Toc126327765" w:history="1">
+      <w:hyperlink w:anchor="_Toc126489862" w:history="1">
         <w:r>
           <w:rPr>
             <w:rStyle w:val="Hyperlink"/>
@@ -766,7 +777,7 @@
           <w:rPr>
             <w:webHidden/>
           </w:rPr>
-          <w:instrText xml:space="preserve"> PAGEREF _Toc126327765 \h </w:instrText>
+          <w:instrText xml:space="preserve"> PAGEREF _Toc126489862 \h </w:instrText>
         </w:r>
         <w:r>
           <w:rPr>
@@ -805,7 +816,7 @@
           <w:szCs w:val="22"/>
         </w:rPr>
       </w:pPr>
-      <w:hyperlink w:anchor="_Toc126327766" w:history="1">
+      <w:hyperlink w:anchor="_Toc126489863" w:history="1">
         <w:r>
           <w:rPr>
             <w:rStyle w:val="Hyperlink"/>
@@ -829,7 +840,7 @@
           <w:rPr>
             <w:webHidden/>
           </w:rPr>
-          <w:instrText xml:space="preserve"> PAGEREF _Toc126327766 \h </w:instrText>
+          <w:instrText xml:space="preserve"> PAGEREF _Toc126489863 \h </w:instrText>
         </w:r>
         <w:r>
           <w:rPr>
@@ -868,7 +879,7 @@
           <w:szCs w:val="22"/>
         </w:rPr>
       </w:pPr>
-      <w:hyperlink w:anchor="_Toc126327767" w:history="1">
+      <w:hyperlink w:anchor="_Toc126489864" w:history="1">
         <w:r>
           <w:rPr>
             <w:rStyle w:val="Hyperlink"/>
@@ -892,7 +903,7 @@
           <w:rPr>
             <w:webHidden/>
           </w:rPr>
-          <w:instrText xml:space="preserve"> PAGEREF _Toc126327767 \h </w:instrText>
+          <w:instrText xml:space="preserve"> PAGEREF _Toc126489864 \h </w:instrText>
         </w:r>
         <w:r>
           <w:rPr>
@@ -931,7 +942,7 @@
           <w:szCs w:val="22"/>
         </w:rPr>
       </w:pPr>
-      <w:hyperlink w:anchor="_Toc126327768" w:history="1">
+      <w:hyperlink w:anchor="_Toc126489865" w:history="1">
         <w:r>
           <w:rPr>
             <w:rStyle w:val="Hyperlink"/>
@@ -955,7 +966,7 @@
           <w:rPr>
             <w:webHidden/>
           </w:rPr>
-          <w:instrText xml:space="preserve"> PAGEREF _Toc126327768 \h </w:instrText>
+          <w:instrText xml:space="preserve"> PAGEREF _Toc126489865 \h </w:instrText>
         </w:r>
         <w:r>
           <w:rPr>
@@ -994,7 +1005,7 @@
           <w:szCs w:val="22"/>
         </w:rPr>
       </w:pPr>
-      <w:hyperlink w:anchor="_Toc126327769" w:history="1">
+      <w:hyperlink w:anchor="_Toc126489866" w:history="1">
         <w:r>
           <w:rPr>
             <w:rStyle w:val="Hyperlink"/>
@@ -1018,7 +1029,7 @@
           <w:rPr>
             <w:webHidden/>
           </w:rPr>
-          <w:instrText xml:space="preserve"> PAGEREF _Toc126327769 \h </w:instrText>
+          <w:instrText xml:space="preserve"> PAGEREF _Toc126489866 \h </w:instrText>
         </w:r>
         <w:r>
           <w:rPr>
@@ -1057,7 +1068,7 @@
           <w:szCs w:val="22"/>
         </w:rPr>
       </w:pPr>
-      <w:hyperlink w:anchor="_Toc126327770" w:history="1">
+      <w:hyperlink w:anchor="_Toc126489867" w:history="1">
         <w:r>
           <w:rPr>
             <w:rStyle w:val="Hyperlink"/>
@@ -1081,7 +1092,7 @@
           <w:rPr>
             <w:webHidden/>
           </w:rPr>
-          <w:instrText xml:space="preserve"> PAGEREF _Toc126327770 \h </w:instrText>
+          <w:instrText xml:space="preserve"> PAGEREF _Toc126489867 \h </w:instrText>
         </w:r>
         <w:r>
           <w:rPr>
@@ -1120,7 +1131,7 @@
           <w:szCs w:val="22"/>
         </w:rPr>
       </w:pPr>
-      <w:hyperlink w:anchor="_Toc126327771" w:history="1">
+      <w:hyperlink w:anchor="_Toc126489868" w:history="1">
         <w:r>
           <w:rPr>
             <w:rStyle w:val="Hyperlink"/>
@@ -1144,7 +1155,7 @@
           <w:rPr>
             <w:webHidden/>
           </w:rPr>
-          <w:instrText xml:space="preserve"> PAGEREF _Toc126327771 \h </w:instrText>
+          <w:instrText xml:space="preserve"> PAGEREF _Toc126489868 \h </w:instrText>
         </w:r>
         <w:r>
           <w:rPr>
@@ -1183,7 +1194,7 @@
           <w:szCs w:val="22"/>
         </w:rPr>
       </w:pPr>
-      <w:hyperlink w:anchor="_Toc126327772" w:history="1">
+      <w:hyperlink w:anchor="_Toc126489869" w:history="1">
         <w:r>
           <w:rPr>
             <w:rStyle w:val="Hyperlink"/>
@@ -1207,7 +1218,7 @@
           <w:rPr>
             <w:webHidden/>
           </w:rPr>
-          <w:instrText xml:space="preserve"> PAGEREF _Toc126327772 \h </w:instrText>
+          <w:instrText xml:space="preserve"> PAGEREF _Toc126489869 \h </w:instrText>
         </w:r>
         <w:r>
           <w:rPr>
@@ -1246,7 +1257,7 @@
           <w:szCs w:val="22"/>
         </w:rPr>
       </w:pPr>
-      <w:hyperlink w:anchor="_Toc126327773" w:history="1">
+      <w:hyperlink w:anchor="_Toc126489870" w:history="1">
         <w:r>
           <w:rPr>
             <w:rStyle w:val="Hyperlink"/>
@@ -1270,7 +1281,7 @@
           <w:rPr>
             <w:webHidden/>
           </w:rPr>
-          <w:instrText xml:space="preserve"> PAGEREF _Toc126327773 \h </w:instrText>
+          <w:instrText xml:space="preserve"> PAGEREF _Toc126489870 \h </w:instrText>
         </w:r>
         <w:r>
           <w:rPr>
@@ -1309,7 +1320,7 @@
           <w:szCs w:val="22"/>
         </w:rPr>
       </w:pPr>
-      <w:hyperlink w:anchor="_Toc126327774" w:history="1">
+      <w:hyperlink w:anchor="_Toc126489871" w:history="1">
         <w:r>
           <w:rPr>
             <w:rStyle w:val="Hyperlink"/>
@@ -1333,7 +1344,7 @@
           <w:rPr>
             <w:webHidden/>
           </w:rPr>
-          <w:instrText xml:space="preserve"> PAGEREF _Toc126327774 \h </w:instrText>
+          <w:instrText xml:space="preserve"> PAGEREF _Toc126489871 \h </w:instrText>
         </w:r>
         <w:r>
           <w:rPr>
@@ -1372,7 +1383,7 @@
           <w:szCs w:val="22"/>
         </w:rPr>
       </w:pPr>
-      <w:hyperlink w:anchor="_Toc126327775" w:history="1">
+      <w:hyperlink w:anchor="_Toc126489872" w:history="1">
         <w:r>
           <w:rPr>
             <w:rStyle w:val="Hyperlink"/>
@@ -1396,7 +1407,7 @@
           <w:rPr>
             <w:webHidden/>
           </w:rPr>
-          <w:instrText xml:space="preserve"> PAGEREF _Toc126327775 \h </w:instrText>
+          <w:instrText xml:space="preserve"> PAGEREF _Toc126489872 \h </w:instrText>
         </w:r>
         <w:r>
           <w:rPr>
@@ -1435,7 +1446,7 @@
           <w:szCs w:val="22"/>
         </w:rPr>
       </w:pPr>
-      <w:hyperlink w:anchor="_Toc126327776" w:history="1">
+      <w:hyperlink w:anchor="_Toc126489873" w:history="1">
         <w:r>
           <w:rPr>
             <w:rStyle w:val="Hyperlink"/>
@@ -1459,7 +1470,7 @@
           <w:rPr>
             <w:webHidden/>
           </w:rPr>
-          <w:instrText xml:space="preserve"> PAGEREF _Toc126327776 \h </w:instrText>
+          <w:instrText xml:space="preserve"> PAGEREF _Toc126489873 \h </w:instrText>
         </w:r>
         <w:r>
           <w:rPr>
@@ -1498,7 +1509,7 @@
           <w:szCs w:val="22"/>
         </w:rPr>
       </w:pPr>
-      <w:hyperlink w:anchor="_Toc126327777" w:history="1">
+      <w:hyperlink w:anchor="_Toc126489874" w:history="1">
         <w:r>
           <w:rPr>
             <w:rStyle w:val="Hyperlink"/>
@@ -1522,7 +1533,7 @@
           <w:rPr>
             <w:webHidden/>
           </w:rPr>
-          <w:instrText xml:space="preserve"> PAGEREF _Toc126327777 \h </w:instrText>
+          <w:instrText xml:space="preserve"> PAGEREF _Toc126489874 \h </w:instrText>
         </w:r>
         <w:r>
           <w:rPr>
@@ -1561,7 +1572,7 @@
           <w:szCs w:val="22"/>
         </w:rPr>
       </w:pPr>
-      <w:hyperlink w:anchor="_Toc126327778" w:history="1">
+      <w:hyperlink w:anchor="_Toc126489875" w:history="1">
         <w:r>
           <w:rPr>
             <w:rStyle w:val="Hyperlink"/>
@@ -1585,7 +1596,7 @@
           <w:rPr>
             <w:webHidden/>
           </w:rPr>
-          <w:instrText xml:space="preserve"> PAGEREF _Toc126327778 \h </w:instrText>
+          <w:instrText xml:space="preserve"> PAGEREF _Toc126489875 \h </w:instrText>
         </w:r>
         <w:r>
           <w:rPr>
@@ -1624,7 +1635,7 @@
           <w:szCs w:val="22"/>
         </w:rPr>
       </w:pPr>
-      <w:hyperlink w:anchor="_Toc126327779" w:history="1">
+      <w:hyperlink w:anchor="_Toc126489876" w:history="1">
         <w:r>
           <w:rPr>
             <w:rStyle w:val="Hyperlink"/>
@@ -1648,262 +1659,7 @@
           <w:rPr>
             <w:webHidden/>
           </w:rPr>
-          <w:instrText xml:space="preserve"> PAGEREF _Toc126327779 \h </w:instrText>
-        </w:r>
-        <w:r>
-          <w:rPr>
-            <w:webHidden/>
-          </w:rPr>
-        </w:r>
-        <w:r>
-          <w:rPr>
-            <w:webHidden/>
-          </w:rPr>
-          <w:fldChar w:fldCharType="separate"/>
-        </w:r>
-        <w:r>
-          <w:rPr>
-            <w:webHidden/>
-          </w:rPr>
-          <w:t>22</w:t>
-        </w:r>
-        <w:r>
-          <w:rPr>
-            <w:webHidden/>
-          </w:rPr>
-          <w:fldChar w:fldCharType="end"/>
-        </w:r>
-      </w:hyperlink>
-    </w:p>
-    <w:p>
-      <w:pPr>
-        <w:pStyle w:val="TOC3"/>
-        <w:tabs>
-          <w:tab w:val="right" w:leader="dot" w:pos="9061"/>
-        </w:tabs>
-        <w:rPr>
-          <w:rFonts w:asciiTheme="minorHAnsi" w:eastAsiaTheme="minorEastAsia" w:hAnsiTheme="minorHAnsi" w:cstheme="minorBidi"/>
-          <w:sz w:val="22"/>
-          <w:szCs w:val="22"/>
-        </w:rPr>
-      </w:pPr>
-      <w:hyperlink w:anchor="_Toc126327780" w:history="1">
-        <w:r>
-          <w:rPr>
-            <w:rStyle w:val="Hyperlink"/>
-            <w:rFonts w:asciiTheme="majorHAnsi" w:hAnsiTheme="majorHAnsi"/>
-            <w:lang w:val="it-IT" w:bidi="he-IL"/>
-          </w:rPr>
-          <w:t>5.1.1 Bluetooth</w:t>
-        </w:r>
-        <w:r>
-          <w:rPr>
-            <w:webHidden/>
-          </w:rPr>
-          <w:tab/>
-        </w:r>
-        <w:r>
-          <w:rPr>
-            <w:webHidden/>
-          </w:rPr>
-          <w:fldChar w:fldCharType="begin"/>
-        </w:r>
-        <w:r>
-          <w:rPr>
-            <w:webHidden/>
-          </w:rPr>
-          <w:instrText xml:space="preserve"> PAGEREF _Toc126327780 \h </w:instrText>
-        </w:r>
-        <w:r>
-          <w:rPr>
-            <w:webHidden/>
-          </w:rPr>
-        </w:r>
-        <w:r>
-          <w:rPr>
-            <w:webHidden/>
-          </w:rPr>
-          <w:fldChar w:fldCharType="separate"/>
-        </w:r>
-        <w:r>
-          <w:rPr>
-            <w:webHidden/>
-          </w:rPr>
-          <w:t>22</w:t>
-        </w:r>
-        <w:r>
-          <w:rPr>
-            <w:webHidden/>
-          </w:rPr>
-          <w:fldChar w:fldCharType="end"/>
-        </w:r>
-      </w:hyperlink>
-    </w:p>
-    <w:p>
-      <w:pPr>
-        <w:pStyle w:val="TOC3"/>
-        <w:tabs>
-          <w:tab w:val="right" w:leader="dot" w:pos="9061"/>
-        </w:tabs>
-        <w:rPr>
-          <w:rFonts w:asciiTheme="minorHAnsi" w:eastAsiaTheme="minorEastAsia" w:hAnsiTheme="minorHAnsi" w:cstheme="minorBidi"/>
-          <w:sz w:val="22"/>
-          <w:szCs w:val="22"/>
-        </w:rPr>
-      </w:pPr>
-      <w:hyperlink w:anchor="_Toc126327781" w:history="1">
-        <w:r>
-          <w:rPr>
-            <w:rStyle w:val="Hyperlink"/>
-            <w:rFonts w:asciiTheme="majorHAnsi" w:hAnsiTheme="majorHAnsi"/>
-            <w:lang w:val="it-IT" w:bidi="he-IL"/>
-          </w:rPr>
-          <w:t>5.1.2. USB</w:t>
-        </w:r>
-        <w:r>
-          <w:rPr>
-            <w:webHidden/>
-          </w:rPr>
-          <w:tab/>
-        </w:r>
-        <w:r>
-          <w:rPr>
-            <w:webHidden/>
-          </w:rPr>
-          <w:fldChar w:fldCharType="begin"/>
-        </w:r>
-        <w:r>
-          <w:rPr>
-            <w:webHidden/>
-          </w:rPr>
-          <w:instrText xml:space="preserve"> PAGEREF _Toc126327781 \h </w:instrText>
-        </w:r>
-        <w:r>
-          <w:rPr>
-            <w:webHidden/>
-          </w:rPr>
-        </w:r>
-        <w:r>
-          <w:rPr>
-            <w:webHidden/>
-          </w:rPr>
-          <w:fldChar w:fldCharType="separate"/>
-        </w:r>
-        <w:r>
-          <w:rPr>
-            <w:webHidden/>
-          </w:rPr>
-          <w:t>22</w:t>
-        </w:r>
-        <w:r>
-          <w:rPr>
-            <w:webHidden/>
-          </w:rPr>
-          <w:fldChar w:fldCharType="end"/>
-        </w:r>
-      </w:hyperlink>
-    </w:p>
-    <w:p>
-      <w:pPr>
-        <w:pStyle w:val="TOC3"/>
-        <w:tabs>
-          <w:tab w:val="right" w:leader="dot" w:pos="9061"/>
-        </w:tabs>
-        <w:rPr>
-          <w:rFonts w:asciiTheme="minorHAnsi" w:eastAsiaTheme="minorEastAsia" w:hAnsiTheme="minorHAnsi" w:cstheme="minorBidi"/>
-          <w:sz w:val="22"/>
-          <w:szCs w:val="22"/>
-        </w:rPr>
-      </w:pPr>
-      <w:hyperlink w:anchor="_Toc126327782" w:history="1">
-        <w:r>
-          <w:rPr>
-            <w:rStyle w:val="Hyperlink"/>
-            <w:rFonts w:asciiTheme="majorHAnsi" w:hAnsiTheme="majorHAnsi"/>
-            <w:lang w:val="it-IT" w:bidi="he-IL"/>
-          </w:rPr>
-          <w:t>5.1.3. WLAN</w:t>
-        </w:r>
-        <w:r>
-          <w:rPr>
-            <w:webHidden/>
-          </w:rPr>
-          <w:tab/>
-        </w:r>
-        <w:r>
-          <w:rPr>
-            <w:webHidden/>
-          </w:rPr>
-          <w:fldChar w:fldCharType="begin"/>
-        </w:r>
-        <w:r>
-          <w:rPr>
-            <w:webHidden/>
-          </w:rPr>
-          <w:instrText xml:space="preserve"> PAGEREF _Toc126327782 \h </w:instrText>
-        </w:r>
-        <w:r>
-          <w:rPr>
-            <w:webHidden/>
-          </w:rPr>
-        </w:r>
-        <w:r>
-          <w:rPr>
-            <w:webHidden/>
-          </w:rPr>
-          <w:fldChar w:fldCharType="separate"/>
-        </w:r>
-        <w:r>
-          <w:rPr>
-            <w:webHidden/>
-          </w:rPr>
-          <w:t>22</w:t>
-        </w:r>
-        <w:r>
-          <w:rPr>
-            <w:webHidden/>
-          </w:rPr>
-          <w:fldChar w:fldCharType="end"/>
-        </w:r>
-      </w:hyperlink>
-    </w:p>
-    <w:p>
-      <w:pPr>
-        <w:pStyle w:val="TOC2"/>
-        <w:tabs>
-          <w:tab w:val="right" w:leader="dot" w:pos="9061"/>
-        </w:tabs>
-        <w:rPr>
-          <w:rFonts w:asciiTheme="minorHAnsi" w:eastAsiaTheme="minorEastAsia" w:hAnsiTheme="minorHAnsi" w:cstheme="minorBidi"/>
-          <w:sz w:val="22"/>
-          <w:szCs w:val="22"/>
-        </w:rPr>
-      </w:pPr>
-      <w:hyperlink w:anchor="_Toc126327783" w:history="1">
-        <w:r>
-          <w:rPr>
-            <w:rStyle w:val="Hyperlink"/>
-            <w:lang w:val="sr-Latn-RS" w:bidi="he-IL"/>
-          </w:rPr>
-          <w:t>5.2 Opis simulacije</w:t>
-        </w:r>
-        <w:r>
-          <w:rPr>
-            <w:webHidden/>
-          </w:rPr>
-          <w:tab/>
-        </w:r>
-        <w:r>
-          <w:rPr>
-            <w:webHidden/>
-          </w:rPr>
-          <w:fldChar w:fldCharType="begin"/>
-        </w:r>
-        <w:r>
-          <w:rPr>
-            <w:webHidden/>
-          </w:rPr>
-          <w:instrText xml:space="preserve"> PAGEREF _Toc126327783 \h </w:instrText>
+          <w:instrText xml:space="preserve"> PAGEREF _Toc126489876 \h </w:instrText>
         </w:r>
         <w:r>
           <w:rPr>
@@ -1932,6 +1688,261 @@
     </w:p>
     <w:p>
       <w:pPr>
+        <w:pStyle w:val="TOC3"/>
+        <w:tabs>
+          <w:tab w:val="right" w:leader="dot" w:pos="9061"/>
+        </w:tabs>
+        <w:rPr>
+          <w:rFonts w:asciiTheme="minorHAnsi" w:eastAsiaTheme="minorEastAsia" w:hAnsiTheme="minorHAnsi" w:cstheme="minorBidi"/>
+          <w:sz w:val="22"/>
+          <w:szCs w:val="22"/>
+        </w:rPr>
+      </w:pPr>
+      <w:hyperlink w:anchor="_Toc126489877" w:history="1">
+        <w:r>
+          <w:rPr>
+            <w:rStyle w:val="Hyperlink"/>
+            <w:rFonts w:asciiTheme="majorHAnsi" w:hAnsiTheme="majorHAnsi"/>
+            <w:lang w:val="it-IT" w:bidi="he-IL"/>
+          </w:rPr>
+          <w:t>5.1.1. USB</w:t>
+        </w:r>
+        <w:r>
+          <w:rPr>
+            <w:webHidden/>
+          </w:rPr>
+          <w:tab/>
+        </w:r>
+        <w:r>
+          <w:rPr>
+            <w:webHidden/>
+          </w:rPr>
+          <w:fldChar w:fldCharType="begin"/>
+        </w:r>
+        <w:r>
+          <w:rPr>
+            <w:webHidden/>
+          </w:rPr>
+          <w:instrText xml:space="preserve"> PAGEREF _Toc126489877 \h </w:instrText>
+        </w:r>
+        <w:r>
+          <w:rPr>
+            <w:webHidden/>
+          </w:rPr>
+        </w:r>
+        <w:r>
+          <w:rPr>
+            <w:webHidden/>
+          </w:rPr>
+          <w:fldChar w:fldCharType="separate"/>
+        </w:r>
+        <w:r>
+          <w:rPr>
+            <w:webHidden/>
+          </w:rPr>
+          <w:t>23</w:t>
+        </w:r>
+        <w:r>
+          <w:rPr>
+            <w:webHidden/>
+          </w:rPr>
+          <w:fldChar w:fldCharType="end"/>
+        </w:r>
+      </w:hyperlink>
+    </w:p>
+    <w:p>
+      <w:pPr>
+        <w:pStyle w:val="TOC3"/>
+        <w:tabs>
+          <w:tab w:val="right" w:leader="dot" w:pos="9061"/>
+        </w:tabs>
+        <w:rPr>
+          <w:rFonts w:asciiTheme="minorHAnsi" w:eastAsiaTheme="minorEastAsia" w:hAnsiTheme="minorHAnsi" w:cstheme="minorBidi"/>
+          <w:sz w:val="22"/>
+          <w:szCs w:val="22"/>
+        </w:rPr>
+      </w:pPr>
+      <w:hyperlink w:anchor="_Toc126489878" w:history="1">
+        <w:r>
+          <w:rPr>
+            <w:rStyle w:val="Hyperlink"/>
+            <w:rFonts w:asciiTheme="majorHAnsi" w:hAnsiTheme="majorHAnsi"/>
+            <w:lang w:val="it-IT" w:bidi="he-IL"/>
+          </w:rPr>
+          <w:t>5.1.2 Bluetooth</w:t>
+        </w:r>
+        <w:r>
+          <w:rPr>
+            <w:webHidden/>
+          </w:rPr>
+          <w:tab/>
+        </w:r>
+        <w:r>
+          <w:rPr>
+            <w:webHidden/>
+          </w:rPr>
+          <w:fldChar w:fldCharType="begin"/>
+        </w:r>
+        <w:r>
+          <w:rPr>
+            <w:webHidden/>
+          </w:rPr>
+          <w:instrText xml:space="preserve"> PAGEREF _Toc126489878 \h </w:instrText>
+        </w:r>
+        <w:r>
+          <w:rPr>
+            <w:webHidden/>
+          </w:rPr>
+        </w:r>
+        <w:r>
+          <w:rPr>
+            <w:webHidden/>
+          </w:rPr>
+          <w:fldChar w:fldCharType="separate"/>
+        </w:r>
+        <w:r>
+          <w:rPr>
+            <w:webHidden/>
+          </w:rPr>
+          <w:t>24</w:t>
+        </w:r>
+        <w:r>
+          <w:rPr>
+            <w:webHidden/>
+          </w:rPr>
+          <w:fldChar w:fldCharType="end"/>
+        </w:r>
+      </w:hyperlink>
+    </w:p>
+    <w:p>
+      <w:pPr>
+        <w:pStyle w:val="TOC3"/>
+        <w:tabs>
+          <w:tab w:val="right" w:leader="dot" w:pos="9061"/>
+        </w:tabs>
+        <w:rPr>
+          <w:rFonts w:asciiTheme="minorHAnsi" w:eastAsiaTheme="minorEastAsia" w:hAnsiTheme="minorHAnsi" w:cstheme="minorBidi"/>
+          <w:sz w:val="22"/>
+          <w:szCs w:val="22"/>
+        </w:rPr>
+      </w:pPr>
+      <w:hyperlink w:anchor="_Toc126489879" w:history="1">
+        <w:r>
+          <w:rPr>
+            <w:rStyle w:val="Hyperlink"/>
+            <w:rFonts w:asciiTheme="majorHAnsi" w:hAnsiTheme="majorHAnsi"/>
+            <w:lang w:val="it-IT" w:bidi="he-IL"/>
+          </w:rPr>
+          <w:t>5.1.3. WLAN</w:t>
+        </w:r>
+        <w:r>
+          <w:rPr>
+            <w:webHidden/>
+          </w:rPr>
+          <w:tab/>
+        </w:r>
+        <w:r>
+          <w:rPr>
+            <w:webHidden/>
+          </w:rPr>
+          <w:fldChar w:fldCharType="begin"/>
+        </w:r>
+        <w:r>
+          <w:rPr>
+            <w:webHidden/>
+          </w:rPr>
+          <w:instrText xml:space="preserve"> PAGEREF _Toc126489879 \h </w:instrText>
+        </w:r>
+        <w:r>
+          <w:rPr>
+            <w:webHidden/>
+          </w:rPr>
+        </w:r>
+        <w:r>
+          <w:rPr>
+            <w:webHidden/>
+          </w:rPr>
+          <w:fldChar w:fldCharType="separate"/>
+        </w:r>
+        <w:r>
+          <w:rPr>
+            <w:webHidden/>
+          </w:rPr>
+          <w:t>24</w:t>
+        </w:r>
+        <w:r>
+          <w:rPr>
+            <w:webHidden/>
+          </w:rPr>
+          <w:fldChar w:fldCharType="end"/>
+        </w:r>
+      </w:hyperlink>
+    </w:p>
+    <w:p>
+      <w:pPr>
+        <w:pStyle w:val="TOC2"/>
+        <w:tabs>
+          <w:tab w:val="right" w:leader="dot" w:pos="9061"/>
+        </w:tabs>
+        <w:rPr>
+          <w:rFonts w:asciiTheme="minorHAnsi" w:eastAsiaTheme="minorEastAsia" w:hAnsiTheme="minorHAnsi" w:cstheme="minorBidi"/>
+          <w:sz w:val="22"/>
+          <w:szCs w:val="22"/>
+        </w:rPr>
+      </w:pPr>
+      <w:hyperlink w:anchor="_Toc126489880" w:history="1">
+        <w:r>
+          <w:rPr>
+            <w:rStyle w:val="Hyperlink"/>
+            <w:lang w:val="sr-Latn-RS" w:bidi="he-IL"/>
+          </w:rPr>
+          <w:t>5.2 Opis simulacije</w:t>
+        </w:r>
+        <w:r>
+          <w:rPr>
+            <w:webHidden/>
+          </w:rPr>
+          <w:tab/>
+        </w:r>
+        <w:r>
+          <w:rPr>
+            <w:webHidden/>
+          </w:rPr>
+          <w:fldChar w:fldCharType="begin"/>
+        </w:r>
+        <w:r>
+          <w:rPr>
+            <w:webHidden/>
+          </w:rPr>
+          <w:instrText xml:space="preserve"> PAGEREF _Toc126489880 \h </w:instrText>
+        </w:r>
+        <w:r>
+          <w:rPr>
+            <w:webHidden/>
+          </w:rPr>
+        </w:r>
+        <w:r>
+          <w:rPr>
+            <w:webHidden/>
+          </w:rPr>
+          <w:fldChar w:fldCharType="separate"/>
+        </w:r>
+        <w:r>
+          <w:rPr>
+            <w:webHidden/>
+          </w:rPr>
+          <w:t>24</w:t>
+        </w:r>
+        <w:r>
+          <w:rPr>
+            <w:webHidden/>
+          </w:rPr>
+          <w:fldChar w:fldCharType="end"/>
+        </w:r>
+      </w:hyperlink>
+    </w:p>
+    <w:p>
+      <w:pPr>
         <w:pStyle w:val="TOC1"/>
         <w:tabs>
           <w:tab w:val="right" w:leader="dot" w:pos="9061"/>
@@ -1942,7 +1953,7 @@
           <w:szCs w:val="22"/>
         </w:rPr>
       </w:pPr>
-      <w:hyperlink w:anchor="_Toc126327784" w:history="1">
+      <w:hyperlink w:anchor="_Toc126489881" w:history="1">
         <w:r>
           <w:rPr>
             <w:rStyle w:val="Hyperlink"/>
@@ -1966,7 +1977,7 @@
           <w:rPr>
             <w:webHidden/>
           </w:rPr>
-          <w:instrText xml:space="preserve"> PAGEREF _Toc126327784 \h </w:instrText>
+          <w:instrText xml:space="preserve"> PAGEREF _Toc126489881 \h </w:instrText>
         </w:r>
         <w:r>
           <w:rPr>
@@ -1983,7 +1994,7 @@
           <w:rPr>
             <w:webHidden/>
           </w:rPr>
-          <w:t>26</w:t>
+          <w:t>29</w:t>
         </w:r>
         <w:r>
           <w:rPr>
@@ -2005,7 +2016,7 @@
           <w:szCs w:val="22"/>
         </w:rPr>
       </w:pPr>
-      <w:hyperlink w:anchor="_Toc126327785" w:history="1">
+      <w:hyperlink w:anchor="_Toc126489882" w:history="1">
         <w:r>
           <w:rPr>
             <w:rStyle w:val="Hyperlink"/>
@@ -2029,7 +2040,7 @@
           <w:rPr>
             <w:webHidden/>
           </w:rPr>
-          <w:instrText xml:space="preserve"> PAGEREF _Toc126327785 \h </w:instrText>
+          <w:instrText xml:space="preserve"> PAGEREF _Toc126489882 \h </w:instrText>
         </w:r>
         <w:r>
           <w:rPr>
@@ -2046,7 +2057,7 @@
           <w:rPr>
             <w:webHidden/>
           </w:rPr>
-          <w:t>27</w:t>
+          <w:t>30</w:t>
         </w:r>
         <w:r>
           <w:rPr>
@@ -2068,7 +2079,7 @@
           <w:szCs w:val="22"/>
         </w:rPr>
       </w:pPr>
-      <w:hyperlink w:anchor="_Toc126327786" w:history="1">
+      <w:hyperlink w:anchor="_Toc126489883" w:history="1">
         <w:r>
           <w:rPr>
             <w:rStyle w:val="Hyperlink"/>
@@ -2092,7 +2103,7 @@
           <w:rPr>
             <w:webHidden/>
           </w:rPr>
-          <w:instrText xml:space="preserve"> PAGEREF _Toc126327786 \h </w:instrText>
+          <w:instrText xml:space="preserve"> PAGEREF _Toc126489883 \h </w:instrText>
         </w:r>
         <w:r>
           <w:rPr>
@@ -2109,7 +2120,7 @@
           <w:rPr>
             <w:webHidden/>
           </w:rPr>
-          <w:t>28</w:t>
+          <w:t>31</w:t>
         </w:r>
         <w:r>
           <w:rPr>
@@ -2139,7 +2150,7 @@
         </w:rPr>
         <w:fldChar w:fldCharType="end"/>
       </w:r>
-      <w:bookmarkStart w:id="5" w:name="МултиваријационаАнализа"/>
+      <w:bookmarkStart w:id="6" w:name="МултиваријационаАнализа"/>
       <w:r>
         <w:rPr>
           <w:lang w:val="sr-Latn-RS" w:bidi="he-IL"/>
@@ -2162,7 +2173,7 @@
           <w:lang w:val="sr-Latn-RS"/>
         </w:rPr>
       </w:pPr>
-      <w:bookmarkStart w:id="6" w:name="_Toc126327766"/>
+      <w:bookmarkStart w:id="7" w:name="_Toc126489863"/>
       <w:r>
         <w:rPr>
           <w:lang w:val="sr-Latn-RS"/>
@@ -2175,9 +2186,9 @@
         </w:rPr>
         <w:t>UVOD</w:t>
       </w:r>
-      <w:bookmarkStart w:id="7" w:name="уводУМулАнализу"/>
-      <w:bookmarkEnd w:id="5"/>
+      <w:bookmarkStart w:id="8" w:name="уводУМулАнализу"/>
       <w:bookmarkEnd w:id="6"/>
+      <w:bookmarkEnd w:id="7"/>
     </w:p>
     <w:p>
       <w:pPr>
@@ -2236,7 +2247,45 @@
         <w:rPr>
           <w:lang w:val="sr-Latn-RS" w:bidi="he-IL"/>
         </w:rPr>
-        <w:t>Postoje vrste zaštitnih kodova koje pružaju mogućnost samo detekcije grešaka, ali se mogu kombinovati sa drugim vrstama zaštitnih kodova koje omogućavaju i korekciju grešaka.</w:t>
+        <w:t xml:space="preserve">Postoje vrste zaštitnih kodova koje pružaju mogućnost samo detekcije grešaka, ali se mogu kombinovati sa drugim vrstama zaštitnih kodova koje omogućavaju i korekciju grešaka. </w:t>
+      </w:r>
+    </w:p>
+    <w:p>
+      <w:pPr>
+        <w:ind w:firstLine="0"/>
+        <w:rPr>
+          <w:lang w:val="sr-Latn-RS" w:bidi="he-IL"/>
+        </w:rPr>
+      </w:pPr>
+      <w:r>
+        <w:rPr>
+          <w:lang w:val="sr-Latn-RS" w:bidi="he-IL"/>
+        </w:rPr>
+        <w:t>Ciklični kodovi</w:t>
+      </w:r>
+      <w:r>
+        <w:rPr>
+          <w:lang w:val="sr-Latn-RS" w:bidi="he-IL"/>
+        </w:rPr>
+        <w:t>, potklasa linearnih kodova,</w:t>
+      </w:r>
+      <w:r>
+        <w:rPr>
+          <w:lang w:val="sr-Latn-RS" w:bidi="he-IL"/>
+        </w:rPr>
+        <w:t xml:space="preserve"> b</w:t>
+      </w:r>
+      <w:r>
+        <w:rPr>
+          <w:lang w:val="sr-Latn-RS" w:bidi="he-IL"/>
+        </w:rPr>
+        <w:t>iće opisani teorijski, kao i kroz primere, sa naglaskom na</w:t>
+      </w:r>
+      <w:r>
+        <w:rPr>
+          <w:lang w:val="sr-Latn-RS" w:bidi="he-IL"/>
+        </w:rPr>
+        <w:t xml:space="preserve"> kodove za</w:t>
       </w:r>
       <w:r>
         <w:rPr>
@@ -2244,6 +2293,54 @@
         </w:rPr>
         <w:t xml:space="preserve"> </w:t>
       </w:r>
+      <w:r>
+        <w:rPr>
+          <w:lang w:val="sr-Latn-RS" w:bidi="he-IL"/>
+        </w:rPr>
+        <w:t>c</w:t>
+      </w:r>
+      <w:r>
+        <w:rPr>
+          <w:lang w:val="sr-Latn-RS" w:bidi="he-IL"/>
+        </w:rPr>
+        <w:t>ikličnu</w:t>
+      </w:r>
+      <w:r>
+        <w:rPr>
+          <w:lang w:val="sr-Latn-RS" w:bidi="he-IL"/>
+        </w:rPr>
+        <w:t xml:space="preserve"> proveru redu</w:t>
+      </w:r>
+      <w:r>
+        <w:rPr>
+          <w:lang w:val="sr-Latn-RS" w:bidi="he-IL"/>
+        </w:rPr>
+        <w:t>n</w:t>
+      </w:r>
+      <w:r>
+        <w:rPr>
+          <w:lang w:val="sr-Latn-RS" w:bidi="he-IL"/>
+        </w:rPr>
+        <w:t>danse</w:t>
+      </w:r>
+      <w:r>
+        <w:rPr>
+          <w:lang w:val="sr-Latn-RS" w:bidi="he-IL"/>
+        </w:rPr>
+        <w:t xml:space="preserve"> (CRC)</w:t>
+      </w:r>
+      <w:r>
+        <w:rPr>
+          <w:lang w:val="sr-Latn-RS" w:bidi="he-IL"/>
+        </w:rPr>
+        <w:t xml:space="preserve"> koji imaju mogućnost samo da otkriju greške, ali ne i da ih koriguju</w:t>
+      </w:r>
+      <w:r>
+        <w:rPr>
+          <w:lang w:val="sr-Latn-RS" w:bidi="he-IL"/>
+        </w:rPr>
+        <w:t xml:space="preserve">. </w:t>
+      </w:r>
     </w:p>
     <w:p>
       <w:pPr>
@@ -2256,165 +2353,43 @@
         <w:rPr>
           <w:lang w:val="sr-Latn-RS" w:bidi="he-IL"/>
         </w:rPr>
-        <w:t>Ciklični kodovi</w:t>
-      </w:r>
-      <w:r>
-        <w:rPr>
-          <w:lang w:val="sr-Latn-RS" w:bidi="he-IL"/>
-        </w:rPr>
-        <w:t>, potklasa linearnih kodova,</w:t>
-      </w:r>
-      <w:r>
-        <w:rPr>
-          <w:lang w:val="sr-Latn-RS" w:bidi="he-IL"/>
-        </w:rPr>
-        <w:t xml:space="preserve"> b</w:t>
-      </w:r>
-      <w:r>
-        <w:rPr>
-          <w:lang w:val="sr-Latn-RS" w:bidi="he-IL"/>
-        </w:rPr>
-        <w:t>iće opisani teorijski, kao i kroz primere, sa naglaskom na</w:t>
-      </w:r>
-      <w:r>
-        <w:rPr>
-          <w:lang w:val="sr-Latn-RS" w:bidi="he-IL"/>
-        </w:rPr>
-        <w:t xml:space="preserve"> kodove za</w:t>
-      </w:r>
-      <w:r>
-        <w:rPr>
-          <w:lang w:val="sr-Latn-RS" w:bidi="he-IL"/>
-        </w:rPr>
-        <w:t xml:space="preserve"> </w:t>
-      </w:r>
-      <w:r>
-        <w:rPr>
-          <w:lang w:val="sr-Latn-RS" w:bidi="he-IL"/>
-        </w:rPr>
-        <w:t>c</w:t>
-      </w:r>
-      <w:r>
-        <w:rPr>
-          <w:lang w:val="sr-Latn-RS" w:bidi="he-IL"/>
-        </w:rPr>
-        <w:t>ikličnu</w:t>
-      </w:r>
-      <w:r>
-        <w:rPr>
-          <w:lang w:val="sr-Latn-RS" w:bidi="he-IL"/>
-        </w:rPr>
-        <w:t xml:space="preserve"> proveru redu</w:t>
-      </w:r>
-      <w:r>
-        <w:rPr>
-          <w:lang w:val="sr-Latn-RS" w:bidi="he-IL"/>
-        </w:rPr>
-        <w:t>n</w:t>
-      </w:r>
-      <w:r>
-        <w:rPr>
-          <w:lang w:val="sr-Latn-RS" w:bidi="he-IL"/>
-        </w:rPr>
-        <w:t>danse</w:t>
-      </w:r>
-      <w:r>
-        <w:rPr>
-          <w:lang w:val="sr-Latn-RS" w:bidi="he-IL"/>
-        </w:rPr>
-        <w:t xml:space="preserve"> (CRC)</w:t>
-      </w:r>
-      <w:r>
-        <w:rPr>
-          <w:lang w:val="sr-Latn-RS" w:bidi="he-IL"/>
-        </w:rPr>
-        <w:t xml:space="preserve"> koji imaju mogućnost samo da otkriju greške, ali ne i da ih koriguju</w:t>
-      </w:r>
-      <w:r>
-        <w:rPr>
-          <w:lang w:val="sr-Latn-RS" w:bidi="he-IL"/>
-        </w:rPr>
-        <w:t xml:space="preserve">. </w:t>
+        <w:t xml:space="preserve">Takođe, biće reč i o telekomunikacionim protokolima korišćenim u simulaciji u kojoj je opisana </w:t>
+      </w:r>
+      <w:r>
+        <w:rPr>
+          <w:lang w:val="sr-Latn-RS" w:bidi="he-IL"/>
+        </w:rPr>
+        <w:t>procena performa</w:t>
+      </w:r>
+      <w:r>
+        <w:rPr>
+          <w:lang w:val="sr-Latn-RS" w:bidi="he-IL"/>
+        </w:rPr>
+        <w:t>nsi ciklične provere redundanse. Program za simulaciju je izrađen</w:t>
+      </w:r>
+      <w:r>
+        <w:rPr>
+          <w:lang w:val="sr-Latn-RS" w:bidi="he-IL"/>
+        </w:rPr>
+        <w:t xml:space="preserve"> na</w:t>
+      </w:r>
+      <w:r>
+        <w:rPr>
+          <w:lang w:val="sr-Latn-RS" w:bidi="he-IL"/>
+        </w:rPr>
+        <w:t xml:space="preserve"> programskom jeziku</w:t>
+      </w:r>
+      <w:r>
+        <w:rPr>
+          <w:lang w:val="sr-Latn-RS" w:bidi="he-IL"/>
+        </w:rPr>
+        <w:t xml:space="preserve"> C++.</w:t>
       </w:r>
     </w:p>
     <w:p>
       <w:pPr>
         <w:ind w:firstLine="0"/>
         <w:rPr>
-          <w:lang w:val="sr-Latn-RS" w:bidi="he-IL"/>
-        </w:rPr>
-      </w:pPr>
-      <w:r>
-        <w:rPr>
-          <w:lang w:val="sr-Latn-RS" w:bidi="he-IL"/>
-        </w:rPr>
-        <w:t xml:space="preserve">Takođe, biće reč </w:t>
-      </w:r>
-      <w:r>
-        <w:rPr>
-          <w:lang w:val="sr-Latn-RS" w:bidi="he-IL"/>
-        </w:rPr>
-        <w:t>i</w:t>
-      </w:r>
-      <w:r>
-        <w:rPr>
-          <w:lang w:val="sr-Latn-RS" w:bidi="he-IL"/>
-        </w:rPr>
-        <w:t xml:space="preserve"> o</w:t>
-      </w:r>
-      <w:r>
-        <w:rPr>
-          <w:lang w:val="sr-Latn-RS" w:bidi="he-IL"/>
-        </w:rPr>
-        <w:t xml:space="preserve"> telekomunikacionim protokolima</w:t>
-      </w:r>
-      <w:r>
-        <w:rPr>
-          <w:lang w:val="sr-Latn-RS" w:bidi="he-IL"/>
-        </w:rPr>
-        <w:t xml:space="preserve"> korišćenim u simulaciji u kojoj je opisana </w:t>
-      </w:r>
-      <w:r>
-        <w:rPr>
-          <w:lang w:val="sr-Latn-RS" w:bidi="he-IL"/>
-        </w:rPr>
-        <w:t>procena performa</w:t>
-      </w:r>
-      <w:r>
-        <w:rPr>
-          <w:lang w:val="sr-Latn-RS" w:bidi="he-IL"/>
-        </w:rPr>
-        <w:t>nsi ciklične provere redundanse. Program za simulaciju je izrađen</w:t>
-      </w:r>
-      <w:r>
-        <w:rPr>
-          <w:lang w:val="sr-Latn-RS" w:bidi="he-IL"/>
-        </w:rPr>
-        <w:t xml:space="preserve"> na</w:t>
-      </w:r>
-      <w:r>
-        <w:rPr>
-          <w:lang w:val="sr-Latn-RS" w:bidi="he-IL"/>
-        </w:rPr>
-        <w:t xml:space="preserve"> </w:t>
-      </w:r>
-      <w:r>
-        <w:rPr>
-          <w:lang w:val="sr-Latn-RS" w:bidi="he-IL"/>
-        </w:rPr>
-        <w:t>programskom jeziku</w:t>
-      </w:r>
-      <w:r>
-        <w:rPr>
-          <w:lang w:val="sr-Latn-RS" w:bidi="he-IL"/>
-        </w:rPr>
-        <w:t xml:space="preserve"> C++.</w:t>
-      </w:r>
-    </w:p>
-    <w:p>
-      <w:pPr>
-        <w:ind w:firstLine="0"/>
-        <w:rPr>
           <w:lang w:bidi="he-IL"/>
         </w:rPr>
       </w:pPr>
@@ -2425,8 +2400,8 @@
           <w:lang w:val="sr-Latn-RS" w:bidi="he-IL"/>
         </w:rPr>
       </w:pPr>
-      <w:bookmarkStart w:id="8" w:name="методаАнализеГлавнихКомпоненти"/>
-      <w:bookmarkEnd w:id="7"/>
+      <w:bookmarkStart w:id="9" w:name="методаАнализеГлавнихКомпоненти"/>
+      <w:bookmarkEnd w:id="8"/>
     </w:p>
     <w:p>
       <w:pPr>
@@ -2466,7 +2441,7 @@
           <w:lang w:val="sr-Latn-RS"/>
         </w:rPr>
       </w:pPr>
-      <w:bookmarkStart w:id="9" w:name="_Toc126327767"/>
+      <w:bookmarkStart w:id="10" w:name="_Toc126489864"/>
       <w:r>
         <w:rPr>
           <w:lang w:val="sr-Latn-RS"/>
@@ -2479,9 +2454,9 @@
         </w:rPr>
         <w:t>LINEARNI BLOK KODOVI</w:t>
       </w:r>
-      <w:bookmarkEnd w:id="9"/>
-    </w:p>
-    <w:bookmarkEnd w:id="8"/>
+      <w:bookmarkEnd w:id="10"/>
+    </w:p>
+    <w:bookmarkEnd w:id="9"/>
     <w:p>
       <w:pPr>
         <w:rPr>
@@ -2556,7 +2531,19 @@
         <w:rPr>
           <w:lang w:val="sr-Latn-RS" w:bidi="he-IL"/>
         </w:rPr>
-        <w:t xml:space="preserve"> odgovarajuće kodne reči dužine n (od 2</w:t>
+        <w:t xml:space="preserve"> odgovarajuće kodne reči dužine n (</w:t>
+      </w:r>
+      <w:r>
+        <w:rPr>
+          <w:lang w:val="sr-Latn-RS" w:bidi="he-IL"/>
+        </w:rPr>
+        <w:t xml:space="preserve">izabrane </w:t>
+      </w:r>
+      <w:r>
+        <w:rPr>
+          <w:lang w:val="sr-Latn-RS" w:bidi="he-IL"/>
+        </w:rPr>
+        <w:t>od 2</w:t>
       </w:r>
       <w:r>
         <w:rPr>
@@ -2673,8 +2660,8 @@
           <w:lang w:val="sr-Latn-RS"/>
         </w:rPr>
       </w:pPr>
-      <w:bookmarkStart w:id="10" w:name="УводУПЦА"/>
-      <w:bookmarkStart w:id="11" w:name="_Toc126327768"/>
+      <w:bookmarkStart w:id="11" w:name="УводУПЦА"/>
+      <w:bookmarkStart w:id="12" w:name="_Toc126489865"/>
       <w:r>
         <w:rPr>
           <w:lang w:val="sr-Latn-RS"/>
@@ -2693,9 +2680,9 @@
         </w:rPr>
         <w:t>Uvod</w:t>
       </w:r>
-      <w:bookmarkEnd w:id="11"/>
-    </w:p>
-    <w:bookmarkEnd w:id="10"/>
+      <w:bookmarkEnd w:id="12"/>
+    </w:p>
+    <w:bookmarkEnd w:id="11"/>
     <w:p>
       <w:pPr>
         <w:ind w:firstLine="0"/>
@@ -4035,7 +4022,7 @@
           <w:lang w:val="sr-Latn-RS"/>
         </w:rPr>
       </w:pPr>
-      <w:bookmarkStart w:id="12" w:name="_Toc126327769"/>
+      <w:bookmarkStart w:id="13" w:name="_Toc126489866"/>
       <w:r>
         <w:rPr>
           <w:lang w:val="sr-Latn-RS"/>
@@ -4054,7 +4041,7 @@
         </w:rPr>
         <w:t xml:space="preserve"> Matrični opis</w:t>
       </w:r>
-      <w:bookmarkEnd w:id="12"/>
+      <w:bookmarkEnd w:id="13"/>
     </w:p>
     <w:p>
       <w:pPr>
@@ -6131,14 +6118,6 @@
       </w:r>
       <w:r>
         <w:rPr>
-          <w:rFonts w:ascii="Cambria Math" w:hAnsi="Cambria Math"/>
-          <w:vertAlign w:val="superscript"/>
-          <w:lang w:val="sr-Latn-RS" w:bidi="he-IL"/>
-        </w:rPr>
-        <w:t>T</w:t>
-      </w:r>
-      <w:r>
-        <w:rPr>
           <w:lang w:val="sr-Latn-RS" w:bidi="he-IL"/>
         </w:rPr>
         <w:t xml:space="preserve">  </w:t>
@@ -6943,8 +6922,8 @@
           <w:lang w:val="sr-Latn-RS"/>
         </w:rPr>
       </w:pPr>
-      <w:bookmarkStart w:id="13" w:name="процедураОдређивањаПЦА"/>
-      <w:bookmarkStart w:id="14" w:name="_Toc126327770"/>
+      <w:bookmarkStart w:id="14" w:name="процедураОдређивањаПЦА"/>
+      <w:bookmarkStart w:id="15" w:name="_Toc126489867"/>
       <w:r>
         <w:rPr>
           <w:lang w:val="sr-Latn-RS"/>
@@ -6969,16 +6948,16 @@
         </w:rPr>
         <w:t>Verovatnoća greške koja se ne može detektovati</w:t>
       </w:r>
-      <w:bookmarkEnd w:id="14"/>
-    </w:p>
-    <w:p>
-      <w:pPr>
-        <w:rPr>
-          <w:lang w:val="sr-Latn-RS" w:bidi="he-IL"/>
-        </w:rPr>
-      </w:pPr>
-    </w:p>
-    <w:bookmarkEnd w:id="13"/>
+      <w:bookmarkEnd w:id="15"/>
+    </w:p>
+    <w:p>
+      <w:pPr>
+        <w:rPr>
+          <w:lang w:val="sr-Latn-RS" w:bidi="he-IL"/>
+        </w:rPr>
+      </w:pPr>
+    </w:p>
+    <w:bookmarkEnd w:id="14"/>
     <w:p>
       <w:pPr>
         <w:ind w:firstLine="0"/>
@@ -7329,7 +7308,7 @@
       <w:pPr>
         <w:ind w:firstLine="0"/>
         <w:rPr>
-          <w:rFonts w:ascii="Cambria Math" w:hAnsi="Cambria Math"/>
+          <w:rFonts w:cs="Calibri"/>
           <w:lang w:val="sr-Latn-RS" w:bidi="he-IL"/>
         </w:rPr>
       </w:pPr>
@@ -7392,7 +7371,7 @@
       </w:r>
       <w:r>
         <w:rPr>
-          <w:rFonts w:ascii="Cambria Math" w:hAnsi="Cambria Math"/>
+          <w:rFonts w:cs="Calibri"/>
           <w:lang w:val="sr-Latn-RS" w:bidi="he-IL"/>
         </w:rPr>
         <w:lastRenderedPageBreak/>
@@ -7400,60 +7379,60 @@
       </w:r>
       <w:r>
         <w:rPr>
+          <w:rFonts w:cs="Calibri"/>
+          <w:lang w:val="sr-Latn-RS" w:bidi="he-IL"/>
+        </w:rPr>
+        <w:t xml:space="preserve"> Dve osnovne tehnike koje se koriste za kontrolu grešaka su Forward Error Control (FEC) i Automatic Repeat Request (ARQ). </w:t>
+      </w:r>
+    </w:p>
+    <w:p>
+      <w:pPr>
+        <w:ind w:firstLine="0"/>
+        <w:rPr>
+          <w:rFonts w:cs="Calibri"/>
+          <w:lang w:val="sr-Latn-RS" w:bidi="he-IL"/>
+        </w:rPr>
+      </w:pPr>
+      <w:r>
+        <w:rPr>
+          <w:rFonts w:cs="Calibri"/>
+          <w:lang w:val="sr-Latn-RS" w:bidi="he-IL"/>
+        </w:rPr>
+        <w:t>U ARQ sistemima koristi se kod samo za detekciju grešaka. Nakon prijema kodne reči, prijemnik računa sindrom. Ako je sindrom jednak nuli, pretpostavlja</w:t>
+      </w:r>
+      <w:r>
+        <w:rPr>
+          <w:rFonts w:cs="Calibri"/>
+          <w:lang w:val="sr-Latn-RS" w:bidi="he-IL"/>
+        </w:rPr>
+        <w:t xml:space="preserve"> se</w:t>
+      </w:r>
+      <w:r>
+        <w:rPr>
+          <w:rFonts w:cs="Calibri"/>
+          <w:lang w:val="sr-Latn-RS" w:bidi="he-IL"/>
+        </w:rPr>
+        <w:t xml:space="preserve"> da je primljena ispravna kodna reč. Primljeni vektor se prihvata i isporučuje korisniku, a preko kanala se šalje predajniku signal da je vektor uspešno primljen. </w:t>
+      </w:r>
+      <w:r>
+        <w:rPr>
+          <w:rFonts w:cs="Calibri"/>
+          <w:lang w:val="sr-Latn-RS" w:bidi="he-IL"/>
+        </w:rPr>
+        <w:t>Ako je sindrom različit od nule, pretpostavlja se da je došlo do greške i prijemnik preko kanala signalizira predajniku da izvrši retransmisiju. Ovaj postupak se ponavlja sve dok vektor ne bude uspešno primljen. Korisniku se prosleđuje pogrešan vektor jedino ako prijemnik ne uspe da detektuje da je došlo do greške. Ovo se rešava upotrebom dobrog koda koji smanjuje na minimum verovatnoću da greška neće biti detektovana.</w:t>
+      </w:r>
+    </w:p>
+    <w:p>
+      <w:pPr>
+        <w:ind w:firstLine="0"/>
+        <w:rPr>
           <w:rFonts w:ascii="Cambria Math" w:hAnsi="Cambria Math"/>
           <w:lang w:val="sr-Latn-RS" w:bidi="he-IL"/>
         </w:rPr>
-        <w:t xml:space="preserve"> Dve osnovne tehnike koje se koriste za kontrolu grešaka su Forward Error Control (FEC) i Automatic Repeat Request (ARQ). </w:t>
-      </w:r>
-    </w:p>
-    <w:p>
-      <w:pPr>
-        <w:ind w:firstLine="0"/>
-        <w:rPr>
-          <w:rFonts w:ascii="Cambria Math" w:hAnsi="Cambria Math"/>
-          <w:lang w:val="sr-Latn-RS" w:bidi="he-IL"/>
-        </w:rPr>
-      </w:pPr>
-      <w:r>
-        <w:rPr>
-          <w:rFonts w:ascii="Cambria Math" w:hAnsi="Cambria Math"/>
-          <w:lang w:val="sr-Latn-RS" w:bidi="he-IL"/>
-        </w:rPr>
-        <w:t>U ARQ sistemima koristi se kod samo za detekciju grešaka. Nakon prijema kodne reči, prijemnik računa sindrom. Ako je sindrom jednak nuli, pretpostavlja</w:t>
-      </w:r>
-      <w:r>
-        <w:rPr>
-          <w:rFonts w:ascii="Cambria Math" w:hAnsi="Cambria Math"/>
-          <w:lang w:val="sr-Latn-RS" w:bidi="he-IL"/>
-        </w:rPr>
-        <w:t xml:space="preserve"> se</w:t>
-      </w:r>
-      <w:r>
-        <w:rPr>
-          <w:rFonts w:ascii="Cambria Math" w:hAnsi="Cambria Math"/>
-          <w:lang w:val="sr-Latn-RS" w:bidi="he-IL"/>
-        </w:rPr>
-        <w:t xml:space="preserve"> da je primljena ispravna kodna reč. Primljeni vektor se prihvata i isporučuje korisniku, a preko kanala se šalje predajniku signal da je vektor uspešno primljen. </w:t>
-      </w:r>
-      <w:r>
-        <w:rPr>
-          <w:rFonts w:ascii="Cambria Math" w:hAnsi="Cambria Math"/>
-          <w:lang w:val="sr-Latn-RS" w:bidi="he-IL"/>
-        </w:rPr>
-        <w:t>Ako je sindrom različit od nule, pretpostavlja se da je došlo do greške i prijemnik preko kanala signalizira predajniku da izvrši retransmisiju. Ovaj postupak se ponavlja sve dok vektor ne bude uspešno primljen. Korisniku se prosleđuje pogrešan vektor jedino ako prijemnik ne uspe da detektuje da je došlo do greške. Ovo se rešava upotrebom dobrog koda koji smanjuje na minimum verovatnoću da greška neće biti detektovana.</w:t>
-      </w:r>
-    </w:p>
-    <w:p>
-      <w:pPr>
-        <w:ind w:firstLine="0"/>
-        <w:rPr>
-          <w:rFonts w:ascii="Cambria Math" w:hAnsi="Cambria Math"/>
-          <w:lang w:val="sr-Latn-RS" w:bidi="he-IL"/>
-        </w:rPr>
-      </w:pPr>
-      <w:r>
-        <w:rPr>
-          <w:rFonts w:ascii="Cambria Math" w:hAnsi="Cambria Math"/>
+      </w:pPr>
+      <w:r>
+        <w:rPr>
+          <w:rFonts w:cs="Calibri"/>
           <w:lang w:val="sr-Latn-RS" w:bidi="he-IL"/>
         </w:rPr>
         <w:t>U FEC sistemima kod se koristi za detekciju i korekciju grešaka. Kada prijemnik detektuje da je došlo do greške, on pokušava da otkrije i lokaciju greške, kao i da je koriguje u isto vreme. Ako otkrije uspešno lokaciju greške, onda će uspeti i da je koriguje, dok u suprotnom, primljeni vektor biće pogrešno dekodovan i takav isporučen korisniku.</w:t>
@@ -7677,7 +7656,7 @@
         <w:tab/>
         <w:t>(2.13)</w:t>
       </w:r>
-      <w:bookmarkStart w:id="15" w:name="primenaPCAubiomedicini"/>
+      <w:bookmarkStart w:id="16" w:name="primenaPCAubiomedicini"/>
     </w:p>
     <w:p>
       <w:pPr>
@@ -9828,7 +9807,7 @@
           <w:lang w:val="sr-Latn-RS"/>
         </w:rPr>
       </w:pPr>
-      <w:bookmarkStart w:id="16" w:name="_Toc126327771"/>
+      <w:bookmarkStart w:id="17" w:name="_Toc126489868"/>
       <w:r>
         <w:rPr>
           <w:lang w:val="sr-Latn-RS"/>
@@ -9842,7 +9821,7 @@
         </w:rPr>
         <w:t>CIKLIČNI KODOVI</w:t>
       </w:r>
-      <w:bookmarkEnd w:id="16"/>
+      <w:bookmarkEnd w:id="17"/>
     </w:p>
     <w:p>
       <w:pPr>
@@ -9872,7 +9851,7 @@
         <w:t>Ciklični kodovi su potklasa linearnih blok kodova, i od velike važnosti su u savremenim telekomunikacionim sistemima.</w:t>
       </w:r>
     </w:p>
-    <w:bookmarkEnd w:id="15"/>
+    <w:bookmarkEnd w:id="16"/>
     <w:p>
       <w:pPr>
         <w:rPr>
@@ -9972,8 +9951,8 @@
           <w:lang w:val="sr-Latn-RS"/>
         </w:rPr>
       </w:pPr>
-      <w:bookmarkStart w:id="17" w:name="biomedicinski"/>
-      <w:bookmarkStart w:id="18" w:name="_Toc126327772"/>
+      <w:bookmarkStart w:id="18" w:name="biomedicinski"/>
+      <w:bookmarkStart w:id="19" w:name="_Toc126489869"/>
       <w:r>
         <w:rPr>
           <w:lang w:val="sr-Latn-RS"/>
@@ -9992,16 +9971,16 @@
         </w:rPr>
         <w:t>Uvod</w:t>
       </w:r>
-      <w:bookmarkEnd w:id="18"/>
-    </w:p>
-    <w:p>
-      <w:pPr>
-        <w:rPr>
-          <w:lang w:val="sr-Latn-RS" w:bidi="he-IL"/>
-        </w:rPr>
-      </w:pPr>
-    </w:p>
-    <w:bookmarkEnd w:id="17"/>
+      <w:bookmarkEnd w:id="19"/>
+    </w:p>
+    <w:p>
+      <w:pPr>
+        <w:rPr>
+          <w:lang w:val="sr-Latn-RS" w:bidi="he-IL"/>
+        </w:rPr>
+      </w:pPr>
+    </w:p>
+    <w:bookmarkEnd w:id="18"/>
     <w:p>
       <w:pPr>
         <w:ind w:firstLine="0"/>
@@ -12099,7 +12078,7 @@
           <w:lang w:val="sr-Latn-RS"/>
         </w:rPr>
       </w:pPr>
-      <w:bookmarkStart w:id="19" w:name="_Toc126327773"/>
+      <w:bookmarkStart w:id="20" w:name="_Toc126489870"/>
       <w:r>
         <w:rPr>
           <w:lang w:val="sr-Latn-RS"/>
@@ -12107,7 +12086,7 @@
         <w:lastRenderedPageBreak/>
         <w:t>3.2 Primeri</w:t>
       </w:r>
-      <w:bookmarkEnd w:id="19"/>
+      <w:bookmarkEnd w:id="20"/>
     </w:p>
     <w:p>
       <w:pPr>
@@ -12627,7 +12606,19 @@
         <w:rPr>
           <w:lang w:val="sr-Latn-RS" w:bidi="he-IL"/>
         </w:rPr>
-        <w:t xml:space="preserve"> Prvu kodnu reč možemo dobiti ošitavanjem koeficijenata generišućeg polinoma:</w:t>
+        <w:t xml:space="preserve"> Prvu kodnu reč možemo dobiti o</w:t>
+      </w:r>
+      <w:r>
+        <w:rPr>
+          <w:lang w:val="sr-Latn-RS" w:bidi="he-IL"/>
+        </w:rPr>
+        <w:t>č</w:t>
+      </w:r>
+      <w:r>
+        <w:rPr>
+          <w:lang w:val="sr-Latn-RS" w:bidi="he-IL"/>
+        </w:rPr>
+        <w:t>itavanjem koeficijenata generišućeg polinoma:</w:t>
       </w:r>
     </w:p>
     <w:p>
@@ -13550,7 +13541,7 @@
           <w:lang w:val="sr-Latn-RS"/>
         </w:rPr>
       </w:pPr>
-      <w:bookmarkStart w:id="20" w:name="закључак"/>
+      <w:bookmarkStart w:id="21" w:name="закључак"/>
       <w:r>
         <w:drawing>
           <wp:inline distT="0" distB="0" distL="0" distR="0" wp14:anchorId="7CE43EBB" wp14:editId="6322A919">
@@ -14886,7 +14877,7 @@
           <w:lang w:val="sr-Latn-RS"/>
         </w:rPr>
       </w:pPr>
-      <w:bookmarkStart w:id="21" w:name="_Toc126327774"/>
+      <w:bookmarkStart w:id="22" w:name="_Toc126489871"/>
       <w:r>
         <w:rPr>
           <w:lang w:val="sr-Latn-RS"/>
@@ -14894,7 +14885,7 @@
         <w:lastRenderedPageBreak/>
         <w:t xml:space="preserve">4 </w:t>
       </w:r>
-      <w:bookmarkEnd w:id="20"/>
+      <w:bookmarkEnd w:id="21"/>
       <w:r>
         <w:rPr>
           <w:lang w:val="sr-Latn-RS"/>
@@ -14907,7 +14898,7 @@
         </w:rPr>
         <w:t xml:space="preserve"> (CRC)</w:t>
       </w:r>
-      <w:bookmarkEnd w:id="21"/>
+      <w:bookmarkEnd w:id="22"/>
     </w:p>
     <w:p>
       <w:pPr>
@@ -15100,14 +15091,14 @@
           <w:lang w:val="sr-Latn-RS"/>
         </w:rPr>
       </w:pPr>
-      <w:bookmarkStart w:id="22" w:name="_Toc126327775"/>
+      <w:bookmarkStart w:id="23" w:name="_Toc126489872"/>
       <w:r>
         <w:rPr>
           <w:lang w:val="sr-Latn-RS"/>
         </w:rPr>
         <w:t>4.1 Uvod</w:t>
       </w:r>
-      <w:bookmarkEnd w:id="22"/>
+      <w:bookmarkEnd w:id="23"/>
     </w:p>
     <w:p>
       <w:pPr>
@@ -15170,7 +15161,7 @@
           <w:lang w:val="sr-Latn-RS"/>
         </w:rPr>
       </w:pPr>
-      <w:bookmarkStart w:id="23" w:name="_Toc126327776"/>
+      <w:bookmarkStart w:id="24" w:name="_Toc126489873"/>
       <w:r>
         <w:rPr>
           <w:lang w:val="sr-Latn-RS"/>
@@ -15184,7 +15175,7 @@
         </w:rPr>
         <w:t>CRC postupak</w:t>
       </w:r>
-      <w:bookmarkEnd w:id="23"/>
+      <w:bookmarkEnd w:id="24"/>
     </w:p>
     <w:p>
       <w:pPr>
@@ -16785,7 +16776,7 @@
           <w:lang w:val="sr-Latn-RS"/>
         </w:rPr>
       </w:pPr>
-      <w:bookmarkStart w:id="24" w:name="_Toc126327777"/>
+      <w:bookmarkStart w:id="25" w:name="_Toc126489874"/>
       <w:r>
         <w:rPr>
           <w:lang w:val="sr-Latn-RS"/>
@@ -16798,7 +16789,7 @@
         </w:rPr>
         <w:t>Performanse CRC postupka</w:t>
       </w:r>
-      <w:bookmarkEnd w:id="24"/>
+      <w:bookmarkEnd w:id="25"/>
     </w:p>
     <w:p>
       <w:pPr>
@@ -17804,13 +17795,13 @@
       <w:pPr>
         <w:pStyle w:val="Heading1"/>
       </w:pPr>
-      <w:bookmarkStart w:id="25" w:name="_Toc491074345"/>
-      <w:bookmarkStart w:id="26" w:name="_Toc126327778"/>
+      <w:bookmarkStart w:id="26" w:name="_Toc491074345"/>
+      <w:bookmarkStart w:id="27" w:name="_Toc126489875"/>
       <w:r>
         <w:lastRenderedPageBreak/>
         <w:t>5 ANALIZA SIMULACIJE U PROGRAMU</w:t>
       </w:r>
-      <w:bookmarkEnd w:id="26"/>
+      <w:bookmarkEnd w:id="27"/>
     </w:p>
     <w:p>
       <w:pPr>
@@ -17821,6 +17812,13 @@
     </w:p>
     <w:p>
       <w:pPr>
+        <w:rPr>
+          <w:lang w:val="it-IT" w:bidi="he-IL"/>
+        </w:rPr>
+      </w:pPr>
+    </w:p>
+    <w:p>
+      <w:pPr>
         <w:ind w:firstLine="0"/>
         <w:rPr>
           <w:lang w:val="sr-Latn-RS" w:bidi="he-IL"/>
@@ -17836,84 +17834,1707 @@
         <w:rPr>
           <w:lang w:val="sr-Latn-RS" w:bidi="he-IL"/>
         </w:rPr>
-        <w:t xml:space="preserve">ži opis postupka simulacije pojedinih CRC kodova koji su dati u tabeli </w:t>
-      </w:r>
-      <w:r>
-        <w:rPr>
-          <w:lang w:val="sr-Latn-RS" w:bidi="he-IL"/>
-        </w:rPr>
-        <w:t>5.1, kao i opis protokola koji će biti korišćeni u simulaciji.</w:t>
-      </w:r>
-      <w:r>
-        <w:rPr>
-          <w:lang w:val="sr-Latn-RS" w:bidi="he-IL"/>
-        </w:rPr>
-        <w:t xml:space="preserve"> Simulacija je vršena za dva modela telekomunikacionih kanala: </w:t>
-      </w:r>
-      <w:r>
-        <w:t>binarnom simetričnom kanalu</w:t>
-      </w:r>
-      <w:r>
-        <w:t xml:space="preserve"> (BSC)</w:t>
-      </w:r>
-      <w:r>
-        <w:t xml:space="preserve"> i Gilbert-Eliotovom </w:t>
-      </w:r>
-      <w:r>
-        <w:t>kanalu</w:t>
-      </w:r>
-      <w:bookmarkStart w:id="27" w:name="_GoBack"/>
-      <w:bookmarkEnd w:id="27"/>
-      <w:r>
+        <w:t>ži opis postupka simulacije pojedinih CRC kodova koji su dati u tabeli 5.1, kao i opis protokola koji će biti korišćeni u simulaciji.</w:t>
+      </w:r>
+      <w:r>
+        <w:rPr>
+          <w:lang w:val="sr-Latn-RS" w:bidi="he-IL"/>
+        </w:rPr>
+        <w:t xml:space="preserve"> Simulacija je vršena n</w:t>
+      </w:r>
+      <w:r>
+        <w:rPr>
+          <w:lang w:val="sr-Latn-RS" w:bidi="he-IL"/>
+        </w:rPr>
+        <w:t xml:space="preserve">a dva modela telekomunikacionih kanala: </w:t>
+      </w:r>
+      <w:r>
+        <w:t>binarnom simetričnom kanalu (BSC) i Gilbert-Eliotovom kanalu.</w:t>
+      </w:r>
+      <w:r>
+        <w:rPr>
+          <w:lang w:val="sr-Latn-RS" w:bidi="he-IL"/>
+        </w:rPr>
+        <w:t xml:space="preserve"> Kod programa u kome je vršena simulacija napisan je na programskom jeziku C++ i može se naći u Dodatku.</w:t>
+      </w:r>
+    </w:p>
+    <w:p>
+      <w:pPr>
+        <w:ind w:firstLine="0"/>
+        <w:rPr>
+          <w:lang w:val="sr-Latn-RS"/>
+        </w:rPr>
+      </w:pPr>
+      <w:r>
+        <w:rPr>
+          <w:b/>
+          <w:lang w:val="sr-Latn-RS" w:bidi="he-IL"/>
+        </w:rPr>
+        <w:t>BSC kanal</w:t>
+      </w:r>
+      <w:r>
+        <w:rPr>
+          <w:lang w:val="sr-Latn-RS" w:bidi="he-IL"/>
+        </w:rPr>
+        <w:t xml:space="preserve"> je već opisan u poglavlju 2.3, ali ćemo ponoviti osnovne stvari koje su od značaja za simulaciju. </w:t>
+      </w:r>
+      <w:r>
+        <w:rPr>
+          <w:lang w:val="sr-Latn-RS"/>
+        </w:rPr>
+        <w:t>Kod BSC kanala, podrazumeva se da je verovatnoća prelaska iz 0 u 1 jednaka verovatnoći prelaska iz 1 u 0, kao i to da je kanal bez memorije i da pojava greške u kanalu ne zavisi prethodnih od simbola sa ulaza niti od prethodnih grešaka.</w:t>
+      </w:r>
+    </w:p>
+    <w:p>
+      <w:pPr>
+        <w:ind w:firstLine="0"/>
+        <w:rPr>
+          <w:lang w:val="sr-Latn-RS"/>
+        </w:rPr>
+      </w:pPr>
+      <w:r>
+        <w:rPr>
+          <w:b/>
+          <w:lang w:val="sr-Latn-RS"/>
+        </w:rPr>
+        <w:t>Gilbert-Eliotov kanal</w:t>
+      </w:r>
+      <w:r>
+        <w:rPr>
+          <w:lang w:val="sr-Latn-RS"/>
+        </w:rPr>
+        <w:t xml:space="preserve"> je složeniji od BSC modela, koristi se za modelovanje paketskih grešaka (rafalnih gubitaka). Sastoji se od dva binarna kanala, tj od dva stanja, dobrog i lošeg, sa </w:t>
+      </w:r>
+      <w:r>
+        <w:rPr>
+          <w:lang w:val="sr-Latn-RS"/>
+        </w:rPr>
+        <w:t>staci</w:t>
+      </w:r>
+      <w:r>
+        <w:rPr>
+          <w:lang w:val="sr-Latn-RS"/>
+        </w:rPr>
+        <w:t>o</w:t>
+      </w:r>
+      <w:r>
+        <w:rPr>
+          <w:lang w:val="sr-Latn-RS"/>
+        </w:rPr>
+        <w:t xml:space="preserve">narnim verovatnoćama </w:t>
+      </w:r>
+      <w:r>
+        <w:rPr>
+          <w:lang w:val="sr-Latn-RS"/>
+        </w:rPr>
+        <w:t>P</w:t>
+      </w:r>
+      <w:r>
+        <w:rPr>
+          <w:vertAlign w:val="subscript"/>
+          <w:lang w:val="sr-Latn-RS"/>
+        </w:rPr>
+        <w:t>D</w:t>
+      </w:r>
+      <w:r>
+        <w:rPr>
+          <w:lang w:val="sr-Latn-RS"/>
+        </w:rPr>
+        <w:t xml:space="preserve"> i </w:t>
+      </w:r>
+      <w:r>
+        <w:rPr>
+          <w:lang w:val="sr-Latn-RS"/>
+        </w:rPr>
+        <w:t>P</w:t>
+      </w:r>
+      <w:r>
+        <w:rPr>
+          <w:vertAlign w:val="subscript"/>
+          <w:lang w:val="sr-Latn-RS"/>
+        </w:rPr>
+        <w:t>L</w:t>
+      </w:r>
+      <w:r>
+        <w:rPr>
+          <w:lang w:val="sr-Latn-RS"/>
+        </w:rPr>
+        <w:t>. Definišu se i tranzicione verovatnoće, P</w:t>
+      </w:r>
+      <w:r>
+        <w:rPr>
+          <w:vertAlign w:val="subscript"/>
+          <w:lang w:val="sr-Latn-RS"/>
+        </w:rPr>
+        <w:t>dd</w:t>
+      </w:r>
+      <w:r>
+        <w:rPr>
+          <w:lang w:val="sr-Latn-RS"/>
+        </w:rPr>
+        <w:t>, P</w:t>
+      </w:r>
+      <w:r>
+        <w:rPr>
+          <w:vertAlign w:val="subscript"/>
+          <w:lang w:val="sr-Latn-RS"/>
+        </w:rPr>
+        <w:t>ll</w:t>
+      </w:r>
+      <w:r>
+        <w:rPr>
+          <w:lang w:val="sr-Latn-RS"/>
+        </w:rPr>
+        <w:t>, P</w:t>
+      </w:r>
+      <w:r>
+        <w:rPr>
+          <w:vertAlign w:val="subscript"/>
+          <w:lang w:val="sr-Latn-RS"/>
+        </w:rPr>
+        <w:t>dl</w:t>
+      </w:r>
+      <w:r>
+        <w:rPr>
+          <w:lang w:val="sr-Latn-RS"/>
+        </w:rPr>
+        <w:t xml:space="preserve"> i P</w:t>
+      </w:r>
+      <w:r>
+        <w:rPr>
+          <w:vertAlign w:val="subscript"/>
+          <w:lang w:val="sr-Latn-RS"/>
+        </w:rPr>
+        <w:t>ld</w:t>
+      </w:r>
+      <w:r>
+        <w:rPr>
+          <w:lang w:val="sr-Latn-RS"/>
+        </w:rPr>
+        <w:t xml:space="preserve"> (verovatnoće da kanal ostaje u stanju u kome se nalazio ili da prelazi u drugo stanje), videti sliku 5.1. Za tranzicione verovatnoće važe sledeće jednakosti:</w:t>
+      </w:r>
+    </w:p>
+    <w:p>
+      <w:pPr>
+        <w:ind w:firstLine="0"/>
+        <w:rPr>
+          <w:lang w:val="sr-Latn-RS"/>
+        </w:rPr>
+      </w:pPr>
+      <w:r>
+        <w:rPr>
+          <w:lang w:val="sr-Latn-RS"/>
+        </w:rPr>
+        <w:tab/>
+      </w:r>
+      <w:r>
+        <w:rPr>
+          <w:lang w:val="sr-Latn-RS"/>
+        </w:rPr>
+        <w:tab/>
+      </w:r>
+    </w:p>
+    <w:p>
+      <w:pPr>
+        <w:jc w:val="right"/>
+        <w:rPr>
+          <w:lang w:val="sr-Latn-RS"/>
+        </w:rPr>
+      </w:pPr>
+      <m:oMath>
+        <m:sSub>
+          <m:sSubPr>
+            <m:ctrlPr>
+              <w:rPr>
+                <w:rFonts w:ascii="Cambria Math" w:hAnsi="Cambria Math"/>
+                <w:i/>
+                <w:lang w:val="sr-Latn-RS"/>
+              </w:rPr>
+            </m:ctrlPr>
+          </m:sSubPr>
+          <m:e>
+            <m:r>
+              <w:rPr>
+                <w:rFonts w:ascii="Cambria Math" w:hAnsi="Cambria Math"/>
+                <w:lang w:val="sr-Latn-RS"/>
+              </w:rPr>
+              <m:t>P</m:t>
+            </m:r>
+          </m:e>
+          <m:sub>
+            <m:r>
+              <w:rPr>
+                <w:rFonts w:ascii="Cambria Math" w:hAnsi="Cambria Math"/>
+                <w:lang w:val="sr-Latn-RS"/>
+              </w:rPr>
+              <m:t>DD</m:t>
+            </m:r>
+          </m:sub>
+        </m:sSub>
+        <m:r>
+          <w:rPr>
+            <w:rFonts w:ascii="Cambria Math" w:hAnsi="Cambria Math"/>
+            <w:lang w:val="sr-Latn-RS"/>
+          </w:rPr>
+          <m:t>+</m:t>
+        </m:r>
+        <m:sSub>
+          <m:sSubPr>
+            <m:ctrlPr>
+              <w:rPr>
+                <w:rFonts w:ascii="Cambria Math" w:hAnsi="Cambria Math"/>
+                <w:i/>
+                <w:lang w:val="sr-Latn-RS"/>
+              </w:rPr>
+            </m:ctrlPr>
+          </m:sSubPr>
+          <m:e>
+            <m:r>
+              <w:rPr>
+                <w:rFonts w:ascii="Cambria Math" w:hAnsi="Cambria Math"/>
+                <w:lang w:val="sr-Latn-RS"/>
+              </w:rPr>
+              <m:t>P</m:t>
+            </m:r>
+          </m:e>
+          <m:sub>
+            <m:r>
+              <w:rPr>
+                <w:rFonts w:ascii="Cambria Math" w:hAnsi="Cambria Math"/>
+                <w:lang w:val="sr-Latn-RS"/>
+              </w:rPr>
+              <m:t>DL</m:t>
+            </m:r>
+          </m:sub>
+        </m:sSub>
+        <m:r>
+          <w:rPr>
+            <w:rFonts w:ascii="Cambria Math" w:hAnsi="Cambria Math"/>
+            <w:lang w:val="sr-Latn-RS"/>
+          </w:rPr>
+          <m:t>=1</m:t>
+        </m:r>
+      </m:oMath>
+      <w:r>
+        <w:rPr>
+          <w:lang w:val="sr-Latn-RS"/>
+        </w:rPr>
+        <w:tab/>
+      </w:r>
+      <w:r>
+        <w:rPr>
+          <w:lang w:val="sr-Latn-RS"/>
+        </w:rPr>
+        <w:tab/>
+      </w:r>
+      <w:r>
+        <w:rPr>
+          <w:lang w:val="sr-Latn-RS"/>
+        </w:rPr>
+        <w:tab/>
+      </w:r>
+      <w:r>
+        <w:rPr>
+          <w:lang w:val="sr-Latn-RS"/>
+        </w:rPr>
+        <w:tab/>
+      </w:r>
+      <w:r>
+        <w:rPr>
+          <w:lang w:val="sr-Latn-RS"/>
+        </w:rPr>
+        <w:tab/>
+        <w:t>(5.1)</w:t>
+      </w:r>
+    </w:p>
+    <w:p>
+      <w:pPr>
+        <w:jc w:val="right"/>
+        <w:rPr>
+          <w:lang w:val="sr-Latn-RS"/>
+        </w:rPr>
+      </w:pPr>
+      <m:oMath>
+        <m:sSub>
+          <m:sSubPr>
+            <m:ctrlPr>
+              <w:rPr>
+                <w:rFonts w:ascii="Cambria Math" w:hAnsi="Cambria Math"/>
+                <w:i/>
+                <w:lang w:val="sr-Latn-RS"/>
+              </w:rPr>
+            </m:ctrlPr>
+          </m:sSubPr>
+          <m:e>
+            <m:r>
+              <w:rPr>
+                <w:rFonts w:ascii="Cambria Math" w:hAnsi="Cambria Math"/>
+                <w:lang w:val="sr-Latn-RS"/>
+              </w:rPr>
+              <m:t>P</m:t>
+            </m:r>
+          </m:e>
+          <m:sub>
+            <m:r>
+              <w:rPr>
+                <w:rFonts w:ascii="Cambria Math" w:hAnsi="Cambria Math"/>
+                <w:lang w:val="sr-Latn-RS"/>
+              </w:rPr>
+              <m:t>LL</m:t>
+            </m:r>
+          </m:sub>
+        </m:sSub>
+        <m:r>
+          <w:rPr>
+            <w:rFonts w:ascii="Cambria Math" w:hAnsi="Cambria Math"/>
+            <w:lang w:val="sr-Latn-RS"/>
+          </w:rPr>
+          <m:t>+</m:t>
+        </m:r>
+        <m:sSub>
+          <m:sSubPr>
+            <m:ctrlPr>
+              <w:rPr>
+                <w:rFonts w:ascii="Cambria Math" w:hAnsi="Cambria Math"/>
+                <w:i/>
+                <w:lang w:val="sr-Latn-RS"/>
+              </w:rPr>
+            </m:ctrlPr>
+          </m:sSubPr>
+          <m:e>
+            <m:r>
+              <w:rPr>
+                <w:rFonts w:ascii="Cambria Math" w:hAnsi="Cambria Math"/>
+                <w:lang w:val="sr-Latn-RS"/>
+              </w:rPr>
+              <m:t>P</m:t>
+            </m:r>
+          </m:e>
+          <m:sub>
+            <m:r>
+              <w:rPr>
+                <w:rFonts w:ascii="Cambria Math" w:hAnsi="Cambria Math"/>
+                <w:lang w:val="sr-Latn-RS"/>
+              </w:rPr>
+              <m:t>LD</m:t>
+            </m:r>
+          </m:sub>
+        </m:sSub>
+        <m:r>
+          <w:rPr>
+            <w:rFonts w:ascii="Cambria Math" w:hAnsi="Cambria Math"/>
+            <w:lang w:val="sr-Latn-RS"/>
+          </w:rPr>
+          <m:t>=1</m:t>
+        </m:r>
+      </m:oMath>
+      <w:r>
+        <w:rPr>
+          <w:lang w:val="sr-Latn-RS"/>
+        </w:rPr>
+        <w:tab/>
+      </w:r>
+      <w:r>
+        <w:rPr>
+          <w:lang w:val="sr-Latn-RS"/>
+        </w:rPr>
+        <w:tab/>
+      </w:r>
+      <w:r>
+        <w:rPr>
+          <w:lang w:val="sr-Latn-RS"/>
+        </w:rPr>
+        <w:tab/>
+      </w:r>
+      <w:r>
+        <w:rPr>
+          <w:lang w:val="sr-Latn-RS"/>
+        </w:rPr>
+        <w:tab/>
+      </w:r>
+      <w:r>
+        <w:rPr>
+          <w:lang w:val="sr-Latn-RS"/>
+        </w:rPr>
+        <w:tab/>
+        <w:t>(5.2)</w:t>
+      </w:r>
+    </w:p>
+    <w:p>
+      <w:pPr>
+        <w:jc w:val="right"/>
+        <w:rPr>
+          <w:lang w:val="sr-Latn-RS"/>
+        </w:rPr>
+      </w:pPr>
+    </w:p>
+    <w:p>
+      <w:pPr>
+        <w:ind w:firstLine="0"/>
+      </w:pPr>
+      <w:r>
+        <w:t>Dakle, i u dobrom i</w:t>
+      </w:r>
+      <w:r>
+        <w:t xml:space="preserve"> u lošem stanju Gilbert-Eliotovog modela mogući su gubici pake</w:t>
+      </w:r>
+      <w:r>
+        <w:t>ta i</w:t>
+      </w:r>
+      <w:r>
+        <w:t xml:space="preserve"> to su međusobno nezavisni događaji. Verovatnoće se postavljaju tako da verovatnoća gubitaka u lošem stanju (</w:t>
+      </w:r>
+      <w:r>
+        <w:rPr>
+          <w:lang w:val="sr-Latn-RS"/>
+        </w:rPr>
+        <w:t>p</w:t>
+      </w:r>
+      <w:r>
+        <w:rPr>
+          <w:vertAlign w:val="subscript"/>
+          <w:lang w:val="sr-Latn-RS"/>
+        </w:rPr>
+        <w:t>l</w:t>
+      </w:r>
+      <w:r>
+        <w:rPr>
+          <w:lang w:val="sr-Latn-RS"/>
+        </w:rPr>
+        <w:t>) bude nekoliko puta veća od verovatnoće gubitaka u dobrom stanju (p</w:t>
+      </w:r>
+      <w:r>
+        <w:rPr>
+          <w:vertAlign w:val="subscript"/>
+          <w:lang w:val="sr-Latn-RS"/>
+        </w:rPr>
+        <w:t>d</w:t>
+      </w:r>
+      <w:r>
+        <w:rPr>
+          <w:lang w:val="sr-Latn-RS"/>
+        </w:rPr>
+        <w:t xml:space="preserve">). Ovakva konfiguracija se postavlja zbog modelovanja paketskih grešaka. Za ovaj model možemo definisati i </w:t>
+      </w:r>
+      <w:r>
+        <w:t>prosečno trajanje svakog od stanja (u bitima):</w:t>
+      </w:r>
+    </w:p>
+    <w:p>
+      <w:pPr>
+        <w:ind w:firstLine="0"/>
+        <w:rPr>
+          <w:lang w:val="sr-Latn-RS"/>
+        </w:rPr>
+      </w:pPr>
+    </w:p>
+    <w:p>
+      <w:pPr>
+        <w:jc w:val="right"/>
+        <w:rPr>
+          <w:lang w:val="sr-Latn-RS"/>
+        </w:rPr>
+      </w:pPr>
+      <m:oMath>
+        <m:sSub>
+          <m:sSubPr>
+            <m:ctrlPr>
+              <w:rPr>
+                <w:rFonts w:ascii="Cambria Math" w:hAnsi="Cambria Math"/>
+                <w:i/>
+                <w:lang w:val="sr-Latn-RS"/>
+              </w:rPr>
+            </m:ctrlPr>
+          </m:sSubPr>
+          <m:e>
+            <m:r>
+              <w:rPr>
+                <w:rFonts w:ascii="Cambria Math" w:hAnsi="Cambria Math"/>
+                <w:lang w:val="sr-Latn-RS"/>
+              </w:rPr>
+              <m:t>T</m:t>
+            </m:r>
+          </m:e>
+          <m:sub>
+            <m:r>
+              <w:rPr>
+                <w:rFonts w:ascii="Cambria Math" w:hAnsi="Cambria Math"/>
+                <w:lang w:val="sr-Latn-RS"/>
+              </w:rPr>
+              <m:t>D</m:t>
+            </m:r>
+          </m:sub>
+        </m:sSub>
+        <m:r>
+          <w:rPr>
+            <w:rFonts w:ascii="Cambria Math" w:hAnsi="Cambria Math"/>
+            <w:lang w:val="sr-Latn-RS"/>
+          </w:rPr>
+          <m:t>=</m:t>
+        </m:r>
+        <m:f>
+          <m:fPr>
+            <m:ctrlPr>
+              <w:rPr>
+                <w:rFonts w:ascii="Cambria Math" w:hAnsi="Cambria Math"/>
+                <w:i/>
+                <w:lang w:val="sr-Latn-RS"/>
+              </w:rPr>
+            </m:ctrlPr>
+          </m:fPr>
+          <m:num>
+            <m:r>
+              <w:rPr>
+                <w:rFonts w:ascii="Cambria Math" w:hAnsi="Cambria Math"/>
+                <w:lang w:val="sr-Latn-RS"/>
+              </w:rPr>
+              <m:t>1</m:t>
+            </m:r>
+          </m:num>
+          <m:den>
+            <m:sSub>
+              <m:sSubPr>
+                <m:ctrlPr>
+                  <w:rPr>
+                    <w:rFonts w:ascii="Cambria Math" w:hAnsi="Cambria Math"/>
+                    <w:i/>
+                    <w:lang w:val="sr-Latn-RS"/>
+                  </w:rPr>
+                </m:ctrlPr>
+              </m:sSubPr>
+              <m:e>
+                <m:r>
+                  <w:rPr>
+                    <w:rFonts w:ascii="Cambria Math" w:hAnsi="Cambria Math"/>
+                    <w:lang w:val="sr-Latn-RS"/>
+                  </w:rPr>
+                  <m:t>P</m:t>
+                </m:r>
+              </m:e>
+              <m:sub>
+                <m:r>
+                  <w:rPr>
+                    <w:rFonts w:ascii="Cambria Math" w:hAnsi="Cambria Math"/>
+                    <w:lang w:val="sr-Latn-RS"/>
+                  </w:rPr>
+                  <m:t>DL</m:t>
+                </m:r>
+              </m:sub>
+            </m:sSub>
+          </m:den>
+        </m:f>
+        <m:r>
+          <w:rPr>
+            <w:rFonts w:ascii="Cambria Math" w:hAnsi="Cambria Math"/>
+            <w:lang w:val="sr-Latn-RS"/>
+          </w:rPr>
+          <m:t xml:space="preserve">,  </m:t>
+        </m:r>
+        <m:sSub>
+          <m:sSubPr>
+            <m:ctrlPr>
+              <w:rPr>
+                <w:rFonts w:ascii="Cambria Math" w:hAnsi="Cambria Math"/>
+                <w:i/>
+                <w:lang w:val="sr-Latn-RS"/>
+              </w:rPr>
+            </m:ctrlPr>
+          </m:sSubPr>
+          <m:e>
+            <m:r>
+              <w:rPr>
+                <w:rFonts w:ascii="Cambria Math" w:hAnsi="Cambria Math"/>
+                <w:lang w:val="sr-Latn-RS"/>
+              </w:rPr>
+              <m:t>T</m:t>
+            </m:r>
+          </m:e>
+          <m:sub>
+            <m:r>
+              <w:rPr>
+                <w:rFonts w:ascii="Cambria Math" w:hAnsi="Cambria Math"/>
+                <w:lang w:val="sr-Latn-RS"/>
+              </w:rPr>
+              <m:t>L</m:t>
+            </m:r>
+          </m:sub>
+        </m:sSub>
+        <m:r>
+          <w:rPr>
+            <w:rFonts w:ascii="Cambria Math" w:hAnsi="Cambria Math"/>
+            <w:lang w:val="sr-Latn-RS"/>
+          </w:rPr>
+          <m:t>=</m:t>
+        </m:r>
+        <m:f>
+          <m:fPr>
+            <m:ctrlPr>
+              <w:rPr>
+                <w:rFonts w:ascii="Cambria Math" w:hAnsi="Cambria Math"/>
+                <w:i/>
+                <w:lang w:val="sr-Latn-RS"/>
+              </w:rPr>
+            </m:ctrlPr>
+          </m:fPr>
+          <m:num>
+            <m:r>
+              <w:rPr>
+                <w:rFonts w:ascii="Cambria Math" w:hAnsi="Cambria Math"/>
+                <w:lang w:val="sr-Latn-RS"/>
+              </w:rPr>
+              <m:t>1</m:t>
+            </m:r>
+          </m:num>
+          <m:den>
+            <m:sSub>
+              <m:sSubPr>
+                <m:ctrlPr>
+                  <w:rPr>
+                    <w:rFonts w:ascii="Cambria Math" w:hAnsi="Cambria Math"/>
+                    <w:i/>
+                    <w:lang w:val="sr-Latn-RS"/>
+                  </w:rPr>
+                </m:ctrlPr>
+              </m:sSubPr>
+              <m:e>
+                <m:r>
+                  <w:rPr>
+                    <w:rFonts w:ascii="Cambria Math" w:hAnsi="Cambria Math"/>
+                    <w:lang w:val="sr-Latn-RS"/>
+                  </w:rPr>
+                  <m:t>P</m:t>
+                </m:r>
+              </m:e>
+              <m:sub>
+                <m:r>
+                  <w:rPr>
+                    <w:rFonts w:ascii="Cambria Math" w:hAnsi="Cambria Math"/>
+                    <w:lang w:val="sr-Latn-RS"/>
+                  </w:rPr>
+                  <m:t>LD</m:t>
+                </m:r>
+              </m:sub>
+            </m:sSub>
+          </m:den>
+        </m:f>
+      </m:oMath>
+      <w:r>
+        <w:rPr>
+          <w:lang w:val="sr-Latn-RS"/>
+        </w:rPr>
+        <w:tab/>
+      </w:r>
+      <w:r>
+        <w:rPr>
+          <w:lang w:val="sr-Latn-RS"/>
+        </w:rPr>
+        <w:tab/>
+      </w:r>
+      <w:r>
+        <w:rPr>
+          <w:lang w:val="sr-Latn-RS"/>
+        </w:rPr>
+        <w:tab/>
+      </w:r>
+      <w:r>
+        <w:rPr>
+          <w:lang w:val="sr-Latn-RS"/>
+        </w:rPr>
+        <w:tab/>
+      </w:r>
+      <w:r>
+        <w:rPr>
+          <w:lang w:val="sr-Latn-RS"/>
+        </w:rPr>
+        <w:tab/>
+        <w:t>(5.3)</w:t>
+      </w:r>
+    </w:p>
+    <w:p>
+      <w:pPr>
+        <w:ind w:firstLine="0"/>
+        <w:rPr>
+          <w:lang w:val="sr-Latn-RS" w:bidi="he-IL"/>
+        </w:rPr>
+      </w:pPr>
+    </w:p>
+    <w:p>
+      <w:pPr>
+        <w:ind w:firstLine="0"/>
+        <w:rPr>
+          <w:lang w:val="sr-Latn-RS" w:bidi="he-IL"/>
+        </w:rPr>
+      </w:pPr>
+      <w:r>
+        <w:rPr>
+          <w:lang w:val="sr-Latn-RS" w:bidi="he-IL"/>
+        </w:rPr>
+        <w:t>Srednja verovatnoća greške kanala može se izračunati sledećim izrazom:</w:t>
+      </w:r>
+    </w:p>
+    <w:p>
+      <w:pPr>
+        <w:ind w:firstLine="0"/>
+        <w:rPr>
+          <w:lang w:val="sr-Latn-RS" w:bidi="he-IL"/>
+        </w:rPr>
+      </w:pPr>
+    </w:p>
+    <w:p>
+      <w:pPr>
+        <w:jc w:val="right"/>
+        <w:rPr>
+          <w:lang w:val="sr-Latn-RS"/>
+        </w:rPr>
+      </w:pPr>
+      <m:oMath>
+        <m:sSub>
+          <m:sSubPr>
+            <m:ctrlPr>
+              <w:rPr>
+                <w:rFonts w:ascii="Cambria Math" w:hAnsi="Cambria Math"/>
+                <w:i/>
+                <w:lang w:val="sr-Latn-RS"/>
+              </w:rPr>
+            </m:ctrlPr>
+          </m:sSubPr>
+          <m:e>
+            <m:r>
+              <w:rPr>
+                <w:rFonts w:ascii="Cambria Math" w:hAnsi="Cambria Math"/>
+                <w:lang w:val="sr-Latn-RS"/>
+              </w:rPr>
+              <m:t>P</m:t>
+            </m:r>
+          </m:e>
+          <m:sub>
+            <m:r>
+              <w:rPr>
+                <w:rFonts w:ascii="Cambria Math" w:hAnsi="Cambria Math"/>
+                <w:lang w:val="sr-Latn-RS"/>
+              </w:rPr>
+              <m:t>e</m:t>
+            </m:r>
+          </m:sub>
+        </m:sSub>
+        <m:r>
+          <w:rPr>
+            <w:rFonts w:ascii="Cambria Math" w:hAnsi="Cambria Math"/>
+            <w:lang w:val="sr-Latn-RS"/>
+          </w:rPr>
+          <m:t>=</m:t>
+        </m:r>
+        <m:f>
+          <m:fPr>
+            <m:ctrlPr>
+              <w:rPr>
+                <w:rFonts w:ascii="Cambria Math" w:hAnsi="Cambria Math"/>
+                <w:i/>
+                <w:lang w:val="sr-Latn-RS"/>
+              </w:rPr>
+            </m:ctrlPr>
+          </m:fPr>
+          <m:num>
+            <m:sSub>
+              <m:sSubPr>
+                <m:ctrlPr>
+                  <w:rPr>
+                    <w:rFonts w:ascii="Cambria Math" w:hAnsi="Cambria Math"/>
+                    <w:i/>
+                    <w:lang w:val="sr-Latn-RS"/>
+                  </w:rPr>
+                </m:ctrlPr>
+              </m:sSubPr>
+              <m:e>
+                <m:r>
+                  <w:rPr>
+                    <w:rFonts w:ascii="Cambria Math" w:hAnsi="Cambria Math"/>
+                    <w:lang w:val="sr-Latn-RS"/>
+                  </w:rPr>
+                  <m:t>P</m:t>
+                </m:r>
+              </m:e>
+              <m:sub>
+                <m:r>
+                  <w:rPr>
+                    <w:rFonts w:ascii="Cambria Math" w:hAnsi="Cambria Math"/>
+                    <w:lang w:val="sr-Latn-RS"/>
+                  </w:rPr>
+                  <m:t>LD</m:t>
+                </m:r>
+              </m:sub>
+            </m:sSub>
+          </m:num>
+          <m:den>
+            <m:sSub>
+              <m:sSubPr>
+                <m:ctrlPr>
+                  <w:rPr>
+                    <w:rFonts w:ascii="Cambria Math" w:hAnsi="Cambria Math"/>
+                    <w:i/>
+                    <w:lang w:val="sr-Latn-RS"/>
+                  </w:rPr>
+                </m:ctrlPr>
+              </m:sSubPr>
+              <m:e>
+                <m:r>
+                  <w:rPr>
+                    <w:rFonts w:ascii="Cambria Math" w:hAnsi="Cambria Math"/>
+                    <w:lang w:val="sr-Latn-RS"/>
+                  </w:rPr>
+                  <m:t>P</m:t>
+                </m:r>
+              </m:e>
+              <m:sub>
+                <m:r>
+                  <w:rPr>
+                    <w:rFonts w:ascii="Cambria Math" w:hAnsi="Cambria Math"/>
+                    <w:lang w:val="sr-Latn-RS"/>
+                  </w:rPr>
+                  <m:t>LD</m:t>
+                </m:r>
+              </m:sub>
+            </m:sSub>
+            <m:r>
+              <w:rPr>
+                <w:rFonts w:ascii="Cambria Math" w:hAnsi="Cambria Math"/>
+                <w:lang w:val="sr-Latn-RS"/>
+              </w:rPr>
+              <m:t>+</m:t>
+            </m:r>
+            <m:sSub>
+              <m:sSubPr>
+                <m:ctrlPr>
+                  <w:rPr>
+                    <w:rFonts w:ascii="Cambria Math" w:hAnsi="Cambria Math"/>
+                    <w:i/>
+                    <w:lang w:val="sr-Latn-RS"/>
+                  </w:rPr>
+                </m:ctrlPr>
+              </m:sSubPr>
+              <m:e>
+                <m:r>
+                  <w:rPr>
+                    <w:rFonts w:ascii="Cambria Math" w:hAnsi="Cambria Math"/>
+                    <w:lang w:val="sr-Latn-RS"/>
+                  </w:rPr>
+                  <m:t>P</m:t>
+                </m:r>
+              </m:e>
+              <m:sub>
+                <m:r>
+                  <w:rPr>
+                    <w:rFonts w:ascii="Cambria Math" w:hAnsi="Cambria Math"/>
+                    <w:lang w:val="sr-Latn-RS"/>
+                  </w:rPr>
+                  <m:t>DL</m:t>
+                </m:r>
+              </m:sub>
+            </m:sSub>
+          </m:den>
+        </m:f>
+        <m:sSub>
+          <m:sSubPr>
+            <m:ctrlPr>
+              <w:rPr>
+                <w:rFonts w:ascii="Cambria Math" w:hAnsi="Cambria Math"/>
+                <w:i/>
+                <w:lang w:val="sr-Latn-RS"/>
+              </w:rPr>
+            </m:ctrlPr>
+          </m:sSubPr>
+          <m:e>
+            <m:r>
+              <w:rPr>
+                <w:rFonts w:ascii="Cambria Math" w:hAnsi="Cambria Math"/>
+                <w:lang w:val="sr-Latn-RS"/>
+              </w:rPr>
+              <m:t>p</m:t>
+            </m:r>
+          </m:e>
+          <m:sub>
+            <m:r>
+              <w:rPr>
+                <w:rFonts w:ascii="Cambria Math" w:hAnsi="Cambria Math"/>
+                <w:lang w:val="sr-Latn-RS"/>
+              </w:rPr>
+              <m:t>d</m:t>
+            </m:r>
+          </m:sub>
+        </m:sSub>
+        <m:r>
+          <w:rPr>
+            <w:rFonts w:ascii="Cambria Math" w:hAnsi="Cambria Math"/>
+            <w:lang w:val="sr-Latn-RS"/>
+          </w:rPr>
+          <m:t>+</m:t>
+        </m:r>
+        <m:f>
+          <m:fPr>
+            <m:ctrlPr>
+              <w:rPr>
+                <w:rFonts w:ascii="Cambria Math" w:hAnsi="Cambria Math"/>
+                <w:i/>
+                <w:lang w:val="sr-Latn-RS"/>
+              </w:rPr>
+            </m:ctrlPr>
+          </m:fPr>
+          <m:num>
+            <m:sSub>
+              <m:sSubPr>
+                <m:ctrlPr>
+                  <w:rPr>
+                    <w:rFonts w:ascii="Cambria Math" w:hAnsi="Cambria Math"/>
+                    <w:i/>
+                    <w:lang w:val="sr-Latn-RS"/>
+                  </w:rPr>
+                </m:ctrlPr>
+              </m:sSubPr>
+              <m:e>
+                <m:r>
+                  <w:rPr>
+                    <w:rFonts w:ascii="Cambria Math" w:hAnsi="Cambria Math"/>
+                    <w:lang w:val="sr-Latn-RS"/>
+                  </w:rPr>
+                  <m:t>P</m:t>
+                </m:r>
+              </m:e>
+              <m:sub>
+                <m:r>
+                  <w:rPr>
+                    <w:rFonts w:ascii="Cambria Math" w:hAnsi="Cambria Math"/>
+                    <w:lang w:val="sr-Latn-RS"/>
+                  </w:rPr>
+                  <m:t>DL</m:t>
+                </m:r>
+              </m:sub>
+            </m:sSub>
+          </m:num>
+          <m:den>
+            <m:sSub>
+              <m:sSubPr>
+                <m:ctrlPr>
+                  <w:rPr>
+                    <w:rFonts w:ascii="Cambria Math" w:hAnsi="Cambria Math"/>
+                    <w:i/>
+                    <w:lang w:val="sr-Latn-RS"/>
+                  </w:rPr>
+                </m:ctrlPr>
+              </m:sSubPr>
+              <m:e>
+                <m:r>
+                  <w:rPr>
+                    <w:rFonts w:ascii="Cambria Math" w:hAnsi="Cambria Math"/>
+                    <w:lang w:val="sr-Latn-RS"/>
+                  </w:rPr>
+                  <m:t>P</m:t>
+                </m:r>
+              </m:e>
+              <m:sub>
+                <m:r>
+                  <w:rPr>
+                    <w:rFonts w:ascii="Cambria Math" w:hAnsi="Cambria Math"/>
+                    <w:lang w:val="sr-Latn-RS"/>
+                  </w:rPr>
+                  <m:t>DL</m:t>
+                </m:r>
+              </m:sub>
+            </m:sSub>
+            <m:r>
+              <w:rPr>
+                <w:rFonts w:ascii="Cambria Math" w:hAnsi="Cambria Math"/>
+                <w:lang w:val="sr-Latn-RS"/>
+              </w:rPr>
+              <m:t>+</m:t>
+            </m:r>
+            <m:sSub>
+              <m:sSubPr>
+                <m:ctrlPr>
+                  <w:rPr>
+                    <w:rFonts w:ascii="Cambria Math" w:hAnsi="Cambria Math"/>
+                    <w:i/>
+                    <w:lang w:val="sr-Latn-RS"/>
+                  </w:rPr>
+                </m:ctrlPr>
+              </m:sSubPr>
+              <m:e>
+                <m:r>
+                  <w:rPr>
+                    <w:rFonts w:ascii="Cambria Math" w:hAnsi="Cambria Math"/>
+                    <w:lang w:val="sr-Latn-RS"/>
+                  </w:rPr>
+                  <m:t>P</m:t>
+                </m:r>
+              </m:e>
+              <m:sub>
+                <m:r>
+                  <w:rPr>
+                    <w:rFonts w:ascii="Cambria Math" w:hAnsi="Cambria Math"/>
+                    <w:lang w:val="sr-Latn-RS"/>
+                  </w:rPr>
+                  <m:t>LD</m:t>
+                </m:r>
+              </m:sub>
+            </m:sSub>
+          </m:den>
+        </m:f>
+        <m:sSub>
+          <m:sSubPr>
+            <m:ctrlPr>
+              <w:rPr>
+                <w:rFonts w:ascii="Cambria Math" w:hAnsi="Cambria Math"/>
+                <w:i/>
+                <w:lang w:val="sr-Latn-RS"/>
+              </w:rPr>
+            </m:ctrlPr>
+          </m:sSubPr>
+          <m:e>
+            <m:r>
+              <w:rPr>
+                <w:rFonts w:ascii="Cambria Math" w:hAnsi="Cambria Math"/>
+                <w:lang w:val="sr-Latn-RS"/>
+              </w:rPr>
+              <m:t>p</m:t>
+            </m:r>
+          </m:e>
+          <m:sub>
+            <m:r>
+              <w:rPr>
+                <w:rFonts w:ascii="Cambria Math" w:hAnsi="Cambria Math"/>
+                <w:lang w:val="sr-Latn-RS"/>
+              </w:rPr>
+              <m:t>l</m:t>
+            </m:r>
+          </m:sub>
+        </m:sSub>
+      </m:oMath>
+      <w:r>
+        <w:rPr>
+          <w:lang w:val="sr-Latn-RS"/>
+        </w:rPr>
+        <w:tab/>
+      </w:r>
+      <w:r>
+        <w:rPr>
+          <w:lang w:val="sr-Latn-RS"/>
+        </w:rPr>
+        <w:tab/>
+      </w:r>
+      <w:r>
+        <w:rPr>
+          <w:lang w:val="sr-Latn-RS"/>
+        </w:rPr>
+        <w:tab/>
+      </w:r>
+      <w:r>
+        <w:rPr>
+          <w:lang w:val="sr-Latn-RS"/>
+        </w:rPr>
+        <w:tab/>
+      </w:r>
+      <w:r>
+        <w:rPr>
+          <w:lang w:val="sr-Latn-RS"/>
+        </w:rPr>
+        <w:tab/>
+        <w:t>(5.4)</w:t>
+      </w:r>
+    </w:p>
+    <w:p>
+      <w:pPr>
+        <w:jc w:val="right"/>
+        <w:rPr>
+          <w:lang w:val="sr-Latn-RS"/>
+        </w:rPr>
+      </w:pPr>
+      <m:oMath>
+        <m:sSub>
+          <m:sSubPr>
+            <m:ctrlPr>
+              <w:rPr>
+                <w:rFonts w:ascii="Cambria Math" w:hAnsi="Cambria Math"/>
+                <w:i/>
+                <w:lang w:val="sr-Latn-RS"/>
+              </w:rPr>
+            </m:ctrlPr>
+          </m:sSubPr>
+          <m:e>
+            <m:r>
+              <w:rPr>
+                <w:rFonts w:ascii="Cambria Math" w:hAnsi="Cambria Math"/>
+                <w:lang w:val="sr-Latn-RS"/>
+              </w:rPr>
+              <m:t>P</m:t>
+            </m:r>
+          </m:e>
+          <m:sub>
+            <m:r>
+              <w:rPr>
+                <w:rFonts w:ascii="Cambria Math" w:hAnsi="Cambria Math"/>
+                <w:lang w:val="sr-Latn-RS"/>
+              </w:rPr>
+              <m:t>e</m:t>
+            </m:r>
+          </m:sub>
+        </m:sSub>
+        <m:r>
+          <w:rPr>
+            <w:rFonts w:ascii="Cambria Math" w:hAnsi="Cambria Math"/>
+            <w:lang w:val="sr-Latn-RS"/>
+          </w:rPr>
+          <m:t>=</m:t>
+        </m:r>
+        <m:sSub>
+          <m:sSubPr>
+            <m:ctrlPr>
+              <w:rPr>
+                <w:rFonts w:ascii="Cambria Math" w:hAnsi="Cambria Math"/>
+                <w:i/>
+                <w:lang w:val="sr-Latn-RS"/>
+              </w:rPr>
+            </m:ctrlPr>
+          </m:sSubPr>
+          <m:e>
+            <m:r>
+              <w:rPr>
+                <w:rFonts w:ascii="Cambria Math" w:hAnsi="Cambria Math"/>
+                <w:lang w:val="sr-Latn-RS"/>
+              </w:rPr>
+              <m:t>P</m:t>
+            </m:r>
+          </m:e>
+          <m:sub>
+            <m:r>
+              <w:rPr>
+                <w:rFonts w:ascii="Cambria Math" w:hAnsi="Cambria Math"/>
+                <w:lang w:val="sr-Latn-RS"/>
+              </w:rPr>
+              <m:t>D</m:t>
+            </m:r>
+          </m:sub>
+        </m:sSub>
+        <m:sSub>
+          <m:sSubPr>
+            <m:ctrlPr>
+              <w:rPr>
+                <w:rFonts w:ascii="Cambria Math" w:hAnsi="Cambria Math"/>
+                <w:i/>
+                <w:lang w:val="sr-Latn-RS"/>
+              </w:rPr>
+            </m:ctrlPr>
+          </m:sSubPr>
+          <m:e>
+            <m:r>
+              <w:rPr>
+                <w:rFonts w:ascii="Cambria Math" w:hAnsi="Cambria Math"/>
+                <w:lang w:val="sr-Latn-RS"/>
+              </w:rPr>
+              <m:t>p</m:t>
+            </m:r>
+          </m:e>
+          <m:sub>
+            <m:r>
+              <w:rPr>
+                <w:rFonts w:ascii="Cambria Math" w:hAnsi="Cambria Math"/>
+                <w:lang w:val="sr-Latn-RS"/>
+              </w:rPr>
+              <m:t>d</m:t>
+            </m:r>
+          </m:sub>
+        </m:sSub>
+        <m:r>
+          <w:rPr>
+            <w:rFonts w:ascii="Cambria Math" w:hAnsi="Cambria Math"/>
+            <w:lang w:val="sr-Latn-RS"/>
+          </w:rPr>
+          <m:t>+</m:t>
+        </m:r>
+        <m:sSub>
+          <m:sSubPr>
+            <m:ctrlPr>
+              <w:rPr>
+                <w:rFonts w:ascii="Cambria Math" w:hAnsi="Cambria Math"/>
+                <w:i/>
+                <w:lang w:val="sr-Latn-RS"/>
+              </w:rPr>
+            </m:ctrlPr>
+          </m:sSubPr>
+          <m:e>
+            <m:r>
+              <w:rPr>
+                <w:rFonts w:ascii="Cambria Math" w:hAnsi="Cambria Math"/>
+                <w:lang w:val="sr-Latn-RS"/>
+              </w:rPr>
+              <m:t>P</m:t>
+            </m:r>
+          </m:e>
+          <m:sub>
+            <m:r>
+              <w:rPr>
+                <w:rFonts w:ascii="Cambria Math" w:hAnsi="Cambria Math"/>
+                <w:lang w:val="sr-Latn-RS"/>
+              </w:rPr>
+              <m:t>L</m:t>
+            </m:r>
+          </m:sub>
+        </m:sSub>
+        <m:sSub>
+          <m:sSubPr>
+            <m:ctrlPr>
+              <w:rPr>
+                <w:rFonts w:ascii="Cambria Math" w:hAnsi="Cambria Math"/>
+                <w:i/>
+                <w:lang w:val="sr-Latn-RS"/>
+              </w:rPr>
+            </m:ctrlPr>
+          </m:sSubPr>
+          <m:e>
+            <m:r>
+              <w:rPr>
+                <w:rFonts w:ascii="Cambria Math" w:hAnsi="Cambria Math"/>
+                <w:lang w:val="sr-Latn-RS"/>
+              </w:rPr>
+              <m:t>p</m:t>
+            </m:r>
+          </m:e>
+          <m:sub>
+            <m:r>
+              <w:rPr>
+                <w:rFonts w:ascii="Cambria Math" w:hAnsi="Cambria Math"/>
+                <w:lang w:val="sr-Latn-RS"/>
+              </w:rPr>
+              <m:t>l</m:t>
+            </m:r>
+          </m:sub>
+        </m:sSub>
+      </m:oMath>
+      <w:r>
+        <w:rPr>
+          <w:lang w:val="sr-Latn-RS"/>
+        </w:rPr>
+        <w:tab/>
+      </w:r>
+      <w:r>
+        <w:rPr>
+          <w:lang w:val="sr-Latn-RS"/>
+        </w:rPr>
+        <w:tab/>
+      </w:r>
+      <w:r>
+        <w:rPr>
+          <w:lang w:val="sr-Latn-RS"/>
+        </w:rPr>
+        <w:tab/>
+      </w:r>
+      <w:r>
+        <w:rPr>
+          <w:lang w:val="sr-Latn-RS"/>
+        </w:rPr>
+        <w:tab/>
+      </w:r>
+      <w:r>
+        <w:rPr>
+          <w:lang w:val="sr-Latn-RS"/>
+        </w:rPr>
+        <w:tab/>
+      </w:r>
+      <w:r>
+        <w:rPr>
+          <w:lang w:val="sr-Latn-RS"/>
+        </w:rPr>
+        <w:tab/>
+        <w:t>(5.5)</w:t>
+      </w:r>
+    </w:p>
+    <w:p>
+      <w:pPr>
+        <w:ind w:firstLine="0"/>
+        <w:rPr>
+          <w:lang w:val="sr-Latn-RS" w:bidi="he-IL"/>
+        </w:rPr>
+      </w:pPr>
+    </w:p>
+    <w:p>
+      <w:pPr>
+        <w:ind w:firstLine="0"/>
+        <w:jc w:val="center"/>
+        <w:rPr>
+          <w:lang w:val="sr-Latn-RS" w:bidi="he-IL"/>
+        </w:rPr>
+      </w:pPr>
+      <w:r>
+        <w:drawing>
+          <wp:inline distT="0" distB="0" distL="0" distR="0" wp14:anchorId="04C417DB" wp14:editId="6A6E721C">
+            <wp:extent cx="3642676" cy="1790855"/>
+            <wp:effectExtent l="0" t="0" r="0" b="0"/>
+            <wp:docPr id="8" name="Picture 8"/>
+            <wp:cNvGraphicFramePr>
+              <a:graphicFrameLocks xmlns:a="http://schemas.openxmlformats.org/drawingml/2006/main" noChangeAspect="1"/>
+            </wp:cNvGraphicFramePr>
+            <a:graphic xmlns:a="http://schemas.openxmlformats.org/drawingml/2006/main">
+              <a:graphicData uri="http://schemas.openxmlformats.org/drawingml/2006/picture">
+                <pic:pic xmlns:pic="http://schemas.openxmlformats.org/drawingml/2006/picture">
+                  <pic:nvPicPr>
+                    <pic:cNvPr id="1" name=""/>
+                    <pic:cNvPicPr/>
+                  </pic:nvPicPr>
+                  <pic:blipFill>
+                    <a:blip r:embed="rId17"/>
+                    <a:stretch>
+                      <a:fillRect/>
+                    </a:stretch>
+                  </pic:blipFill>
+                  <pic:spPr>
+                    <a:xfrm>
+                      <a:off x="0" y="0"/>
+                      <a:ext cx="3642676" cy="1790855"/>
+                    </a:xfrm>
+                    <a:prstGeom prst="rect">
+                      <a:avLst/>
+                    </a:prstGeom>
+                  </pic:spPr>
+                </pic:pic>
+              </a:graphicData>
+            </a:graphic>
+          </wp:inline>
+        </w:drawing>
+      </w:r>
+    </w:p>
+    <w:p>
+      <w:pPr>
+        <w:ind w:firstLine="0"/>
+        <w:jc w:val="center"/>
+        <w:rPr>
+          <w:lang w:val="sr-Latn-RS" w:bidi="he-IL"/>
+        </w:rPr>
+      </w:pPr>
+      <w:r>
+        <w:rPr>
+          <w:lang w:val="sr-Latn-RS" w:bidi="he-IL"/>
+        </w:rPr>
+        <w:t>Slika 5.1 Modelovanje gubitaka u Gilbert-Eliotovom kanalu</w:t>
+      </w:r>
+    </w:p>
+    <w:p>
+      <w:pPr>
+        <w:ind w:firstLine="0"/>
+        <w:jc w:val="center"/>
+        <w:rPr>
+          <w:lang w:val="sr-Latn-RS" w:bidi="he-IL"/>
+        </w:rPr>
+      </w:pPr>
+    </w:p>
+    <w:p>
+      <w:pPr>
+        <w:ind w:firstLine="0"/>
+        <w:rPr>
+          <w:lang w:val="it-IT" w:bidi="he-IL"/>
+        </w:rPr>
+      </w:pPr>
+    </w:p>
+    <w:p>
+      <w:pPr>
+        <w:pStyle w:val="Heading2"/>
+        <w:rPr>
+          <w:lang w:val="it-IT"/>
+        </w:rPr>
+      </w:pPr>
+      <w:bookmarkStart w:id="28" w:name="_Toc126489876"/>
+      <w:r>
+        <w:rPr>
+          <w:lang w:val="it-IT"/>
+        </w:rPr>
+        <w:t>5.1 Opis protokola korišćenih u simulaciji</w:t>
+      </w:r>
+      <w:bookmarkEnd w:id="28"/>
+    </w:p>
+    <w:p>
+      <w:pPr>
+        <w:rPr>
+          <w:lang w:val="it-IT" w:bidi="he-IL"/>
+        </w:rPr>
+      </w:pPr>
+    </w:p>
+    <w:p>
+      <w:pPr>
+        <w:rPr>
+          <w:lang w:val="it-IT" w:bidi="he-IL"/>
+        </w:rPr>
+      </w:pPr>
+    </w:p>
+    <w:p>
+      <w:pPr>
+        <w:pStyle w:val="Heading3"/>
+        <w:rPr>
+          <w:rFonts w:asciiTheme="majorHAnsi" w:hAnsiTheme="majorHAnsi"/>
+          <w:sz w:val="24"/>
+          <w:szCs w:val="24"/>
+          <w:lang w:val="it-IT" w:bidi="he-IL"/>
+        </w:rPr>
+      </w:pPr>
+      <w:bookmarkStart w:id="29" w:name="_Toc126489877"/>
+      <w:r>
+        <w:rPr>
+          <w:rFonts w:asciiTheme="majorHAnsi" w:hAnsiTheme="majorHAnsi"/>
+          <w:sz w:val="24"/>
+          <w:szCs w:val="24"/>
+          <w:lang w:val="it-IT" w:bidi="he-IL"/>
+        </w:rPr>
+        <w:t>5.1.1</w:t>
+      </w:r>
+      <w:r>
+        <w:rPr>
+          <w:rFonts w:asciiTheme="majorHAnsi" w:hAnsiTheme="majorHAnsi"/>
+          <w:sz w:val="24"/>
+          <w:szCs w:val="24"/>
+          <w:lang w:val="it-IT" w:bidi="he-IL"/>
+        </w:rPr>
+        <w:t>. USB</w:t>
+      </w:r>
+      <w:bookmarkEnd w:id="29"/>
+    </w:p>
+    <w:p>
+      <w:pPr>
+        <w:pStyle w:val="Heading3"/>
+        <w:rPr>
+          <w:rFonts w:asciiTheme="majorHAnsi" w:hAnsiTheme="majorHAnsi"/>
+          <w:sz w:val="24"/>
+          <w:szCs w:val="24"/>
+          <w:lang w:val="it-IT" w:bidi="he-IL"/>
+        </w:rPr>
+      </w:pPr>
+    </w:p>
+    <w:p>
+      <w:pPr>
+        <w:ind w:firstLine="0"/>
+      </w:pPr>
+      <w:r>
+        <w:t>USB (Universal Serial Bus) predstavlja tradicionalni standard, namenjen da se koristi kao jedan od dominantnih komunikacionih protokola za serijsku razmenu podataka između uređaja. Sa tačke gledišta strukture poruke koja se prenosi, osnovna komunikaciona jedinica koja se prenosi kod USB-a je paket</w:t>
+      </w:r>
+      <w:r>
+        <w:t xml:space="preserve">. </w:t>
+      </w:r>
+      <w:r>
+        <w:t xml:space="preserve">U odnosu na funkciju koju obavljaju kod USB-a postoje 4 tipa paketa. Token paket koji se koristi da uspostavi komunikacionu vezu i odredi smer i korišćenje narednih paketa. Data paket, namenjen za prenos podataka. Handshake paket, služi za upravljanje i očuvanje pouzdanosti prenosa i integriteta veze (linka). Special paket, koristi se od strane HS (High speed) uređaja. </w:t>
+      </w:r>
+      <w:r>
+        <w:t>Informacija paketa je dužine od 1B do 1024B I čine je PID (Packet Identifier</w:t>
+      </w:r>
+      <w:r>
+        <w:t>, prvi bajt paketa</w:t>
+      </w:r>
+      <w:r>
+        <w:t>) I korisna informacija (payload).</w:t>
+      </w:r>
+    </w:p>
+    <w:p>
+      <w:pPr>
+        <w:ind w:firstLine="0"/>
+        <w:rPr>
+          <w:rFonts w:asciiTheme="minorHAnsi" w:hAnsiTheme="minorHAnsi" w:cstheme="minorHAnsi"/>
+        </w:rPr>
+      </w:pPr>
+      <w:r>
+        <w:lastRenderedPageBreak/>
+        <w:t>CRC kod se koristi kod Token i Data paketa. Sekvenca koju je potrebno sačuvati kod token paketa je dužine 11b, pa se ovde dodaje CRC-5, sa generišućim polinomom g(x)=x</w:t>
+      </w:r>
+      <w:r>
+        <w:rPr>
+          <w:vertAlign w:val="superscript"/>
+        </w:rPr>
+        <w:t>5</w:t>
+      </w:r>
+      <w:r>
+        <w:t>+</w:t>
+      </w:r>
+      <w:r>
+        <w:t xml:space="preserve"> </w:t>
+      </w:r>
+      <w:r>
+        <w:t>x</w:t>
+      </w:r>
+      <w:r>
+        <w:rPr>
+          <w:vertAlign w:val="superscript"/>
+        </w:rPr>
+        <w:t>2</w:t>
+      </w:r>
+      <w:r>
+        <w:t xml:space="preserve">+1. Za data pakete korisna informacija je znatno veće dužine (može biti do 1024B), pa se koristi </w:t>
+      </w:r>
+      <w:r>
+        <w:br/>
+        <w:t>CRC-16, sa generišućim polinomom g(x)=</w:t>
+      </w:r>
+      <w:r>
+        <w:rPr>
+          <w:rFonts w:ascii="Arial" w:hAnsi="Arial" w:cs="Arial"/>
+        </w:rPr>
+        <w:t xml:space="preserve"> </w:t>
+      </w:r>
+      <w:r>
+        <w:rPr>
+          <w:rFonts w:asciiTheme="minorHAnsi" w:hAnsiTheme="minorHAnsi" w:cstheme="minorHAnsi"/>
+        </w:rPr>
+        <w:t>x</w:t>
+      </w:r>
+      <w:r>
+        <w:rPr>
+          <w:rFonts w:asciiTheme="minorHAnsi" w:hAnsiTheme="minorHAnsi" w:cstheme="minorHAnsi"/>
+          <w:vertAlign w:val="superscript"/>
+        </w:rPr>
+        <w:t>16</w:t>
+      </w:r>
+      <w:r>
+        <w:rPr>
+          <w:rFonts w:asciiTheme="minorHAnsi" w:hAnsiTheme="minorHAnsi" w:cstheme="minorHAnsi"/>
+        </w:rPr>
+        <w:t>+x</w:t>
+      </w:r>
+      <w:r>
+        <w:rPr>
+          <w:rFonts w:asciiTheme="minorHAnsi" w:hAnsiTheme="minorHAnsi" w:cstheme="minorHAnsi"/>
+          <w:vertAlign w:val="superscript"/>
+        </w:rPr>
+        <w:t>15</w:t>
+      </w:r>
+      <w:r>
+        <w:rPr>
+          <w:rFonts w:asciiTheme="minorHAnsi" w:hAnsiTheme="minorHAnsi" w:cstheme="minorHAnsi"/>
+        </w:rPr>
+        <w:t>+x</w:t>
+      </w:r>
+      <w:r>
+        <w:rPr>
+          <w:rFonts w:asciiTheme="minorHAnsi" w:hAnsiTheme="minorHAnsi" w:cstheme="minorHAnsi"/>
+          <w:vertAlign w:val="superscript"/>
+        </w:rPr>
+        <w:t>2</w:t>
+      </w:r>
+      <w:r>
+        <w:rPr>
+          <w:rFonts w:asciiTheme="minorHAnsi" w:hAnsiTheme="minorHAnsi" w:cstheme="minorHAnsi"/>
+        </w:rPr>
+        <w:t>+1</w:t>
+      </w:r>
+      <w:r>
+        <w:rPr>
+          <w:rFonts w:asciiTheme="minorHAnsi" w:hAnsiTheme="minorHAnsi" w:cstheme="minorHAnsi"/>
+        </w:rPr>
         <w:t>.</w:t>
       </w:r>
-      <w:r>
-        <w:rPr>
-          <w:lang w:val="sr-Latn-RS" w:bidi="he-IL"/>
+    </w:p>
+    <w:p>
+      <w:pPr>
+        <w:ind w:firstLine="0"/>
+      </w:pPr>
+    </w:p>
+    <w:p>
+      <w:pPr>
+        <w:pStyle w:val="Heading3"/>
+        <w:rPr>
+          <w:rFonts w:asciiTheme="majorHAnsi" w:hAnsiTheme="majorHAnsi"/>
+          <w:sz w:val="24"/>
+          <w:szCs w:val="24"/>
+          <w:lang w:val="it-IT" w:bidi="he-IL"/>
+        </w:rPr>
+      </w:pPr>
+      <w:bookmarkStart w:id="30" w:name="_Toc126489878"/>
+      <w:r>
+        <w:rPr>
+          <w:rFonts w:asciiTheme="majorHAnsi" w:hAnsiTheme="majorHAnsi"/>
+          <w:sz w:val="24"/>
+          <w:szCs w:val="24"/>
+          <w:lang w:val="it-IT" w:bidi="he-IL"/>
+        </w:rPr>
+        <w:t>5.1.2</w:t>
+      </w:r>
+      <w:r>
+        <w:rPr>
+          <w:rFonts w:asciiTheme="majorHAnsi" w:hAnsiTheme="majorHAnsi"/>
+          <w:sz w:val="24"/>
+          <w:szCs w:val="24"/>
+          <w:lang w:val="it-IT" w:bidi="he-IL"/>
+        </w:rPr>
+        <w:t xml:space="preserve"> Bluetooth</w:t>
+      </w:r>
+      <w:bookmarkEnd w:id="30"/>
+    </w:p>
+    <w:p>
+      <w:pPr>
+        <w:pStyle w:val="Heading3"/>
+        <w:rPr>
+          <w:rFonts w:asciiTheme="majorHAnsi" w:hAnsiTheme="majorHAnsi"/>
+          <w:sz w:val="24"/>
+          <w:szCs w:val="24"/>
+          <w:lang w:val="it-IT" w:bidi="he-IL"/>
+        </w:rPr>
+      </w:pPr>
+    </w:p>
+    <w:p>
+      <w:pPr>
+        <w:ind w:firstLine="0"/>
+        <w:rPr>
+          <w:rFonts w:asciiTheme="majorHAnsi" w:hAnsiTheme="majorHAnsi"/>
+          <w:sz w:val="22"/>
+          <w:szCs w:val="22"/>
+          <w:lang w:bidi="he-IL"/>
+        </w:rPr>
+      </w:pPr>
+      <w:r>
+        <w:t xml:space="preserve">Bluetooth tehnologija je standard za bežičnu komunikaciju koji je razvijen od strane vodećih svetskih kompjuterskih i telekomunikacionih kompanija. U okviru ovog standarda definisan je skup komunikacionih protokola, protokol stek. Na fizičkom sloju steka prenose se paketi. Svaki paket se u opštem slučaju sastoji od pristupnog koda za sinhronizaciju </w:t>
+      </w:r>
+      <w:r>
+        <w:t>i</w:t>
+      </w:r>
+      <w:r>
+        <w:t xml:space="preserve"> identifikaciju, od zaglavlja i</w:t>
+      </w:r>
+      <w:r>
+        <w:t xml:space="preserve"> podataka. Deo za podatke je zaštićen CRC-16 kodom, sa generišučim polinomom g(x)=</w:t>
+      </w:r>
+      <w:r>
+        <w:rPr>
+          <w:rFonts w:ascii="Arial" w:hAnsi="Arial" w:cs="Arial"/>
         </w:rPr>
         <w:t xml:space="preserve"> </w:t>
       </w:r>
       <w:r>
-        <w:rPr>
-          <w:lang w:val="sr-Latn-RS" w:bidi="he-IL"/>
-        </w:rPr>
-        <w:t>Kod programa u kome je vršena simulacija napisan je na programskom jeziku C++ i može se naći u Dodatku.</w:t>
-      </w:r>
-    </w:p>
-    <w:p>
-      <w:pPr>
-        <w:ind w:firstLine="0"/>
-        <w:rPr>
-          <w:lang w:val="it-IT" w:bidi="he-IL"/>
-        </w:rPr>
-      </w:pPr>
-    </w:p>
-    <w:p>
-      <w:pPr>
-        <w:pStyle w:val="Heading2"/>
-        <w:rPr>
-          <w:lang w:val="it-IT"/>
-        </w:rPr>
-      </w:pPr>
-      <w:bookmarkStart w:id="28" w:name="_Toc126327779"/>
-      <w:r>
-        <w:rPr>
-          <w:lang w:val="it-IT"/>
-        </w:rPr>
-        <w:t>5.1 Opis protokola korišćenih u simulaciji</w:t>
-      </w:r>
-      <w:bookmarkEnd w:id="28"/>
-    </w:p>
-    <w:p>
-      <w:pPr>
-        <w:rPr>
-          <w:lang w:val="it-IT" w:bidi="he-IL"/>
-        </w:rPr>
-      </w:pPr>
-    </w:p>
-    <w:p>
-      <w:pPr>
-        <w:pStyle w:val="Heading3"/>
+        <w:t>x</w:t>
+      </w:r>
+      <w:r>
+        <w:rPr>
+          <w:vertAlign w:val="superscript"/>
+        </w:rPr>
+        <w:t>16</w:t>
+      </w:r>
+      <w:r>
+        <w:t>+x</w:t>
+      </w:r>
+      <w:r>
+        <w:rPr>
+          <w:vertAlign w:val="superscript"/>
+        </w:rPr>
+        <w:t>12</w:t>
+      </w:r>
+      <w:r>
+        <w:t>+x</w:t>
+      </w:r>
+      <w:r>
+        <w:rPr>
+          <w:vertAlign w:val="superscript"/>
+        </w:rPr>
+        <w:t>5</w:t>
+      </w:r>
+      <w:r>
+        <w:t>+1</w:t>
+      </w:r>
+      <w:r>
+        <w:t>.</w:t>
+      </w:r>
+    </w:p>
+    <w:p>
+      <w:pPr>
         <w:rPr>
           <w:rFonts w:asciiTheme="majorHAnsi" w:hAnsiTheme="majorHAnsi"/>
           <w:sz w:val="22"/>
@@ -17921,204 +19542,106 @@
           <w:lang w:val="it-IT" w:bidi="he-IL"/>
         </w:rPr>
       </w:pPr>
-      <w:bookmarkStart w:id="29" w:name="_Toc126327780"/>
-      <w:r>
+    </w:p>
+    <w:p>
+      <w:pPr>
+        <w:pStyle w:val="Heading3"/>
         <w:rPr>
           <w:rFonts w:asciiTheme="majorHAnsi" w:hAnsiTheme="majorHAnsi"/>
-          <w:sz w:val="22"/>
-          <w:szCs w:val="22"/>
+          <w:sz w:val="24"/>
+          <w:szCs w:val="24"/>
           <w:lang w:val="it-IT" w:bidi="he-IL"/>
         </w:rPr>
-        <w:t>5.1.1 Bluetooth</w:t>
-      </w:r>
-      <w:bookmarkEnd w:id="29"/>
-    </w:p>
-    <w:p>
-      <w:pPr>
+      </w:pPr>
+      <w:bookmarkStart w:id="31" w:name="_Toc126489879"/>
+      <w:r>
         <w:rPr>
           <w:rFonts w:asciiTheme="majorHAnsi" w:hAnsiTheme="majorHAnsi"/>
-          <w:sz w:val="22"/>
-          <w:szCs w:val="22"/>
+          <w:sz w:val="24"/>
+          <w:szCs w:val="24"/>
           <w:lang w:val="it-IT" w:bidi="he-IL"/>
         </w:rPr>
-      </w:pPr>
-    </w:p>
-    <w:p>
-      <w:pPr>
+        <w:t>5.1.3. WLAN</w:t>
+      </w:r>
+      <w:bookmarkEnd w:id="31"/>
+    </w:p>
+    <w:p>
+      <w:pPr>
+        <w:pStyle w:val="Heading3"/>
         <w:rPr>
           <w:rFonts w:asciiTheme="majorHAnsi" w:hAnsiTheme="majorHAnsi"/>
-          <w:sz w:val="22"/>
-          <w:szCs w:val="22"/>
+          <w:sz w:val="24"/>
+          <w:szCs w:val="24"/>
           <w:lang w:val="it-IT" w:bidi="he-IL"/>
         </w:rPr>
       </w:pPr>
     </w:p>
     <w:p>
       <w:pPr>
-        <w:rPr>
-          <w:rFonts w:asciiTheme="majorHAnsi" w:hAnsiTheme="majorHAnsi"/>
-          <w:sz w:val="22"/>
-          <w:szCs w:val="22"/>
+        <w:ind w:firstLine="0"/>
+        <w:rPr>
           <w:lang w:val="it-IT" w:bidi="he-IL"/>
         </w:rPr>
       </w:pPr>
-    </w:p>
-    <w:p>
-      <w:pPr>
-        <w:rPr>
-          <w:rFonts w:asciiTheme="majorHAnsi" w:hAnsiTheme="majorHAnsi"/>
-          <w:sz w:val="22"/>
-          <w:szCs w:val="22"/>
+      <w:r>
+        <w:t>Bežični LAN</w:t>
+      </w:r>
+      <w:r>
+        <w:t xml:space="preserve"> (Local Area Network), WLAN,</w:t>
+      </w:r>
+      <w:r>
+        <w:t xml:space="preserve"> je fleksibilan komunikacioni sistem, koji koristi elektromagnetne talase za komunikaciju od jedne do druge tačke. Odašiljač/prijemnik, koji se zove pristupna tačka (access point), povezuje se na žičnu mrežu sa fiksne lokacije koristeći standardan Ethernet kabl. Pristupna tačka prima, obrađuje i šalje podatke između WLAN-a i žične mrežne infrastrukt</w:t>
+      </w:r>
+      <w:r>
+        <w:t>ure. Tako</w:t>
+      </w:r>
+      <w:r>
+        <w:rPr>
+          <w:lang w:val="sr-Latn-RS"/>
+        </w:rPr>
+        <w:t>đe, i</w:t>
+      </w:r>
+      <w:r>
+        <w:rPr>
+          <w:lang w:val="sr-Latn-RS"/>
+        </w:rPr>
+        <w:t xml:space="preserve"> </w:t>
+      </w:r>
+      <w:r>
+        <w:rPr>
+          <w:lang w:val="sr-Latn-RS"/>
+        </w:rPr>
+        <w:t>kod WLAN tehnologije, definisan je protokol stek.</w:t>
+      </w:r>
+      <w:r>
+        <w:rPr>
+          <w:lang w:val="sr-Latn-RS"/>
+        </w:rPr>
+        <w:t xml:space="preserve"> </w:t>
+      </w:r>
+      <w:r>
+        <w:rPr>
+          <w:lang w:val="sr-Latn-RS"/>
+        </w:rPr>
+        <w:t>Za zaštitu koristi se CRC-24 kod, koji smo u nastavku analizirali na obe vrste kanala.</w:t>
+      </w:r>
+    </w:p>
+    <w:p>
+      <w:pPr>
+        <w:ind w:firstLine="0"/>
+        <w:rPr>
           <w:lang w:val="it-IT" w:bidi="he-IL"/>
         </w:rPr>
       </w:pPr>
     </w:p>
     <w:p>
       <w:pPr>
-        <w:pStyle w:val="Heading3"/>
-        <w:rPr>
-          <w:rFonts w:asciiTheme="majorHAnsi" w:hAnsiTheme="majorHAnsi"/>
-          <w:sz w:val="22"/>
-          <w:szCs w:val="22"/>
-          <w:lang w:val="it-IT" w:bidi="he-IL"/>
-        </w:rPr>
-      </w:pPr>
-      <w:bookmarkStart w:id="30" w:name="_Toc126327781"/>
-      <w:r>
-        <w:rPr>
-          <w:rFonts w:asciiTheme="majorHAnsi" w:hAnsiTheme="majorHAnsi"/>
-          <w:sz w:val="22"/>
-          <w:szCs w:val="22"/>
-          <w:lang w:val="it-IT" w:bidi="he-IL"/>
-        </w:rPr>
-        <w:t>5.1.2. USB</w:t>
-      </w:r>
-      <w:bookmarkEnd w:id="30"/>
-    </w:p>
-    <w:p>
-      <w:pPr>
-        <w:rPr>
-          <w:rFonts w:asciiTheme="majorHAnsi" w:hAnsiTheme="majorHAnsi"/>
-          <w:sz w:val="22"/>
-          <w:szCs w:val="22"/>
-          <w:lang w:val="it-IT" w:bidi="he-IL"/>
-        </w:rPr>
-      </w:pPr>
-    </w:p>
-    <w:p>
-      <w:pPr>
-        <w:rPr>
-          <w:rFonts w:asciiTheme="majorHAnsi" w:hAnsiTheme="majorHAnsi"/>
-          <w:sz w:val="22"/>
-          <w:szCs w:val="22"/>
-          <w:lang w:bidi="he-IL"/>
-        </w:rPr>
-      </w:pPr>
-    </w:p>
-    <w:p>
-      <w:pPr>
-        <w:rPr>
-          <w:rFonts w:asciiTheme="majorHAnsi" w:hAnsiTheme="majorHAnsi"/>
-          <w:sz w:val="22"/>
-          <w:szCs w:val="22"/>
-          <w:lang w:val="it-IT" w:bidi="he-IL"/>
-        </w:rPr>
-      </w:pPr>
-    </w:p>
-    <w:p>
-      <w:pPr>
-        <w:rPr>
-          <w:rFonts w:asciiTheme="majorHAnsi" w:hAnsiTheme="majorHAnsi"/>
-          <w:sz w:val="22"/>
-          <w:szCs w:val="22"/>
-          <w:lang w:val="it-IT" w:bidi="he-IL"/>
-        </w:rPr>
-      </w:pPr>
-    </w:p>
-    <w:p>
-      <w:pPr>
-        <w:pStyle w:val="Heading3"/>
-        <w:rPr>
-          <w:rFonts w:asciiTheme="majorHAnsi" w:hAnsiTheme="majorHAnsi"/>
-          <w:lang w:val="it-IT" w:bidi="he-IL"/>
-        </w:rPr>
-      </w:pPr>
-      <w:bookmarkStart w:id="31" w:name="_Toc126327782"/>
-      <w:r>
-        <w:rPr>
-          <w:rFonts w:asciiTheme="majorHAnsi" w:hAnsiTheme="majorHAnsi"/>
-          <w:sz w:val="22"/>
-          <w:szCs w:val="22"/>
-          <w:lang w:val="it-IT" w:bidi="he-IL"/>
-        </w:rPr>
-        <w:t>5.1.3. WLAN</w:t>
-      </w:r>
-      <w:bookmarkEnd w:id="31"/>
-    </w:p>
-    <w:p>
-      <w:pPr>
-        <w:ind w:firstLine="0"/>
-        <w:rPr>
-          <w:lang w:val="it-IT" w:bidi="he-IL"/>
-        </w:rPr>
-      </w:pPr>
-    </w:p>
-    <w:p>
-      <w:pPr>
-        <w:ind w:firstLine="0"/>
-        <w:rPr>
-          <w:lang w:val="it-IT" w:bidi="he-IL"/>
-        </w:rPr>
-      </w:pPr>
-    </w:p>
-    <w:p>
-      <w:pPr>
-        <w:ind w:firstLine="0"/>
-        <w:rPr>
-          <w:lang w:val="it-IT" w:bidi="he-IL"/>
-        </w:rPr>
-      </w:pPr>
-    </w:p>
-    <w:p>
-      <w:pPr>
-        <w:ind w:firstLine="0"/>
-        <w:rPr>
-          <w:lang w:val="it-IT" w:bidi="he-IL"/>
-        </w:rPr>
-      </w:pPr>
-    </w:p>
-    <w:p>
-      <w:pPr>
-        <w:ind w:firstLine="0"/>
-        <w:rPr>
-          <w:lang w:val="it-IT" w:bidi="he-IL"/>
-        </w:rPr>
-      </w:pPr>
-    </w:p>
-    <w:p>
-      <w:pPr>
-        <w:ind w:firstLine="0"/>
-        <w:rPr>
-          <w:lang w:val="it-IT" w:bidi="he-IL"/>
-        </w:rPr>
-      </w:pPr>
-    </w:p>
-    <w:p>
-      <w:pPr>
-        <w:ind w:firstLine="0"/>
-        <w:rPr>
-          <w:lang w:val="it-IT" w:bidi="he-IL"/>
-        </w:rPr>
-      </w:pPr>
-    </w:p>
-    <w:p>
-      <w:pPr>
         <w:pStyle w:val="Heading2"/>
         <w:rPr>
           <w:lang w:val="sr-Latn-RS"/>
         </w:rPr>
       </w:pPr>
-      <w:bookmarkStart w:id="32" w:name="_Toc126327783"/>
+      <w:bookmarkStart w:id="32" w:name="_Toc126489880"/>
       <w:r>
         <w:rPr>
           <w:lang w:val="sr-Latn-RS"/>
@@ -18502,72 +20025,46 @@
       <w:pPr>
         <w:ind w:firstLine="0"/>
         <w:rPr>
-          <w:lang w:bidi="he-IL"/>
-        </w:rPr>
-      </w:pPr>
-      <w:r>
-        <w:t>Monte Karlo simulacionim postupkom</w:t>
-      </w:r>
-      <w:r>
-        <w:rPr>
           <w:lang w:val="it-IT" w:bidi="he-IL"/>
         </w:rPr>
-        <w:br/>
-        <w:t>N</w:t>
-      </w:r>
-      <w:r>
-        <w:rPr>
-          <w:lang w:val="it-IT" w:bidi="he-IL"/>
-        </w:rPr>
-        <w:t>a slici 5.1</w:t>
-      </w:r>
-      <w:r>
-        <w:rPr>
-          <w:lang w:val="it-IT" w:bidi="he-IL"/>
-        </w:rPr>
-        <w:t xml:space="preserve"> prikazani su kodovi </w:t>
-      </w:r>
-      <w:r>
-        <w:rPr>
-          <w:lang w:val="it-IT" w:bidi="he-IL"/>
-        </w:rPr>
-        <w:t xml:space="preserve">CRC-24 WLAN, CRC-16 USB i CRC-16 Bluetooth. Vidi se zavisnost </w:t>
-      </w:r>
-      <w:r>
-        <w:rPr>
-          <w:lang w:val="sr-Latn-RS" w:bidi="he-IL"/>
-        </w:rPr>
-        <w:t xml:space="preserve">greške na izlazu iz dekodera i greške u kanalu,  verovatnoća greške u kanalu je uzeta u opsegu </w:t>
-      </w:r>
-      <w:r>
-        <w:rPr>
-          <w:lang w:bidi="he-IL"/>
-        </w:rPr>
-        <w:t>[0.01,0.13].</w:t>
-      </w:r>
-      <w:r>
-        <w:rPr>
-          <w:lang w:val="it-IT" w:bidi="he-IL"/>
-        </w:rPr>
-        <w:t xml:space="preserve"> Sa slike se može videti da CRC-24 WLAN ima </w:t>
-      </w:r>
-      <w:r>
-        <w:rPr>
-          <w:lang w:val="it-IT" w:bidi="he-IL"/>
-        </w:rPr>
-        <w:t>slično ponašanje kao CRC-16 Bluetooth, ali z</w:t>
-      </w:r>
-      <w:r>
-        <w:rPr>
-          <w:lang w:val="it-IT" w:bidi="he-IL"/>
-        </w:rPr>
-        <w:t>natno bolje od CRC</w:t>
-      </w:r>
-      <w:r>
-        <w:rPr>
-          <w:lang w:val="it-IT" w:bidi="he-IL"/>
-        </w:rPr>
-        <w:t xml:space="preserve">-16 USB koda. </w:t>
+      </w:pPr>
+      <w:r>
+        <w:lastRenderedPageBreak/>
+        <w:drawing>
+          <wp:inline distT="0" distB="0" distL="0" distR="0" wp14:anchorId="3E80C215" wp14:editId="485534A4">
+            <wp:extent cx="5760085" cy="4297680"/>
+            <wp:effectExtent l="0" t="0" r="0" b="7620"/>
+            <wp:docPr id="13" name="Picture 13"/>
+            <wp:cNvGraphicFramePr>
+              <a:graphicFrameLocks xmlns:a="http://schemas.openxmlformats.org/drawingml/2006/main" noChangeAspect="1"/>
+            </wp:cNvGraphicFramePr>
+            <a:graphic xmlns:a="http://schemas.openxmlformats.org/drawingml/2006/main">
+              <a:graphicData uri="http://schemas.openxmlformats.org/drawingml/2006/picture">
+                <pic:pic xmlns:pic="http://schemas.openxmlformats.org/drawingml/2006/picture">
+                  <pic:nvPicPr>
+                    <pic:cNvPr id="1" name=""/>
+                    <pic:cNvPicPr/>
+                  </pic:nvPicPr>
+                  <pic:blipFill>
+                    <a:blip r:embed="rId18"/>
+                    <a:stretch>
+                      <a:fillRect/>
+                    </a:stretch>
+                  </pic:blipFill>
+                  <pic:spPr>
+                    <a:xfrm>
+                      <a:off x="0" y="0"/>
+                      <a:ext cx="5760085" cy="4297680"/>
+                    </a:xfrm>
+                    <a:prstGeom prst="rect">
+                      <a:avLst/>
+                    </a:prstGeom>
+                  </pic:spPr>
+                </pic:pic>
+              </a:graphicData>
+            </a:graphic>
+          </wp:inline>
+        </w:drawing>
       </w:r>
     </w:p>
     <w:p>
@@ -18578,6 +20075,300 @@
           <w:lang w:val="it-IT" w:bidi="he-IL"/>
         </w:rPr>
       </w:pPr>
+      <w:r>
+        <w:rPr>
+          <w:lang w:val="it-IT" w:bidi="he-IL"/>
+        </w:rPr>
+        <w:t>Slika 5.2 Dijagram telekomunikacionog sistema korišćenog u simulaciji</w:t>
+      </w:r>
+    </w:p>
+    <w:p>
+      <w:pPr>
+        <w:ind w:firstLine="0"/>
+        <w:rPr>
+          <w:lang w:val="it-IT" w:bidi="he-IL"/>
+        </w:rPr>
+      </w:pPr>
+    </w:p>
+    <w:p>
+      <w:pPr>
+        <w:ind w:firstLine="0"/>
+        <w:rPr>
+          <w:lang w:val="it-IT" w:bidi="he-IL"/>
+        </w:rPr>
+      </w:pPr>
+      <w:r>
+        <w:t>Monte Karlo simulacionim postupkom</w:t>
+      </w:r>
+      <w:r>
+        <w:t xml:space="preserve"> [1]</w:t>
+      </w:r>
+      <w:r>
+        <w:t xml:space="preserve"> biće ispitane osobine navedenih kodova.</w:t>
+      </w:r>
+      <w:r>
+        <w:t xml:space="preserve"> </w:t>
+      </w:r>
+      <w:r>
+        <w:rPr>
+          <w:lang w:val="it-IT" w:bidi="he-IL"/>
+        </w:rPr>
+        <w:t>N</w:t>
+      </w:r>
+      <w:r>
+        <w:rPr>
+          <w:lang w:val="it-IT" w:bidi="he-IL"/>
+        </w:rPr>
+        <w:t>a slikama</w:t>
+      </w:r>
+      <w:r>
+        <w:rPr>
+          <w:lang w:val="it-IT" w:bidi="he-IL"/>
+        </w:rPr>
+        <w:t xml:space="preserve"> 5.</w:t>
+      </w:r>
+      <w:r>
+        <w:rPr>
+          <w:lang w:val="it-IT" w:bidi="he-IL"/>
+        </w:rPr>
+        <w:t>3</w:t>
+      </w:r>
+      <w:r>
+        <w:rPr>
+          <w:lang w:val="it-IT" w:bidi="he-IL"/>
+        </w:rPr>
+        <w:t xml:space="preserve"> </w:t>
+      </w:r>
+      <w:r>
+        <w:rPr>
+          <w:lang w:val="it-IT" w:bidi="he-IL"/>
+        </w:rPr>
+        <w:t>i 5.4</w:t>
+      </w:r>
+      <w:r>
+        <w:rPr>
+          <w:lang w:val="it-IT" w:bidi="he-IL"/>
+        </w:rPr>
+        <w:t xml:space="preserve"> </w:t>
+      </w:r>
+      <w:r>
+        <w:rPr>
+          <w:lang w:val="it-IT" w:bidi="he-IL"/>
+        </w:rPr>
+        <w:t>vršena je simulacija na BSC modelu telekomunikacionog kanala. V</w:t>
+      </w:r>
+      <w:r>
+        <w:rPr>
+          <w:lang w:val="it-IT" w:bidi="he-IL"/>
+        </w:rPr>
+        <w:t xml:space="preserve">idi se zavisnost </w:t>
+      </w:r>
+      <w:r>
+        <w:rPr>
+          <w:lang w:val="sr-Latn-RS" w:bidi="he-IL"/>
+        </w:rPr>
+        <w:t xml:space="preserve">greške na izlazu </w:t>
+      </w:r>
+      <w:r>
+        <w:rPr>
+          <w:lang w:val="sr-Latn-RS" w:bidi="he-IL"/>
+        </w:rPr>
+        <w:t>iz dekodera i greške u kanalu. V</w:t>
+      </w:r>
+      <w:r>
+        <w:rPr>
+          <w:lang w:val="sr-Latn-RS" w:bidi="he-IL"/>
+        </w:rPr>
+        <w:t xml:space="preserve">erovatnoća greške u kanalu je uzeta u opsegu </w:t>
+      </w:r>
+      <w:r>
+        <w:rPr>
+          <w:lang w:bidi="he-IL"/>
+        </w:rPr>
+        <w:t>[0.01,0.13]</w:t>
+      </w:r>
+      <w:r>
+        <w:rPr>
+          <w:lang w:bidi="he-IL"/>
+        </w:rPr>
+        <w:t>. Na slici 5.</w:t>
+      </w:r>
+      <w:r>
+        <w:rPr>
+          <w:lang w:bidi="he-IL"/>
+        </w:rPr>
+        <w:t>3</w:t>
+      </w:r>
+      <w:r>
+        <w:rPr>
+          <w:lang w:bidi="he-IL"/>
+        </w:rPr>
+        <w:t xml:space="preserve"> </w:t>
+      </w:r>
+      <w:r>
+        <w:rPr>
+          <w:lang w:val="it-IT" w:bidi="he-IL"/>
+        </w:rPr>
+        <w:t>prikazani su kodovi CRC-16 USB, CRC-16 Bluetooth i CRC-24 WLAN, a</w:t>
+      </w:r>
+      <w:r>
+        <w:rPr>
+          <w:lang w:bidi="he-IL"/>
+        </w:rPr>
+        <w:t xml:space="preserve"> du</w:t>
+      </w:r>
+      <w:r>
+        <w:rPr>
+          <w:lang w:val="sr-Latn-RS" w:bidi="he-IL"/>
+        </w:rPr>
+        <w:t>žina kodne reči je izabrana</w:t>
+      </w:r>
+      <w:r>
+        <w:rPr>
+          <w:lang w:val="sr-Latn-RS" w:bidi="he-IL"/>
+        </w:rPr>
+        <w:t xml:space="preserve"> </w:t>
+      </w:r>
+      <w:r>
+        <w:rPr>
+          <w:lang w:val="sr-Latn-RS" w:bidi="he-IL"/>
+        </w:rPr>
+        <w:t>da bude 40</w:t>
+      </w:r>
+      <w:r>
+        <w:rPr>
+          <w:lang w:val="sr-Latn-RS" w:bidi="he-IL"/>
+        </w:rPr>
+        <w:t xml:space="preserve"> bita,</w:t>
+      </w:r>
+      <w:r>
+        <w:rPr>
+          <w:lang w:val="sr-Latn-RS" w:bidi="he-IL"/>
+        </w:rPr>
+        <w:t xml:space="preserve"> za sve kodove</w:t>
+      </w:r>
+      <w:r>
+        <w:rPr>
+          <w:lang w:bidi="he-IL"/>
+        </w:rPr>
+        <w:t>.</w:t>
+      </w:r>
+      <w:r>
+        <w:rPr>
+          <w:lang w:val="it-IT" w:bidi="he-IL"/>
+        </w:rPr>
+        <w:t xml:space="preserve"> Sa slike se može videti da </w:t>
+      </w:r>
+      <w:r>
+        <w:rPr>
+          <w:lang w:val="it-IT" w:bidi="he-IL"/>
+        </w:rPr>
+        <w:t xml:space="preserve">kod </w:t>
+      </w:r>
+      <w:r>
+        <w:rPr>
+          <w:lang w:val="it-IT" w:bidi="he-IL"/>
+        </w:rPr>
+        <w:t xml:space="preserve">CRC-24 WLAN ima </w:t>
+      </w:r>
+      <w:r>
+        <w:rPr>
+          <w:lang w:val="it-IT" w:bidi="he-IL"/>
+        </w:rPr>
+        <w:t>najbolje</w:t>
+      </w:r>
+      <w:r>
+        <w:rPr>
+          <w:lang w:val="it-IT" w:bidi="he-IL"/>
+        </w:rPr>
+        <w:t xml:space="preserve"> ponašanje </w:t>
+      </w:r>
+      <w:r>
+        <w:rPr>
+          <w:lang w:val="it-IT" w:bidi="he-IL"/>
+        </w:rPr>
+        <w:t xml:space="preserve">u odnosu na </w:t>
+      </w:r>
+      <w:r>
+        <w:rPr>
+          <w:lang w:val="it-IT" w:bidi="he-IL"/>
+        </w:rPr>
+        <w:t xml:space="preserve"> CRC-16 Bluetooth</w:t>
+      </w:r>
+      <w:r>
+        <w:rPr>
+          <w:lang w:val="it-IT" w:bidi="he-IL"/>
+        </w:rPr>
+        <w:t xml:space="preserve"> i</w:t>
+      </w:r>
+      <w:r>
+        <w:rPr>
+          <w:lang w:val="it-IT" w:bidi="he-IL"/>
+        </w:rPr>
+        <w:t xml:space="preserve"> CRC</w:t>
+      </w:r>
+      <w:r>
+        <w:rPr>
+          <w:lang w:val="it-IT" w:bidi="he-IL"/>
+        </w:rPr>
+        <w:t>-16 USB kodove</w:t>
+      </w:r>
+      <w:r>
+        <w:rPr>
+          <w:lang w:val="it-IT" w:bidi="he-IL"/>
+        </w:rPr>
+        <w:t>, što je i očekivano teorijski, jer ima najveći broj redudantnih bita</w:t>
+      </w:r>
+      <w:r>
+        <w:rPr>
+          <w:lang w:val="it-IT" w:bidi="he-IL"/>
+        </w:rPr>
+        <w:t xml:space="preserve">. </w:t>
+      </w:r>
+      <w:r>
+        <w:rPr>
+          <w:lang w:val="it-IT" w:bidi="he-IL"/>
+        </w:rPr>
+        <w:t>Takođe, ovde smo vršili poređenje dva koda sa istim brojem redudantnih bita, pa možemo videti i to da se CRC-16 Bluetooth znatno bolje ponaša od koda CRC-16 USB.</w:t>
+      </w:r>
+    </w:p>
+    <w:p>
+      <w:pPr>
+        <w:ind w:firstLine="0"/>
+        <w:rPr>
+          <w:lang w:val="it-IT" w:bidi="he-IL"/>
+        </w:rPr>
+      </w:pPr>
+      <w:r>
+        <w:rPr>
+          <w:lang w:val="it-IT" w:bidi="he-IL"/>
+        </w:rPr>
+        <w:t>Takođe, na slici 5.4 možemo videti ponašanje koda CRC-16 USB za razli</w:t>
+      </w:r>
+      <w:r>
+        <w:rPr>
+          <w:lang w:val="sr-Latn-RS" w:bidi="he-IL"/>
+        </w:rPr>
+        <w:t xml:space="preserve">čite vrednosti parametra </w:t>
+      </w:r>
+      <w:r>
+        <w:rPr>
+          <w:lang w:bidi="he-IL"/>
+        </w:rPr>
+        <w:t>du</w:t>
+      </w:r>
+      <w:r>
+        <w:rPr>
+          <w:lang w:val="sr-Latn-RS" w:bidi="he-IL"/>
+        </w:rPr>
+        <w:t>žina kodne reči (payload). Jasno se vidi da najbolje rezultate ima za vrednost parametra</w:t>
+      </w:r>
+      <w:r>
+        <w:rPr>
+          <w:lang w:bidi="he-IL"/>
+        </w:rPr>
+        <w:t xml:space="preserve"> 100.</w:t>
+      </w:r>
     </w:p>
     <w:p>
       <w:pPr>
@@ -18591,6 +20382,7 @@
         <w:rPr>
           <w:lang w:val="it-IT" w:bidi="he-IL"/>
         </w:rPr>
+        <w:lastRenderedPageBreak/>
         <w:pict>
           <v:shapetype id="_x0000_t75" coordsize="21600,21600" o:spt="75" o:preferrelative="t" path="m@4@5l@4@11@9@11@9@5xe" filled="f" stroked="f">
             <v:stroke joinstyle="miter"/>
@@ -18611,8 +20403,8 @@
             <v:path o:extrusionok="f" gradientshapeok="t" o:connecttype="rect"/>
             <o:lock v:ext="edit" aspectratio="t"/>
           </v:shapetype>
-          <v:shape id="_x0000_i1027" type="#_x0000_t75" style="width:364.5pt;height:273.75pt">
-            <v:imagedata r:id="rId17" o:title="40_24_usb_bluetooth"/>
+          <v:shape id="_x0000_i1025" type="#_x0000_t75" style="width:366pt;height:276pt">
+            <v:imagedata r:id="rId19" o:title="40_24_usb_bluetooth"/>
           </v:shape>
         </w:pict>
       </w:r>
@@ -18622,19 +20414,25 @@
         <w:ind w:firstLine="0"/>
         <w:jc w:val="center"/>
         <w:rPr>
-          <w:lang w:val="sr-Latn-RS" w:bidi="he-IL"/>
-        </w:rPr>
-      </w:pPr>
-      <w:r>
-        <w:rPr>
           <w:lang w:val="it-IT" w:bidi="he-IL"/>
         </w:rPr>
-        <w:t>Slika 5.1</w:t>
-      </w:r>
+      </w:pPr>
       <w:r>
         <w:rPr>
           <w:lang w:val="it-IT" w:bidi="he-IL"/>
         </w:rPr>
+        <w:t>Slika 5.</w:t>
+      </w:r>
+      <w:r>
+        <w:rPr>
+          <w:lang w:val="it-IT" w:bidi="he-IL"/>
+        </w:rPr>
+        <w:t>3</w:t>
+      </w:r>
+      <w:r>
+        <w:rPr>
+          <w:lang w:val="it-IT" w:bidi="he-IL"/>
+        </w:rPr>
         <w:t xml:space="preserve"> Zavisnost </w:t>
       </w:r>
       <w:r>
@@ -18642,6 +20440,16 @@
           <w:lang w:val="sr-Latn-RS" w:bidi="he-IL"/>
         </w:rPr>
         <w:t>greške na izlazu iz dekodera i greške u kanalu</w:t>
+      </w:r>
+      <w:r>
+        <w:rPr>
+          <w:lang w:val="it-IT" w:bidi="he-IL"/>
+        </w:rPr>
+        <w:pict>
+          <v:shape id="_x0000_i1026" type="#_x0000_t75" style="width:366pt;height:336pt">
+            <v:imagedata r:id="rId20" o:title="40_60_100"/>
+          </v:shape>
+        </w:pict>
       </w:r>
     </w:p>
     <w:p>
@@ -18652,6 +20460,60 @@
           <w:lang w:val="sr-Latn-RS" w:bidi="he-IL"/>
         </w:rPr>
       </w:pPr>
+      <w:r>
+        <w:rPr>
+          <w:lang w:val="it-IT" w:bidi="he-IL"/>
+        </w:rPr>
+        <w:t>Slika 5</w:t>
+      </w:r>
+      <w:r>
+        <w:rPr>
+          <w:lang w:val="it-IT" w:bidi="he-IL"/>
+        </w:rPr>
+        <w:t>.</w:t>
+      </w:r>
+      <w:r>
+        <w:rPr>
+          <w:lang w:val="it-IT" w:bidi="he-IL"/>
+        </w:rPr>
+        <w:t>4</w:t>
+      </w:r>
+      <w:r>
+        <w:rPr>
+          <w:lang w:val="it-IT" w:bidi="he-IL"/>
+        </w:rPr>
+        <w:t xml:space="preserve"> Ponaša</w:t>
+      </w:r>
+      <w:r>
+        <w:rPr>
+          <w:lang w:val="it-IT" w:bidi="he-IL"/>
+        </w:rPr>
+        <w:t>nje koda CRC-16 USB</w:t>
+      </w:r>
+      <w:r>
+        <w:rPr>
+          <w:lang w:val="it-IT" w:bidi="he-IL"/>
+        </w:rPr>
+        <w:t xml:space="preserve"> za razli</w:t>
+      </w:r>
+      <w:r>
+        <w:rPr>
+          <w:lang w:val="sr-Latn-RS" w:bidi="he-IL"/>
+        </w:rPr>
+        <w:t xml:space="preserve">čite vrednosti </w:t>
+      </w:r>
+      <w:r>
+        <w:rPr>
+          <w:lang w:val="sr-Latn-RS" w:bidi="he-IL"/>
+        </w:rPr>
+        <w:t xml:space="preserve">dužine </w:t>
+      </w:r>
+      <w:r>
+        <w:rPr>
+          <w:lang w:val="sr-Latn-RS" w:bidi="he-IL"/>
+        </w:rPr>
+        <w:t>kodne reči</w:t>
+      </w:r>
     </w:p>
     <w:p>
       <w:pPr>
@@ -18676,77 +20538,121 @@
           <w:lang w:val="it-IT" w:bidi="he-IL"/>
         </w:rPr>
       </w:pPr>
-    </w:p>
-    <w:p>
-      <w:pPr>
-        <w:ind w:firstLine="0"/>
+      <w:r>
+        <w:rPr>
+          <w:lang w:val="it-IT" w:bidi="he-IL"/>
+        </w:rPr>
+        <w:t>Na slikama</w:t>
+      </w:r>
+      <w:r>
+        <w:rPr>
+          <w:lang w:val="it-IT" w:bidi="he-IL"/>
+        </w:rPr>
+        <w:t xml:space="preserve"> 5.5</w:t>
+      </w:r>
+      <w:r>
+        <w:rPr>
+          <w:lang w:val="it-IT" w:bidi="he-IL"/>
+        </w:rPr>
+        <w:t xml:space="preserve"> i 5.</w:t>
+      </w:r>
+      <w:r>
+        <w:rPr>
+          <w:lang w:val="it-IT" w:bidi="he-IL"/>
+        </w:rPr>
+        <w:t>6</w:t>
+      </w:r>
+      <w:r>
+        <w:rPr>
+          <w:lang w:val="it-IT" w:bidi="he-IL"/>
+        </w:rPr>
+        <w:t xml:space="preserve"> vršena je simulacija na Gilbert-Eliotovom modelu telekomunikacionog kanala, za kod CRC-24 WLAN. Vidi se zavisnost </w:t>
+      </w:r>
+      <w:r>
+        <w:rPr>
+          <w:lang w:val="sr-Latn-RS" w:bidi="he-IL"/>
+        </w:rPr>
+        <w:t xml:space="preserve">greške na izlazu iz dekodera od </w:t>
+      </w:r>
+      <w:r>
+        <w:rPr>
+          <w:lang w:val="it-IT" w:bidi="he-IL"/>
+        </w:rPr>
+        <w:t>srednje verovatnoće</w:t>
+      </w:r>
+      <w:r>
+        <w:rPr>
+          <w:lang w:val="sr-Latn-RS" w:bidi="he-IL"/>
+        </w:rPr>
+        <w:t xml:space="preserve"> greške, kao i zavisnost  greške na izlazu iz dekodera od</w:t>
+      </w:r>
+      <w:r>
+        <w:rPr>
+          <w:lang w:val="it-IT" w:bidi="he-IL"/>
+        </w:rPr>
+        <w:t xml:space="preserve"> </w:t>
+      </w:r>
+      <w:r>
+        <w:rPr>
+          <w:lang w:val="it-IT" w:bidi="he-IL"/>
+        </w:rPr>
+        <w:t>verovatnoće greške u dobrom stanju</w:t>
+      </w:r>
+      <w:r>
+        <w:rPr>
+          <w:lang w:val="sr-Latn-RS" w:bidi="he-IL"/>
+        </w:rPr>
+        <w:t xml:space="preserve"> u kanalu, respektivno. </w:t>
+      </w:r>
+      <w:r>
+        <w:rPr>
+          <w:lang w:val="it-IT" w:bidi="he-IL"/>
+        </w:rPr>
+        <w:t xml:space="preserve">Srednja </w:t>
+      </w:r>
+      <w:r>
+        <w:rPr>
+          <w:lang w:val="sr-Latn-RS" w:bidi="he-IL"/>
+        </w:rPr>
+        <w:t xml:space="preserve">verovatnoća greške u kanalu je uzeta u opsegu </w:t>
+      </w:r>
+      <w:r>
         <w:rPr>
           <w:lang w:bidi="he-IL"/>
         </w:rPr>
-      </w:pPr>
-      <w:r>
+        <w:t>[0.01,0.35], a verovatnoća greške u dobrom stanju je u opsegu [0.01,0.2]. Dužina kodne reči je 40 bita za oba grafika.</w:t>
+      </w:r>
+    </w:p>
+    <w:p>
+      <w:pPr>
+        <w:jc w:val="center"/>
         <w:rPr>
           <w:lang w:val="it-IT" w:bidi="he-IL"/>
         </w:rPr>
-        <w:t>Takođe, na slici 5.2 možemo videti ponašanje koda CRC-16 USB za razli</w:t>
-      </w:r>
-      <w:r>
-        <w:rPr>
-          <w:lang w:val="sr-Latn-RS" w:bidi="he-IL"/>
-        </w:rPr>
-        <w:t xml:space="preserve">čite vrednosti parametra payloadSize </w:t>
-      </w:r>
-      <w:r>
-        <w:rPr>
-          <w:color w:val="FF0000"/>
-          <w:lang w:val="sr-Latn-RS" w:bidi="he-IL"/>
-        </w:rPr>
-        <w:t>(koji je tačan prevod parametra payload?)</w:t>
-      </w:r>
-      <w:r>
-        <w:rPr>
-          <w:lang w:val="sr-Latn-RS" w:bidi="he-IL"/>
-        </w:rPr>
-        <w:t xml:space="preserve">. Najbolje rezultate ima za payloadSize </w:t>
-      </w:r>
-      <w:r>
-        <w:rPr>
-          <w:lang w:bidi="he-IL"/>
-        </w:rPr>
-        <w:t>= 100.</w:t>
-      </w:r>
-    </w:p>
-    <w:p>
-      <w:pPr>
-        <w:ind w:firstLine="0"/>
-        <w:rPr>
-          <w:lang w:bidi="he-IL"/>
-        </w:rPr>
-      </w:pPr>
-    </w:p>
-    <w:p>
-      <w:pPr>
-        <w:ind w:firstLine="0"/>
-        <w:rPr>
-          <w:lang w:val="sr-Latn-RS" w:bidi="he-IL"/>
-        </w:rPr>
-      </w:pPr>
-    </w:p>
-    <w:p>
-      <w:pPr>
-        <w:ind w:firstLine="0"/>
+      </w:pPr>
+    </w:p>
+    <w:p>
+      <w:pPr>
         <w:jc w:val="center"/>
         <w:rPr>
           <w:lang w:val="it-IT" w:bidi="he-IL"/>
         </w:rPr>
       </w:pPr>
-      <w:r>
+    </w:p>
+    <w:p>
+      <w:pPr>
+        <w:jc w:val="center"/>
         <w:rPr>
           <w:lang w:val="it-IT" w:bidi="he-IL"/>
         </w:rPr>
+      </w:pPr>
+      <w:r>
+        <w:rPr>
+          <w:lang w:val="it-IT" w:bidi="he-IL"/>
+        </w:rPr>
         <w:pict>
-          <v:shape id="_x0000_i1028" type="#_x0000_t75" style="width:364.5pt;height:338.25pt">
-            <v:imagedata r:id="rId18" o:title="40_60_100"/>
+          <v:shape id="_x0000_i1027" type="#_x0000_t75" style="width:366pt;height:270pt">
+            <v:imagedata r:id="rId21" o:title="wlan_Pe_gilbert_eliot"/>
           </v:shape>
         </w:pict>
       </w:r>
@@ -18762,52 +20668,44 @@
         <w:rPr>
           <w:lang w:val="it-IT" w:bidi="he-IL"/>
         </w:rPr>
-        <w:t>Slika 5</w:t>
+        <w:t>Slika 5.5</w:t>
       </w:r>
       <w:r>
         <w:rPr>
           <w:lang w:val="it-IT" w:bidi="he-IL"/>
         </w:rPr>
-        <w:t>.</w:t>
+        <w:t xml:space="preserve"> Zavisnost</w:t>
+      </w:r>
+      <w:r>
+        <w:rPr>
+          <w:lang w:val="sr-Latn-RS" w:bidi="he-IL"/>
+        </w:rPr>
+        <w:t xml:space="preserve"> </w:t>
+      </w:r>
+      <w:r>
+        <w:rPr>
+          <w:lang w:val="sr-Latn-RS" w:bidi="he-IL"/>
+        </w:rPr>
+        <w:t>greške na izlazu iz dekodera</w:t>
       </w:r>
       <w:r>
         <w:rPr>
           <w:lang w:val="it-IT" w:bidi="he-IL"/>
         </w:rPr>
-        <w:t>2</w:t>
+        <w:t xml:space="preserve"> </w:t>
       </w:r>
       <w:r>
         <w:rPr>
           <w:lang w:val="it-IT" w:bidi="he-IL"/>
         </w:rPr>
-        <w:t xml:space="preserve"> Ponaša</w:t>
+        <w:t xml:space="preserve">i </w:t>
       </w:r>
       <w:r>
         <w:rPr>
           <w:lang w:val="it-IT" w:bidi="he-IL"/>
         </w:rPr>
-        <w:t>nje koda CRC-16 USB</w:t>
-      </w:r>
-      <w:r>
-        <w:rPr>
-          <w:lang w:val="it-IT" w:bidi="he-IL"/>
-        </w:rPr>
-        <w:t xml:space="preserve"> za razli</w:t>
-      </w:r>
-      <w:r>
-        <w:rPr>
-          <w:lang w:val="sr-Latn-RS" w:bidi="he-IL"/>
-        </w:rPr>
-        <w:t>čite vrednosti parametra payloadSize</w:t>
-      </w:r>
-    </w:p>
-    <w:p>
-      <w:pPr>
-        <w:jc w:val="center"/>
-        <w:rPr>
-          <w:lang w:val="it-IT" w:bidi="he-IL"/>
-        </w:rPr>
-      </w:pPr>
+        <w:t>srednje verovatnoće greške</w:t>
+      </w:r>
     </w:p>
     <w:p>
       <w:pPr>
@@ -18822,8 +20720,8 @@
         </w:rPr>
         <w:lastRenderedPageBreak/>
         <w:pict>
-          <v:shape id="_x0000_i1025" type="#_x0000_t75" style="width:364.5pt;height:273pt">
-            <v:imagedata r:id="rId19" o:title="wlan_Pe_gilbert_eliot"/>
+          <v:shape id="_x0000_i1028" type="#_x0000_t75" style="width:366pt;height:270pt">
+            <v:imagedata r:id="rId22" o:title="wlan_Pd_gilbert_eliot"/>
           </v:shape>
         </w:pict>
       </w:r>
@@ -18832,19 +20730,19 @@
       <w:pPr>
         <w:jc w:val="center"/>
         <w:rPr>
-          <w:lang w:val="sr-Latn-RS" w:bidi="he-IL"/>
-        </w:rPr>
-      </w:pPr>
-      <w:r>
-        <w:rPr>
           <w:lang w:val="it-IT" w:bidi="he-IL"/>
         </w:rPr>
-        <w:t>Slika 5.3</w:t>
-      </w:r>
+      </w:pPr>
       <w:r>
         <w:rPr>
           <w:lang w:val="it-IT" w:bidi="he-IL"/>
         </w:rPr>
+        <w:t>Slika 5.6</w:t>
+      </w:r>
+      <w:r>
+        <w:rPr>
+          <w:lang w:val="it-IT" w:bidi="he-IL"/>
+        </w:rPr>
         <w:t xml:space="preserve"> Zavisnost</w:t>
       </w:r>
       <w:r>
@@ -18861,9 +20759,15 @@
       </w:r>
       <w:r>
         <w:rPr>
+          <w:lang w:val="sr-Latn-RS" w:bidi="he-IL"/>
+        </w:rPr>
+        <w:t xml:space="preserve"> i</w:t>
+      </w:r>
+      <w:r>
+        <w:rPr>
           <w:lang w:val="it-IT" w:bidi="he-IL"/>
         </w:rPr>
-        <w:t xml:space="preserve"> srednje verovatnoće greške, u Gilbert-Eliotovom kanalu</w:t>
+        <w:t xml:space="preserve"> verovatnoće greške u dobrom stanju, u Gilbert-Eliotovom kanalu</w:t>
       </w:r>
     </w:p>
     <w:p>
@@ -18873,16 +20777,14 @@
           <w:lang w:val="it-IT" w:bidi="he-IL"/>
         </w:rPr>
       </w:pPr>
-      <w:r>
+    </w:p>
+    <w:p>
+      <w:pPr>
+        <w:jc w:val="center"/>
         <w:rPr>
           <w:lang w:val="it-IT" w:bidi="he-IL"/>
         </w:rPr>
-        <w:pict>
-          <v:shape id="_x0000_i1026" type="#_x0000_t75" style="width:364.5pt;height:273pt">
-            <v:imagedata r:id="rId20" o:title="wlan_Pd_gilbert_eliot"/>
-          </v:shape>
-        </w:pict>
-      </w:r>
+      </w:pPr>
     </w:p>
     <w:p>
       <w:pPr>
@@ -18891,115 +20793,413 @@
           <w:lang w:val="it-IT" w:bidi="he-IL"/>
         </w:rPr>
       </w:pPr>
-      <w:r>
+    </w:p>
+    <w:p>
+      <w:pPr>
+        <w:jc w:val="center"/>
         <w:rPr>
           <w:lang w:val="it-IT" w:bidi="he-IL"/>
         </w:rPr>
-        <w:t>Slika 5.4</w:t>
-      </w:r>
-      <w:r>
+      </w:pPr>
+    </w:p>
+    <w:p>
+      <w:pPr>
+        <w:jc w:val="center"/>
         <w:rPr>
           <w:lang w:val="it-IT" w:bidi="he-IL"/>
         </w:rPr>
-        <w:t xml:space="preserve"> Zavisnost</w:t>
-      </w:r>
-      <w:r>
-        <w:rPr>
-          <w:lang w:val="sr-Latn-RS" w:bidi="he-IL"/>
+      </w:pPr>
+    </w:p>
+    <w:p>
+      <w:pPr>
+        <w:jc w:val="center"/>
+        <w:rPr>
+          <w:lang w:val="it-IT" w:bidi="he-IL"/>
+        </w:rPr>
+      </w:pPr>
+    </w:p>
+    <w:p>
+      <w:pPr>
+        <w:jc w:val="center"/>
+        <w:rPr>
+          <w:lang w:val="it-IT" w:bidi="he-IL"/>
+        </w:rPr>
+      </w:pPr>
+    </w:p>
+    <w:p>
+      <w:pPr>
+        <w:jc w:val="center"/>
+        <w:rPr>
+          <w:lang w:val="it-IT" w:bidi="he-IL"/>
+        </w:rPr>
+      </w:pPr>
+    </w:p>
+    <w:p>
+      <w:pPr>
+        <w:jc w:val="center"/>
+        <w:rPr>
+          <w:lang w:val="it-IT" w:bidi="he-IL"/>
+        </w:rPr>
+      </w:pPr>
+    </w:p>
+    <w:p>
+      <w:pPr>
+        <w:jc w:val="center"/>
+        <w:rPr>
+          <w:lang w:val="it-IT" w:bidi="he-IL"/>
+        </w:rPr>
+      </w:pPr>
+    </w:p>
+    <w:p>
+      <w:pPr>
+        <w:jc w:val="center"/>
+        <w:rPr>
+          <w:lang w:val="it-IT" w:bidi="he-IL"/>
+        </w:rPr>
+      </w:pPr>
+    </w:p>
+    <w:p>
+      <w:pPr>
+        <w:jc w:val="center"/>
+        <w:rPr>
+          <w:lang w:val="it-IT" w:bidi="he-IL"/>
+        </w:rPr>
+      </w:pPr>
+    </w:p>
+    <w:p>
+      <w:pPr>
+        <w:pStyle w:val="Heading1"/>
+        <w:rPr>
+          <w:lang w:val="sr-Latn-RS"/>
+        </w:rPr>
+      </w:pPr>
+    </w:p>
+    <w:p>
+      <w:pPr>
+        <w:pStyle w:val="Heading1"/>
+        <w:rPr>
+          <w:lang w:val="sr-Latn-RS"/>
+        </w:rPr>
+      </w:pPr>
+      <w:bookmarkStart w:id="33" w:name="_Toc126489881"/>
+      <w:r>
+        <w:rPr>
+          <w:lang w:val="sr-Latn-RS"/>
+        </w:rPr>
+        <w:t>6</w:t>
+      </w:r>
+      <w:r>
+        <w:rPr>
+          <w:lang w:val="sr-Latn-RS"/>
         </w:rPr>
         <w:t xml:space="preserve"> </w:t>
       </w:r>
       <w:r>
         <w:rPr>
-          <w:lang w:val="sr-Latn-RS" w:bidi="he-IL"/>
-        </w:rPr>
-        <w:t>greške na izlazu iz dekodera</w:t>
-      </w:r>
-      <w:r>
-        <w:rPr>
-          <w:lang w:val="it-IT" w:bidi="he-IL"/>
-        </w:rPr>
-        <w:t xml:space="preserve"> verovatnoće greške u dobrom stanju, u Gilbert-Eliotovom kanalu</w:t>
-      </w:r>
+          <w:lang w:val="sr-Latn-RS"/>
+        </w:rPr>
+        <w:t>ZAKLJUČ</w:t>
+      </w:r>
+      <w:r>
+        <w:rPr>
+          <w:lang w:val="sr-Latn-RS"/>
+        </w:rPr>
+        <w:t>AK</w:t>
+      </w:r>
+      <w:bookmarkEnd w:id="26"/>
+      <w:bookmarkEnd w:id="33"/>
+    </w:p>
+    <w:p>
+      <w:pPr>
+        <w:rPr>
+          <w:lang w:val="sr-Latn-RS" w:bidi="he-IL"/>
+        </w:rPr>
+      </w:pPr>
+    </w:p>
+    <w:p>
+      <w:pPr>
+        <w:rPr>
+          <w:lang w:val="sr-Latn-RS" w:bidi="he-IL"/>
+        </w:rPr>
+      </w:pPr>
+    </w:p>
+    <w:p>
+      <w:pPr>
+        <w:ind w:firstLine="0"/>
+        <w:rPr>
+          <w:lang w:val="sr-Latn-RS" w:bidi="he-IL"/>
+        </w:rPr>
+      </w:pPr>
+      <w:r>
+        <w:rPr>
+          <w:lang w:val="sr-Latn-RS" w:bidi="he-IL"/>
+        </w:rPr>
+        <w:t xml:space="preserve">Ciklična provera redudanse je postupak koji </w:t>
+      </w:r>
+      <w:r>
+        <w:rPr>
+          <w:lang w:val="sr-Latn-RS" w:bidi="he-IL"/>
+        </w:rPr>
+        <w:t>je privukao pažnju zbog</w:t>
+      </w:r>
+      <w:r>
+        <w:rPr>
+          <w:lang w:val="sr-Latn-RS" w:bidi="he-IL"/>
+        </w:rPr>
+        <w:t xml:space="preserve"> svojih</w:t>
+      </w:r>
+      <w:r>
+        <w:rPr>
+          <w:lang w:val="sr-Latn-RS" w:bidi="he-IL"/>
+        </w:rPr>
+        <w:t xml:space="preserve"> dobrih osobina, kao što su jednostavna matematička analiza, laka implementacija na hardverskom nivou i velika pouzdanost u detekciji grešaka koje se sreću u svim telekomunikacionim sistemima.</w:t>
+      </w:r>
+      <w:r>
+        <w:rPr>
+          <w:lang w:val="sr-Latn-RS" w:bidi="he-IL"/>
+        </w:rPr>
+        <w:t xml:space="preserve"> Sa napredovanjem procesora, raste i potreba za boljim generišučim polinomima, pa se danas mogu sresti i polinomi do 82 stepena. </w:t>
+      </w:r>
+      <w:r>
+        <w:rPr>
+          <w:lang w:val="sr-Latn-RS" w:bidi="he-IL"/>
+        </w:rPr>
+        <w:t>Mnogi programski jezici danas imaju razvijene biblioteke koje implementiraju funkcionalnosti CRC</w:t>
+      </w:r>
+      <w:r>
+        <w:rPr>
+          <w:lang w:val="sr-Latn-RS" w:bidi="he-IL"/>
+        </w:rPr>
+        <w:t xml:space="preserve"> kodova, neke od njih su:</w:t>
+      </w:r>
+      <w:r>
+        <w:rPr>
+          <w:lang w:val="sr-Latn-RS" w:bidi="he-IL"/>
+        </w:rPr>
+        <w:t xml:space="preserve"> </w:t>
+      </w:r>
+      <w:r>
+        <w:rPr>
+          <w:lang w:val="sr-Latn-RS" w:bidi="he-IL"/>
+        </w:rPr>
+        <w:t>z</w:t>
+      </w:r>
+      <w:r>
+        <w:rPr>
+          <w:lang w:val="sr-Latn-RS" w:bidi="he-IL"/>
+        </w:rPr>
+        <w:t xml:space="preserve">a programski jezik C, tu je </w:t>
+      </w:r>
+      <w:r>
+        <w:rPr>
+          <w:i/>
+          <w:lang w:val="sr-Latn-RS" w:bidi="he-IL"/>
+        </w:rPr>
+        <w:t>LibCRC</w:t>
+      </w:r>
+      <w:r>
+        <w:rPr>
+          <w:lang w:val="sr-Latn-RS" w:bidi="he-IL"/>
+        </w:rPr>
+        <w:t xml:space="preserve">, za C++ </w:t>
+      </w:r>
+      <w:r>
+        <w:rPr>
+          <w:i/>
+          <w:lang w:val="sr-Latn-RS" w:bidi="he-IL"/>
+        </w:rPr>
+        <w:t xml:space="preserve">FastCRC </w:t>
+      </w:r>
+      <w:r>
+        <w:rPr>
+          <w:lang w:val="sr-Latn-RS" w:bidi="he-IL"/>
+        </w:rPr>
+        <w:t xml:space="preserve">koja podržava </w:t>
+      </w:r>
+      <w:r>
+        <w:rPr>
+          <w:rFonts w:cs="Calibri"/>
+          <w:bCs/>
+          <w:color w:val="000000"/>
+          <w:shd w:val="clear" w:color="auto" w:fill="FFFFFF"/>
+        </w:rPr>
+        <w:t>CRC16, CRC16-CCITT i</w:t>
+      </w:r>
+      <w:r>
+        <w:rPr>
+          <w:rFonts w:cs="Calibri"/>
+          <w:bCs/>
+          <w:color w:val="000000"/>
+          <w:shd w:val="clear" w:color="auto" w:fill="FFFFFF"/>
+        </w:rPr>
+        <w:t xml:space="preserve"> CRC32</w:t>
+      </w:r>
+      <w:r>
+        <w:rPr>
+          <w:rFonts w:cs="Calibri"/>
+          <w:bCs/>
+          <w:color w:val="000000"/>
+          <w:shd w:val="clear" w:color="auto" w:fill="FFFFFF"/>
+        </w:rPr>
+        <w:t xml:space="preserve"> algoritme, za Python </w:t>
+      </w:r>
+      <w:r>
+        <w:rPr>
+          <w:rFonts w:cs="Calibri"/>
+          <w:bCs/>
+          <w:i/>
+          <w:color w:val="000000"/>
+          <w:shd w:val="clear" w:color="auto" w:fill="FFFFFF"/>
+        </w:rPr>
+        <w:t>crccheck</w:t>
+      </w:r>
+      <w:r>
+        <w:rPr>
+          <w:lang w:val="sr-Latn-RS" w:bidi="he-IL"/>
+        </w:rPr>
+        <w:t xml:space="preserve"> </w:t>
+      </w:r>
+      <w:r>
+        <w:rPr>
+          <w:lang w:val="sr-Latn-RS" w:bidi="he-IL"/>
+        </w:rPr>
+        <w:t>koja podržava skoro sve CRC kodove.</w:t>
+      </w:r>
+    </w:p>
+    <w:p>
+      <w:pPr>
+        <w:ind w:firstLine="0"/>
+        <w:rPr>
+          <w:lang w:bidi="he-IL"/>
+        </w:rPr>
+      </w:pPr>
+      <w:r>
+        <w:rPr>
+          <w:lang w:val="sr-Latn-RS" w:bidi="he-IL"/>
+        </w:rPr>
+        <w:t>T</w:t>
+      </w:r>
+      <w:r>
+        <w:rPr>
+          <w:lang w:val="sr-Latn-RS" w:bidi="he-IL"/>
+        </w:rPr>
+        <w:t>akođe, ono što CRC kodove</w:t>
+      </w:r>
+      <w:r>
+        <w:rPr>
+          <w:lang w:val="sr-Latn-RS" w:bidi="he-IL"/>
+        </w:rPr>
+        <w:t xml:space="preserve"> još izdvaja jeste mogućnost kombinovanja sa kodovima za ispravljanje grešaka. D</w:t>
+      </w:r>
+      <w:r>
+        <w:rPr>
+          <w:lang w:val="sr-Latn-RS" w:bidi="he-IL"/>
+        </w:rPr>
+        <w:t>anas</w:t>
+      </w:r>
+      <w:r>
+        <w:rPr>
+          <w:lang w:val="sr-Latn-RS" w:bidi="he-IL"/>
+        </w:rPr>
+        <w:t xml:space="preserve"> se</w:t>
+      </w:r>
+      <w:r>
+        <w:rPr>
+          <w:lang w:val="sr-Latn-RS" w:bidi="he-IL"/>
+        </w:rPr>
+        <w:t xml:space="preserve"> </w:t>
+      </w:r>
+      <w:r>
+        <w:rPr>
+          <w:lang w:val="sr-Latn-RS" w:bidi="he-IL"/>
+        </w:rPr>
+        <w:t>koriste</w:t>
+      </w:r>
+      <w:r>
+        <w:rPr>
+          <w:lang w:val="sr-Latn-RS" w:bidi="he-IL"/>
+        </w:rPr>
+        <w:t xml:space="preserve"> u velikom broju telekomunikacionih protokola. U ovom radu smo vršili analizu za Bluetooth, USB i WLAN</w:t>
+      </w:r>
+      <w:r>
+        <w:rPr>
+          <w:lang w:val="sr-Latn-RS" w:bidi="he-IL"/>
+        </w:rPr>
+        <w:t>,</w:t>
+      </w:r>
+      <w:r>
+        <w:rPr>
+          <w:lang w:val="sr-Latn-RS" w:bidi="he-IL"/>
+        </w:rPr>
+        <w:t xml:space="preserve"> a</w:t>
+      </w:r>
+      <w:r>
+        <w:rPr>
+          <w:lang w:val="sr-Latn-RS" w:bidi="he-IL"/>
+        </w:rPr>
+        <w:t xml:space="preserve"> pored njih koriste se i u ATM (Asynchronous Transfer Mode) zaglavlju, Eternetu, WiMax sistemima, javnim mobilnim sistemima, PPP (Point to Point Protocol)</w:t>
+      </w:r>
+      <w:r>
+        <w:rPr>
+          <w:lang w:val="sr-Latn-RS" w:bidi="he-IL"/>
+        </w:rPr>
+        <w:t>,</w:t>
+      </w:r>
+      <w:r>
+        <w:rPr>
+          <w:lang w:val="sr-Latn-RS" w:bidi="he-IL"/>
+        </w:rPr>
+        <w:t xml:space="preserve"> kao</w:t>
+      </w:r>
+      <w:r>
+        <w:rPr>
+          <w:lang w:val="sr-Latn-RS" w:bidi="he-IL"/>
+        </w:rPr>
+        <w:t xml:space="preserve"> i mogim drugim.</w:t>
+      </w:r>
+      <w:r>
+        <w:rPr>
+          <w:lang w:val="sr-Latn-RS" w:bidi="he-IL"/>
+        </w:rPr>
+        <w:t xml:space="preserve"> </w:t>
+      </w:r>
+    </w:p>
+    <w:p>
+      <w:pPr>
+        <w:rPr>
+          <w:lang w:val="sr-Latn-RS" w:bidi="he-IL"/>
+        </w:rPr>
+      </w:pPr>
     </w:p>
     <w:p>
       <w:pPr>
         <w:pStyle w:val="Heading1"/>
-        <w:rPr>
-          <w:lang w:val="sr-Latn-RS"/>
-        </w:rPr>
-      </w:pPr>
-      <w:bookmarkStart w:id="33" w:name="_Toc126327784"/>
+        <w:jc w:val="left"/>
+        <w:rPr>
+          <w:lang w:val="sr-Latn-RS"/>
+        </w:rPr>
+      </w:pPr>
+      <w:bookmarkStart w:id="34" w:name="literatura"/>
+      <w:r>
+        <w:rPr>
+          <w:lang w:val="sr-Latn-RS"/>
+        </w:rPr>
+        <w:br w:type="page"/>
+      </w:r>
+    </w:p>
+    <w:p>
+      <w:pPr>
+        <w:pStyle w:val="Heading1"/>
+        <w:rPr>
+          <w:lang w:val="sr-Latn-RS"/>
+        </w:rPr>
+      </w:pPr>
+      <w:bookmarkStart w:id="35" w:name="_Toc126489882"/>
       <w:r>
         <w:rPr>
           <w:lang w:val="sr-Latn-RS"/>
         </w:rPr>
         <w:lastRenderedPageBreak/>
-        <w:t>6</w:t>
-      </w:r>
-      <w:r>
-        <w:rPr>
-          <w:lang w:val="sr-Latn-RS"/>
-        </w:rPr>
-        <w:t xml:space="preserve"> </w:t>
-      </w:r>
-      <w:r>
-        <w:rPr>
-          <w:lang w:val="sr-Latn-RS"/>
-        </w:rPr>
-        <w:t>ZAKLJUČ</w:t>
-      </w:r>
-      <w:r>
-        <w:rPr>
-          <w:lang w:val="sr-Latn-RS"/>
-        </w:rPr>
-        <w:t>AK</w:t>
-      </w:r>
-      <w:bookmarkEnd w:id="25"/>
-      <w:bookmarkEnd w:id="33"/>
-    </w:p>
-    <w:p>
-      <w:pPr>
-        <w:rPr>
-          <w:lang w:val="sr-Latn-RS" w:bidi="he-IL"/>
-        </w:rPr>
-      </w:pPr>
-    </w:p>
-    <w:p>
-      <w:pPr>
-        <w:pStyle w:val="Heading1"/>
-        <w:rPr>
-          <w:lang w:val="sr-Latn-RS"/>
-        </w:rPr>
-      </w:pPr>
-      <w:bookmarkStart w:id="34" w:name="literatura"/>
-      <w:r>
-        <w:rPr>
-          <w:lang w:val="sr-Latn-RS"/>
-        </w:rPr>
-        <w:br w:type="page"/>
-      </w:r>
-    </w:p>
-    <w:p>
-      <w:pPr>
-        <w:pStyle w:val="Heading1"/>
-        <w:rPr>
-          <w:lang w:val="sr-Latn-RS"/>
-        </w:rPr>
-      </w:pPr>
-    </w:p>
-    <w:p>
-      <w:pPr>
-        <w:pStyle w:val="Heading1"/>
-        <w:rPr>
-          <w:lang w:val="sr-Latn-RS"/>
-        </w:rPr>
-      </w:pPr>
-      <w:bookmarkStart w:id="35" w:name="_Toc126327785"/>
-      <w:r>
-        <w:rPr>
-          <w:lang w:val="sr-Latn-RS"/>
-        </w:rPr>
         <w:t>7</w:t>
       </w:r>
       <w:r>
@@ -19039,6 +21239,12 @@
           <w:lang w:val="sr-Latn-RS"/>
         </w:rPr>
       </w:pPr>
+      <w:r>
+        <w:t>D. Drajić, P. Ivaniš, “Uvod u teoriju informacija i kodovanje”, treće izdanje, Akademska misao, Beograd, 2009</w:t>
+      </w:r>
+      <w:r>
+        <w:t>.</w:t>
+      </w:r>
     </w:p>
     <w:p>
       <w:pPr>
@@ -19053,6 +21259,27 @@
           <w:lang w:val="sr-Latn-RS" w:bidi="he-IL"/>
         </w:rPr>
       </w:pPr>
+      <w:r>
+        <w:t>M. Bjelica, “Telekomunikacione i računarske mre</w:t>
+      </w:r>
+      <w:r>
+        <w:rPr>
+          <w:lang w:val="sr-Latn-RS"/>
+        </w:rPr>
+        <w:t>že</w:t>
+      </w:r>
+      <w:r>
+        <w:t xml:space="preserve">”, </w:t>
+      </w:r>
+      <w:r>
+        <w:t>prvo izdanje, Novi Sad,</w:t>
+      </w:r>
+      <w:r>
+        <w:t xml:space="preserve"> Mensa Srbije, 2021</w:t>
+      </w:r>
+      <w:r>
+        <w:t>.</w:t>
+      </w:r>
     </w:p>
     <w:p>
       <w:pPr>
@@ -19063,6 +21290,327 @@
         </w:numPr>
         <w:ind w:left="450" w:hanging="450"/>
         <w:rPr>
+          <w:rFonts w:asciiTheme="minorHAnsi" w:hAnsiTheme="minorHAnsi"/>
+          <w:lang w:val="sr-Latn-RS" w:bidi="he-IL"/>
+        </w:rPr>
+      </w:pPr>
+      <w:r>
+        <w:t>M. Milosavljevi</w:t>
+      </w:r>
+      <w:r>
+        <w:rPr>
+          <w:lang w:val="sr-Latn-RS"/>
+        </w:rPr>
+        <w:t xml:space="preserve">ć, S. Adamović, </w:t>
+      </w:r>
+      <w:r>
+        <w:t>“</w:t>
+      </w:r>
+      <w:r>
+        <w:rPr>
+          <w:lang w:val="sr-Latn-RS"/>
+        </w:rPr>
+        <w:t>Osnovi teorije informacija i kodovanja</w:t>
+      </w:r>
+      <w:r>
+        <w:t>”</w:t>
+      </w:r>
+      <w:r>
+        <w:rPr>
+          <w:lang w:val="sr-Latn-RS"/>
+        </w:rPr>
+        <w:t>, treće izdanje, Univerzitet Singidunum, Beograd, 2017.</w:t>
+      </w:r>
+    </w:p>
+    <w:p>
+      <w:pPr>
+        <w:pStyle w:val="ListParagraph"/>
+        <w:numPr>
+          <w:ilvl w:val="0"/>
+          <w:numId w:val="37"/>
+        </w:numPr>
+        <w:ind w:left="450" w:hanging="450"/>
+        <w:rPr>
+          <w:rFonts w:asciiTheme="minorHAnsi" w:hAnsiTheme="minorHAnsi"/>
+          <w:lang w:val="sr-Latn-RS" w:bidi="he-IL"/>
+        </w:rPr>
+      </w:pPr>
+      <w:r>
+        <w:t>F. Manganiello, „Computation of the Weight Distribution of CRC Codes”, Applicable Algebra in Engineering, Communication and Computing, Vol. 19, No. 4. (2008), pp. 349-363.</w:t>
+      </w:r>
+    </w:p>
+    <w:p>
+      <w:pPr>
+        <w:pStyle w:val="ListParagraph"/>
+        <w:numPr>
+          <w:ilvl w:val="0"/>
+          <w:numId w:val="37"/>
+        </w:numPr>
+        <w:ind w:left="450" w:hanging="450"/>
+        <w:rPr>
+          <w:rFonts w:asciiTheme="minorHAnsi" w:hAnsiTheme="minorHAnsi"/>
+          <w:lang w:val="sr-Latn-RS" w:bidi="he-IL"/>
+        </w:rPr>
+      </w:pPr>
+      <w:r>
+        <w:t>G. Castagnoli, J. Ganz, P. Graber, “Optimum Cyclic RedundancyCheck Codes with 16-bit Redundancy”, IEEE Trans. Commun., Vol. 38 (1990), pp. 111-114</w:t>
+      </w:r>
+      <w:r>
+        <w:t>.</w:t>
+      </w:r>
+    </w:p>
+    <w:p>
+      <w:pPr>
+        <w:pStyle w:val="ListParagraph"/>
+        <w:numPr>
+          <w:ilvl w:val="0"/>
+          <w:numId w:val="37"/>
+        </w:numPr>
+        <w:ind w:left="450" w:hanging="450"/>
+        <w:rPr>
+          <w:rFonts w:asciiTheme="minorHAnsi" w:hAnsiTheme="minorHAnsi"/>
+          <w:lang w:val="sr-Latn-RS" w:bidi="he-IL"/>
+        </w:rPr>
+      </w:pPr>
+      <w:r>
+        <w:t>P. Koopman, T. Chakravaty, “Cyclic Redudancy Code (CRC) Polynomial Selection For Embedded Networks”, Intl. Conf. Dependable Systems and Networks (DNS), Washington DC, 2004.</w:t>
+      </w:r>
+    </w:p>
+    <w:p>
+      <w:pPr>
+        <w:pStyle w:val="ListParagraph"/>
+        <w:numPr>
+          <w:ilvl w:val="0"/>
+          <w:numId w:val="37"/>
+        </w:numPr>
+        <w:ind w:left="450" w:hanging="450"/>
+        <w:rPr>
+          <w:rFonts w:asciiTheme="minorHAnsi" w:hAnsiTheme="minorHAnsi"/>
+          <w:lang w:val="sr-Latn-RS" w:bidi="he-IL"/>
+        </w:rPr>
+      </w:pPr>
+      <w:r>
+        <w:t>K. A. Witzke, C. Leung, “A Comparison of Some Error Detecting CRC Code Standards”, IEEE Trans. Commun., Vol. COM-33 (1985), pp. 996-998</w:t>
+      </w:r>
+      <w:r>
+        <w:t>.</w:t>
+      </w:r>
+    </w:p>
+    <w:p>
+      <w:pPr>
+        <w:pStyle w:val="ListParagraph"/>
+        <w:numPr>
+          <w:ilvl w:val="0"/>
+          <w:numId w:val="37"/>
+        </w:numPr>
+        <w:ind w:left="450" w:hanging="450"/>
+        <w:rPr>
+          <w:rFonts w:asciiTheme="minorHAnsi" w:hAnsiTheme="minorHAnsi"/>
+          <w:lang w:val="sr-Latn-RS" w:bidi="he-IL"/>
+        </w:rPr>
+      </w:pPr>
+      <w:r>
+        <w:t xml:space="preserve">J.P. Ebert, A. Willig, “A Gilbert-Elliot Bit Error Model and the Ecient Use in Packet Level Simulation”, </w:t>
+      </w:r>
+      <w:r>
+        <w:t>Telecommunication Networks Group, TKN Technical Report, Berlin, 1999.</w:t>
+      </w:r>
+    </w:p>
+    <w:p>
+      <w:pPr>
+        <w:pStyle w:val="ListParagraph"/>
+        <w:numPr>
+          <w:ilvl w:val="0"/>
+          <w:numId w:val="37"/>
+        </w:numPr>
+        <w:ind w:left="450" w:hanging="450"/>
+        <w:rPr>
+          <w:rFonts w:asciiTheme="minorHAnsi" w:hAnsiTheme="minorHAnsi"/>
+          <w:lang w:val="sr-Latn-RS" w:bidi="he-IL"/>
+        </w:rPr>
+      </w:pPr>
+      <w:r>
+        <w:t>R. E. Blahut, “Theory and Practise of Error Control Codes”, AddisonWesley Publishing Company, Reading, Massachusetts, 1983.</w:t>
+      </w:r>
+    </w:p>
+    <w:p>
+      <w:pPr>
+        <w:pStyle w:val="ListParagraph"/>
+        <w:numPr>
+          <w:ilvl w:val="0"/>
+          <w:numId w:val="37"/>
+        </w:numPr>
+        <w:ind w:left="450" w:hanging="450"/>
+        <w:rPr>
+          <w:rFonts w:cs="Calibri"/>
+          <w:lang w:val="sr-Latn-RS" w:bidi="he-IL"/>
+        </w:rPr>
+      </w:pPr>
+      <w:r>
+        <w:rPr>
+          <w:rFonts w:cs="Calibri"/>
+        </w:rPr>
+        <w:t>Gilbert, E.N., “</w:t>
+      </w:r>
+      <w:r>
+        <w:rPr>
+          <w:rFonts w:cs="Calibri"/>
+        </w:rPr>
+        <w:t>Capacity of a Burst-Noise Channel</w:t>
+      </w:r>
+      <w:r>
+        <w:rPr>
+          <w:rFonts w:cs="Calibri"/>
+        </w:rPr>
+        <w:t>”,</w:t>
+      </w:r>
+      <w:r>
+        <w:rPr>
+          <w:rFonts w:cs="Calibri"/>
+        </w:rPr>
+        <w:t xml:space="preserve"> Bell System Technical Journal</w:t>
+      </w:r>
+      <w:r>
+        <w:rPr>
+          <w:rFonts w:cs="Calibri"/>
+        </w:rPr>
+        <w:t xml:space="preserve"> </w:t>
+      </w:r>
+      <w:r>
+        <w:rPr>
+          <w:rFonts w:cs="Calibri"/>
+        </w:rPr>
+        <w:t>39</w:t>
+      </w:r>
+      <w:r>
+        <w:rPr>
+          <w:rFonts w:cs="Calibri"/>
+        </w:rPr>
+        <w:t xml:space="preserve"> (1960) pp. </w:t>
+      </w:r>
+      <w:r>
+        <w:rPr>
+          <w:rFonts w:cs="Calibri"/>
+        </w:rPr>
+        <w:t>1253–1265</w:t>
+      </w:r>
+      <w:r>
+        <w:rPr>
+          <w:rFonts w:cs="Calibri"/>
+        </w:rPr>
+        <w:t>.</w:t>
+      </w:r>
+    </w:p>
+    <w:p>
+      <w:pPr>
+        <w:pStyle w:val="ListParagraph"/>
+        <w:numPr>
+          <w:ilvl w:val="0"/>
+          <w:numId w:val="37"/>
+        </w:numPr>
+        <w:ind w:left="450" w:hanging="450"/>
+        <w:rPr>
+          <w:rFonts w:cs="Calibri"/>
+          <w:lang w:val="sr-Latn-RS" w:bidi="he-IL"/>
+        </w:rPr>
+      </w:pPr>
+      <w:r>
+        <w:rPr>
+          <w:rFonts w:cs="Calibri"/>
+        </w:rPr>
+        <w:t>Elliott, E.O.</w:t>
+      </w:r>
+      <w:r>
+        <w:rPr>
+          <w:rFonts w:cs="Calibri"/>
+        </w:rPr>
+        <w:t>,</w:t>
+      </w:r>
+      <w:r>
+        <w:rPr>
+          <w:rFonts w:cs="Calibri"/>
+        </w:rPr>
+        <w:t xml:space="preserve"> </w:t>
+      </w:r>
+      <w:r>
+        <w:rPr>
+          <w:rFonts w:cs="Calibri"/>
+        </w:rPr>
+        <w:t>“</w:t>
+      </w:r>
+      <w:r>
+        <w:rPr>
+          <w:rFonts w:cs="Calibri"/>
+        </w:rPr>
+        <w:t>Estimates of Error Rates fo</w:t>
+      </w:r>
+      <w:r>
+        <w:rPr>
+          <w:rFonts w:cs="Calibri"/>
+        </w:rPr>
+        <w:t>r Codes on Burst-Noise Channels”,</w:t>
+      </w:r>
+      <w:r>
+        <w:rPr>
+          <w:rFonts w:cs="Calibri"/>
+        </w:rPr>
+        <w:t xml:space="preserve"> Bell</w:t>
+      </w:r>
+      <w:r>
+        <w:rPr>
+          <w:rFonts w:cs="Calibri"/>
+        </w:rPr>
+        <w:t xml:space="preserve"> </w:t>
+      </w:r>
+      <w:r>
+        <w:rPr>
+          <w:rFonts w:cs="Calibri"/>
+        </w:rPr>
+        <w:t>System Technical Journal 42</w:t>
+      </w:r>
+      <w:r>
+        <w:rPr>
+          <w:rFonts w:cs="Calibri"/>
+        </w:rPr>
+        <w:t>,</w:t>
+      </w:r>
+      <w:r>
+        <w:rPr>
+          <w:rFonts w:cs="Calibri"/>
+        </w:rPr>
+        <w:t xml:space="preserve"> (1963)</w:t>
+      </w:r>
+      <w:r>
+        <w:rPr>
+          <w:rFonts w:cs="Calibri"/>
+        </w:rPr>
+        <w:t>, pp.</w:t>
+      </w:r>
+      <w:r>
+        <w:rPr>
+          <w:rFonts w:cs="Calibri"/>
+        </w:rPr>
+        <w:t xml:space="preserve"> 1977–1997</w:t>
+      </w:r>
+      <w:r>
+        <w:rPr>
+          <w:rFonts w:cs="Calibri"/>
+        </w:rPr>
+        <w:t>.</w:t>
+      </w:r>
+    </w:p>
+    <w:p>
+      <w:pPr>
+        <w:ind w:left="720" w:firstLine="0"/>
+        <w:rPr>
+          <w:lang w:val="sr-Latn-RS"/>
+        </w:rPr>
+      </w:pPr>
+    </w:p>
+    <w:p>
+      <w:pPr>
+        <w:ind w:left="720" w:firstLine="0"/>
+        <w:rPr>
           <w:lang w:val="sr-Latn-RS" w:bidi="he-IL"/>
         </w:rPr>
       </w:pPr>
@@ -19077,22 +21625,16 @@
       <w:pPr>
         <w:pStyle w:val="Heading1"/>
         <w:rPr>
-          <w:lang w:val="sr-Latn-RS"/>
-        </w:rPr>
-      </w:pPr>
-    </w:p>
-    <w:p>
-      <w:pPr>
-        <w:pStyle w:val="Heading1"/>
-        <w:rPr>
-          <w:lang w:val="sr-Latn-RS"/>
-        </w:rPr>
-      </w:pPr>
-      <w:bookmarkStart w:id="36" w:name="_Toc126327786"/>
-      <w:r>
-        <w:rPr>
-          <w:lang w:val="sr-Latn-RS"/>
-        </w:rPr>
+          <w:u w:val="single"/>
+          <w:lang w:val="sr-Latn-RS"/>
+        </w:rPr>
+      </w:pPr>
+      <w:bookmarkStart w:id="36" w:name="_Toc126489883"/>
+      <w:r>
+        <w:rPr>
+          <w:lang w:val="sr-Latn-RS"/>
+        </w:rPr>
+        <w:lastRenderedPageBreak/>
         <w:t>8 DODATAK</w:t>
       </w:r>
       <w:bookmarkEnd w:id="36"/>
@@ -19102,10 +21644,33 @@
         <w:pStyle w:val="ListParagraph"/>
         <w:ind w:left="0" w:firstLine="0"/>
         <w:rPr>
-          <w:u w:val="single"/>
-          <w:lang w:val="sr-Latn-RS" w:bidi="he-IL"/>
-        </w:rPr>
-      </w:pPr>
+          <w:lang w:val="sr-Latn-RS" w:bidi="he-IL"/>
+        </w:rPr>
+      </w:pPr>
+      <w:r>
+        <w:rPr>
+          <w:lang w:val="sr-Latn-RS" w:bidi="he-IL"/>
+        </w:rPr>
+        <w:t xml:space="preserve">Ovde će biti izložen programski kod </w:t>
+      </w:r>
+      <w:r>
+        <w:rPr>
+          <w:lang w:val="sr-Latn-RS" w:bidi="he-IL"/>
+        </w:rPr>
+        <w:t xml:space="preserve">koji je </w:t>
+      </w:r>
+      <w:r>
+        <w:rPr>
+          <w:lang w:val="sr-Latn-RS" w:bidi="he-IL"/>
+        </w:rPr>
+        <w:t>korišćen za simuliranje CRC koda</w:t>
+      </w:r>
+      <w:r>
+        <w:rPr>
+          <w:lang w:val="sr-Latn-RS" w:bidi="he-IL"/>
+        </w:rPr>
+        <w:t>, kao i dijagrami klasa, napravljeni po uzoru na sliku 5.2. Prvo će biti izložen kod za BSC kanal.</w:t>
+      </w:r>
     </w:p>
     <w:p>
       <w:pPr>
@@ -19115,364 +21680,25 @@
           <w:lang w:val="sr-Latn-RS" w:bidi="he-IL"/>
         </w:rPr>
       </w:pPr>
-      <w:r>
-        <w:rPr>
-          <w:lang w:val="sr-Latn-RS" w:bidi="he-IL"/>
-        </w:rPr>
-        <w:t>Ovde će biti izložen programski kod korišćen za simuliranje CRC koda.</w:t>
-      </w:r>
-    </w:p>
-    <w:p>
-      <w:pPr>
-        <w:pStyle w:val="ListParagraph"/>
-        <w:ind w:left="1080" w:firstLine="0"/>
-        <w:rPr>
-          <w:u w:val="single"/>
-          <w:lang w:val="sr-Latn-RS" w:bidi="he-IL"/>
-        </w:rPr>
-      </w:pPr>
     </w:p>
     <w:p>
       <w:pPr>
         <w:pStyle w:val="ListParagraph"/>
         <w:ind w:left="0" w:firstLine="0"/>
-        <w:rPr>
-          <w:u w:val="single"/>
-          <w:lang w:val="sr-Latn-RS" w:bidi="he-IL"/>
-        </w:rPr>
-      </w:pPr>
-      <w:r>
-        <w:rPr>
-          <w:u w:val="single"/>
-          <w:lang w:val="sr-Latn-RS" w:bidi="he-IL"/>
-        </w:rPr>
-        <w:t>Config.h</w:t>
-      </w:r>
-    </w:p>
-    <w:p>
-      <w:pPr>
-        <w:pStyle w:val="ListParagraph"/>
-        <w:ind w:left="1080" w:firstLine="0"/>
-        <w:rPr>
-          <w:u w:val="single"/>
-          <w:lang w:val="sr-Latn-RS" w:bidi="he-IL"/>
-        </w:rPr>
-      </w:pPr>
-    </w:p>
-    <w:p>
-      <w:pPr>
-        <w:pStyle w:val="ListParagraph"/>
-        <w:ind w:left="1080" w:firstLine="0"/>
-        <w:rPr>
-          <w:u w:val="single"/>
-          <w:lang w:val="sr-Latn-RS" w:bidi="he-IL"/>
-        </w:rPr>
-      </w:pPr>
-    </w:p>
-    <w:p>
-      <w:pPr>
-        <w:pStyle w:val="ListParagraph"/>
-        <w:ind w:left="-270" w:firstLine="0"/>
         <w:jc w:val="center"/>
         <w:rPr>
-          <w:u w:val="single"/>
-          <w:lang w:val="sr-Latn-RS" w:bidi="he-IL"/>
-        </w:rPr>
-      </w:pPr>
-      <w:r>
-        <w:rPr>
-          <w:u w:val="single"/>
+          <w:lang w:val="sr-Latn-RS" w:bidi="he-IL"/>
+        </w:rPr>
+      </w:pPr>
+      <w:r>
+        <w:rPr>
           <w:lang w:val="sr-Latn-RS" w:bidi="he-IL"/>
         </w:rPr>
         <w:drawing>
-          <wp:inline distT="0" distB="0" distL="0" distR="0" wp14:anchorId="4C2BC916" wp14:editId="762CF739">
-            <wp:extent cx="6291527" cy="5267325"/>
-            <wp:effectExtent l="0" t="0" r="0" b="0"/>
-            <wp:docPr id="19" name="Picture 19"/>
-            <wp:cNvGraphicFramePr>
-              <a:graphicFrameLocks xmlns:a="http://schemas.openxmlformats.org/drawingml/2006/main" noChangeAspect="1"/>
-            </wp:cNvGraphicFramePr>
-            <a:graphic xmlns:a="http://schemas.openxmlformats.org/drawingml/2006/main">
-              <a:graphicData uri="http://schemas.openxmlformats.org/drawingml/2006/picture">
-                <pic:pic xmlns:pic="http://schemas.openxmlformats.org/drawingml/2006/picture">
-                  <pic:nvPicPr>
-                    <pic:cNvPr id="1" name=""/>
-                    <pic:cNvPicPr/>
-                  </pic:nvPicPr>
-                  <pic:blipFill>
-                    <a:blip r:embed="rId21"/>
-                    <a:stretch>
-                      <a:fillRect/>
-                    </a:stretch>
-                  </pic:blipFill>
-                  <pic:spPr>
-                    <a:xfrm>
-                      <a:off x="0" y="0"/>
-                      <a:ext cx="6295250" cy="5270442"/>
-                    </a:xfrm>
-                    <a:prstGeom prst="rect">
-                      <a:avLst/>
-                    </a:prstGeom>
-                  </pic:spPr>
-                </pic:pic>
-              </a:graphicData>
-            </a:graphic>
-          </wp:inline>
-        </w:drawing>
-      </w:r>
-    </w:p>
-    <w:p>
-      <w:pPr>
-        <w:pStyle w:val="ListParagraph"/>
-        <w:ind w:left="-270" w:firstLine="0"/>
-        <w:jc w:val="center"/>
-        <w:rPr>
-          <w:u w:val="single"/>
-          <w:lang w:val="sr-Latn-RS" w:bidi="he-IL"/>
-        </w:rPr>
-      </w:pPr>
-    </w:p>
-    <w:p>
-      <w:pPr>
-        <w:pStyle w:val="ListParagraph"/>
-        <w:ind w:left="-270" w:firstLine="0"/>
-        <w:jc w:val="center"/>
-        <w:rPr>
-          <w:u w:val="single"/>
-          <w:lang w:val="sr-Latn-RS" w:bidi="he-IL"/>
-        </w:rPr>
-      </w:pPr>
-    </w:p>
-    <w:p>
-      <w:pPr>
-        <w:pStyle w:val="ListParagraph"/>
-        <w:ind w:left="-270" w:firstLine="0"/>
-        <w:jc w:val="center"/>
-        <w:rPr>
-          <w:u w:val="single"/>
-          <w:lang w:val="sr-Latn-RS" w:bidi="he-IL"/>
-        </w:rPr>
-      </w:pPr>
-    </w:p>
-    <w:p>
-      <w:pPr>
-        <w:pStyle w:val="ListParagraph"/>
-        <w:ind w:left="-270" w:firstLine="0"/>
-        <w:jc w:val="center"/>
-        <w:rPr>
-          <w:u w:val="single"/>
-          <w:lang w:val="sr-Latn-RS" w:bidi="he-IL"/>
-        </w:rPr>
-      </w:pPr>
-    </w:p>
-    <w:p>
-      <w:pPr>
-        <w:pStyle w:val="ListParagraph"/>
-        <w:ind w:left="-270" w:firstLine="0"/>
-        <w:jc w:val="center"/>
-        <w:rPr>
-          <w:u w:val="single"/>
-          <w:lang w:val="sr-Latn-RS" w:bidi="he-IL"/>
-        </w:rPr>
-      </w:pPr>
-    </w:p>
-    <w:p>
-      <w:pPr>
-        <w:pStyle w:val="ListParagraph"/>
-        <w:ind w:left="-270" w:firstLine="0"/>
-        <w:jc w:val="center"/>
-        <w:rPr>
-          <w:u w:val="single"/>
-          <w:lang w:val="sr-Latn-RS" w:bidi="he-IL"/>
-        </w:rPr>
-      </w:pPr>
-    </w:p>
-    <w:p>
-      <w:pPr>
-        <w:pStyle w:val="ListParagraph"/>
-        <w:ind w:left="0" w:firstLine="0"/>
-        <w:jc w:val="left"/>
-        <w:rPr>
-          <w:u w:val="single"/>
-          <w:lang w:val="sr-Latn-RS" w:bidi="he-IL"/>
-        </w:rPr>
-      </w:pPr>
-    </w:p>
-    <w:p>
-      <w:pPr>
-        <w:pStyle w:val="ListParagraph"/>
-        <w:ind w:left="0" w:firstLine="0"/>
-        <w:jc w:val="left"/>
-        <w:rPr>
-          <w:u w:val="single"/>
-          <w:lang w:val="sr-Latn-RS" w:bidi="he-IL"/>
-        </w:rPr>
-      </w:pPr>
-      <w:r>
-        <w:rPr>
-          <w:u w:val="single"/>
-          <w:lang w:val="sr-Latn-RS" w:bidi="he-IL"/>
-        </w:rPr>
-        <w:t>Polynomial.h</w:t>
-      </w:r>
-    </w:p>
-    <w:p>
-      <w:pPr>
-        <w:pStyle w:val="ListParagraph"/>
-        <w:ind w:left="0" w:firstLine="0"/>
-        <w:jc w:val="left"/>
-        <w:rPr>
-          <w:u w:val="single"/>
-          <w:lang w:val="sr-Latn-RS" w:bidi="he-IL"/>
-        </w:rPr>
-      </w:pPr>
-    </w:p>
-    <w:p>
-      <w:pPr>
-        <w:pStyle w:val="ListParagraph"/>
-        <w:ind w:left="0" w:firstLine="0"/>
-        <w:jc w:val="left"/>
-        <w:rPr>
-          <w:u w:val="single"/>
-          <w:lang w:val="sr-Latn-RS" w:bidi="he-IL"/>
-        </w:rPr>
-      </w:pPr>
-    </w:p>
-    <w:p>
-      <w:pPr>
-        <w:pStyle w:val="ListParagraph"/>
-        <w:ind w:left="-270" w:firstLine="0"/>
-        <w:jc w:val="left"/>
-        <w:rPr>
-          <w:u w:val="single"/>
-          <w:lang w:val="sr-Latn-RS" w:bidi="he-IL"/>
-        </w:rPr>
-      </w:pPr>
-      <w:r>
-        <w:rPr>
-          <w:u w:val="single"/>
-          <w:lang w:val="sr-Latn-RS" w:bidi="he-IL"/>
-        </w:rPr>
-        <w:drawing>
-          <wp:inline distT="0" distB="0" distL="0" distR="0" wp14:anchorId="7C357D08" wp14:editId="18FB8298">
-            <wp:extent cx="6290310" cy="6934200"/>
-            <wp:effectExtent l="0" t="0" r="0" b="0"/>
-            <wp:docPr id="20" name="Picture 20"/>
-            <wp:cNvGraphicFramePr>
-              <a:graphicFrameLocks xmlns:a="http://schemas.openxmlformats.org/drawingml/2006/main" noChangeAspect="1"/>
-            </wp:cNvGraphicFramePr>
-            <a:graphic xmlns:a="http://schemas.openxmlformats.org/drawingml/2006/main">
-              <a:graphicData uri="http://schemas.openxmlformats.org/drawingml/2006/picture">
-                <pic:pic xmlns:pic="http://schemas.openxmlformats.org/drawingml/2006/picture">
-                  <pic:nvPicPr>
-                    <pic:cNvPr id="1" name=""/>
-                    <pic:cNvPicPr/>
-                  </pic:nvPicPr>
-                  <pic:blipFill>
-                    <a:blip r:embed="rId22"/>
-                    <a:stretch>
-                      <a:fillRect/>
-                    </a:stretch>
-                  </pic:blipFill>
-                  <pic:spPr>
-                    <a:xfrm>
-                      <a:off x="0" y="0"/>
-                      <a:ext cx="6293679" cy="6937914"/>
-                    </a:xfrm>
-                    <a:prstGeom prst="rect">
-                      <a:avLst/>
-                    </a:prstGeom>
-                  </pic:spPr>
-                </pic:pic>
-              </a:graphicData>
-            </a:graphic>
-          </wp:inline>
-        </w:drawing>
-      </w:r>
-    </w:p>
-    <w:p>
-      <w:pPr>
-        <w:pStyle w:val="ListParagraph"/>
-        <w:ind w:left="-270" w:firstLine="0"/>
-        <w:jc w:val="left"/>
-        <w:rPr>
-          <w:u w:val="single"/>
-          <w:lang w:val="sr-Latn-RS" w:bidi="he-IL"/>
-        </w:rPr>
-      </w:pPr>
-    </w:p>
-    <w:p>
-      <w:pPr>
-        <w:pStyle w:val="ListParagraph"/>
-        <w:ind w:left="-270" w:firstLine="0"/>
-        <w:jc w:val="left"/>
-        <w:rPr>
-          <w:u w:val="single"/>
-          <w:lang w:val="sr-Latn-RS" w:bidi="he-IL"/>
-        </w:rPr>
-      </w:pPr>
-    </w:p>
-    <w:p>
-      <w:pPr>
-        <w:pStyle w:val="ListParagraph"/>
-        <w:ind w:left="-270" w:firstLine="270"/>
-        <w:jc w:val="left"/>
-        <w:rPr>
-          <w:u w:val="single"/>
-          <w:lang w:val="sr-Latn-RS" w:bidi="he-IL"/>
-        </w:rPr>
-      </w:pPr>
-      <w:r>
-        <w:rPr>
-          <w:u w:val="single"/>
-          <w:lang w:val="sr-Latn-RS" w:bidi="he-IL"/>
-        </w:rPr>
-        <w:lastRenderedPageBreak/>
-        <w:t>Polynomial.cpp</w:t>
-      </w:r>
-    </w:p>
-    <w:p>
-      <w:pPr>
-        <w:pStyle w:val="ListParagraph"/>
-        <w:ind w:left="-270" w:firstLine="270"/>
-        <w:jc w:val="left"/>
-        <w:rPr>
-          <w:u w:val="single"/>
-          <w:lang w:val="sr-Latn-RS" w:bidi="he-IL"/>
-        </w:rPr>
-      </w:pPr>
-    </w:p>
-    <w:p>
-      <w:pPr>
-        <w:pStyle w:val="ListParagraph"/>
-        <w:ind w:left="-270" w:firstLine="270"/>
-        <w:jc w:val="left"/>
-        <w:rPr>
-          <w:u w:val="single"/>
-          <w:lang w:val="sr-Latn-RS" w:bidi="he-IL"/>
-        </w:rPr>
-      </w:pPr>
-    </w:p>
-    <w:p>
-      <w:pPr>
-        <w:pStyle w:val="ListParagraph"/>
-        <w:ind w:left="-270" w:firstLine="0"/>
-        <w:jc w:val="left"/>
-        <w:rPr>
-          <w:u w:val="single"/>
-          <w:lang w:val="sr-Latn-RS" w:bidi="he-IL"/>
-        </w:rPr>
-      </w:pPr>
-      <w:r>
-        <w:rPr>
-          <w:u w:val="single"/>
-          <w:lang w:val="sr-Latn-RS" w:bidi="he-IL"/>
-        </w:rPr>
-        <w:drawing>
-          <wp:inline distT="0" distB="0" distL="0" distR="0" wp14:anchorId="40FCB4E9" wp14:editId="39B51321">
-            <wp:extent cx="5759450" cy="5486011"/>
-            <wp:effectExtent l="0" t="0" r="0" b="635"/>
-            <wp:docPr id="21" name="Picture 21"/>
+          <wp:inline distT="0" distB="0" distL="0" distR="0" wp14:anchorId="705FF449" wp14:editId="249D9A1A">
+            <wp:extent cx="5557520" cy="7069303"/>
+            <wp:effectExtent l="0" t="0" r="5080" b="0"/>
+            <wp:docPr id="12" name="Picture 12"/>
             <wp:cNvGraphicFramePr>
               <a:graphicFrameLocks xmlns:a="http://schemas.openxmlformats.org/drawingml/2006/main" noChangeAspect="1"/>
             </wp:cNvGraphicFramePr>
@@ -19492,6 +21718,566 @@
                   <pic:spPr>
                     <a:xfrm>
                       <a:off x="0" y="0"/>
+                      <a:ext cx="5563414" cy="7076801"/>
+                    </a:xfrm>
+                    <a:prstGeom prst="rect">
+                      <a:avLst/>
+                    </a:prstGeom>
+                  </pic:spPr>
+                </pic:pic>
+              </a:graphicData>
+            </a:graphic>
+          </wp:inline>
+        </w:drawing>
+      </w:r>
+    </w:p>
+    <w:p>
+      <w:pPr>
+        <w:pStyle w:val="ListParagraph"/>
+        <w:ind w:left="0" w:firstLine="0"/>
+        <w:jc w:val="center"/>
+        <w:rPr>
+          <w:lang w:val="sr-Latn-RS" w:bidi="he-IL"/>
+        </w:rPr>
+      </w:pPr>
+      <w:r>
+        <w:rPr>
+          <w:lang w:val="sr-Latn-RS" w:bidi="he-IL"/>
+        </w:rPr>
+        <w:br/>
+        <w:t>Slika 8.1 Dijagram klasa i klasnih promenljivih</w:t>
+      </w:r>
+    </w:p>
+    <w:p>
+      <w:pPr>
+        <w:pStyle w:val="ListParagraph"/>
+        <w:ind w:left="0" w:firstLine="0"/>
+        <w:jc w:val="center"/>
+        <w:rPr>
+          <w:lang w:val="sr-Latn-RS" w:bidi="he-IL"/>
+        </w:rPr>
+      </w:pPr>
+      <w:r>
+        <w:lastRenderedPageBreak/>
+        <w:drawing>
+          <wp:inline distT="0" distB="0" distL="0" distR="0" wp14:anchorId="640B725F" wp14:editId="1E9FF781">
+            <wp:extent cx="5818685" cy="7810500"/>
+            <wp:effectExtent l="0" t="0" r="0" b="0"/>
+            <wp:docPr id="18" name="Picture 18"/>
+            <wp:cNvGraphicFramePr>
+              <a:graphicFrameLocks xmlns:a="http://schemas.openxmlformats.org/drawingml/2006/main" noChangeAspect="1"/>
+            </wp:cNvGraphicFramePr>
+            <a:graphic xmlns:a="http://schemas.openxmlformats.org/drawingml/2006/main">
+              <a:graphicData uri="http://schemas.openxmlformats.org/drawingml/2006/picture">
+                <pic:pic xmlns:pic="http://schemas.openxmlformats.org/drawingml/2006/picture">
+                  <pic:nvPicPr>
+                    <pic:cNvPr id="1" name=""/>
+                    <pic:cNvPicPr/>
+                  </pic:nvPicPr>
+                  <pic:blipFill>
+                    <a:blip r:embed="rId24"/>
+                    <a:stretch>
+                      <a:fillRect/>
+                    </a:stretch>
+                  </pic:blipFill>
+                  <pic:spPr>
+                    <a:xfrm>
+                      <a:off x="0" y="0"/>
+                      <a:ext cx="5832025" cy="7828407"/>
+                    </a:xfrm>
+                    <a:prstGeom prst="rect">
+                      <a:avLst/>
+                    </a:prstGeom>
+                  </pic:spPr>
+                </pic:pic>
+              </a:graphicData>
+            </a:graphic>
+          </wp:inline>
+        </w:drawing>
+      </w:r>
+    </w:p>
+    <w:p>
+      <w:pPr>
+        <w:pStyle w:val="ListParagraph"/>
+        <w:ind w:left="0" w:firstLine="0"/>
+        <w:jc w:val="center"/>
+        <w:rPr>
+          <w:lang w:val="sr-Latn-RS" w:bidi="he-IL"/>
+        </w:rPr>
+      </w:pPr>
+    </w:p>
+    <w:p>
+      <w:pPr>
+        <w:pStyle w:val="ListParagraph"/>
+        <w:ind w:left="0" w:firstLine="0"/>
+        <w:jc w:val="center"/>
+        <w:rPr>
+          <w:lang w:val="sr-Latn-RS" w:bidi="he-IL"/>
+        </w:rPr>
+      </w:pPr>
+      <w:r>
+        <w:rPr>
+          <w:lang w:val="sr-Latn-RS" w:bidi="he-IL"/>
+        </w:rPr>
+        <w:t>Slika 8.2 Dijagram klasa i klasnih metoda</w:t>
+      </w:r>
+    </w:p>
+    <w:p>
+      <w:pPr>
+        <w:pStyle w:val="ListParagraph"/>
+        <w:ind w:left="0" w:firstLine="0"/>
+        <w:rPr>
+          <w:lang w:val="sr-Latn-RS" w:bidi="he-IL"/>
+        </w:rPr>
+      </w:pPr>
+    </w:p>
+    <w:p>
+      <w:pPr>
+        <w:pStyle w:val="ListParagraph"/>
+        <w:ind w:left="0" w:firstLine="0"/>
+        <w:rPr>
+          <w:u w:val="single"/>
+          <w:lang w:val="sr-Latn-RS" w:bidi="he-IL"/>
+        </w:rPr>
+      </w:pPr>
+      <w:r>
+        <w:rPr>
+          <w:u w:val="single"/>
+          <w:lang w:val="sr-Latn-RS" w:bidi="he-IL"/>
+        </w:rPr>
+        <w:lastRenderedPageBreak/>
+        <w:t>Main.cpp</w:t>
+      </w:r>
+    </w:p>
+    <w:p>
+      <w:pPr>
+        <w:pStyle w:val="ListParagraph"/>
+        <w:ind w:left="-270" w:firstLine="0"/>
+        <w:rPr>
+          <w:u w:val="single"/>
+          <w:lang w:val="sr-Latn-RS" w:bidi="he-IL"/>
+        </w:rPr>
+      </w:pPr>
+      <w:r>
+        <w:rPr>
+          <w:u w:val="single"/>
+        </w:rPr>
+        <w:drawing>
+          <wp:inline distT="0" distB="0" distL="0" distR="0" wp14:anchorId="1E9FDD74" wp14:editId="4090F64A">
+            <wp:extent cx="6290310" cy="4612640"/>
+            <wp:effectExtent l="0" t="0" r="0" b="0"/>
+            <wp:docPr id="24" name="Picture 24"/>
+            <wp:cNvGraphicFramePr>
+              <a:graphicFrameLocks xmlns:a="http://schemas.openxmlformats.org/drawingml/2006/main" noChangeAspect="1"/>
+            </wp:cNvGraphicFramePr>
+            <a:graphic xmlns:a="http://schemas.openxmlformats.org/drawingml/2006/main">
+              <a:graphicData uri="http://schemas.openxmlformats.org/drawingml/2006/picture">
+                <pic:pic xmlns:pic="http://schemas.openxmlformats.org/drawingml/2006/picture">
+                  <pic:nvPicPr>
+                    <pic:cNvPr id="1" name=""/>
+                    <pic:cNvPicPr/>
+                  </pic:nvPicPr>
+                  <pic:blipFill>
+                    <a:blip r:embed="rId25"/>
+                    <a:stretch>
+                      <a:fillRect/>
+                    </a:stretch>
+                  </pic:blipFill>
+                  <pic:spPr>
+                    <a:xfrm>
+                      <a:off x="0" y="0"/>
+                      <a:ext cx="6291583" cy="4613573"/>
+                    </a:xfrm>
+                    <a:prstGeom prst="rect">
+                      <a:avLst/>
+                    </a:prstGeom>
+                  </pic:spPr>
+                </pic:pic>
+              </a:graphicData>
+            </a:graphic>
+          </wp:inline>
+        </w:drawing>
+      </w:r>
+      <w:r>
+        <w:rPr>
+          <w:u w:val="single"/>
+          <w:lang w:val="sr-Latn-RS" w:bidi="he-IL"/>
+        </w:rPr>
+        <w:br/>
+      </w:r>
+      <w:r>
+        <w:rPr>
+          <w:u w:val="single"/>
+        </w:rPr>
+        <w:drawing>
+          <wp:inline distT="0" distB="0" distL="0" distR="0" wp14:anchorId="23D12BD3" wp14:editId="0D3E5194">
+            <wp:extent cx="6290689" cy="3499485"/>
+            <wp:effectExtent l="0" t="0" r="0" b="5715"/>
+            <wp:docPr id="38" name="Picture 38"/>
+            <wp:cNvGraphicFramePr>
+              <a:graphicFrameLocks xmlns:a="http://schemas.openxmlformats.org/drawingml/2006/main" noChangeAspect="1"/>
+            </wp:cNvGraphicFramePr>
+            <a:graphic xmlns:a="http://schemas.openxmlformats.org/drawingml/2006/main">
+              <a:graphicData uri="http://schemas.openxmlformats.org/drawingml/2006/picture">
+                <pic:pic xmlns:pic="http://schemas.openxmlformats.org/drawingml/2006/picture">
+                  <pic:nvPicPr>
+                    <pic:cNvPr id="1" name=""/>
+                    <pic:cNvPicPr/>
+                  </pic:nvPicPr>
+                  <pic:blipFill>
+                    <a:blip r:embed="rId26"/>
+                    <a:stretch>
+                      <a:fillRect/>
+                    </a:stretch>
+                  </pic:blipFill>
+                  <pic:spPr>
+                    <a:xfrm>
+                      <a:off x="0" y="0"/>
+                      <a:ext cx="6295620" cy="3502228"/>
+                    </a:xfrm>
+                    <a:prstGeom prst="rect">
+                      <a:avLst/>
+                    </a:prstGeom>
+                  </pic:spPr>
+                </pic:pic>
+              </a:graphicData>
+            </a:graphic>
+          </wp:inline>
+        </w:drawing>
+      </w:r>
+    </w:p>
+    <w:p>
+      <w:pPr>
+        <w:pStyle w:val="ListParagraph"/>
+        <w:ind w:left="-270" w:firstLine="0"/>
+        <w:rPr>
+          <w:u w:val="single"/>
+          <w:lang w:val="sr-Latn-RS" w:bidi="he-IL"/>
+        </w:rPr>
+      </w:pPr>
+      <w:r>
+        <w:rPr>
+          <w:u w:val="single"/>
+        </w:rPr>
+        <w:lastRenderedPageBreak/>
+        <w:drawing>
+          <wp:inline distT="0" distB="0" distL="0" distR="0" wp14:anchorId="409832F6" wp14:editId="3E9DCC9A">
+            <wp:extent cx="6291072" cy="2792154"/>
+            <wp:effectExtent l="0" t="0" r="0" b="8255"/>
+            <wp:docPr id="54" name="Picture 54"/>
+            <wp:cNvGraphicFramePr>
+              <a:graphicFrameLocks xmlns:a="http://schemas.openxmlformats.org/drawingml/2006/main" noChangeAspect="1"/>
+            </wp:cNvGraphicFramePr>
+            <a:graphic xmlns:a="http://schemas.openxmlformats.org/drawingml/2006/main">
+              <a:graphicData uri="http://schemas.openxmlformats.org/drawingml/2006/picture">
+                <pic:pic xmlns:pic="http://schemas.openxmlformats.org/drawingml/2006/picture">
+                  <pic:nvPicPr>
+                    <pic:cNvPr id="1" name=""/>
+                    <pic:cNvPicPr/>
+                  </pic:nvPicPr>
+                  <pic:blipFill>
+                    <a:blip r:embed="rId27"/>
+                    <a:stretch>
+                      <a:fillRect/>
+                    </a:stretch>
+                  </pic:blipFill>
+                  <pic:spPr>
+                    <a:xfrm>
+                      <a:off x="0" y="0"/>
+                      <a:ext cx="6291072" cy="2792154"/>
+                    </a:xfrm>
+                    <a:prstGeom prst="rect">
+                      <a:avLst/>
+                    </a:prstGeom>
+                  </pic:spPr>
+                </pic:pic>
+              </a:graphicData>
+            </a:graphic>
+          </wp:inline>
+        </w:drawing>
+      </w:r>
+    </w:p>
+    <w:p>
+      <w:pPr>
+        <w:pStyle w:val="ListParagraph"/>
+        <w:ind w:left="0" w:firstLine="0"/>
+        <w:rPr>
+          <w:u w:val="single"/>
+          <w:lang w:val="sr-Latn-RS" w:bidi="he-IL"/>
+        </w:rPr>
+      </w:pPr>
+      <w:r>
+        <w:rPr>
+          <w:u w:val="single"/>
+          <w:lang w:val="sr-Latn-RS" w:bidi="he-IL"/>
+        </w:rPr>
+        <w:t>Config.h</w:t>
+      </w:r>
+    </w:p>
+    <w:p>
+      <w:pPr>
+        <w:pStyle w:val="ListParagraph"/>
+        <w:ind w:left="-270" w:firstLine="0"/>
+        <w:jc w:val="center"/>
+        <w:rPr>
+          <w:u w:val="single"/>
+          <w:lang w:val="sr-Latn-RS" w:bidi="he-IL"/>
+        </w:rPr>
+      </w:pPr>
+      <w:r>
+        <w:rPr>
+          <w:u w:val="single"/>
+        </w:rPr>
+        <w:drawing>
+          <wp:inline distT="0" distB="0" distL="0" distR="0" wp14:anchorId="4C2BC916" wp14:editId="762CF739">
+            <wp:extent cx="6291527" cy="5267325"/>
+            <wp:effectExtent l="0" t="0" r="0" b="0"/>
+            <wp:docPr id="19" name="Picture 19"/>
+            <wp:cNvGraphicFramePr>
+              <a:graphicFrameLocks xmlns:a="http://schemas.openxmlformats.org/drawingml/2006/main" noChangeAspect="1"/>
+            </wp:cNvGraphicFramePr>
+            <a:graphic xmlns:a="http://schemas.openxmlformats.org/drawingml/2006/main">
+              <a:graphicData uri="http://schemas.openxmlformats.org/drawingml/2006/picture">
+                <pic:pic xmlns:pic="http://schemas.openxmlformats.org/drawingml/2006/picture">
+                  <pic:nvPicPr>
+                    <pic:cNvPr id="1" name=""/>
+                    <pic:cNvPicPr/>
+                  </pic:nvPicPr>
+                  <pic:blipFill>
+                    <a:blip r:embed="rId28"/>
+                    <a:stretch>
+                      <a:fillRect/>
+                    </a:stretch>
+                  </pic:blipFill>
+                  <pic:spPr>
+                    <a:xfrm>
+                      <a:off x="0" y="0"/>
+                      <a:ext cx="6295250" cy="5270442"/>
+                    </a:xfrm>
+                    <a:prstGeom prst="rect">
+                      <a:avLst/>
+                    </a:prstGeom>
+                  </pic:spPr>
+                </pic:pic>
+              </a:graphicData>
+            </a:graphic>
+          </wp:inline>
+        </w:drawing>
+      </w:r>
+    </w:p>
+    <w:p>
+      <w:pPr>
+        <w:pStyle w:val="ListParagraph"/>
+        <w:ind w:left="0" w:firstLine="0"/>
+        <w:jc w:val="left"/>
+        <w:rPr>
+          <w:u w:val="single"/>
+          <w:lang w:val="sr-Latn-RS" w:bidi="he-IL"/>
+        </w:rPr>
+      </w:pPr>
+    </w:p>
+    <w:p>
+      <w:pPr>
+        <w:pStyle w:val="ListParagraph"/>
+        <w:ind w:left="0" w:firstLine="0"/>
+        <w:jc w:val="left"/>
+        <w:rPr>
+          <w:u w:val="single"/>
+          <w:lang w:val="sr-Latn-RS" w:bidi="he-IL"/>
+        </w:rPr>
+      </w:pPr>
+    </w:p>
+    <w:p>
+      <w:pPr>
+        <w:pStyle w:val="ListParagraph"/>
+        <w:ind w:left="0" w:firstLine="0"/>
+        <w:jc w:val="left"/>
+        <w:rPr>
+          <w:u w:val="single"/>
+          <w:lang w:val="sr-Latn-RS" w:bidi="he-IL"/>
+        </w:rPr>
+      </w:pPr>
+      <w:r>
+        <w:rPr>
+          <w:u w:val="single"/>
+          <w:lang w:val="sr-Latn-RS" w:bidi="he-IL"/>
+        </w:rPr>
+        <w:t>Polynomial.h</w:t>
+      </w:r>
+    </w:p>
+    <w:p>
+      <w:pPr>
+        <w:pStyle w:val="ListParagraph"/>
+        <w:ind w:left="0" w:firstLine="0"/>
+        <w:jc w:val="left"/>
+        <w:rPr>
+          <w:u w:val="single"/>
+          <w:lang w:val="sr-Latn-RS" w:bidi="he-IL"/>
+        </w:rPr>
+      </w:pPr>
+    </w:p>
+    <w:p>
+      <w:pPr>
+        <w:pStyle w:val="ListParagraph"/>
+        <w:ind w:left="-270" w:firstLine="0"/>
+        <w:jc w:val="left"/>
+        <w:rPr>
+          <w:u w:val="single"/>
+          <w:lang w:val="sr-Latn-RS" w:bidi="he-IL"/>
+        </w:rPr>
+      </w:pPr>
+      <w:r>
+        <w:rPr>
+          <w:u w:val="single"/>
+        </w:rPr>
+        <w:drawing>
+          <wp:inline distT="0" distB="0" distL="0" distR="0" wp14:anchorId="7C357D08" wp14:editId="18FB8298">
+            <wp:extent cx="6290310" cy="6934200"/>
+            <wp:effectExtent l="0" t="0" r="0" b="0"/>
+            <wp:docPr id="20" name="Picture 20"/>
+            <wp:cNvGraphicFramePr>
+              <a:graphicFrameLocks xmlns:a="http://schemas.openxmlformats.org/drawingml/2006/main" noChangeAspect="1"/>
+            </wp:cNvGraphicFramePr>
+            <a:graphic xmlns:a="http://schemas.openxmlformats.org/drawingml/2006/main">
+              <a:graphicData uri="http://schemas.openxmlformats.org/drawingml/2006/picture">
+                <pic:pic xmlns:pic="http://schemas.openxmlformats.org/drawingml/2006/picture">
+                  <pic:nvPicPr>
+                    <pic:cNvPr id="1" name=""/>
+                    <pic:cNvPicPr/>
+                  </pic:nvPicPr>
+                  <pic:blipFill>
+                    <a:blip r:embed="rId29"/>
+                    <a:stretch>
+                      <a:fillRect/>
+                    </a:stretch>
+                  </pic:blipFill>
+                  <pic:spPr>
+                    <a:xfrm>
+                      <a:off x="0" y="0"/>
+                      <a:ext cx="6293679" cy="6937914"/>
+                    </a:xfrm>
+                    <a:prstGeom prst="rect">
+                      <a:avLst/>
+                    </a:prstGeom>
+                  </pic:spPr>
+                </pic:pic>
+              </a:graphicData>
+            </a:graphic>
+          </wp:inline>
+        </w:drawing>
+      </w:r>
+    </w:p>
+    <w:p>
+      <w:pPr>
+        <w:pStyle w:val="ListParagraph"/>
+        <w:ind w:left="-270" w:firstLine="0"/>
+        <w:jc w:val="left"/>
+        <w:rPr>
+          <w:u w:val="single"/>
+          <w:lang w:val="sr-Latn-RS" w:bidi="he-IL"/>
+        </w:rPr>
+      </w:pPr>
+    </w:p>
+    <w:p>
+      <w:pPr>
+        <w:pStyle w:val="ListParagraph"/>
+        <w:ind w:left="-270" w:firstLine="270"/>
+        <w:jc w:val="left"/>
+        <w:rPr>
+          <w:u w:val="single"/>
+          <w:lang w:val="sr-Latn-RS" w:bidi="he-IL"/>
+        </w:rPr>
+      </w:pPr>
+    </w:p>
+    <w:p>
+      <w:pPr>
+        <w:pStyle w:val="ListParagraph"/>
+        <w:ind w:left="-270" w:firstLine="270"/>
+        <w:jc w:val="left"/>
+        <w:rPr>
+          <w:u w:val="single"/>
+          <w:lang w:val="sr-Latn-RS" w:bidi="he-IL"/>
+        </w:rPr>
+      </w:pPr>
+    </w:p>
+    <w:p>
+      <w:pPr>
+        <w:pStyle w:val="ListParagraph"/>
+        <w:ind w:left="-270" w:firstLine="270"/>
+        <w:jc w:val="left"/>
+        <w:rPr>
+          <w:u w:val="single"/>
+          <w:lang w:val="sr-Latn-RS" w:bidi="he-IL"/>
+        </w:rPr>
+      </w:pPr>
+    </w:p>
+    <w:p>
+      <w:pPr>
+        <w:pStyle w:val="ListParagraph"/>
+        <w:ind w:left="-270" w:firstLine="270"/>
+        <w:jc w:val="left"/>
+        <w:rPr>
+          <w:u w:val="single"/>
+          <w:lang w:val="sr-Latn-RS" w:bidi="he-IL"/>
+        </w:rPr>
+      </w:pPr>
+      <w:r>
+        <w:rPr>
+          <w:u w:val="single"/>
+          <w:lang w:val="sr-Latn-RS" w:bidi="he-IL"/>
+        </w:rPr>
+        <w:t>Polynomial.cpp</w:t>
+      </w:r>
+    </w:p>
+    <w:p>
+      <w:pPr>
+        <w:pStyle w:val="ListParagraph"/>
+        <w:ind w:left="-270" w:firstLine="270"/>
+        <w:jc w:val="left"/>
+        <w:rPr>
+          <w:u w:val="single"/>
+          <w:lang w:val="sr-Latn-RS" w:bidi="he-IL"/>
+        </w:rPr>
+      </w:pPr>
+    </w:p>
+    <w:p>
+      <w:pPr>
+        <w:pStyle w:val="ListParagraph"/>
+        <w:ind w:left="-270" w:firstLine="0"/>
+        <w:jc w:val="left"/>
+        <w:rPr>
+          <w:u w:val="single"/>
+          <w:lang w:val="sr-Latn-RS" w:bidi="he-IL"/>
+        </w:rPr>
+      </w:pPr>
+      <w:r>
+        <w:rPr>
+          <w:u w:val="single"/>
+        </w:rPr>
+        <w:drawing>
+          <wp:inline distT="0" distB="0" distL="0" distR="0" wp14:anchorId="40FCB4E9" wp14:editId="39B51321">
+            <wp:extent cx="5759450" cy="5486011"/>
+            <wp:effectExtent l="0" t="0" r="0" b="635"/>
+            <wp:docPr id="21" name="Picture 21"/>
+            <wp:cNvGraphicFramePr>
+              <a:graphicFrameLocks xmlns:a="http://schemas.openxmlformats.org/drawingml/2006/main" noChangeAspect="1"/>
+            </wp:cNvGraphicFramePr>
+            <a:graphic xmlns:a="http://schemas.openxmlformats.org/drawingml/2006/main">
+              <a:graphicData uri="http://schemas.openxmlformats.org/drawingml/2006/picture">
+                <pic:pic xmlns:pic="http://schemas.openxmlformats.org/drawingml/2006/picture">
+                  <pic:nvPicPr>
+                    <pic:cNvPr id="1" name=""/>
+                    <pic:cNvPicPr/>
+                  </pic:nvPicPr>
+                  <pic:blipFill>
+                    <a:blip r:embed="rId30"/>
+                    <a:stretch>
+                      <a:fillRect/>
+                    </a:stretch>
+                  </pic:blipFill>
+                  <pic:spPr>
+                    <a:xfrm>
+                      <a:off x="0" y="0"/>
                       <a:ext cx="5763751" cy="5490108"/>
                     </a:xfrm>
                     <a:prstGeom prst="rect">
@@ -19507,7 +22293,6 @@
       <w:r>
         <w:rPr>
           <w:u w:val="single"/>
-          <w:lang w:val="sr-Latn-RS" w:bidi="he-IL"/>
         </w:rPr>
         <w:drawing>
           <wp:inline distT="0" distB="0" distL="0" distR="0" wp14:anchorId="43955E3A" wp14:editId="544CAA9D">
@@ -19525,7 +22310,7 @@
                     <pic:cNvPicPr/>
                   </pic:nvPicPr>
                   <pic:blipFill rotWithShape="1">
-                    <a:blip r:embed="rId24"/>
+                    <a:blip r:embed="rId31"/>
                     <a:srcRect b="58709"/>
                     <a:stretch/>
                   </pic:blipFill>
@@ -19588,565 +22373,12 @@
       <w:r>
         <w:rPr>
           <w:u w:val="single"/>
-          <w:lang w:val="sr-Latn-RS" w:bidi="he-IL"/>
         </w:rPr>
         <w:drawing>
           <wp:inline distT="0" distB="0" distL="0" distR="0" wp14:anchorId="2CF47BC5" wp14:editId="08907C9C">
             <wp:extent cx="6290310" cy="6130558"/>
             <wp:effectExtent l="0" t="0" r="0" b="3810"/>
             <wp:docPr id="26" name="Picture 26"/>
-            <wp:cNvGraphicFramePr>
-              <a:graphicFrameLocks xmlns:a="http://schemas.openxmlformats.org/drawingml/2006/main" noChangeAspect="1"/>
-            </wp:cNvGraphicFramePr>
-            <a:graphic xmlns:a="http://schemas.openxmlformats.org/drawingml/2006/main">
-              <a:graphicData uri="http://schemas.openxmlformats.org/drawingml/2006/picture">
-                <pic:pic xmlns:pic="http://schemas.openxmlformats.org/drawingml/2006/picture">
-                  <pic:nvPicPr>
-                    <pic:cNvPr id="1" name=""/>
-                    <pic:cNvPicPr/>
-                  </pic:nvPicPr>
-                  <pic:blipFill>
-                    <a:blip r:embed="rId25"/>
-                    <a:stretch>
-                      <a:fillRect/>
-                    </a:stretch>
-                  </pic:blipFill>
-                  <pic:spPr>
-                    <a:xfrm>
-                      <a:off x="0" y="0"/>
-                      <a:ext cx="6297888" cy="6137943"/>
-                    </a:xfrm>
-                    <a:prstGeom prst="rect">
-                      <a:avLst/>
-                    </a:prstGeom>
-                  </pic:spPr>
-                </pic:pic>
-              </a:graphicData>
-            </a:graphic>
-          </wp:inline>
-        </w:drawing>
-      </w:r>
-    </w:p>
-    <w:p>
-      <w:pPr>
-        <w:pStyle w:val="ListParagraph"/>
-        <w:ind w:left="-270" w:firstLine="0"/>
-        <w:jc w:val="left"/>
-        <w:rPr>
-          <w:u w:val="single"/>
-          <w:lang w:val="sr-Latn-RS" w:bidi="he-IL"/>
-        </w:rPr>
-      </w:pPr>
-      <w:r>
-        <w:rPr>
-          <w:u w:val="single"/>
-          <w:lang w:val="sr-Latn-RS" w:bidi="he-IL"/>
-        </w:rPr>
-        <w:drawing>
-          <wp:inline distT="0" distB="0" distL="0" distR="0" wp14:anchorId="4A1FA49B" wp14:editId="1B581B38">
-            <wp:extent cx="6291072" cy="1559764"/>
-            <wp:effectExtent l="0" t="0" r="0" b="2540"/>
-            <wp:docPr id="28" name="Picture 28"/>
-            <wp:cNvGraphicFramePr>
-              <a:graphicFrameLocks xmlns:a="http://schemas.openxmlformats.org/drawingml/2006/main" noChangeAspect="1"/>
-            </wp:cNvGraphicFramePr>
-            <a:graphic xmlns:a="http://schemas.openxmlformats.org/drawingml/2006/main">
-              <a:graphicData uri="http://schemas.openxmlformats.org/drawingml/2006/picture">
-                <pic:pic xmlns:pic="http://schemas.openxmlformats.org/drawingml/2006/picture">
-                  <pic:nvPicPr>
-                    <pic:cNvPr id="1" name=""/>
-                    <pic:cNvPicPr/>
-                  </pic:nvPicPr>
-                  <pic:blipFill>
-                    <a:blip r:embed="rId26"/>
-                    <a:stretch>
-                      <a:fillRect/>
-                    </a:stretch>
-                  </pic:blipFill>
-                  <pic:spPr>
-                    <a:xfrm>
-                      <a:off x="0" y="0"/>
-                      <a:ext cx="6291072" cy="1559764"/>
-                    </a:xfrm>
-                    <a:prstGeom prst="rect">
-                      <a:avLst/>
-                    </a:prstGeom>
-                  </pic:spPr>
-                </pic:pic>
-              </a:graphicData>
-            </a:graphic>
-          </wp:inline>
-        </w:drawing>
-      </w:r>
-    </w:p>
-    <w:p>
-      <w:pPr>
-        <w:pStyle w:val="ListParagraph"/>
-        <w:ind w:left="-270" w:firstLine="0"/>
-        <w:jc w:val="left"/>
-        <w:rPr>
-          <w:u w:val="single"/>
-          <w:lang w:val="sr-Latn-RS" w:bidi="he-IL"/>
-        </w:rPr>
-      </w:pPr>
-    </w:p>
-    <w:p>
-      <w:pPr>
-        <w:pStyle w:val="ListParagraph"/>
-        <w:ind w:left="-270" w:firstLine="0"/>
-        <w:jc w:val="left"/>
-        <w:rPr>
-          <w:u w:val="single"/>
-          <w:lang w:val="sr-Latn-RS" w:bidi="he-IL"/>
-        </w:rPr>
-      </w:pPr>
-      <w:r>
-        <w:rPr>
-          <w:u w:val="single"/>
-          <w:lang w:val="sr-Latn-RS" w:bidi="he-IL"/>
-        </w:rPr>
-        <w:lastRenderedPageBreak/>
-        <w:drawing>
-          <wp:inline distT="0" distB="0" distL="0" distR="0" wp14:anchorId="4013496B" wp14:editId="4B0976FC">
-            <wp:extent cx="6290310" cy="6390229"/>
-            <wp:effectExtent l="0" t="0" r="0" b="0"/>
-            <wp:docPr id="29" name="Picture 29"/>
-            <wp:cNvGraphicFramePr>
-              <a:graphicFrameLocks xmlns:a="http://schemas.openxmlformats.org/drawingml/2006/main" noChangeAspect="1"/>
-            </wp:cNvGraphicFramePr>
-            <a:graphic xmlns:a="http://schemas.openxmlformats.org/drawingml/2006/main">
-              <a:graphicData uri="http://schemas.openxmlformats.org/drawingml/2006/picture">
-                <pic:pic xmlns:pic="http://schemas.openxmlformats.org/drawingml/2006/picture">
-                  <pic:nvPicPr>
-                    <pic:cNvPr id="1" name=""/>
-                    <pic:cNvPicPr/>
-                  </pic:nvPicPr>
-                  <pic:blipFill>
-                    <a:blip r:embed="rId27"/>
-                    <a:stretch>
-                      <a:fillRect/>
-                    </a:stretch>
-                  </pic:blipFill>
-                  <pic:spPr>
-                    <a:xfrm>
-                      <a:off x="0" y="0"/>
-                      <a:ext cx="6308124" cy="6408326"/>
-                    </a:xfrm>
-                    <a:prstGeom prst="rect">
-                      <a:avLst/>
-                    </a:prstGeom>
-                  </pic:spPr>
-                </pic:pic>
-              </a:graphicData>
-            </a:graphic>
-          </wp:inline>
-        </w:drawing>
-      </w:r>
-    </w:p>
-    <w:p>
-      <w:pPr>
-        <w:pStyle w:val="ListParagraph"/>
-        <w:ind w:left="-270" w:firstLine="0"/>
-        <w:jc w:val="left"/>
-        <w:rPr>
-          <w:u w:val="single"/>
-          <w:lang w:val="sr-Latn-RS" w:bidi="he-IL"/>
-        </w:rPr>
-      </w:pPr>
-      <w:r>
-        <w:rPr>
-          <w:u w:val="single"/>
-          <w:lang w:val="sr-Latn-RS" w:bidi="he-IL"/>
-        </w:rPr>
-        <w:drawing>
-          <wp:inline distT="0" distB="0" distL="0" distR="0" wp14:anchorId="26C955B7" wp14:editId="0137B984">
-            <wp:extent cx="6290310" cy="1609725"/>
-            <wp:effectExtent l="0" t="0" r="0" b="9525"/>
-            <wp:docPr id="30" name="Picture 30"/>
-            <wp:cNvGraphicFramePr>
-              <a:graphicFrameLocks xmlns:a="http://schemas.openxmlformats.org/drawingml/2006/main" noChangeAspect="1"/>
-            </wp:cNvGraphicFramePr>
-            <a:graphic xmlns:a="http://schemas.openxmlformats.org/drawingml/2006/main">
-              <a:graphicData uri="http://schemas.openxmlformats.org/drawingml/2006/picture">
-                <pic:pic xmlns:pic="http://schemas.openxmlformats.org/drawingml/2006/picture">
-                  <pic:nvPicPr>
-                    <pic:cNvPr id="1" name=""/>
-                    <pic:cNvPicPr/>
-                  </pic:nvPicPr>
-                  <pic:blipFill>
-                    <a:blip r:embed="rId28"/>
-                    <a:stretch>
-                      <a:fillRect/>
-                    </a:stretch>
-                  </pic:blipFill>
-                  <pic:spPr>
-                    <a:xfrm>
-                      <a:off x="0" y="0"/>
-                      <a:ext cx="6296300" cy="1611258"/>
-                    </a:xfrm>
-                    <a:prstGeom prst="rect">
-                      <a:avLst/>
-                    </a:prstGeom>
-                  </pic:spPr>
-                </pic:pic>
-              </a:graphicData>
-            </a:graphic>
-          </wp:inline>
-        </w:drawing>
-      </w:r>
-    </w:p>
-    <w:p>
-      <w:pPr>
-        <w:pStyle w:val="ListParagraph"/>
-        <w:ind w:left="-270" w:firstLine="0"/>
-        <w:jc w:val="left"/>
-        <w:rPr>
-          <w:u w:val="single"/>
-          <w:lang w:val="sr-Latn-RS" w:bidi="he-IL"/>
-        </w:rPr>
-      </w:pPr>
-    </w:p>
-    <w:p>
-      <w:pPr>
-        <w:pStyle w:val="ListParagraph"/>
-        <w:ind w:left="-270" w:firstLine="270"/>
-        <w:jc w:val="left"/>
-        <w:rPr>
-          <w:u w:val="single"/>
-          <w:lang w:val="sr-Latn-RS" w:bidi="he-IL"/>
-        </w:rPr>
-      </w:pPr>
-    </w:p>
-    <w:p>
-      <w:pPr>
-        <w:pStyle w:val="ListParagraph"/>
-        <w:ind w:left="-270" w:firstLine="270"/>
-        <w:jc w:val="left"/>
-        <w:rPr>
-          <w:u w:val="single"/>
-          <w:lang w:val="sr-Latn-RS" w:bidi="he-IL"/>
-        </w:rPr>
-      </w:pPr>
-      <w:r>
-        <w:rPr>
-          <w:u w:val="single"/>
-          <w:lang w:val="sr-Latn-RS" w:bidi="he-IL"/>
-        </w:rPr>
-        <w:t>CrcBlock.h</w:t>
-      </w:r>
-    </w:p>
-    <w:p>
-      <w:pPr>
-        <w:pStyle w:val="ListParagraph"/>
-        <w:ind w:left="-270" w:firstLine="270"/>
-        <w:jc w:val="left"/>
-        <w:rPr>
-          <w:u w:val="single"/>
-          <w:lang w:val="sr-Latn-RS" w:bidi="he-IL"/>
-        </w:rPr>
-      </w:pPr>
-    </w:p>
-    <w:p>
-      <w:pPr>
-        <w:pStyle w:val="ListParagraph"/>
-        <w:ind w:left="-270" w:firstLine="270"/>
-        <w:jc w:val="left"/>
-        <w:rPr>
-          <w:u w:val="single"/>
-          <w:lang w:val="sr-Latn-RS" w:bidi="he-IL"/>
-        </w:rPr>
-      </w:pPr>
-    </w:p>
-    <w:p>
-      <w:pPr>
-        <w:pStyle w:val="ListParagraph"/>
-        <w:ind w:left="-270" w:firstLine="0"/>
-        <w:jc w:val="left"/>
-        <w:rPr>
-          <w:u w:val="single"/>
-          <w:lang w:val="sr-Latn-RS" w:bidi="he-IL"/>
-        </w:rPr>
-      </w:pPr>
-      <w:r>
-        <w:rPr>
-          <w:u w:val="single"/>
-          <w:lang w:val="sr-Latn-RS" w:bidi="he-IL"/>
-        </w:rPr>
-        <w:drawing>
-          <wp:inline distT="0" distB="0" distL="0" distR="0" wp14:anchorId="72FA36E1" wp14:editId="01A12350">
-            <wp:extent cx="6290496" cy="6705600"/>
-            <wp:effectExtent l="0" t="0" r="0" b="0"/>
-            <wp:docPr id="31" name="Picture 31"/>
-            <wp:cNvGraphicFramePr>
-              <a:graphicFrameLocks xmlns:a="http://schemas.openxmlformats.org/drawingml/2006/main" noChangeAspect="1"/>
-            </wp:cNvGraphicFramePr>
-            <a:graphic xmlns:a="http://schemas.openxmlformats.org/drawingml/2006/main">
-              <a:graphicData uri="http://schemas.openxmlformats.org/drawingml/2006/picture">
-                <pic:pic xmlns:pic="http://schemas.openxmlformats.org/drawingml/2006/picture">
-                  <pic:nvPicPr>
-                    <pic:cNvPr id="1" name=""/>
-                    <pic:cNvPicPr/>
-                  </pic:nvPicPr>
-                  <pic:blipFill>
-                    <a:blip r:embed="rId29"/>
-                    <a:stretch>
-                      <a:fillRect/>
-                    </a:stretch>
-                  </pic:blipFill>
-                  <pic:spPr>
-                    <a:xfrm>
-                      <a:off x="0" y="0"/>
-                      <a:ext cx="6294234" cy="6709585"/>
-                    </a:xfrm>
-                    <a:prstGeom prst="rect">
-                      <a:avLst/>
-                    </a:prstGeom>
-                  </pic:spPr>
-                </pic:pic>
-              </a:graphicData>
-            </a:graphic>
-          </wp:inline>
-        </w:drawing>
-      </w:r>
-    </w:p>
-    <w:p>
-      <w:pPr>
-        <w:pStyle w:val="ListParagraph"/>
-        <w:ind w:left="-270" w:firstLine="0"/>
-        <w:jc w:val="left"/>
-        <w:rPr>
-          <w:u w:val="single"/>
-          <w:lang w:val="sr-Latn-RS" w:bidi="he-IL"/>
-        </w:rPr>
-      </w:pPr>
-    </w:p>
-    <w:p>
-      <w:pPr>
-        <w:pStyle w:val="ListParagraph"/>
-        <w:ind w:left="-270" w:firstLine="0"/>
-        <w:jc w:val="left"/>
-        <w:rPr>
-          <w:u w:val="single"/>
-          <w:lang w:val="sr-Latn-RS" w:bidi="he-IL"/>
-        </w:rPr>
-      </w:pPr>
-    </w:p>
-    <w:p>
-      <w:pPr>
-        <w:pStyle w:val="ListParagraph"/>
-        <w:ind w:left="-270" w:firstLine="0"/>
-        <w:jc w:val="left"/>
-        <w:rPr>
-          <w:u w:val="single"/>
-          <w:lang w:val="sr-Latn-RS" w:bidi="he-IL"/>
-        </w:rPr>
-      </w:pPr>
-    </w:p>
-    <w:p>
-      <w:pPr>
-        <w:pStyle w:val="ListParagraph"/>
-        <w:ind w:left="-270" w:firstLine="0"/>
-        <w:jc w:val="left"/>
-        <w:rPr>
-          <w:u w:val="single"/>
-          <w:lang w:val="sr-Latn-RS" w:bidi="he-IL"/>
-        </w:rPr>
-      </w:pPr>
-    </w:p>
-    <w:p>
-      <w:pPr>
-        <w:pStyle w:val="ListParagraph"/>
-        <w:ind w:left="-270" w:firstLine="270"/>
-        <w:jc w:val="left"/>
-        <w:rPr>
-          <w:u w:val="single"/>
-          <w:lang w:val="sr-Latn-RS" w:bidi="he-IL"/>
-        </w:rPr>
-      </w:pPr>
-      <w:r>
-        <w:rPr>
-          <w:u w:val="single"/>
-          <w:lang w:val="sr-Latn-RS" w:bidi="he-IL"/>
-        </w:rPr>
-        <w:lastRenderedPageBreak/>
-        <w:t>CrcBlock.cpp</w:t>
-      </w:r>
-      <w:r>
-        <w:rPr>
-          <w:u w:val="single"/>
-          <w:lang w:val="sr-Latn-RS" w:bidi="he-IL"/>
-        </w:rPr>
-        <w:br/>
-      </w:r>
-    </w:p>
-    <w:p>
-      <w:pPr>
-        <w:pStyle w:val="ListParagraph"/>
-        <w:ind w:left="-270" w:firstLine="0"/>
-        <w:jc w:val="left"/>
-        <w:rPr>
-          <w:u w:val="single"/>
-          <w:lang w:val="sr-Latn-RS" w:bidi="he-IL"/>
-        </w:rPr>
-      </w:pPr>
-    </w:p>
-    <w:p>
-      <w:pPr>
-        <w:pStyle w:val="ListParagraph"/>
-        <w:ind w:left="-270" w:firstLine="0"/>
-        <w:jc w:val="left"/>
-        <w:rPr>
-          <w:u w:val="single"/>
-          <w:lang w:val="sr-Latn-RS" w:bidi="he-IL"/>
-        </w:rPr>
-      </w:pPr>
-      <w:r>
-        <w:rPr>
-          <w:u w:val="single"/>
-          <w:lang w:val="sr-Latn-RS" w:bidi="he-IL"/>
-        </w:rPr>
-        <w:drawing>
-          <wp:inline distT="0" distB="0" distL="0" distR="0" wp14:anchorId="7B359A70" wp14:editId="3E06A9B4">
-            <wp:extent cx="6290310" cy="6324600"/>
-            <wp:effectExtent l="0" t="0" r="0" b="0"/>
-            <wp:docPr id="32" name="Picture 32"/>
-            <wp:cNvGraphicFramePr>
-              <a:graphicFrameLocks xmlns:a="http://schemas.openxmlformats.org/drawingml/2006/main" noChangeAspect="1"/>
-            </wp:cNvGraphicFramePr>
-            <a:graphic xmlns:a="http://schemas.openxmlformats.org/drawingml/2006/main">
-              <a:graphicData uri="http://schemas.openxmlformats.org/drawingml/2006/picture">
-                <pic:pic xmlns:pic="http://schemas.openxmlformats.org/drawingml/2006/picture">
-                  <pic:nvPicPr>
-                    <pic:cNvPr id="1" name=""/>
-                    <pic:cNvPicPr/>
-                  </pic:nvPicPr>
-                  <pic:blipFill>
-                    <a:blip r:embed="rId30"/>
-                    <a:stretch>
-                      <a:fillRect/>
-                    </a:stretch>
-                  </pic:blipFill>
-                  <pic:spPr>
-                    <a:xfrm>
-                      <a:off x="0" y="0"/>
-                      <a:ext cx="6292630" cy="6326933"/>
-                    </a:xfrm>
-                    <a:prstGeom prst="rect">
-                      <a:avLst/>
-                    </a:prstGeom>
-                  </pic:spPr>
-                </pic:pic>
-              </a:graphicData>
-            </a:graphic>
-          </wp:inline>
-        </w:drawing>
-      </w:r>
-    </w:p>
-    <w:p>
-      <w:pPr>
-        <w:pStyle w:val="ListParagraph"/>
-        <w:ind w:left="-270" w:firstLine="0"/>
-        <w:jc w:val="left"/>
-        <w:rPr>
-          <w:u w:val="single"/>
-          <w:lang w:val="sr-Latn-RS" w:bidi="he-IL"/>
-        </w:rPr>
-      </w:pPr>
-      <w:r>
-        <w:rPr>
-          <w:u w:val="single"/>
-          <w:lang w:val="sr-Latn-RS" w:bidi="he-IL"/>
-        </w:rPr>
-        <w:drawing>
-          <wp:inline distT="0" distB="0" distL="0" distR="0" wp14:anchorId="2522C29E" wp14:editId="672FC210">
-            <wp:extent cx="6291072" cy="1380832"/>
-            <wp:effectExtent l="0" t="0" r="0" b="0"/>
-            <wp:docPr id="33" name="Picture 33"/>
-            <wp:cNvGraphicFramePr>
-              <a:graphicFrameLocks xmlns:a="http://schemas.openxmlformats.org/drawingml/2006/main" noChangeAspect="1"/>
-            </wp:cNvGraphicFramePr>
-            <a:graphic xmlns:a="http://schemas.openxmlformats.org/drawingml/2006/main">
-              <a:graphicData uri="http://schemas.openxmlformats.org/drawingml/2006/picture">
-                <pic:pic xmlns:pic="http://schemas.openxmlformats.org/drawingml/2006/picture">
-                  <pic:nvPicPr>
-                    <pic:cNvPr id="1" name=""/>
-                    <pic:cNvPicPr/>
-                  </pic:nvPicPr>
-                  <pic:blipFill>
-                    <a:blip r:embed="rId31"/>
-                    <a:stretch>
-                      <a:fillRect/>
-                    </a:stretch>
-                  </pic:blipFill>
-                  <pic:spPr>
-                    <a:xfrm>
-                      <a:off x="0" y="0"/>
-                      <a:ext cx="6291072" cy="1380832"/>
-                    </a:xfrm>
-                    <a:prstGeom prst="rect">
-                      <a:avLst/>
-                    </a:prstGeom>
-                  </pic:spPr>
-                </pic:pic>
-              </a:graphicData>
-            </a:graphic>
-          </wp:inline>
-        </w:drawing>
-      </w:r>
-    </w:p>
-    <w:p>
-      <w:pPr>
-        <w:pStyle w:val="ListParagraph"/>
-        <w:ind w:left="-270" w:firstLine="0"/>
-        <w:jc w:val="left"/>
-        <w:rPr>
-          <w:u w:val="single"/>
-          <w:lang w:val="sr-Latn-RS" w:bidi="he-IL"/>
-        </w:rPr>
-      </w:pPr>
-    </w:p>
-    <w:p>
-      <w:pPr>
-        <w:pStyle w:val="ListParagraph"/>
-        <w:ind w:left="-270" w:firstLine="0"/>
-        <w:jc w:val="left"/>
-        <w:rPr>
-          <w:u w:val="single"/>
-          <w:lang w:val="sr-Latn-RS" w:bidi="he-IL"/>
-        </w:rPr>
-      </w:pPr>
-    </w:p>
-    <w:p>
-      <w:pPr>
-        <w:pStyle w:val="ListParagraph"/>
-        <w:ind w:left="-270" w:firstLine="0"/>
-        <w:jc w:val="left"/>
-        <w:rPr>
-          <w:u w:val="single"/>
-          <w:lang w:val="sr-Latn-RS" w:bidi="he-IL"/>
-        </w:rPr>
-      </w:pPr>
-    </w:p>
-    <w:p>
-      <w:pPr>
-        <w:pStyle w:val="ListParagraph"/>
-        <w:ind w:left="-270" w:firstLine="0"/>
-        <w:jc w:val="left"/>
-        <w:rPr>
-          <w:u w:val="single"/>
-          <w:lang w:val="sr-Latn-RS" w:bidi="he-IL"/>
-        </w:rPr>
-      </w:pPr>
-      <w:r>
-        <w:rPr>
-          <w:u w:val="single"/>
-          <w:lang w:val="sr-Latn-RS" w:bidi="he-IL"/>
-        </w:rPr>
-        <w:drawing>
-          <wp:inline distT="0" distB="0" distL="0" distR="0" wp14:anchorId="6423B26C" wp14:editId="7AB94602">
-            <wp:extent cx="6290629" cy="5562600"/>
-            <wp:effectExtent l="0" t="0" r="0" b="0"/>
-            <wp:docPr id="34" name="Picture 34"/>
             <wp:cNvGraphicFramePr>
               <a:graphicFrameLocks xmlns:a="http://schemas.openxmlformats.org/drawingml/2006/main" noChangeAspect="1"/>
             </wp:cNvGraphicFramePr>
@@ -20166,7 +22398,7 @@
                   <pic:spPr>
                     <a:xfrm>
                       <a:off x="0" y="0"/>
-                      <a:ext cx="6296176" cy="5567505"/>
+                      <a:ext cx="6297888" cy="6137943"/>
                     </a:xfrm>
                     <a:prstGeom prst="rect">
                       <a:avLst/>
@@ -20189,156 +22421,15 @@
           <w:lang w:val="sr-Latn-RS" w:bidi="he-IL"/>
         </w:rPr>
       </w:pPr>
-    </w:p>
-    <w:p>
-      <w:pPr>
-        <w:pStyle w:val="ListParagraph"/>
-        <w:ind w:left="-270" w:firstLine="0"/>
-        <w:jc w:val="left"/>
+      <w:r>
         <w:rPr>
           <w:u w:val="single"/>
-          <w:lang w:val="sr-Latn-RS" w:bidi="he-IL"/>
-        </w:rPr>
-      </w:pPr>
-    </w:p>
-    <w:p>
-      <w:pPr>
-        <w:pStyle w:val="ListParagraph"/>
-        <w:ind w:left="-270" w:firstLine="0"/>
-        <w:jc w:val="left"/>
-        <w:rPr>
-          <w:u w:val="single"/>
-          <w:lang w:val="sr-Latn-RS" w:bidi="he-IL"/>
-        </w:rPr>
-      </w:pPr>
-    </w:p>
-    <w:p>
-      <w:pPr>
-        <w:pStyle w:val="ListParagraph"/>
-        <w:ind w:left="-270" w:firstLine="0"/>
-        <w:jc w:val="left"/>
-        <w:rPr>
-          <w:u w:val="single"/>
-          <w:lang w:val="sr-Latn-RS" w:bidi="he-IL"/>
-        </w:rPr>
-      </w:pPr>
-    </w:p>
-    <w:p>
-      <w:pPr>
-        <w:pStyle w:val="ListParagraph"/>
-        <w:ind w:left="-270" w:firstLine="0"/>
-        <w:jc w:val="left"/>
-        <w:rPr>
-          <w:u w:val="single"/>
-          <w:lang w:val="sr-Latn-RS" w:bidi="he-IL"/>
-        </w:rPr>
-      </w:pPr>
-    </w:p>
-    <w:p>
-      <w:pPr>
-        <w:pStyle w:val="ListParagraph"/>
-        <w:ind w:left="-270" w:firstLine="0"/>
-        <w:jc w:val="left"/>
-        <w:rPr>
-          <w:u w:val="single"/>
-          <w:lang w:val="sr-Latn-RS" w:bidi="he-IL"/>
-        </w:rPr>
-      </w:pPr>
-    </w:p>
-    <w:p>
-      <w:pPr>
-        <w:pStyle w:val="ListParagraph"/>
-        <w:ind w:left="-270" w:firstLine="0"/>
-        <w:jc w:val="left"/>
-        <w:rPr>
-          <w:u w:val="single"/>
-          <w:lang w:val="sr-Latn-RS" w:bidi="he-IL"/>
-        </w:rPr>
-      </w:pPr>
-    </w:p>
-    <w:p>
-      <w:pPr>
-        <w:pStyle w:val="ListParagraph"/>
-        <w:ind w:left="-270" w:firstLine="0"/>
-        <w:jc w:val="left"/>
-        <w:rPr>
-          <w:u w:val="single"/>
-          <w:lang w:val="sr-Latn-RS" w:bidi="he-IL"/>
-        </w:rPr>
-      </w:pPr>
-    </w:p>
-    <w:p>
-      <w:pPr>
-        <w:pStyle w:val="ListParagraph"/>
-        <w:ind w:left="-270" w:firstLine="0"/>
-        <w:jc w:val="left"/>
-        <w:rPr>
-          <w:u w:val="single"/>
-          <w:lang w:val="sr-Latn-RS" w:bidi="he-IL"/>
-        </w:rPr>
-      </w:pPr>
-    </w:p>
-    <w:p>
-      <w:pPr>
-        <w:pStyle w:val="ListParagraph"/>
-        <w:ind w:left="-270" w:firstLine="0"/>
-        <w:jc w:val="left"/>
-        <w:rPr>
-          <w:u w:val="single"/>
-          <w:lang w:val="sr-Latn-RS" w:bidi="he-IL"/>
-        </w:rPr>
-      </w:pPr>
-    </w:p>
-    <w:p>
-      <w:pPr>
-        <w:pStyle w:val="ListParagraph"/>
-        <w:ind w:left="-270" w:firstLine="270"/>
-        <w:jc w:val="left"/>
-        <w:rPr>
-          <w:u w:val="single"/>
-          <w:lang w:val="sr-Latn-RS" w:bidi="he-IL"/>
-        </w:rPr>
-      </w:pPr>
-      <w:r>
-        <w:rPr>
-          <w:u w:val="single"/>
-          <w:lang w:val="sr-Latn-RS" w:bidi="he-IL"/>
-        </w:rPr>
-        <w:lastRenderedPageBreak/>
-        <w:t>CommBlock.h</w:t>
-      </w:r>
-    </w:p>
-    <w:p>
-      <w:pPr>
-        <w:pStyle w:val="ListParagraph"/>
-        <w:ind w:left="-270" w:firstLine="270"/>
-        <w:jc w:val="left"/>
-        <w:rPr>
-          <w:u w:val="single"/>
-          <w:lang w:val="sr-Latn-RS" w:bidi="he-IL"/>
-        </w:rPr>
-      </w:pPr>
-    </w:p>
-    <w:p>
-      <w:pPr>
-        <w:pStyle w:val="ListParagraph"/>
-        <w:ind w:left="-270" w:firstLine="0"/>
-        <w:jc w:val="left"/>
-        <w:rPr>
-          <w:u w:val="single"/>
-          <w:lang w:val="sr-Latn-RS" w:bidi="he-IL"/>
-        </w:rPr>
-      </w:pPr>
-      <w:r>
-        <w:rPr>
-          <w:u w:val="single"/>
-          <w:lang w:val="sr-Latn-RS" w:bidi="he-IL"/>
         </w:rPr>
         <w:drawing>
-          <wp:inline distT="0" distB="0" distL="0" distR="0" wp14:anchorId="5AB9B097" wp14:editId="7888F229">
-            <wp:extent cx="6291072" cy="3846355"/>
-            <wp:effectExtent l="0" t="0" r="0" b="1905"/>
-            <wp:docPr id="35" name="Picture 35"/>
+          <wp:inline distT="0" distB="0" distL="0" distR="0" wp14:anchorId="4A1FA49B" wp14:editId="1B581B38">
+            <wp:extent cx="6291072" cy="1559764"/>
+            <wp:effectExtent l="0" t="0" r="0" b="2540"/>
+            <wp:docPr id="28" name="Picture 28"/>
             <wp:cNvGraphicFramePr>
               <a:graphicFrameLocks xmlns:a="http://schemas.openxmlformats.org/drawingml/2006/main" noChangeAspect="1"/>
             </wp:cNvGraphicFramePr>
@@ -20358,7 +22449,7 @@
                   <pic:spPr>
                     <a:xfrm>
                       <a:off x="0" y="0"/>
-                      <a:ext cx="6291072" cy="3846355"/>
+                      <a:ext cx="6291072" cy="1559764"/>
                     </a:xfrm>
                     <a:prstGeom prst="rect">
                       <a:avLst/>
@@ -20385,35 +22476,6 @@
     <w:p>
       <w:pPr>
         <w:pStyle w:val="ListParagraph"/>
-        <w:ind w:left="-270" w:firstLine="270"/>
-        <w:jc w:val="left"/>
-        <w:rPr>
-          <w:u w:val="single"/>
-          <w:lang w:val="sr-Latn-RS" w:bidi="he-IL"/>
-        </w:rPr>
-      </w:pPr>
-      <w:r>
-        <w:rPr>
-          <w:u w:val="single"/>
-          <w:lang w:val="sr-Latn-RS" w:bidi="he-IL"/>
-        </w:rPr>
-        <w:t>Frame.h</w:t>
-      </w:r>
-    </w:p>
-    <w:p>
-      <w:pPr>
-        <w:pStyle w:val="ListParagraph"/>
-        <w:ind w:left="-270" w:firstLine="270"/>
-        <w:jc w:val="left"/>
-        <w:rPr>
-          <w:u w:val="single"/>
-          <w:lang w:val="sr-Latn-RS" w:bidi="he-IL"/>
-        </w:rPr>
-      </w:pPr>
-    </w:p>
-    <w:p>
-      <w:pPr>
-        <w:pStyle w:val="ListParagraph"/>
         <w:ind w:left="-270" w:firstLine="0"/>
         <w:jc w:val="left"/>
         <w:rPr>
@@ -20424,13 +22486,13 @@
       <w:r>
         <w:rPr>
           <w:u w:val="single"/>
-          <w:lang w:val="sr-Latn-RS" w:bidi="he-IL"/>
-        </w:rPr>
+        </w:rPr>
+        <w:lastRenderedPageBreak/>
         <w:drawing>
-          <wp:inline distT="0" distB="0" distL="0" distR="0" wp14:anchorId="5B458232" wp14:editId="3079A7F7">
-            <wp:extent cx="6291072" cy="3419136"/>
+          <wp:inline distT="0" distB="0" distL="0" distR="0" wp14:anchorId="4013496B" wp14:editId="4B0976FC">
+            <wp:extent cx="6290310" cy="6390229"/>
             <wp:effectExtent l="0" t="0" r="0" b="0"/>
-            <wp:docPr id="36" name="Picture 36"/>
+            <wp:docPr id="29" name="Picture 29"/>
             <wp:cNvGraphicFramePr>
               <a:graphicFrameLocks xmlns:a="http://schemas.openxmlformats.org/drawingml/2006/main" noChangeAspect="1"/>
             </wp:cNvGraphicFramePr>
@@ -20450,7 +22512,7 @@
                   <pic:spPr>
                     <a:xfrm>
                       <a:off x="0" y="0"/>
-                      <a:ext cx="6291072" cy="3419136"/>
+                      <a:ext cx="6308124" cy="6408326"/>
                     </a:xfrm>
                     <a:prstGeom prst="rect">
                       <a:avLst/>
@@ -20476,14 +22538,12 @@
       <w:r>
         <w:rPr>
           <w:u w:val="single"/>
-          <w:lang w:val="sr-Latn-RS" w:bidi="he-IL"/>
-        </w:rPr>
-        <w:lastRenderedPageBreak/>
+        </w:rPr>
         <w:drawing>
-          <wp:inline distT="0" distB="0" distL="0" distR="0" wp14:anchorId="099DEE7C" wp14:editId="6707E9EE">
-            <wp:extent cx="6289675" cy="2847975"/>
+          <wp:inline distT="0" distB="0" distL="0" distR="0" wp14:anchorId="26C955B7" wp14:editId="0137B984">
+            <wp:extent cx="6290310" cy="1609725"/>
             <wp:effectExtent l="0" t="0" r="0" b="9525"/>
-            <wp:docPr id="37" name="Picture 37"/>
+            <wp:docPr id="30" name="Picture 30"/>
             <wp:cNvGraphicFramePr>
               <a:graphicFrameLocks xmlns:a="http://schemas.openxmlformats.org/drawingml/2006/main" noChangeAspect="1"/>
             </wp:cNvGraphicFramePr>
@@ -20503,7 +22563,7 @@
                   <pic:spPr>
                     <a:xfrm>
                       <a:off x="0" y="0"/>
-                      <a:ext cx="6320550" cy="2861955"/>
+                      <a:ext cx="6296300" cy="1611258"/>
                     </a:xfrm>
                     <a:prstGeom prst="rect">
                       <a:avLst/>
@@ -20537,13 +22597,6 @@
           <w:lang w:val="sr-Latn-RS" w:bidi="he-IL"/>
         </w:rPr>
       </w:pPr>
-      <w:r>
-        <w:rPr>
-          <w:u w:val="single"/>
-          <w:lang w:val="sr-Latn-RS" w:bidi="he-IL"/>
-        </w:rPr>
-        <w:t>Frame.cpp</w:t>
-      </w:r>
     </w:p>
     <w:p>
       <w:pPr>
@@ -20555,6 +22608,35 @@
           <w:lang w:val="sr-Latn-RS" w:bidi="he-IL"/>
         </w:rPr>
       </w:pPr>
+      <w:r>
+        <w:rPr>
+          <w:u w:val="single"/>
+          <w:lang w:val="sr-Latn-RS" w:bidi="he-IL"/>
+        </w:rPr>
+        <w:t>CrcBlock.h</w:t>
+      </w:r>
+    </w:p>
+    <w:p>
+      <w:pPr>
+        <w:pStyle w:val="ListParagraph"/>
+        <w:ind w:left="-270" w:firstLine="270"/>
+        <w:jc w:val="left"/>
+        <w:rPr>
+          <w:u w:val="single"/>
+          <w:lang w:val="sr-Latn-RS" w:bidi="he-IL"/>
+        </w:rPr>
+      </w:pPr>
+    </w:p>
+    <w:p>
+      <w:pPr>
+        <w:pStyle w:val="ListParagraph"/>
+        <w:ind w:left="-270" w:firstLine="270"/>
+        <w:jc w:val="left"/>
+        <w:rPr>
+          <w:u w:val="single"/>
+          <w:lang w:val="sr-Latn-RS" w:bidi="he-IL"/>
+        </w:rPr>
+      </w:pPr>
     </w:p>
     <w:p>
       <w:pPr>
@@ -20569,13 +22651,12 @@
       <w:r>
         <w:rPr>
           <w:u w:val="single"/>
-          <w:lang w:val="sr-Latn-RS" w:bidi="he-IL"/>
         </w:rPr>
         <w:drawing>
-          <wp:inline distT="0" distB="0" distL="0" distR="0" wp14:anchorId="7313C22C" wp14:editId="7F0A167D">
-            <wp:extent cx="6291072" cy="4855451"/>
-            <wp:effectExtent l="0" t="0" r="0" b="2540"/>
-            <wp:docPr id="39" name="Picture 39"/>
+          <wp:inline distT="0" distB="0" distL="0" distR="0" wp14:anchorId="72FA36E1" wp14:editId="01A12350">
+            <wp:extent cx="6290496" cy="6705600"/>
+            <wp:effectExtent l="0" t="0" r="0" b="0"/>
+            <wp:docPr id="31" name="Picture 31"/>
             <wp:cNvGraphicFramePr>
               <a:graphicFrameLocks xmlns:a="http://schemas.openxmlformats.org/drawingml/2006/main" noChangeAspect="1"/>
             </wp:cNvGraphicFramePr>
@@ -20595,7 +22676,7 @@
                   <pic:spPr>
                     <a:xfrm>
                       <a:off x="0" y="0"/>
-                      <a:ext cx="6291072" cy="4855451"/>
+                      <a:ext cx="6294234" cy="6709585"/>
                     </a:xfrm>
                     <a:prstGeom prst="rect">
                       <a:avLst/>
@@ -20618,17 +22699,96 @@
           <w:lang w:val="sr-Latn-RS" w:bidi="he-IL"/>
         </w:rPr>
       </w:pPr>
-      <w:r>
+    </w:p>
+    <w:p>
+      <w:pPr>
+        <w:pStyle w:val="ListParagraph"/>
+        <w:ind w:left="-270" w:firstLine="0"/>
+        <w:jc w:val="left"/>
         <w:rPr>
           <w:u w:val="single"/>
           <w:lang w:val="sr-Latn-RS" w:bidi="he-IL"/>
         </w:rPr>
+      </w:pPr>
+    </w:p>
+    <w:p>
+      <w:pPr>
+        <w:pStyle w:val="ListParagraph"/>
+        <w:ind w:left="-270" w:firstLine="0"/>
+        <w:jc w:val="left"/>
+        <w:rPr>
+          <w:u w:val="single"/>
+          <w:lang w:val="sr-Latn-RS" w:bidi="he-IL"/>
+        </w:rPr>
+      </w:pPr>
+    </w:p>
+    <w:p>
+      <w:pPr>
+        <w:pStyle w:val="ListParagraph"/>
+        <w:ind w:left="-270" w:firstLine="0"/>
+        <w:jc w:val="left"/>
+        <w:rPr>
+          <w:u w:val="single"/>
+          <w:lang w:val="sr-Latn-RS" w:bidi="he-IL"/>
+        </w:rPr>
+      </w:pPr>
+    </w:p>
+    <w:p>
+      <w:pPr>
+        <w:pStyle w:val="ListParagraph"/>
+        <w:ind w:left="-270" w:firstLine="270"/>
+        <w:jc w:val="left"/>
+        <w:rPr>
+          <w:u w:val="single"/>
+          <w:lang w:val="sr-Latn-RS" w:bidi="he-IL"/>
+        </w:rPr>
+      </w:pPr>
+      <w:r>
+        <w:rPr>
+          <w:u w:val="single"/>
+          <w:lang w:val="sr-Latn-RS" w:bidi="he-IL"/>
+        </w:rPr>
         <w:lastRenderedPageBreak/>
+        <w:t>CrcBlock.cpp</w:t>
+      </w:r>
+      <w:r>
+        <w:rPr>
+          <w:u w:val="single"/>
+          <w:lang w:val="sr-Latn-RS" w:bidi="he-IL"/>
+        </w:rPr>
+        <w:br/>
+      </w:r>
+    </w:p>
+    <w:p>
+      <w:pPr>
+        <w:pStyle w:val="ListParagraph"/>
+        <w:ind w:left="-270" w:firstLine="0"/>
+        <w:jc w:val="left"/>
+        <w:rPr>
+          <w:u w:val="single"/>
+          <w:lang w:val="sr-Latn-RS" w:bidi="he-IL"/>
+        </w:rPr>
+      </w:pPr>
+    </w:p>
+    <w:p>
+      <w:pPr>
+        <w:pStyle w:val="ListParagraph"/>
+        <w:ind w:left="-270" w:firstLine="0"/>
+        <w:jc w:val="left"/>
+        <w:rPr>
+          <w:u w:val="single"/>
+          <w:lang w:val="sr-Latn-RS" w:bidi="he-IL"/>
+        </w:rPr>
+      </w:pPr>
+      <w:r>
+        <w:rPr>
+          <w:u w:val="single"/>
+        </w:rPr>
         <w:drawing>
-          <wp:inline distT="0" distB="0" distL="0" distR="0" wp14:anchorId="74D750BC" wp14:editId="73A3B0AB">
-            <wp:extent cx="6290813" cy="6181725"/>
+          <wp:inline distT="0" distB="0" distL="0" distR="0" wp14:anchorId="7B359A70" wp14:editId="3E06A9B4">
+            <wp:extent cx="6290310" cy="6324600"/>
             <wp:effectExtent l="0" t="0" r="0" b="0"/>
-            <wp:docPr id="40" name="Picture 40"/>
+            <wp:docPr id="32" name="Picture 32"/>
             <wp:cNvGraphicFramePr>
               <a:graphicFrameLocks xmlns:a="http://schemas.openxmlformats.org/drawingml/2006/main" noChangeAspect="1"/>
             </wp:cNvGraphicFramePr>
@@ -20648,7 +22808,7 @@
                   <pic:spPr>
                     <a:xfrm>
                       <a:off x="0" y="0"/>
-                      <a:ext cx="6296102" cy="6186923"/>
+                      <a:ext cx="6292630" cy="6326933"/>
                     </a:xfrm>
                     <a:prstGeom prst="rect">
                       <a:avLst/>
@@ -20674,13 +22834,12 @@
       <w:r>
         <w:rPr>
           <w:u w:val="single"/>
-          <w:lang w:val="sr-Latn-RS" w:bidi="he-IL"/>
         </w:rPr>
         <w:drawing>
-          <wp:inline distT="0" distB="0" distL="0" distR="0" wp14:anchorId="02EAF7DC" wp14:editId="4DC48580">
-            <wp:extent cx="6289519" cy="2195195"/>
+          <wp:inline distT="0" distB="0" distL="0" distR="0" wp14:anchorId="2522C29E" wp14:editId="672FC210">
+            <wp:extent cx="6291072" cy="1380832"/>
             <wp:effectExtent l="0" t="0" r="0" b="0"/>
-            <wp:docPr id="41" name="Picture 41"/>
+            <wp:docPr id="33" name="Picture 33"/>
             <wp:cNvGraphicFramePr>
               <a:graphicFrameLocks xmlns:a="http://schemas.openxmlformats.org/drawingml/2006/main" noChangeAspect="1"/>
             </wp:cNvGraphicFramePr>
@@ -20700,7 +22859,7 @@
                   <pic:spPr>
                     <a:xfrm>
                       <a:off x="0" y="0"/>
-                      <a:ext cx="6298742" cy="2198414"/>
+                      <a:ext cx="6291072" cy="1380832"/>
                     </a:xfrm>
                     <a:prstGeom prst="rect">
                       <a:avLst/>
@@ -20723,17 +22882,48 @@
           <w:lang w:val="sr-Latn-RS" w:bidi="he-IL"/>
         </w:rPr>
       </w:pPr>
-      <w:r>
+    </w:p>
+    <w:p>
+      <w:pPr>
+        <w:pStyle w:val="ListParagraph"/>
+        <w:ind w:left="-270" w:firstLine="0"/>
+        <w:jc w:val="left"/>
         <w:rPr>
           <w:u w:val="single"/>
           <w:lang w:val="sr-Latn-RS" w:bidi="he-IL"/>
         </w:rPr>
-        <w:lastRenderedPageBreak/>
+      </w:pPr>
+    </w:p>
+    <w:p>
+      <w:pPr>
+        <w:pStyle w:val="ListParagraph"/>
+        <w:ind w:left="-270" w:firstLine="0"/>
+        <w:jc w:val="left"/>
+        <w:rPr>
+          <w:u w:val="single"/>
+          <w:lang w:val="sr-Latn-RS" w:bidi="he-IL"/>
+        </w:rPr>
+      </w:pPr>
+    </w:p>
+    <w:p>
+      <w:pPr>
+        <w:pStyle w:val="ListParagraph"/>
+        <w:ind w:left="-270" w:firstLine="0"/>
+        <w:jc w:val="left"/>
+        <w:rPr>
+          <w:u w:val="single"/>
+          <w:lang w:val="sr-Latn-RS" w:bidi="he-IL"/>
+        </w:rPr>
+      </w:pPr>
+      <w:r>
+        <w:rPr>
+          <w:u w:val="single"/>
+        </w:rPr>
         <w:drawing>
-          <wp:inline distT="0" distB="0" distL="0" distR="0" wp14:anchorId="2AA12CA0" wp14:editId="11D26D6C">
-            <wp:extent cx="6290728" cy="6048375"/>
+          <wp:inline distT="0" distB="0" distL="0" distR="0" wp14:anchorId="6423B26C" wp14:editId="7AB94602">
+            <wp:extent cx="6290629" cy="5562600"/>
             <wp:effectExtent l="0" t="0" r="0" b="0"/>
-            <wp:docPr id="42" name="Picture 42"/>
+            <wp:docPr id="34" name="Picture 34"/>
             <wp:cNvGraphicFramePr>
               <a:graphicFrameLocks xmlns:a="http://schemas.openxmlformats.org/drawingml/2006/main" noChangeAspect="1"/>
             </wp:cNvGraphicFramePr>
@@ -20753,7 +22943,7 @@
                   <pic:spPr>
                     <a:xfrm>
                       <a:off x="0" y="0"/>
-                      <a:ext cx="6304882" cy="6061984"/>
+                      <a:ext cx="6296176" cy="5567505"/>
                     </a:xfrm>
                     <a:prstGeom prst="rect">
                       <a:avLst/>
@@ -20776,16 +22966,155 @@
           <w:lang w:val="sr-Latn-RS" w:bidi="he-IL"/>
         </w:rPr>
       </w:pPr>
-      <w:r>
+    </w:p>
+    <w:p>
+      <w:pPr>
+        <w:pStyle w:val="ListParagraph"/>
+        <w:ind w:left="-270" w:firstLine="0"/>
+        <w:jc w:val="left"/>
         <w:rPr>
           <w:u w:val="single"/>
           <w:lang w:val="sr-Latn-RS" w:bidi="he-IL"/>
         </w:rPr>
+      </w:pPr>
+    </w:p>
+    <w:p>
+      <w:pPr>
+        <w:pStyle w:val="ListParagraph"/>
+        <w:ind w:left="-270" w:firstLine="0"/>
+        <w:jc w:val="left"/>
+        <w:rPr>
+          <w:u w:val="single"/>
+          <w:lang w:val="sr-Latn-RS" w:bidi="he-IL"/>
+        </w:rPr>
+      </w:pPr>
+    </w:p>
+    <w:p>
+      <w:pPr>
+        <w:pStyle w:val="ListParagraph"/>
+        <w:ind w:left="-270" w:firstLine="0"/>
+        <w:jc w:val="left"/>
+        <w:rPr>
+          <w:u w:val="single"/>
+          <w:lang w:val="sr-Latn-RS" w:bidi="he-IL"/>
+        </w:rPr>
+      </w:pPr>
+    </w:p>
+    <w:p>
+      <w:pPr>
+        <w:pStyle w:val="ListParagraph"/>
+        <w:ind w:left="-270" w:firstLine="0"/>
+        <w:jc w:val="left"/>
+        <w:rPr>
+          <w:u w:val="single"/>
+          <w:lang w:val="sr-Latn-RS" w:bidi="he-IL"/>
+        </w:rPr>
+      </w:pPr>
+    </w:p>
+    <w:p>
+      <w:pPr>
+        <w:pStyle w:val="ListParagraph"/>
+        <w:ind w:left="-270" w:firstLine="0"/>
+        <w:jc w:val="left"/>
+        <w:rPr>
+          <w:u w:val="single"/>
+          <w:lang w:val="sr-Latn-RS" w:bidi="he-IL"/>
+        </w:rPr>
+      </w:pPr>
+    </w:p>
+    <w:p>
+      <w:pPr>
+        <w:pStyle w:val="ListParagraph"/>
+        <w:ind w:left="-270" w:firstLine="0"/>
+        <w:jc w:val="left"/>
+        <w:rPr>
+          <w:u w:val="single"/>
+          <w:lang w:val="sr-Latn-RS" w:bidi="he-IL"/>
+        </w:rPr>
+      </w:pPr>
+    </w:p>
+    <w:p>
+      <w:pPr>
+        <w:pStyle w:val="ListParagraph"/>
+        <w:ind w:left="-270" w:firstLine="0"/>
+        <w:jc w:val="left"/>
+        <w:rPr>
+          <w:u w:val="single"/>
+          <w:lang w:val="sr-Latn-RS" w:bidi="he-IL"/>
+        </w:rPr>
+      </w:pPr>
+    </w:p>
+    <w:p>
+      <w:pPr>
+        <w:pStyle w:val="ListParagraph"/>
+        <w:ind w:left="-270" w:firstLine="0"/>
+        <w:jc w:val="left"/>
+        <w:rPr>
+          <w:u w:val="single"/>
+          <w:lang w:val="sr-Latn-RS" w:bidi="he-IL"/>
+        </w:rPr>
+      </w:pPr>
+    </w:p>
+    <w:p>
+      <w:pPr>
+        <w:pStyle w:val="ListParagraph"/>
+        <w:ind w:left="-270" w:firstLine="0"/>
+        <w:jc w:val="left"/>
+        <w:rPr>
+          <w:u w:val="single"/>
+          <w:lang w:val="sr-Latn-RS" w:bidi="he-IL"/>
+        </w:rPr>
+      </w:pPr>
+    </w:p>
+    <w:p>
+      <w:pPr>
+        <w:pStyle w:val="ListParagraph"/>
+        <w:ind w:left="-270" w:firstLine="270"/>
+        <w:jc w:val="left"/>
+        <w:rPr>
+          <w:u w:val="single"/>
+          <w:lang w:val="sr-Latn-RS" w:bidi="he-IL"/>
+        </w:rPr>
+      </w:pPr>
+      <w:r>
+        <w:rPr>
+          <w:u w:val="single"/>
+          <w:lang w:val="sr-Latn-RS" w:bidi="he-IL"/>
+        </w:rPr>
+        <w:lastRenderedPageBreak/>
+        <w:t>CommBlock.h</w:t>
+      </w:r>
+    </w:p>
+    <w:p>
+      <w:pPr>
+        <w:pStyle w:val="ListParagraph"/>
+        <w:ind w:left="-270" w:firstLine="270"/>
+        <w:jc w:val="left"/>
+        <w:rPr>
+          <w:u w:val="single"/>
+          <w:lang w:val="sr-Latn-RS" w:bidi="he-IL"/>
+        </w:rPr>
+      </w:pPr>
+    </w:p>
+    <w:p>
+      <w:pPr>
+        <w:pStyle w:val="ListParagraph"/>
+        <w:ind w:left="-270" w:firstLine="0"/>
+        <w:jc w:val="left"/>
+        <w:rPr>
+          <w:u w:val="single"/>
+          <w:lang w:val="sr-Latn-RS" w:bidi="he-IL"/>
+        </w:rPr>
+      </w:pPr>
+      <w:r>
+        <w:rPr>
+          <w:u w:val="single"/>
+        </w:rPr>
         <w:drawing>
-          <wp:inline distT="0" distB="0" distL="0" distR="0" wp14:anchorId="44B1C859" wp14:editId="0A961183">
-            <wp:extent cx="6289040" cy="2314575"/>
-            <wp:effectExtent l="0" t="0" r="0" b="9525"/>
-            <wp:docPr id="43" name="Picture 43"/>
+          <wp:inline distT="0" distB="0" distL="0" distR="0" wp14:anchorId="5AB9B097" wp14:editId="7888F229">
+            <wp:extent cx="6291072" cy="3846355"/>
+            <wp:effectExtent l="0" t="0" r="0" b="1905"/>
+            <wp:docPr id="35" name="Picture 35"/>
             <wp:cNvGraphicFramePr>
               <a:graphicFrameLocks xmlns:a="http://schemas.openxmlformats.org/drawingml/2006/main" noChangeAspect="1"/>
             </wp:cNvGraphicFramePr>
@@ -20805,7 +23134,7 @@
                   <pic:spPr>
                     <a:xfrm>
                       <a:off x="0" y="0"/>
-                      <a:ext cx="6450085" cy="2373845"/>
+                      <a:ext cx="6291072" cy="3846355"/>
                     </a:xfrm>
                     <a:prstGeom prst="rect">
                       <a:avLst/>
@@ -20821,21 +23150,13 @@
     <w:p>
       <w:pPr>
         <w:pStyle w:val="ListParagraph"/>
-        <w:ind w:left="-270" w:firstLine="270"/>
+        <w:ind w:left="-270" w:firstLine="0"/>
         <w:jc w:val="left"/>
         <w:rPr>
           <w:u w:val="single"/>
           <w:lang w:val="sr-Latn-RS" w:bidi="he-IL"/>
         </w:rPr>
       </w:pPr>
-      <w:r>
-        <w:rPr>
-          <w:u w:val="single"/>
-          <w:lang w:val="sr-Latn-RS" w:bidi="he-IL"/>
-        </w:rPr>
-        <w:lastRenderedPageBreak/>
-        <w:t>SourceSink.h</w:t>
-      </w:r>
     </w:p>
     <w:p>
       <w:pPr>
@@ -20847,6 +23168,24 @@
           <w:lang w:val="sr-Latn-RS" w:bidi="he-IL"/>
         </w:rPr>
       </w:pPr>
+      <w:r>
+        <w:rPr>
+          <w:u w:val="single"/>
+          <w:lang w:val="sr-Latn-RS" w:bidi="he-IL"/>
+        </w:rPr>
+        <w:t>Frame.h</w:t>
+      </w:r>
+    </w:p>
+    <w:p>
+      <w:pPr>
+        <w:pStyle w:val="ListParagraph"/>
+        <w:ind w:left="-270" w:firstLine="270"/>
+        <w:jc w:val="left"/>
+        <w:rPr>
+          <w:u w:val="single"/>
+          <w:lang w:val="sr-Latn-RS" w:bidi="he-IL"/>
+        </w:rPr>
+      </w:pPr>
     </w:p>
     <w:p>
       <w:pPr>
@@ -20861,13 +23200,12 @@
       <w:r>
         <w:rPr>
           <w:u w:val="single"/>
-          <w:lang w:val="sr-Latn-RS" w:bidi="he-IL"/>
         </w:rPr>
         <w:drawing>
-          <wp:inline distT="0" distB="0" distL="0" distR="0" wp14:anchorId="5DE3A7EC" wp14:editId="60380BDD">
-            <wp:extent cx="6290310" cy="6305550"/>
+          <wp:inline distT="0" distB="0" distL="0" distR="0" wp14:anchorId="5B458232" wp14:editId="3079A7F7">
+            <wp:extent cx="6291072" cy="3419136"/>
             <wp:effectExtent l="0" t="0" r="0" b="0"/>
-            <wp:docPr id="44" name="Picture 44"/>
+            <wp:docPr id="36" name="Picture 36"/>
             <wp:cNvGraphicFramePr>
               <a:graphicFrameLocks xmlns:a="http://schemas.openxmlformats.org/drawingml/2006/main" noChangeAspect="1"/>
             </wp:cNvGraphicFramePr>
@@ -20887,7 +23225,7 @@
                   <pic:spPr>
                     <a:xfrm>
                       <a:off x="0" y="0"/>
-                      <a:ext cx="6293903" cy="6309152"/>
+                      <a:ext cx="6291072" cy="3419136"/>
                     </a:xfrm>
                     <a:prstGeom prst="rect">
                       <a:avLst/>
@@ -20913,13 +23251,13 @@
       <w:r>
         <w:rPr>
           <w:u w:val="single"/>
-          <w:lang w:val="sr-Latn-RS" w:bidi="he-IL"/>
-        </w:rPr>
+        </w:rPr>
+        <w:lastRenderedPageBreak/>
         <w:drawing>
-          <wp:inline distT="0" distB="0" distL="0" distR="0" wp14:anchorId="2EE7F377" wp14:editId="5D82606C">
-            <wp:extent cx="6291072" cy="740004"/>
-            <wp:effectExtent l="0" t="0" r="0" b="3175"/>
-            <wp:docPr id="45" name="Picture 45"/>
+          <wp:inline distT="0" distB="0" distL="0" distR="0" wp14:anchorId="099DEE7C" wp14:editId="6707E9EE">
+            <wp:extent cx="6289675" cy="2847975"/>
+            <wp:effectExtent l="0" t="0" r="0" b="9525"/>
+            <wp:docPr id="37" name="Picture 37"/>
             <wp:cNvGraphicFramePr>
               <a:graphicFrameLocks xmlns:a="http://schemas.openxmlformats.org/drawingml/2006/main" noChangeAspect="1"/>
             </wp:cNvGraphicFramePr>
@@ -20939,7 +23277,7 @@
                   <pic:spPr>
                     <a:xfrm>
                       <a:off x="0" y="0"/>
-                      <a:ext cx="6291072" cy="740004"/>
+                      <a:ext cx="6320550" cy="2861955"/>
                     </a:xfrm>
                     <a:prstGeom prst="rect">
                       <a:avLst/>
@@ -20966,7 +23304,25 @@
     <w:p>
       <w:pPr>
         <w:pStyle w:val="ListParagraph"/>
-        <w:ind w:left="-270" w:firstLine="0"/>
+        <w:ind w:left="-270" w:firstLine="270"/>
+        <w:jc w:val="left"/>
+        <w:rPr>
+          <w:u w:val="single"/>
+          <w:lang w:val="sr-Latn-RS" w:bidi="he-IL"/>
+        </w:rPr>
+      </w:pPr>
+      <w:r>
+        <w:rPr>
+          <w:u w:val="single"/>
+          <w:lang w:val="sr-Latn-RS" w:bidi="he-IL"/>
+        </w:rPr>
+        <w:t>Frame.cpp</w:t>
+      </w:r>
+    </w:p>
+    <w:p>
+      <w:pPr>
+        <w:pStyle w:val="ListParagraph"/>
+        <w:ind w:left="-270" w:firstLine="270"/>
         <w:jc w:val="left"/>
         <w:rPr>
           <w:u w:val="single"/>
@@ -20984,68 +23340,15 @@
           <w:lang w:val="sr-Latn-RS" w:bidi="he-IL"/>
         </w:rPr>
       </w:pPr>
-    </w:p>
-    <w:p>
-      <w:pPr>
-        <w:pStyle w:val="ListParagraph"/>
-        <w:ind w:left="-270" w:firstLine="0"/>
-        <w:jc w:val="left"/>
+      <w:r>
         <w:rPr>
           <w:u w:val="single"/>
-          <w:lang w:val="sr-Latn-RS" w:bidi="he-IL"/>
-        </w:rPr>
-      </w:pPr>
-    </w:p>
-    <w:p>
-      <w:pPr>
-        <w:pStyle w:val="ListParagraph"/>
-        <w:ind w:left="-270" w:firstLine="270"/>
-        <w:jc w:val="left"/>
-        <w:rPr>
-          <w:u w:val="single"/>
-          <w:lang w:val="sr-Latn-RS" w:bidi="he-IL"/>
-        </w:rPr>
-      </w:pPr>
-      <w:r>
-        <w:rPr>
-          <w:u w:val="single"/>
-          <w:lang w:val="sr-Latn-RS" w:bidi="he-IL"/>
-        </w:rPr>
-        <w:lastRenderedPageBreak/>
-        <w:t>SourceSink.cpp</w:t>
-      </w:r>
-    </w:p>
-    <w:p>
-      <w:pPr>
-        <w:pStyle w:val="ListParagraph"/>
-        <w:ind w:left="-270" w:firstLine="270"/>
-        <w:jc w:val="left"/>
-        <w:rPr>
-          <w:u w:val="single"/>
-          <w:lang w:val="sr-Latn-RS" w:bidi="he-IL"/>
-        </w:rPr>
-      </w:pPr>
-    </w:p>
-    <w:p>
-      <w:pPr>
-        <w:pStyle w:val="ListParagraph"/>
-        <w:ind w:left="-270" w:firstLine="0"/>
-        <w:jc w:val="left"/>
-        <w:rPr>
-          <w:u w:val="single"/>
-          <w:lang w:val="sr-Latn-RS" w:bidi="he-IL"/>
-        </w:rPr>
-      </w:pPr>
-      <w:r>
-        <w:rPr>
-          <w:u w:val="single"/>
-          <w:lang w:val="sr-Latn-RS" w:bidi="he-IL"/>
         </w:rPr>
         <w:drawing>
-          <wp:inline distT="0" distB="0" distL="0" distR="0" wp14:anchorId="61CE7BB3" wp14:editId="2E0598F7">
-            <wp:extent cx="6290762" cy="4695825"/>
-            <wp:effectExtent l="0" t="0" r="0" b="0"/>
-            <wp:docPr id="46" name="Picture 46"/>
+          <wp:inline distT="0" distB="0" distL="0" distR="0" wp14:anchorId="7313C22C" wp14:editId="7F0A167D">
+            <wp:extent cx="6291072" cy="4855451"/>
+            <wp:effectExtent l="0" t="0" r="0" b="2540"/>
+            <wp:docPr id="39" name="Picture 39"/>
             <wp:cNvGraphicFramePr>
               <a:graphicFrameLocks xmlns:a="http://schemas.openxmlformats.org/drawingml/2006/main" noChangeAspect="1"/>
             </wp:cNvGraphicFramePr>
@@ -21065,7 +23368,7 @@
                   <pic:spPr>
                     <a:xfrm>
                       <a:off x="0" y="0"/>
-                      <a:ext cx="6303742" cy="4705514"/>
+                      <a:ext cx="6291072" cy="4855451"/>
                     </a:xfrm>
                     <a:prstGeom prst="rect">
                       <a:avLst/>
@@ -21091,13 +23394,13 @@
       <w:r>
         <w:rPr>
           <w:u w:val="single"/>
-          <w:lang w:val="sr-Latn-RS" w:bidi="he-IL"/>
-        </w:rPr>
+        </w:rPr>
+        <w:lastRenderedPageBreak/>
         <w:drawing>
-          <wp:inline distT="0" distB="0" distL="0" distR="0" wp14:anchorId="3BC9F9D9" wp14:editId="563B619C">
-            <wp:extent cx="6290263" cy="3237865"/>
-            <wp:effectExtent l="0" t="0" r="0" b="635"/>
-            <wp:docPr id="47" name="Picture 47"/>
+          <wp:inline distT="0" distB="0" distL="0" distR="0" wp14:anchorId="74D750BC" wp14:editId="73A3B0AB">
+            <wp:extent cx="6290813" cy="6181725"/>
+            <wp:effectExtent l="0" t="0" r="0" b="0"/>
+            <wp:docPr id="40" name="Picture 40"/>
             <wp:cNvGraphicFramePr>
               <a:graphicFrameLocks xmlns:a="http://schemas.openxmlformats.org/drawingml/2006/main" noChangeAspect="1"/>
             </wp:cNvGraphicFramePr>
@@ -21117,7 +23420,7 @@
                   <pic:spPr>
                     <a:xfrm>
                       <a:off x="0" y="0"/>
-                      <a:ext cx="6299900" cy="3242826"/>
+                      <a:ext cx="6296102" cy="6186923"/>
                     </a:xfrm>
                     <a:prstGeom prst="rect">
                       <a:avLst/>
@@ -21133,36 +23436,6 @@
     <w:p>
       <w:pPr>
         <w:pStyle w:val="ListParagraph"/>
-        <w:ind w:left="-270" w:firstLine="270"/>
-        <w:jc w:val="left"/>
-        <w:rPr>
-          <w:u w:val="single"/>
-          <w:lang w:val="sr-Latn-RS" w:bidi="he-IL"/>
-        </w:rPr>
-      </w:pPr>
-      <w:r>
-        <w:rPr>
-          <w:u w:val="single"/>
-          <w:lang w:val="sr-Latn-RS" w:bidi="he-IL"/>
-        </w:rPr>
-        <w:lastRenderedPageBreak/>
-        <w:t>Channel.h</w:t>
-      </w:r>
-    </w:p>
-    <w:p>
-      <w:pPr>
-        <w:pStyle w:val="ListParagraph"/>
-        <w:ind w:left="-270" w:firstLine="270"/>
-        <w:jc w:val="left"/>
-        <w:rPr>
-          <w:u w:val="single"/>
-          <w:lang w:val="sr-Latn-RS" w:bidi="he-IL"/>
-        </w:rPr>
-      </w:pPr>
-    </w:p>
-    <w:p>
-      <w:pPr>
-        <w:pStyle w:val="ListParagraph"/>
         <w:ind w:left="-270" w:firstLine="0"/>
         <w:jc w:val="left"/>
         <w:rPr>
@@ -21173,13 +23446,12 @@
       <w:r>
         <w:rPr>
           <w:u w:val="single"/>
-          <w:lang w:val="sr-Latn-RS" w:bidi="he-IL"/>
         </w:rPr>
         <w:drawing>
-          <wp:inline distT="0" distB="0" distL="0" distR="0" wp14:anchorId="1E0AA6EC" wp14:editId="1E6CF530">
-            <wp:extent cx="6291072" cy="4050948"/>
-            <wp:effectExtent l="0" t="0" r="0" b="6985"/>
-            <wp:docPr id="48" name="Picture 48"/>
+          <wp:inline distT="0" distB="0" distL="0" distR="0" wp14:anchorId="02EAF7DC" wp14:editId="4DC48580">
+            <wp:extent cx="6289519" cy="2195195"/>
+            <wp:effectExtent l="0" t="0" r="0" b="0"/>
+            <wp:docPr id="41" name="Picture 41"/>
             <wp:cNvGraphicFramePr>
               <a:graphicFrameLocks xmlns:a="http://schemas.openxmlformats.org/drawingml/2006/main" noChangeAspect="1"/>
             </wp:cNvGraphicFramePr>
@@ -21199,7 +23471,7 @@
                   <pic:spPr>
                     <a:xfrm>
                       <a:off x="0" y="0"/>
-                      <a:ext cx="6291072" cy="4050948"/>
+                      <a:ext cx="6298742" cy="2198414"/>
                     </a:xfrm>
                     <a:prstGeom prst="rect">
                       <a:avLst/>
@@ -21222,67 +23494,16 @@
           <w:lang w:val="sr-Latn-RS" w:bidi="he-IL"/>
         </w:rPr>
       </w:pPr>
-    </w:p>
-    <w:p>
-      <w:pPr>
-        <w:pStyle w:val="ListParagraph"/>
-        <w:ind w:left="-270" w:firstLine="0"/>
-        <w:jc w:val="left"/>
+      <w:r>
         <w:rPr>
           <w:u w:val="single"/>
-          <w:lang w:val="sr-Latn-RS" w:bidi="he-IL"/>
-        </w:rPr>
-      </w:pPr>
-    </w:p>
-    <w:p>
-      <w:pPr>
-        <w:pStyle w:val="ListParagraph"/>
-        <w:ind w:left="-270" w:firstLine="270"/>
-        <w:jc w:val="left"/>
-        <w:rPr>
-          <w:u w:val="single"/>
-          <w:lang w:val="sr-Latn-RS" w:bidi="he-IL"/>
-        </w:rPr>
-      </w:pPr>
-      <w:r>
-        <w:rPr>
-          <w:u w:val="single"/>
-          <w:lang w:val="sr-Latn-RS" w:bidi="he-IL"/>
-        </w:rPr>
-        <w:t>Channel.cpp</w:t>
-      </w:r>
-    </w:p>
-    <w:p>
-      <w:pPr>
-        <w:pStyle w:val="ListParagraph"/>
-        <w:ind w:left="-270" w:firstLine="270"/>
-        <w:jc w:val="left"/>
-        <w:rPr>
-          <w:u w:val="single"/>
-          <w:lang w:val="sr-Latn-RS" w:bidi="he-IL"/>
-        </w:rPr>
-      </w:pPr>
-    </w:p>
-    <w:p>
-      <w:pPr>
-        <w:pStyle w:val="ListParagraph"/>
-        <w:ind w:left="-270" w:firstLine="0"/>
-        <w:jc w:val="left"/>
-        <w:rPr>
-          <w:u w:val="single"/>
-          <w:lang w:val="sr-Latn-RS" w:bidi="he-IL"/>
-        </w:rPr>
-      </w:pPr>
-      <w:r>
-        <w:rPr>
-          <w:u w:val="single"/>
-          <w:lang w:val="sr-Latn-RS" w:bidi="he-IL"/>
-        </w:rPr>
+        </w:rPr>
+        <w:lastRenderedPageBreak/>
         <w:drawing>
-          <wp:inline distT="0" distB="0" distL="0" distR="0" wp14:anchorId="49F886D4" wp14:editId="2FE7F527">
-            <wp:extent cx="6291072" cy="2616714"/>
+          <wp:inline distT="0" distB="0" distL="0" distR="0" wp14:anchorId="2AA12CA0" wp14:editId="11D26D6C">
+            <wp:extent cx="6290728" cy="6048375"/>
             <wp:effectExtent l="0" t="0" r="0" b="0"/>
-            <wp:docPr id="49" name="Picture 49"/>
+            <wp:docPr id="42" name="Picture 42"/>
             <wp:cNvGraphicFramePr>
               <a:graphicFrameLocks xmlns:a="http://schemas.openxmlformats.org/drawingml/2006/main" noChangeAspect="1"/>
             </wp:cNvGraphicFramePr>
@@ -21302,7 +23523,7 @@
                   <pic:spPr>
                     <a:xfrm>
                       <a:off x="0" y="0"/>
-                      <a:ext cx="6291072" cy="2616714"/>
+                      <a:ext cx="6304882" cy="6061984"/>
                     </a:xfrm>
                     <a:prstGeom prst="rect">
                       <a:avLst/>
@@ -21325,28 +23546,15 @@
           <w:lang w:val="sr-Latn-RS" w:bidi="he-IL"/>
         </w:rPr>
       </w:pPr>
-    </w:p>
-    <w:p>
-      <w:pPr>
-        <w:pStyle w:val="ListParagraph"/>
-        <w:ind w:left="0" w:hanging="270"/>
-        <w:jc w:val="left"/>
+      <w:r>
         <w:rPr>
           <w:u w:val="single"/>
-          <w:lang w:val="sr-Latn-RS" w:bidi="he-IL"/>
-        </w:rPr>
-      </w:pPr>
-      <w:r>
-        <w:rPr>
-          <w:u w:val="single"/>
-          <w:lang w:val="sr-Latn-RS" w:bidi="he-IL"/>
-        </w:rPr>
-        <w:lastRenderedPageBreak/>
+        </w:rPr>
         <w:drawing>
-          <wp:inline distT="0" distB="0" distL="0" distR="0" wp14:anchorId="665F148E" wp14:editId="3E9E0586">
-            <wp:extent cx="6291072" cy="1713036"/>
-            <wp:effectExtent l="0" t="0" r="0" b="1905"/>
-            <wp:docPr id="50" name="Picture 50"/>
+          <wp:inline distT="0" distB="0" distL="0" distR="0" wp14:anchorId="44B1C859" wp14:editId="0A961183">
+            <wp:extent cx="6289040" cy="2314575"/>
+            <wp:effectExtent l="0" t="0" r="0" b="9525"/>
+            <wp:docPr id="43" name="Picture 43"/>
             <wp:cNvGraphicFramePr>
               <a:graphicFrameLocks xmlns:a="http://schemas.openxmlformats.org/drawingml/2006/main" noChangeAspect="1"/>
             </wp:cNvGraphicFramePr>
@@ -21366,7 +23574,7 @@
                   <pic:spPr>
                     <a:xfrm>
                       <a:off x="0" y="0"/>
-                      <a:ext cx="6291072" cy="1713036"/>
+                      <a:ext cx="6450085" cy="2373845"/>
                     </a:xfrm>
                     <a:prstGeom prst="rect">
                       <a:avLst/>
@@ -21378,70 +23586,34 @@
           </wp:inline>
         </w:drawing>
       </w:r>
-      <w:r>
+    </w:p>
+    <w:p>
+      <w:pPr>
+        <w:pStyle w:val="ListParagraph"/>
+        <w:ind w:left="-270" w:firstLine="270"/>
+        <w:jc w:val="left"/>
         <w:rPr>
           <w:u w:val="single"/>
           <w:lang w:val="sr-Latn-RS" w:bidi="he-IL"/>
         </w:rPr>
-        <w:br/>
-      </w:r>
+      </w:pPr>
       <w:r>
         <w:rPr>
           <w:u w:val="single"/>
           <w:lang w:val="sr-Latn-RS" w:bidi="he-IL"/>
         </w:rPr>
-        <w:br/>
-      </w:r>
-      <w:r>
+        <w:lastRenderedPageBreak/>
+        <w:t>SourceSink.h</w:t>
+      </w:r>
+    </w:p>
+    <w:p>
+      <w:pPr>
+        <w:pStyle w:val="ListParagraph"/>
+        <w:ind w:left="-270" w:firstLine="270"/>
+        <w:jc w:val="left"/>
         <w:rPr>
           <w:u w:val="single"/>
           <w:lang w:val="sr-Latn-RS" w:bidi="he-IL"/>
-        </w:rPr>
-        <w:br/>
-      </w:r>
-      <w:r>
-        <w:rPr>
-          <w:lang w:val="sr-Latn-RS" w:bidi="he-IL"/>
-        </w:rPr>
-        <w:t>Za analizu Gilbert-Eliotovog kanala, izmenjeni su sledeći fajlovi:</w:t>
-      </w:r>
-    </w:p>
-    <w:p>
-      <w:pPr>
-        <w:pStyle w:val="ListParagraph"/>
-        <w:ind w:left="0" w:hanging="270"/>
-        <w:jc w:val="left"/>
-        <w:rPr>
-          <w:u w:val="single"/>
-          <w:lang w:val="sr-Latn-RS" w:bidi="he-IL"/>
-        </w:rPr>
-      </w:pPr>
-    </w:p>
-    <w:p>
-      <w:pPr>
-        <w:pStyle w:val="ListParagraph"/>
-        <w:ind w:left="0" w:firstLine="0"/>
-        <w:rPr>
-          <w:u w:val="single"/>
-          <w:lang w:val="sr-Latn-RS" w:bidi="he-IL"/>
-        </w:rPr>
-      </w:pPr>
-      <w:r>
-        <w:rPr>
-          <w:u w:val="single"/>
-          <w:lang w:val="sr-Latn-RS" w:bidi="he-IL"/>
-        </w:rPr>
-        <w:t>Config.h</w:t>
-      </w:r>
-    </w:p>
-    <w:p>
-      <w:pPr>
-        <w:pStyle w:val="ListParagraph"/>
-        <w:ind w:left="0" w:firstLine="0"/>
-        <w:jc w:val="left"/>
-        <w:rPr>
-          <w:u w:val="single"/>
-          <w:lang w:bidi="he-IL"/>
         </w:rPr>
       </w:pPr>
     </w:p>
@@ -21452,19 +23624,18 @@
         <w:jc w:val="left"/>
         <w:rPr>
           <w:u w:val="single"/>
-          <w:lang w:bidi="he-IL"/>
+          <w:lang w:val="sr-Latn-RS" w:bidi="he-IL"/>
         </w:rPr>
       </w:pPr>
       <w:r>
         <w:rPr>
           <w:u w:val="single"/>
-          <w:lang w:bidi="he-IL"/>
         </w:rPr>
         <w:drawing>
-          <wp:inline distT="0" distB="0" distL="0" distR="0" wp14:anchorId="46CA4693" wp14:editId="2697B14A">
-            <wp:extent cx="6290676" cy="4972050"/>
+          <wp:inline distT="0" distB="0" distL="0" distR="0" wp14:anchorId="5DE3A7EC" wp14:editId="60380BDD">
+            <wp:extent cx="6290310" cy="6305550"/>
             <wp:effectExtent l="0" t="0" r="0" b="0"/>
-            <wp:docPr id="51" name="Picture 51"/>
+            <wp:docPr id="44" name="Picture 44"/>
             <wp:cNvGraphicFramePr>
               <a:graphicFrameLocks xmlns:a="http://schemas.openxmlformats.org/drawingml/2006/main" noChangeAspect="1"/>
             </wp:cNvGraphicFramePr>
@@ -21484,7 +23655,7 @@
                   <pic:spPr>
                     <a:xfrm>
                       <a:off x="0" y="0"/>
-                      <a:ext cx="6297294" cy="4977281"/>
+                      <a:ext cx="6293903" cy="6309152"/>
                     </a:xfrm>
                     <a:prstGeom prst="rect">
                       <a:avLst/>
@@ -21504,60 +23675,18 @@
         <w:jc w:val="left"/>
         <w:rPr>
           <w:u w:val="single"/>
-          <w:lang w:bidi="he-IL"/>
-        </w:rPr>
-      </w:pPr>
-    </w:p>
-    <w:p>
-      <w:pPr>
-        <w:pStyle w:val="ListParagraph"/>
-        <w:ind w:left="-270" w:firstLine="270"/>
-        <w:jc w:val="left"/>
+          <w:lang w:val="sr-Latn-RS" w:bidi="he-IL"/>
+        </w:rPr>
+      </w:pPr>
+      <w:r>
         <w:rPr>
           <w:u w:val="single"/>
-          <w:lang w:val="sr-Latn-RS" w:bidi="he-IL"/>
-        </w:rPr>
-      </w:pPr>
-      <w:r>
-        <w:rPr>
-          <w:u w:val="single"/>
-          <w:lang w:val="sr-Latn-RS" w:bidi="he-IL"/>
-        </w:rPr>
-        <w:lastRenderedPageBreak/>
-        <w:t>Channel.h</w:t>
-      </w:r>
-    </w:p>
-    <w:p>
-      <w:pPr>
-        <w:pStyle w:val="ListParagraph"/>
-        <w:ind w:left="-270" w:firstLine="0"/>
-        <w:jc w:val="left"/>
-        <w:rPr>
-          <w:u w:val="single"/>
-          <w:lang w:bidi="he-IL"/>
-        </w:rPr>
-      </w:pPr>
-    </w:p>
-    <w:p>
-      <w:pPr>
-        <w:pStyle w:val="ListParagraph"/>
-        <w:ind w:left="-270" w:firstLine="0"/>
-        <w:jc w:val="left"/>
-        <w:rPr>
-          <w:u w:val="single"/>
-          <w:lang w:bidi="he-IL"/>
-        </w:rPr>
-      </w:pPr>
-      <w:r>
-        <w:rPr>
-          <w:u w:val="single"/>
-          <w:lang w:bidi="he-IL"/>
         </w:rPr>
         <w:drawing>
-          <wp:inline distT="0" distB="0" distL="0" distR="0" wp14:anchorId="77EFE056" wp14:editId="7541F34A">
-            <wp:extent cx="6290945" cy="5962650"/>
-            <wp:effectExtent l="0" t="0" r="0" b="0"/>
-            <wp:docPr id="52" name="Picture 52"/>
+          <wp:inline distT="0" distB="0" distL="0" distR="0" wp14:anchorId="2EE7F377" wp14:editId="5D82606C">
+            <wp:extent cx="6291072" cy="740004"/>
+            <wp:effectExtent l="0" t="0" r="0" b="3175"/>
+            <wp:docPr id="45" name="Picture 45"/>
             <wp:cNvGraphicFramePr>
               <a:graphicFrameLocks xmlns:a="http://schemas.openxmlformats.org/drawingml/2006/main" noChangeAspect="1"/>
             </wp:cNvGraphicFramePr>
@@ -21577,7 +23706,7 @@
                   <pic:spPr>
                     <a:xfrm>
                       <a:off x="0" y="0"/>
-                      <a:ext cx="6291077" cy="5962775"/>
+                      <a:ext cx="6291072" cy="740004"/>
                     </a:xfrm>
                     <a:prstGeom prst="rect">
                       <a:avLst/>
@@ -21597,7 +23726,40 @@
         <w:jc w:val="left"/>
         <w:rPr>
           <w:u w:val="single"/>
-          <w:lang w:bidi="he-IL"/>
+          <w:lang w:val="sr-Latn-RS" w:bidi="he-IL"/>
+        </w:rPr>
+      </w:pPr>
+    </w:p>
+    <w:p>
+      <w:pPr>
+        <w:pStyle w:val="ListParagraph"/>
+        <w:ind w:left="-270" w:firstLine="0"/>
+        <w:jc w:val="left"/>
+        <w:rPr>
+          <w:u w:val="single"/>
+          <w:lang w:val="sr-Latn-RS" w:bidi="he-IL"/>
+        </w:rPr>
+      </w:pPr>
+    </w:p>
+    <w:p>
+      <w:pPr>
+        <w:pStyle w:val="ListParagraph"/>
+        <w:ind w:left="-270" w:firstLine="0"/>
+        <w:jc w:val="left"/>
+        <w:rPr>
+          <w:u w:val="single"/>
+          <w:lang w:val="sr-Latn-RS" w:bidi="he-IL"/>
+        </w:rPr>
+      </w:pPr>
+    </w:p>
+    <w:p>
+      <w:pPr>
+        <w:pStyle w:val="ListParagraph"/>
+        <w:ind w:left="-270" w:firstLine="0"/>
+        <w:jc w:val="left"/>
+        <w:rPr>
+          <w:u w:val="single"/>
+          <w:lang w:val="sr-Latn-RS" w:bidi="he-IL"/>
         </w:rPr>
       </w:pPr>
     </w:p>
@@ -21608,16 +23770,28 @@
         <w:jc w:val="left"/>
         <w:rPr>
           <w:u w:val="single"/>
-          <w:lang w:bidi="he-IL"/>
+          <w:lang w:val="sr-Latn-RS" w:bidi="he-IL"/>
         </w:rPr>
       </w:pPr>
       <w:r>
         <w:rPr>
           <w:u w:val="single"/>
-          <w:lang w:bidi="he-IL"/>
-        </w:rPr>
-        <w:t>Channel.cpp</w:t>
-      </w:r>
+          <w:lang w:val="sr-Latn-RS" w:bidi="he-IL"/>
+        </w:rPr>
+        <w:lastRenderedPageBreak/>
+        <w:t>SourceSink.cpp</w:t>
+      </w:r>
+    </w:p>
+    <w:p>
+      <w:pPr>
+        <w:pStyle w:val="ListParagraph"/>
+        <w:ind w:left="-270" w:firstLine="270"/>
+        <w:jc w:val="left"/>
+        <w:rPr>
+          <w:u w:val="single"/>
+          <w:lang w:val="sr-Latn-RS" w:bidi="he-IL"/>
+        </w:rPr>
+      </w:pPr>
     </w:p>
     <w:p>
       <w:pPr>
@@ -21626,30 +23800,18 @@
         <w:jc w:val="left"/>
         <w:rPr>
           <w:u w:val="single"/>
-          <w:lang w:bidi="he-IL"/>
-        </w:rPr>
-      </w:pPr>
-    </w:p>
-    <w:p>
-      <w:pPr>
-        <w:pStyle w:val="ListParagraph"/>
-        <w:ind w:left="-270" w:firstLine="0"/>
-        <w:jc w:val="left"/>
+          <w:lang w:val="sr-Latn-RS" w:bidi="he-IL"/>
+        </w:rPr>
+      </w:pPr>
+      <w:r>
         <w:rPr>
           <w:u w:val="single"/>
-          <w:lang w:bidi="he-IL"/>
-        </w:rPr>
-      </w:pPr>
-      <w:r>
-        <w:rPr>
-          <w:u w:val="single"/>
-          <w:lang w:bidi="he-IL"/>
         </w:rPr>
         <w:drawing>
-          <wp:inline distT="0" distB="0" distL="0" distR="0" wp14:anchorId="1B1D741C" wp14:editId="53FC14E3">
-            <wp:extent cx="6288830" cy="1295400"/>
+          <wp:inline distT="0" distB="0" distL="0" distR="0" wp14:anchorId="61CE7BB3" wp14:editId="2E0598F7">
+            <wp:extent cx="6290762" cy="4695825"/>
             <wp:effectExtent l="0" t="0" r="0" b="0"/>
-            <wp:docPr id="53" name="Picture 53"/>
+            <wp:docPr id="46" name="Picture 46"/>
             <wp:cNvGraphicFramePr>
               <a:graphicFrameLocks xmlns:a="http://schemas.openxmlformats.org/drawingml/2006/main" noChangeAspect="1"/>
             </wp:cNvGraphicFramePr>
@@ -21660,27 +23822,20 @@
                     <pic:cNvPr id="1" name=""/>
                     <pic:cNvPicPr/>
                   </pic:nvPicPr>
-                  <pic:blipFill rotWithShape="1">
+                  <pic:blipFill>
                     <a:blip r:embed="rId50"/>
-                    <a:srcRect b="75607"/>
-                    <a:stretch/>
+                    <a:stretch>
+                      <a:fillRect/>
+                    </a:stretch>
                   </pic:blipFill>
-                  <pic:spPr bwMode="auto">
+                  <pic:spPr>
                     <a:xfrm>
                       <a:off x="0" y="0"/>
-                      <a:ext cx="6297876" cy="1297263"/>
+                      <a:ext cx="6303742" cy="4705514"/>
                     </a:xfrm>
                     <a:prstGeom prst="rect">
                       <a:avLst/>
                     </a:prstGeom>
-                    <a:ln>
-                      <a:noFill/>
-                    </a:ln>
-                    <a:extLst>
-                      <a:ext uri="{53640926-AAD7-44D8-BBD7-CCE9431645EC}">
-                        <a14:shadowObscured xmlns:a14="http://schemas.microsoft.com/office/drawing/2010/main"/>
-                      </a:ext>
-                    </a:extLst>
                   </pic:spPr>
                 </pic:pic>
               </a:graphicData>
@@ -21696,41 +23851,18 @@
         <w:jc w:val="left"/>
         <w:rPr>
           <w:u w:val="single"/>
-          <w:lang w:bidi="he-IL"/>
-        </w:rPr>
-      </w:pPr>
-    </w:p>
-    <w:p>
-      <w:pPr>
-        <w:pStyle w:val="ListParagraph"/>
-        <w:ind w:left="-270" w:firstLine="0"/>
-        <w:jc w:val="left"/>
+          <w:lang w:val="sr-Latn-RS" w:bidi="he-IL"/>
+        </w:rPr>
+      </w:pPr>
+      <w:r>
         <w:rPr>
           <w:u w:val="single"/>
-          <w:lang w:bidi="he-IL"/>
-        </w:rPr>
-      </w:pPr>
-    </w:p>
-    <w:p>
-      <w:pPr>
-        <w:pStyle w:val="ListParagraph"/>
-        <w:ind w:left="-270" w:firstLine="0"/>
-        <w:jc w:val="left"/>
-        <w:rPr>
-          <w:u w:val="single"/>
-          <w:lang w:bidi="he-IL"/>
-        </w:rPr>
-      </w:pPr>
-      <w:r>
-        <w:rPr>
-          <w:u w:val="single"/>
-          <w:lang w:bidi="he-IL"/>
         </w:rPr>
         <w:drawing>
-          <wp:inline distT="0" distB="0" distL="0" distR="0" wp14:anchorId="12F82A93" wp14:editId="68C6847D">
-            <wp:extent cx="6291072" cy="3754808"/>
-            <wp:effectExtent l="0" t="0" r="0" b="0"/>
-            <wp:docPr id="55" name="Picture 55"/>
+          <wp:inline distT="0" distB="0" distL="0" distR="0" wp14:anchorId="3BC9F9D9" wp14:editId="563B619C">
+            <wp:extent cx="6290263" cy="3237865"/>
+            <wp:effectExtent l="0" t="0" r="0" b="635"/>
+            <wp:docPr id="47" name="Picture 47"/>
             <wp:cNvGraphicFramePr>
               <a:graphicFrameLocks xmlns:a="http://schemas.openxmlformats.org/drawingml/2006/main" noChangeAspect="1"/>
             </wp:cNvGraphicFramePr>
@@ -21750,7 +23882,7 @@
                   <pic:spPr>
                     <a:xfrm>
                       <a:off x="0" y="0"/>
-                      <a:ext cx="6291072" cy="3754808"/>
+                      <a:ext cx="6299900" cy="3242826"/>
                     </a:xfrm>
                     <a:prstGeom prst="rect">
                       <a:avLst/>
@@ -21766,23 +23898,52 @@
     <w:p>
       <w:pPr>
         <w:pStyle w:val="ListParagraph"/>
+        <w:ind w:left="-270" w:firstLine="270"/>
+        <w:jc w:val="left"/>
+        <w:rPr>
+          <w:u w:val="single"/>
+          <w:lang w:val="sr-Latn-RS" w:bidi="he-IL"/>
+        </w:rPr>
+      </w:pPr>
+      <w:r>
+        <w:rPr>
+          <w:u w:val="single"/>
+          <w:lang w:val="sr-Latn-RS" w:bidi="he-IL"/>
+        </w:rPr>
+        <w:lastRenderedPageBreak/>
+        <w:t>Channel.h</w:t>
+      </w:r>
+    </w:p>
+    <w:p>
+      <w:pPr>
+        <w:pStyle w:val="ListParagraph"/>
+        <w:ind w:left="-270" w:firstLine="270"/>
+        <w:jc w:val="left"/>
+        <w:rPr>
+          <w:u w:val="single"/>
+          <w:lang w:val="sr-Latn-RS" w:bidi="he-IL"/>
+        </w:rPr>
+      </w:pPr>
+    </w:p>
+    <w:p>
+      <w:pPr>
+        <w:pStyle w:val="ListParagraph"/>
         <w:ind w:left="-270" w:firstLine="0"/>
         <w:jc w:val="left"/>
         <w:rPr>
           <w:u w:val="single"/>
-          <w:lang w:bidi="he-IL"/>
+          <w:lang w:val="sr-Latn-RS" w:bidi="he-IL"/>
         </w:rPr>
       </w:pPr>
       <w:r>
         <w:rPr>
           <w:u w:val="single"/>
-          <w:lang w:bidi="he-IL"/>
         </w:rPr>
         <w:drawing>
-          <wp:inline distT="0" distB="0" distL="0" distR="0" wp14:anchorId="5A445002" wp14:editId="502C4455">
-            <wp:extent cx="6290849" cy="3705225"/>
-            <wp:effectExtent l="0" t="0" r="0" b="0"/>
-            <wp:docPr id="56" name="Picture 56"/>
+          <wp:inline distT="0" distB="0" distL="0" distR="0" wp14:anchorId="1E0AA6EC" wp14:editId="1E6CF530">
+            <wp:extent cx="6291072" cy="4050948"/>
+            <wp:effectExtent l="0" t="0" r="0" b="6985"/>
+            <wp:docPr id="48" name="Picture 48"/>
             <wp:cNvGraphicFramePr>
               <a:graphicFrameLocks xmlns:a="http://schemas.openxmlformats.org/drawingml/2006/main" noChangeAspect="1"/>
             </wp:cNvGraphicFramePr>
@@ -21802,7 +23963,7 @@
                   <pic:spPr>
                     <a:xfrm>
                       <a:off x="0" y="0"/>
-                      <a:ext cx="6298082" cy="3709485"/>
+                      <a:ext cx="6291072" cy="4050948"/>
                     </a:xfrm>
                     <a:prstGeom prst="rect">
                       <a:avLst/>
@@ -21822,14 +23983,745 @@
         <w:jc w:val="left"/>
         <w:rPr>
           <w:u w:val="single"/>
+          <w:lang w:val="sr-Latn-RS" w:bidi="he-IL"/>
+        </w:rPr>
+      </w:pPr>
+    </w:p>
+    <w:p>
+      <w:pPr>
+        <w:pStyle w:val="ListParagraph"/>
+        <w:ind w:left="-270" w:firstLine="0"/>
+        <w:jc w:val="left"/>
+        <w:rPr>
+          <w:u w:val="single"/>
+          <w:lang w:val="sr-Latn-RS" w:bidi="he-IL"/>
+        </w:rPr>
+      </w:pPr>
+    </w:p>
+    <w:p>
+      <w:pPr>
+        <w:pStyle w:val="ListParagraph"/>
+        <w:ind w:left="-270" w:firstLine="270"/>
+        <w:jc w:val="left"/>
+        <w:rPr>
+          <w:u w:val="single"/>
+          <w:lang w:val="sr-Latn-RS" w:bidi="he-IL"/>
+        </w:rPr>
+      </w:pPr>
+      <w:r>
+        <w:rPr>
+          <w:u w:val="single"/>
+          <w:lang w:val="sr-Latn-RS" w:bidi="he-IL"/>
+        </w:rPr>
+        <w:t>Channel.cpp</w:t>
+      </w:r>
+    </w:p>
+    <w:p>
+      <w:pPr>
+        <w:pStyle w:val="ListParagraph"/>
+        <w:ind w:left="-270" w:firstLine="270"/>
+        <w:jc w:val="left"/>
+        <w:rPr>
+          <w:u w:val="single"/>
+          <w:lang w:val="sr-Latn-RS" w:bidi="he-IL"/>
+        </w:rPr>
+      </w:pPr>
+    </w:p>
+    <w:p>
+      <w:pPr>
+        <w:pStyle w:val="ListParagraph"/>
+        <w:ind w:left="-270" w:firstLine="0"/>
+        <w:jc w:val="left"/>
+        <w:rPr>
+          <w:u w:val="single"/>
+          <w:lang w:val="sr-Latn-RS" w:bidi="he-IL"/>
+        </w:rPr>
+      </w:pPr>
+      <w:r>
+        <w:rPr>
+          <w:u w:val="single"/>
+        </w:rPr>
+        <w:drawing>
+          <wp:inline distT="0" distB="0" distL="0" distR="0" wp14:anchorId="49F886D4" wp14:editId="2FE7F527">
+            <wp:extent cx="6291072" cy="2616714"/>
+            <wp:effectExtent l="0" t="0" r="0" b="0"/>
+            <wp:docPr id="49" name="Picture 49"/>
+            <wp:cNvGraphicFramePr>
+              <a:graphicFrameLocks xmlns:a="http://schemas.openxmlformats.org/drawingml/2006/main" noChangeAspect="1"/>
+            </wp:cNvGraphicFramePr>
+            <a:graphic xmlns:a="http://schemas.openxmlformats.org/drawingml/2006/main">
+              <a:graphicData uri="http://schemas.openxmlformats.org/drawingml/2006/picture">
+                <pic:pic xmlns:pic="http://schemas.openxmlformats.org/drawingml/2006/picture">
+                  <pic:nvPicPr>
+                    <pic:cNvPr id="1" name=""/>
+                    <pic:cNvPicPr/>
+                  </pic:nvPicPr>
+                  <pic:blipFill>
+                    <a:blip r:embed="rId53"/>
+                    <a:stretch>
+                      <a:fillRect/>
+                    </a:stretch>
+                  </pic:blipFill>
+                  <pic:spPr>
+                    <a:xfrm>
+                      <a:off x="0" y="0"/>
+                      <a:ext cx="6291072" cy="2616714"/>
+                    </a:xfrm>
+                    <a:prstGeom prst="rect">
+                      <a:avLst/>
+                    </a:prstGeom>
+                  </pic:spPr>
+                </pic:pic>
+              </a:graphicData>
+            </a:graphic>
+          </wp:inline>
+        </w:drawing>
+      </w:r>
+    </w:p>
+    <w:p>
+      <w:pPr>
+        <w:pStyle w:val="ListParagraph"/>
+        <w:ind w:left="-270" w:firstLine="0"/>
+        <w:jc w:val="left"/>
+        <w:rPr>
+          <w:u w:val="single"/>
+          <w:lang w:val="sr-Latn-RS" w:bidi="he-IL"/>
+        </w:rPr>
+      </w:pPr>
+    </w:p>
+    <w:p>
+      <w:pPr>
+        <w:pStyle w:val="ListParagraph"/>
+        <w:ind w:left="0" w:hanging="270"/>
+        <w:jc w:val="left"/>
+        <w:rPr>
+          <w:lang w:val="sr-Latn-RS" w:bidi="he-IL"/>
+        </w:rPr>
+      </w:pPr>
+      <w:r>
+        <w:rPr>
+          <w:u w:val="single"/>
+        </w:rPr>
+        <w:lastRenderedPageBreak/>
+        <w:drawing>
+          <wp:inline distT="0" distB="0" distL="0" distR="0" wp14:anchorId="665F148E" wp14:editId="3E9E0586">
+            <wp:extent cx="6291072" cy="1713036"/>
+            <wp:effectExtent l="0" t="0" r="0" b="1905"/>
+            <wp:docPr id="50" name="Picture 50"/>
+            <wp:cNvGraphicFramePr>
+              <a:graphicFrameLocks xmlns:a="http://schemas.openxmlformats.org/drawingml/2006/main" noChangeAspect="1"/>
+            </wp:cNvGraphicFramePr>
+            <a:graphic xmlns:a="http://schemas.openxmlformats.org/drawingml/2006/main">
+              <a:graphicData uri="http://schemas.openxmlformats.org/drawingml/2006/picture">
+                <pic:pic xmlns:pic="http://schemas.openxmlformats.org/drawingml/2006/picture">
+                  <pic:nvPicPr>
+                    <pic:cNvPr id="1" name=""/>
+                    <pic:cNvPicPr/>
+                  </pic:nvPicPr>
+                  <pic:blipFill>
+                    <a:blip r:embed="rId54"/>
+                    <a:stretch>
+                      <a:fillRect/>
+                    </a:stretch>
+                  </pic:blipFill>
+                  <pic:spPr>
+                    <a:xfrm>
+                      <a:off x="0" y="0"/>
+                      <a:ext cx="6291072" cy="1713036"/>
+                    </a:xfrm>
+                    <a:prstGeom prst="rect">
+                      <a:avLst/>
+                    </a:prstGeom>
+                  </pic:spPr>
+                </pic:pic>
+              </a:graphicData>
+            </a:graphic>
+          </wp:inline>
+        </w:drawing>
+      </w:r>
+      <w:r>
+        <w:rPr>
+          <w:u w:val="single"/>
+          <w:lang w:val="sr-Latn-RS" w:bidi="he-IL"/>
+        </w:rPr>
+        <w:br/>
+      </w:r>
+      <w:r>
+        <w:rPr>
+          <w:u w:val="single"/>
+          <w:lang w:val="sr-Latn-RS" w:bidi="he-IL"/>
+        </w:rPr>
+        <w:br/>
+      </w:r>
+      <w:r>
+        <w:rPr>
+          <w:lang w:val="sr-Latn-RS" w:bidi="he-IL"/>
+        </w:rPr>
+        <w:t>Za analizu Gilbert-Eliotovog kanala, izmenjeni su sledeći fajlovi:</w:t>
+      </w:r>
+    </w:p>
+    <w:p>
+      <w:pPr>
+        <w:pStyle w:val="ListParagraph"/>
+        <w:ind w:left="0" w:hanging="270"/>
+        <w:jc w:val="left"/>
+        <w:rPr>
+          <w:lang w:val="sr-Latn-RS" w:bidi="he-IL"/>
+        </w:rPr>
+      </w:pPr>
+    </w:p>
+    <w:p>
+      <w:pPr>
+        <w:pStyle w:val="ListParagraph"/>
+        <w:ind w:left="0" w:firstLine="0"/>
+        <w:jc w:val="left"/>
+        <w:rPr>
+          <w:u w:val="single"/>
+          <w:lang w:val="sr-Latn-RS" w:bidi="he-IL"/>
+        </w:rPr>
+      </w:pPr>
+      <w:r>
+        <w:rPr>
+          <w:u w:val="single"/>
+          <w:lang w:val="sr-Latn-RS" w:bidi="he-IL"/>
+        </w:rPr>
+        <w:t>Main.cpp</w:t>
+      </w:r>
+    </w:p>
+    <w:p>
+      <w:pPr>
+        <w:pStyle w:val="ListParagraph"/>
+        <w:ind w:left="-270" w:firstLine="0"/>
+        <w:jc w:val="left"/>
+        <w:rPr>
+          <w:lang w:val="sr-Latn-RS" w:bidi="he-IL"/>
+        </w:rPr>
+      </w:pPr>
+      <w:r>
+        <w:drawing>
+          <wp:inline distT="0" distB="0" distL="0" distR="0" wp14:anchorId="4053E5F9" wp14:editId="58396B20">
+            <wp:extent cx="6290754" cy="5753100"/>
+            <wp:effectExtent l="0" t="0" r="0" b="0"/>
+            <wp:docPr id="57" name="Picture 57"/>
+            <wp:cNvGraphicFramePr>
+              <a:graphicFrameLocks xmlns:a="http://schemas.openxmlformats.org/drawingml/2006/main" noChangeAspect="1"/>
+            </wp:cNvGraphicFramePr>
+            <a:graphic xmlns:a="http://schemas.openxmlformats.org/drawingml/2006/main">
+              <a:graphicData uri="http://schemas.openxmlformats.org/drawingml/2006/picture">
+                <pic:pic xmlns:pic="http://schemas.openxmlformats.org/drawingml/2006/picture">
+                  <pic:nvPicPr>
+                    <pic:cNvPr id="1" name=""/>
+                    <pic:cNvPicPr/>
+                  </pic:nvPicPr>
+                  <pic:blipFill>
+                    <a:blip r:embed="rId55"/>
+                    <a:stretch>
+                      <a:fillRect/>
+                    </a:stretch>
+                  </pic:blipFill>
+                  <pic:spPr>
+                    <a:xfrm>
+                      <a:off x="0" y="0"/>
+                      <a:ext cx="6291516" cy="5753797"/>
+                    </a:xfrm>
+                    <a:prstGeom prst="rect">
+                      <a:avLst/>
+                    </a:prstGeom>
+                  </pic:spPr>
+                </pic:pic>
+              </a:graphicData>
+            </a:graphic>
+          </wp:inline>
+        </w:drawing>
+      </w:r>
+    </w:p>
+    <w:p>
+      <w:pPr>
+        <w:pStyle w:val="ListParagraph"/>
+        <w:ind w:left="-270" w:firstLine="0"/>
+        <w:jc w:val="center"/>
+        <w:rPr>
+          <w:u w:val="single"/>
+          <w:lang w:val="sr-Latn-RS" w:bidi="he-IL"/>
+        </w:rPr>
+      </w:pPr>
+      <w:r>
+        <w:rPr>
+          <w:u w:val="single"/>
+        </w:rPr>
+        <w:lastRenderedPageBreak/>
+        <w:drawing>
+          <wp:inline distT="0" distB="0" distL="0" distR="0" wp14:anchorId="71E3F1B4" wp14:editId="3ACA9EDF">
+            <wp:extent cx="6290581" cy="4048125"/>
+            <wp:effectExtent l="0" t="0" r="0" b="0"/>
+            <wp:docPr id="58" name="Picture 58"/>
+            <wp:cNvGraphicFramePr>
+              <a:graphicFrameLocks xmlns:a="http://schemas.openxmlformats.org/drawingml/2006/main" noChangeAspect="1"/>
+            </wp:cNvGraphicFramePr>
+            <a:graphic xmlns:a="http://schemas.openxmlformats.org/drawingml/2006/main">
+              <a:graphicData uri="http://schemas.openxmlformats.org/drawingml/2006/picture">
+                <pic:pic xmlns:pic="http://schemas.openxmlformats.org/drawingml/2006/picture">
+                  <pic:nvPicPr>
+                    <pic:cNvPr id="1" name=""/>
+                    <pic:cNvPicPr/>
+                  </pic:nvPicPr>
+                  <pic:blipFill>
+                    <a:blip r:embed="rId56"/>
+                    <a:stretch>
+                      <a:fillRect/>
+                    </a:stretch>
+                  </pic:blipFill>
+                  <pic:spPr>
+                    <a:xfrm>
+                      <a:off x="0" y="0"/>
+                      <a:ext cx="6319591" cy="4066794"/>
+                    </a:xfrm>
+                    <a:prstGeom prst="rect">
+                      <a:avLst/>
+                    </a:prstGeom>
+                  </pic:spPr>
+                </pic:pic>
+              </a:graphicData>
+            </a:graphic>
+          </wp:inline>
+        </w:drawing>
+      </w:r>
+    </w:p>
+    <w:p>
+      <w:pPr>
+        <w:pStyle w:val="ListParagraph"/>
+        <w:ind w:left="-270" w:firstLine="0"/>
+        <w:jc w:val="center"/>
+        <w:rPr>
+          <w:u w:val="single"/>
+          <w:lang w:val="sr-Latn-RS" w:bidi="he-IL"/>
+        </w:rPr>
+      </w:pPr>
+    </w:p>
+    <w:p>
+      <w:pPr>
+        <w:pStyle w:val="ListParagraph"/>
+        <w:ind w:left="-270" w:firstLine="270"/>
+        <w:rPr>
+          <w:u w:val="single"/>
+          <w:lang w:val="sr-Latn-RS" w:bidi="he-IL"/>
+        </w:rPr>
+      </w:pPr>
+      <w:r>
+        <w:rPr>
+          <w:u w:val="single"/>
+          <w:lang w:val="sr-Latn-RS" w:bidi="he-IL"/>
+        </w:rPr>
+        <w:t>Config.h</w:t>
+      </w:r>
+    </w:p>
+    <w:p>
+      <w:pPr>
+        <w:pStyle w:val="ListParagraph"/>
+        <w:ind w:left="-270" w:firstLine="270"/>
+        <w:rPr>
+          <w:u w:val="single"/>
+          <w:lang w:val="sr-Latn-RS" w:bidi="he-IL"/>
+        </w:rPr>
+      </w:pPr>
+    </w:p>
+    <w:p>
+      <w:pPr>
+        <w:pStyle w:val="ListParagraph"/>
+        <w:ind w:left="-270" w:firstLine="0"/>
+        <w:rPr>
+          <w:u w:val="single"/>
+          <w:lang w:val="sr-Latn-RS" w:bidi="he-IL"/>
+        </w:rPr>
+      </w:pPr>
+      <w:r>
+        <w:rPr>
+          <w:u w:val="single"/>
+        </w:rPr>
+        <w:drawing>
+          <wp:inline distT="0" distB="0" distL="0" distR="0" wp14:anchorId="46CA4693" wp14:editId="2697B14A">
+            <wp:extent cx="6290309" cy="3200400"/>
+            <wp:effectExtent l="0" t="0" r="0" b="0"/>
+            <wp:docPr id="51" name="Picture 51"/>
+            <wp:cNvGraphicFramePr>
+              <a:graphicFrameLocks xmlns:a="http://schemas.openxmlformats.org/drawingml/2006/main" noChangeAspect="1"/>
+            </wp:cNvGraphicFramePr>
+            <a:graphic xmlns:a="http://schemas.openxmlformats.org/drawingml/2006/main">
+              <a:graphicData uri="http://schemas.openxmlformats.org/drawingml/2006/picture">
+                <pic:pic xmlns:pic="http://schemas.openxmlformats.org/drawingml/2006/picture">
+                  <pic:nvPicPr>
+                    <pic:cNvPr id="1" name=""/>
+                    <pic:cNvPicPr/>
+                  </pic:nvPicPr>
+                  <pic:blipFill rotWithShape="1">
+                    <a:blip r:embed="rId57"/>
+                    <a:srcRect b="39089"/>
+                    <a:stretch/>
+                  </pic:blipFill>
+                  <pic:spPr bwMode="auto">
+                    <a:xfrm>
+                      <a:off x="0" y="0"/>
+                      <a:ext cx="6314466" cy="3212691"/>
+                    </a:xfrm>
+                    <a:prstGeom prst="rect">
+                      <a:avLst/>
+                    </a:prstGeom>
+                    <a:ln>
+                      <a:noFill/>
+                    </a:ln>
+                    <a:extLst>
+                      <a:ext uri="{53640926-AAD7-44D8-BBD7-CCE9431645EC}">
+                        <a14:shadowObscured xmlns:a14="http://schemas.microsoft.com/office/drawing/2010/main"/>
+                      </a:ext>
+                    </a:extLst>
+                  </pic:spPr>
+                </pic:pic>
+              </a:graphicData>
+            </a:graphic>
+          </wp:inline>
+        </w:drawing>
+      </w:r>
+    </w:p>
+    <w:p>
+      <w:pPr>
+        <w:pStyle w:val="ListParagraph"/>
+        <w:ind w:left="-270" w:firstLine="0"/>
+        <w:rPr>
+          <w:u w:val="single"/>
           <w:lang w:bidi="he-IL"/>
         </w:rPr>
       </w:pPr>
+      <w:r>
+        <w:rPr>
+          <w:u w:val="single"/>
+        </w:rPr>
+        <w:lastRenderedPageBreak/>
+        <w:drawing>
+          <wp:inline distT="0" distB="0" distL="0" distR="0" wp14:anchorId="530A46EB" wp14:editId="4C4F7A44">
+            <wp:extent cx="6291072" cy="1971907"/>
+            <wp:effectExtent l="0" t="0" r="0" b="9525"/>
+            <wp:docPr id="59" name="Picture 59"/>
+            <wp:cNvGraphicFramePr>
+              <a:graphicFrameLocks xmlns:a="http://schemas.openxmlformats.org/drawingml/2006/main" noChangeAspect="1"/>
+            </wp:cNvGraphicFramePr>
+            <a:graphic xmlns:a="http://schemas.openxmlformats.org/drawingml/2006/main">
+              <a:graphicData uri="http://schemas.openxmlformats.org/drawingml/2006/picture">
+                <pic:pic xmlns:pic="http://schemas.openxmlformats.org/drawingml/2006/picture">
+                  <pic:nvPicPr>
+                    <pic:cNvPr id="1" name=""/>
+                    <pic:cNvPicPr/>
+                  </pic:nvPicPr>
+                  <pic:blipFill rotWithShape="1">
+                    <a:blip r:embed="rId57"/>
+                    <a:srcRect t="60721"/>
+                    <a:stretch/>
+                  </pic:blipFill>
+                  <pic:spPr bwMode="auto">
+                    <a:xfrm>
+                      <a:off x="0" y="0"/>
+                      <a:ext cx="6291072" cy="1971907"/>
+                    </a:xfrm>
+                    <a:prstGeom prst="rect">
+                      <a:avLst/>
+                    </a:prstGeom>
+                    <a:ln>
+                      <a:noFill/>
+                    </a:ln>
+                    <a:extLst>
+                      <a:ext uri="{53640926-AAD7-44D8-BBD7-CCE9431645EC}">
+                        <a14:shadowObscured xmlns:a14="http://schemas.microsoft.com/office/drawing/2010/main"/>
+                      </a:ext>
+                    </a:extLst>
+                  </pic:spPr>
+                </pic:pic>
+              </a:graphicData>
+            </a:graphic>
+          </wp:inline>
+        </w:drawing>
+      </w:r>
+    </w:p>
+    <w:p>
+      <w:pPr>
+        <w:pStyle w:val="ListParagraph"/>
+        <w:ind w:left="-270" w:firstLine="0"/>
+        <w:jc w:val="left"/>
+        <w:rPr>
+          <w:u w:val="single"/>
+          <w:lang w:bidi="he-IL"/>
+        </w:rPr>
+      </w:pPr>
+    </w:p>
+    <w:p>
+      <w:pPr>
+        <w:pStyle w:val="ListParagraph"/>
+        <w:ind w:left="-270" w:firstLine="270"/>
+        <w:jc w:val="left"/>
+        <w:rPr>
+          <w:u w:val="single"/>
+          <w:lang w:bidi="he-IL"/>
+        </w:rPr>
+      </w:pPr>
+      <w:r>
+        <w:rPr>
+          <w:u w:val="single"/>
+          <w:lang w:val="sr-Latn-RS" w:bidi="he-IL"/>
+        </w:rPr>
+        <w:t>Channel.h</w:t>
+      </w:r>
+    </w:p>
+    <w:p>
+      <w:pPr>
+        <w:pStyle w:val="ListParagraph"/>
+        <w:ind w:left="-270" w:firstLine="0"/>
+        <w:jc w:val="left"/>
+        <w:rPr>
+          <w:u w:val="single"/>
+          <w:lang w:bidi="he-IL"/>
+        </w:rPr>
+      </w:pPr>
+      <w:r>
+        <w:rPr>
+          <w:u w:val="single"/>
+        </w:rPr>
+        <w:drawing>
+          <wp:inline distT="0" distB="0" distL="0" distR="0" wp14:anchorId="77EFE056" wp14:editId="7541F34A">
+            <wp:extent cx="6290945" cy="5962650"/>
+            <wp:effectExtent l="0" t="0" r="0" b="0"/>
+            <wp:docPr id="52" name="Picture 52"/>
+            <wp:cNvGraphicFramePr>
+              <a:graphicFrameLocks xmlns:a="http://schemas.openxmlformats.org/drawingml/2006/main" noChangeAspect="1"/>
+            </wp:cNvGraphicFramePr>
+            <a:graphic xmlns:a="http://schemas.openxmlformats.org/drawingml/2006/main">
+              <a:graphicData uri="http://schemas.openxmlformats.org/drawingml/2006/picture">
+                <pic:pic xmlns:pic="http://schemas.openxmlformats.org/drawingml/2006/picture">
+                  <pic:nvPicPr>
+                    <pic:cNvPr id="1" name=""/>
+                    <pic:cNvPicPr/>
+                  </pic:nvPicPr>
+                  <pic:blipFill>
+                    <a:blip r:embed="rId58"/>
+                    <a:stretch>
+                      <a:fillRect/>
+                    </a:stretch>
+                  </pic:blipFill>
+                  <pic:spPr>
+                    <a:xfrm>
+                      <a:off x="0" y="0"/>
+                      <a:ext cx="6291077" cy="5962775"/>
+                    </a:xfrm>
+                    <a:prstGeom prst="rect">
+                      <a:avLst/>
+                    </a:prstGeom>
+                  </pic:spPr>
+                </pic:pic>
+              </a:graphicData>
+            </a:graphic>
+          </wp:inline>
+        </w:drawing>
+      </w:r>
+    </w:p>
+    <w:p>
+      <w:pPr>
+        <w:pStyle w:val="ListParagraph"/>
+        <w:ind w:left="-270" w:firstLine="270"/>
+        <w:jc w:val="left"/>
+        <w:rPr>
+          <w:u w:val="single"/>
+          <w:lang w:bidi="he-IL"/>
+        </w:rPr>
+      </w:pPr>
+      <w:r>
+        <w:rPr>
+          <w:u w:val="single"/>
+          <w:lang w:bidi="he-IL"/>
+        </w:rPr>
+        <w:lastRenderedPageBreak/>
+        <w:t>Channel.cpp</w:t>
+      </w:r>
+    </w:p>
+    <w:p>
+      <w:pPr>
+        <w:pStyle w:val="ListParagraph"/>
+        <w:ind w:left="-270" w:firstLine="0"/>
+        <w:jc w:val="left"/>
+        <w:rPr>
+          <w:u w:val="single"/>
+          <w:lang w:bidi="he-IL"/>
+        </w:rPr>
+      </w:pPr>
+    </w:p>
+    <w:p>
+      <w:pPr>
+        <w:pStyle w:val="ListParagraph"/>
+        <w:ind w:left="-270" w:firstLine="0"/>
+        <w:jc w:val="left"/>
+        <w:rPr>
+          <w:u w:val="single"/>
+          <w:lang w:bidi="he-IL"/>
+        </w:rPr>
+      </w:pPr>
+      <w:r>
+        <w:rPr>
+          <w:u w:val="single"/>
+        </w:rPr>
+        <w:drawing>
+          <wp:inline distT="0" distB="0" distL="0" distR="0" wp14:anchorId="45B25D94" wp14:editId="008BBC36">
+            <wp:extent cx="6291072" cy="5997706"/>
+            <wp:effectExtent l="0" t="0" r="0" b="3175"/>
+            <wp:docPr id="60" name="Picture 60"/>
+            <wp:cNvGraphicFramePr>
+              <a:graphicFrameLocks xmlns:a="http://schemas.openxmlformats.org/drawingml/2006/main" noChangeAspect="1"/>
+            </wp:cNvGraphicFramePr>
+            <a:graphic xmlns:a="http://schemas.openxmlformats.org/drawingml/2006/main">
+              <a:graphicData uri="http://schemas.openxmlformats.org/drawingml/2006/picture">
+                <pic:pic xmlns:pic="http://schemas.openxmlformats.org/drawingml/2006/picture">
+                  <pic:nvPicPr>
+                    <pic:cNvPr id="1" name=""/>
+                    <pic:cNvPicPr/>
+                  </pic:nvPicPr>
+                  <pic:blipFill>
+                    <a:blip r:embed="rId59"/>
+                    <a:stretch>
+                      <a:fillRect/>
+                    </a:stretch>
+                  </pic:blipFill>
+                  <pic:spPr>
+                    <a:xfrm>
+                      <a:off x="0" y="0"/>
+                      <a:ext cx="6291072" cy="5997706"/>
+                    </a:xfrm>
+                    <a:prstGeom prst="rect">
+                      <a:avLst/>
+                    </a:prstGeom>
+                  </pic:spPr>
+                </pic:pic>
+              </a:graphicData>
+            </a:graphic>
+          </wp:inline>
+        </w:drawing>
+      </w:r>
+    </w:p>
+    <w:p>
+      <w:pPr>
+        <w:pStyle w:val="ListParagraph"/>
+        <w:ind w:left="-270" w:firstLine="0"/>
+        <w:jc w:val="left"/>
+        <w:rPr>
+          <w:u w:val="single"/>
+          <w:lang w:bidi="he-IL"/>
+        </w:rPr>
+      </w:pPr>
+      <w:r>
+        <w:rPr>
+          <w:u w:val="single"/>
+        </w:rPr>
+        <w:drawing>
+          <wp:inline distT="0" distB="0" distL="0" distR="0" wp14:anchorId="5A445002" wp14:editId="502C4455">
+            <wp:extent cx="6290310" cy="1295400"/>
+            <wp:effectExtent l="0" t="0" r="0" b="0"/>
+            <wp:docPr id="56" name="Picture 56"/>
+            <wp:cNvGraphicFramePr>
+              <a:graphicFrameLocks xmlns:a="http://schemas.openxmlformats.org/drawingml/2006/main" noChangeAspect="1"/>
+            </wp:cNvGraphicFramePr>
+            <a:graphic xmlns:a="http://schemas.openxmlformats.org/drawingml/2006/main">
+              <a:graphicData uri="http://schemas.openxmlformats.org/drawingml/2006/picture">
+                <pic:pic xmlns:pic="http://schemas.openxmlformats.org/drawingml/2006/picture">
+                  <pic:nvPicPr>
+                    <pic:cNvPr id="1" name=""/>
+                    <pic:cNvPicPr/>
+                  </pic:nvPicPr>
+                  <pic:blipFill rotWithShape="1">
+                    <a:blip r:embed="rId60"/>
+                    <a:srcRect b="65035"/>
+                    <a:stretch/>
+                  </pic:blipFill>
+                  <pic:spPr bwMode="auto">
+                    <a:xfrm>
+                      <a:off x="0" y="0"/>
+                      <a:ext cx="6298082" cy="1297001"/>
+                    </a:xfrm>
+                    <a:prstGeom prst="rect">
+                      <a:avLst/>
+                    </a:prstGeom>
+                    <a:ln>
+                      <a:noFill/>
+                    </a:ln>
+                    <a:extLst>
+                      <a:ext uri="{53640926-AAD7-44D8-BBD7-CCE9431645EC}">
+                        <a14:shadowObscured xmlns:a14="http://schemas.microsoft.com/office/drawing/2010/main"/>
+                      </a:ext>
+                    </a:extLst>
+                  </pic:spPr>
+                </pic:pic>
+              </a:graphicData>
+            </a:graphic>
+          </wp:inline>
+        </w:drawing>
+      </w:r>
+    </w:p>
+    <w:p>
+      <w:pPr>
+        <w:pStyle w:val="ListParagraph"/>
+        <w:ind w:left="-270" w:firstLine="0"/>
+        <w:jc w:val="left"/>
+        <w:rPr>
+          <w:u w:val="single"/>
+          <w:lang w:bidi="he-IL"/>
+        </w:rPr>
+      </w:pPr>
+      <w:r>
+        <w:rPr>
+          <w:u w:val="single"/>
+        </w:rPr>
+        <w:lastRenderedPageBreak/>
+        <w:drawing>
+          <wp:inline distT="0" distB="0" distL="0" distR="0" wp14:anchorId="52A80030" wp14:editId="121C079C">
+            <wp:extent cx="6290310" cy="2305050"/>
+            <wp:effectExtent l="0" t="0" r="0" b="0"/>
+            <wp:docPr id="61" name="Picture 61"/>
+            <wp:cNvGraphicFramePr>
+              <a:graphicFrameLocks xmlns:a="http://schemas.openxmlformats.org/drawingml/2006/main" noChangeAspect="1"/>
+            </wp:cNvGraphicFramePr>
+            <a:graphic xmlns:a="http://schemas.openxmlformats.org/drawingml/2006/main">
+              <a:graphicData uri="http://schemas.openxmlformats.org/drawingml/2006/picture">
+                <pic:pic xmlns:pic="http://schemas.openxmlformats.org/drawingml/2006/picture">
+                  <pic:nvPicPr>
+                    <pic:cNvPr id="1" name=""/>
+                    <pic:cNvPicPr/>
+                  </pic:nvPicPr>
+                  <pic:blipFill rotWithShape="1">
+                    <a:blip r:embed="rId60"/>
+                    <a:srcRect t="37789"/>
+                    <a:stretch/>
+                  </pic:blipFill>
+                  <pic:spPr bwMode="auto">
+                    <a:xfrm>
+                      <a:off x="0" y="0"/>
+                      <a:ext cx="6291072" cy="2305329"/>
+                    </a:xfrm>
+                    <a:prstGeom prst="rect">
+                      <a:avLst/>
+                    </a:prstGeom>
+                    <a:ln>
+                      <a:noFill/>
+                    </a:ln>
+                    <a:extLst>
+                      <a:ext uri="{53640926-AAD7-44D8-BBD7-CCE9431645EC}">
+                        <a14:shadowObscured xmlns:a14="http://schemas.microsoft.com/office/drawing/2010/main"/>
+                      </a:ext>
+                    </a:extLst>
+                  </pic:spPr>
+                </pic:pic>
+              </a:graphicData>
+            </a:graphic>
+          </wp:inline>
+        </w:drawing>
+      </w:r>
     </w:p>
     <w:sectPr>
-      <w:headerReference w:type="default" r:id="rId53"/>
-      <w:footerReference w:type="even" r:id="rId54"/>
-      <w:footerReference w:type="default" r:id="rId55"/>
+      <w:headerReference w:type="default" r:id="rId61"/>
+      <w:footerReference w:type="even" r:id="rId62"/>
+      <w:footerReference w:type="default" r:id="rId63"/>
       <w:pgSz w:w="11906" w:h="16838" w:code="9"/>
       <w:pgMar w:top="1883" w:right="1417" w:bottom="1417" w:left="1418" w:header="708" w:footer="708" w:gutter="0"/>
       <w:pgBorders w:display="firstPage" w:offsetFrom="page">
@@ -21953,7 +24845,7 @@
       <w:rPr>
         <w:rStyle w:val="PageNumber"/>
       </w:rPr>
-      <w:t>25</w:t>
+      <w:t>45</w:t>
     </w:r>
     <w:r>
       <w:rPr>
@@ -26031,7 +28923,6 @@
   <w:style w:type="character" w:default="1" w:styleId="DefaultParagraphFont">
     <w:name w:val="Default Paragraph Font"/>
     <w:uiPriority w:val="1"/>
-    <w:semiHidden/>
     <w:unhideWhenUsed/>
   </w:style>
   <w:style w:type="table" w:default="1" w:styleId="TableNormal">
@@ -26706,7 +29597,7 @@
 </file>
 
 <file path=customXml/itemProps1.xml><?xml version="1.0" encoding="utf-8"?>
-<ds:datastoreItem xmlns:ds="http://schemas.openxmlformats.org/officeDocument/2006/customXml" ds:itemID="{738B7896-E84C-44DE-9E06-A82E6CF2F704}">
+<ds:datastoreItem xmlns:ds="http://schemas.openxmlformats.org/officeDocument/2006/customXml" ds:itemID="{6A7B077C-3940-498C-8E50-237CE9CA894C}">
   <ds:schemaRefs>
     <ds:schemaRef ds:uri="http://schemas.openxmlformats.org/officeDocument/2006/bibliography"/>
   </ds:schemaRefs>
